--- a/output/报告/豆瓣电影Top200数据分析报告_GitHub展示版.docx
+++ b/output/报告/豆瓣电影Top200数据分析报告_GitHub展示版.docx
@@ -4,1358 +4,32 @@
   <w:body>
     <w:p>
       <w:pPr>
-        <w:spacing w:after="0"/>
-      </w:pPr>
-    </w:p>
-    <w:p>
-      <w:pPr>
-        <w:spacing w:after="0"/>
-      </w:pPr>
-    </w:p>
-    <w:p>
-      <w:pPr>
-        <w:spacing w:after="0"/>
-      </w:pPr>
-    </w:p>
-    <w:p>
-      <w:pPr>
-        <w:spacing w:after="0"/>
-      </w:pPr>
-    </w:p>
-    <w:p>
-      <w:pPr>
-        <w:spacing w:after="0"/>
-      </w:pPr>
-    </w:p>
-    <w:p>
-      <w:pPr>
-        <w:spacing w:after="0"/>
-      </w:pPr>
-    </w:p>
-    <w:p>
-      <w:pPr>
-        <w:spacing w:after="0"/>
-      </w:pPr>
-    </w:p>
-    <w:p>
-      <w:pPr>
-        <w:spacing w:after="400"/>
+        <w:spacing w:after="80"/>
         <w:jc w:val="center"/>
       </w:pPr>
       <w:r>
         <w:rPr>
-          <w:rFonts w:ascii="宋体" w:hAnsi="宋体" w:eastAsia="宋体"/>
+          <w:rFonts w:ascii="Calibri" w:hAnsi="Calibri" w:eastAsia="Microsoft YaHei"/>
           <w:b/>
-          <w:color w:val="2E74B5"/>
-          <w:sz w:val="26"/>
+          <w:color w:val="0B2545"/>
+          <w:sz w:val="48"/>
         </w:rPr>
-        <w:t>Python 数据分析课程期末作业</w:t>
+        <w:t>豆瓣电影 Top200 数据分析项目</w:t>
       </w:r>
     </w:p>
     <w:p>
       <w:pPr>
-        <w:spacing w:after="200"/>
+        <w:spacing w:after="320"/>
         <w:jc w:val="center"/>
       </w:pPr>
       <w:r>
         <w:rPr>
-          <w:rFonts w:ascii="宋体" w:hAnsi="宋体" w:eastAsia="宋体"/>
-          <w:b/>
-          <w:color w:val="1F4D78"/>
-          <w:sz w:val="48"/>
-        </w:rPr>
-        <w:t>豆瓣电影 Top200</w:t>
-        <w:br/>
-        <w:t>数据爬取、清洗、分析与可视化</w:t>
-      </w:r>
-    </w:p>
-    <w:p>
-      <w:pPr>
-        <w:spacing w:after="840"/>
-        <w:jc w:val="center"/>
-      </w:pPr>
-      <w:r>
-        <w:rPr>
-          <w:rFonts w:ascii="宋体" w:hAnsi="宋体" w:eastAsia="宋体"/>
-          <w:color w:val="555555"/>
+          <w:rFonts w:ascii="Calibri" w:hAnsi="Calibri" w:eastAsia="Microsoft YaHei"/>
+          <w:b w:val="0"/>
+          <w:color w:val="666666"/>
           <w:sz w:val="24"/>
         </w:rPr>
-        <w:t>基于 Python 的公开电影榜单数据探索性分析报告</w:t>
-      </w:r>
-    </w:p>
-    <w:p>
-      <w:pPr>
-        <w:spacing w:after="180"/>
-        <w:jc w:val="center"/>
-      </w:pPr>
-      <w:r>
-        <w:rPr>
-          <w:rFonts w:ascii="宋体" w:hAnsi="宋体" w:eastAsia="宋体"/>
-          <w:b/>
-          <w:sz w:val="24"/>
-        </w:rPr>
-        <w:t>课程名称：</w:t>
-      </w:r>
-      <w:r>
-        <w:rPr>
-          <w:rFonts w:ascii="宋体" w:hAnsi="宋体" w:eastAsia="宋体"/>
-          <w:sz w:val="24"/>
-        </w:rPr>
-        <w:t>大数据技术基础</w:t>
-      </w:r>
-    </w:p>
-    <w:p>
-      <w:pPr>
-        <w:spacing w:after="180"/>
-        <w:jc w:val="center"/>
-      </w:pPr>
-      <w:r>
-        <w:rPr>
-          <w:rFonts w:ascii="宋体" w:hAnsi="宋体" w:eastAsia="宋体"/>
-          <w:b/>
-          <w:sz w:val="24"/>
-        </w:rPr>
-        <w:t>学生姓名：</w:t>
-      </w:r>
-      <w:r>
-        <w:rPr>
-          <w:rFonts w:ascii="宋体" w:hAnsi="宋体" w:eastAsia="宋体"/>
-          <w:sz w:val="24"/>
-        </w:rPr>
-        <w:t>GitHub 展示版</w:t>
-      </w:r>
-    </w:p>
-    <w:p>
-      <w:pPr>
-        <w:spacing w:after="180"/>
-        <w:jc w:val="center"/>
-      </w:pPr>
-      <w:r>
-        <w:rPr>
-          <w:rFonts w:ascii="宋体" w:hAnsi="宋体" w:eastAsia="宋体"/>
-          <w:b/>
-          <w:sz w:val="24"/>
-        </w:rPr>
-        <w:t>学号：</w:t>
-      </w:r>
-      <w:r>
-        <w:rPr>
-          <w:rFonts w:ascii="宋体" w:hAnsi="宋体" w:eastAsia="宋体"/>
-          <w:sz w:val="24"/>
-        </w:rPr>
-        <w:t>不含个人信息</w:t>
-      </w:r>
-    </w:p>
-    <w:p>
-      <w:pPr>
-        <w:spacing w:after="180"/>
-        <w:jc w:val="center"/>
-      </w:pPr>
-      <w:r>
-        <w:rPr>
-          <w:rFonts w:ascii="宋体" w:hAnsi="宋体" w:eastAsia="宋体"/>
-          <w:b/>
-          <w:sz w:val="24"/>
-        </w:rPr>
-        <w:t>班级：</w:t>
-      </w:r>
-      <w:r>
-        <w:rPr>
-          <w:rFonts w:ascii="宋体" w:hAnsi="宋体" w:eastAsia="宋体"/>
-          <w:sz w:val="24"/>
-        </w:rPr>
-        <w:t>课程作业展示</w:t>
-      </w:r>
-    </w:p>
-    <w:p>
-      <w:pPr>
-        <w:spacing w:after="180"/>
-        <w:jc w:val="center"/>
-      </w:pPr>
-      <w:r>
-        <w:rPr>
-          <w:rFonts w:ascii="宋体" w:hAnsi="宋体" w:eastAsia="宋体"/>
-          <w:b/>
-          <w:sz w:val="24"/>
-        </w:rPr>
-        <w:t>完成日期：</w:t>
-      </w:r>
-      <w:r>
-        <w:rPr>
-          <w:rFonts w:ascii="宋体" w:hAnsi="宋体" w:eastAsia="宋体"/>
-          <w:sz w:val="24"/>
-        </w:rPr>
-        <w:t>2026 年 6 月</w:t>
-      </w:r>
-    </w:p>
-    <w:p>
-      <w:r>
-        <w:br w:type="page"/>
-      </w:r>
-    </w:p>
-    <w:p>
-      <w:pPr>
-        <w:pStyle w:val="Heading1"/>
-      </w:pPr>
-      <w:r>
-        <w:t>目录</w:t>
-      </w:r>
-    </w:p>
-    <w:p>
-      <w:pPr>
-        <w:spacing w:after="120"/>
-        <w:ind w:left="425"/>
-      </w:pPr>
-      <w:r>
-        <w:rPr>
-          <w:rFonts w:ascii="宋体" w:hAnsi="宋体" w:eastAsia="宋体"/>
-          <w:sz w:val="24"/>
-        </w:rPr>
-        <w:t>摘要与关键词</w:t>
-      </w:r>
-    </w:p>
-    <w:p>
-      <w:pPr>
-        <w:spacing w:after="120"/>
-        <w:ind w:left="425"/>
-      </w:pPr>
-      <w:r>
-        <w:rPr>
-          <w:rFonts w:ascii="宋体" w:hAnsi="宋体" w:eastAsia="宋体"/>
-          <w:sz w:val="24"/>
-        </w:rPr>
-        <w:t>1 研究背景与目标</w:t>
-      </w:r>
-    </w:p>
-    <w:p>
-      <w:pPr>
-        <w:spacing w:after="120"/>
-        <w:ind w:left="425"/>
-      </w:pPr>
-      <w:r>
-        <w:rPr>
-          <w:rFonts w:ascii="宋体" w:hAnsi="宋体" w:eastAsia="宋体"/>
-          <w:sz w:val="24"/>
-        </w:rPr>
-        <w:t>2 数据来源与爬取方法</w:t>
-      </w:r>
-    </w:p>
-    <w:p>
-      <w:pPr>
-        <w:spacing w:after="120"/>
-        <w:ind w:left="425"/>
-      </w:pPr>
-      <w:r>
-        <w:rPr>
-          <w:rFonts w:ascii="宋体" w:hAnsi="宋体" w:eastAsia="宋体"/>
-          <w:sz w:val="24"/>
-        </w:rPr>
-        <w:t>3 数据清洗与质量核验</w:t>
-      </w:r>
-    </w:p>
-    <w:p>
-      <w:pPr>
-        <w:spacing w:after="120"/>
-        <w:ind w:left="425"/>
-      </w:pPr>
-      <w:r>
-        <w:rPr>
-          <w:rFonts w:ascii="宋体" w:hAnsi="宋体" w:eastAsia="宋体"/>
-          <w:sz w:val="24"/>
-        </w:rPr>
-        <w:t>4 探索性分析与可视化</w:t>
-      </w:r>
-    </w:p>
-    <w:p>
-      <w:pPr>
-        <w:spacing w:after="120"/>
-        <w:ind w:left="425"/>
-      </w:pPr>
-      <w:r>
-        <w:rPr>
-          <w:rFonts w:ascii="宋体" w:hAnsi="宋体" w:eastAsia="宋体"/>
-          <w:sz w:val="24"/>
-        </w:rPr>
-        <w:t>5 结论</w:t>
-      </w:r>
-    </w:p>
-    <w:p>
-      <w:pPr>
-        <w:spacing w:after="120"/>
-        <w:ind w:left="425"/>
-      </w:pPr>
-      <w:r>
-        <w:rPr>
-          <w:rFonts w:ascii="宋体" w:hAnsi="宋体" w:eastAsia="宋体"/>
-          <w:sz w:val="24"/>
-        </w:rPr>
-        <w:t>6 局限性</w:t>
-      </w:r>
-    </w:p>
-    <w:p>
-      <w:pPr>
-        <w:spacing w:after="120"/>
-        <w:ind w:left="425"/>
-      </w:pPr>
-      <w:r>
-        <w:rPr>
-          <w:rFonts w:ascii="宋体" w:hAnsi="宋体" w:eastAsia="宋体"/>
-          <w:sz w:val="24"/>
-        </w:rPr>
-        <w:t>参考文献</w:t>
-      </w:r>
-    </w:p>
-    <w:p>
-      <w:pPr>
-        <w:spacing w:after="120"/>
-        <w:ind w:left="425"/>
-      </w:pPr>
-      <w:r>
-        <w:rPr>
-          <w:rFonts w:ascii="宋体" w:hAnsi="宋体" w:eastAsia="宋体"/>
-          <w:sz w:val="24"/>
-        </w:rPr>
-        <w:t>附录 A 核心 Python 代码</w:t>
-      </w:r>
-    </w:p>
-    <w:p>
-      <w:r>
-        <w:br w:type="page"/>
-      </w:r>
-    </w:p>
-    <w:p>
-      <w:pPr>
-        <w:pStyle w:val="Heading1"/>
-      </w:pPr>
-      <w:r>
-        <w:t>摘要</w:t>
-      </w:r>
-    </w:p>
-    <w:p>
-      <w:pPr>
-        <w:spacing w:line="319" w:lineRule="auto" w:after="160"/>
-        <w:ind w:firstLine="420"/>
-      </w:pPr>
-      <w:r>
-        <w:rPr>
-          <w:rFonts w:ascii="宋体" w:hAnsi="宋体" w:eastAsia="宋体"/>
-          <w:i w:val="0"/>
-          <w:sz w:val="24"/>
-        </w:rPr>
-        <w:t>本研究以豆瓣电影 Top250 公开列表页中的前 200 名为数据来源，使用 Python 完成分页数据采集、数据清洗、探索性分析和静态可视化。本次运行共获得 200 条原始记录，清洗后保留 200 条有效电影记录。样本平均评分为 9.01 分，中位数为 9.00 分，覆盖 1936 至 2023 年上映的作品。研究从类型、国家/地区、年代和用户评价规模等角度解释榜单构成，为理解高口碑电影的共同特征提供数据支持。</w:t>
-      </w:r>
-    </w:p>
-    <w:p>
-      <w:pPr>
-        <w:spacing w:after="200"/>
-      </w:pPr>
-      <w:r>
-        <w:rPr>
-          <w:rFonts w:ascii="宋体" w:hAnsi="宋体" w:eastAsia="宋体"/>
-          <w:b/>
-          <w:sz w:val="24"/>
-        </w:rPr>
-        <w:t>关键词：</w:t>
-      </w:r>
-      <w:r>
-        <w:rPr>
-          <w:rFonts w:ascii="宋体" w:hAnsi="宋体" w:eastAsia="宋体"/>
-          <w:sz w:val="24"/>
-        </w:rPr>
-        <w:t>Python；网络爬虫；数据清洗；探索性分析；数据可视化；电影数据</w:t>
-      </w:r>
-    </w:p>
-    <w:p>
-      <w:pPr>
-        <w:pStyle w:val="Heading1"/>
-      </w:pPr>
-      <w:r>
-        <w:t>1 研究背景与目标</w:t>
-      </w:r>
-    </w:p>
-    <w:p>
-      <w:pPr>
-        <w:spacing w:line="319" w:lineRule="auto" w:after="160"/>
-        <w:ind w:firstLine="420"/>
-      </w:pPr>
-      <w:r>
-        <w:rPr>
-          <w:rFonts w:ascii="宋体" w:hAnsi="宋体" w:eastAsia="宋体"/>
-          <w:i w:val="0"/>
-          <w:sz w:val="24"/>
-        </w:rPr>
-        <w:t>在线电影榜单同时包含作品属性、公众评分与评价人数等信息，是练习网络数据采集和探索性分析的合适场景。本作业以公开榜单页面为对象，避免登录、验证码绕过和高频访问，仅获取列表页中已公开展示的信息。</w:t>
-      </w:r>
-    </w:p>
-    <w:p>
-      <w:pPr>
-        <w:spacing w:line="319" w:lineRule="auto" w:after="160"/>
-        <w:ind w:firstLine="420"/>
-      </w:pPr>
-      <w:r>
-        <w:rPr>
-          <w:rFonts w:ascii="宋体" w:hAnsi="宋体" w:eastAsia="宋体"/>
-          <w:i w:val="0"/>
-          <w:sz w:val="24"/>
-        </w:rPr>
-        <w:t>研究目标包括：第一，构建可复跑的 Python 数据管道；第二，通过规范化清洗使多字段文本能够用于统计；第三，比较榜单中不同类型、国家/地区和年代作品的分布；第四，观察评分、评价人数与榜单排名之间的关系。</w:t>
-      </w:r>
-    </w:p>
-    <w:p>
-      <w:pPr>
-        <w:pStyle w:val="Heading1"/>
-      </w:pPr>
-      <w:r>
-        <w:t>2 数据来源与爬取方法</w:t>
-      </w:r>
-    </w:p>
-    <w:p>
-      <w:pPr>
-        <w:spacing w:line="319" w:lineRule="auto" w:after="160"/>
-        <w:ind w:firstLine="420"/>
-      </w:pPr>
-      <w:r>
-        <w:rPr>
-          <w:rFonts w:ascii="宋体" w:hAnsi="宋体" w:eastAsia="宋体"/>
-          <w:i w:val="0"/>
-          <w:sz w:val="24"/>
-        </w:rPr>
-        <w:t>数据来自豆瓣电影 Top250 公开列表页（https://movie.douban.com/top250），本研究取其中排名第 1 至 200 名的电影作为 Top200 样本。本次数据处理日期为 2026-06-27。程序依次访问 8 个分页，每页解析 25 条记录，采集排名、片名、原始片名、导演演员原始信息、上映年份、国家/地区、类型、评分、评价人数、短评和详情页链接。</w:t>
-      </w:r>
-    </w:p>
-    <w:p>
-      <w:pPr>
-        <w:spacing w:line="319" w:lineRule="auto" w:after="160"/>
-        <w:ind w:firstLine="420"/>
-      </w:pPr>
-      <w:r>
-        <w:rPr>
-          <w:rFonts w:ascii="宋体" w:hAnsi="宋体" w:eastAsia="宋体"/>
-          <w:i w:val="0"/>
-          <w:sz w:val="24"/>
-        </w:rPr>
-        <w:t>该样本是榜单前列作品构成的非随机高口碑样本，适合描述榜单内部特征，不用于代表全部电影市场。为控制访问压力，程序在页与页之间随机等待 1.2 至 2.0 秒，对单页请求最多重试 3 次，并把每次请求结果写入 JSONL 日志。原始 HTML 页面和原始 CSV 会被保留；使用 --skip-fetch 时，程序不访问网络，而是基于已保存页面重新解析前 200 名数据，并生成明确标注为“离线复核”的 Top200 日志。全流程仅用于课程学习，未登录、未绕过验证码或访问限制。</w:t>
-      </w:r>
-    </w:p>
-    <w:p>
-      <w:pPr>
-        <w:pStyle w:val="Heading1"/>
-      </w:pPr>
-      <w:r>
-        <w:t>3 数据清洗与质量核验</w:t>
-      </w:r>
-    </w:p>
-    <w:p>
-      <w:pPr>
-        <w:spacing w:line="319" w:lineRule="auto" w:after="160"/>
-        <w:ind w:firstLine="420"/>
-      </w:pPr>
-      <w:r>
-        <w:rPr>
-          <w:rFonts w:ascii="宋体" w:hAnsi="宋体" w:eastAsia="宋体"/>
-          <w:i w:val="0"/>
-          <w:sz w:val="24"/>
-        </w:rPr>
-        <w:t>清洗阶段首先将空白与缺失值统一为空字符串，避免将缺失原始片名错误保存为字符串“nan”；随后把排名、年份、评分和评价人数转换为数值类型，并验证评分范围、评价人数非负、排名唯一和年份合理性。导演和演员信息字段（people_info）保留列表页摘要原文，部分记录会以省略号截断；该字段仅用于原始信息追溯，不参与本报告的统计分析或可视化。对于国家/地区与类型等多值字段，主表保留原始组合文本，分析时另外拆分为一对多表，避免改变电影主表的记录粒度。</w:t>
-      </w:r>
-    </w:p>
-    <w:p>
-      <w:pPr>
-        <w:pStyle w:val="Heading2"/>
-      </w:pPr>
-      <w:r>
-        <w:t>3.1 原始数据样例</w:t>
-      </w:r>
-    </w:p>
-    <w:p>
-      <w:pPr>
-        <w:spacing w:line="319" w:lineRule="auto" w:after="160"/>
-      </w:pPr>
-      <w:r>
-        <w:rPr>
-          <w:rFonts w:ascii="宋体" w:hAnsi="宋体" w:eastAsia="宋体"/>
-          <w:i w:val="0"/>
-          <w:sz w:val="24"/>
-        </w:rPr>
-        <w:t>表 1 展示本次输入数据的前 5 条记录及主要字段；其中“—”表示网页中未提供原始片名，而不是字符串 nan。</w:t>
-      </w:r>
-    </w:p>
-    <w:tbl>
-      <w:tblPr>
-        <w:tblStyle w:val="TableGrid"/>
-        <w:tblW w:type="dxa" w:w="9504"/>
-        <w:tblLayout w:type="fixed"/>
-        <w:tblLook w:firstColumn="1" w:firstRow="1" w:lastColumn="0" w:lastRow="0" w:noHBand="0" w:noVBand="1" w:val="04A0"/>
-        <w:tblInd w:w="120" w:type="dxa"/>
-      </w:tblPr>
-      <w:tblGrid>
-        <w:gridCol w:w="1008"/>
-        <w:gridCol w:w="1728"/>
-        <w:gridCol w:w="2376"/>
-        <w:gridCol w:w="864"/>
-        <w:gridCol w:w="2376"/>
-        <w:gridCol w:w="1152"/>
-      </w:tblGrid>
-      <w:tr>
-        <w:tc>
-          <w:tcPr>
-            <w:tcW w:type="dxa" w:w="1008"/>
-            <w:tcMar>
-              <w:top w:w="80" w:type="dxa"/>
-              <w:start w:w="120" w:type="dxa"/>
-              <w:bottom w:w="80" w:type="dxa"/>
-              <w:end w:w="120" w:type="dxa"/>
-            </w:tcMar>
-            <w:shd w:fill="E8EEF5"/>
-          </w:tcPr>
-          <w:p>
-            <w:r>
-              <w:rPr>
-                <w:rFonts w:ascii="宋体" w:hAnsi="宋体" w:eastAsia="宋体"/>
-                <w:b/>
-                <w:color w:val="1F4D78"/>
-                <w:sz w:val="26"/>
-              </w:rPr>
-              <w:t>排名</w:t>
-            </w:r>
-          </w:p>
-        </w:tc>
-        <w:tc>
-          <w:tcPr>
-            <w:tcW w:type="dxa" w:w="1728"/>
-            <w:tcMar>
-              <w:top w:w="80" w:type="dxa"/>
-              <w:start w:w="120" w:type="dxa"/>
-              <w:bottom w:w="80" w:type="dxa"/>
-              <w:end w:w="120" w:type="dxa"/>
-            </w:tcMar>
-            <w:shd w:fill="E8EEF5"/>
-          </w:tcPr>
-          <w:p>
-            <w:r>
-              <w:rPr>
-                <w:rFonts w:ascii="宋体" w:hAnsi="宋体" w:eastAsia="宋体"/>
-                <w:b/>
-                <w:color w:val="1F4D78"/>
-                <w:sz w:val="26"/>
-              </w:rPr>
-              <w:t>中文片名</w:t>
-            </w:r>
-          </w:p>
-        </w:tc>
-        <w:tc>
-          <w:tcPr>
-            <w:tcW w:type="dxa" w:w="2376"/>
-            <w:tcMar>
-              <w:top w:w="80" w:type="dxa"/>
-              <w:start w:w="120" w:type="dxa"/>
-              <w:bottom w:w="80" w:type="dxa"/>
-              <w:end w:w="120" w:type="dxa"/>
-            </w:tcMar>
-            <w:shd w:fill="E8EEF5"/>
-          </w:tcPr>
-          <w:p>
-            <w:r>
-              <w:rPr>
-                <w:rFonts w:ascii="宋体" w:hAnsi="宋体" w:eastAsia="宋体"/>
-                <w:b/>
-                <w:color w:val="1F4D78"/>
-                <w:sz w:val="26"/>
-              </w:rPr>
-              <w:t>原始片名</w:t>
-            </w:r>
-          </w:p>
-        </w:tc>
-        <w:tc>
-          <w:tcPr>
-            <w:tcW w:type="dxa" w:w="864"/>
-            <w:tcMar>
-              <w:top w:w="80" w:type="dxa"/>
-              <w:start w:w="120" w:type="dxa"/>
-              <w:bottom w:w="80" w:type="dxa"/>
-              <w:end w:w="120" w:type="dxa"/>
-            </w:tcMar>
-            <w:shd w:fill="E8EEF5"/>
-          </w:tcPr>
-          <w:p>
-            <w:r>
-              <w:rPr>
-                <w:rFonts w:ascii="宋体" w:hAnsi="宋体" w:eastAsia="宋体"/>
-                <w:b/>
-                <w:color w:val="1F4D78"/>
-                <w:sz w:val="26"/>
-              </w:rPr>
-              <w:t>年份</w:t>
-            </w:r>
-          </w:p>
-        </w:tc>
-        <w:tc>
-          <w:tcPr>
-            <w:tcW w:type="dxa" w:w="2376"/>
-            <w:tcMar>
-              <w:top w:w="80" w:type="dxa"/>
-              <w:start w:w="120" w:type="dxa"/>
-              <w:bottom w:w="80" w:type="dxa"/>
-              <w:end w:w="120" w:type="dxa"/>
-            </w:tcMar>
-            <w:shd w:fill="E8EEF5"/>
-          </w:tcPr>
-          <w:p>
-            <w:r>
-              <w:rPr>
-                <w:rFonts w:ascii="宋体" w:hAnsi="宋体" w:eastAsia="宋体"/>
-                <w:b/>
-                <w:color w:val="1F4D78"/>
-                <w:sz w:val="26"/>
-              </w:rPr>
-              <w:t>国家/地区</w:t>
-            </w:r>
-          </w:p>
-        </w:tc>
-        <w:tc>
-          <w:tcPr>
-            <w:tcW w:type="dxa" w:w="1152"/>
-            <w:tcMar>
-              <w:top w:w="80" w:type="dxa"/>
-              <w:start w:w="120" w:type="dxa"/>
-              <w:bottom w:w="80" w:type="dxa"/>
-              <w:end w:w="120" w:type="dxa"/>
-            </w:tcMar>
-            <w:shd w:fill="E8EEF5"/>
-          </w:tcPr>
-          <w:p>
-            <w:r>
-              <w:rPr>
-                <w:rFonts w:ascii="宋体" w:hAnsi="宋体" w:eastAsia="宋体"/>
-                <w:b/>
-                <w:color w:val="1F4D78"/>
-                <w:sz w:val="26"/>
-              </w:rPr>
-              <w:t>评分</w:t>
-            </w:r>
-          </w:p>
-        </w:tc>
-      </w:tr>
-      <w:tr>
-        <w:tc>
-          <w:tcPr>
-            <w:tcW w:type="dxa" w:w="1008"/>
-            <w:tcMar>
-              <w:top w:w="80" w:type="dxa"/>
-              <w:start w:w="120" w:type="dxa"/>
-              <w:bottom w:w="80" w:type="dxa"/>
-              <w:end w:w="120" w:type="dxa"/>
-            </w:tcMar>
-          </w:tcPr>
-          <w:p>
-            <w:pPr>
-              <w:spacing w:after="0" w:line="276" w:lineRule="auto"/>
-            </w:pPr>
-            <w:r>
-              <w:rPr>
-                <w:rFonts w:ascii="宋体" w:hAnsi="宋体" w:eastAsia="宋体"/>
-                <w:sz w:val="25"/>
-              </w:rPr>
-              <w:t>1</w:t>
-            </w:r>
-          </w:p>
-        </w:tc>
-        <w:tc>
-          <w:tcPr>
-            <w:tcW w:type="dxa" w:w="1728"/>
-            <w:tcMar>
-              <w:top w:w="80" w:type="dxa"/>
-              <w:start w:w="120" w:type="dxa"/>
-              <w:bottom w:w="80" w:type="dxa"/>
-              <w:end w:w="120" w:type="dxa"/>
-            </w:tcMar>
-          </w:tcPr>
-          <w:p>
-            <w:pPr>
-              <w:spacing w:after="0" w:line="276" w:lineRule="auto"/>
-            </w:pPr>
-            <w:r>
-              <w:rPr>
-                <w:rFonts w:ascii="宋体" w:hAnsi="宋体" w:eastAsia="宋体"/>
-                <w:sz w:val="25"/>
-              </w:rPr>
-              <w:t>肖申克的救赎</w:t>
-            </w:r>
-          </w:p>
-        </w:tc>
-        <w:tc>
-          <w:tcPr>
-            <w:tcW w:type="dxa" w:w="2376"/>
-            <w:tcMar>
-              <w:top w:w="80" w:type="dxa"/>
-              <w:start w:w="120" w:type="dxa"/>
-              <w:bottom w:w="80" w:type="dxa"/>
-              <w:end w:w="120" w:type="dxa"/>
-            </w:tcMar>
-          </w:tcPr>
-          <w:p>
-            <w:pPr>
-              <w:spacing w:after="0" w:line="276" w:lineRule="auto"/>
-            </w:pPr>
-            <w:r>
-              <w:rPr>
-                <w:rFonts w:ascii="宋体" w:hAnsi="宋体" w:eastAsia="宋体"/>
-                <w:sz w:val="25"/>
-              </w:rPr>
-              <w:t>The Shawshank Redemption</w:t>
-            </w:r>
-          </w:p>
-        </w:tc>
-        <w:tc>
-          <w:tcPr>
-            <w:tcW w:type="dxa" w:w="864"/>
-            <w:tcMar>
-              <w:top w:w="80" w:type="dxa"/>
-              <w:start w:w="120" w:type="dxa"/>
-              <w:bottom w:w="80" w:type="dxa"/>
-              <w:end w:w="120" w:type="dxa"/>
-            </w:tcMar>
-          </w:tcPr>
-          <w:p>
-            <w:pPr>
-              <w:spacing w:after="0" w:line="276" w:lineRule="auto"/>
-            </w:pPr>
-            <w:r>
-              <w:rPr>
-                <w:rFonts w:ascii="宋体" w:hAnsi="宋体" w:eastAsia="宋体"/>
-                <w:sz w:val="25"/>
-              </w:rPr>
-              <w:t>1994</w:t>
-            </w:r>
-          </w:p>
-        </w:tc>
-        <w:tc>
-          <w:tcPr>
-            <w:tcW w:type="dxa" w:w="2376"/>
-            <w:tcMar>
-              <w:top w:w="80" w:type="dxa"/>
-              <w:start w:w="120" w:type="dxa"/>
-              <w:bottom w:w="80" w:type="dxa"/>
-              <w:end w:w="120" w:type="dxa"/>
-            </w:tcMar>
-          </w:tcPr>
-          <w:p>
-            <w:pPr>
-              <w:spacing w:after="0" w:line="276" w:lineRule="auto"/>
-            </w:pPr>
-            <w:r>
-              <w:rPr>
-                <w:rFonts w:ascii="宋体" w:hAnsi="宋体" w:eastAsia="宋体"/>
-                <w:sz w:val="25"/>
-              </w:rPr>
-              <w:t>美国</w:t>
-            </w:r>
-          </w:p>
-        </w:tc>
-        <w:tc>
-          <w:tcPr>
-            <w:tcW w:type="dxa" w:w="1152"/>
-            <w:tcMar>
-              <w:top w:w="80" w:type="dxa"/>
-              <w:start w:w="120" w:type="dxa"/>
-              <w:bottom w:w="80" w:type="dxa"/>
-              <w:end w:w="120" w:type="dxa"/>
-            </w:tcMar>
-          </w:tcPr>
-          <w:p>
-            <w:pPr>
-              <w:spacing w:after="0" w:line="276" w:lineRule="auto"/>
-            </w:pPr>
-            <w:r>
-              <w:rPr>
-                <w:rFonts w:ascii="宋体" w:hAnsi="宋体" w:eastAsia="宋体"/>
-                <w:sz w:val="25"/>
-              </w:rPr>
-              <w:t>9.7</w:t>
-            </w:r>
-          </w:p>
-        </w:tc>
-      </w:tr>
-      <w:tr>
-        <w:tc>
-          <w:tcPr>
-            <w:tcW w:type="dxa" w:w="1008"/>
-            <w:tcMar>
-              <w:top w:w="80" w:type="dxa"/>
-              <w:start w:w="120" w:type="dxa"/>
-              <w:bottom w:w="80" w:type="dxa"/>
-              <w:end w:w="120" w:type="dxa"/>
-            </w:tcMar>
-          </w:tcPr>
-          <w:p>
-            <w:pPr>
-              <w:spacing w:after="0" w:line="276" w:lineRule="auto"/>
-            </w:pPr>
-            <w:r>
-              <w:rPr>
-                <w:rFonts w:ascii="宋体" w:hAnsi="宋体" w:eastAsia="宋体"/>
-                <w:sz w:val="25"/>
-              </w:rPr>
-              <w:t>2</w:t>
-            </w:r>
-          </w:p>
-        </w:tc>
-        <w:tc>
-          <w:tcPr>
-            <w:tcW w:type="dxa" w:w="1728"/>
-            <w:tcMar>
-              <w:top w:w="80" w:type="dxa"/>
-              <w:start w:w="120" w:type="dxa"/>
-              <w:bottom w:w="80" w:type="dxa"/>
-              <w:end w:w="120" w:type="dxa"/>
-            </w:tcMar>
-          </w:tcPr>
-          <w:p>
-            <w:pPr>
-              <w:spacing w:after="0" w:line="276" w:lineRule="auto"/>
-            </w:pPr>
-            <w:r>
-              <w:rPr>
-                <w:rFonts w:ascii="宋体" w:hAnsi="宋体" w:eastAsia="宋体"/>
-                <w:sz w:val="25"/>
-              </w:rPr>
-              <w:t>霸王别姬</w:t>
-            </w:r>
-          </w:p>
-        </w:tc>
-        <w:tc>
-          <w:tcPr>
-            <w:tcW w:type="dxa" w:w="2376"/>
-            <w:tcMar>
-              <w:top w:w="80" w:type="dxa"/>
-              <w:start w:w="120" w:type="dxa"/>
-              <w:bottom w:w="80" w:type="dxa"/>
-              <w:end w:w="120" w:type="dxa"/>
-            </w:tcMar>
-          </w:tcPr>
-          <w:p>
-            <w:pPr>
-              <w:spacing w:after="0" w:line="276" w:lineRule="auto"/>
-            </w:pPr>
-            <w:r>
-              <w:rPr>
-                <w:rFonts w:ascii="宋体" w:hAnsi="宋体" w:eastAsia="宋体"/>
-                <w:sz w:val="25"/>
-              </w:rPr>
-              <w:t>—</w:t>
-            </w:r>
-          </w:p>
-        </w:tc>
-        <w:tc>
-          <w:tcPr>
-            <w:tcW w:type="dxa" w:w="864"/>
-            <w:tcMar>
-              <w:top w:w="80" w:type="dxa"/>
-              <w:start w:w="120" w:type="dxa"/>
-              <w:bottom w:w="80" w:type="dxa"/>
-              <w:end w:w="120" w:type="dxa"/>
-            </w:tcMar>
-          </w:tcPr>
-          <w:p>
-            <w:pPr>
-              <w:spacing w:after="0" w:line="276" w:lineRule="auto"/>
-            </w:pPr>
-            <w:r>
-              <w:rPr>
-                <w:rFonts w:ascii="宋体" w:hAnsi="宋体" w:eastAsia="宋体"/>
-                <w:sz w:val="25"/>
-              </w:rPr>
-              <w:t>1993</w:t>
-            </w:r>
-          </w:p>
-        </w:tc>
-        <w:tc>
-          <w:tcPr>
-            <w:tcW w:type="dxa" w:w="2376"/>
-            <w:tcMar>
-              <w:top w:w="80" w:type="dxa"/>
-              <w:start w:w="120" w:type="dxa"/>
-              <w:bottom w:w="80" w:type="dxa"/>
-              <w:end w:w="120" w:type="dxa"/>
-            </w:tcMar>
-          </w:tcPr>
-          <w:p>
-            <w:pPr>
-              <w:spacing w:after="0" w:line="276" w:lineRule="auto"/>
-            </w:pPr>
-            <w:r>
-              <w:rPr>
-                <w:rFonts w:ascii="宋体" w:hAnsi="宋体" w:eastAsia="宋体"/>
-                <w:sz w:val="25"/>
-              </w:rPr>
-              <w:t>中国大陆 / 中国香港</w:t>
-            </w:r>
-          </w:p>
-        </w:tc>
-        <w:tc>
-          <w:tcPr>
-            <w:tcW w:type="dxa" w:w="1152"/>
-            <w:tcMar>
-              <w:top w:w="80" w:type="dxa"/>
-              <w:start w:w="120" w:type="dxa"/>
-              <w:bottom w:w="80" w:type="dxa"/>
-              <w:end w:w="120" w:type="dxa"/>
-            </w:tcMar>
-          </w:tcPr>
-          <w:p>
-            <w:pPr>
-              <w:spacing w:after="0" w:line="276" w:lineRule="auto"/>
-            </w:pPr>
-            <w:r>
-              <w:rPr>
-                <w:rFonts w:ascii="宋体" w:hAnsi="宋体" w:eastAsia="宋体"/>
-                <w:sz w:val="25"/>
-              </w:rPr>
-              <w:t>9.6</w:t>
-            </w:r>
-          </w:p>
-        </w:tc>
-      </w:tr>
-      <w:tr>
-        <w:tc>
-          <w:tcPr>
-            <w:tcW w:type="dxa" w:w="1008"/>
-            <w:tcMar>
-              <w:top w:w="80" w:type="dxa"/>
-              <w:start w:w="120" w:type="dxa"/>
-              <w:bottom w:w="80" w:type="dxa"/>
-              <w:end w:w="120" w:type="dxa"/>
-            </w:tcMar>
-          </w:tcPr>
-          <w:p>
-            <w:pPr>
-              <w:spacing w:after="0" w:line="276" w:lineRule="auto"/>
-            </w:pPr>
-            <w:r>
-              <w:rPr>
-                <w:rFonts w:ascii="宋体" w:hAnsi="宋体" w:eastAsia="宋体"/>
-                <w:sz w:val="25"/>
-              </w:rPr>
-              <w:t>3</w:t>
-            </w:r>
-          </w:p>
-        </w:tc>
-        <w:tc>
-          <w:tcPr>
-            <w:tcW w:type="dxa" w:w="1728"/>
-            <w:tcMar>
-              <w:top w:w="80" w:type="dxa"/>
-              <w:start w:w="120" w:type="dxa"/>
-              <w:bottom w:w="80" w:type="dxa"/>
-              <w:end w:w="120" w:type="dxa"/>
-            </w:tcMar>
-          </w:tcPr>
-          <w:p>
-            <w:pPr>
-              <w:spacing w:after="0" w:line="276" w:lineRule="auto"/>
-            </w:pPr>
-            <w:r>
-              <w:rPr>
-                <w:rFonts w:ascii="宋体" w:hAnsi="宋体" w:eastAsia="宋体"/>
-                <w:sz w:val="25"/>
-              </w:rPr>
-              <w:t>泰坦尼克号</w:t>
-            </w:r>
-          </w:p>
-        </w:tc>
-        <w:tc>
-          <w:tcPr>
-            <w:tcW w:type="dxa" w:w="2376"/>
-            <w:tcMar>
-              <w:top w:w="80" w:type="dxa"/>
-              <w:start w:w="120" w:type="dxa"/>
-              <w:bottom w:w="80" w:type="dxa"/>
-              <w:end w:w="120" w:type="dxa"/>
-            </w:tcMar>
-          </w:tcPr>
-          <w:p>
-            <w:pPr>
-              <w:spacing w:after="0" w:line="276" w:lineRule="auto"/>
-            </w:pPr>
-            <w:r>
-              <w:rPr>
-                <w:rFonts w:ascii="宋体" w:hAnsi="宋体" w:eastAsia="宋体"/>
-                <w:sz w:val="25"/>
-              </w:rPr>
-              <w:t>Titanic</w:t>
-            </w:r>
-          </w:p>
-        </w:tc>
-        <w:tc>
-          <w:tcPr>
-            <w:tcW w:type="dxa" w:w="864"/>
-            <w:tcMar>
-              <w:top w:w="80" w:type="dxa"/>
-              <w:start w:w="120" w:type="dxa"/>
-              <w:bottom w:w="80" w:type="dxa"/>
-              <w:end w:w="120" w:type="dxa"/>
-            </w:tcMar>
-          </w:tcPr>
-          <w:p>
-            <w:pPr>
-              <w:spacing w:after="0" w:line="276" w:lineRule="auto"/>
-            </w:pPr>
-            <w:r>
-              <w:rPr>
-                <w:rFonts w:ascii="宋体" w:hAnsi="宋体" w:eastAsia="宋体"/>
-                <w:sz w:val="25"/>
-              </w:rPr>
-              <w:t>1997</w:t>
-            </w:r>
-          </w:p>
-        </w:tc>
-        <w:tc>
-          <w:tcPr>
-            <w:tcW w:type="dxa" w:w="2376"/>
-            <w:tcMar>
-              <w:top w:w="80" w:type="dxa"/>
-              <w:start w:w="120" w:type="dxa"/>
-              <w:bottom w:w="80" w:type="dxa"/>
-              <w:end w:w="120" w:type="dxa"/>
-            </w:tcMar>
-          </w:tcPr>
-          <w:p>
-            <w:pPr>
-              <w:spacing w:after="0" w:line="276" w:lineRule="auto"/>
-            </w:pPr>
-            <w:r>
-              <w:rPr>
-                <w:rFonts w:ascii="宋体" w:hAnsi="宋体" w:eastAsia="宋体"/>
-                <w:sz w:val="25"/>
-              </w:rPr>
-              <w:t>美国</w:t>
-            </w:r>
-          </w:p>
-        </w:tc>
-        <w:tc>
-          <w:tcPr>
-            <w:tcW w:type="dxa" w:w="1152"/>
-            <w:tcMar>
-              <w:top w:w="80" w:type="dxa"/>
-              <w:start w:w="120" w:type="dxa"/>
-              <w:bottom w:w="80" w:type="dxa"/>
-              <w:end w:w="120" w:type="dxa"/>
-            </w:tcMar>
-          </w:tcPr>
-          <w:p>
-            <w:pPr>
-              <w:spacing w:after="0" w:line="276" w:lineRule="auto"/>
-            </w:pPr>
-            <w:r>
-              <w:rPr>
-                <w:rFonts w:ascii="宋体" w:hAnsi="宋体" w:eastAsia="宋体"/>
-                <w:sz w:val="25"/>
-              </w:rPr>
-              <w:t>9.5</w:t>
-            </w:r>
-          </w:p>
-        </w:tc>
-      </w:tr>
-      <w:tr>
-        <w:tc>
-          <w:tcPr>
-            <w:tcW w:type="dxa" w:w="1008"/>
-            <w:tcMar>
-              <w:top w:w="80" w:type="dxa"/>
-              <w:start w:w="120" w:type="dxa"/>
-              <w:bottom w:w="80" w:type="dxa"/>
-              <w:end w:w="120" w:type="dxa"/>
-            </w:tcMar>
-          </w:tcPr>
-          <w:p>
-            <w:pPr>
-              <w:spacing w:after="0" w:line="276" w:lineRule="auto"/>
-            </w:pPr>
-            <w:r>
-              <w:rPr>
-                <w:rFonts w:ascii="宋体" w:hAnsi="宋体" w:eastAsia="宋体"/>
-                <w:sz w:val="25"/>
-              </w:rPr>
-              <w:t>4</w:t>
-            </w:r>
-          </w:p>
-        </w:tc>
-        <w:tc>
-          <w:tcPr>
-            <w:tcW w:type="dxa" w:w="1728"/>
-            <w:tcMar>
-              <w:top w:w="80" w:type="dxa"/>
-              <w:start w:w="120" w:type="dxa"/>
-              <w:bottom w:w="80" w:type="dxa"/>
-              <w:end w:w="120" w:type="dxa"/>
-            </w:tcMar>
-          </w:tcPr>
-          <w:p>
-            <w:pPr>
-              <w:spacing w:after="0" w:line="276" w:lineRule="auto"/>
-            </w:pPr>
-            <w:r>
-              <w:rPr>
-                <w:rFonts w:ascii="宋体" w:hAnsi="宋体" w:eastAsia="宋体"/>
-                <w:sz w:val="25"/>
-              </w:rPr>
-              <w:t>阿甘正传</w:t>
-            </w:r>
-          </w:p>
-        </w:tc>
-        <w:tc>
-          <w:tcPr>
-            <w:tcW w:type="dxa" w:w="2376"/>
-            <w:tcMar>
-              <w:top w:w="80" w:type="dxa"/>
-              <w:start w:w="120" w:type="dxa"/>
-              <w:bottom w:w="80" w:type="dxa"/>
-              <w:end w:w="120" w:type="dxa"/>
-            </w:tcMar>
-          </w:tcPr>
-          <w:p>
-            <w:pPr>
-              <w:spacing w:after="0" w:line="276" w:lineRule="auto"/>
-            </w:pPr>
-            <w:r>
-              <w:rPr>
-                <w:rFonts w:ascii="宋体" w:hAnsi="宋体" w:eastAsia="宋体"/>
-                <w:sz w:val="25"/>
-              </w:rPr>
-              <w:t>Forrest Gump</w:t>
-            </w:r>
-          </w:p>
-        </w:tc>
-        <w:tc>
-          <w:tcPr>
-            <w:tcW w:type="dxa" w:w="864"/>
-            <w:tcMar>
-              <w:top w:w="80" w:type="dxa"/>
-              <w:start w:w="120" w:type="dxa"/>
-              <w:bottom w:w="80" w:type="dxa"/>
-              <w:end w:w="120" w:type="dxa"/>
-            </w:tcMar>
-          </w:tcPr>
-          <w:p>
-            <w:pPr>
-              <w:spacing w:after="0" w:line="276" w:lineRule="auto"/>
-            </w:pPr>
-            <w:r>
-              <w:rPr>
-                <w:rFonts w:ascii="宋体" w:hAnsi="宋体" w:eastAsia="宋体"/>
-                <w:sz w:val="25"/>
-              </w:rPr>
-              <w:t>1994</w:t>
-            </w:r>
-          </w:p>
-        </w:tc>
-        <w:tc>
-          <w:tcPr>
-            <w:tcW w:type="dxa" w:w="2376"/>
-            <w:tcMar>
-              <w:top w:w="80" w:type="dxa"/>
-              <w:start w:w="120" w:type="dxa"/>
-              <w:bottom w:w="80" w:type="dxa"/>
-              <w:end w:w="120" w:type="dxa"/>
-            </w:tcMar>
-          </w:tcPr>
-          <w:p>
-            <w:pPr>
-              <w:spacing w:after="0" w:line="276" w:lineRule="auto"/>
-            </w:pPr>
-            <w:r>
-              <w:rPr>
-                <w:rFonts w:ascii="宋体" w:hAnsi="宋体" w:eastAsia="宋体"/>
-                <w:sz w:val="25"/>
-              </w:rPr>
-              <w:t>美国</w:t>
-            </w:r>
-          </w:p>
-        </w:tc>
-        <w:tc>
-          <w:tcPr>
-            <w:tcW w:type="dxa" w:w="1152"/>
-            <w:tcMar>
-              <w:top w:w="80" w:type="dxa"/>
-              <w:start w:w="120" w:type="dxa"/>
-              <w:bottom w:w="80" w:type="dxa"/>
-              <w:end w:w="120" w:type="dxa"/>
-            </w:tcMar>
-          </w:tcPr>
-          <w:p>
-            <w:pPr>
-              <w:spacing w:after="0" w:line="276" w:lineRule="auto"/>
-            </w:pPr>
-            <w:r>
-              <w:rPr>
-                <w:rFonts w:ascii="宋体" w:hAnsi="宋体" w:eastAsia="宋体"/>
-                <w:sz w:val="25"/>
-              </w:rPr>
-              <w:t>9.5</w:t>
-            </w:r>
-          </w:p>
-        </w:tc>
-      </w:tr>
-      <w:tr>
-        <w:tc>
-          <w:tcPr>
-            <w:tcW w:type="dxa" w:w="1008"/>
-            <w:tcMar>
-              <w:top w:w="80" w:type="dxa"/>
-              <w:start w:w="120" w:type="dxa"/>
-              <w:bottom w:w="80" w:type="dxa"/>
-              <w:end w:w="120" w:type="dxa"/>
-            </w:tcMar>
-          </w:tcPr>
-          <w:p>
-            <w:pPr>
-              <w:spacing w:after="0" w:line="276" w:lineRule="auto"/>
-            </w:pPr>
-            <w:r>
-              <w:rPr>
-                <w:rFonts w:ascii="宋体" w:hAnsi="宋体" w:eastAsia="宋体"/>
-                <w:sz w:val="25"/>
-              </w:rPr>
-              <w:t>5</w:t>
-            </w:r>
-          </w:p>
-        </w:tc>
-        <w:tc>
-          <w:tcPr>
-            <w:tcW w:type="dxa" w:w="1728"/>
-            <w:tcMar>
-              <w:top w:w="80" w:type="dxa"/>
-              <w:start w:w="120" w:type="dxa"/>
-              <w:bottom w:w="80" w:type="dxa"/>
-              <w:end w:w="120" w:type="dxa"/>
-            </w:tcMar>
-          </w:tcPr>
-          <w:p>
-            <w:pPr>
-              <w:spacing w:after="0" w:line="276" w:lineRule="auto"/>
-            </w:pPr>
-            <w:r>
-              <w:rPr>
-                <w:rFonts w:ascii="宋体" w:hAnsi="宋体" w:eastAsia="宋体"/>
-                <w:sz w:val="25"/>
-              </w:rPr>
-              <w:t>千与千寻</w:t>
-            </w:r>
-          </w:p>
-        </w:tc>
-        <w:tc>
-          <w:tcPr>
-            <w:tcW w:type="dxa" w:w="2376"/>
-            <w:tcMar>
-              <w:top w:w="80" w:type="dxa"/>
-              <w:start w:w="120" w:type="dxa"/>
-              <w:bottom w:w="80" w:type="dxa"/>
-              <w:end w:w="120" w:type="dxa"/>
-            </w:tcMar>
-          </w:tcPr>
-          <w:p>
-            <w:pPr>
-              <w:spacing w:after="0" w:line="276" w:lineRule="auto"/>
-            </w:pPr>
-            <w:r>
-              <w:rPr>
-                <w:rFonts w:ascii="宋体" w:hAnsi="宋体" w:eastAsia="宋体"/>
-                <w:sz w:val="25"/>
-              </w:rPr>
-              <w:t>千と千尋の神隠し</w:t>
-            </w:r>
-          </w:p>
-        </w:tc>
-        <w:tc>
-          <w:tcPr>
-            <w:tcW w:type="dxa" w:w="864"/>
-            <w:tcMar>
-              <w:top w:w="80" w:type="dxa"/>
-              <w:start w:w="120" w:type="dxa"/>
-              <w:bottom w:w="80" w:type="dxa"/>
-              <w:end w:w="120" w:type="dxa"/>
-            </w:tcMar>
-          </w:tcPr>
-          <w:p>
-            <w:pPr>
-              <w:spacing w:after="0" w:line="276" w:lineRule="auto"/>
-            </w:pPr>
-            <w:r>
-              <w:rPr>
-                <w:rFonts w:ascii="宋体" w:hAnsi="宋体" w:eastAsia="宋体"/>
-                <w:sz w:val="25"/>
-              </w:rPr>
-              <w:t>2001</w:t>
-            </w:r>
-          </w:p>
-        </w:tc>
-        <w:tc>
-          <w:tcPr>
-            <w:tcW w:type="dxa" w:w="2376"/>
-            <w:tcMar>
-              <w:top w:w="80" w:type="dxa"/>
-              <w:start w:w="120" w:type="dxa"/>
-              <w:bottom w:w="80" w:type="dxa"/>
-              <w:end w:w="120" w:type="dxa"/>
-            </w:tcMar>
-          </w:tcPr>
-          <w:p>
-            <w:pPr>
-              <w:spacing w:after="0" w:line="276" w:lineRule="auto"/>
-            </w:pPr>
-            <w:r>
-              <w:rPr>
-                <w:rFonts w:ascii="宋体" w:hAnsi="宋体" w:eastAsia="宋体"/>
-                <w:sz w:val="25"/>
-              </w:rPr>
-              <w:t>日本</w:t>
-            </w:r>
-          </w:p>
-        </w:tc>
-        <w:tc>
-          <w:tcPr>
-            <w:tcW w:type="dxa" w:w="1152"/>
-            <w:tcMar>
-              <w:top w:w="80" w:type="dxa"/>
-              <w:start w:w="120" w:type="dxa"/>
-              <w:bottom w:w="80" w:type="dxa"/>
-              <w:end w:w="120" w:type="dxa"/>
-            </w:tcMar>
-          </w:tcPr>
-          <w:p>
-            <w:pPr>
-              <w:spacing w:after="0" w:line="276" w:lineRule="auto"/>
-            </w:pPr>
-            <w:r>
-              <w:rPr>
-                <w:rFonts w:ascii="宋体" w:hAnsi="宋体" w:eastAsia="宋体"/>
-                <w:sz w:val="25"/>
-              </w:rPr>
-              <w:t>9.4</w:t>
-            </w:r>
-          </w:p>
-        </w:tc>
-      </w:tr>
-    </w:tbl>
-    <w:p>
-      <w:pPr>
-        <w:spacing w:before="80" w:after="160"/>
-      </w:pPr>
-      <w:r>
-        <w:rPr>
-          <w:rFonts w:ascii="宋体" w:hAnsi="宋体" w:eastAsia="宋体"/>
-          <w:color w:val="555555"/>
-          <w:sz w:val="24"/>
-        </w:rPr>
-        <w:t>表 1  原始数据样例（前 5 条）</w:t>
-      </w:r>
-    </w:p>
-    <w:p>
-      <w:pPr>
-        <w:pStyle w:val="Heading2"/>
-      </w:pPr>
-      <w:r>
-        <w:t>3.2 数据质量核验</w:t>
+        <w:t>Python 数据采集、清洗、可视化与自动化报告生成</w:t>
       </w:r>
     </w:p>
     <w:tbl>
@@ -1367,53 +41,61 @@
         <w:tblInd w:w="120" w:type="dxa"/>
       </w:tblPr>
       <w:tblGrid>
-        <w:gridCol w:w="5472"/>
-        <w:gridCol w:w="3888"/>
+        <w:gridCol w:w="2592"/>
+        <w:gridCol w:w="6768"/>
       </w:tblGrid>
       <w:tr>
         <w:tc>
           <w:tcPr>
-            <w:tcW w:type="dxa" w:w="5472"/>
+            <w:tcW w:type="dxa" w:w="2592"/>
+            <w:vAlign w:val="center"/>
             <w:tcMar>
               <w:top w:w="80" w:type="dxa"/>
               <w:start w:w="120" w:type="dxa"/>
               <w:bottom w:w="80" w:type="dxa"/>
               <w:end w:w="120" w:type="dxa"/>
             </w:tcMar>
-            <w:shd w:fill="E8EEF5"/>
+            <w:shd w:fill="F2F4F7"/>
           </w:tcPr>
           <w:p>
+            <w:pPr>
+              <w:spacing w:after="0" w:line="264" w:lineRule="auto"/>
+            </w:pPr>
             <w:r>
               <w:rPr>
-                <w:rFonts w:ascii="宋体" w:hAnsi="宋体" w:eastAsia="宋体"/>
+                <w:rFonts w:ascii="Calibri" w:hAnsi="Calibri" w:eastAsia="Microsoft YaHei"/>
                 <w:b/>
-                <w:color w:val="1F4D78"/>
-                <w:sz w:val="26"/>
+                <w:color w:val="0B2545"/>
+                <w:sz w:val="21"/>
               </w:rPr>
-              <w:t>核验指标</w:t>
+              <w:t>项目</w:t>
             </w:r>
           </w:p>
         </w:tc>
         <w:tc>
           <w:tcPr>
-            <w:tcW w:type="dxa" w:w="3888"/>
+            <w:tcW w:type="dxa" w:w="6768"/>
+            <w:vAlign w:val="center"/>
             <w:tcMar>
               <w:top w:w="80" w:type="dxa"/>
               <w:start w:w="120" w:type="dxa"/>
               <w:bottom w:w="80" w:type="dxa"/>
               <w:end w:w="120" w:type="dxa"/>
             </w:tcMar>
-            <w:shd w:fill="E8EEF5"/>
+            <w:shd w:fill="F2F4F7"/>
           </w:tcPr>
           <w:p>
+            <w:pPr>
+              <w:spacing w:after="0" w:line="264" w:lineRule="auto"/>
+            </w:pPr>
             <w:r>
               <w:rPr>
-                <w:rFonts w:ascii="宋体" w:hAnsi="宋体" w:eastAsia="宋体"/>
+                <w:rFonts w:ascii="Calibri" w:hAnsi="Calibri" w:eastAsia="Microsoft YaHei"/>
                 <w:b/>
-                <w:color w:val="1F4D78"/>
-                <w:sz w:val="26"/>
+                <w:color w:val="0B2545"/>
+                <w:sz w:val="21"/>
               </w:rPr>
-              <w:t>结果</w:t>
+              <w:t>说明</w:t>
             </w:r>
           </w:p>
         </w:tc>
@@ -1421,7 +103,8 @@
       <w:tr>
         <w:tc>
           <w:tcPr>
-            <w:tcW w:type="dxa" w:w="5472"/>
+            <w:tcW w:type="dxa" w:w="2592"/>
+            <w:vAlign w:val="center"/>
             <w:tcMar>
               <w:top w:w="80" w:type="dxa"/>
               <w:start w:w="120" w:type="dxa"/>
@@ -1431,20 +114,23 @@
           </w:tcPr>
           <w:p>
             <w:pPr>
-              <w:spacing w:after="0" w:line="276" w:lineRule="auto"/>
+              <w:spacing w:after="0" w:line="264" w:lineRule="auto"/>
             </w:pPr>
             <w:r>
               <w:rPr>
-                <w:rFonts w:ascii="宋体" w:hAnsi="宋体" w:eastAsia="宋体"/>
-                <w:sz w:val="25"/>
+                <w:rFonts w:ascii="Calibri" w:hAnsi="Calibri" w:eastAsia="Microsoft YaHei"/>
+                <w:b w:val="0"/>
+                <w:color w:val="333333"/>
+                <w:sz w:val="21"/>
               </w:rPr>
-              <w:t>原始记录数</w:t>
+              <w:t>项目类型</w:t>
             </w:r>
           </w:p>
         </w:tc>
         <w:tc>
           <w:tcPr>
-            <w:tcW w:type="dxa" w:w="3888"/>
+            <w:tcW w:type="dxa" w:w="6768"/>
+            <w:vAlign w:val="center"/>
             <w:tcMar>
               <w:top w:w="80" w:type="dxa"/>
               <w:start w:w="120" w:type="dxa"/>
@@ -1454,14 +140,16 @@
           </w:tcPr>
           <w:p>
             <w:pPr>
-              <w:spacing w:after="0" w:line="276" w:lineRule="auto"/>
+              <w:spacing w:after="0" w:line="264" w:lineRule="auto"/>
             </w:pPr>
             <w:r>
               <w:rPr>
-                <w:rFonts w:ascii="宋体" w:hAnsi="宋体" w:eastAsia="宋体"/>
-                <w:sz w:val="25"/>
+                <w:rFonts w:ascii="Calibri" w:hAnsi="Calibri" w:eastAsia="Microsoft YaHei"/>
+                <w:b w:val="0"/>
+                <w:color w:val="333333"/>
+                <w:sz w:val="21"/>
               </w:rPr>
-              <w:t>200</w:t>
+              <w:t>端到端数据分析管道 / 课程项目展示版</w:t>
             </w:r>
           </w:p>
         </w:tc>
@@ -1469,7 +157,8 @@
       <w:tr>
         <w:tc>
           <w:tcPr>
-            <w:tcW w:type="dxa" w:w="5472"/>
+            <w:tcW w:type="dxa" w:w="2592"/>
+            <w:vAlign w:val="center"/>
             <w:tcMar>
               <w:top w:w="80" w:type="dxa"/>
               <w:start w:w="120" w:type="dxa"/>
@@ -1479,20 +168,23 @@
           </w:tcPr>
           <w:p>
             <w:pPr>
-              <w:spacing w:after="0" w:line="276" w:lineRule="auto"/>
+              <w:spacing w:after="0" w:line="264" w:lineRule="auto"/>
             </w:pPr>
             <w:r>
               <w:rPr>
-                <w:rFonts w:ascii="宋体" w:hAnsi="宋体" w:eastAsia="宋体"/>
-                <w:sz w:val="25"/>
+                <w:rFonts w:ascii="Calibri" w:hAnsi="Calibri" w:eastAsia="Microsoft YaHei"/>
+                <w:b w:val="0"/>
+                <w:color w:val="333333"/>
+                <w:sz w:val="21"/>
               </w:rPr>
-              <w:t>无效记录剔除数</w:t>
+              <w:t>数据对象</w:t>
             </w:r>
           </w:p>
         </w:tc>
         <w:tc>
           <w:tcPr>
-            <w:tcW w:type="dxa" w:w="3888"/>
+            <w:tcW w:type="dxa" w:w="6768"/>
+            <w:vAlign w:val="center"/>
             <w:tcMar>
               <w:top w:w="80" w:type="dxa"/>
               <w:start w:w="120" w:type="dxa"/>
@@ -1502,14 +194,16 @@
           </w:tcPr>
           <w:p>
             <w:pPr>
-              <w:spacing w:after="0" w:line="276" w:lineRule="auto"/>
+              <w:spacing w:after="0" w:line="264" w:lineRule="auto"/>
             </w:pPr>
             <w:r>
               <w:rPr>
-                <w:rFonts w:ascii="宋体" w:hAnsi="宋体" w:eastAsia="宋体"/>
-                <w:sz w:val="25"/>
+                <w:rFonts w:ascii="Calibri" w:hAnsi="Calibri" w:eastAsia="Microsoft YaHei"/>
+                <w:b w:val="0"/>
+                <w:color w:val="333333"/>
+                <w:sz w:val="21"/>
               </w:rPr>
-              <w:t>0</w:t>
+              <w:t>豆瓣电影 Top250 公开榜单前 200 部影片</w:t>
             </w:r>
           </w:p>
         </w:tc>
@@ -1517,7 +211,8 @@
       <w:tr>
         <w:tc>
           <w:tcPr>
-            <w:tcW w:type="dxa" w:w="5472"/>
+            <w:tcW w:type="dxa" w:w="2592"/>
+            <w:vAlign w:val="center"/>
             <w:tcMar>
               <w:top w:w="80" w:type="dxa"/>
               <w:start w:w="120" w:type="dxa"/>
@@ -1527,20 +222,23 @@
           </w:tcPr>
           <w:p>
             <w:pPr>
-              <w:spacing w:after="0" w:line="276" w:lineRule="auto"/>
+              <w:spacing w:after="0" w:line="264" w:lineRule="auto"/>
             </w:pPr>
             <w:r>
               <w:rPr>
-                <w:rFonts w:ascii="宋体" w:hAnsi="宋体" w:eastAsia="宋体"/>
-                <w:sz w:val="25"/>
+                <w:rFonts w:ascii="Calibri" w:hAnsi="Calibri" w:eastAsia="Microsoft YaHei"/>
+                <w:b w:val="0"/>
+                <w:color w:val="333333"/>
+                <w:sz w:val="21"/>
               </w:rPr>
-              <w:t>重复排名剔除数</w:t>
+              <w:t>核心技术</w:t>
             </w:r>
           </w:p>
         </w:tc>
         <w:tc>
           <w:tcPr>
-            <w:tcW w:type="dxa" w:w="3888"/>
+            <w:tcW w:type="dxa" w:w="6768"/>
+            <w:vAlign w:val="center"/>
             <w:tcMar>
               <w:top w:w="80" w:type="dxa"/>
               <w:start w:w="120" w:type="dxa"/>
@@ -1550,14 +248,16 @@
           </w:tcPr>
           <w:p>
             <w:pPr>
-              <w:spacing w:after="0" w:line="276" w:lineRule="auto"/>
+              <w:spacing w:after="0" w:line="264" w:lineRule="auto"/>
             </w:pPr>
             <w:r>
               <w:rPr>
-                <w:rFonts w:ascii="宋体" w:hAnsi="宋体" w:eastAsia="宋体"/>
-                <w:sz w:val="25"/>
+                <w:rFonts w:ascii="Calibri" w:hAnsi="Calibri" w:eastAsia="Microsoft YaHei"/>
+                <w:b w:val="0"/>
+                <w:color w:val="333333"/>
+                <w:sz w:val="21"/>
               </w:rPr>
-              <w:t>0</w:t>
+              <w:t>requests, BeautifulSoup4, pandas, scipy, matplotlib, python-docx, pytest</w:t>
             </w:r>
           </w:p>
         </w:tc>
@@ -1565,7 +265,8 @@
       <w:tr>
         <w:tc>
           <w:tcPr>
-            <w:tcW w:type="dxa" w:w="5472"/>
+            <w:tcW w:type="dxa" w:w="2592"/>
+            <w:vAlign w:val="center"/>
             <w:tcMar>
               <w:top w:w="80" w:type="dxa"/>
               <w:start w:w="120" w:type="dxa"/>
@@ -1575,20 +276,23 @@
           </w:tcPr>
           <w:p>
             <w:pPr>
-              <w:spacing w:after="0" w:line="276" w:lineRule="auto"/>
+              <w:spacing w:after="0" w:line="264" w:lineRule="auto"/>
             </w:pPr>
             <w:r>
               <w:rPr>
-                <w:rFonts w:ascii="宋体" w:hAnsi="宋体" w:eastAsia="宋体"/>
-                <w:sz w:val="25"/>
+                <w:rFonts w:ascii="Calibri" w:hAnsi="Calibri" w:eastAsia="Microsoft YaHei"/>
+                <w:b w:val="0"/>
+                <w:color w:val="333333"/>
+                <w:sz w:val="21"/>
               </w:rPr>
-              <w:t>重复片名/年份剔除数</w:t>
+              <w:t>展示版本</w:t>
             </w:r>
           </w:p>
         </w:tc>
         <w:tc>
           <w:tcPr>
-            <w:tcW w:type="dxa" w:w="3888"/>
+            <w:tcW w:type="dxa" w:w="6768"/>
+            <w:vAlign w:val="center"/>
             <w:tcMar>
               <w:top w:w="80" w:type="dxa"/>
               <w:start w:w="120" w:type="dxa"/>
@@ -1598,14 +302,176 @@
           </w:tcPr>
           <w:p>
             <w:pPr>
-              <w:spacing w:after="0" w:line="276" w:lineRule="auto"/>
+              <w:spacing w:after="0" w:line="264" w:lineRule="auto"/>
             </w:pPr>
             <w:r>
               <w:rPr>
-                <w:rFonts w:ascii="宋体" w:hAnsi="宋体" w:eastAsia="宋体"/>
-                <w:sz w:val="25"/>
+                <w:rFonts w:ascii="Calibri" w:hAnsi="Calibri" w:eastAsia="Microsoft YaHei"/>
+                <w:b w:val="0"/>
+                <w:color w:val="333333"/>
+                <w:sz w:val="21"/>
               </w:rPr>
-              <w:t>0</w:t>
+              <w:t>去除个人身份信息，仅保留项目过程、结果和工程化说明</w:t>
+            </w:r>
+          </w:p>
+        </w:tc>
+      </w:tr>
+    </w:tbl>
+    <w:p>
+      <w:pPr>
+        <w:pStyle w:val="Heading1"/>
+      </w:pPr>
+      <w:r>
+        <w:t>1. 项目亮点</w:t>
+      </w:r>
+    </w:p>
+    <w:p>
+      <w:pPr>
+        <w:pStyle w:val="ListBullet"/>
+        <w:spacing w:after="80" w:line="264" w:lineRule="auto"/>
+      </w:pPr>
+      <w:r>
+        <w:rPr>
+          <w:rFonts w:ascii="Calibri" w:hAnsi="Calibri" w:eastAsia="Microsoft YaHei"/>
+          <w:b w:val="0"/>
+          <w:color w:val="333333"/>
+          <w:sz w:val="21"/>
+        </w:rPr>
+        <w:t>端到端实现公开榜单采集、HTML 解析、字段清洗、统计分析、可视化和报告生成。</w:t>
+      </w:r>
+    </w:p>
+    <w:p>
+      <w:pPr>
+        <w:pStyle w:val="ListBullet"/>
+        <w:spacing w:after="80" w:line="264" w:lineRule="auto"/>
+      </w:pPr>
+      <w:r>
+        <w:rPr>
+          <w:rFonts w:ascii="Calibri" w:hAnsi="Calibri" w:eastAsia="Microsoft YaHei"/>
+          <w:b w:val="0"/>
+          <w:color w:val="333333"/>
+          <w:sz w:val="21"/>
+        </w:rPr>
+        <w:t>支持离线复现：基于已保存 CSV 可重建清洗数据、图表和报告。</w:t>
+      </w:r>
+    </w:p>
+    <w:p>
+      <w:pPr>
+        <w:pStyle w:val="ListBullet"/>
+        <w:spacing w:after="80" w:line="264" w:lineRule="auto"/>
+      </w:pPr>
+      <w:r>
+        <w:rPr>
+          <w:rFonts w:ascii="Calibri" w:hAnsi="Calibri" w:eastAsia="Microsoft YaHei"/>
+          <w:b w:val="0"/>
+          <w:color w:val="333333"/>
+          <w:sz w:val="21"/>
+        </w:rPr>
+        <w:t>对记录数、排名唯一性、关键字段缺失和重复项进行质量核验。</w:t>
+      </w:r>
+    </w:p>
+    <w:p>
+      <w:pPr>
+        <w:pStyle w:val="ListBullet"/>
+        <w:spacing w:after="80" w:line="264" w:lineRule="auto"/>
+      </w:pPr>
+      <w:r>
+        <w:rPr>
+          <w:rFonts w:ascii="Calibri" w:hAnsi="Calibri" w:eastAsia="Microsoft YaHei"/>
+          <w:b w:val="0"/>
+          <w:color w:val="333333"/>
+          <w:sz w:val="21"/>
+        </w:rPr>
+        <w:t>输出课程提交版与 GitHub 展示版两套报告，兼顾作业提交和项目展示。</w:t>
+      </w:r>
+    </w:p>
+    <w:p>
+      <w:pPr>
+        <w:pStyle w:val="ListBullet"/>
+        <w:spacing w:after="80" w:line="264" w:lineRule="auto"/>
+      </w:pPr>
+      <w:r>
+        <w:rPr>
+          <w:rFonts w:ascii="Calibri" w:hAnsi="Calibri" w:eastAsia="Microsoft YaHei"/>
+          <w:b w:val="0"/>
+          <w:color w:val="333333"/>
+          <w:sz w:val="21"/>
+        </w:rPr>
+        <w:t>使用 pytest 覆盖页面解析、数据清洗、拆分和统计摘要等核心逻辑。</w:t>
+      </w:r>
+    </w:p>
+    <w:p>
+      <w:pPr>
+        <w:pStyle w:val="Heading1"/>
+      </w:pPr>
+      <w:r>
+        <w:t>2. 数据管道设计</w:t>
+      </w:r>
+    </w:p>
+    <w:tbl>
+      <w:tblPr>
+        <w:tblStyle w:val="TableGrid"/>
+        <w:tblW w:type="dxa" w:w="9360"/>
+        <w:tblLayout w:type="fixed"/>
+        <w:tblLook w:firstColumn="1" w:firstRow="1" w:lastColumn="0" w:lastRow="0" w:noHBand="0" w:noVBand="1" w:val="04A0"/>
+        <w:tblInd w:w="120" w:type="dxa"/>
+      </w:tblPr>
+      <w:tblGrid>
+        <w:gridCol w:w="2592"/>
+        <w:gridCol w:w="6768"/>
+      </w:tblGrid>
+      <w:tr>
+        <w:tc>
+          <w:tcPr>
+            <w:tcW w:type="dxa" w:w="2592"/>
+            <w:vAlign w:val="center"/>
+            <w:tcMar>
+              <w:top w:w="80" w:type="dxa"/>
+              <w:start w:w="120" w:type="dxa"/>
+              <w:bottom w:w="80" w:type="dxa"/>
+              <w:end w:w="120" w:type="dxa"/>
+            </w:tcMar>
+            <w:shd w:fill="F2F4F7"/>
+          </w:tcPr>
+          <w:p>
+            <w:pPr>
+              <w:spacing w:after="0" w:line="264" w:lineRule="auto"/>
+            </w:pPr>
+            <w:r>
+              <w:rPr>
+                <w:rFonts w:ascii="Calibri" w:hAnsi="Calibri" w:eastAsia="Microsoft YaHei"/>
+                <w:b/>
+                <w:color w:val="0B2545"/>
+                <w:sz w:val="21"/>
+              </w:rPr>
+              <w:t>项目</w:t>
+            </w:r>
+          </w:p>
+        </w:tc>
+        <w:tc>
+          <w:tcPr>
+            <w:tcW w:type="dxa" w:w="6768"/>
+            <w:vAlign w:val="center"/>
+            <w:tcMar>
+              <w:top w:w="80" w:type="dxa"/>
+              <w:start w:w="120" w:type="dxa"/>
+              <w:bottom w:w="80" w:type="dxa"/>
+              <w:end w:w="120" w:type="dxa"/>
+            </w:tcMar>
+            <w:shd w:fill="F2F4F7"/>
+          </w:tcPr>
+          <w:p>
+            <w:pPr>
+              <w:spacing w:after="0" w:line="264" w:lineRule="auto"/>
+            </w:pPr>
+            <w:r>
+              <w:rPr>
+                <w:rFonts w:ascii="Calibri" w:hAnsi="Calibri" w:eastAsia="Microsoft YaHei"/>
+                <w:b/>
+                <w:color w:val="0B2545"/>
+                <w:sz w:val="21"/>
+              </w:rPr>
+              <w:t>说明</w:t>
             </w:r>
           </w:p>
         </w:tc>
@@ -1613,7 +479,8 @@
       <w:tr>
         <w:tc>
           <w:tcPr>
-            <w:tcW w:type="dxa" w:w="5472"/>
+            <w:tcW w:type="dxa" w:w="2592"/>
+            <w:vAlign w:val="center"/>
             <w:tcMar>
               <w:top w:w="80" w:type="dxa"/>
               <w:start w:w="120" w:type="dxa"/>
@@ -1623,20 +490,23 @@
           </w:tcPr>
           <w:p>
             <w:pPr>
-              <w:spacing w:after="0" w:line="276" w:lineRule="auto"/>
+              <w:spacing w:after="0" w:line="264" w:lineRule="auto"/>
             </w:pPr>
             <w:r>
               <w:rPr>
-                <w:rFonts w:ascii="宋体" w:hAnsi="宋体" w:eastAsia="宋体"/>
-                <w:sz w:val="25"/>
+                <w:rFonts w:ascii="Calibri" w:hAnsi="Calibri" w:eastAsia="Microsoft YaHei"/>
+                <w:b w:val="0"/>
+                <w:color w:val="333333"/>
+                <w:sz w:val="21"/>
               </w:rPr>
-              <w:t>清洗后主表记录数</w:t>
+              <w:t>采集层</w:t>
             </w:r>
           </w:p>
         </w:tc>
         <w:tc>
           <w:tcPr>
-            <w:tcW w:type="dxa" w:w="3888"/>
+            <w:tcW w:type="dxa" w:w="6768"/>
+            <w:vAlign w:val="center"/>
             <w:tcMar>
               <w:top w:w="80" w:type="dxa"/>
               <w:start w:w="120" w:type="dxa"/>
@@ -1646,14 +516,16 @@
           </w:tcPr>
           <w:p>
             <w:pPr>
-              <w:spacing w:after="0" w:line="276" w:lineRule="auto"/>
+              <w:spacing w:after="0" w:line="264" w:lineRule="auto"/>
             </w:pPr>
             <w:r>
               <w:rPr>
-                <w:rFonts w:ascii="宋体" w:hAnsi="宋体" w:eastAsia="宋体"/>
-                <w:sz w:val="25"/>
+                <w:rFonts w:ascii="Calibri" w:hAnsi="Calibri" w:eastAsia="Microsoft YaHei"/>
+                <w:b w:val="0"/>
+                <w:color w:val="333333"/>
+                <w:sz w:val="21"/>
               </w:rPr>
-              <w:t>200</w:t>
+              <w:t>分页访问公开榜单页面，解析排名、片名、年份、国家/地区、类型、评分和评价人数。</w:t>
             </w:r>
           </w:p>
         </w:tc>
@@ -1661,7 +533,8 @@
       <w:tr>
         <w:tc>
           <w:tcPr>
-            <w:tcW w:type="dxa" w:w="5472"/>
+            <w:tcW w:type="dxa" w:w="2592"/>
+            <w:vAlign w:val="center"/>
             <w:tcMar>
               <w:top w:w="80" w:type="dxa"/>
               <w:start w:w="120" w:type="dxa"/>
@@ -1671,20 +544,23 @@
           </w:tcPr>
           <w:p>
             <w:pPr>
-              <w:spacing w:after="0" w:line="276" w:lineRule="auto"/>
+              <w:spacing w:after="0" w:line="264" w:lineRule="auto"/>
             </w:pPr>
             <w:r>
               <w:rPr>
-                <w:rFonts w:ascii="宋体" w:hAnsi="宋体" w:eastAsia="宋体"/>
-                <w:sz w:val="25"/>
+                <w:rFonts w:ascii="Calibri" w:hAnsi="Calibri" w:eastAsia="Microsoft YaHei"/>
+                <w:b w:val="0"/>
+                <w:color w:val="333333"/>
+                <w:sz w:val="21"/>
               </w:rPr>
-              <w:t>清洗后缺失上映年份数</w:t>
+              <w:t>清洗层</w:t>
             </w:r>
           </w:p>
         </w:tc>
         <w:tc>
           <w:tcPr>
-            <w:tcW w:type="dxa" w:w="3888"/>
+            <w:tcW w:type="dxa" w:w="6768"/>
+            <w:vAlign w:val="center"/>
             <w:tcMar>
               <w:top w:w="80" w:type="dxa"/>
               <w:start w:w="120" w:type="dxa"/>
@@ -1694,14 +570,16 @@
           </w:tcPr>
           <w:p>
             <w:pPr>
-              <w:spacing w:after="0" w:line="276" w:lineRule="auto"/>
+              <w:spacing w:after="0" w:line="264" w:lineRule="auto"/>
             </w:pPr>
             <w:r>
               <w:rPr>
-                <w:rFonts w:ascii="宋体" w:hAnsi="宋体" w:eastAsia="宋体"/>
-                <w:sz w:val="25"/>
+                <w:rFonts w:ascii="Calibri" w:hAnsi="Calibri" w:eastAsia="Microsoft YaHei"/>
+                <w:b w:val="0"/>
+                <w:color w:val="333333"/>
+                <w:sz w:val="21"/>
               </w:rPr>
-              <w:t>0</w:t>
+              <w:t>统一字段类型，处理多值字段，移除重复项，并输出一电影一行的主表。</w:t>
             </w:r>
           </w:p>
         </w:tc>
@@ -1709,7 +587,8 @@
       <w:tr>
         <w:tc>
           <w:tcPr>
-            <w:tcW w:type="dxa" w:w="5472"/>
+            <w:tcW w:type="dxa" w:w="2592"/>
+            <w:vAlign w:val="center"/>
             <w:tcMar>
               <w:top w:w="80" w:type="dxa"/>
               <w:start w:w="120" w:type="dxa"/>
@@ -1719,20 +598,23 @@
           </w:tcPr>
           <w:p>
             <w:pPr>
-              <w:spacing w:after="0" w:line="276" w:lineRule="auto"/>
+              <w:spacing w:after="0" w:line="264" w:lineRule="auto"/>
             </w:pPr>
             <w:r>
               <w:rPr>
-                <w:rFonts w:ascii="宋体" w:hAnsi="宋体" w:eastAsia="宋体"/>
-                <w:sz w:val="25"/>
+                <w:rFonts w:ascii="Calibri" w:hAnsi="Calibri" w:eastAsia="Microsoft YaHei"/>
+                <w:b w:val="0"/>
+                <w:color w:val="333333"/>
+                <w:sz w:val="21"/>
               </w:rPr>
-              <w:t>评分范围</w:t>
+              <w:t>分析层</w:t>
             </w:r>
           </w:p>
         </w:tc>
         <w:tc>
           <w:tcPr>
-            <w:tcW w:type="dxa" w:w="3888"/>
+            <w:tcW w:type="dxa" w:w="6768"/>
+            <w:vAlign w:val="center"/>
             <w:tcMar>
               <w:top w:w="80" w:type="dxa"/>
               <w:start w:w="120" w:type="dxa"/>
@@ -1742,14 +624,16 @@
           </w:tcPr>
           <w:p>
             <w:pPr>
-              <w:spacing w:after="0" w:line="276" w:lineRule="auto"/>
+              <w:spacing w:after="0" w:line="264" w:lineRule="auto"/>
             </w:pPr>
             <w:r>
               <w:rPr>
-                <w:rFonts w:ascii="宋体" w:hAnsi="宋体" w:eastAsia="宋体"/>
-                <w:sz w:val="25"/>
+                <w:rFonts w:ascii="Calibri" w:hAnsi="Calibri" w:eastAsia="Microsoft YaHei"/>
+                <w:b w:val="0"/>
+                <w:color w:val="333333"/>
+                <w:sz w:val="21"/>
               </w:rPr>
-              <w:t>8.5 - 9.7</w:t>
+              <w:t>生成评分、类型、国家/地区、年代和相关关系统计。</w:t>
             </w:r>
           </w:p>
         </w:tc>
@@ -1757,7 +641,8 @@
       <w:tr>
         <w:tc>
           <w:tcPr>
-            <w:tcW w:type="dxa" w:w="5472"/>
+            <w:tcW w:type="dxa" w:w="2592"/>
+            <w:vAlign w:val="center"/>
             <w:tcMar>
               <w:top w:w="80" w:type="dxa"/>
               <w:start w:w="120" w:type="dxa"/>
@@ -1767,20 +652,23 @@
           </w:tcPr>
           <w:p>
             <w:pPr>
-              <w:spacing w:after="0" w:line="276" w:lineRule="auto"/>
+              <w:spacing w:after="0" w:line="264" w:lineRule="auto"/>
             </w:pPr>
             <w:r>
               <w:rPr>
-                <w:rFonts w:ascii="宋体" w:hAnsi="宋体" w:eastAsia="宋体"/>
-                <w:sz w:val="25"/>
+                <w:rFonts w:ascii="Calibri" w:hAnsi="Calibri" w:eastAsia="Microsoft YaHei"/>
+                <w:b w:val="0"/>
+                <w:color w:val="333333"/>
+                <w:sz w:val="21"/>
               </w:rPr>
-              <w:t>排名是否唯一</w:t>
+              <w:t>输出层</w:t>
             </w:r>
           </w:p>
         </w:tc>
         <w:tc>
           <w:tcPr>
-            <w:tcW w:type="dxa" w:w="3888"/>
+            <w:tcW w:type="dxa" w:w="6768"/>
+            <w:vAlign w:val="center"/>
             <w:tcMar>
               <w:top w:w="80" w:type="dxa"/>
               <w:start w:w="120" w:type="dxa"/>
@@ -1790,14 +678,16 @@
           </w:tcPr>
           <w:p>
             <w:pPr>
-              <w:spacing w:after="0" w:line="276" w:lineRule="auto"/>
+              <w:spacing w:after="0" w:line="264" w:lineRule="auto"/>
             </w:pPr>
             <w:r>
               <w:rPr>
-                <w:rFonts w:ascii="宋体" w:hAnsi="宋体" w:eastAsia="宋体"/>
-                <w:sz w:val="25"/>
+                <w:rFonts w:ascii="Calibri" w:hAnsi="Calibri" w:eastAsia="Microsoft YaHei"/>
+                <w:b w:val="0"/>
+                <w:color w:val="333333"/>
+                <w:sz w:val="21"/>
               </w:rPr>
-              <w:t>是</w:t>
+              <w:t>保存 CSV/JSON、PNG 图表、Word 报告和 PDF 报告。</w:t>
             </w:r>
           </w:p>
         </w:tc>
@@ -1805,42 +695,1427 @@
     </w:tbl>
     <w:p>
       <w:pPr>
-        <w:spacing w:before="80" w:after="160"/>
+        <w:pStyle w:val="Heading1"/>
+      </w:pPr>
+      <w:r>
+        <w:t>3. 关键结果</w:t>
+      </w:r>
+    </w:p>
+    <w:tbl>
+      <w:tblPr>
+        <w:tblStyle w:val="TableGrid"/>
+        <w:tblW w:type="dxa" w:w="9360"/>
+        <w:tblLayout w:type="fixed"/>
+        <w:tblLook w:firstColumn="1" w:firstRow="1" w:lastColumn="0" w:lastRow="0" w:noHBand="0" w:noVBand="1" w:val="04A0"/>
+        <w:tblInd w:w="120" w:type="dxa"/>
+      </w:tblPr>
+      <w:tblGrid>
+        <w:gridCol w:w="2592"/>
+        <w:gridCol w:w="6768"/>
+      </w:tblGrid>
+      <w:tr>
+        <w:tc>
+          <w:tcPr>
+            <w:tcW w:type="dxa" w:w="2592"/>
+            <w:vAlign w:val="center"/>
+            <w:tcMar>
+              <w:top w:w="80" w:type="dxa"/>
+              <w:start w:w="120" w:type="dxa"/>
+              <w:bottom w:w="80" w:type="dxa"/>
+              <w:end w:w="120" w:type="dxa"/>
+            </w:tcMar>
+            <w:shd w:fill="F2F4F7"/>
+          </w:tcPr>
+          <w:p>
+            <w:pPr>
+              <w:spacing w:after="0" w:line="264" w:lineRule="auto"/>
+            </w:pPr>
+            <w:r>
+              <w:rPr>
+                <w:rFonts w:ascii="Calibri" w:hAnsi="Calibri" w:eastAsia="Microsoft YaHei"/>
+                <w:b/>
+                <w:color w:val="0B2545"/>
+                <w:sz w:val="21"/>
+              </w:rPr>
+              <w:t>项目</w:t>
+            </w:r>
+          </w:p>
+        </w:tc>
+        <w:tc>
+          <w:tcPr>
+            <w:tcW w:type="dxa" w:w="6768"/>
+            <w:vAlign w:val="center"/>
+            <w:tcMar>
+              <w:top w:w="80" w:type="dxa"/>
+              <w:start w:w="120" w:type="dxa"/>
+              <w:bottom w:w="80" w:type="dxa"/>
+              <w:end w:w="120" w:type="dxa"/>
+            </w:tcMar>
+            <w:shd w:fill="F2F4F7"/>
+          </w:tcPr>
+          <w:p>
+            <w:pPr>
+              <w:spacing w:after="0" w:line="264" w:lineRule="auto"/>
+            </w:pPr>
+            <w:r>
+              <w:rPr>
+                <w:rFonts w:ascii="Calibri" w:hAnsi="Calibri" w:eastAsia="Microsoft YaHei"/>
+                <w:b/>
+                <w:color w:val="0B2545"/>
+                <w:sz w:val="21"/>
+              </w:rPr>
+              <w:t>说明</w:t>
+            </w:r>
+          </w:p>
+        </w:tc>
+      </w:tr>
+      <w:tr>
+        <w:tc>
+          <w:tcPr>
+            <w:tcW w:type="dxa" w:w="2592"/>
+            <w:vAlign w:val="center"/>
+            <w:tcMar>
+              <w:top w:w="80" w:type="dxa"/>
+              <w:start w:w="120" w:type="dxa"/>
+              <w:bottom w:w="80" w:type="dxa"/>
+              <w:end w:w="120" w:type="dxa"/>
+            </w:tcMar>
+          </w:tcPr>
+          <w:p>
+            <w:pPr>
+              <w:spacing w:after="0" w:line="264" w:lineRule="auto"/>
+            </w:pPr>
+            <w:r>
+              <w:rPr>
+                <w:rFonts w:ascii="Calibri" w:hAnsi="Calibri" w:eastAsia="Microsoft YaHei"/>
+                <w:b w:val="0"/>
+                <w:color w:val="333333"/>
+                <w:sz w:val="21"/>
+              </w:rPr>
+              <w:t>电影数量</w:t>
+            </w:r>
+          </w:p>
+        </w:tc>
+        <w:tc>
+          <w:tcPr>
+            <w:tcW w:type="dxa" w:w="6768"/>
+            <w:vAlign w:val="center"/>
+            <w:tcMar>
+              <w:top w:w="80" w:type="dxa"/>
+              <w:start w:w="120" w:type="dxa"/>
+              <w:bottom w:w="80" w:type="dxa"/>
+              <w:end w:w="120" w:type="dxa"/>
+            </w:tcMar>
+          </w:tcPr>
+          <w:p>
+            <w:pPr>
+              <w:spacing w:after="0" w:line="264" w:lineRule="auto"/>
+            </w:pPr>
+            <w:r>
+              <w:rPr>
+                <w:rFonts w:ascii="Calibri" w:hAnsi="Calibri" w:eastAsia="Microsoft YaHei"/>
+                <w:b w:val="0"/>
+                <w:color w:val="333333"/>
+                <w:sz w:val="21"/>
+              </w:rPr>
+              <w:t>200 部</w:t>
+            </w:r>
+          </w:p>
+        </w:tc>
+      </w:tr>
+      <w:tr>
+        <w:tc>
+          <w:tcPr>
+            <w:tcW w:type="dxa" w:w="2592"/>
+            <w:vAlign w:val="center"/>
+            <w:tcMar>
+              <w:top w:w="80" w:type="dxa"/>
+              <w:start w:w="120" w:type="dxa"/>
+              <w:bottom w:w="80" w:type="dxa"/>
+              <w:end w:w="120" w:type="dxa"/>
+            </w:tcMar>
+          </w:tcPr>
+          <w:p>
+            <w:pPr>
+              <w:spacing w:after="0" w:line="264" w:lineRule="auto"/>
+            </w:pPr>
+            <w:r>
+              <w:rPr>
+                <w:rFonts w:ascii="Calibri" w:hAnsi="Calibri" w:eastAsia="Microsoft YaHei"/>
+                <w:b w:val="0"/>
+                <w:color w:val="333333"/>
+                <w:sz w:val="21"/>
+              </w:rPr>
+              <w:t>年份跨度</w:t>
+            </w:r>
+          </w:p>
+        </w:tc>
+        <w:tc>
+          <w:tcPr>
+            <w:tcW w:type="dxa" w:w="6768"/>
+            <w:vAlign w:val="center"/>
+            <w:tcMar>
+              <w:top w:w="80" w:type="dxa"/>
+              <w:start w:w="120" w:type="dxa"/>
+              <w:bottom w:w="80" w:type="dxa"/>
+              <w:end w:w="120" w:type="dxa"/>
+            </w:tcMar>
+          </w:tcPr>
+          <w:p>
+            <w:pPr>
+              <w:spacing w:after="0" w:line="264" w:lineRule="auto"/>
+            </w:pPr>
+            <w:r>
+              <w:rPr>
+                <w:rFonts w:ascii="Calibri" w:hAnsi="Calibri" w:eastAsia="Microsoft YaHei"/>
+                <w:b w:val="0"/>
+                <w:color w:val="333333"/>
+                <w:sz w:val="21"/>
+              </w:rPr>
+              <w:t>1936-2023</w:t>
+            </w:r>
+          </w:p>
+        </w:tc>
+      </w:tr>
+      <w:tr>
+        <w:tc>
+          <w:tcPr>
+            <w:tcW w:type="dxa" w:w="2592"/>
+            <w:vAlign w:val="center"/>
+            <w:tcMar>
+              <w:top w:w="80" w:type="dxa"/>
+              <w:start w:w="120" w:type="dxa"/>
+              <w:bottom w:w="80" w:type="dxa"/>
+              <w:end w:w="120" w:type="dxa"/>
+            </w:tcMar>
+          </w:tcPr>
+          <w:p>
+            <w:pPr>
+              <w:spacing w:after="0" w:line="264" w:lineRule="auto"/>
+            </w:pPr>
+            <w:r>
+              <w:rPr>
+                <w:rFonts w:ascii="Calibri" w:hAnsi="Calibri" w:eastAsia="Microsoft YaHei"/>
+                <w:b w:val="0"/>
+                <w:color w:val="333333"/>
+                <w:sz w:val="21"/>
+              </w:rPr>
+              <w:t>平均评分</w:t>
+            </w:r>
+          </w:p>
+        </w:tc>
+        <w:tc>
+          <w:tcPr>
+            <w:tcW w:type="dxa" w:w="6768"/>
+            <w:vAlign w:val="center"/>
+            <w:tcMar>
+              <w:top w:w="80" w:type="dxa"/>
+              <w:start w:w="120" w:type="dxa"/>
+              <w:bottom w:w="80" w:type="dxa"/>
+              <w:end w:w="120" w:type="dxa"/>
+            </w:tcMar>
+          </w:tcPr>
+          <w:p>
+            <w:pPr>
+              <w:spacing w:after="0" w:line="264" w:lineRule="auto"/>
+            </w:pPr>
+            <w:r>
+              <w:rPr>
+                <w:rFonts w:ascii="Calibri" w:hAnsi="Calibri" w:eastAsia="Microsoft YaHei"/>
+                <w:b w:val="0"/>
+                <w:color w:val="333333"/>
+                <w:sz w:val="21"/>
+              </w:rPr>
+              <w:t>9.01</w:t>
+            </w:r>
+          </w:p>
+        </w:tc>
+      </w:tr>
+      <w:tr>
+        <w:tc>
+          <w:tcPr>
+            <w:tcW w:type="dxa" w:w="2592"/>
+            <w:vAlign w:val="center"/>
+            <w:tcMar>
+              <w:top w:w="80" w:type="dxa"/>
+              <w:start w:w="120" w:type="dxa"/>
+              <w:bottom w:w="80" w:type="dxa"/>
+              <w:end w:w="120" w:type="dxa"/>
+            </w:tcMar>
+          </w:tcPr>
+          <w:p>
+            <w:pPr>
+              <w:spacing w:after="0" w:line="264" w:lineRule="auto"/>
+            </w:pPr>
+            <w:r>
+              <w:rPr>
+                <w:rFonts w:ascii="Calibri" w:hAnsi="Calibri" w:eastAsia="Microsoft YaHei"/>
+                <w:b w:val="0"/>
+                <w:color w:val="333333"/>
+                <w:sz w:val="21"/>
+              </w:rPr>
+              <w:t>评分范围</w:t>
+            </w:r>
+          </w:p>
+        </w:tc>
+        <w:tc>
+          <w:tcPr>
+            <w:tcW w:type="dxa" w:w="6768"/>
+            <w:vAlign w:val="center"/>
+            <w:tcMar>
+              <w:top w:w="80" w:type="dxa"/>
+              <w:start w:w="120" w:type="dxa"/>
+              <w:bottom w:w="80" w:type="dxa"/>
+              <w:end w:w="120" w:type="dxa"/>
+            </w:tcMar>
+          </w:tcPr>
+          <w:p>
+            <w:pPr>
+              <w:spacing w:after="0" w:line="264" w:lineRule="auto"/>
+            </w:pPr>
+            <w:r>
+              <w:rPr>
+                <w:rFonts w:ascii="Calibri" w:hAnsi="Calibri" w:eastAsia="Microsoft YaHei"/>
+                <w:b w:val="0"/>
+                <w:color w:val="333333"/>
+                <w:sz w:val="21"/>
+              </w:rPr>
+              <w:t>8.5-9.7</w:t>
+            </w:r>
+          </w:p>
+        </w:tc>
+      </w:tr>
+      <w:tr>
+        <w:tc>
+          <w:tcPr>
+            <w:tcW w:type="dxa" w:w="2592"/>
+            <w:vAlign w:val="center"/>
+            <w:tcMar>
+              <w:top w:w="80" w:type="dxa"/>
+              <w:start w:w="120" w:type="dxa"/>
+              <w:bottom w:w="80" w:type="dxa"/>
+              <w:end w:w="120" w:type="dxa"/>
+            </w:tcMar>
+          </w:tcPr>
+          <w:p>
+            <w:pPr>
+              <w:spacing w:after="0" w:line="264" w:lineRule="auto"/>
+            </w:pPr>
+            <w:r>
+              <w:rPr>
+                <w:rFonts w:ascii="Calibri" w:hAnsi="Calibri" w:eastAsia="Microsoft YaHei"/>
+                <w:b w:val="0"/>
+                <w:color w:val="333333"/>
+                <w:sz w:val="21"/>
+              </w:rPr>
+              <w:t>累计评价人数</w:t>
+            </w:r>
+          </w:p>
+        </w:tc>
+        <w:tc>
+          <w:tcPr>
+            <w:tcW w:type="dxa" w:w="6768"/>
+            <w:vAlign w:val="center"/>
+            <w:tcMar>
+              <w:top w:w="80" w:type="dxa"/>
+              <w:start w:w="120" w:type="dxa"/>
+              <w:bottom w:w="80" w:type="dxa"/>
+              <w:end w:w="120" w:type="dxa"/>
+            </w:tcMar>
+          </w:tcPr>
+          <w:p>
+            <w:pPr>
+              <w:spacing w:after="0" w:line="264" w:lineRule="auto"/>
+            </w:pPr>
+            <w:r>
+              <w:rPr>
+                <w:rFonts w:ascii="Calibri" w:hAnsi="Calibri" w:eastAsia="Microsoft YaHei"/>
+                <w:b w:val="0"/>
+                <w:color w:val="333333"/>
+                <w:sz w:val="21"/>
+              </w:rPr>
+              <w:t>188,548,326</w:t>
+            </w:r>
+          </w:p>
+        </w:tc>
+      </w:tr>
+      <w:tr>
+        <w:tc>
+          <w:tcPr>
+            <w:tcW w:type="dxa" w:w="2592"/>
+            <w:vAlign w:val="center"/>
+            <w:tcMar>
+              <w:top w:w="80" w:type="dxa"/>
+              <w:start w:w="120" w:type="dxa"/>
+              <w:bottom w:w="80" w:type="dxa"/>
+              <w:end w:w="120" w:type="dxa"/>
+            </w:tcMar>
+          </w:tcPr>
+          <w:p>
+            <w:pPr>
+              <w:spacing w:after="0" w:line="264" w:lineRule="auto"/>
+            </w:pPr>
+            <w:r>
+              <w:rPr>
+                <w:rFonts w:ascii="Calibri" w:hAnsi="Calibri" w:eastAsia="Microsoft YaHei"/>
+                <w:b w:val="0"/>
+                <w:color w:val="333333"/>
+                <w:sz w:val="21"/>
+              </w:rPr>
+              <w:t>数量最多的年代</w:t>
+            </w:r>
+          </w:p>
+        </w:tc>
+        <w:tc>
+          <w:tcPr>
+            <w:tcW w:type="dxa" w:w="6768"/>
+            <w:vAlign w:val="center"/>
+            <w:tcMar>
+              <w:top w:w="80" w:type="dxa"/>
+              <w:start w:w="120" w:type="dxa"/>
+              <w:bottom w:w="80" w:type="dxa"/>
+              <w:end w:w="120" w:type="dxa"/>
+            </w:tcMar>
+          </w:tcPr>
+          <w:p>
+            <w:pPr>
+              <w:spacing w:after="0" w:line="264" w:lineRule="auto"/>
+            </w:pPr>
+            <w:r>
+              <w:rPr>
+                <w:rFonts w:ascii="Calibri" w:hAnsi="Calibri" w:eastAsia="Microsoft YaHei"/>
+                <w:b w:val="0"/>
+                <w:color w:val="333333"/>
+                <w:sz w:val="21"/>
+              </w:rPr>
+              <w:t>2000 年代</w:t>
+            </w:r>
+          </w:p>
+        </w:tc>
+      </w:tr>
+    </w:tbl>
+    <w:p>
+      <w:pPr>
+        <w:pStyle w:val="Heading1"/>
+      </w:pPr>
+      <w:r>
+        <w:t>4. 类别与地区观察</w:t>
+      </w:r>
+    </w:p>
+    <w:p>
+      <w:pPr>
+        <w:spacing w:after="120" w:line="264" w:lineRule="auto"/>
       </w:pPr>
       <w:r>
         <w:rPr>
-          <w:rFonts w:ascii="宋体" w:hAnsi="宋体" w:eastAsia="宋体"/>
-          <w:color w:val="555555"/>
-          <w:sz w:val="24"/>
+          <w:rFonts w:ascii="Calibri" w:hAnsi="Calibri" w:eastAsia="Microsoft YaHei"/>
+          <w:b w:val="0"/>
+          <w:color w:val="333333"/>
+          <w:sz w:val="22"/>
         </w:rPr>
-        <w:t>表 2  数据清洗与质量核验结果（由本次程序运行自动生成）</w:t>
+        <w:t>类型分布显示，剧情片是 Top200 中最主要的标签，喜剧、爱情、冒险、奇幻和犯罪等类型也具有较高出现频次。国家/地区分布中，美国电影数量最多，日本、英国、中国香港、中国大陆和法国等也形成较明显的代表性。</w:t>
       </w:r>
+    </w:p>
+    <w:tbl>
+      <w:tblPr>
+        <w:tblStyle w:val="TableGrid"/>
+        <w:tblW w:type="dxa" w:w="9360"/>
+        <w:tblLayout w:type="fixed"/>
+        <w:tblLook w:firstColumn="1" w:firstRow="1" w:lastColumn="0" w:lastRow="0" w:noHBand="0" w:noVBand="1" w:val="04A0"/>
+        <w:tblInd w:w="120" w:type="dxa"/>
+      </w:tblPr>
+      <w:tblGrid>
+        <w:gridCol w:w="2592"/>
+        <w:gridCol w:w="1728"/>
+        <w:gridCol w:w="3024"/>
+        <w:gridCol w:w="2016"/>
+      </w:tblGrid>
+      <w:tr>
+        <w:tc>
+          <w:tcPr>
+            <w:tcW w:type="dxa" w:w="2592"/>
+            <w:vAlign w:val="center"/>
+            <w:tcMar>
+              <w:top w:w="80" w:type="dxa"/>
+              <w:start w:w="120" w:type="dxa"/>
+              <w:bottom w:w="80" w:type="dxa"/>
+              <w:end w:w="120" w:type="dxa"/>
+            </w:tcMar>
+            <w:shd w:fill="F2F4F7"/>
+          </w:tcPr>
+          <w:p>
+            <w:pPr>
+              <w:spacing w:after="0" w:line="264" w:lineRule="auto"/>
+            </w:pPr>
+            <w:r>
+              <w:rPr>
+                <w:rFonts w:ascii="Calibri" w:hAnsi="Calibri" w:eastAsia="Microsoft YaHei"/>
+                <w:b/>
+                <w:color w:val="0B2545"/>
+                <w:sz w:val="21"/>
+              </w:rPr>
+              <w:t>类型</w:t>
+            </w:r>
+          </w:p>
+        </w:tc>
+        <w:tc>
+          <w:tcPr>
+            <w:tcW w:type="dxa" w:w="1728"/>
+            <w:vAlign w:val="center"/>
+            <w:tcMar>
+              <w:top w:w="80" w:type="dxa"/>
+              <w:start w:w="120" w:type="dxa"/>
+              <w:bottom w:w="80" w:type="dxa"/>
+              <w:end w:w="120" w:type="dxa"/>
+            </w:tcMar>
+            <w:shd w:fill="F2F4F7"/>
+          </w:tcPr>
+          <w:p>
+            <w:pPr>
+              <w:spacing w:after="0" w:line="264" w:lineRule="auto"/>
+            </w:pPr>
+            <w:r>
+              <w:rPr>
+                <w:rFonts w:ascii="Calibri" w:hAnsi="Calibri" w:eastAsia="Microsoft YaHei"/>
+                <w:b/>
+                <w:color w:val="0B2545"/>
+                <w:sz w:val="21"/>
+              </w:rPr>
+              <w:t>出现次数</w:t>
+            </w:r>
+          </w:p>
+        </w:tc>
+        <w:tc>
+          <w:tcPr>
+            <w:tcW w:type="dxa" w:w="3024"/>
+            <w:vAlign w:val="center"/>
+            <w:tcMar>
+              <w:top w:w="80" w:type="dxa"/>
+              <w:start w:w="120" w:type="dxa"/>
+              <w:bottom w:w="80" w:type="dxa"/>
+              <w:end w:w="120" w:type="dxa"/>
+            </w:tcMar>
+            <w:shd w:fill="F2F4F7"/>
+          </w:tcPr>
+          <w:p>
+            <w:pPr>
+              <w:spacing w:after="0" w:line="264" w:lineRule="auto"/>
+            </w:pPr>
+            <w:r>
+              <w:rPr>
+                <w:rFonts w:ascii="Calibri" w:hAnsi="Calibri" w:eastAsia="Microsoft YaHei"/>
+                <w:b/>
+                <w:color w:val="0B2545"/>
+                <w:sz w:val="21"/>
+              </w:rPr>
+              <w:t>国家/地区</w:t>
+            </w:r>
+          </w:p>
+        </w:tc>
+        <w:tc>
+          <w:tcPr>
+            <w:tcW w:type="dxa" w:w="2016"/>
+            <w:vAlign w:val="center"/>
+            <w:tcMar>
+              <w:top w:w="80" w:type="dxa"/>
+              <w:start w:w="120" w:type="dxa"/>
+              <w:bottom w:w="80" w:type="dxa"/>
+              <w:end w:w="120" w:type="dxa"/>
+            </w:tcMar>
+            <w:shd w:fill="F2F4F7"/>
+          </w:tcPr>
+          <w:p>
+            <w:pPr>
+              <w:spacing w:after="0" w:line="264" w:lineRule="auto"/>
+            </w:pPr>
+            <w:r>
+              <w:rPr>
+                <w:rFonts w:ascii="Calibri" w:hAnsi="Calibri" w:eastAsia="Microsoft YaHei"/>
+                <w:b/>
+                <w:color w:val="0B2545"/>
+                <w:sz w:val="21"/>
+              </w:rPr>
+              <w:t>出现次数</w:t>
+            </w:r>
+          </w:p>
+        </w:tc>
+      </w:tr>
+      <w:tr>
+        <w:tc>
+          <w:tcPr>
+            <w:tcW w:type="dxa" w:w="2592"/>
+            <w:vAlign w:val="center"/>
+            <w:tcMar>
+              <w:top w:w="80" w:type="dxa"/>
+              <w:start w:w="120" w:type="dxa"/>
+              <w:bottom w:w="80" w:type="dxa"/>
+              <w:end w:w="120" w:type="dxa"/>
+            </w:tcMar>
+          </w:tcPr>
+          <w:p>
+            <w:pPr>
+              <w:spacing w:after="0" w:line="264" w:lineRule="auto"/>
+            </w:pPr>
+            <w:r>
+              <w:rPr>
+                <w:rFonts w:ascii="Calibri" w:hAnsi="Calibri" w:eastAsia="Microsoft YaHei"/>
+                <w:b w:val="0"/>
+                <w:color w:val="333333"/>
+                <w:sz w:val="21"/>
+              </w:rPr>
+              <w:t>剧情</w:t>
+            </w:r>
+          </w:p>
+        </w:tc>
+        <w:tc>
+          <w:tcPr>
+            <w:tcW w:type="dxa" w:w="1728"/>
+            <w:vAlign w:val="center"/>
+            <w:tcMar>
+              <w:top w:w="80" w:type="dxa"/>
+              <w:start w:w="120" w:type="dxa"/>
+              <w:bottom w:w="80" w:type="dxa"/>
+              <w:end w:w="120" w:type="dxa"/>
+            </w:tcMar>
+          </w:tcPr>
+          <w:p>
+            <w:pPr>
+              <w:spacing w:after="0" w:line="264" w:lineRule="auto"/>
+            </w:pPr>
+            <w:r>
+              <w:rPr>
+                <w:rFonts w:ascii="Calibri" w:hAnsi="Calibri" w:eastAsia="Microsoft YaHei"/>
+                <w:b w:val="0"/>
+                <w:color w:val="333333"/>
+                <w:sz w:val="21"/>
+              </w:rPr>
+              <w:t>150 次</w:t>
+            </w:r>
+          </w:p>
+        </w:tc>
+        <w:tc>
+          <w:tcPr>
+            <w:tcW w:type="dxa" w:w="3024"/>
+            <w:vAlign w:val="center"/>
+            <w:tcMar>
+              <w:top w:w="80" w:type="dxa"/>
+              <w:start w:w="120" w:type="dxa"/>
+              <w:bottom w:w="80" w:type="dxa"/>
+              <w:end w:w="120" w:type="dxa"/>
+            </w:tcMar>
+          </w:tcPr>
+          <w:p>
+            <w:pPr>
+              <w:spacing w:after="0" w:line="264" w:lineRule="auto"/>
+            </w:pPr>
+            <w:r>
+              <w:rPr>
+                <w:rFonts w:ascii="Calibri" w:hAnsi="Calibri" w:eastAsia="Microsoft YaHei"/>
+                <w:b w:val="0"/>
+                <w:color w:val="333333"/>
+                <w:sz w:val="21"/>
+              </w:rPr>
+              <w:t>美国</w:t>
+            </w:r>
+          </w:p>
+        </w:tc>
+        <w:tc>
+          <w:tcPr>
+            <w:tcW w:type="dxa" w:w="2016"/>
+            <w:vAlign w:val="center"/>
+            <w:tcMar>
+              <w:top w:w="80" w:type="dxa"/>
+              <w:start w:w="120" w:type="dxa"/>
+              <w:bottom w:w="80" w:type="dxa"/>
+              <w:end w:w="120" w:type="dxa"/>
+            </w:tcMar>
+          </w:tcPr>
+          <w:p>
+            <w:pPr>
+              <w:spacing w:after="0" w:line="264" w:lineRule="auto"/>
+            </w:pPr>
+            <w:r>
+              <w:rPr>
+                <w:rFonts w:ascii="Calibri" w:hAnsi="Calibri" w:eastAsia="Microsoft YaHei"/>
+                <w:b w:val="0"/>
+                <w:color w:val="333333"/>
+                <w:sz w:val="21"/>
+              </w:rPr>
+              <w:t>110 次</w:t>
+            </w:r>
+          </w:p>
+        </w:tc>
+      </w:tr>
+      <w:tr>
+        <w:tc>
+          <w:tcPr>
+            <w:tcW w:type="dxa" w:w="2592"/>
+            <w:vAlign w:val="center"/>
+            <w:tcMar>
+              <w:top w:w="80" w:type="dxa"/>
+              <w:start w:w="120" w:type="dxa"/>
+              <w:bottom w:w="80" w:type="dxa"/>
+              <w:end w:w="120" w:type="dxa"/>
+            </w:tcMar>
+          </w:tcPr>
+          <w:p>
+            <w:pPr>
+              <w:spacing w:after="0" w:line="264" w:lineRule="auto"/>
+            </w:pPr>
+            <w:r>
+              <w:rPr>
+                <w:rFonts w:ascii="Calibri" w:hAnsi="Calibri" w:eastAsia="Microsoft YaHei"/>
+                <w:b w:val="0"/>
+                <w:color w:val="333333"/>
+                <w:sz w:val="21"/>
+              </w:rPr>
+              <w:t>喜剧</w:t>
+            </w:r>
+          </w:p>
+        </w:tc>
+        <w:tc>
+          <w:tcPr>
+            <w:tcW w:type="dxa" w:w="1728"/>
+            <w:vAlign w:val="center"/>
+            <w:tcMar>
+              <w:top w:w="80" w:type="dxa"/>
+              <w:start w:w="120" w:type="dxa"/>
+              <w:bottom w:w="80" w:type="dxa"/>
+              <w:end w:w="120" w:type="dxa"/>
+            </w:tcMar>
+          </w:tcPr>
+          <w:p>
+            <w:pPr>
+              <w:spacing w:after="0" w:line="264" w:lineRule="auto"/>
+            </w:pPr>
+            <w:r>
+              <w:rPr>
+                <w:rFonts w:ascii="Calibri" w:hAnsi="Calibri" w:eastAsia="Microsoft YaHei"/>
+                <w:b w:val="0"/>
+                <w:color w:val="333333"/>
+                <w:sz w:val="21"/>
+              </w:rPr>
+              <w:t>44 次</w:t>
+            </w:r>
+          </w:p>
+        </w:tc>
+        <w:tc>
+          <w:tcPr>
+            <w:tcW w:type="dxa" w:w="3024"/>
+            <w:vAlign w:val="center"/>
+            <w:tcMar>
+              <w:top w:w="80" w:type="dxa"/>
+              <w:start w:w="120" w:type="dxa"/>
+              <w:bottom w:w="80" w:type="dxa"/>
+              <w:end w:w="120" w:type="dxa"/>
+            </w:tcMar>
+          </w:tcPr>
+          <w:p>
+            <w:pPr>
+              <w:spacing w:after="0" w:line="264" w:lineRule="auto"/>
+            </w:pPr>
+            <w:r>
+              <w:rPr>
+                <w:rFonts w:ascii="Calibri" w:hAnsi="Calibri" w:eastAsia="Microsoft YaHei"/>
+                <w:b w:val="0"/>
+                <w:color w:val="333333"/>
+                <w:sz w:val="21"/>
+              </w:rPr>
+              <w:t>英国</w:t>
+            </w:r>
+          </w:p>
+        </w:tc>
+        <w:tc>
+          <w:tcPr>
+            <w:tcW w:type="dxa" w:w="2016"/>
+            <w:vAlign w:val="center"/>
+            <w:tcMar>
+              <w:top w:w="80" w:type="dxa"/>
+              <w:start w:w="120" w:type="dxa"/>
+              <w:bottom w:w="80" w:type="dxa"/>
+              <w:end w:w="120" w:type="dxa"/>
+            </w:tcMar>
+          </w:tcPr>
+          <w:p>
+            <w:pPr>
+              <w:spacing w:after="0" w:line="264" w:lineRule="auto"/>
+            </w:pPr>
+            <w:r>
+              <w:rPr>
+                <w:rFonts w:ascii="Calibri" w:hAnsi="Calibri" w:eastAsia="Microsoft YaHei"/>
+                <w:b w:val="0"/>
+                <w:color w:val="333333"/>
+                <w:sz w:val="21"/>
+              </w:rPr>
+              <w:t>28 次</w:t>
+            </w:r>
+          </w:p>
+        </w:tc>
+      </w:tr>
+      <w:tr>
+        <w:tc>
+          <w:tcPr>
+            <w:tcW w:type="dxa" w:w="2592"/>
+            <w:vAlign w:val="center"/>
+            <w:tcMar>
+              <w:top w:w="80" w:type="dxa"/>
+              <w:start w:w="120" w:type="dxa"/>
+              <w:bottom w:w="80" w:type="dxa"/>
+              <w:end w:w="120" w:type="dxa"/>
+            </w:tcMar>
+          </w:tcPr>
+          <w:p>
+            <w:pPr>
+              <w:spacing w:after="0" w:line="264" w:lineRule="auto"/>
+            </w:pPr>
+            <w:r>
+              <w:rPr>
+                <w:rFonts w:ascii="Calibri" w:hAnsi="Calibri" w:eastAsia="Microsoft YaHei"/>
+                <w:b w:val="0"/>
+                <w:color w:val="333333"/>
+                <w:sz w:val="21"/>
+              </w:rPr>
+              <w:t>爱情</w:t>
+            </w:r>
+          </w:p>
+        </w:tc>
+        <w:tc>
+          <w:tcPr>
+            <w:tcW w:type="dxa" w:w="1728"/>
+            <w:vAlign w:val="center"/>
+            <w:tcMar>
+              <w:top w:w="80" w:type="dxa"/>
+              <w:start w:w="120" w:type="dxa"/>
+              <w:bottom w:w="80" w:type="dxa"/>
+              <w:end w:w="120" w:type="dxa"/>
+            </w:tcMar>
+          </w:tcPr>
+          <w:p>
+            <w:pPr>
+              <w:spacing w:after="0" w:line="264" w:lineRule="auto"/>
+            </w:pPr>
+            <w:r>
+              <w:rPr>
+                <w:rFonts w:ascii="Calibri" w:hAnsi="Calibri" w:eastAsia="Microsoft YaHei"/>
+                <w:b w:val="0"/>
+                <w:color w:val="333333"/>
+                <w:sz w:val="21"/>
+              </w:rPr>
+              <w:t>43 次</w:t>
+            </w:r>
+          </w:p>
+        </w:tc>
+        <w:tc>
+          <w:tcPr>
+            <w:tcW w:type="dxa" w:w="3024"/>
+            <w:vAlign w:val="center"/>
+            <w:tcMar>
+              <w:top w:w="80" w:type="dxa"/>
+              <w:start w:w="120" w:type="dxa"/>
+              <w:bottom w:w="80" w:type="dxa"/>
+              <w:end w:w="120" w:type="dxa"/>
+            </w:tcMar>
+          </w:tcPr>
+          <w:p>
+            <w:pPr>
+              <w:spacing w:after="0" w:line="264" w:lineRule="auto"/>
+            </w:pPr>
+            <w:r>
+              <w:rPr>
+                <w:rFonts w:ascii="Calibri" w:hAnsi="Calibri" w:eastAsia="Microsoft YaHei"/>
+                <w:b w:val="0"/>
+                <w:color w:val="333333"/>
+                <w:sz w:val="21"/>
+              </w:rPr>
+              <w:t>日本</w:t>
+            </w:r>
+          </w:p>
+        </w:tc>
+        <w:tc>
+          <w:tcPr>
+            <w:tcW w:type="dxa" w:w="2016"/>
+            <w:vAlign w:val="center"/>
+            <w:tcMar>
+              <w:top w:w="80" w:type="dxa"/>
+              <w:start w:w="120" w:type="dxa"/>
+              <w:bottom w:w="80" w:type="dxa"/>
+              <w:end w:w="120" w:type="dxa"/>
+            </w:tcMar>
+          </w:tcPr>
+          <w:p>
+            <w:pPr>
+              <w:spacing w:after="0" w:line="264" w:lineRule="auto"/>
+            </w:pPr>
+            <w:r>
+              <w:rPr>
+                <w:rFonts w:ascii="Calibri" w:hAnsi="Calibri" w:eastAsia="Microsoft YaHei"/>
+                <w:b w:val="0"/>
+                <w:color w:val="333333"/>
+                <w:sz w:val="21"/>
+              </w:rPr>
+              <w:t>28 次</w:t>
+            </w:r>
+          </w:p>
+        </w:tc>
+      </w:tr>
+      <w:tr>
+        <w:tc>
+          <w:tcPr>
+            <w:tcW w:type="dxa" w:w="2592"/>
+            <w:vAlign w:val="center"/>
+            <w:tcMar>
+              <w:top w:w="80" w:type="dxa"/>
+              <w:start w:w="120" w:type="dxa"/>
+              <w:bottom w:w="80" w:type="dxa"/>
+              <w:end w:w="120" w:type="dxa"/>
+            </w:tcMar>
+          </w:tcPr>
+          <w:p>
+            <w:pPr>
+              <w:spacing w:after="0" w:line="264" w:lineRule="auto"/>
+            </w:pPr>
+            <w:r>
+              <w:rPr>
+                <w:rFonts w:ascii="Calibri" w:hAnsi="Calibri" w:eastAsia="Microsoft YaHei"/>
+                <w:b w:val="0"/>
+                <w:color w:val="333333"/>
+                <w:sz w:val="21"/>
+              </w:rPr>
+              <w:t>冒险</w:t>
+            </w:r>
+          </w:p>
+        </w:tc>
+        <w:tc>
+          <w:tcPr>
+            <w:tcW w:type="dxa" w:w="1728"/>
+            <w:vAlign w:val="center"/>
+            <w:tcMar>
+              <w:top w:w="80" w:type="dxa"/>
+              <w:start w:w="120" w:type="dxa"/>
+              <w:bottom w:w="80" w:type="dxa"/>
+              <w:end w:w="120" w:type="dxa"/>
+            </w:tcMar>
+          </w:tcPr>
+          <w:p>
+            <w:pPr>
+              <w:spacing w:after="0" w:line="264" w:lineRule="auto"/>
+            </w:pPr>
+            <w:r>
+              <w:rPr>
+                <w:rFonts w:ascii="Calibri" w:hAnsi="Calibri" w:eastAsia="Microsoft YaHei"/>
+                <w:b w:val="0"/>
+                <w:color w:val="333333"/>
+                <w:sz w:val="21"/>
+              </w:rPr>
+              <w:t>41 次</w:t>
+            </w:r>
+          </w:p>
+        </w:tc>
+        <w:tc>
+          <w:tcPr>
+            <w:tcW w:type="dxa" w:w="3024"/>
+            <w:vAlign w:val="center"/>
+            <w:tcMar>
+              <w:top w:w="80" w:type="dxa"/>
+              <w:start w:w="120" w:type="dxa"/>
+              <w:bottom w:w="80" w:type="dxa"/>
+              <w:end w:w="120" w:type="dxa"/>
+            </w:tcMar>
+          </w:tcPr>
+          <w:p>
+            <w:pPr>
+              <w:spacing w:after="0" w:line="264" w:lineRule="auto"/>
+            </w:pPr>
+            <w:r>
+              <w:rPr>
+                <w:rFonts w:ascii="Calibri" w:hAnsi="Calibri" w:eastAsia="Microsoft YaHei"/>
+                <w:b w:val="0"/>
+                <w:color w:val="333333"/>
+                <w:sz w:val="21"/>
+              </w:rPr>
+              <w:t>中国香港</w:t>
+            </w:r>
+          </w:p>
+        </w:tc>
+        <w:tc>
+          <w:tcPr>
+            <w:tcW w:type="dxa" w:w="2016"/>
+            <w:vAlign w:val="center"/>
+            <w:tcMar>
+              <w:top w:w="80" w:type="dxa"/>
+              <w:start w:w="120" w:type="dxa"/>
+              <w:bottom w:w="80" w:type="dxa"/>
+              <w:end w:w="120" w:type="dxa"/>
+            </w:tcMar>
+          </w:tcPr>
+          <w:p>
+            <w:pPr>
+              <w:spacing w:after="0" w:line="264" w:lineRule="auto"/>
+            </w:pPr>
+            <w:r>
+              <w:rPr>
+                <w:rFonts w:ascii="Calibri" w:hAnsi="Calibri" w:eastAsia="Microsoft YaHei"/>
+                <w:b w:val="0"/>
+                <w:color w:val="333333"/>
+                <w:sz w:val="21"/>
+              </w:rPr>
+              <w:t>24 次</w:t>
+            </w:r>
+          </w:p>
+        </w:tc>
+      </w:tr>
+      <w:tr>
+        <w:tc>
+          <w:tcPr>
+            <w:tcW w:type="dxa" w:w="2592"/>
+            <w:vAlign w:val="center"/>
+            <w:tcMar>
+              <w:top w:w="80" w:type="dxa"/>
+              <w:start w:w="120" w:type="dxa"/>
+              <w:bottom w:w="80" w:type="dxa"/>
+              <w:end w:w="120" w:type="dxa"/>
+            </w:tcMar>
+          </w:tcPr>
+          <w:p>
+            <w:pPr>
+              <w:spacing w:after="0" w:line="264" w:lineRule="auto"/>
+            </w:pPr>
+            <w:r>
+              <w:rPr>
+                <w:rFonts w:ascii="Calibri" w:hAnsi="Calibri" w:eastAsia="Microsoft YaHei"/>
+                <w:b w:val="0"/>
+                <w:color w:val="333333"/>
+                <w:sz w:val="21"/>
+              </w:rPr>
+              <w:t>奇幻</w:t>
+            </w:r>
+          </w:p>
+        </w:tc>
+        <w:tc>
+          <w:tcPr>
+            <w:tcW w:type="dxa" w:w="1728"/>
+            <w:vAlign w:val="center"/>
+            <w:tcMar>
+              <w:top w:w="80" w:type="dxa"/>
+              <w:start w:w="120" w:type="dxa"/>
+              <w:bottom w:w="80" w:type="dxa"/>
+              <w:end w:w="120" w:type="dxa"/>
+            </w:tcMar>
+          </w:tcPr>
+          <w:p>
+            <w:pPr>
+              <w:spacing w:after="0" w:line="264" w:lineRule="auto"/>
+            </w:pPr>
+            <w:r>
+              <w:rPr>
+                <w:rFonts w:ascii="Calibri" w:hAnsi="Calibri" w:eastAsia="Microsoft YaHei"/>
+                <w:b w:val="0"/>
+                <w:color w:val="333333"/>
+                <w:sz w:val="21"/>
+              </w:rPr>
+              <w:t>39 次</w:t>
+            </w:r>
+          </w:p>
+        </w:tc>
+        <w:tc>
+          <w:tcPr>
+            <w:tcW w:type="dxa" w:w="3024"/>
+            <w:vAlign w:val="center"/>
+            <w:tcMar>
+              <w:top w:w="80" w:type="dxa"/>
+              <w:start w:w="120" w:type="dxa"/>
+              <w:bottom w:w="80" w:type="dxa"/>
+              <w:end w:w="120" w:type="dxa"/>
+            </w:tcMar>
+          </w:tcPr>
+          <w:p>
+            <w:pPr>
+              <w:spacing w:after="0" w:line="264" w:lineRule="auto"/>
+            </w:pPr>
+            <w:r>
+              <w:rPr>
+                <w:rFonts w:ascii="Calibri" w:hAnsi="Calibri" w:eastAsia="Microsoft YaHei"/>
+                <w:b w:val="0"/>
+                <w:color w:val="333333"/>
+                <w:sz w:val="21"/>
+              </w:rPr>
+              <w:t>中国大陆</w:t>
+            </w:r>
+          </w:p>
+        </w:tc>
+        <w:tc>
+          <w:tcPr>
+            <w:tcW w:type="dxa" w:w="2016"/>
+            <w:vAlign w:val="center"/>
+            <w:tcMar>
+              <w:top w:w="80" w:type="dxa"/>
+              <w:start w:w="120" w:type="dxa"/>
+              <w:bottom w:w="80" w:type="dxa"/>
+              <w:end w:w="120" w:type="dxa"/>
+            </w:tcMar>
+          </w:tcPr>
+          <w:p>
+            <w:pPr>
+              <w:spacing w:after="0" w:line="264" w:lineRule="auto"/>
+            </w:pPr>
+            <w:r>
+              <w:rPr>
+                <w:rFonts w:ascii="Calibri" w:hAnsi="Calibri" w:eastAsia="Microsoft YaHei"/>
+                <w:b w:val="0"/>
+                <w:color w:val="333333"/>
+                <w:sz w:val="21"/>
+              </w:rPr>
+              <w:t>22 次</w:t>
+            </w:r>
+          </w:p>
+        </w:tc>
+      </w:tr>
+      <w:tr>
+        <w:tc>
+          <w:tcPr>
+            <w:tcW w:type="dxa" w:w="2592"/>
+            <w:vAlign w:val="center"/>
+            <w:tcMar>
+              <w:top w:w="80" w:type="dxa"/>
+              <w:start w:w="120" w:type="dxa"/>
+              <w:bottom w:w="80" w:type="dxa"/>
+              <w:end w:w="120" w:type="dxa"/>
+            </w:tcMar>
+          </w:tcPr>
+          <w:p>
+            <w:pPr>
+              <w:spacing w:after="0" w:line="264" w:lineRule="auto"/>
+            </w:pPr>
+            <w:r>
+              <w:rPr>
+                <w:rFonts w:ascii="Calibri" w:hAnsi="Calibri" w:eastAsia="Microsoft YaHei"/>
+                <w:b w:val="0"/>
+                <w:color w:val="333333"/>
+                <w:sz w:val="21"/>
+              </w:rPr>
+              <w:t>犯罪</w:t>
+            </w:r>
+          </w:p>
+        </w:tc>
+        <w:tc>
+          <w:tcPr>
+            <w:tcW w:type="dxa" w:w="1728"/>
+            <w:vAlign w:val="center"/>
+            <w:tcMar>
+              <w:top w:w="80" w:type="dxa"/>
+              <w:start w:w="120" w:type="dxa"/>
+              <w:bottom w:w="80" w:type="dxa"/>
+              <w:end w:w="120" w:type="dxa"/>
+            </w:tcMar>
+          </w:tcPr>
+          <w:p>
+            <w:pPr>
+              <w:spacing w:after="0" w:line="264" w:lineRule="auto"/>
+            </w:pPr>
+            <w:r>
+              <w:rPr>
+                <w:rFonts w:ascii="Calibri" w:hAnsi="Calibri" w:eastAsia="Microsoft YaHei"/>
+                <w:b w:val="0"/>
+                <w:color w:val="333333"/>
+                <w:sz w:val="21"/>
+              </w:rPr>
+              <w:t>36 次</w:t>
+            </w:r>
+          </w:p>
+        </w:tc>
+        <w:tc>
+          <w:tcPr>
+            <w:tcW w:type="dxa" w:w="3024"/>
+            <w:vAlign w:val="center"/>
+            <w:tcMar>
+              <w:top w:w="80" w:type="dxa"/>
+              <w:start w:w="120" w:type="dxa"/>
+              <w:bottom w:w="80" w:type="dxa"/>
+              <w:end w:w="120" w:type="dxa"/>
+            </w:tcMar>
+          </w:tcPr>
+          <w:p>
+            <w:pPr>
+              <w:spacing w:after="0" w:line="264" w:lineRule="auto"/>
+            </w:pPr>
+            <w:r>
+              <w:rPr>
+                <w:rFonts w:ascii="Calibri" w:hAnsi="Calibri" w:eastAsia="Microsoft YaHei"/>
+                <w:b w:val="0"/>
+                <w:color w:val="333333"/>
+                <w:sz w:val="21"/>
+              </w:rPr>
+              <w:t>法国</w:t>
+            </w:r>
+          </w:p>
+        </w:tc>
+        <w:tc>
+          <w:tcPr>
+            <w:tcW w:type="dxa" w:w="2016"/>
+            <w:vAlign w:val="center"/>
+            <w:tcMar>
+              <w:top w:w="80" w:type="dxa"/>
+              <w:start w:w="120" w:type="dxa"/>
+              <w:bottom w:w="80" w:type="dxa"/>
+              <w:end w:w="120" w:type="dxa"/>
+            </w:tcMar>
+          </w:tcPr>
+          <w:p>
+            <w:pPr>
+              <w:spacing w:after="0" w:line="264" w:lineRule="auto"/>
+            </w:pPr>
+            <w:r>
+              <w:rPr>
+                <w:rFonts w:ascii="Calibri" w:hAnsi="Calibri" w:eastAsia="Microsoft YaHei"/>
+                <w:b w:val="0"/>
+                <w:color w:val="333333"/>
+                <w:sz w:val="21"/>
+              </w:rPr>
+              <w:t>16 次</w:t>
+            </w:r>
+          </w:p>
+        </w:tc>
+      </w:tr>
+      <w:tr>
+        <w:tc>
+          <w:tcPr>
+            <w:tcW w:type="dxa" w:w="2592"/>
+            <w:vAlign w:val="center"/>
+            <w:tcMar>
+              <w:top w:w="80" w:type="dxa"/>
+              <w:start w:w="120" w:type="dxa"/>
+              <w:bottom w:w="80" w:type="dxa"/>
+              <w:end w:w="120" w:type="dxa"/>
+            </w:tcMar>
+          </w:tcPr>
+          <w:p>
+            <w:pPr>
+              <w:spacing w:after="0" w:line="264" w:lineRule="auto"/>
+            </w:pPr>
+            <w:r>
+              <w:rPr>
+                <w:rFonts w:ascii="Calibri" w:hAnsi="Calibri" w:eastAsia="Microsoft YaHei"/>
+                <w:b w:val="0"/>
+                <w:color w:val="333333"/>
+                <w:sz w:val="21"/>
+              </w:rPr>
+              <w:t>动画</w:t>
+            </w:r>
+          </w:p>
+        </w:tc>
+        <w:tc>
+          <w:tcPr>
+            <w:tcW w:type="dxa" w:w="1728"/>
+            <w:vAlign w:val="center"/>
+            <w:tcMar>
+              <w:top w:w="80" w:type="dxa"/>
+              <w:start w:w="120" w:type="dxa"/>
+              <w:bottom w:w="80" w:type="dxa"/>
+              <w:end w:w="120" w:type="dxa"/>
+            </w:tcMar>
+          </w:tcPr>
+          <w:p>
+            <w:pPr>
+              <w:spacing w:after="0" w:line="264" w:lineRule="auto"/>
+            </w:pPr>
+            <w:r>
+              <w:rPr>
+                <w:rFonts w:ascii="Calibri" w:hAnsi="Calibri" w:eastAsia="Microsoft YaHei"/>
+                <w:b w:val="0"/>
+                <w:color w:val="333333"/>
+                <w:sz w:val="21"/>
+              </w:rPr>
+              <w:t>34 次</w:t>
+            </w:r>
+          </w:p>
+        </w:tc>
+        <w:tc>
+          <w:tcPr>
+            <w:tcW w:type="dxa" w:w="3024"/>
+            <w:vAlign w:val="center"/>
+            <w:tcMar>
+              <w:top w:w="80" w:type="dxa"/>
+              <w:start w:w="120" w:type="dxa"/>
+              <w:bottom w:w="80" w:type="dxa"/>
+              <w:end w:w="120" w:type="dxa"/>
+            </w:tcMar>
+          </w:tcPr>
+          <w:p>
+            <w:pPr>
+              <w:spacing w:after="0" w:line="264" w:lineRule="auto"/>
+            </w:pPr>
+            <w:r>
+              <w:rPr>
+                <w:rFonts w:ascii="Calibri" w:hAnsi="Calibri" w:eastAsia="Microsoft YaHei"/>
+                <w:b w:val="0"/>
+                <w:color w:val="333333"/>
+                <w:sz w:val="21"/>
+              </w:rPr>
+              <w:t>韩国</w:t>
+            </w:r>
+          </w:p>
+        </w:tc>
+        <w:tc>
+          <w:tcPr>
+            <w:tcW w:type="dxa" w:w="2016"/>
+            <w:vAlign w:val="center"/>
+            <w:tcMar>
+              <w:top w:w="80" w:type="dxa"/>
+              <w:start w:w="120" w:type="dxa"/>
+              <w:bottom w:w="80" w:type="dxa"/>
+              <w:end w:w="120" w:type="dxa"/>
+            </w:tcMar>
+          </w:tcPr>
+          <w:p>
+            <w:pPr>
+              <w:spacing w:after="0" w:line="264" w:lineRule="auto"/>
+            </w:pPr>
+            <w:r>
+              <w:rPr>
+                <w:rFonts w:ascii="Calibri" w:hAnsi="Calibri" w:eastAsia="Microsoft YaHei"/>
+                <w:b w:val="0"/>
+                <w:color w:val="333333"/>
+                <w:sz w:val="21"/>
+              </w:rPr>
+              <w:t>11 次</w:t>
+            </w:r>
+          </w:p>
+        </w:tc>
+      </w:tr>
+      <w:tr>
+        <w:tc>
+          <w:tcPr>
+            <w:tcW w:type="dxa" w:w="2592"/>
+            <w:vAlign w:val="center"/>
+            <w:tcMar>
+              <w:top w:w="80" w:type="dxa"/>
+              <w:start w:w="120" w:type="dxa"/>
+              <w:bottom w:w="80" w:type="dxa"/>
+              <w:end w:w="120" w:type="dxa"/>
+            </w:tcMar>
+          </w:tcPr>
+          <w:p>
+            <w:pPr>
+              <w:spacing w:after="0" w:line="264" w:lineRule="auto"/>
+            </w:pPr>
+            <w:r>
+              <w:rPr>
+                <w:rFonts w:ascii="Calibri" w:hAnsi="Calibri" w:eastAsia="Microsoft YaHei"/>
+                <w:b w:val="0"/>
+                <w:color w:val="333333"/>
+                <w:sz w:val="21"/>
+              </w:rPr>
+              <w:t>惊悚</w:t>
+            </w:r>
+          </w:p>
+        </w:tc>
+        <w:tc>
+          <w:tcPr>
+            <w:tcW w:type="dxa" w:w="1728"/>
+            <w:vAlign w:val="center"/>
+            <w:tcMar>
+              <w:top w:w="80" w:type="dxa"/>
+              <w:start w:w="120" w:type="dxa"/>
+              <w:bottom w:w="80" w:type="dxa"/>
+              <w:end w:w="120" w:type="dxa"/>
+            </w:tcMar>
+          </w:tcPr>
+          <w:p>
+            <w:pPr>
+              <w:spacing w:after="0" w:line="264" w:lineRule="auto"/>
+            </w:pPr>
+            <w:r>
+              <w:rPr>
+                <w:rFonts w:ascii="Calibri" w:hAnsi="Calibri" w:eastAsia="Microsoft YaHei"/>
+                <w:b w:val="0"/>
+                <w:color w:val="333333"/>
+                <w:sz w:val="21"/>
+              </w:rPr>
+              <w:t>27 次</w:t>
+            </w:r>
+          </w:p>
+        </w:tc>
+        <w:tc>
+          <w:tcPr>
+            <w:tcW w:type="dxa" w:w="3024"/>
+            <w:vAlign w:val="center"/>
+            <w:tcMar>
+              <w:top w:w="80" w:type="dxa"/>
+              <w:start w:w="120" w:type="dxa"/>
+              <w:bottom w:w="80" w:type="dxa"/>
+              <w:end w:w="120" w:type="dxa"/>
+            </w:tcMar>
+          </w:tcPr>
+          <w:p>
+            <w:pPr>
+              <w:spacing w:after="0" w:line="264" w:lineRule="auto"/>
+            </w:pPr>
+            <w:r>
+              <w:rPr>
+                <w:rFonts w:ascii="Calibri" w:hAnsi="Calibri" w:eastAsia="Microsoft YaHei"/>
+                <w:b w:val="0"/>
+                <w:color w:val="333333"/>
+                <w:sz w:val="21"/>
+              </w:rPr>
+              <w:t>意大利</w:t>
+            </w:r>
+          </w:p>
+        </w:tc>
+        <w:tc>
+          <w:tcPr>
+            <w:tcW w:type="dxa" w:w="2016"/>
+            <w:vAlign w:val="center"/>
+            <w:tcMar>
+              <w:top w:w="80" w:type="dxa"/>
+              <w:start w:w="120" w:type="dxa"/>
+              <w:bottom w:w="80" w:type="dxa"/>
+              <w:end w:w="120" w:type="dxa"/>
+            </w:tcMar>
+          </w:tcPr>
+          <w:p>
+            <w:pPr>
+              <w:spacing w:after="0" w:line="264" w:lineRule="auto"/>
+            </w:pPr>
+            <w:r>
+              <w:rPr>
+                <w:rFonts w:ascii="Calibri" w:hAnsi="Calibri" w:eastAsia="Microsoft YaHei"/>
+                <w:b w:val="0"/>
+                <w:color w:val="333333"/>
+                <w:sz w:val="21"/>
+              </w:rPr>
+              <w:t>9 次</w:t>
+            </w:r>
+          </w:p>
+        </w:tc>
+      </w:tr>
+    </w:tbl>
+    <w:p>
+      <w:pPr>
+        <w:sectPr>
+          <w:footerReference w:type="default" r:id="rId9"/>
+          <w:pgSz w:w="12240" w:h="15840"/>
+          <w:pgMar w:top="1440" w:right="1440" w:bottom="1440" w:left="1440" w:header="708" w:footer="708" w:gutter="0"/>
+          <w:cols w:space="720"/>
+          <w:docGrid w:linePitch="360"/>
+        </w:sectPr>
+      </w:pPr>
     </w:p>
     <w:p>
       <w:pPr>
         <w:pStyle w:val="Heading1"/>
       </w:pPr>
       <w:r>
-        <w:t>4 探索性分析与可视化</w:t>
+        <w:t>5. 可视化结果</w:t>
       </w:r>
     </w:p>
     <w:p>
       <w:pPr>
-        <w:pStyle w:val="Heading2"/>
-      </w:pPr>
-      <w:r>
-        <w:t>4.1 评分分布</w:t>
-      </w:r>
-    </w:p>
-    <w:p>
-      <w:pPr>
-        <w:spacing w:before="80" w:after="0"/>
         <w:jc w:val="center"/>
       </w:pPr>
       <w:r>
         <w:drawing>
           <wp:inline xmlns:a="http://schemas.openxmlformats.org/drawingml/2006/main" xmlns:pic="http://schemas.openxmlformats.org/drawingml/2006/picture">
-            <wp:extent cx="5544000" cy="3178699"/>
+            <wp:extent cx="5394960" cy="3093245"/>
             <wp:docPr id="1" name="Picture 1"/>
             <wp:cNvGraphicFramePr>
               <a:graphicFrameLocks noChangeAspect="1"/>
@@ -1853,7 +2128,7 @@
                     <pic:cNvPicPr/>
                   </pic:nvPicPr>
                   <pic:blipFill>
-                    <a:blip r:embed="rId11"/>
+                    <a:blip r:embed="rId10"/>
                     <a:stretch>
                       <a:fillRect/>
                     </a:stretch>
@@ -1861,7 +2136,7 @@
                   <pic:spPr>
                     <a:xfrm>
                       <a:off x="0" y="0"/>
-                      <a:ext cx="5544000" cy="3178699"/>
+                      <a:ext cx="5394960" cy="3093245"/>
                     </a:xfrm>
                     <a:prstGeom prst="rect"/>
                   </pic:spPr>
@@ -1874,60 +2149,27 @@
     </w:p>
     <w:p>
       <w:pPr>
-        <w:spacing w:before="60" w:after="160"/>
+        <w:spacing w:before="40" w:after="160"/>
         <w:jc w:val="center"/>
       </w:pPr>
       <w:r>
         <w:rPr>
-          <w:rFonts w:ascii="宋体" w:hAnsi="宋体" w:eastAsia="宋体"/>
-          <w:i w:val="0"/>
-          <w:color w:val="555555"/>
-          <w:sz w:val="24"/>
+          <w:rFonts w:ascii="Calibri" w:hAnsi="Calibri" w:eastAsia="Microsoft YaHei"/>
+          <w:b w:val="0"/>
+          <w:color w:val="666666"/>
+          <w:sz w:val="18"/>
         </w:rPr>
-        <w:t>图 1  Top200 电影评分分布</w:t>
-      </w:r>
-      <w:r>
-        <w:rPr>
-          <w:rFonts w:ascii="宋体" w:hAnsi="宋体" w:eastAsia="宋体"/>
-          <w:i w:val="0"/>
-          <w:color w:val="666666"/>
-          <w:sz w:val="21"/>
-        </w:rPr>
-        <w:br/>
-        <w:t>数据来源：本研究基于豆瓣电影 Top250 公开列表页中排名前 200 名电影整理。</w:t>
+        <w:t>图 1 Top200 电影评分分布</w:t>
       </w:r>
     </w:p>
     <w:p>
       <w:pPr>
-        <w:spacing w:line="319" w:lineRule="auto" w:after="160"/>
-        <w:ind w:firstLine="420"/>
-      </w:pPr>
-      <w:r>
-        <w:rPr>
-          <w:rFonts w:ascii="宋体" w:hAnsi="宋体" w:eastAsia="宋体"/>
-          <w:i w:val="0"/>
-          <w:sz w:val="24"/>
-        </w:rPr>
-        <w:t>样本评分集中在较高区间，平均值为 9.01 分，说明该榜单筛选出的作品整体具有较高口碑。</w:t>
-      </w:r>
-    </w:p>
-    <w:p>
-      <w:pPr>
-        <w:pStyle w:val="Heading2"/>
-      </w:pPr>
-      <w:r>
-        <w:t>4.2 热门电影类型</w:t>
-      </w:r>
-    </w:p>
-    <w:p>
-      <w:pPr>
-        <w:spacing w:before="80" w:after="0"/>
         <w:jc w:val="center"/>
       </w:pPr>
       <w:r>
         <w:drawing>
           <wp:inline xmlns:a="http://schemas.openxmlformats.org/drawingml/2006/main" xmlns:pic="http://schemas.openxmlformats.org/drawingml/2006/picture">
-            <wp:extent cx="5544000" cy="3675213"/>
+            <wp:extent cx="5394960" cy="3576411"/>
             <wp:docPr id="2" name="Picture 2"/>
             <wp:cNvGraphicFramePr>
               <a:graphicFrameLocks noChangeAspect="1"/>
@@ -1940,7 +2182,7 @@
                     <pic:cNvPicPr/>
                   </pic:nvPicPr>
                   <pic:blipFill>
-                    <a:blip r:embed="rId12"/>
+                    <a:blip r:embed="rId11"/>
                     <a:stretch>
                       <a:fillRect/>
                     </a:stretch>
@@ -1948,7 +2190,7 @@
                   <pic:spPr>
                     <a:xfrm>
                       <a:off x="0" y="0"/>
-                      <a:ext cx="5544000" cy="3675213"/>
+                      <a:ext cx="5394960" cy="3576411"/>
                     </a:xfrm>
                     <a:prstGeom prst="rect"/>
                   </pic:spPr>
@@ -1961,60 +2203,27 @@
     </w:p>
     <w:p>
       <w:pPr>
-        <w:spacing w:before="60" w:after="160"/>
+        <w:spacing w:before="40" w:after="160"/>
         <w:jc w:val="center"/>
       </w:pPr>
       <w:r>
         <w:rPr>
-          <w:rFonts w:ascii="宋体" w:hAnsi="宋体" w:eastAsia="宋体"/>
-          <w:i w:val="0"/>
-          <w:color w:val="555555"/>
-          <w:sz w:val="24"/>
+          <w:rFonts w:ascii="Calibri" w:hAnsi="Calibri" w:eastAsia="Microsoft YaHei"/>
+          <w:b w:val="0"/>
+          <w:color w:val="666666"/>
+          <w:sz w:val="18"/>
         </w:rPr>
-        <w:t>图 2  Top200 中出现频次最高的电影类型</w:t>
-      </w:r>
-      <w:r>
-        <w:rPr>
-          <w:rFonts w:ascii="宋体" w:hAnsi="宋体" w:eastAsia="宋体"/>
-          <w:i w:val="0"/>
-          <w:color w:val="666666"/>
-          <w:sz w:val="21"/>
-        </w:rPr>
-        <w:br/>
-        <w:t>数据来源：本研究基于豆瓣电影 Top250 公开列表页中排名前 200 名电影整理。</w:t>
+        <w:t>图 2 热门电影类型出现次数</w:t>
       </w:r>
     </w:p>
     <w:p>
       <w:pPr>
-        <w:spacing w:line="319" w:lineRule="auto" w:after="160"/>
-        <w:ind w:firstLine="420"/>
-      </w:pPr>
-      <w:r>
-        <w:rPr>
-          <w:rFonts w:ascii="宋体" w:hAnsi="宋体" w:eastAsia="宋体"/>
-          <w:i w:val="0"/>
-          <w:sz w:val="24"/>
-        </w:rPr>
-        <w:t>出现最多的类型是“剧情”，共出现 150 次。由于一部电影可以具有多种类型，图中的总次数大于电影总数。</w:t>
-      </w:r>
-    </w:p>
-    <w:p>
-      <w:pPr>
-        <w:pStyle w:val="Heading2"/>
-      </w:pPr>
-      <w:r>
-        <w:t>4.3 主要制片国家/地区</w:t>
-      </w:r>
-    </w:p>
-    <w:p>
-      <w:pPr>
-        <w:spacing w:before="80" w:after="0"/>
         <w:jc w:val="center"/>
       </w:pPr>
       <w:r>
         <w:drawing>
           <wp:inline xmlns:a="http://schemas.openxmlformats.org/drawingml/2006/main" xmlns:pic="http://schemas.openxmlformats.org/drawingml/2006/picture">
-            <wp:extent cx="5544000" cy="3676591"/>
+            <wp:extent cx="5394960" cy="3577753"/>
             <wp:docPr id="3" name="Picture 3"/>
             <wp:cNvGraphicFramePr>
               <a:graphicFrameLocks noChangeAspect="1"/>
@@ -2027,7 +2236,7 @@
                     <pic:cNvPicPr/>
                   </pic:nvPicPr>
                   <pic:blipFill>
-                    <a:blip r:embed="rId13"/>
+                    <a:blip r:embed="rId12"/>
                     <a:stretch>
                       <a:fillRect/>
                     </a:stretch>
@@ -2035,7 +2244,7 @@
                   <pic:spPr>
                     <a:xfrm>
                       <a:off x="0" y="0"/>
-                      <a:ext cx="5544000" cy="3676591"/>
+                      <a:ext cx="5394960" cy="3577753"/>
                     </a:xfrm>
                     <a:prstGeom prst="rect"/>
                   </pic:spPr>
@@ -2048,60 +2257,27 @@
     </w:p>
     <w:p>
       <w:pPr>
-        <w:spacing w:before="60" w:after="160"/>
+        <w:spacing w:before="40" w:after="160"/>
         <w:jc w:val="center"/>
       </w:pPr>
       <w:r>
         <w:rPr>
-          <w:rFonts w:ascii="宋体" w:hAnsi="宋体" w:eastAsia="宋体"/>
-          <w:i w:val="0"/>
-          <w:color w:val="555555"/>
-          <w:sz w:val="24"/>
+          <w:rFonts w:ascii="Calibri" w:hAnsi="Calibri" w:eastAsia="Microsoft YaHei"/>
+          <w:b w:val="0"/>
+          <w:color w:val="666666"/>
+          <w:sz w:val="18"/>
         </w:rPr>
-        <w:t>图 3  Top200 的主要制片国家/地区</w:t>
-      </w:r>
-      <w:r>
-        <w:rPr>
-          <w:rFonts w:ascii="宋体" w:hAnsi="宋体" w:eastAsia="宋体"/>
-          <w:i w:val="0"/>
-          <w:color w:val="666666"/>
-          <w:sz w:val="21"/>
-        </w:rPr>
-        <w:br/>
-        <w:t>数据来源：本研究基于豆瓣电影 Top250 公开列表页中排名前 200 名电影整理。</w:t>
+        <w:t>图 3 主要制片国家/地区出现次数</w:t>
       </w:r>
     </w:p>
     <w:p>
       <w:pPr>
-        <w:spacing w:line="319" w:lineRule="auto" w:after="160"/>
-        <w:ind w:firstLine="420"/>
-      </w:pPr>
-      <w:r>
-        <w:rPr>
-          <w:rFonts w:ascii="宋体" w:hAnsi="宋体" w:eastAsia="宋体"/>
-          <w:i w:val="0"/>
-          <w:sz w:val="24"/>
-        </w:rPr>
-        <w:t>“美国”出现 110 次，是样本中出现频率最高的制片国家/地区。合拍片会分别计入其对应国家/地区。</w:t>
-      </w:r>
-    </w:p>
-    <w:p>
-      <w:pPr>
-        <w:pStyle w:val="Heading2"/>
-      </w:pPr>
-      <w:r>
-        <w:t>4.4 年代分布</w:t>
-      </w:r>
-    </w:p>
-    <w:p>
-      <w:pPr>
-        <w:spacing w:before="80" w:after="0"/>
         <w:jc w:val="center"/>
       </w:pPr>
       <w:r>
         <w:drawing>
           <wp:inline xmlns:a="http://schemas.openxmlformats.org/drawingml/2006/main" xmlns:pic="http://schemas.openxmlformats.org/drawingml/2006/picture">
-            <wp:extent cx="5544000" cy="2373112"/>
+            <wp:extent cx="5394960" cy="2309315"/>
             <wp:docPr id="4" name="Picture 4"/>
             <wp:cNvGraphicFramePr>
               <a:graphicFrameLocks noChangeAspect="1"/>
@@ -2114,7 +2290,7 @@
                     <pic:cNvPicPr/>
                   </pic:nvPicPr>
                   <pic:blipFill>
-                    <a:blip r:embed="rId14"/>
+                    <a:blip r:embed="rId13"/>
                     <a:stretch>
                       <a:fillRect/>
                     </a:stretch>
@@ -2122,7 +2298,7 @@
                   <pic:spPr>
                     <a:xfrm>
                       <a:off x="0" y="0"/>
-                      <a:ext cx="5544000" cy="2373112"/>
+                      <a:ext cx="5394960" cy="2309315"/>
                     </a:xfrm>
                     <a:prstGeom prst="rect"/>
                   </pic:spPr>
@@ -2135,60 +2311,27 @@
     </w:p>
     <w:p>
       <w:pPr>
-        <w:spacing w:before="60" w:after="160"/>
+        <w:spacing w:before="40" w:after="160"/>
         <w:jc w:val="center"/>
       </w:pPr>
       <w:r>
         <w:rPr>
-          <w:rFonts w:ascii="宋体" w:hAnsi="宋体" w:eastAsia="宋体"/>
-          <w:i w:val="0"/>
-          <w:color w:val="555555"/>
-          <w:sz w:val="24"/>
+          <w:rFonts w:ascii="Calibri" w:hAnsi="Calibri" w:eastAsia="Microsoft YaHei"/>
+          <w:b w:val="0"/>
+          <w:color w:val="666666"/>
+          <w:sz w:val="18"/>
         </w:rPr>
-        <w:t>图 4  不同年代入选 Top200 的电影数量</w:t>
-      </w:r>
-      <w:r>
-        <w:rPr>
-          <w:rFonts w:ascii="宋体" w:hAnsi="宋体" w:eastAsia="宋体"/>
-          <w:i w:val="0"/>
-          <w:color w:val="666666"/>
-          <w:sz w:val="21"/>
-        </w:rPr>
-        <w:br/>
-        <w:t>数据来源：本研究基于豆瓣电影 Top250 公开列表页中排名前 200 名电影整理。</w:t>
+        <w:t>图 4 不同年代电影数量</w:t>
       </w:r>
     </w:p>
     <w:p>
       <w:pPr>
-        <w:spacing w:line="319" w:lineRule="auto" w:after="160"/>
-        <w:ind w:firstLine="420"/>
-      </w:pPr>
-      <w:r>
-        <w:rPr>
-          <w:rFonts w:ascii="宋体" w:hAnsi="宋体" w:eastAsia="宋体"/>
-          <w:i w:val="0"/>
-          <w:sz w:val="24"/>
-        </w:rPr>
-        <w:t>入选作品最多的是 2000 年代，共 60 部，反映了该年代作品在榜单中的集中程度。</w:t>
-      </w:r>
-    </w:p>
-    <w:p>
-      <w:pPr>
-        <w:pStyle w:val="Heading2"/>
-      </w:pPr>
-      <w:r>
-        <w:t>4.5 年代与平均评分</w:t>
-      </w:r>
-    </w:p>
-    <w:p>
-      <w:pPr>
-        <w:spacing w:before="80" w:after="0"/>
         <w:jc w:val="center"/>
       </w:pPr>
       <w:r>
         <w:drawing>
           <wp:inline xmlns:a="http://schemas.openxmlformats.org/drawingml/2006/main" xmlns:pic="http://schemas.openxmlformats.org/drawingml/2006/picture">
-            <wp:extent cx="5544000" cy="2374444"/>
+            <wp:extent cx="5394960" cy="3277899"/>
             <wp:docPr id="5" name="Picture 5"/>
             <wp:cNvGraphicFramePr>
               <a:graphicFrameLocks noChangeAspect="1"/>
@@ -2197,11 +2340,11 @@
               <a:graphicData uri="http://schemas.openxmlformats.org/drawingml/2006/picture">
                 <pic:pic>
                   <pic:nvPicPr>
-                    <pic:cNvPr id="0" name="05_不同年代平均评分.png"/>
+                    <pic:cNvPr id="0" name="07_排名与评分关系.png"/>
                     <pic:cNvPicPr/>
                   </pic:nvPicPr>
                   <pic:blipFill>
-                    <a:blip r:embed="rId15"/>
+                    <a:blip r:embed="rId14"/>
                     <a:stretch>
                       <a:fillRect/>
                     </a:stretch>
@@ -2209,7 +2352,7 @@
                   <pic:spPr>
                     <a:xfrm>
                       <a:off x="0" y="0"/>
-                      <a:ext cx="5544000" cy="2374444"/>
+                      <a:ext cx="5394960" cy="3277899"/>
                     </a:xfrm>
                     <a:prstGeom prst="rect"/>
                   </pic:spPr>
@@ -2222,215 +2365,17 @@
     </w:p>
     <w:p>
       <w:pPr>
-        <w:spacing w:before="60" w:after="160"/>
+        <w:spacing w:before="40" w:after="160"/>
         <w:jc w:val="center"/>
       </w:pPr>
       <w:r>
         <w:rPr>
-          <w:rFonts w:ascii="宋体" w:hAnsi="宋体" w:eastAsia="宋体"/>
-          <w:i w:val="0"/>
-          <w:color w:val="555555"/>
-          <w:sz w:val="24"/>
+          <w:rFonts w:ascii="Calibri" w:hAnsi="Calibri" w:eastAsia="Microsoft YaHei"/>
+          <w:b w:val="0"/>
+          <w:color w:val="666666"/>
+          <w:sz w:val="18"/>
         </w:rPr>
-        <w:t>图 5  不同年代入选电影的平均评分</w:t>
-      </w:r>
-      <w:r>
-        <w:rPr>
-          <w:rFonts w:ascii="宋体" w:hAnsi="宋体" w:eastAsia="宋体"/>
-          <w:i w:val="0"/>
-          <w:color w:val="666666"/>
-          <w:sz w:val="21"/>
-        </w:rPr>
-        <w:br/>
-        <w:t>数据来源：本研究基于豆瓣电影 Top250 公开列表页中排名前 200 名电影整理。</w:t>
-      </w:r>
-    </w:p>
-    <w:p>
-      <w:pPr>
-        <w:spacing w:line="319" w:lineRule="auto" w:after="160"/>
-        <w:ind w:firstLine="420"/>
-      </w:pPr>
-      <w:r>
-        <w:rPr>
-          <w:rFonts w:ascii="宋体" w:hAnsi="宋体" w:eastAsia="宋体"/>
-          <w:i w:val="0"/>
-          <w:sz w:val="24"/>
-        </w:rPr>
-        <w:t>在样本覆盖的年代中，1930 年代的平均评分最高，约为 9.30 分；但该年代仅有 2 部入选样本，样本量较小，均值仅供参考。该结果仅描述入选榜单的电影，不代表该年代所有电影的总体质量。</w:t>
-      </w:r>
-    </w:p>
-    <w:p>
-      <w:pPr>
-        <w:pStyle w:val="Heading2"/>
-      </w:pPr>
-      <w:r>
-        <w:t>4.6 评分与评价人数</w:t>
-      </w:r>
-    </w:p>
-    <w:p>
-      <w:pPr>
-        <w:spacing w:before="80" w:after="0"/>
-        <w:jc w:val="center"/>
-      </w:pPr>
-      <w:r>
-        <w:drawing>
-          <wp:inline xmlns:a="http://schemas.openxmlformats.org/drawingml/2006/main" xmlns:pic="http://schemas.openxmlformats.org/drawingml/2006/picture">
-            <wp:extent cx="5544000" cy="3364290"/>
-            <wp:docPr id="6" name="Picture 6"/>
-            <wp:cNvGraphicFramePr>
-              <a:graphicFrameLocks noChangeAspect="1"/>
-            </wp:cNvGraphicFramePr>
-            <a:graphic>
-              <a:graphicData uri="http://schemas.openxmlformats.org/drawingml/2006/picture">
-                <pic:pic>
-                  <pic:nvPicPr>
-                    <pic:cNvPr id="0" name="06_评分与评价人数关系.png"/>
-                    <pic:cNvPicPr/>
-                  </pic:nvPicPr>
-                  <pic:blipFill>
-                    <a:blip r:embed="rId16"/>
-                    <a:stretch>
-                      <a:fillRect/>
-                    </a:stretch>
-                  </pic:blipFill>
-                  <pic:spPr>
-                    <a:xfrm>
-                      <a:off x="0" y="0"/>
-                      <a:ext cx="5544000" cy="3364290"/>
-                    </a:xfrm>
-                    <a:prstGeom prst="rect"/>
-                  </pic:spPr>
-                </pic:pic>
-              </a:graphicData>
-            </a:graphic>
-          </wp:inline>
-        </w:drawing>
-      </w:r>
-    </w:p>
-    <w:p>
-      <w:pPr>
-        <w:spacing w:before="60" w:after="160"/>
-        <w:jc w:val="center"/>
-      </w:pPr>
-      <w:r>
-        <w:rPr>
-          <w:rFonts w:ascii="宋体" w:hAnsi="宋体" w:eastAsia="宋体"/>
-          <w:i w:val="0"/>
-          <w:color w:val="555555"/>
-          <w:sz w:val="24"/>
-        </w:rPr>
-        <w:t>图 6  评分与评价人数的关系</w:t>
-      </w:r>
-      <w:r>
-        <w:rPr>
-          <w:rFonts w:ascii="宋体" w:hAnsi="宋体" w:eastAsia="宋体"/>
-          <w:i w:val="0"/>
-          <w:color w:val="666666"/>
-          <w:sz w:val="21"/>
-        </w:rPr>
-        <w:br/>
-        <w:t>数据来源：本研究基于豆瓣电影 Top250 公开列表页中排名前 200 名电影整理。</w:t>
-      </w:r>
-    </w:p>
-    <w:p>
-      <w:pPr>
-        <w:spacing w:line="319" w:lineRule="auto" w:after="160"/>
-        <w:ind w:firstLine="420"/>
-      </w:pPr>
-      <w:r>
-        <w:rPr>
-          <w:rFonts w:ascii="宋体" w:hAnsi="宋体" w:eastAsia="宋体"/>
-          <w:i w:val="0"/>
-          <w:sz w:val="24"/>
-        </w:rPr>
-        <w:t>评分与评价人数对数的 Pearson 相关系数为 0.085（p=0.234），Spearman 秩相关系数为 0.073（p=0.307）。两种结果均表明二者在本样本中仅呈极弱关系；图中的趋势线仅用于辅助观察，不代表因果关系。横轴取对数，是为了同时展示评价人数差异较大的作品。</w:t>
-      </w:r>
-    </w:p>
-    <w:p>
-      <w:pPr>
-        <w:pStyle w:val="Heading2"/>
-      </w:pPr>
-      <w:r>
-        <w:t>4.7 排名与评分</w:t>
-      </w:r>
-    </w:p>
-    <w:p>
-      <w:pPr>
-        <w:spacing w:before="80" w:after="0"/>
-        <w:jc w:val="center"/>
-      </w:pPr>
-      <w:r>
-        <w:drawing>
-          <wp:inline xmlns:a="http://schemas.openxmlformats.org/drawingml/2006/main" xmlns:pic="http://schemas.openxmlformats.org/drawingml/2006/picture">
-            <wp:extent cx="5544000" cy="3368454"/>
-            <wp:docPr id="7" name="Picture 7"/>
-            <wp:cNvGraphicFramePr>
-              <a:graphicFrameLocks noChangeAspect="1"/>
-            </wp:cNvGraphicFramePr>
-            <a:graphic>
-              <a:graphicData uri="http://schemas.openxmlformats.org/drawingml/2006/picture">
-                <pic:pic>
-                  <pic:nvPicPr>
-                    <pic:cNvPr id="0" name="07_排名与评分关系.png"/>
-                    <pic:cNvPicPr/>
-                  </pic:nvPicPr>
-                  <pic:blipFill>
-                    <a:blip r:embed="rId17"/>
-                    <a:stretch>
-                      <a:fillRect/>
-                    </a:stretch>
-                  </pic:blipFill>
-                  <pic:spPr>
-                    <a:xfrm>
-                      <a:off x="0" y="0"/>
-                      <a:ext cx="5544000" cy="3368454"/>
-                    </a:xfrm>
-                    <a:prstGeom prst="rect"/>
-                  </pic:spPr>
-                </pic:pic>
-              </a:graphicData>
-            </a:graphic>
-          </wp:inline>
-        </w:drawing>
-      </w:r>
-    </w:p>
-    <w:p>
-      <w:pPr>
-        <w:spacing w:before="60" w:after="160"/>
-        <w:jc w:val="center"/>
-      </w:pPr>
-      <w:r>
-        <w:rPr>
-          <w:rFonts w:ascii="宋体" w:hAnsi="宋体" w:eastAsia="宋体"/>
-          <w:i w:val="0"/>
-          <w:color w:val="555555"/>
-          <w:sz w:val="24"/>
-        </w:rPr>
-        <w:t>图 7  榜单排名与豆瓣评分的关系</w:t>
-      </w:r>
-      <w:r>
-        <w:rPr>
-          <w:rFonts w:ascii="宋体" w:hAnsi="宋体" w:eastAsia="宋体"/>
-          <w:i w:val="0"/>
-          <w:color w:val="666666"/>
-          <w:sz w:val="21"/>
-        </w:rPr>
-        <w:br/>
-        <w:t>数据来源：本研究基于豆瓣电影 Top250 公开列表页中排名前 200 名电影整理。</w:t>
-      </w:r>
-    </w:p>
-    <w:p>
-      <w:pPr>
-        <w:spacing w:line="319" w:lineRule="auto" w:after="160"/>
-        <w:ind w:firstLine="420"/>
-      </w:pPr>
-      <w:r>
-        <w:rPr>
-          <w:rFonts w:ascii="宋体" w:hAnsi="宋体" w:eastAsia="宋体"/>
-          <w:i w:val="0"/>
-          <w:sz w:val="24"/>
-        </w:rPr>
-        <w:t>排名与评分的 Spearman 秩相关系数为 -0.706（p=&lt; 0.001）。由于排名数字越小表示位置越靠前，负相关意味着较高评分通常对应更靠前的排名；趋势线用于展示总体方向，具体排名还会受到评分精度和评价人数等因素影响。</w:t>
+        <w:t>图 5 排名与评分关系</w:t>
       </w:r>
     </w:p>
     <w:p>
@@ -2438,820 +2383,351 @@
         <w:pStyle w:val="Heading1"/>
       </w:pPr>
       <w:r>
-        <w:t>5 结论</w:t>
+        <w:t>6. 工程化与复现</w:t>
       </w:r>
     </w:p>
-    <w:p>
-      <w:pPr>
-        <w:spacing w:line="319" w:lineRule="auto" w:after="160"/>
-        <w:ind w:firstLine="420"/>
-      </w:pPr>
-      <w:r>
-        <w:rPr>
-          <w:rFonts w:ascii="宋体" w:hAnsi="宋体" w:eastAsia="宋体"/>
-          <w:i w:val="0"/>
-          <w:sz w:val="24"/>
-        </w:rPr>
-        <w:t>（1）本项目成功构建了从网页采集到报告输出的 Python 自动化流程。清洗后 200 条记录的排名均唯一，评分范围为 8.5 至 9.7 分，数据质量满足本次探索性分析需要。</w:t>
-      </w:r>
-    </w:p>
-    <w:p>
-      <w:pPr>
-        <w:spacing w:line="319" w:lineRule="auto" w:after="160"/>
-        <w:ind w:firstLine="420"/>
-      </w:pPr>
-      <w:r>
-        <w:rPr>
-          <w:rFonts w:ascii="宋体" w:hAnsi="宋体" w:eastAsia="宋体"/>
-          <w:i w:val="0"/>
-          <w:sz w:val="24"/>
-        </w:rPr>
-        <w:t>（2）Top200 呈现出明显的多类型特征，其中“剧情”最常见；国家/地区方面，“美国”出现频次最高。两项分布均需结合榜单的口碑筛选性质理解，不能外推到全球全部电影市场。</w:t>
-      </w:r>
-    </w:p>
-    <w:p>
-      <w:pPr>
-        <w:spacing w:line="319" w:lineRule="auto" w:after="160"/>
-        <w:ind w:firstLine="420"/>
-      </w:pPr>
-      <w:r>
-        <w:rPr>
-          <w:rFonts w:ascii="宋体" w:hAnsi="宋体" w:eastAsia="宋体"/>
-          <w:i w:val="0"/>
-          <w:sz w:val="24"/>
-        </w:rPr>
-        <w:t>（3）时间维度上，2000 年代入选作品最多，而 1930 年代的样本平均评分最高。评分与评价人数对数的 Pearson 相关系数仅为 0.085（p=0.234），说明在该 Top200 样本中没有明显的线性关联；排名与评分的秩相关更强，但这仅描述榜单内部的排序关系，不能据此推断因果。上述显著性检验用于辅助判断本样本内关系的稳定性，不应被解释为对全部电影总体的推断。</w:t>
-      </w:r>
-    </w:p>
+    <w:tbl>
+      <w:tblPr>
+        <w:tblStyle w:val="TableGrid"/>
+        <w:tblW w:type="dxa" w:w="9360"/>
+        <w:tblLayout w:type="fixed"/>
+        <w:tblLook w:firstColumn="1" w:firstRow="1" w:lastColumn="0" w:lastRow="0" w:noHBand="0" w:noVBand="1" w:val="04A0"/>
+        <w:tblInd w:w="120" w:type="dxa"/>
+      </w:tblPr>
+      <w:tblGrid>
+        <w:gridCol w:w="2592"/>
+        <w:gridCol w:w="6768"/>
+      </w:tblGrid>
+      <w:tr>
+        <w:tc>
+          <w:tcPr>
+            <w:tcW w:type="dxa" w:w="2592"/>
+            <w:vAlign w:val="center"/>
+            <w:tcMar>
+              <w:top w:w="80" w:type="dxa"/>
+              <w:start w:w="120" w:type="dxa"/>
+              <w:bottom w:w="80" w:type="dxa"/>
+              <w:end w:w="120" w:type="dxa"/>
+            </w:tcMar>
+            <w:shd w:fill="F2F4F7"/>
+          </w:tcPr>
+          <w:p>
+            <w:pPr>
+              <w:spacing w:after="0" w:line="264" w:lineRule="auto"/>
+            </w:pPr>
+            <w:r>
+              <w:rPr>
+                <w:rFonts w:ascii="Calibri" w:hAnsi="Calibri" w:eastAsia="Microsoft YaHei"/>
+                <w:b/>
+                <w:color w:val="0B2545"/>
+                <w:sz w:val="21"/>
+              </w:rPr>
+              <w:t>项目</w:t>
+            </w:r>
+          </w:p>
+        </w:tc>
+        <w:tc>
+          <w:tcPr>
+            <w:tcW w:type="dxa" w:w="6768"/>
+            <w:vAlign w:val="center"/>
+            <w:tcMar>
+              <w:top w:w="80" w:type="dxa"/>
+              <w:start w:w="120" w:type="dxa"/>
+              <w:bottom w:w="80" w:type="dxa"/>
+              <w:end w:w="120" w:type="dxa"/>
+            </w:tcMar>
+            <w:shd w:fill="F2F4F7"/>
+          </w:tcPr>
+          <w:p>
+            <w:pPr>
+              <w:spacing w:after="0" w:line="264" w:lineRule="auto"/>
+            </w:pPr>
+            <w:r>
+              <w:rPr>
+                <w:rFonts w:ascii="Calibri" w:hAnsi="Calibri" w:eastAsia="Microsoft YaHei"/>
+                <w:b/>
+                <w:color w:val="0B2545"/>
+                <w:sz w:val="21"/>
+              </w:rPr>
+              <w:t>说明</w:t>
+            </w:r>
+          </w:p>
+        </w:tc>
+      </w:tr>
+      <w:tr>
+        <w:tc>
+          <w:tcPr>
+            <w:tcW w:type="dxa" w:w="2592"/>
+            <w:vAlign w:val="center"/>
+            <w:tcMar>
+              <w:top w:w="80" w:type="dxa"/>
+              <w:start w:w="120" w:type="dxa"/>
+              <w:bottom w:w="80" w:type="dxa"/>
+              <w:end w:w="120" w:type="dxa"/>
+            </w:tcMar>
+          </w:tcPr>
+          <w:p>
+            <w:pPr>
+              <w:spacing w:after="0" w:line="264" w:lineRule="auto"/>
+            </w:pPr>
+            <w:r>
+              <w:rPr>
+                <w:rFonts w:ascii="Calibri" w:hAnsi="Calibri" w:eastAsia="Microsoft YaHei"/>
+                <w:b w:val="0"/>
+                <w:color w:val="333333"/>
+                <w:sz w:val="21"/>
+              </w:rPr>
+              <w:t>复现入口</w:t>
+            </w:r>
+          </w:p>
+        </w:tc>
+        <w:tc>
+          <w:tcPr>
+            <w:tcW w:type="dxa" w:w="6768"/>
+            <w:vAlign w:val="center"/>
+            <w:tcMar>
+              <w:top w:w="80" w:type="dxa"/>
+              <w:start w:w="120" w:type="dxa"/>
+              <w:bottom w:w="80" w:type="dxa"/>
+              <w:end w:w="120" w:type="dxa"/>
+            </w:tcMar>
+          </w:tcPr>
+          <w:p>
+            <w:pPr>
+              <w:spacing w:after="0" w:line="264" w:lineRule="auto"/>
+            </w:pPr>
+            <w:r>
+              <w:rPr>
+                <w:rFonts w:ascii="Calibri" w:hAnsi="Calibri" w:eastAsia="Microsoft YaHei"/>
+                <w:b w:val="0"/>
+                <w:color w:val="333333"/>
+                <w:sz w:val="21"/>
+              </w:rPr>
+              <w:t>run_pipeline.py --skip-fetch 可基于本地原始 CSV 重建结果。</w:t>
+            </w:r>
+          </w:p>
+        </w:tc>
+      </w:tr>
+      <w:tr>
+        <w:tc>
+          <w:tcPr>
+            <w:tcW w:type="dxa" w:w="2592"/>
+            <w:vAlign w:val="center"/>
+            <w:tcMar>
+              <w:top w:w="80" w:type="dxa"/>
+              <w:start w:w="120" w:type="dxa"/>
+              <w:bottom w:w="80" w:type="dxa"/>
+              <w:end w:w="120" w:type="dxa"/>
+            </w:tcMar>
+          </w:tcPr>
+          <w:p>
+            <w:pPr>
+              <w:spacing w:after="0" w:line="264" w:lineRule="auto"/>
+            </w:pPr>
+            <w:r>
+              <w:rPr>
+                <w:rFonts w:ascii="Calibri" w:hAnsi="Calibri" w:eastAsia="Microsoft YaHei"/>
+                <w:b w:val="0"/>
+                <w:color w:val="333333"/>
+                <w:sz w:val="21"/>
+              </w:rPr>
+              <w:t>展示报告</w:t>
+            </w:r>
+          </w:p>
+        </w:tc>
+        <w:tc>
+          <w:tcPr>
+            <w:tcW w:type="dxa" w:w="6768"/>
+            <w:vAlign w:val="center"/>
+            <w:tcMar>
+              <w:top w:w="80" w:type="dxa"/>
+              <w:start w:w="120" w:type="dxa"/>
+              <w:bottom w:w="80" w:type="dxa"/>
+              <w:end w:w="120" w:type="dxa"/>
+            </w:tcMar>
+          </w:tcPr>
+          <w:p>
+            <w:pPr>
+              <w:spacing w:after="0" w:line="264" w:lineRule="auto"/>
+            </w:pPr>
+            <w:r>
+              <w:rPr>
+                <w:rFonts w:ascii="Calibri" w:hAnsi="Calibri" w:eastAsia="Microsoft YaHei"/>
+                <w:b w:val="0"/>
+                <w:color w:val="333333"/>
+                <w:sz w:val="21"/>
+              </w:rPr>
+              <w:t>scripts/build_github_showcase_report.py 可单独重建本展示版 Word。</w:t>
+            </w:r>
+          </w:p>
+        </w:tc>
+      </w:tr>
+      <w:tr>
+        <w:tc>
+          <w:tcPr>
+            <w:tcW w:type="dxa" w:w="2592"/>
+            <w:vAlign w:val="center"/>
+            <w:tcMar>
+              <w:top w:w="80" w:type="dxa"/>
+              <w:start w:w="120" w:type="dxa"/>
+              <w:bottom w:w="80" w:type="dxa"/>
+              <w:end w:w="120" w:type="dxa"/>
+            </w:tcMar>
+          </w:tcPr>
+          <w:p>
+            <w:pPr>
+              <w:spacing w:after="0" w:line="264" w:lineRule="auto"/>
+            </w:pPr>
+            <w:r>
+              <w:rPr>
+                <w:rFonts w:ascii="Calibri" w:hAnsi="Calibri" w:eastAsia="Microsoft YaHei"/>
+                <w:b w:val="0"/>
+                <w:color w:val="333333"/>
+                <w:sz w:val="21"/>
+              </w:rPr>
+              <w:t>测试方式</w:t>
+            </w:r>
+          </w:p>
+        </w:tc>
+        <w:tc>
+          <w:tcPr>
+            <w:tcW w:type="dxa" w:w="6768"/>
+            <w:vAlign w:val="center"/>
+            <w:tcMar>
+              <w:top w:w="80" w:type="dxa"/>
+              <w:start w:w="120" w:type="dxa"/>
+              <w:bottom w:w="80" w:type="dxa"/>
+              <w:end w:w="120" w:type="dxa"/>
+            </w:tcMar>
+          </w:tcPr>
+          <w:p>
+            <w:pPr>
+              <w:spacing w:after="0" w:line="264" w:lineRule="auto"/>
+            </w:pPr>
+            <w:r>
+              <w:rPr>
+                <w:rFonts w:ascii="Calibri" w:hAnsi="Calibri" w:eastAsia="Microsoft YaHei"/>
+                <w:b w:val="0"/>
+                <w:color w:val="333333"/>
+                <w:sz w:val="21"/>
+              </w:rPr>
+              <w:t>python -m pytest -q</w:t>
+            </w:r>
+          </w:p>
+        </w:tc>
+      </w:tr>
+      <w:tr>
+        <w:tc>
+          <w:tcPr>
+            <w:tcW w:type="dxa" w:w="2592"/>
+            <w:vAlign w:val="center"/>
+            <w:tcMar>
+              <w:top w:w="80" w:type="dxa"/>
+              <w:start w:w="120" w:type="dxa"/>
+              <w:bottom w:w="80" w:type="dxa"/>
+              <w:end w:w="120" w:type="dxa"/>
+            </w:tcMar>
+          </w:tcPr>
+          <w:p>
+            <w:pPr>
+              <w:spacing w:after="0" w:line="264" w:lineRule="auto"/>
+            </w:pPr>
+            <w:r>
+              <w:rPr>
+                <w:rFonts w:ascii="Calibri" w:hAnsi="Calibri" w:eastAsia="Microsoft YaHei"/>
+                <w:b w:val="0"/>
+                <w:color w:val="333333"/>
+                <w:sz w:val="21"/>
+              </w:rPr>
+              <w:t>文档补充</w:t>
+            </w:r>
+          </w:p>
+        </w:tc>
+        <w:tc>
+          <w:tcPr>
+            <w:tcW w:type="dxa" w:w="6768"/>
+            <w:vAlign w:val="center"/>
+            <w:tcMar>
+              <w:top w:w="80" w:type="dxa"/>
+              <w:start w:w="120" w:type="dxa"/>
+              <w:bottom w:w="80" w:type="dxa"/>
+              <w:end w:w="120" w:type="dxa"/>
+            </w:tcMar>
+          </w:tcPr>
+          <w:p>
+            <w:pPr>
+              <w:spacing w:after="0" w:line="264" w:lineRule="auto"/>
+            </w:pPr>
+            <w:r>
+              <w:rPr>
+                <w:rFonts w:ascii="Calibri" w:hAnsi="Calibri" w:eastAsia="Microsoft YaHei"/>
+                <w:b w:val="0"/>
+                <w:color w:val="333333"/>
+                <w:sz w:val="21"/>
+              </w:rPr>
+              <w:t>README.md、docs/project_overview.md、docs/data_dictionary.md</w:t>
+            </w:r>
+          </w:p>
+        </w:tc>
+      </w:tr>
+    </w:tbl>
     <w:p>
       <w:pPr>
         <w:pStyle w:val="Heading1"/>
       </w:pPr>
       <w:r>
-        <w:t>6 局限性</w:t>
+        <w:t>7. 局限性与后续方向</w:t>
       </w:r>
     </w:p>
     <w:p>
       <w:pPr>
-        <w:spacing w:line="319" w:lineRule="auto" w:after="160"/>
-        <w:ind w:firstLine="420"/>
+        <w:pStyle w:val="ListBullet"/>
+        <w:spacing w:after="80" w:line="264" w:lineRule="auto"/>
       </w:pPr>
       <w:r>
         <w:rPr>
-          <w:rFonts w:ascii="宋体" w:hAnsi="宋体" w:eastAsia="宋体"/>
-          <w:i w:val="0"/>
-          <w:sz w:val="24"/>
+          <w:rFonts w:ascii="Calibri" w:hAnsi="Calibri" w:eastAsia="Microsoft YaHei"/>
+          <w:b w:val="0"/>
+          <w:color w:val="333333"/>
+          <w:sz w:val="21"/>
         </w:rPr>
-        <w:t>第一，数据来自一个动态更新的公开榜单，抓取日期不同可能导致评分和评价人数变化。第二，样本为豆瓣 Top250 榜单的前 200 名，是非随机的高口碑选择样本，不能代表全部电影或电影市场。第三，国家/地区与类型来自页面文本拆分，合拍片和多类型电影会在展开统计中重复计入。第四，本项目的相关与显著性检验只用于描述和辅助解释本样本内的关系，不将相关关系解释为因果关系，也不将其外推为总体结论。</w:t>
+        <w:t>榜单数据代表公开页面的一次快照，不能直接外推到全部电影市场。</w:t>
       </w:r>
     </w:p>
     <w:p>
       <w:pPr>
-        <w:pStyle w:val="Heading1"/>
+        <w:pStyle w:val="ListBullet"/>
+        <w:spacing w:after="80" w:line="264" w:lineRule="auto"/>
       </w:pPr>
       <w:r>
-        <w:t>参考文献</w:t>
+        <w:rPr>
+          <w:rFonts w:ascii="Calibri" w:hAnsi="Calibri" w:eastAsia="Microsoft YaHei"/>
+          <w:b w:val="0"/>
+          <w:color w:val="333333"/>
+          <w:sz w:val="21"/>
+        </w:rPr>
+        <w:t>类型与国家/地区为多值字段，当前按出现次数统计。</w:t>
       </w:r>
     </w:p>
     <w:p>
       <w:pPr>
-        <w:spacing w:line="319" w:lineRule="auto" w:after="160"/>
+        <w:pStyle w:val="ListBullet"/>
+        <w:spacing w:after="80" w:line="264" w:lineRule="auto"/>
       </w:pPr>
       <w:r>
         <w:rPr>
-          <w:rFonts w:ascii="宋体" w:hAnsi="宋体" w:eastAsia="宋体"/>
-          <w:i w:val="0"/>
-          <w:sz w:val="24"/>
+          <w:rFonts w:ascii="Calibri" w:hAnsi="Calibri" w:eastAsia="Microsoft YaHei"/>
+          <w:b w:val="0"/>
+          <w:color w:val="333333"/>
+          <w:sz w:val="21"/>
         </w:rPr>
-        <w:t>[1] 豆瓣电影. 豆瓣电影 Top250（本研究取排名前 200 名）[EB/OL]. https://movie.douban.com/top250（访问日期：2026-06-27）.</w:t>
-      </w:r>
-    </w:p>
-    <w:p>
-      <w:pPr>
-        <w:spacing w:line="319" w:lineRule="auto" w:after="160"/>
-      </w:pPr>
-      <w:r>
-        <w:rPr>
-          <w:rFonts w:ascii="宋体" w:hAnsi="宋体" w:eastAsia="宋体"/>
-          <w:i w:val="0"/>
-          <w:sz w:val="24"/>
-        </w:rPr>
-        <w:t>[2] 张良均, 刘名奇, 龚志军, 等. Python 数据分析与挖掘实战（第2版）[M]. 北京: 机械工业出版社, 2019.</w:t>
-      </w:r>
-    </w:p>
-    <w:p>
-      <w:pPr>
-        <w:spacing w:line="319" w:lineRule="auto" w:after="160"/>
-      </w:pPr>
-      <w:r>
-        <w:rPr>
-          <w:rFonts w:ascii="宋体" w:hAnsi="宋体" w:eastAsia="宋体"/>
-          <w:i w:val="0"/>
-          <w:sz w:val="24"/>
-        </w:rPr>
-        <w:t>[3] 李航. 统计学习方法（第2版）[M]. 北京: 清华大学出版社, 2019.</w:t>
-      </w:r>
-    </w:p>
-    <w:p>
-      <w:pPr>
-        <w:spacing w:line="319" w:lineRule="auto" w:after="160"/>
-      </w:pPr>
-      <w:r>
-        <w:rPr>
-          <w:rFonts w:ascii="宋体" w:hAnsi="宋体" w:eastAsia="宋体"/>
-          <w:i w:val="0"/>
-          <w:sz w:val="24"/>
-        </w:rPr>
-        <w:t>[4] McKinney W. Python for Data Analysis[M]. 3rd ed. O'Reilly Media, 2022.</w:t>
-      </w:r>
-    </w:p>
-    <w:p>
-      <w:pPr>
-        <w:spacing w:line="319" w:lineRule="auto" w:after="160"/>
-      </w:pPr>
-      <w:r>
-        <w:rPr>
-          <w:rFonts w:ascii="宋体" w:hAnsi="宋体" w:eastAsia="宋体"/>
-          <w:i w:val="0"/>
-          <w:sz w:val="24"/>
-        </w:rPr>
-        <w:t>[5] Hunter J D. Matplotlib: A 2D Graphics Environment[J]. Computing in Science &amp; Engineering, 2007, 9(3): 90-95.</w:t>
-      </w:r>
-    </w:p>
-    <w:p>
-      <w:pPr>
-        <w:pStyle w:val="Heading1"/>
-      </w:pPr>
-      <w:r>
-        <w:t>附录 A 核心 Python 代码</w:t>
-      </w:r>
-    </w:p>
-    <w:p>
-      <w:pPr>
-        <w:spacing w:line="319" w:lineRule="auto" w:after="160"/>
-      </w:pPr>
-      <w:r>
-        <w:rPr>
-          <w:rFonts w:ascii="宋体" w:hAnsi="宋体" w:eastAsia="宋体"/>
-          <w:i w:val="0"/>
-          <w:sz w:val="24"/>
-        </w:rPr>
-        <w:t>以下代码节选来自本项目源码，用于展示页面解析、低频分页采集、数据清洗、统计分析和可视化逻辑。完整可运行代码见项目的 src 目录；附录代码字号为 9.5 pt。</w:t>
-      </w:r>
-    </w:p>
-    <w:p>
-      <w:pPr>
-        <w:pStyle w:val="Heading2"/>
-        <w:spacing w:before="80" w:after="40"/>
-      </w:pPr>
-      <w:r>
-        <w:t>A.1 单页 HTML 解析函数</w:t>
-      </w:r>
-    </w:p>
-    <w:p>
-      <w:pPr>
-        <w:spacing w:after="20" w:line="178" w:lineRule="auto"/>
-      </w:pPr>
-      <w:r>
-        <w:rPr>
-          <w:rFonts w:ascii="宋体" w:hAnsi="宋体" w:eastAsia="宋体"/>
-          <w:sz w:val="19"/>
-        </w:rPr>
-        <w:t>def parse_top250_html(html: str, source_url: str, fetched_at: str) -&gt; list[dict[str, Any]]:</w:t>
-        <w:br/>
-        <w:t xml:space="preserve">    """解析一个榜单页面，返回结构统一的一电影一行记录。"""</w:t>
-        <w:br/>
-        <w:t xml:space="preserve">    soup = BeautifulSoup(html, "html.parser")</w:t>
-        <w:br/>
-        <w:t xml:space="preserve">    records: list[dict[str, Any]] = []</w:t>
-        <w:br/>
-        <w:br/>
-        <w:t xml:space="preserve">    for item in soup.select("ol.grid_view &gt; li &gt; div.item"):</w:t>
-        <w:br/>
-        <w:t xml:space="preserve">        rank_tag = item.select_one(".pic em")</w:t>
-        <w:br/>
-        <w:t xml:space="preserve">        title_tags = item.select(".hd .title")</w:t>
-        <w:br/>
-        <w:t xml:space="preserve">        # 豆瓣当前页面的评分容器不保证带有 .star 类，评分数字本身更稳定。</w:t>
-        <w:br/>
-        <w:t xml:space="preserve">        rating_tag = item.select_one(".rating_num")</w:t>
-        <w:br/>
-        <w:t xml:space="preserve">        info_tag = item.select_one(".bd &gt; p")</w:t>
-        <w:br/>
-        <w:t xml:space="preserve">        link_tag = item.select_one(".hd a[href]")</w:t>
-        <w:br/>
-        <w:t xml:space="preserve">        if not all([rank_tag, title_tags, rating_tag, info_tag, link_tag]):</w:t>
-        <w:br/>
-        <w:t xml:space="preserve">            raise CrawlError("页面中存在无法识别的电影条目，已停止以避免生成不完整数据。")</w:t>
-        <w:br/>
-        <w:br/>
-        <w:t xml:space="preserve">        titles = [_clean_text(tag.get_text(" ", strip=True)) for tag in title_tags]</w:t>
-        <w:br/>
-        <w:t xml:space="preserve">        title = titles[0]</w:t>
-        <w:br/>
-        <w:t xml:space="preserve">        original_title = " / ".join(titles[1:]).lstrip("/ ")</w:t>
-        <w:br/>
-        <w:t xml:space="preserve">        people_info, year, country_text, genre_text = _parse_info_text(info_tag.get_text(" ", strip=True))</w:t>
-        <w:br/>
-        <w:br/>
-        <w:t xml:space="preserve">        star_text = _clean_text(rating_tag.parent.get_text(" ", strip=True))</w:t>
-        <w:br/>
-        <w:t xml:space="preserve">        voters_match = re.search(r"([\d,]+)\s*人评价", star_text)</w:t>
-        <w:br/>
-        <w:t xml:space="preserve">        quote_tag = item.select_one(".quote span")</w:t>
-        <w:br/>
-        <w:t xml:space="preserve">        records.append(</w:t>
-        <w:br/>
-        <w:t xml:space="preserve">            {</w:t>
-        <w:br/>
-        <w:t xml:space="preserve">                "rank": int(rank_tag.get_text(strip=True)),</w:t>
-        <w:br/>
-        <w:t xml:space="preserve">                "title": title,</w:t>
-        <w:br/>
-        <w:t xml:space="preserve">                "original_title": original_title,</w:t>
-        <w:br/>
-        <w:t xml:space="preserve">                "people_info": people_info,</w:t>
-        <w:br/>
-        <w:t xml:space="preserve">                "year": year,</w:t>
-        <w:br/>
-        <w:t xml:space="preserve">                "country_text": country_text,</w:t>
-        <w:br/>
-        <w:t xml:space="preserve">                "genre_text": genre_text,</w:t>
-        <w:br/>
-        <w:t xml:space="preserve">                "rating": float(rating_tag.get_text(strip=True)),</w:t>
-        <w:br/>
-        <w:t xml:space="preserve">                "rating_count": int(voters_match.group(1).replace(",", "")) if voters_match else None,</w:t>
-        <w:br/>
-        <w:t xml:space="preserve">                "quote": _clean_text(quote_tag.get_text(" ", strip=True)) if quote_tag else "",</w:t>
-        <w:br/>
-        <w:t xml:space="preserve">                "detail_url": link_tag["href"],</w:t>
-        <w:br/>
-        <w:t xml:space="preserve">                "source_url": source_url,</w:t>
-        <w:br/>
-        <w:t xml:space="preserve">                "fetched_at": fetched_at,</w:t>
-        <w:br/>
-        <w:t xml:space="preserve">            }</w:t>
-        <w:br/>
-        <w:t xml:space="preserve">        )</w:t>
-        <w:br/>
-        <w:t xml:space="preserve">    return records</w:t>
-        <w:br/>
-      </w:r>
-    </w:p>
-    <w:p>
-      <w:pPr>
-        <w:pStyle w:val="Heading2"/>
-        <w:spacing w:before="80" w:after="40"/>
-      </w:pPr>
-      <w:r>
-        <w:t>A.2 分页采集函数</w:t>
-      </w:r>
-    </w:p>
-    <w:p>
-      <w:pPr>
-        <w:spacing w:after="20" w:line="178" w:lineRule="auto"/>
-      </w:pPr>
-      <w:r>
-        <w:rPr>
-          <w:rFonts w:ascii="宋体" w:hAnsi="宋体" w:eastAsia="宋体"/>
-          <w:sz w:val="19"/>
-        </w:rPr>
-        <w:t>def crawl_top200(raw_csv_path: Path, pages_dir: Path, log_path: Path, settings: CrawlSettings | None = None) -&gt; list[dict[str, Any]]:</w:t>
-        <w:br/>
-        <w:t xml:space="preserve">    """以低频率爬取豆瓣 Top250 原榜的前 200 名，保存网页、CSV 与 JSONL 日志。"""</w:t>
-        <w:br/>
-        <w:t xml:space="preserve">    settings = settings or CrawlSettings()</w:t>
-        <w:br/>
-        <w:t xml:space="preserve">    raw_csv_path.parent.mkdir(parents=True, exist_ok=True)</w:t>
-        <w:br/>
-        <w:t xml:space="preserve">    pages_dir.mkdir(parents=True, exist_ok=True)</w:t>
-        <w:br/>
-        <w:t xml:space="preserve">    log_path.parent.mkdir(parents=True, exist_ok=True)</w:t>
-        <w:br/>
-        <w:t xml:space="preserve">    log_path.write_text("", encoding="utf-8")</w:t>
-        <w:br/>
-        <w:br/>
-        <w:t xml:space="preserve">    session = requests.Session()</w:t>
-        <w:br/>
-        <w:t xml:space="preserve">    session.headers.update(</w:t>
-        <w:br/>
-        <w:t xml:space="preserve">        {</w:t>
-        <w:br/>
-        <w:t xml:space="preserve">            "User-Agent": "Mozilla/5.0 (Windows NT 10.0; Win64; x64) AppleWebKit/537.36 "</w:t>
-        <w:br/>
-        <w:t xml:space="preserve">            "(KHTML, like Gecko) Chrome/124 Safari/537.36 CourseDataAnalysis/1.0",</w:t>
-        <w:br/>
-        <w:t xml:space="preserve">            "Accept-Language": "zh-CN,zh;q=0.9,en;q=0.7",</w:t>
-        <w:br/>
-        <w:t xml:space="preserve">        }</w:t>
-        <w:br/>
-        <w:t xml:space="preserve">    )</w:t>
-        <w:br/>
-        <w:t xml:space="preserve">    fetched_at = _utc_now()</w:t>
-        <w:br/>
-        <w:t xml:space="preserve">    records: list[dict[str, Any]] = []</w:t>
-        <w:br/>
-        <w:br/>
-        <w:t xml:space="preserve">    for page_number, start in enumerate(range(0, TOP_N, PAGE_SIZE), start=1):</w:t>
-        <w:br/>
-        <w:t xml:space="preserve">        url = f"{BASE_URL}?start={start}&amp;filter="</w:t>
-        <w:br/>
-        <w:t xml:space="preserve">        html = _request_page(session, url, settings, log_path, start)</w:t>
-        <w:br/>
-        <w:t xml:space="preserve">        (pages_dir / f"top200_{page_number:02d}.html").write_text(html, encoding="utf-8")</w:t>
-        <w:br/>
-        <w:t xml:space="preserve">        page_records = parse_top250_html(html, url, fetched_at)</w:t>
-        <w:br/>
-        <w:t xml:space="preserve">        if len(page_records) != PAGE_SIZE:</w:t>
-        <w:br/>
-        <w:t xml:space="preserve">            raise CrawlError(f"榜单第 {page_number} 页解析到 {len(page_records)} 条，预期为 {PAGE_SIZE} 条。")</w:t>
-        <w:br/>
-        <w:t xml:space="preserve">        records.extend(page_records)</w:t>
-        <w:br/>
-        <w:t xml:space="preserve">        _write_log(</w:t>
-        <w:br/>
-        <w:t xml:space="preserve">            log_path,</w:t>
-        <w:br/>
-        <w:t xml:space="preserve">            {"timestamp": _utc_now(), "event": "parse_ok", "page": page_number, "start": start, "records": len(page_records)},</w:t>
-        <w:br/>
-        <w:t xml:space="preserve">        )</w:t>
-        <w:br/>
-        <w:t xml:space="preserve">        if start &lt; TOP_N - PAGE_SIZE:</w:t>
-        <w:br/>
-        <w:t xml:space="preserve">            time.sleep(random.uniform(settings.min_delay_seconds, settings.max_delay_seconds))</w:t>
-        <w:br/>
-        <w:br/>
-        <w:t xml:space="preserve">    ranks = [record["rank"] for record in records]</w:t>
-        <w:br/>
-        <w:t xml:space="preserve">    if len(records) != TOP_N or len(set(ranks)) != TOP_N or set(ranks) != set(range(1, TOP_N + 1)):</w:t>
-        <w:br/>
-        <w:t xml:space="preserve">        raise CrawlError(f"爬取完成后的记录校验失败：记录数={len(records)}，唯一排名数={len(set(ranks))}。")</w:t>
-        <w:br/>
-        <w:br/>
-        <w:t xml:space="preserve">    _write_raw_csv(records, raw_csv_path)</w:t>
-        <w:br/>
-        <w:t xml:space="preserve">    _write_log(log_path, {"timestamp": _utc_now(), "event": "crawl_complete", "records": len(records), "raw_csv": str(raw_csv_path)})</w:t>
-        <w:br/>
-        <w:t xml:space="preserve">    return records</w:t>
-        <w:br/>
-      </w:r>
-    </w:p>
-    <w:p>
-      <w:pPr>
-        <w:pStyle w:val="Heading2"/>
-        <w:spacing w:before="80" w:after="40"/>
-      </w:pPr>
-      <w:r>
-        <w:t>A.3 清洗函数</w:t>
-      </w:r>
-    </w:p>
-    <w:p>
-      <w:pPr>
-        <w:spacing w:after="20" w:line="178" w:lineRule="auto"/>
-      </w:pPr>
-      <w:r>
-        <w:rPr>
-          <w:rFonts w:ascii="宋体" w:hAnsi="宋体" w:eastAsia="宋体"/>
-          <w:sz w:val="19"/>
-        </w:rPr>
-        <w:t>def clean_movies(raw_df: pd.DataFrame) -&gt; tuple[pd.DataFrame, pd.DataFrame, pd.DataFrame, dict[str, Any]]:</w:t>
-        <w:br/>
-        <w:t xml:space="preserve">    """清洗原始主表，并构造国家/地区、类型的展开分析表。"""</w:t>
-        <w:br/>
-        <w:t xml:space="preserve">    required_columns = {"rank", "title", "year", "rating", "rating_count", "country_text", "genre_text"}</w:t>
-        <w:br/>
-        <w:t xml:space="preserve">    missing_columns = required_columns.difference(raw_df.columns)</w:t>
-        <w:br/>
-        <w:t xml:space="preserve">    if missing_columns:</w:t>
-        <w:br/>
-        <w:t xml:space="preserve">        raise ValueError(f"原始数据缺少字段：{', '.join(sorted(missing_columns))}")</w:t>
-        <w:br/>
-        <w:br/>
-        <w:t xml:space="preserve">    working = raw_df.copy()</w:t>
-        <w:br/>
-        <w:t xml:space="preserve">    for column in TEXT_COLUMNS:</w:t>
-        <w:br/>
-        <w:t xml:space="preserve">        if column in working.columns:</w:t>
-        <w:br/>
-        <w:t xml:space="preserve">            working[column] = working[column].map(clean_text)</w:t>
-        <w:br/>
-        <w:t xml:space="preserve">    for column in ["rank", "year", "rating", "rating_count"]:</w:t>
-        <w:br/>
-        <w:t xml:space="preserve">        working[column] = pd.to_numeric(working[column], errors="coerce")</w:t>
-        <w:br/>
-        <w:br/>
-        <w:t xml:space="preserve">    input_records = len(working)</w:t>
-        <w:br/>
-        <w:t xml:space="preserve">    missing_required = working[["rank", "title", "rating"]].isna().any(axis=1) | (working["title"] == "")</w:t>
-        <w:br/>
-        <w:t xml:space="preserve">    current_year = datetime.now().year</w:t>
-        <w:br/>
-        <w:t xml:space="preserve">    invalid_range = (</w:t>
-        <w:br/>
-        <w:t xml:space="preserve">        working["rating"].lt(0)</w:t>
-        <w:br/>
-        <w:t xml:space="preserve">        | working["rating"].gt(10)</w:t>
-        <w:br/>
-        <w:t xml:space="preserve">        | working["rating_count"].lt(0)</w:t>
-        <w:br/>
-        <w:t xml:space="preserve">        | working["rank"].lt(1)</w:t>
-        <w:br/>
-        <w:t xml:space="preserve">        | working["year"].notna() &amp; (working["year"].lt(1888) | working["year"].gt(current_year))</w:t>
-        <w:br/>
-        <w:t xml:space="preserve">    )</w:t>
-        <w:br/>
-        <w:t xml:space="preserve">    invalid_rows = missing_required | invalid_range</w:t>
-        <w:br/>
-        <w:t xml:space="preserve">    dropped_invalid = int(invalid_rows.sum())</w:t>
-        <w:br/>
-        <w:t xml:space="preserve">    working = working.loc[~invalid_rows].copy()</w:t>
-        <w:br/>
-        <w:br/>
-        <w:t xml:space="preserve">    duplicate_rank = int(working.duplicated(subset=["rank"], keep="first").sum())</w:t>
-        <w:br/>
-        <w:t xml:space="preserve">    working = working.drop_duplicates(subset=["rank"], keep="first")</w:t>
-        <w:br/>
-        <w:t xml:space="preserve">    duplicate_title_year = int(working.duplicated(subset=["title", "year"], keep="first").sum())</w:t>
-        <w:br/>
-        <w:t xml:space="preserve">    working = working.drop_duplicates(subset=["title", "year"], keep="first")</w:t>
-        <w:br/>
-        <w:t xml:space="preserve">    working = working.sort_values("rank").reset_index(drop=True)</w:t>
-        <w:br/>
-        <w:t xml:space="preserve">    working["rank"] = working["rank"].astype(int)</w:t>
-        <w:br/>
-        <w:t xml:space="preserve">    working["rating"] = working["rating"].astype(float)</w:t>
-        <w:br/>
-        <w:t xml:space="preserve">    working["rating_count"] = working["rating_count"].fillna(0).astype(int)</w:t>
-        <w:br/>
-        <w:t xml:space="preserve">    working["year"] = working["year"].astype("Int64")</w:t>
-        <w:br/>
-        <w:t xml:space="preserve">    working["decade"] = (working["year"] // 10 * 10).astype("Int64")</w:t>
-        <w:br/>
-        <w:br/>
-        <w:t xml:space="preserve">    country_df = (</w:t>
-        <w:br/>
-        <w:t xml:space="preserve">        working.assign(country=working["country_text"].map(lambda value: [normalize_country_name(item) for item in split_multi_value(value)]))</w:t>
-        <w:br/>
-        <w:t xml:space="preserve">        .explode("country")</w:t>
-        <w:br/>
-        <w:t xml:space="preserve">        .dropna(subset=["country"])</w:t>
-        <w:br/>
-        <w:t xml:space="preserve">        .query("country != ''")</w:t>
-        <w:br/>
-        <w:t xml:space="preserve">        [["rank", "title", "year", "rating", "rating_count", "country"]]</w:t>
-        <w:br/>
-        <w:t xml:space="preserve">        .reset_index(drop=True)</w:t>
-        <w:br/>
-        <w:t xml:space="preserve">    )</w:t>
-        <w:br/>
-        <w:t xml:space="preserve">    genre_df = (</w:t>
-        <w:br/>
-        <w:t xml:space="preserve">        working.assign(genre=working["genre_text"].map(split_multi_value))</w:t>
-        <w:br/>
-        <w:t xml:space="preserve">        .explode("genre")</w:t>
-        <w:br/>
-        <w:t xml:space="preserve">        .dropna(subset=["genre"])</w:t>
-        <w:br/>
-        <w:t xml:space="preserve">        .query("genre != ''")</w:t>
-        <w:br/>
-        <w:t xml:space="preserve">        [["rank", "title", "year", "rating", "rating_count", "genre"]]</w:t>
-        <w:br/>
-        <w:t xml:space="preserve">        .reset_index(drop=True)</w:t>
-        <w:br/>
-        <w:t xml:space="preserve">    )</w:t>
-        <w:br/>
-        <w:t xml:space="preserve">    quality = {</w:t>
-        <w:br/>
-        <w:t xml:space="preserve">        "input_records": input_records,</w:t>
-        <w:br/>
-        <w:t xml:space="preserve">        "dropped_invalid_records": dropped_invalid,</w:t>
-        <w:br/>
-        <w:t xml:space="preserve">        "duplicate_rank_removed": duplicate_rank,</w:t>
-        <w:br/>
-        <w:t xml:space="preserve">        "duplicate_title_year_removed": duplicate_title_year,</w:t>
-        <w:br/>
-        <w:t xml:space="preserve">        "output_records": int(len(working)),</w:t>
-        <w:br/>
-        <w:t xml:space="preserve">        "missing_year_after_cleaning": int(working["year"].isna().sum()),</w:t>
-        <w:br/>
-        <w:t xml:space="preserve">        "missing_country_after_cleaning": int((working["country_text"] == "").sum()),</w:t>
-        <w:br/>
-        <w:t xml:space="preserve">        "missing_genre_after_cleaning": int((working["genre_text"] == "").sum()),</w:t>
-        <w:br/>
-        <w:t xml:space="preserve">        "rating_range": [float(working["rating"].min()), float(working["rating"].max())],</w:t>
-        <w:br/>
-        <w:t xml:space="preserve">        "rank_is_unique": bool(working["rank"].is_unique),</w:t>
-        <w:br/>
-        <w:t xml:space="preserve">    }</w:t>
-        <w:br/>
-        <w:t xml:space="preserve">    return working, country_df, genre_df, quality</w:t>
-        <w:br/>
-      </w:r>
-    </w:p>
-    <w:p>
-      <w:pPr>
-        <w:pStyle w:val="Heading2"/>
-        <w:spacing w:before="80" w:after="40"/>
-      </w:pPr>
-      <w:r>
-        <w:t>A.4 统计分析函数</w:t>
-      </w:r>
-    </w:p>
-    <w:p>
-      <w:pPr>
-        <w:spacing w:after="20" w:line="178" w:lineRule="auto"/>
-      </w:pPr>
-      <w:r>
-        <w:rPr>
-          <w:rFonts w:ascii="宋体" w:hAnsi="宋体" w:eastAsia="宋体"/>
-          <w:sz w:val="19"/>
-        </w:rPr>
-        <w:t>def build_summary(clean_df: pd.DataFrame, country_df: pd.DataFrame, genre_df: pd.DataFrame, quality: dict[str, Any]) -&gt; tuple[dict[str, Any], pd.DataFrame]:</w:t>
-        <w:br/>
-        <w:t xml:space="preserve">    """计算报告和图表共享的统计结果。"""</w:t>
-        <w:br/>
-        <w:t xml:space="preserve">    genre_counts = genre_df["genre"].value_counts()</w:t>
-        <w:br/>
-        <w:t xml:space="preserve">    country_counts = country_df["country"].value_counts()</w:t>
-        <w:br/>
-        <w:t xml:space="preserve">    decade_counts = clean_df.dropna(subset=["decade"]).groupby("decade", observed=True).size().sort_index()</w:t>
-        <w:br/>
-        <w:t xml:space="preserve">    decade_ratings = clean_df.dropna(subset=["decade"]).groupby("decade", observed=True)["rating"].mean().sort_index()</w:t>
-        <w:br/>
-        <w:t xml:space="preserve">    decade_table = pd.DataFrame(</w:t>
-        <w:br/>
-        <w:t xml:space="preserve">        {</w:t>
-        <w:br/>
-        <w:t xml:space="preserve">            "decade": decade_counts.index.astype(int),</w:t>
-        <w:br/>
-        <w:t xml:space="preserve">            "movie_count": decade_counts.values.astype(int),</w:t>
-        <w:br/>
-        <w:t xml:space="preserve">            "average_rating": decade_ratings.reindex(decade_counts.index).round(3).values,</w:t>
-        <w:br/>
-        <w:t xml:space="preserve">        }</w:t>
-        <w:br/>
-        <w:t xml:space="preserve">    )</w:t>
-        <w:br/>
-        <w:t xml:space="preserve">    top_movies = clean_df.sort_values(["rating", "rating_count"], ascending=[False, False]).head(10)</w:t>
-        <w:br/>
-        <w:t xml:space="preserve">    log_count = (clean_df["rating_count"] + 1).map(math.log10)</w:t>
-        <w:br/>
-        <w:t xml:space="preserve">    rating_values = clean_df["rating"]</w:t>
-        <w:br/>
-        <w:t xml:space="preserve">    pearson = stats.pearsonr(rating_values, log_count)</w:t>
-        <w:br/>
-        <w:t xml:space="preserve">    rating_votes_spearman = stats.spearmanr(rating_values, log_count)</w:t>
-        <w:br/>
-        <w:t xml:space="preserve">    rank_rating_spearman = stats.spearmanr(clean_df["rank"], rating_values)</w:t>
-        <w:br/>
-        <w:t xml:space="preserve">    summary = {</w:t>
-        <w:br/>
-        <w:t xml:space="preserve">        "generated_at": datetime.now().astimezone().isoformat(timespec="seconds"),</w:t>
-        <w:br/>
-        <w:t xml:space="preserve">        "quality": quality,</w:t>
-        <w:br/>
-        <w:t xml:space="preserve">        "overall": {</w:t>
-        <w:br/>
-        <w:t xml:space="preserve">            "movie_count": int(len(clean_df)),</w:t>
-        <w:br/>
-        <w:t xml:space="preserve">            "average_rating": round(float(clean_df["rating"].mean()), 3),</w:t>
-        <w:br/>
-        <w:t xml:space="preserve">            "median_rating": round(float(clean_df["rating"].median()), 3),</w:t>
-        <w:br/>
-        <w:t xml:space="preserve">            "min_rating": round(float(clean_df["rating"].min()), 3),</w:t>
-        <w:br/>
-        <w:t xml:space="preserve">            "max_rating": round(float(clean_df["rating"].max()), 3),</w:t>
-        <w:br/>
-        <w:t xml:space="preserve">            "total_rating_count": int(clean_df["rating_count"].sum()),</w:t>
-        <w:br/>
-        <w:t xml:space="preserve">            "year_min": int(clean_df["year"].dropna().min()),</w:t>
-        <w:br/>
-        <w:t xml:space="preserve">            "year_max": int(clean_df["year"].dropna().max()),</w:t>
-        <w:br/>
-        <w:t xml:space="preserve">            "rating_log_count_correlation": round(float(pearson.statistic), 3),</w:t>
-        <w:br/>
-        <w:t xml:space="preserve">            "rating_log_count_pearson_p_value": float(pearson.pvalue),</w:t>
-        <w:br/>
-        <w:t xml:space="preserve">            "rating_log_count_spearman_rho": round(float(rating_votes_spearman.statistic), 3),</w:t>
-        <w:br/>
-        <w:t xml:space="preserve">            "rating_log_count_spearman_p_value": float(rating_votes_spearman.pvalue),</w:t>
-        <w:br/>
-        <w:t xml:space="preserve">            "rank_rating_spearman_rho": round(float(rank_rating_spearman.statistic), 3),</w:t>
-        <w:br/>
-        <w:t xml:space="preserve">            "rank_rating_spearman_p_value": float(rank_rating_spearman.pvalue),</w:t>
-        <w:br/>
-        <w:t xml:space="preserve">        },</w:t>
-        <w:br/>
-        <w:t xml:space="preserve">        "top_genres": _records_from_series(genre_counts, "genre", 12),</w:t>
-        <w:br/>
-        <w:t xml:space="preserve">        "top_countries": _records_from_series(country_counts, "country", 12),</w:t>
-        <w:br/>
-        <w:t xml:space="preserve">        "decades": decade_table.to_dict(orient="records"),</w:t>
-        <w:br/>
-        <w:t xml:space="preserve">        "top_movies": [</w:t>
-        <w:br/>
-        <w:t xml:space="preserve">            {"rank": int(row.rank), "title": row.title, "rating": float(row.rating), "rating_count": int(row.rating_count)}</w:t>
-        <w:br/>
-        <w:t xml:space="preserve">            for row in top_movies.itertuples(index=False)</w:t>
-        <w:br/>
-        <w:t xml:space="preserve">        ],</w:t>
-        <w:br/>
-        <w:t xml:space="preserve">    }</w:t>
-        <w:br/>
-        <w:t xml:space="preserve">    return summary, decade_table</w:t>
-        <w:br/>
-      </w:r>
-    </w:p>
-    <w:p>
-      <w:pPr>
-        <w:pStyle w:val="Heading2"/>
-        <w:spacing w:before="80" w:after="40"/>
-      </w:pPr>
-      <w:r>
-        <w:t>A.5 可视化函数</w:t>
-      </w:r>
-    </w:p>
-    <w:p>
-      <w:pPr>
-        <w:spacing w:after="20" w:line="178" w:lineRule="auto"/>
-      </w:pPr>
-      <w:r>
-        <w:rPr>
-          <w:rFonts w:ascii="宋体" w:hAnsi="宋体" w:eastAsia="宋体"/>
-          <w:sz w:val="19"/>
-        </w:rPr>
-        <w:t>def create_figures(clean_df: pd.DataFrame, country_df: pd.DataFrame, genre_df: pd.DataFrame, figures_dir: Path) -&gt; dict[str, Path]:</w:t>
-        <w:br/>
-        <w:t xml:space="preserve">    """生成 7 张中文静态图表，返回其语义化路径映射。"""</w:t>
-        <w:br/>
-        <w:t xml:space="preserve">    font_name = select_chinese_font()</w:t>
-        <w:br/>
-        <w:t xml:space="preserve">    plt.rcParams.update({"font.family": font_name, "font.sans-serif": [font_name], "axes.unicode_minus": False, "figure.dpi": 120})</w:t>
-        <w:br/>
-        <w:t xml:space="preserve">    figures_dir.mkdir(parents=True, exist_ok=True)</w:t>
-        <w:br/>
-        <w:t xml:space="preserve">    paths = {</w:t>
-        <w:br/>
-        <w:t xml:space="preserve">        "rating_distribution": figures_dir / "01_评分分布.png",</w:t>
-        <w:br/>
-        <w:t xml:space="preserve">        "genre_counts": figures_dir / "02_热门电影类型.png",</w:t>
-        <w:br/>
-        <w:t xml:space="preserve">        "country_counts": figures_dir / "03_主要制片国家地区.png",</w:t>
-        <w:br/>
-        <w:t xml:space="preserve">        "decade_counts": figures_dir / "04_不同年代电影数量.png",</w:t>
-        <w:br/>
-        <w:t xml:space="preserve">        "decade_ratings": figures_dir / "05_不同年代平均评分.png",</w:t>
-        <w:br/>
-        <w:t xml:space="preserve">        "rating_votes": figures_dir / "06_评分与评价人数关系.png",</w:t>
-        <w:br/>
-        <w:t xml:space="preserve">        "rank_rating": figures_dir / "07_排名与评分关系.png",</w:t>
-        <w:br/>
-        <w:t xml:space="preserve">    }</w:t>
-        <w:br/>
-        <w:t xml:space="preserve">    accent, dark, warm = "#2E74B5", "#1F4D78", "#D97706"</w:t>
-        <w:br/>
-        <w:br/>
-        <w:t xml:space="preserve">    plt.figure(figsize=(9, 5.2))</w:t>
-        <w:br/>
-        <w:t xml:space="preserve">    plt.hist(clean_df["rating"], bins=12, color=accent, edgecolor="white")</w:t>
-        <w:br/>
-        <w:t xml:space="preserve">    plt.axvline(clean_df["rating"].mean(), color=warm, linestyle="--", label=f"平均分：{clean_df['rating'].mean():.2f}")</w:t>
-        <w:br/>
-        <w:t xml:space="preserve">    plt.title("豆瓣电影 Top200 评分分布")</w:t>
-        <w:br/>
-        <w:t xml:space="preserve">    plt.xlabel("豆瓣评分")</w:t>
-        <w:br/>
-        <w:t xml:space="preserve">    plt.ylabel("电影数量")</w:t>
-        <w:br/>
-        <w:t xml:space="preserve">    plt.legend()</w:t>
-        <w:br/>
-        <w:t xml:space="preserve">    _finish_plot(paths["rating_distribution"])</w:t>
-        <w:br/>
-        <w:br/>
-        <w:t xml:space="preserve">    top_genres = genre_df["genre"].value_counts().head(12).sort_values()</w:t>
-        <w:br/>
-        <w:t xml:space="preserve">    plt.figure(figsize=(9, 6))</w:t>
-        <w:br/>
-        <w:t xml:space="preserve">    plt.barh(top_genres.index, top_genres.values, color=plt.cm.Blues(np.linspace(0.45, 0.9, len(top_genres))))</w:t>
-        <w:br/>
-        <w:t xml:space="preserve">    plt.title("Top200 中出现频次最高的电影类型")</w:t>
-        <w:br/>
-        <w:t xml:space="preserve">    plt.xlabel("电影数量（同一电影可含多种类型）")</w:t>
-        <w:br/>
-        <w:t xml:space="preserve">    plt.ylabel("电影类型")</w:t>
-        <w:br/>
-        <w:t xml:space="preserve">    _finish_plot(paths["genre_counts"])</w:t>
-        <w:br/>
-        <w:br/>
-        <w:t xml:space="preserve">    top_countries = country_df["country"].value_counts().head(12).sort_values()</w:t>
-        <w:br/>
-        <w:t xml:space="preserve">    plt.figure(figsize=(9, 6))</w:t>
-        <w:br/>
-        <w:t xml:space="preserve">    plt.barh(top_countries.index, top_countries.values, color=plt.cm.Greens(np.linspace(0.45, 0.9, len(top_countries))))</w:t>
-        <w:br/>
-        <w:t xml:space="preserve">    plt.title("Top200 的主要制片国家/地区")</w:t>
-        <w:br/>
-        <w:t xml:space="preserve">    plt.xlabel("电影数量（合拍片可重复计入）")</w:t>
-        <w:br/>
-        <w:t xml:space="preserve">    plt.ylabel("国家/地区")</w:t>
-        <w:br/>
-        <w:t xml:space="preserve">    _finish_plot(paths["country_counts"])</w:t>
-        <w:br/>
-        <w:br/>
-        <w:t xml:space="preserve">    decade_counts = clean_df.dropna(subset=["decade"]).groupby("decade", observed=True).size().sort_index()</w:t>
-        <w:br/>
-        <w:t xml:space="preserve">    plt.figure(figsize=(12, 5.2))</w:t>
-        <w:br/>
-        <w:t xml:space="preserve">    plt.bar([f"{int(value)}年代" for value in decade_counts.index], decade_counts.values, color=accent)</w:t>
-        <w:br/>
-        <w:t xml:space="preserve">    plt.title("不同年代入选 Top200 的电影数量")</w:t>
-        <w:br/>
-        <w:t xml:space="preserve">    plt.xlabel("上映年代")</w:t>
-        <w:br/>
-        <w:t xml:space="preserve">    plt.ylabel("电影数量")</w:t>
-        <w:br/>
-        <w:t xml:space="preserve">    plt.xticks(rotation=0, ha="center")</w:t>
-        <w:br/>
-        <w:t xml:space="preserve">    _finish_plot(paths["decade_counts"])</w:t>
-        <w:br/>
-        <w:br/>
-        <w:t xml:space="preserve">    decade_ratings = clean_df.dropna(subset=["decade"]).groupby("decade", observed=True)["rating"].mean().sort_index()</w:t>
-        <w:br/>
-        <w:t xml:space="preserve">    plt.figure(figsize=(12, 5.2))</w:t>
-        <w:br/>
-        <w:t xml:space="preserve">    plt.plot([f"{int(value)}年代" for value in decade_ratings.index], decade_ratings.values, marker="o", color=dark, linewidth=2.5)</w:t>
-        <w:br/>
-        <w:t xml:space="preserve">    plt.title("不同年代入选电影的平均评分")</w:t>
-        <w:br/>
-        <w:t xml:space="preserve">    plt.xlabel("上映年代")</w:t>
-        <w:br/>
-        <w:t xml:space="preserve">    plt.ylabel("平均豆瓣评分")</w:t>
-        <w:br/>
-        <w:t xml:space="preserve">    plt.ylim(max(0, decade_ratings.min() - 0.25), min(10, decade_ratings.max() + 0.25))</w:t>
-        <w:br/>
-        <w:t xml:space="preserve">    plt.xticks(rotation=0, ha="center")</w:t>
-        <w:br/>
-        <w:t xml:space="preserve">    _finish_plot(paths["decade_ratings"])</w:t>
-        <w:br/>
-        <w:br/>
-        <w:t xml:space="preserve">    plt.figure(figsize=(9, 5.5))</w:t>
-        <w:br/>
-        <w:t xml:space="preserve">    log_rating_count = np.log10(clean_df["rating_count"].to_numpy() + 1)</w:t>
-        <w:br/>
-        <w:t xml:space="preserve">    plt.scatter(clean_df["rating_count"], clean_df["rating"], s=58, alpha=0.7, color=accent, edgecolors="white", linewidths=0.4)</w:t>
-        <w:br/>
-        <w:t xml:space="preserve">    slope, intercept = np.polyfit(log_rating_count, clean_df["rating"], 1)</w:t>
-        <w:br/>
-        <w:t xml:space="preserve">    x_line = np.linspace(log_rating_count.min(), log_rating_count.max(), 100)</w:t>
-        <w:br/>
-        <w:t xml:space="preserve">    plt.plot(10**x_line - 1, slope * x_line + intercept, color=warm, linewidth=2.2, label="线性趋势（评价人数取对数）")</w:t>
-        <w:br/>
-        <w:t xml:space="preserve">    plt.xscale("log")</w:t>
-        <w:br/>
-        <w:t xml:space="preserve">    plt.title("评分与评价人数的关系（横轴为对数刻度）")</w:t>
-        <w:br/>
-        <w:t xml:space="preserve">    plt.xlabel("评价人数（对数刻度）")</w:t>
-        <w:br/>
-        <w:t xml:space="preserve">    plt.ylabel("豆瓣评分")</w:t>
-        <w:br/>
-        <w:t xml:space="preserve">    plt.legend()</w:t>
-        <w:br/>
-        <w:t xml:space="preserve">    _finish_plot(paths["rating_votes"])</w:t>
-        <w:br/>
-        <w:br/>
-        <w:t xml:space="preserve">    plt.figure(figsize=(9, 5.5))</w:t>
-        <w:br/>
-        <w:t xml:space="preserve">    plt.scatter(clean_df["rank"], clean_df["rating"], color=dark, alpha=0.75, s=52, edgecolors="white", linewidths=0.4)</w:t>
-        <w:br/>
-        <w:t xml:space="preserve">    rank_slope, rank_intercept = np.polyfit(clean_df["rank"], clean_df["rating"], 1)</w:t>
-        <w:br/>
-        <w:t xml:space="preserve">    rank_line = np.linspace(clean_df["rank"].min(), clean_df["rank"].max(), 100)</w:t>
-        <w:br/>
-        <w:t xml:space="preserve">    plt.plot(rank_line, rank_slope * rank_line + rank_intercept, color=warm, linewidth=2.2, label="线性趋势")</w:t>
-        <w:br/>
-        <w:t xml:space="preserve">    plt.gca().invert_xaxis()</w:t>
-        <w:br/>
-        <w:t xml:space="preserve">    plt.title("榜单排名与豆瓣评分的关系")</w:t>
-        <w:br/>
-        <w:t xml:space="preserve">    plt.xlabel("榜单排名（左侧为第 1 名）")</w:t>
-        <w:br/>
-        <w:t xml:space="preserve">    plt.ylabel("豆瓣评分")</w:t>
-        <w:br/>
-        <w:t xml:space="preserve">    plt.legend()</w:t>
-        <w:br/>
-        <w:t xml:space="preserve">    _finish_plot(paths["rank_rating"])</w:t>
-        <w:br/>
-        <w:t xml:space="preserve">    return paths</w:t>
-        <w:br/>
+        <w:t>后续可加入交互式看板、自动化 CI、配置化运行和更丰富的文本分析。</w:t>
       </w:r>
     </w:p>
     <w:sectPr>
-      <w:headerReference w:type="default" r:id="rId9"/>
-      <w:footerReference w:type="default" r:id="rId10"/>
-      <w:pgSz w:w="11906" w:h="16838"/>
-      <w:pgMar w:top="1440" w:right="1440" w:bottom="1440" w:left="1440" w:header="709" w:footer="709" w:gutter="0"/>
+      <w:pgSz w:w="12240" w:h="15840"/>
+      <w:pgMar w:top="1440" w:right="1440" w:bottom="1440" w:left="1440" w:header="708" w:footer="708" w:gutter="0"/>
       <w:cols w:space="720"/>
-      <w:titlePg/>
       <w:docGrid w:linePitch="360"/>
     </w:sectPr>
   </w:body>
@@ -3267,7 +2743,8 @@
     </w:pPr>
     <w:r>
       <w:rPr>
-        <w:rFonts w:ascii="宋体" w:hAnsi="宋体" w:eastAsia="宋体"/>
+        <w:rFonts w:ascii="Calibri" w:hAnsi="Calibri" w:eastAsia="Microsoft YaHei"/>
+        <w:b w:val="0"/>
         <w:color w:val="666666"/>
         <w:sz w:val="18"/>
       </w:rPr>
@@ -3280,7 +2757,8 @@
     </w:r>
     <w:r>
       <w:rPr>
-        <w:rFonts w:ascii="宋体" w:hAnsi="宋体" w:eastAsia="宋体"/>
+        <w:rFonts w:ascii="Calibri" w:hAnsi="Calibri" w:eastAsia="Microsoft YaHei"/>
+        <w:b w:val="0"/>
         <w:color w:val="666666"/>
         <w:sz w:val="18"/>
       </w:rPr>
@@ -3288,25 +2766,6 @@
     </w:r>
   </w:p>
 </w:ftr>
-</file>
-
-<file path=word/header1.xml><?xml version="1.0" encoding="utf-8"?>
-<w:hdr xmlns:m="http://schemas.openxmlformats.org/officeDocument/2006/math" xmlns:mc="http://schemas.openxmlformats.org/markup-compatibility/2006" xmlns:mo="http://schemas.microsoft.com/office/mac/office/2008/main" xmlns:mv="urn:schemas-microsoft-com:mac:vml" xmlns:o="urn:schemas-microsoft-com:office:office" xmlns:r="http://schemas.openxmlformats.org/officeDocument/2006/relationships" xmlns:v="urn:schemas-microsoft-com:vml" xmlns:w10="urn:schemas-microsoft-com:office:word" xmlns:w14="http://schemas.microsoft.com/office/word/2010/wordml" xmlns:w="http://schemas.openxmlformats.org/wordprocessingml/2006/main" xmlns:wne="http://schemas.microsoft.com/office/word/2006/wordml" xmlns:wp14="http://schemas.microsoft.com/office/word/2010/wordprocessingDrawing" xmlns:wp="http://schemas.openxmlformats.org/drawingml/2006/wordprocessingDrawing" xmlns:wpc="http://schemas.microsoft.com/office/word/2010/wordprocessingCanvas" xmlns:wpg="http://schemas.microsoft.com/office/word/2010/wordprocessingGroup" xmlns:wpi="http://schemas.microsoft.com/office/word/2010/wordprocessingInk" xmlns:wps="http://schemas.microsoft.com/office/word/2010/wordprocessingShape" mc:Ignorable="w14 wp14">
-  <w:p>
-    <w:pPr>
-      <w:pStyle w:val="Header"/>
-      <w:jc w:val="right"/>
-    </w:pPr>
-    <w:r>
-      <w:rPr>
-        <w:rFonts w:ascii="宋体" w:hAnsi="宋体" w:eastAsia="宋体"/>
-        <w:color w:val="666666"/>
-        <w:sz w:val="18"/>
-      </w:rPr>
-      <w:t>豆瓣电影 Top200 数据分析期末作业</w:t>
-    </w:r>
-  </w:p>
-</w:hdr>
 </file>
 
 <file path=word/numbering.xml><?xml version="1.0" encoding="utf-8"?>
@@ -3673,13 +3132,13 @@
     <w:qFormat/>
     <w:rsid w:val="00FC693F"/>
     <w:pPr>
-      <w:spacing w:before="0" w:after="160" w:line="319" w:lineRule="auto"/>
+      <w:spacing w:before="0" w:after="120" w:line="264" w:lineRule="auto"/>
     </w:pPr>
     <w:rPr>
-      <w:rFonts w:ascii="宋体" w:hAnsi="宋体" w:eastAsia="宋体"/>
+      <w:rFonts w:ascii="Calibri" w:hAnsi="Calibri" w:eastAsia="Microsoft YaHei"/>
       <w:b w:val="0"/>
-      <w:color w:val="000000"/>
-      <w:sz w:val="24"/>
+      <w:color w:val="333333"/>
+      <w:sz w:val="22"/>
     </w:rPr>
   </w:style>
   <w:style w:type="paragraph" w:styleId="Header">
@@ -3737,11 +3196,11 @@
     <w:pPr>
       <w:keepNext/>
       <w:keepLines/>
-      <w:spacing w:before="360" w:after="200" w:line="276" w:lineRule="auto"/>
+      <w:spacing w:before="320" w:after="160" w:line="264" w:lineRule="auto"/>
       <w:outlineLvl w:val="0"/>
     </w:pPr>
     <w:rPr>
-      <w:rFonts w:asciiTheme="majorHAnsi" w:eastAsiaTheme="majorEastAsia" w:hAnsiTheme="majorHAnsi" w:cstheme="majorBidi" w:ascii="宋体" w:hAnsi="宋体" w:eastAsia="宋体"/>
+      <w:rFonts w:asciiTheme="majorHAnsi" w:eastAsiaTheme="majorEastAsia" w:hAnsiTheme="majorHAnsi" w:cstheme="majorBidi" w:ascii="Calibri" w:hAnsi="Calibri" w:eastAsia="Microsoft YaHei"/>
       <w:b/>
       <w:bCs/>
       <w:color w:val="2E74B5"/>
@@ -3761,11 +3220,11 @@
     <w:pPr>
       <w:keepNext/>
       <w:keepLines/>
-      <w:spacing w:before="240" w:after="120" w:line="276" w:lineRule="auto"/>
+      <w:spacing w:before="240" w:after="120" w:line="264" w:lineRule="auto"/>
       <w:outlineLvl w:val="1"/>
     </w:pPr>
     <w:rPr>
-      <w:rFonts w:asciiTheme="majorHAnsi" w:eastAsiaTheme="majorEastAsia" w:hAnsiTheme="majorHAnsi" w:cstheme="majorBidi" w:ascii="宋体" w:hAnsi="宋体" w:eastAsia="宋体"/>
+      <w:rFonts w:asciiTheme="majorHAnsi" w:eastAsiaTheme="majorEastAsia" w:hAnsiTheme="majorHAnsi" w:cstheme="majorBidi" w:ascii="Calibri" w:hAnsi="Calibri" w:eastAsia="Microsoft YaHei"/>
       <w:b/>
       <w:bCs/>
       <w:color w:val="2E74B5"/>
@@ -3785,15 +3244,15 @@
     <w:pPr>
       <w:keepNext/>
       <w:keepLines/>
-      <w:spacing w:before="160" w:after="80" w:line="276" w:lineRule="auto"/>
+      <w:spacing w:before="160" w:after="80" w:line="264" w:lineRule="auto"/>
       <w:outlineLvl w:val="2"/>
     </w:pPr>
     <w:rPr>
-      <w:rFonts w:asciiTheme="majorHAnsi" w:eastAsiaTheme="majorEastAsia" w:hAnsiTheme="majorHAnsi" w:cstheme="majorBidi" w:ascii="宋体" w:hAnsi="宋体" w:eastAsia="宋体"/>
+      <w:rFonts w:asciiTheme="majorHAnsi" w:eastAsiaTheme="majorEastAsia" w:hAnsiTheme="majorHAnsi" w:cstheme="majorBidi" w:ascii="Calibri" w:hAnsi="Calibri" w:eastAsia="Microsoft YaHei"/>
       <w:b/>
       <w:bCs/>
-      <w:color w:val="1F4D78"/>
-      <w:sz w:val="22"/>
+      <w:color w:val="0B2545"/>
+      <w:sz w:val="24"/>
     </w:rPr>
   </w:style>
   <w:style w:type="paragraph" w:styleId="Heading4">

--- a/output/报告/豆瓣电影Top200数据分析报告_GitHub展示版.docx
+++ b/output/报告/豆瓣电影Top200数据分析报告_GitHub展示版.docx
@@ -29,375 +29,7 @@
           <w:color w:val="666666"/>
           <w:sz w:val="24"/>
         </w:rPr>
-        <w:t>Python 数据采集、清洗、可视化与自动化报告生成</w:t>
-      </w:r>
-    </w:p>
-    <w:tbl>
-      <w:tblPr>
-        <w:tblStyle w:val="TableGrid"/>
-        <w:tblW w:type="dxa" w:w="9360"/>
-        <w:tblLayout w:type="fixed"/>
-        <w:tblLook w:firstColumn="1" w:firstRow="1" w:lastColumn="0" w:lastRow="0" w:noHBand="0" w:noVBand="1" w:val="04A0"/>
-        <w:tblInd w:w="120" w:type="dxa"/>
-      </w:tblPr>
-      <w:tblGrid>
-        <w:gridCol w:w="2592"/>
-        <w:gridCol w:w="6768"/>
-      </w:tblGrid>
-      <w:tr>
-        <w:tc>
-          <w:tcPr>
-            <w:tcW w:type="dxa" w:w="2592"/>
-            <w:vAlign w:val="center"/>
-            <w:tcMar>
-              <w:top w:w="80" w:type="dxa"/>
-              <w:start w:w="120" w:type="dxa"/>
-              <w:bottom w:w="80" w:type="dxa"/>
-              <w:end w:w="120" w:type="dxa"/>
-            </w:tcMar>
-            <w:shd w:fill="F2F4F7"/>
-          </w:tcPr>
-          <w:p>
-            <w:pPr>
-              <w:spacing w:after="0" w:line="264" w:lineRule="auto"/>
-            </w:pPr>
-            <w:r>
-              <w:rPr>
-                <w:rFonts w:ascii="Calibri" w:hAnsi="Calibri" w:eastAsia="Microsoft YaHei"/>
-                <w:b/>
-                <w:color w:val="0B2545"/>
-                <w:sz w:val="21"/>
-              </w:rPr>
-              <w:t>项目</w:t>
-            </w:r>
-          </w:p>
-        </w:tc>
-        <w:tc>
-          <w:tcPr>
-            <w:tcW w:type="dxa" w:w="6768"/>
-            <w:vAlign w:val="center"/>
-            <w:tcMar>
-              <w:top w:w="80" w:type="dxa"/>
-              <w:start w:w="120" w:type="dxa"/>
-              <w:bottom w:w="80" w:type="dxa"/>
-              <w:end w:w="120" w:type="dxa"/>
-            </w:tcMar>
-            <w:shd w:fill="F2F4F7"/>
-          </w:tcPr>
-          <w:p>
-            <w:pPr>
-              <w:spacing w:after="0" w:line="264" w:lineRule="auto"/>
-            </w:pPr>
-            <w:r>
-              <w:rPr>
-                <w:rFonts w:ascii="Calibri" w:hAnsi="Calibri" w:eastAsia="Microsoft YaHei"/>
-                <w:b/>
-                <w:color w:val="0B2545"/>
-                <w:sz w:val="21"/>
-              </w:rPr>
-              <w:t>说明</w:t>
-            </w:r>
-          </w:p>
-        </w:tc>
-      </w:tr>
-      <w:tr>
-        <w:tc>
-          <w:tcPr>
-            <w:tcW w:type="dxa" w:w="2592"/>
-            <w:vAlign w:val="center"/>
-            <w:tcMar>
-              <w:top w:w="80" w:type="dxa"/>
-              <w:start w:w="120" w:type="dxa"/>
-              <w:bottom w:w="80" w:type="dxa"/>
-              <w:end w:w="120" w:type="dxa"/>
-            </w:tcMar>
-          </w:tcPr>
-          <w:p>
-            <w:pPr>
-              <w:spacing w:after="0" w:line="264" w:lineRule="auto"/>
-            </w:pPr>
-            <w:r>
-              <w:rPr>
-                <w:rFonts w:ascii="Calibri" w:hAnsi="Calibri" w:eastAsia="Microsoft YaHei"/>
-                <w:b w:val="0"/>
-                <w:color w:val="333333"/>
-                <w:sz w:val="21"/>
-              </w:rPr>
-              <w:t>项目类型</w:t>
-            </w:r>
-          </w:p>
-        </w:tc>
-        <w:tc>
-          <w:tcPr>
-            <w:tcW w:type="dxa" w:w="6768"/>
-            <w:vAlign w:val="center"/>
-            <w:tcMar>
-              <w:top w:w="80" w:type="dxa"/>
-              <w:start w:w="120" w:type="dxa"/>
-              <w:bottom w:w="80" w:type="dxa"/>
-              <w:end w:w="120" w:type="dxa"/>
-            </w:tcMar>
-          </w:tcPr>
-          <w:p>
-            <w:pPr>
-              <w:spacing w:after="0" w:line="264" w:lineRule="auto"/>
-            </w:pPr>
-            <w:r>
-              <w:rPr>
-                <w:rFonts w:ascii="Calibri" w:hAnsi="Calibri" w:eastAsia="Microsoft YaHei"/>
-                <w:b w:val="0"/>
-                <w:color w:val="333333"/>
-                <w:sz w:val="21"/>
-              </w:rPr>
-              <w:t>端到端数据分析管道 / 课程项目展示版</w:t>
-            </w:r>
-          </w:p>
-        </w:tc>
-      </w:tr>
-      <w:tr>
-        <w:tc>
-          <w:tcPr>
-            <w:tcW w:type="dxa" w:w="2592"/>
-            <w:vAlign w:val="center"/>
-            <w:tcMar>
-              <w:top w:w="80" w:type="dxa"/>
-              <w:start w:w="120" w:type="dxa"/>
-              <w:bottom w:w="80" w:type="dxa"/>
-              <w:end w:w="120" w:type="dxa"/>
-            </w:tcMar>
-          </w:tcPr>
-          <w:p>
-            <w:pPr>
-              <w:spacing w:after="0" w:line="264" w:lineRule="auto"/>
-            </w:pPr>
-            <w:r>
-              <w:rPr>
-                <w:rFonts w:ascii="Calibri" w:hAnsi="Calibri" w:eastAsia="Microsoft YaHei"/>
-                <w:b w:val="0"/>
-                <w:color w:val="333333"/>
-                <w:sz w:val="21"/>
-              </w:rPr>
-              <w:t>数据对象</w:t>
-            </w:r>
-          </w:p>
-        </w:tc>
-        <w:tc>
-          <w:tcPr>
-            <w:tcW w:type="dxa" w:w="6768"/>
-            <w:vAlign w:val="center"/>
-            <w:tcMar>
-              <w:top w:w="80" w:type="dxa"/>
-              <w:start w:w="120" w:type="dxa"/>
-              <w:bottom w:w="80" w:type="dxa"/>
-              <w:end w:w="120" w:type="dxa"/>
-            </w:tcMar>
-          </w:tcPr>
-          <w:p>
-            <w:pPr>
-              <w:spacing w:after="0" w:line="264" w:lineRule="auto"/>
-            </w:pPr>
-            <w:r>
-              <w:rPr>
-                <w:rFonts w:ascii="Calibri" w:hAnsi="Calibri" w:eastAsia="Microsoft YaHei"/>
-                <w:b w:val="0"/>
-                <w:color w:val="333333"/>
-                <w:sz w:val="21"/>
-              </w:rPr>
-              <w:t>豆瓣电影 Top250 公开榜单前 200 部影片</w:t>
-            </w:r>
-          </w:p>
-        </w:tc>
-      </w:tr>
-      <w:tr>
-        <w:tc>
-          <w:tcPr>
-            <w:tcW w:type="dxa" w:w="2592"/>
-            <w:vAlign w:val="center"/>
-            <w:tcMar>
-              <w:top w:w="80" w:type="dxa"/>
-              <w:start w:w="120" w:type="dxa"/>
-              <w:bottom w:w="80" w:type="dxa"/>
-              <w:end w:w="120" w:type="dxa"/>
-            </w:tcMar>
-          </w:tcPr>
-          <w:p>
-            <w:pPr>
-              <w:spacing w:after="0" w:line="264" w:lineRule="auto"/>
-            </w:pPr>
-            <w:r>
-              <w:rPr>
-                <w:rFonts w:ascii="Calibri" w:hAnsi="Calibri" w:eastAsia="Microsoft YaHei"/>
-                <w:b w:val="0"/>
-                <w:color w:val="333333"/>
-                <w:sz w:val="21"/>
-              </w:rPr>
-              <w:t>核心技术</w:t>
-            </w:r>
-          </w:p>
-        </w:tc>
-        <w:tc>
-          <w:tcPr>
-            <w:tcW w:type="dxa" w:w="6768"/>
-            <w:vAlign w:val="center"/>
-            <w:tcMar>
-              <w:top w:w="80" w:type="dxa"/>
-              <w:start w:w="120" w:type="dxa"/>
-              <w:bottom w:w="80" w:type="dxa"/>
-              <w:end w:w="120" w:type="dxa"/>
-            </w:tcMar>
-          </w:tcPr>
-          <w:p>
-            <w:pPr>
-              <w:spacing w:after="0" w:line="264" w:lineRule="auto"/>
-            </w:pPr>
-            <w:r>
-              <w:rPr>
-                <w:rFonts w:ascii="Calibri" w:hAnsi="Calibri" w:eastAsia="Microsoft YaHei"/>
-                <w:b w:val="0"/>
-                <w:color w:val="333333"/>
-                <w:sz w:val="21"/>
-              </w:rPr>
-              <w:t>requests, BeautifulSoup4, pandas, scipy, matplotlib, python-docx, pytest</w:t>
-            </w:r>
-          </w:p>
-        </w:tc>
-      </w:tr>
-      <w:tr>
-        <w:tc>
-          <w:tcPr>
-            <w:tcW w:type="dxa" w:w="2592"/>
-            <w:vAlign w:val="center"/>
-            <w:tcMar>
-              <w:top w:w="80" w:type="dxa"/>
-              <w:start w:w="120" w:type="dxa"/>
-              <w:bottom w:w="80" w:type="dxa"/>
-              <w:end w:w="120" w:type="dxa"/>
-            </w:tcMar>
-          </w:tcPr>
-          <w:p>
-            <w:pPr>
-              <w:spacing w:after="0" w:line="264" w:lineRule="auto"/>
-            </w:pPr>
-            <w:r>
-              <w:rPr>
-                <w:rFonts w:ascii="Calibri" w:hAnsi="Calibri" w:eastAsia="Microsoft YaHei"/>
-                <w:b w:val="0"/>
-                <w:color w:val="333333"/>
-                <w:sz w:val="21"/>
-              </w:rPr>
-              <w:t>展示版本</w:t>
-            </w:r>
-          </w:p>
-        </w:tc>
-        <w:tc>
-          <w:tcPr>
-            <w:tcW w:type="dxa" w:w="6768"/>
-            <w:vAlign w:val="center"/>
-            <w:tcMar>
-              <w:top w:w="80" w:type="dxa"/>
-              <w:start w:w="120" w:type="dxa"/>
-              <w:bottom w:w="80" w:type="dxa"/>
-              <w:end w:w="120" w:type="dxa"/>
-            </w:tcMar>
-          </w:tcPr>
-          <w:p>
-            <w:pPr>
-              <w:spacing w:after="0" w:line="264" w:lineRule="auto"/>
-            </w:pPr>
-            <w:r>
-              <w:rPr>
-                <w:rFonts w:ascii="Calibri" w:hAnsi="Calibri" w:eastAsia="Microsoft YaHei"/>
-                <w:b w:val="0"/>
-                <w:color w:val="333333"/>
-                <w:sz w:val="21"/>
-              </w:rPr>
-              <w:t>去除个人身份信息，仅保留项目过程、结果和工程化说明</w:t>
-            </w:r>
-          </w:p>
-        </w:tc>
-      </w:tr>
-    </w:tbl>
-    <w:p>
-      <w:pPr>
-        <w:pStyle w:val="Heading1"/>
-      </w:pPr>
-      <w:r>
-        <w:t>1. 项目亮点</w:t>
-      </w:r>
-    </w:p>
-    <w:p>
-      <w:pPr>
-        <w:pStyle w:val="ListBullet"/>
-        <w:spacing w:after="80" w:line="264" w:lineRule="auto"/>
-      </w:pPr>
-      <w:r>
-        <w:rPr>
-          <w:rFonts w:ascii="Calibri" w:hAnsi="Calibri" w:eastAsia="Microsoft YaHei"/>
-          <w:b w:val="0"/>
-          <w:color w:val="333333"/>
-          <w:sz w:val="21"/>
-        </w:rPr>
-        <w:t>端到端实现公开榜单采集、HTML 解析、字段清洗、统计分析、可视化和报告生成。</w:t>
-      </w:r>
-    </w:p>
-    <w:p>
-      <w:pPr>
-        <w:pStyle w:val="ListBullet"/>
-        <w:spacing w:after="80" w:line="264" w:lineRule="auto"/>
-      </w:pPr>
-      <w:r>
-        <w:rPr>
-          <w:rFonts w:ascii="Calibri" w:hAnsi="Calibri" w:eastAsia="Microsoft YaHei"/>
-          <w:b w:val="0"/>
-          <w:color w:val="333333"/>
-          <w:sz w:val="21"/>
-        </w:rPr>
-        <w:t>支持离线复现：基于已保存 CSV 可重建清洗数据、图表和报告。</w:t>
-      </w:r>
-    </w:p>
-    <w:p>
-      <w:pPr>
-        <w:pStyle w:val="ListBullet"/>
-        <w:spacing w:after="80" w:line="264" w:lineRule="auto"/>
-      </w:pPr>
-      <w:r>
-        <w:rPr>
-          <w:rFonts w:ascii="Calibri" w:hAnsi="Calibri" w:eastAsia="Microsoft YaHei"/>
-          <w:b w:val="0"/>
-          <w:color w:val="333333"/>
-          <w:sz w:val="21"/>
-        </w:rPr>
-        <w:t>对记录数、排名唯一性、关键字段缺失和重复项进行质量核验。</w:t>
-      </w:r>
-    </w:p>
-    <w:p>
-      <w:pPr>
-        <w:pStyle w:val="ListBullet"/>
-        <w:spacing w:after="80" w:line="264" w:lineRule="auto"/>
-      </w:pPr>
-      <w:r>
-        <w:rPr>
-          <w:rFonts w:ascii="Calibri" w:hAnsi="Calibri" w:eastAsia="Microsoft YaHei"/>
-          <w:b w:val="0"/>
-          <w:color w:val="333333"/>
-          <w:sz w:val="21"/>
-        </w:rPr>
-        <w:t>输出课程提交版与 GitHub 展示版两套报告，兼顾作业提交和项目展示。</w:t>
-      </w:r>
-    </w:p>
-    <w:p>
-      <w:pPr>
-        <w:pStyle w:val="ListBullet"/>
-        <w:spacing w:after="80" w:line="264" w:lineRule="auto"/>
-      </w:pPr>
-      <w:r>
-        <w:rPr>
-          <w:rFonts w:ascii="Calibri" w:hAnsi="Calibri" w:eastAsia="Microsoft YaHei"/>
-          <w:b w:val="0"/>
-          <w:color w:val="333333"/>
-          <w:sz w:val="21"/>
-        </w:rPr>
-        <w:t>使用 pytest 覆盖页面解析、数据清洗、拆分和统计摘要等核心逻辑。</w:t>
+        <w:t>结果展示在前，复现流程在后</w:t>
       </w:r>
     </w:p>
     <w:p>
@@ -405,300 +37,21 @@
         <w:pStyle w:val="Heading1"/>
       </w:pPr>
       <w:r>
-        <w:t>2. 数据管道设计</w:t>
+        <w:t>1. 结果总览</w:t>
       </w:r>
     </w:p>
-    <w:tbl>
-      <w:tblPr>
-        <w:tblStyle w:val="TableGrid"/>
-        <w:tblW w:type="dxa" w:w="9360"/>
-        <w:tblLayout w:type="fixed"/>
-        <w:tblLook w:firstColumn="1" w:firstRow="1" w:lastColumn="0" w:lastRow="0" w:noHBand="0" w:noVBand="1" w:val="04A0"/>
-        <w:tblInd w:w="120" w:type="dxa"/>
-      </w:tblPr>
-      <w:tblGrid>
-        <w:gridCol w:w="2592"/>
-        <w:gridCol w:w="6768"/>
-      </w:tblGrid>
-      <w:tr>
-        <w:tc>
-          <w:tcPr>
-            <w:tcW w:type="dxa" w:w="2592"/>
-            <w:vAlign w:val="center"/>
-            <w:tcMar>
-              <w:top w:w="80" w:type="dxa"/>
-              <w:start w:w="120" w:type="dxa"/>
-              <w:bottom w:w="80" w:type="dxa"/>
-              <w:end w:w="120" w:type="dxa"/>
-            </w:tcMar>
-            <w:shd w:fill="F2F4F7"/>
-          </w:tcPr>
-          <w:p>
-            <w:pPr>
-              <w:spacing w:after="0" w:line="264" w:lineRule="auto"/>
-            </w:pPr>
-            <w:r>
-              <w:rPr>
-                <w:rFonts w:ascii="Calibri" w:hAnsi="Calibri" w:eastAsia="Microsoft YaHei"/>
-                <w:b/>
-                <w:color w:val="0B2545"/>
-                <w:sz w:val="21"/>
-              </w:rPr>
-              <w:t>项目</w:t>
-            </w:r>
-          </w:p>
-        </w:tc>
-        <w:tc>
-          <w:tcPr>
-            <w:tcW w:type="dxa" w:w="6768"/>
-            <w:vAlign w:val="center"/>
-            <w:tcMar>
-              <w:top w:w="80" w:type="dxa"/>
-              <w:start w:w="120" w:type="dxa"/>
-              <w:bottom w:w="80" w:type="dxa"/>
-              <w:end w:w="120" w:type="dxa"/>
-            </w:tcMar>
-            <w:shd w:fill="F2F4F7"/>
-          </w:tcPr>
-          <w:p>
-            <w:pPr>
-              <w:spacing w:after="0" w:line="264" w:lineRule="auto"/>
-            </w:pPr>
-            <w:r>
-              <w:rPr>
-                <w:rFonts w:ascii="Calibri" w:hAnsi="Calibri" w:eastAsia="Microsoft YaHei"/>
-                <w:b/>
-                <w:color w:val="0B2545"/>
-                <w:sz w:val="21"/>
-              </w:rPr>
-              <w:t>说明</w:t>
-            </w:r>
-          </w:p>
-        </w:tc>
-      </w:tr>
-      <w:tr>
-        <w:tc>
-          <w:tcPr>
-            <w:tcW w:type="dxa" w:w="2592"/>
-            <w:vAlign w:val="center"/>
-            <w:tcMar>
-              <w:top w:w="80" w:type="dxa"/>
-              <w:start w:w="120" w:type="dxa"/>
-              <w:bottom w:w="80" w:type="dxa"/>
-              <w:end w:w="120" w:type="dxa"/>
-            </w:tcMar>
-          </w:tcPr>
-          <w:p>
-            <w:pPr>
-              <w:spacing w:after="0" w:line="264" w:lineRule="auto"/>
-            </w:pPr>
-            <w:r>
-              <w:rPr>
-                <w:rFonts w:ascii="Calibri" w:hAnsi="Calibri" w:eastAsia="Microsoft YaHei"/>
-                <w:b w:val="0"/>
-                <w:color w:val="333333"/>
-                <w:sz w:val="21"/>
-              </w:rPr>
-              <w:t>采集层</w:t>
-            </w:r>
-          </w:p>
-        </w:tc>
-        <w:tc>
-          <w:tcPr>
-            <w:tcW w:type="dxa" w:w="6768"/>
-            <w:vAlign w:val="center"/>
-            <w:tcMar>
-              <w:top w:w="80" w:type="dxa"/>
-              <w:start w:w="120" w:type="dxa"/>
-              <w:bottom w:w="80" w:type="dxa"/>
-              <w:end w:w="120" w:type="dxa"/>
-            </w:tcMar>
-          </w:tcPr>
-          <w:p>
-            <w:pPr>
-              <w:spacing w:after="0" w:line="264" w:lineRule="auto"/>
-            </w:pPr>
-            <w:r>
-              <w:rPr>
-                <w:rFonts w:ascii="Calibri" w:hAnsi="Calibri" w:eastAsia="Microsoft YaHei"/>
-                <w:b w:val="0"/>
-                <w:color w:val="333333"/>
-                <w:sz w:val="21"/>
-              </w:rPr>
-              <w:t>分页访问公开榜单页面，解析排名、片名、年份、国家/地区、类型、评分和评价人数。</w:t>
-            </w:r>
-          </w:p>
-        </w:tc>
-      </w:tr>
-      <w:tr>
-        <w:tc>
-          <w:tcPr>
-            <w:tcW w:type="dxa" w:w="2592"/>
-            <w:vAlign w:val="center"/>
-            <w:tcMar>
-              <w:top w:w="80" w:type="dxa"/>
-              <w:start w:w="120" w:type="dxa"/>
-              <w:bottom w:w="80" w:type="dxa"/>
-              <w:end w:w="120" w:type="dxa"/>
-            </w:tcMar>
-          </w:tcPr>
-          <w:p>
-            <w:pPr>
-              <w:spacing w:after="0" w:line="264" w:lineRule="auto"/>
-            </w:pPr>
-            <w:r>
-              <w:rPr>
-                <w:rFonts w:ascii="Calibri" w:hAnsi="Calibri" w:eastAsia="Microsoft YaHei"/>
-                <w:b w:val="0"/>
-                <w:color w:val="333333"/>
-                <w:sz w:val="21"/>
-              </w:rPr>
-              <w:t>清洗层</w:t>
-            </w:r>
-          </w:p>
-        </w:tc>
-        <w:tc>
-          <w:tcPr>
-            <w:tcW w:type="dxa" w:w="6768"/>
-            <w:vAlign w:val="center"/>
-            <w:tcMar>
-              <w:top w:w="80" w:type="dxa"/>
-              <w:start w:w="120" w:type="dxa"/>
-              <w:bottom w:w="80" w:type="dxa"/>
-              <w:end w:w="120" w:type="dxa"/>
-            </w:tcMar>
-          </w:tcPr>
-          <w:p>
-            <w:pPr>
-              <w:spacing w:after="0" w:line="264" w:lineRule="auto"/>
-            </w:pPr>
-            <w:r>
-              <w:rPr>
-                <w:rFonts w:ascii="Calibri" w:hAnsi="Calibri" w:eastAsia="Microsoft YaHei"/>
-                <w:b w:val="0"/>
-                <w:color w:val="333333"/>
-                <w:sz w:val="21"/>
-              </w:rPr>
-              <w:t>统一字段类型，处理多值字段，移除重复项，并输出一电影一行的主表。</w:t>
-            </w:r>
-          </w:p>
-        </w:tc>
-      </w:tr>
-      <w:tr>
-        <w:tc>
-          <w:tcPr>
-            <w:tcW w:type="dxa" w:w="2592"/>
-            <w:vAlign w:val="center"/>
-            <w:tcMar>
-              <w:top w:w="80" w:type="dxa"/>
-              <w:start w:w="120" w:type="dxa"/>
-              <w:bottom w:w="80" w:type="dxa"/>
-              <w:end w:w="120" w:type="dxa"/>
-            </w:tcMar>
-          </w:tcPr>
-          <w:p>
-            <w:pPr>
-              <w:spacing w:after="0" w:line="264" w:lineRule="auto"/>
-            </w:pPr>
-            <w:r>
-              <w:rPr>
-                <w:rFonts w:ascii="Calibri" w:hAnsi="Calibri" w:eastAsia="Microsoft YaHei"/>
-                <w:b w:val="0"/>
-                <w:color w:val="333333"/>
-                <w:sz w:val="21"/>
-              </w:rPr>
-              <w:t>分析层</w:t>
-            </w:r>
-          </w:p>
-        </w:tc>
-        <w:tc>
-          <w:tcPr>
-            <w:tcW w:type="dxa" w:w="6768"/>
-            <w:vAlign w:val="center"/>
-            <w:tcMar>
-              <w:top w:w="80" w:type="dxa"/>
-              <w:start w:w="120" w:type="dxa"/>
-              <w:bottom w:w="80" w:type="dxa"/>
-              <w:end w:w="120" w:type="dxa"/>
-            </w:tcMar>
-          </w:tcPr>
-          <w:p>
-            <w:pPr>
-              <w:spacing w:after="0" w:line="264" w:lineRule="auto"/>
-            </w:pPr>
-            <w:r>
-              <w:rPr>
-                <w:rFonts w:ascii="Calibri" w:hAnsi="Calibri" w:eastAsia="Microsoft YaHei"/>
-                <w:b w:val="0"/>
-                <w:color w:val="333333"/>
-                <w:sz w:val="21"/>
-              </w:rPr>
-              <w:t>生成评分、类型、国家/地区、年代和相关关系统计。</w:t>
-            </w:r>
-          </w:p>
-        </w:tc>
-      </w:tr>
-      <w:tr>
-        <w:tc>
-          <w:tcPr>
-            <w:tcW w:type="dxa" w:w="2592"/>
-            <w:vAlign w:val="center"/>
-            <w:tcMar>
-              <w:top w:w="80" w:type="dxa"/>
-              <w:start w:w="120" w:type="dxa"/>
-              <w:bottom w:w="80" w:type="dxa"/>
-              <w:end w:w="120" w:type="dxa"/>
-            </w:tcMar>
-          </w:tcPr>
-          <w:p>
-            <w:pPr>
-              <w:spacing w:after="0" w:line="264" w:lineRule="auto"/>
-            </w:pPr>
-            <w:r>
-              <w:rPr>
-                <w:rFonts w:ascii="Calibri" w:hAnsi="Calibri" w:eastAsia="Microsoft YaHei"/>
-                <w:b w:val="0"/>
-                <w:color w:val="333333"/>
-                <w:sz w:val="21"/>
-              </w:rPr>
-              <w:t>输出层</w:t>
-            </w:r>
-          </w:p>
-        </w:tc>
-        <w:tc>
-          <w:tcPr>
-            <w:tcW w:type="dxa" w:w="6768"/>
-            <w:vAlign w:val="center"/>
-            <w:tcMar>
-              <w:top w:w="80" w:type="dxa"/>
-              <w:start w:w="120" w:type="dxa"/>
-              <w:bottom w:w="80" w:type="dxa"/>
-              <w:end w:w="120" w:type="dxa"/>
-            </w:tcMar>
-          </w:tcPr>
-          <w:p>
-            <w:pPr>
-              <w:spacing w:after="0" w:line="264" w:lineRule="auto"/>
-            </w:pPr>
-            <w:r>
-              <w:rPr>
-                <w:rFonts w:ascii="Calibri" w:hAnsi="Calibri" w:eastAsia="Microsoft YaHei"/>
-                <w:b w:val="0"/>
-                <w:color w:val="333333"/>
-                <w:sz w:val="21"/>
-              </w:rPr>
-              <w:t>保存 CSV/JSON、PNG 图表、Word 报告和 PDF 报告。</w:t>
-            </w:r>
-          </w:p>
-        </w:tc>
-      </w:tr>
-    </w:tbl>
     <w:p>
       <w:pPr>
-        <w:pStyle w:val="Heading1"/>
+        <w:spacing w:after="120" w:line="264" w:lineRule="auto"/>
       </w:pPr>
       <w:r>
-        <w:t>3. 关键结果</w:t>
+        <w:rPr>
+          <w:rFonts w:ascii="Calibri" w:hAnsi="Calibri" w:eastAsia="Microsoft YaHei"/>
+          <w:b w:val="0"/>
+          <w:color w:val="333333"/>
+          <w:sz w:val="22"/>
+        </w:rPr>
+        <w:t>本项目分析豆瓣电影 Top250 公开榜单前 200 部影片，重点呈现评分分布、类型结构、国家/地区来源、年代分布和排名关系。下表为本次数据快照的核心结果。</w:t>
       </w:r>
     </w:p>
     <w:tbl>
@@ -954,6 +307,60 @@
                 <w:color w:val="333333"/>
                 <w:sz w:val="21"/>
               </w:rPr>
+              <w:t>中位评分</w:t>
+            </w:r>
+          </w:p>
+        </w:tc>
+        <w:tc>
+          <w:tcPr>
+            <w:tcW w:type="dxa" w:w="6768"/>
+            <w:vAlign w:val="center"/>
+            <w:tcMar>
+              <w:top w:w="80" w:type="dxa"/>
+              <w:start w:w="120" w:type="dxa"/>
+              <w:bottom w:w="80" w:type="dxa"/>
+              <w:end w:w="120" w:type="dxa"/>
+            </w:tcMar>
+          </w:tcPr>
+          <w:p>
+            <w:pPr>
+              <w:spacing w:after="0" w:line="264" w:lineRule="auto"/>
+            </w:pPr>
+            <w:r>
+              <w:rPr>
+                <w:rFonts w:ascii="Calibri" w:hAnsi="Calibri" w:eastAsia="Microsoft YaHei"/>
+                <w:b w:val="0"/>
+                <w:color w:val="333333"/>
+                <w:sz w:val="21"/>
+              </w:rPr>
+              <w:t>9.00</w:t>
+            </w:r>
+          </w:p>
+        </w:tc>
+      </w:tr>
+      <w:tr>
+        <w:tc>
+          <w:tcPr>
+            <w:tcW w:type="dxa" w:w="2592"/>
+            <w:vAlign w:val="center"/>
+            <w:tcMar>
+              <w:top w:w="80" w:type="dxa"/>
+              <w:start w:w="120" w:type="dxa"/>
+              <w:bottom w:w="80" w:type="dxa"/>
+              <w:end w:w="120" w:type="dxa"/>
+            </w:tcMar>
+          </w:tcPr>
+          <w:p>
+            <w:pPr>
+              <w:spacing w:after="0" w:line="264" w:lineRule="auto"/>
+            </w:pPr>
+            <w:r>
+              <w:rPr>
+                <w:rFonts w:ascii="Calibri" w:hAnsi="Calibri" w:eastAsia="Microsoft YaHei"/>
+                <w:b w:val="0"/>
+                <w:color w:val="333333"/>
+                <w:sz w:val="21"/>
+              </w:rPr>
               <w:t>评分范围</w:t>
             </w:r>
           </w:p>
@@ -1062,6 +469,114 @@
                 <w:color w:val="333333"/>
                 <w:sz w:val="21"/>
               </w:rPr>
+              <w:t>出现最多的类型</w:t>
+            </w:r>
+          </w:p>
+        </w:tc>
+        <w:tc>
+          <w:tcPr>
+            <w:tcW w:type="dxa" w:w="6768"/>
+            <w:vAlign w:val="center"/>
+            <w:tcMar>
+              <w:top w:w="80" w:type="dxa"/>
+              <w:start w:w="120" w:type="dxa"/>
+              <w:bottom w:w="80" w:type="dxa"/>
+              <w:end w:w="120" w:type="dxa"/>
+            </w:tcMar>
+          </w:tcPr>
+          <w:p>
+            <w:pPr>
+              <w:spacing w:after="0" w:line="264" w:lineRule="auto"/>
+            </w:pPr>
+            <w:r>
+              <w:rPr>
+                <w:rFonts w:ascii="Calibri" w:hAnsi="Calibri" w:eastAsia="Microsoft YaHei"/>
+                <w:b w:val="0"/>
+                <w:color w:val="333333"/>
+                <w:sz w:val="21"/>
+              </w:rPr>
+              <w:t>剧情</w:t>
+            </w:r>
+          </w:p>
+        </w:tc>
+      </w:tr>
+      <w:tr>
+        <w:tc>
+          <w:tcPr>
+            <w:tcW w:type="dxa" w:w="2592"/>
+            <w:vAlign w:val="center"/>
+            <w:tcMar>
+              <w:top w:w="80" w:type="dxa"/>
+              <w:start w:w="120" w:type="dxa"/>
+              <w:bottom w:w="80" w:type="dxa"/>
+              <w:end w:w="120" w:type="dxa"/>
+            </w:tcMar>
+          </w:tcPr>
+          <w:p>
+            <w:pPr>
+              <w:spacing w:after="0" w:line="264" w:lineRule="auto"/>
+            </w:pPr>
+            <w:r>
+              <w:rPr>
+                <w:rFonts w:ascii="Calibri" w:hAnsi="Calibri" w:eastAsia="Microsoft YaHei"/>
+                <w:b w:val="0"/>
+                <w:color w:val="333333"/>
+                <w:sz w:val="21"/>
+              </w:rPr>
+              <w:t>出现最多的国家/地区</w:t>
+            </w:r>
+          </w:p>
+        </w:tc>
+        <w:tc>
+          <w:tcPr>
+            <w:tcW w:type="dxa" w:w="6768"/>
+            <w:vAlign w:val="center"/>
+            <w:tcMar>
+              <w:top w:w="80" w:type="dxa"/>
+              <w:start w:w="120" w:type="dxa"/>
+              <w:bottom w:w="80" w:type="dxa"/>
+              <w:end w:w="120" w:type="dxa"/>
+            </w:tcMar>
+          </w:tcPr>
+          <w:p>
+            <w:pPr>
+              <w:spacing w:after="0" w:line="264" w:lineRule="auto"/>
+            </w:pPr>
+            <w:r>
+              <w:rPr>
+                <w:rFonts w:ascii="Calibri" w:hAnsi="Calibri" w:eastAsia="Microsoft YaHei"/>
+                <w:b w:val="0"/>
+                <w:color w:val="333333"/>
+                <w:sz w:val="21"/>
+              </w:rPr>
+              <w:t>美国</w:t>
+            </w:r>
+          </w:p>
+        </w:tc>
+      </w:tr>
+      <w:tr>
+        <w:tc>
+          <w:tcPr>
+            <w:tcW w:type="dxa" w:w="2592"/>
+            <w:vAlign w:val="center"/>
+            <w:tcMar>
+              <w:top w:w="80" w:type="dxa"/>
+              <w:start w:w="120" w:type="dxa"/>
+              <w:bottom w:w="80" w:type="dxa"/>
+              <w:end w:w="120" w:type="dxa"/>
+            </w:tcMar>
+          </w:tcPr>
+          <w:p>
+            <w:pPr>
+              <w:spacing w:after="0" w:line="264" w:lineRule="auto"/>
+            </w:pPr>
+            <w:r>
+              <w:rPr>
+                <w:rFonts w:ascii="Calibri" w:hAnsi="Calibri" w:eastAsia="Microsoft YaHei"/>
+                <w:b w:val="0"/>
+                <w:color w:val="333333"/>
+                <w:sz w:val="21"/>
+              </w:rPr>
               <w:t>数量最多的年代</w:t>
             </w:r>
           </w:p>
@@ -1099,7 +614,90 @@
         <w:pStyle w:val="Heading1"/>
       </w:pPr>
       <w:r>
-        <w:t>4. 类别与地区观察</w:t>
+        <w:t>2. 主要发现</w:t>
+      </w:r>
+    </w:p>
+    <w:p>
+      <w:pPr>
+        <w:pStyle w:val="ListBullet"/>
+        <w:spacing w:after="80" w:line="264" w:lineRule="auto"/>
+      </w:pPr>
+      <w:r>
+        <w:rPr>
+          <w:rFonts w:ascii="Calibri" w:hAnsi="Calibri" w:eastAsia="Microsoft YaHei"/>
+          <w:b w:val="0"/>
+          <w:color w:val="333333"/>
+          <w:sz w:val="21"/>
+        </w:rPr>
+        <w:t>Top200 电影评分集中在 8.8-9.3 区间，整体评分水平很高。</w:t>
+      </w:r>
+    </w:p>
+    <w:p>
+      <w:pPr>
+        <w:pStyle w:val="ListBullet"/>
+        <w:spacing w:after="80" w:line="264" w:lineRule="auto"/>
+      </w:pPr>
+      <w:r>
+        <w:rPr>
+          <w:rFonts w:ascii="Calibri" w:hAnsi="Calibri" w:eastAsia="Microsoft YaHei"/>
+          <w:b w:val="0"/>
+          <w:color w:val="333333"/>
+          <w:sz w:val="21"/>
+        </w:rPr>
+        <w:t>剧情片出现 150 次，是榜单中最突出的类型标签。</w:t>
+      </w:r>
+    </w:p>
+    <w:p>
+      <w:pPr>
+        <w:pStyle w:val="ListBullet"/>
+        <w:spacing w:after="80" w:line="264" w:lineRule="auto"/>
+      </w:pPr>
+      <w:r>
+        <w:rPr>
+          <w:rFonts w:ascii="Calibri" w:hAnsi="Calibri" w:eastAsia="Microsoft YaHei"/>
+          <w:b w:val="0"/>
+          <w:color w:val="333333"/>
+          <w:sz w:val="21"/>
+        </w:rPr>
+        <w:t>美国电影出现 110 次，在国家/地区来源中占比最高。</w:t>
+      </w:r>
+    </w:p>
+    <w:p>
+      <w:pPr>
+        <w:pStyle w:val="ListBullet"/>
+        <w:spacing w:after="80" w:line="264" w:lineRule="auto"/>
+      </w:pPr>
+      <w:r>
+        <w:rPr>
+          <w:rFonts w:ascii="Calibri" w:hAnsi="Calibri" w:eastAsia="Microsoft YaHei"/>
+          <w:b w:val="0"/>
+          <w:color w:val="333333"/>
+          <w:sz w:val="21"/>
+        </w:rPr>
+        <w:t>1990 年代、2000 年代和 2010 年代影片构成榜单主体，其中 2000 年代数量最多。</w:t>
+      </w:r>
+    </w:p>
+    <w:p>
+      <w:pPr>
+        <w:pStyle w:val="ListBullet"/>
+        <w:spacing w:after="80" w:line="264" w:lineRule="auto"/>
+      </w:pPr>
+      <w:r>
+        <w:rPr>
+          <w:rFonts w:ascii="Calibri" w:hAnsi="Calibri" w:eastAsia="Microsoft YaHei"/>
+          <w:b w:val="0"/>
+          <w:color w:val="333333"/>
+          <w:sz w:val="21"/>
+        </w:rPr>
+        <w:t>排名越靠前评分整体越高；评分与评价人数之间的线性相关性较弱。</w:t>
+      </w:r>
+    </w:p>
+    <w:p>
+      <w:pPr>
+        <w:pStyle w:val="Heading1"/>
+      </w:pPr>
+      <w:r>
+        <w:t>3. 类型与地区结构</w:t>
       </w:r>
     </w:p>
     <w:p>
@@ -2105,7 +1703,7 @@
         <w:pStyle w:val="Heading1"/>
       </w:pPr>
       <w:r>
-        <w:t>5. 可视化结果</w:t>
+        <w:t>4. 可视化结果</w:t>
       </w:r>
     </w:p>
     <w:p>
@@ -2383,7 +1981,7 @@
         <w:pStyle w:val="Heading1"/>
       </w:pPr>
       <w:r>
-        <w:t>6. 工程化与复现</w:t>
+        <w:t>5. 项目输出</w:t>
       </w:r>
     </w:p>
     <w:tbl>
@@ -2477,7 +2075,7 @@
                 <w:color w:val="333333"/>
                 <w:sz w:val="21"/>
               </w:rPr>
-              <w:t>复现入口</w:t>
+              <w:t>清洗数据</w:t>
             </w:r>
           </w:p>
         </w:tc>
@@ -2503,7 +2101,223 @@
                 <w:color w:val="333333"/>
                 <w:sz w:val="21"/>
               </w:rPr>
-              <w:t>run_pipeline.py --skip-fetch 可基于本地原始 CSV 重建结果。</w:t>
+              <w:t>data/processed/movies_clean.csv</w:t>
+            </w:r>
+          </w:p>
+        </w:tc>
+      </w:tr>
+      <w:tr>
+        <w:tc>
+          <w:tcPr>
+            <w:tcW w:type="dxa" w:w="2592"/>
+            <w:vAlign w:val="center"/>
+            <w:tcMar>
+              <w:top w:w="80" w:type="dxa"/>
+              <w:start w:w="120" w:type="dxa"/>
+              <w:bottom w:w="80" w:type="dxa"/>
+              <w:end w:w="120" w:type="dxa"/>
+            </w:tcMar>
+          </w:tcPr>
+          <w:p>
+            <w:pPr>
+              <w:spacing w:after="0" w:line="264" w:lineRule="auto"/>
+            </w:pPr>
+            <w:r>
+              <w:rPr>
+                <w:rFonts w:ascii="Calibri" w:hAnsi="Calibri" w:eastAsia="Microsoft YaHei"/>
+                <w:b w:val="0"/>
+                <w:color w:val="333333"/>
+                <w:sz w:val="21"/>
+              </w:rPr>
+              <w:t>类型展开表</w:t>
+            </w:r>
+          </w:p>
+        </w:tc>
+        <w:tc>
+          <w:tcPr>
+            <w:tcW w:type="dxa" w:w="6768"/>
+            <w:vAlign w:val="center"/>
+            <w:tcMar>
+              <w:top w:w="80" w:type="dxa"/>
+              <w:start w:w="120" w:type="dxa"/>
+              <w:bottom w:w="80" w:type="dxa"/>
+              <w:end w:w="120" w:type="dxa"/>
+            </w:tcMar>
+          </w:tcPr>
+          <w:p>
+            <w:pPr>
+              <w:spacing w:after="0" w:line="264" w:lineRule="auto"/>
+            </w:pPr>
+            <w:r>
+              <w:rPr>
+                <w:rFonts w:ascii="Calibri" w:hAnsi="Calibri" w:eastAsia="Microsoft YaHei"/>
+                <w:b w:val="0"/>
+                <w:color w:val="333333"/>
+                <w:sz w:val="21"/>
+              </w:rPr>
+              <w:t>data/processed/movies_by_genre.csv</w:t>
+            </w:r>
+          </w:p>
+        </w:tc>
+      </w:tr>
+      <w:tr>
+        <w:tc>
+          <w:tcPr>
+            <w:tcW w:type="dxa" w:w="2592"/>
+            <w:vAlign w:val="center"/>
+            <w:tcMar>
+              <w:top w:w="80" w:type="dxa"/>
+              <w:start w:w="120" w:type="dxa"/>
+              <w:bottom w:w="80" w:type="dxa"/>
+              <w:end w:w="120" w:type="dxa"/>
+            </w:tcMar>
+          </w:tcPr>
+          <w:p>
+            <w:pPr>
+              <w:spacing w:after="0" w:line="264" w:lineRule="auto"/>
+            </w:pPr>
+            <w:r>
+              <w:rPr>
+                <w:rFonts w:ascii="Calibri" w:hAnsi="Calibri" w:eastAsia="Microsoft YaHei"/>
+                <w:b w:val="0"/>
+                <w:color w:val="333333"/>
+                <w:sz w:val="21"/>
+              </w:rPr>
+              <w:t>国家/地区展开表</w:t>
+            </w:r>
+          </w:p>
+        </w:tc>
+        <w:tc>
+          <w:tcPr>
+            <w:tcW w:type="dxa" w:w="6768"/>
+            <w:vAlign w:val="center"/>
+            <w:tcMar>
+              <w:top w:w="80" w:type="dxa"/>
+              <w:start w:w="120" w:type="dxa"/>
+              <w:bottom w:w="80" w:type="dxa"/>
+              <w:end w:w="120" w:type="dxa"/>
+            </w:tcMar>
+          </w:tcPr>
+          <w:p>
+            <w:pPr>
+              <w:spacing w:after="0" w:line="264" w:lineRule="auto"/>
+            </w:pPr>
+            <w:r>
+              <w:rPr>
+                <w:rFonts w:ascii="Calibri" w:hAnsi="Calibri" w:eastAsia="Microsoft YaHei"/>
+                <w:b w:val="0"/>
+                <w:color w:val="333333"/>
+                <w:sz w:val="21"/>
+              </w:rPr>
+              <w:t>data/processed/movies_by_country.csv</w:t>
+            </w:r>
+          </w:p>
+        </w:tc>
+      </w:tr>
+      <w:tr>
+        <w:tc>
+          <w:tcPr>
+            <w:tcW w:type="dxa" w:w="2592"/>
+            <w:vAlign w:val="center"/>
+            <w:tcMar>
+              <w:top w:w="80" w:type="dxa"/>
+              <w:start w:w="120" w:type="dxa"/>
+              <w:bottom w:w="80" w:type="dxa"/>
+              <w:end w:w="120" w:type="dxa"/>
+            </w:tcMar>
+          </w:tcPr>
+          <w:p>
+            <w:pPr>
+              <w:spacing w:after="0" w:line="264" w:lineRule="auto"/>
+            </w:pPr>
+            <w:r>
+              <w:rPr>
+                <w:rFonts w:ascii="Calibri" w:hAnsi="Calibri" w:eastAsia="Microsoft YaHei"/>
+                <w:b w:val="0"/>
+                <w:color w:val="333333"/>
+                <w:sz w:val="21"/>
+              </w:rPr>
+              <w:t>统计摘要</w:t>
+            </w:r>
+          </w:p>
+        </w:tc>
+        <w:tc>
+          <w:tcPr>
+            <w:tcW w:type="dxa" w:w="6768"/>
+            <w:vAlign w:val="center"/>
+            <w:tcMar>
+              <w:top w:w="80" w:type="dxa"/>
+              <w:start w:w="120" w:type="dxa"/>
+              <w:bottom w:w="80" w:type="dxa"/>
+              <w:end w:w="120" w:type="dxa"/>
+            </w:tcMar>
+          </w:tcPr>
+          <w:p>
+            <w:pPr>
+              <w:spacing w:after="0" w:line="264" w:lineRule="auto"/>
+            </w:pPr>
+            <w:r>
+              <w:rPr>
+                <w:rFonts w:ascii="Calibri" w:hAnsi="Calibri" w:eastAsia="Microsoft YaHei"/>
+                <w:b w:val="0"/>
+                <w:color w:val="333333"/>
+                <w:sz w:val="21"/>
+              </w:rPr>
+              <w:t>data/processed/analysis_summary.json</w:t>
+            </w:r>
+          </w:p>
+        </w:tc>
+      </w:tr>
+      <w:tr>
+        <w:tc>
+          <w:tcPr>
+            <w:tcW w:type="dxa" w:w="2592"/>
+            <w:vAlign w:val="center"/>
+            <w:tcMar>
+              <w:top w:w="80" w:type="dxa"/>
+              <w:start w:w="120" w:type="dxa"/>
+              <w:bottom w:w="80" w:type="dxa"/>
+              <w:end w:w="120" w:type="dxa"/>
+            </w:tcMar>
+          </w:tcPr>
+          <w:p>
+            <w:pPr>
+              <w:spacing w:after="0" w:line="264" w:lineRule="auto"/>
+            </w:pPr>
+            <w:r>
+              <w:rPr>
+                <w:rFonts w:ascii="Calibri" w:hAnsi="Calibri" w:eastAsia="Microsoft YaHei"/>
+                <w:b w:val="0"/>
+                <w:color w:val="333333"/>
+                <w:sz w:val="21"/>
+              </w:rPr>
+              <w:t>分析图表</w:t>
+            </w:r>
+          </w:p>
+        </w:tc>
+        <w:tc>
+          <w:tcPr>
+            <w:tcW w:type="dxa" w:w="6768"/>
+            <w:vAlign w:val="center"/>
+            <w:tcMar>
+              <w:top w:w="80" w:type="dxa"/>
+              <w:start w:w="120" w:type="dxa"/>
+              <w:bottom w:w="80" w:type="dxa"/>
+              <w:end w:w="120" w:type="dxa"/>
+            </w:tcMar>
+          </w:tcPr>
+          <w:p>
+            <w:pPr>
+              <w:spacing w:after="0" w:line="264" w:lineRule="auto"/>
+            </w:pPr>
+            <w:r>
+              <w:rPr>
+                <w:rFonts w:ascii="Calibri" w:hAnsi="Calibri" w:eastAsia="Microsoft YaHei"/>
+                <w:b w:val="0"/>
+                <w:color w:val="333333"/>
+                <w:sz w:val="21"/>
+              </w:rPr>
+              <w:t>output/figures/*.png</w:t>
             </w:r>
           </w:p>
         </w:tc>
@@ -2557,7 +2371,94 @@
                 <w:color w:val="333333"/>
                 <w:sz w:val="21"/>
               </w:rPr>
-              <w:t>scripts/build_github_showcase_report.py 可单独重建本展示版 Word。</w:t>
+              <w:t>GitHub 展示版 DOCX/PDF</w:t>
+            </w:r>
+          </w:p>
+        </w:tc>
+      </w:tr>
+    </w:tbl>
+    <w:p>
+      <w:pPr>
+        <w:sectPr>
+          <w:pgSz w:w="12240" w:h="15840"/>
+          <w:pgMar w:top="1440" w:right="1440" w:bottom="1440" w:left="1440" w:header="708" w:footer="708" w:gutter="0"/>
+          <w:cols w:space="720"/>
+          <w:docGrid w:linePitch="360"/>
+        </w:sectPr>
+      </w:pPr>
+    </w:p>
+    <w:p>
+      <w:pPr>
+        <w:pStyle w:val="Heading1"/>
+      </w:pPr>
+      <w:r>
+        <w:t>6. 可复现操作</w:t>
+      </w:r>
+    </w:p>
+    <w:tbl>
+      <w:tblPr>
+        <w:tblStyle w:val="TableGrid"/>
+        <w:tblW w:type="dxa" w:w="9360"/>
+        <w:tblLayout w:type="fixed"/>
+        <w:tblLook w:firstColumn="1" w:firstRow="1" w:lastColumn="0" w:lastRow="0" w:noHBand="0" w:noVBand="1" w:val="04A0"/>
+        <w:tblInd w:w="120" w:type="dxa"/>
+      </w:tblPr>
+      <w:tblGrid>
+        <w:gridCol w:w="2592"/>
+        <w:gridCol w:w="6768"/>
+      </w:tblGrid>
+      <w:tr>
+        <w:tc>
+          <w:tcPr>
+            <w:tcW w:type="dxa" w:w="2592"/>
+            <w:vAlign w:val="center"/>
+            <w:tcMar>
+              <w:top w:w="80" w:type="dxa"/>
+              <w:start w:w="120" w:type="dxa"/>
+              <w:bottom w:w="80" w:type="dxa"/>
+              <w:end w:w="120" w:type="dxa"/>
+            </w:tcMar>
+            <w:shd w:fill="F2F4F7"/>
+          </w:tcPr>
+          <w:p>
+            <w:pPr>
+              <w:spacing w:after="0" w:line="264" w:lineRule="auto"/>
+            </w:pPr>
+            <w:r>
+              <w:rPr>
+                <w:rFonts w:ascii="Calibri" w:hAnsi="Calibri" w:eastAsia="Microsoft YaHei"/>
+                <w:b/>
+                <w:color w:val="0B2545"/>
+                <w:sz w:val="21"/>
+              </w:rPr>
+              <w:t>项目</w:t>
+            </w:r>
+          </w:p>
+        </w:tc>
+        <w:tc>
+          <w:tcPr>
+            <w:tcW w:type="dxa" w:w="6768"/>
+            <w:vAlign w:val="center"/>
+            <w:tcMar>
+              <w:top w:w="80" w:type="dxa"/>
+              <w:start w:w="120" w:type="dxa"/>
+              <w:bottom w:w="80" w:type="dxa"/>
+              <w:end w:w="120" w:type="dxa"/>
+            </w:tcMar>
+            <w:shd w:fill="F2F4F7"/>
+          </w:tcPr>
+          <w:p>
+            <w:pPr>
+              <w:spacing w:after="0" w:line="264" w:lineRule="auto"/>
+            </w:pPr>
+            <w:r>
+              <w:rPr>
+                <w:rFonts w:ascii="Calibri" w:hAnsi="Calibri" w:eastAsia="Microsoft YaHei"/>
+                <w:b/>
+                <w:color w:val="0B2545"/>
+                <w:sz w:val="21"/>
+              </w:rPr>
+              <w:t>说明</w:t>
             </w:r>
           </w:p>
         </w:tc>
@@ -2585,7 +2486,223 @@
                 <w:color w:val="333333"/>
                 <w:sz w:val="21"/>
               </w:rPr>
-              <w:t>测试方式</w:t>
+              <w:t>安装依赖</w:t>
+            </w:r>
+          </w:p>
+        </w:tc>
+        <w:tc>
+          <w:tcPr>
+            <w:tcW w:type="dxa" w:w="6768"/>
+            <w:vAlign w:val="center"/>
+            <w:tcMar>
+              <w:top w:w="80" w:type="dxa"/>
+              <w:start w:w="120" w:type="dxa"/>
+              <w:bottom w:w="80" w:type="dxa"/>
+              <w:end w:w="120" w:type="dxa"/>
+            </w:tcMar>
+          </w:tcPr>
+          <w:p>
+            <w:pPr>
+              <w:spacing w:after="0" w:line="264" w:lineRule="auto"/>
+            </w:pPr>
+            <w:r>
+              <w:rPr>
+                <w:rFonts w:ascii="Calibri" w:hAnsi="Calibri" w:eastAsia="Microsoft YaHei"/>
+                <w:b w:val="0"/>
+                <w:color w:val="333333"/>
+                <w:sz w:val="21"/>
+              </w:rPr>
+              <w:t>python -m venv .venv；.venv\Scripts\python.exe -m pip install -r requirements.txt</w:t>
+            </w:r>
+          </w:p>
+        </w:tc>
+      </w:tr>
+      <w:tr>
+        <w:tc>
+          <w:tcPr>
+            <w:tcW w:type="dxa" w:w="2592"/>
+            <w:vAlign w:val="center"/>
+            <w:tcMar>
+              <w:top w:w="80" w:type="dxa"/>
+              <w:start w:w="120" w:type="dxa"/>
+              <w:bottom w:w="80" w:type="dxa"/>
+              <w:end w:w="120" w:type="dxa"/>
+            </w:tcMar>
+          </w:tcPr>
+          <w:p>
+            <w:pPr>
+              <w:spacing w:after="0" w:line="264" w:lineRule="auto"/>
+            </w:pPr>
+            <w:r>
+              <w:rPr>
+                <w:rFonts w:ascii="Calibri" w:hAnsi="Calibri" w:eastAsia="Microsoft YaHei"/>
+                <w:b w:val="0"/>
+                <w:color w:val="333333"/>
+                <w:sz w:val="21"/>
+              </w:rPr>
+              <w:t>离线复现</w:t>
+            </w:r>
+          </w:p>
+        </w:tc>
+        <w:tc>
+          <w:tcPr>
+            <w:tcW w:type="dxa" w:w="6768"/>
+            <w:vAlign w:val="center"/>
+            <w:tcMar>
+              <w:top w:w="80" w:type="dxa"/>
+              <w:start w:w="120" w:type="dxa"/>
+              <w:bottom w:w="80" w:type="dxa"/>
+              <w:end w:w="120" w:type="dxa"/>
+            </w:tcMar>
+          </w:tcPr>
+          <w:p>
+            <w:pPr>
+              <w:spacing w:after="0" w:line="264" w:lineRule="auto"/>
+            </w:pPr>
+            <w:r>
+              <w:rPr>
+                <w:rFonts w:ascii="Calibri" w:hAnsi="Calibri" w:eastAsia="Microsoft YaHei"/>
+                <w:b w:val="0"/>
+                <w:color w:val="333333"/>
+                <w:sz w:val="21"/>
+              </w:rPr>
+              <w:t>python run_pipeline.py --skip-fetch --student-name ... --student-id ... --class-name ...</w:t>
+            </w:r>
+          </w:p>
+        </w:tc>
+      </w:tr>
+      <w:tr>
+        <w:tc>
+          <w:tcPr>
+            <w:tcW w:type="dxa" w:w="2592"/>
+            <w:vAlign w:val="center"/>
+            <w:tcMar>
+              <w:top w:w="80" w:type="dxa"/>
+              <w:start w:w="120" w:type="dxa"/>
+              <w:bottom w:w="80" w:type="dxa"/>
+              <w:end w:w="120" w:type="dxa"/>
+            </w:tcMar>
+          </w:tcPr>
+          <w:p>
+            <w:pPr>
+              <w:spacing w:after="0" w:line="264" w:lineRule="auto"/>
+            </w:pPr>
+            <w:r>
+              <w:rPr>
+                <w:rFonts w:ascii="Calibri" w:hAnsi="Calibri" w:eastAsia="Microsoft YaHei"/>
+                <w:b w:val="0"/>
+                <w:color w:val="333333"/>
+                <w:sz w:val="21"/>
+              </w:rPr>
+              <w:t>重新采集</w:t>
+            </w:r>
+          </w:p>
+        </w:tc>
+        <w:tc>
+          <w:tcPr>
+            <w:tcW w:type="dxa" w:w="6768"/>
+            <w:vAlign w:val="center"/>
+            <w:tcMar>
+              <w:top w:w="80" w:type="dxa"/>
+              <w:start w:w="120" w:type="dxa"/>
+              <w:bottom w:w="80" w:type="dxa"/>
+              <w:end w:w="120" w:type="dxa"/>
+            </w:tcMar>
+          </w:tcPr>
+          <w:p>
+            <w:pPr>
+              <w:spacing w:after="0" w:line="264" w:lineRule="auto"/>
+            </w:pPr>
+            <w:r>
+              <w:rPr>
+                <w:rFonts w:ascii="Calibri" w:hAnsi="Calibri" w:eastAsia="Microsoft YaHei"/>
+                <w:b w:val="0"/>
+                <w:color w:val="333333"/>
+                <w:sz w:val="21"/>
+              </w:rPr>
+              <w:t>python run_pipeline.py --fetch --student-name ... --student-id ... --class-name ...</w:t>
+            </w:r>
+          </w:p>
+        </w:tc>
+      </w:tr>
+      <w:tr>
+        <w:tc>
+          <w:tcPr>
+            <w:tcW w:type="dxa" w:w="2592"/>
+            <w:vAlign w:val="center"/>
+            <w:tcMar>
+              <w:top w:w="80" w:type="dxa"/>
+              <w:start w:w="120" w:type="dxa"/>
+              <w:bottom w:w="80" w:type="dxa"/>
+              <w:end w:w="120" w:type="dxa"/>
+            </w:tcMar>
+          </w:tcPr>
+          <w:p>
+            <w:pPr>
+              <w:spacing w:after="0" w:line="264" w:lineRule="auto"/>
+            </w:pPr>
+            <w:r>
+              <w:rPr>
+                <w:rFonts w:ascii="Calibri" w:hAnsi="Calibri" w:eastAsia="Microsoft YaHei"/>
+                <w:b w:val="0"/>
+                <w:color w:val="333333"/>
+                <w:sz w:val="21"/>
+              </w:rPr>
+              <w:t>重建展示报告</w:t>
+            </w:r>
+          </w:p>
+        </w:tc>
+        <w:tc>
+          <w:tcPr>
+            <w:tcW w:type="dxa" w:w="6768"/>
+            <w:vAlign w:val="center"/>
+            <w:tcMar>
+              <w:top w:w="80" w:type="dxa"/>
+              <w:start w:w="120" w:type="dxa"/>
+              <w:bottom w:w="80" w:type="dxa"/>
+              <w:end w:w="120" w:type="dxa"/>
+            </w:tcMar>
+          </w:tcPr>
+          <w:p>
+            <w:pPr>
+              <w:spacing w:after="0" w:line="264" w:lineRule="auto"/>
+            </w:pPr>
+            <w:r>
+              <w:rPr>
+                <w:rFonts w:ascii="Calibri" w:hAnsi="Calibri" w:eastAsia="Microsoft YaHei"/>
+                <w:b w:val="0"/>
+                <w:color w:val="333333"/>
+                <w:sz w:val="21"/>
+              </w:rPr>
+              <w:t>python scripts/build_github_showcase_report.py</w:t>
+            </w:r>
+          </w:p>
+        </w:tc>
+      </w:tr>
+      <w:tr>
+        <w:tc>
+          <w:tcPr>
+            <w:tcW w:type="dxa" w:w="2592"/>
+            <w:vAlign w:val="center"/>
+            <w:tcMar>
+              <w:top w:w="80" w:type="dxa"/>
+              <w:start w:w="120" w:type="dxa"/>
+              <w:bottom w:w="80" w:type="dxa"/>
+              <w:end w:w="120" w:type="dxa"/>
+            </w:tcMar>
+          </w:tcPr>
+          <w:p>
+            <w:pPr>
+              <w:spacing w:after="0" w:line="264" w:lineRule="auto"/>
+            </w:pPr>
+            <w:r>
+              <w:rPr>
+                <w:rFonts w:ascii="Calibri" w:hAnsi="Calibri" w:eastAsia="Microsoft YaHei"/>
+                <w:b w:val="0"/>
+                <w:color w:val="333333"/>
+                <w:sz w:val="21"/>
+              </w:rPr>
+              <w:t>运行测试</w:t>
             </w:r>
           </w:p>
         </w:tc>
@@ -2616,6 +2733,83 @@
           </w:p>
         </w:tc>
       </w:tr>
+    </w:tbl>
+    <w:p>
+      <w:pPr>
+        <w:pStyle w:val="Heading1"/>
+      </w:pPr>
+      <w:r>
+        <w:t>7. 项目实现说明</w:t>
+      </w:r>
+    </w:p>
+    <w:tbl>
+      <w:tblPr>
+        <w:tblStyle w:val="TableGrid"/>
+        <w:tblW w:type="dxa" w:w="9360"/>
+        <w:tblLayout w:type="fixed"/>
+        <w:tblLook w:firstColumn="1" w:firstRow="1" w:lastColumn="0" w:lastRow="0" w:noHBand="0" w:noVBand="1" w:val="04A0"/>
+        <w:tblInd w:w="120" w:type="dxa"/>
+      </w:tblPr>
+      <w:tblGrid>
+        <w:gridCol w:w="2592"/>
+        <w:gridCol w:w="6768"/>
+      </w:tblGrid>
+      <w:tr>
+        <w:tc>
+          <w:tcPr>
+            <w:tcW w:type="dxa" w:w="2592"/>
+            <w:vAlign w:val="center"/>
+            <w:tcMar>
+              <w:top w:w="80" w:type="dxa"/>
+              <w:start w:w="120" w:type="dxa"/>
+              <w:bottom w:w="80" w:type="dxa"/>
+              <w:end w:w="120" w:type="dxa"/>
+            </w:tcMar>
+            <w:shd w:fill="F2F4F7"/>
+          </w:tcPr>
+          <w:p>
+            <w:pPr>
+              <w:spacing w:after="0" w:line="264" w:lineRule="auto"/>
+            </w:pPr>
+            <w:r>
+              <w:rPr>
+                <w:rFonts w:ascii="Calibri" w:hAnsi="Calibri" w:eastAsia="Microsoft YaHei"/>
+                <w:b/>
+                <w:color w:val="0B2545"/>
+                <w:sz w:val="21"/>
+              </w:rPr>
+              <w:t>项目</w:t>
+            </w:r>
+          </w:p>
+        </w:tc>
+        <w:tc>
+          <w:tcPr>
+            <w:tcW w:type="dxa" w:w="6768"/>
+            <w:vAlign w:val="center"/>
+            <w:tcMar>
+              <w:top w:w="80" w:type="dxa"/>
+              <w:start w:w="120" w:type="dxa"/>
+              <w:bottom w:w="80" w:type="dxa"/>
+              <w:end w:w="120" w:type="dxa"/>
+            </w:tcMar>
+            <w:shd w:fill="F2F4F7"/>
+          </w:tcPr>
+          <w:p>
+            <w:pPr>
+              <w:spacing w:after="0" w:line="264" w:lineRule="auto"/>
+            </w:pPr>
+            <w:r>
+              <w:rPr>
+                <w:rFonts w:ascii="Calibri" w:hAnsi="Calibri" w:eastAsia="Microsoft YaHei"/>
+                <w:b/>
+                <w:color w:val="0B2545"/>
+                <w:sz w:val="21"/>
+              </w:rPr>
+              <w:t>说明</w:t>
+            </w:r>
+          </w:p>
+        </w:tc>
+      </w:tr>
       <w:tr>
         <w:tc>
           <w:tcPr>
@@ -2639,7 +2833,7 @@
                 <w:color w:val="333333"/>
                 <w:sz w:val="21"/>
               </w:rPr>
-              <w:t>文档补充</w:t>
+              <w:t>采集层</w:t>
             </w:r>
           </w:p>
         </w:tc>
@@ -2665,7 +2859,169 @@
                 <w:color w:val="333333"/>
                 <w:sz w:val="21"/>
               </w:rPr>
-              <w:t>README.md、docs/project_overview.md、docs/data_dictionary.md</w:t>
+              <w:t>分页访问公开榜单页面，解析排名、片名、年份、国家/地区、类型、评分和评价人数。</w:t>
+            </w:r>
+          </w:p>
+        </w:tc>
+      </w:tr>
+      <w:tr>
+        <w:tc>
+          <w:tcPr>
+            <w:tcW w:type="dxa" w:w="2592"/>
+            <w:vAlign w:val="center"/>
+            <w:tcMar>
+              <w:top w:w="80" w:type="dxa"/>
+              <w:start w:w="120" w:type="dxa"/>
+              <w:bottom w:w="80" w:type="dxa"/>
+              <w:end w:w="120" w:type="dxa"/>
+            </w:tcMar>
+          </w:tcPr>
+          <w:p>
+            <w:pPr>
+              <w:spacing w:after="0" w:line="264" w:lineRule="auto"/>
+            </w:pPr>
+            <w:r>
+              <w:rPr>
+                <w:rFonts w:ascii="Calibri" w:hAnsi="Calibri" w:eastAsia="Microsoft YaHei"/>
+                <w:b w:val="0"/>
+                <w:color w:val="333333"/>
+                <w:sz w:val="21"/>
+              </w:rPr>
+              <w:t>清洗层</w:t>
+            </w:r>
+          </w:p>
+        </w:tc>
+        <w:tc>
+          <w:tcPr>
+            <w:tcW w:type="dxa" w:w="6768"/>
+            <w:vAlign w:val="center"/>
+            <w:tcMar>
+              <w:top w:w="80" w:type="dxa"/>
+              <w:start w:w="120" w:type="dxa"/>
+              <w:bottom w:w="80" w:type="dxa"/>
+              <w:end w:w="120" w:type="dxa"/>
+            </w:tcMar>
+          </w:tcPr>
+          <w:p>
+            <w:pPr>
+              <w:spacing w:after="0" w:line="264" w:lineRule="auto"/>
+            </w:pPr>
+            <w:r>
+              <w:rPr>
+                <w:rFonts w:ascii="Calibri" w:hAnsi="Calibri" w:eastAsia="Microsoft YaHei"/>
+                <w:b w:val="0"/>
+                <w:color w:val="333333"/>
+                <w:sz w:val="21"/>
+              </w:rPr>
+              <w:t>统一字段类型，处理多值字段，移除重复项，并输出一电影一行的主表。</w:t>
+            </w:r>
+          </w:p>
+        </w:tc>
+      </w:tr>
+      <w:tr>
+        <w:tc>
+          <w:tcPr>
+            <w:tcW w:type="dxa" w:w="2592"/>
+            <w:vAlign w:val="center"/>
+            <w:tcMar>
+              <w:top w:w="80" w:type="dxa"/>
+              <w:start w:w="120" w:type="dxa"/>
+              <w:bottom w:w="80" w:type="dxa"/>
+              <w:end w:w="120" w:type="dxa"/>
+            </w:tcMar>
+          </w:tcPr>
+          <w:p>
+            <w:pPr>
+              <w:spacing w:after="0" w:line="264" w:lineRule="auto"/>
+            </w:pPr>
+            <w:r>
+              <w:rPr>
+                <w:rFonts w:ascii="Calibri" w:hAnsi="Calibri" w:eastAsia="Microsoft YaHei"/>
+                <w:b w:val="0"/>
+                <w:color w:val="333333"/>
+                <w:sz w:val="21"/>
+              </w:rPr>
+              <w:t>分析层</w:t>
+            </w:r>
+          </w:p>
+        </w:tc>
+        <w:tc>
+          <w:tcPr>
+            <w:tcW w:type="dxa" w:w="6768"/>
+            <w:vAlign w:val="center"/>
+            <w:tcMar>
+              <w:top w:w="80" w:type="dxa"/>
+              <w:start w:w="120" w:type="dxa"/>
+              <w:bottom w:w="80" w:type="dxa"/>
+              <w:end w:w="120" w:type="dxa"/>
+            </w:tcMar>
+          </w:tcPr>
+          <w:p>
+            <w:pPr>
+              <w:spacing w:after="0" w:line="264" w:lineRule="auto"/>
+            </w:pPr>
+            <w:r>
+              <w:rPr>
+                <w:rFonts w:ascii="Calibri" w:hAnsi="Calibri" w:eastAsia="Microsoft YaHei"/>
+                <w:b w:val="0"/>
+                <w:color w:val="333333"/>
+                <w:sz w:val="21"/>
+              </w:rPr>
+              <w:t>生成评分、类型、国家/地区、年代和相关关系统计。</w:t>
+            </w:r>
+          </w:p>
+        </w:tc>
+      </w:tr>
+      <w:tr>
+        <w:tc>
+          <w:tcPr>
+            <w:tcW w:type="dxa" w:w="2592"/>
+            <w:vAlign w:val="center"/>
+            <w:tcMar>
+              <w:top w:w="80" w:type="dxa"/>
+              <w:start w:w="120" w:type="dxa"/>
+              <w:bottom w:w="80" w:type="dxa"/>
+              <w:end w:w="120" w:type="dxa"/>
+            </w:tcMar>
+          </w:tcPr>
+          <w:p>
+            <w:pPr>
+              <w:spacing w:after="0" w:line="264" w:lineRule="auto"/>
+            </w:pPr>
+            <w:r>
+              <w:rPr>
+                <w:rFonts w:ascii="Calibri" w:hAnsi="Calibri" w:eastAsia="Microsoft YaHei"/>
+                <w:b w:val="0"/>
+                <w:color w:val="333333"/>
+                <w:sz w:val="21"/>
+              </w:rPr>
+              <w:t>输出层</w:t>
+            </w:r>
+          </w:p>
+        </w:tc>
+        <w:tc>
+          <w:tcPr>
+            <w:tcW w:type="dxa" w:w="6768"/>
+            <w:vAlign w:val="center"/>
+            <w:tcMar>
+              <w:top w:w="80" w:type="dxa"/>
+              <w:start w:w="120" w:type="dxa"/>
+              <w:bottom w:w="80" w:type="dxa"/>
+              <w:end w:w="120" w:type="dxa"/>
+            </w:tcMar>
+          </w:tcPr>
+          <w:p>
+            <w:pPr>
+              <w:spacing w:after="0" w:line="264" w:lineRule="auto"/>
+            </w:pPr>
+            <w:r>
+              <w:rPr>
+                <w:rFonts w:ascii="Calibri" w:hAnsi="Calibri" w:eastAsia="Microsoft YaHei"/>
+                <w:b w:val="0"/>
+                <w:color w:val="333333"/>
+                <w:sz w:val="21"/>
+              </w:rPr>
+              <w:t>保存 CSV/JSON、PNG 图表、Word 报告和 PDF 报告。</w:t>
             </w:r>
           </w:p>
         </w:tc>
@@ -2676,7 +3032,7 @@
         <w:pStyle w:val="Heading1"/>
       </w:pPr>
       <w:r>
-        <w:t>7. 局限性与后续方向</w:t>
+        <w:t>8. 局限性</w:t>
       </w:r>
     </w:p>
     <w:p>
@@ -2721,7 +3077,7 @@
           <w:color w:val="333333"/>
           <w:sz w:val="21"/>
         </w:rPr>
-        <w:t>后续可加入交互式看板、自动化 CI、配置化运行和更丰富的文本分析。</w:t>
+        <w:t>当前项目以探索性分析为主，后续可加入交互式看板、自动化 CI 和更丰富的文本分析。</w:t>
       </w:r>
     </w:p>
     <w:sectPr>

--- a/output/报告/豆瓣电影Top200数据分析报告_GitHub展示版.docx
+++ b/output/报告/豆瓣电影Top200数据分析报告_GitHub展示版.docx
@@ -690,6 +690,36 @@
           <w:sz w:val="21"/>
         </w:rPr>
         <w:t>排名越靠前评分整体越高；评分与评价人数之间的线性相关性较弱。</w:t>
+      </w:r>
+    </w:p>
+    <w:p>
+      <w:pPr>
+        <w:pStyle w:val="ListBullet"/>
+        <w:spacing w:after="80" w:line="264" w:lineRule="auto"/>
+      </w:pPr>
+      <w:r>
+        <w:rPr>
+          <w:rFonts w:ascii="Calibri" w:hAnsi="Calibri" w:eastAsia="Microsoft YaHei"/>
+          <w:b w:val="0"/>
+          <w:color w:val="333333"/>
+          <w:sz w:val="21"/>
+        </w:rPr>
+        <w:t>机器学习扩展中，随机森林 的 5 折交叉验证 MAE 为 0.1459，优于平均分基线 0.2034。</w:t>
+      </w:r>
+    </w:p>
+    <w:p>
+      <w:pPr>
+        <w:pStyle w:val="ListBullet"/>
+        <w:spacing w:after="80" w:line="264" w:lineRule="auto"/>
+      </w:pPr>
+      <w:r>
+        <w:rPr>
+          <w:rFonts w:ascii="Calibri" w:hAnsi="Calibri" w:eastAsia="Microsoft YaHei"/>
+          <w:b w:val="0"/>
+          <w:color w:val="333333"/>
+          <w:sz w:val="21"/>
+        </w:rPr>
+        <w:t>KMeans 分群形成华语剧情、欧美剧情、悬疑惊悚、动画奇幻等电影画像，可作为结果展示补充。</w:t>
       </w:r>
     </w:p>
     <w:p>
@@ -1703,7 +1733,1045 @@
         <w:pStyle w:val="Heading1"/>
       </w:pPr>
       <w:r>
-        <w:t>4. 可视化结果</w:t>
+        <w:t>4. 机器学习探索</w:t>
+      </w:r>
+    </w:p>
+    <w:p>
+      <w:pPr>
+        <w:spacing w:after="120" w:line="264" w:lineRule="auto"/>
+      </w:pPr>
+      <w:r>
+        <w:rPr>
+          <w:rFonts w:ascii="Calibri" w:hAnsi="Calibri" w:eastAsia="Microsoft YaHei"/>
+          <w:b w:val="0"/>
+          <w:color w:val="333333"/>
+          <w:sz w:val="22"/>
+        </w:rPr>
+        <w:t>该扩展使用年份、距今年数、评价人数对数、类型标签数、国家/地区数，以及热门类型和国家/地区的多热编码，进行评分预测和电影画像分群。由于样本量只有 200 条且评分范围较窄，模型定位为探索性分析，不作为真实评分预测服务。</w:t>
+      </w:r>
+    </w:p>
+    <w:tbl>
+      <w:tblPr>
+        <w:tblStyle w:val="TableGrid"/>
+        <w:tblW w:type="dxa" w:w="9360"/>
+        <w:tblLayout w:type="fixed"/>
+        <w:tblLook w:firstColumn="1" w:firstRow="1" w:lastColumn="0" w:lastRow="0" w:noHBand="0" w:noVBand="1" w:val="04A0"/>
+        <w:tblInd w:w="120" w:type="dxa"/>
+      </w:tblPr>
+      <w:tblGrid>
+        <w:gridCol w:w="3456"/>
+        <w:gridCol w:w="1872"/>
+        <w:gridCol w:w="1872"/>
+        <w:gridCol w:w="2160"/>
+      </w:tblGrid>
+      <w:tr>
+        <w:tc>
+          <w:tcPr>
+            <w:tcW w:type="dxa" w:w="3456"/>
+            <w:vAlign w:val="center"/>
+            <w:tcMar>
+              <w:top w:w="80" w:type="dxa"/>
+              <w:start w:w="120" w:type="dxa"/>
+              <w:bottom w:w="80" w:type="dxa"/>
+              <w:end w:w="120" w:type="dxa"/>
+            </w:tcMar>
+            <w:shd w:fill="F2F4F7"/>
+          </w:tcPr>
+          <w:p>
+            <w:pPr>
+              <w:spacing w:after="0" w:line="264" w:lineRule="auto"/>
+            </w:pPr>
+            <w:r>
+              <w:rPr>
+                <w:rFonts w:ascii="Calibri" w:hAnsi="Calibri" w:eastAsia="Microsoft YaHei"/>
+                <w:b/>
+                <w:color w:val="0B2545"/>
+                <w:sz w:val="21"/>
+              </w:rPr>
+              <w:t>模型</w:t>
+            </w:r>
+          </w:p>
+        </w:tc>
+        <w:tc>
+          <w:tcPr>
+            <w:tcW w:type="dxa" w:w="1872"/>
+            <w:vAlign w:val="center"/>
+            <w:tcMar>
+              <w:top w:w="80" w:type="dxa"/>
+              <w:start w:w="120" w:type="dxa"/>
+              <w:bottom w:w="80" w:type="dxa"/>
+              <w:end w:w="120" w:type="dxa"/>
+            </w:tcMar>
+            <w:shd w:fill="F2F4F7"/>
+          </w:tcPr>
+          <w:p>
+            <w:pPr>
+              <w:spacing w:after="0" w:line="264" w:lineRule="auto"/>
+            </w:pPr>
+            <w:r>
+              <w:rPr>
+                <w:rFonts w:ascii="Calibri" w:hAnsi="Calibri" w:eastAsia="Microsoft YaHei"/>
+                <w:b/>
+                <w:color w:val="0B2545"/>
+                <w:sz w:val="21"/>
+              </w:rPr>
+              <w:t>MAE</w:t>
+            </w:r>
+          </w:p>
+        </w:tc>
+        <w:tc>
+          <w:tcPr>
+            <w:tcW w:type="dxa" w:w="1872"/>
+            <w:vAlign w:val="center"/>
+            <w:tcMar>
+              <w:top w:w="80" w:type="dxa"/>
+              <w:start w:w="120" w:type="dxa"/>
+              <w:bottom w:w="80" w:type="dxa"/>
+              <w:end w:w="120" w:type="dxa"/>
+            </w:tcMar>
+            <w:shd w:fill="F2F4F7"/>
+          </w:tcPr>
+          <w:p>
+            <w:pPr>
+              <w:spacing w:after="0" w:line="264" w:lineRule="auto"/>
+            </w:pPr>
+            <w:r>
+              <w:rPr>
+                <w:rFonts w:ascii="Calibri" w:hAnsi="Calibri" w:eastAsia="Microsoft YaHei"/>
+                <w:b/>
+                <w:color w:val="0B2545"/>
+                <w:sz w:val="21"/>
+              </w:rPr>
+              <w:t>RMSE</w:t>
+            </w:r>
+          </w:p>
+        </w:tc>
+        <w:tc>
+          <w:tcPr>
+            <w:tcW w:type="dxa" w:w="2160"/>
+            <w:vAlign w:val="center"/>
+            <w:tcMar>
+              <w:top w:w="80" w:type="dxa"/>
+              <w:start w:w="120" w:type="dxa"/>
+              <w:bottom w:w="80" w:type="dxa"/>
+              <w:end w:w="120" w:type="dxa"/>
+            </w:tcMar>
+            <w:shd w:fill="F2F4F7"/>
+          </w:tcPr>
+          <w:p>
+            <w:pPr>
+              <w:spacing w:after="0" w:line="264" w:lineRule="auto"/>
+            </w:pPr>
+            <w:r>
+              <w:rPr>
+                <w:rFonts w:ascii="Calibri" w:hAnsi="Calibri" w:eastAsia="Microsoft YaHei"/>
+                <w:b/>
+                <w:color w:val="0B2545"/>
+                <w:sz w:val="21"/>
+              </w:rPr>
+              <w:t>R²</w:t>
+            </w:r>
+          </w:p>
+        </w:tc>
+      </w:tr>
+      <w:tr>
+        <w:tc>
+          <w:tcPr>
+            <w:tcW w:type="dxa" w:w="3456"/>
+            <w:vAlign w:val="center"/>
+            <w:tcMar>
+              <w:top w:w="80" w:type="dxa"/>
+              <w:start w:w="120" w:type="dxa"/>
+              <w:bottom w:w="80" w:type="dxa"/>
+              <w:end w:w="120" w:type="dxa"/>
+            </w:tcMar>
+          </w:tcPr>
+          <w:p>
+            <w:pPr>
+              <w:spacing w:after="0" w:line="264" w:lineRule="auto"/>
+            </w:pPr>
+            <w:r>
+              <w:rPr>
+                <w:rFonts w:ascii="Calibri" w:hAnsi="Calibri" w:eastAsia="Microsoft YaHei"/>
+                <w:b w:val="0"/>
+                <w:color w:val="333333"/>
+                <w:sz w:val="21"/>
+              </w:rPr>
+              <w:t>平均分基线</w:t>
+            </w:r>
+          </w:p>
+        </w:tc>
+        <w:tc>
+          <w:tcPr>
+            <w:tcW w:type="dxa" w:w="1872"/>
+            <w:vAlign w:val="center"/>
+            <w:tcMar>
+              <w:top w:w="80" w:type="dxa"/>
+              <w:start w:w="120" w:type="dxa"/>
+              <w:bottom w:w="80" w:type="dxa"/>
+              <w:end w:w="120" w:type="dxa"/>
+            </w:tcMar>
+          </w:tcPr>
+          <w:p>
+            <w:pPr>
+              <w:spacing w:after="0" w:line="264" w:lineRule="auto"/>
+            </w:pPr>
+            <w:r>
+              <w:rPr>
+                <w:rFonts w:ascii="Calibri" w:hAnsi="Calibri" w:eastAsia="Microsoft YaHei"/>
+                <w:b w:val="0"/>
+                <w:color w:val="333333"/>
+                <w:sz w:val="21"/>
+              </w:rPr>
+              <w:t>0.2034</w:t>
+            </w:r>
+          </w:p>
+        </w:tc>
+        <w:tc>
+          <w:tcPr>
+            <w:tcW w:type="dxa" w:w="1872"/>
+            <w:vAlign w:val="center"/>
+            <w:tcMar>
+              <w:top w:w="80" w:type="dxa"/>
+              <w:start w:w="120" w:type="dxa"/>
+              <w:bottom w:w="80" w:type="dxa"/>
+              <w:end w:w="120" w:type="dxa"/>
+            </w:tcMar>
+          </w:tcPr>
+          <w:p>
+            <w:pPr>
+              <w:spacing w:after="0" w:line="264" w:lineRule="auto"/>
+            </w:pPr>
+            <w:r>
+              <w:rPr>
+                <w:rFonts w:ascii="Calibri" w:hAnsi="Calibri" w:eastAsia="Microsoft YaHei"/>
+                <w:b w:val="0"/>
+                <w:color w:val="333333"/>
+                <w:sz w:val="21"/>
+              </w:rPr>
+              <w:t>0.2426</w:t>
+            </w:r>
+          </w:p>
+        </w:tc>
+        <w:tc>
+          <w:tcPr>
+            <w:tcW w:type="dxa" w:w="2160"/>
+            <w:vAlign w:val="center"/>
+            <w:tcMar>
+              <w:top w:w="80" w:type="dxa"/>
+              <w:start w:w="120" w:type="dxa"/>
+              <w:bottom w:w="80" w:type="dxa"/>
+              <w:end w:w="120" w:type="dxa"/>
+            </w:tcMar>
+          </w:tcPr>
+          <w:p>
+            <w:pPr>
+              <w:spacing w:after="0" w:line="264" w:lineRule="auto"/>
+            </w:pPr>
+            <w:r>
+              <w:rPr>
+                <w:rFonts w:ascii="Calibri" w:hAnsi="Calibri" w:eastAsia="Microsoft YaHei"/>
+                <w:b w:val="0"/>
+                <w:color w:val="333333"/>
+                <w:sz w:val="21"/>
+              </w:rPr>
+              <w:t>-0.0088</w:t>
+            </w:r>
+          </w:p>
+        </w:tc>
+      </w:tr>
+      <w:tr>
+        <w:tc>
+          <w:tcPr>
+            <w:tcW w:type="dxa" w:w="3456"/>
+            <w:vAlign w:val="center"/>
+            <w:tcMar>
+              <w:top w:w="80" w:type="dxa"/>
+              <w:start w:w="120" w:type="dxa"/>
+              <w:bottom w:w="80" w:type="dxa"/>
+              <w:end w:w="120" w:type="dxa"/>
+            </w:tcMar>
+          </w:tcPr>
+          <w:p>
+            <w:pPr>
+              <w:spacing w:after="0" w:line="264" w:lineRule="auto"/>
+            </w:pPr>
+            <w:r>
+              <w:rPr>
+                <w:rFonts w:ascii="Calibri" w:hAnsi="Calibri" w:eastAsia="Microsoft YaHei"/>
+                <w:b w:val="0"/>
+                <w:color w:val="333333"/>
+                <w:sz w:val="21"/>
+              </w:rPr>
+              <w:t>岭回归</w:t>
+            </w:r>
+          </w:p>
+        </w:tc>
+        <w:tc>
+          <w:tcPr>
+            <w:tcW w:type="dxa" w:w="1872"/>
+            <w:vAlign w:val="center"/>
+            <w:tcMar>
+              <w:top w:w="80" w:type="dxa"/>
+              <w:start w:w="120" w:type="dxa"/>
+              <w:bottom w:w="80" w:type="dxa"/>
+              <w:end w:w="120" w:type="dxa"/>
+            </w:tcMar>
+          </w:tcPr>
+          <w:p>
+            <w:pPr>
+              <w:spacing w:after="0" w:line="264" w:lineRule="auto"/>
+            </w:pPr>
+            <w:r>
+              <w:rPr>
+                <w:rFonts w:ascii="Calibri" w:hAnsi="Calibri" w:eastAsia="Microsoft YaHei"/>
+                <w:b w:val="0"/>
+                <w:color w:val="333333"/>
+                <w:sz w:val="21"/>
+              </w:rPr>
+              <w:t>0.1700</w:t>
+            </w:r>
+          </w:p>
+        </w:tc>
+        <w:tc>
+          <w:tcPr>
+            <w:tcW w:type="dxa" w:w="1872"/>
+            <w:vAlign w:val="center"/>
+            <w:tcMar>
+              <w:top w:w="80" w:type="dxa"/>
+              <w:start w:w="120" w:type="dxa"/>
+              <w:bottom w:w="80" w:type="dxa"/>
+              <w:end w:w="120" w:type="dxa"/>
+            </w:tcMar>
+          </w:tcPr>
+          <w:p>
+            <w:pPr>
+              <w:spacing w:after="0" w:line="264" w:lineRule="auto"/>
+            </w:pPr>
+            <w:r>
+              <w:rPr>
+                <w:rFonts w:ascii="Calibri" w:hAnsi="Calibri" w:eastAsia="Microsoft YaHei"/>
+                <w:b w:val="0"/>
+                <w:color w:val="333333"/>
+                <w:sz w:val="21"/>
+              </w:rPr>
+              <w:t>0.2172</w:t>
+            </w:r>
+          </w:p>
+        </w:tc>
+        <w:tc>
+          <w:tcPr>
+            <w:tcW w:type="dxa" w:w="2160"/>
+            <w:vAlign w:val="center"/>
+            <w:tcMar>
+              <w:top w:w="80" w:type="dxa"/>
+              <w:start w:w="120" w:type="dxa"/>
+              <w:bottom w:w="80" w:type="dxa"/>
+              <w:end w:w="120" w:type="dxa"/>
+            </w:tcMar>
+          </w:tcPr>
+          <w:p>
+            <w:pPr>
+              <w:spacing w:after="0" w:line="264" w:lineRule="auto"/>
+            </w:pPr>
+            <w:r>
+              <w:rPr>
+                <w:rFonts w:ascii="Calibri" w:hAnsi="Calibri" w:eastAsia="Microsoft YaHei"/>
+                <w:b w:val="0"/>
+                <w:color w:val="333333"/>
+                <w:sz w:val="21"/>
+              </w:rPr>
+              <w:t>0.1814</w:t>
+            </w:r>
+          </w:p>
+        </w:tc>
+      </w:tr>
+      <w:tr>
+        <w:tc>
+          <w:tcPr>
+            <w:tcW w:type="dxa" w:w="3456"/>
+            <w:vAlign w:val="center"/>
+            <w:tcMar>
+              <w:top w:w="80" w:type="dxa"/>
+              <w:start w:w="120" w:type="dxa"/>
+              <w:bottom w:w="80" w:type="dxa"/>
+              <w:end w:w="120" w:type="dxa"/>
+            </w:tcMar>
+          </w:tcPr>
+          <w:p>
+            <w:pPr>
+              <w:spacing w:after="0" w:line="264" w:lineRule="auto"/>
+            </w:pPr>
+            <w:r>
+              <w:rPr>
+                <w:rFonts w:ascii="Calibri" w:hAnsi="Calibri" w:eastAsia="Microsoft YaHei"/>
+                <w:b w:val="0"/>
+                <w:color w:val="333333"/>
+                <w:sz w:val="21"/>
+              </w:rPr>
+              <w:t>随机森林</w:t>
+            </w:r>
+          </w:p>
+        </w:tc>
+        <w:tc>
+          <w:tcPr>
+            <w:tcW w:type="dxa" w:w="1872"/>
+            <w:vAlign w:val="center"/>
+            <w:tcMar>
+              <w:top w:w="80" w:type="dxa"/>
+              <w:start w:w="120" w:type="dxa"/>
+              <w:bottom w:w="80" w:type="dxa"/>
+              <w:end w:w="120" w:type="dxa"/>
+            </w:tcMar>
+          </w:tcPr>
+          <w:p>
+            <w:pPr>
+              <w:spacing w:after="0" w:line="264" w:lineRule="auto"/>
+            </w:pPr>
+            <w:r>
+              <w:rPr>
+                <w:rFonts w:ascii="Calibri" w:hAnsi="Calibri" w:eastAsia="Microsoft YaHei"/>
+                <w:b w:val="0"/>
+                <w:color w:val="333333"/>
+                <w:sz w:val="21"/>
+              </w:rPr>
+              <w:t>0.1459</w:t>
+            </w:r>
+          </w:p>
+        </w:tc>
+        <w:tc>
+          <w:tcPr>
+            <w:tcW w:type="dxa" w:w="1872"/>
+            <w:vAlign w:val="center"/>
+            <w:tcMar>
+              <w:top w:w="80" w:type="dxa"/>
+              <w:start w:w="120" w:type="dxa"/>
+              <w:bottom w:w="80" w:type="dxa"/>
+              <w:end w:w="120" w:type="dxa"/>
+            </w:tcMar>
+          </w:tcPr>
+          <w:p>
+            <w:pPr>
+              <w:spacing w:after="0" w:line="264" w:lineRule="auto"/>
+            </w:pPr>
+            <w:r>
+              <w:rPr>
+                <w:rFonts w:ascii="Calibri" w:hAnsi="Calibri" w:eastAsia="Microsoft YaHei"/>
+                <w:b w:val="0"/>
+                <w:color w:val="333333"/>
+                <w:sz w:val="21"/>
+              </w:rPr>
+              <w:t>0.1837</w:t>
+            </w:r>
+          </w:p>
+        </w:tc>
+        <w:tc>
+          <w:tcPr>
+            <w:tcW w:type="dxa" w:w="2160"/>
+            <w:vAlign w:val="center"/>
+            <w:tcMar>
+              <w:top w:w="80" w:type="dxa"/>
+              <w:start w:w="120" w:type="dxa"/>
+              <w:bottom w:w="80" w:type="dxa"/>
+              <w:end w:w="120" w:type="dxa"/>
+            </w:tcMar>
+          </w:tcPr>
+          <w:p>
+            <w:pPr>
+              <w:spacing w:after="0" w:line="264" w:lineRule="auto"/>
+            </w:pPr>
+            <w:r>
+              <w:rPr>
+                <w:rFonts w:ascii="Calibri" w:hAnsi="Calibri" w:eastAsia="Microsoft YaHei"/>
+                <w:b w:val="0"/>
+                <w:color w:val="333333"/>
+                <w:sz w:val="21"/>
+              </w:rPr>
+              <w:t>0.4171</w:t>
+            </w:r>
+          </w:p>
+        </w:tc>
+      </w:tr>
+    </w:tbl>
+    <w:p>
+      <w:pPr>
+        <w:spacing w:after="120" w:line="264" w:lineRule="auto"/>
+      </w:pPr>
+      <w:r>
+        <w:rPr>
+          <w:rFonts w:ascii="Calibri" w:hAnsi="Calibri" w:eastAsia="Microsoft YaHei"/>
+          <w:b w:val="0"/>
+          <w:color w:val="333333"/>
+          <w:sz w:val="22"/>
+        </w:rPr>
+        <w:t>特征重要性显示，评价人数（对数）、上映年份、距今年数和类型标签数对模型误差影响最大，说明榜单内评分差异与热度、年代及类型结构存在一定关系。</w:t>
+      </w:r>
+    </w:p>
+    <w:tbl>
+      <w:tblPr>
+        <w:tblStyle w:val="TableGrid"/>
+        <w:tblW w:type="dxa" w:w="9360"/>
+        <w:tblLayout w:type="fixed"/>
+        <w:tblLook w:firstColumn="1" w:firstRow="1" w:lastColumn="0" w:lastRow="0" w:noHBand="0" w:noVBand="1" w:val="04A0"/>
+        <w:tblInd w:w="120" w:type="dxa"/>
+      </w:tblPr>
+      <w:tblGrid>
+        <w:gridCol w:w="2304"/>
+        <w:gridCol w:w="1152"/>
+        <w:gridCol w:w="1296"/>
+        <w:gridCol w:w="4608"/>
+      </w:tblGrid>
+      <w:tr>
+        <w:tc>
+          <w:tcPr>
+            <w:tcW w:type="dxa" w:w="2304"/>
+            <w:vAlign w:val="center"/>
+            <w:tcMar>
+              <w:top w:w="80" w:type="dxa"/>
+              <w:start w:w="120" w:type="dxa"/>
+              <w:bottom w:w="80" w:type="dxa"/>
+              <w:end w:w="120" w:type="dxa"/>
+            </w:tcMar>
+            <w:shd w:fill="F2F4F7"/>
+          </w:tcPr>
+          <w:p>
+            <w:pPr>
+              <w:spacing w:after="0" w:line="264" w:lineRule="auto"/>
+            </w:pPr>
+            <w:r>
+              <w:rPr>
+                <w:rFonts w:ascii="Calibri" w:hAnsi="Calibri" w:eastAsia="Microsoft YaHei"/>
+                <w:b/>
+                <w:color w:val="0B2545"/>
+                <w:sz w:val="21"/>
+              </w:rPr>
+              <w:t>分群画像</w:t>
+            </w:r>
+          </w:p>
+        </w:tc>
+        <w:tc>
+          <w:tcPr>
+            <w:tcW w:type="dxa" w:w="1152"/>
+            <w:vAlign w:val="center"/>
+            <w:tcMar>
+              <w:top w:w="80" w:type="dxa"/>
+              <w:start w:w="120" w:type="dxa"/>
+              <w:bottom w:w="80" w:type="dxa"/>
+              <w:end w:w="120" w:type="dxa"/>
+            </w:tcMar>
+            <w:shd w:fill="F2F4F7"/>
+          </w:tcPr>
+          <w:p>
+            <w:pPr>
+              <w:spacing w:after="0" w:line="264" w:lineRule="auto"/>
+            </w:pPr>
+            <w:r>
+              <w:rPr>
+                <w:rFonts w:ascii="Calibri" w:hAnsi="Calibri" w:eastAsia="Microsoft YaHei"/>
+                <w:b/>
+                <w:color w:val="0B2545"/>
+                <w:sz w:val="21"/>
+              </w:rPr>
+              <w:t>数量</w:t>
+            </w:r>
+          </w:p>
+        </w:tc>
+        <w:tc>
+          <w:tcPr>
+            <w:tcW w:type="dxa" w:w="1296"/>
+            <w:vAlign w:val="center"/>
+            <w:tcMar>
+              <w:top w:w="80" w:type="dxa"/>
+              <w:start w:w="120" w:type="dxa"/>
+              <w:bottom w:w="80" w:type="dxa"/>
+              <w:end w:w="120" w:type="dxa"/>
+            </w:tcMar>
+            <w:shd w:fill="F2F4F7"/>
+          </w:tcPr>
+          <w:p>
+            <w:pPr>
+              <w:spacing w:after="0" w:line="264" w:lineRule="auto"/>
+            </w:pPr>
+            <w:r>
+              <w:rPr>
+                <w:rFonts w:ascii="Calibri" w:hAnsi="Calibri" w:eastAsia="Microsoft YaHei"/>
+                <w:b/>
+                <w:color w:val="0B2545"/>
+                <w:sz w:val="21"/>
+              </w:rPr>
+              <w:t>平均评分</w:t>
+            </w:r>
+          </w:p>
+        </w:tc>
+        <w:tc>
+          <w:tcPr>
+            <w:tcW w:type="dxa" w:w="4608"/>
+            <w:vAlign w:val="center"/>
+            <w:tcMar>
+              <w:top w:w="80" w:type="dxa"/>
+              <w:start w:w="120" w:type="dxa"/>
+              <w:bottom w:w="80" w:type="dxa"/>
+              <w:end w:w="120" w:type="dxa"/>
+            </w:tcMar>
+            <w:shd w:fill="F2F4F7"/>
+          </w:tcPr>
+          <w:p>
+            <w:pPr>
+              <w:spacing w:after="0" w:line="264" w:lineRule="auto"/>
+            </w:pPr>
+            <w:r>
+              <w:rPr>
+                <w:rFonts w:ascii="Calibri" w:hAnsi="Calibri" w:eastAsia="Microsoft YaHei"/>
+                <w:b/>
+                <w:color w:val="0B2545"/>
+                <w:sz w:val="21"/>
+              </w:rPr>
+              <w:t>代表影片</w:t>
+            </w:r>
+          </w:p>
+        </w:tc>
+      </w:tr>
+      <w:tr>
+        <w:tc>
+          <w:tcPr>
+            <w:tcW w:type="dxa" w:w="2304"/>
+            <w:vAlign w:val="center"/>
+            <w:tcMar>
+              <w:top w:w="80" w:type="dxa"/>
+              <w:start w:w="120" w:type="dxa"/>
+              <w:bottom w:w="80" w:type="dxa"/>
+              <w:end w:w="120" w:type="dxa"/>
+            </w:tcMar>
+          </w:tcPr>
+          <w:p>
+            <w:pPr>
+              <w:spacing w:after="0" w:line="264" w:lineRule="auto"/>
+            </w:pPr>
+            <w:r>
+              <w:rPr>
+                <w:rFonts w:ascii="Calibri" w:hAnsi="Calibri" w:eastAsia="Microsoft YaHei"/>
+                <w:b w:val="0"/>
+                <w:color w:val="333333"/>
+                <w:sz w:val="21"/>
+              </w:rPr>
+              <w:t>华语剧情高口碑片</w:t>
+            </w:r>
+          </w:p>
+        </w:tc>
+        <w:tc>
+          <w:tcPr>
+            <w:tcW w:type="dxa" w:w="1152"/>
+            <w:vAlign w:val="center"/>
+            <w:tcMar>
+              <w:top w:w="80" w:type="dxa"/>
+              <w:start w:w="120" w:type="dxa"/>
+              <w:bottom w:w="80" w:type="dxa"/>
+              <w:end w:w="120" w:type="dxa"/>
+            </w:tcMar>
+          </w:tcPr>
+          <w:p>
+            <w:pPr>
+              <w:spacing w:after="0" w:line="264" w:lineRule="auto"/>
+            </w:pPr>
+            <w:r>
+              <w:rPr>
+                <w:rFonts w:ascii="Calibri" w:hAnsi="Calibri" w:eastAsia="Microsoft YaHei"/>
+                <w:b w:val="0"/>
+                <w:color w:val="333333"/>
+                <w:sz w:val="21"/>
+              </w:rPr>
+              <w:t>26</w:t>
+            </w:r>
+          </w:p>
+        </w:tc>
+        <w:tc>
+          <w:tcPr>
+            <w:tcW w:type="dxa" w:w="1296"/>
+            <w:vAlign w:val="center"/>
+            <w:tcMar>
+              <w:top w:w="80" w:type="dxa"/>
+              <w:start w:w="120" w:type="dxa"/>
+              <w:bottom w:w="80" w:type="dxa"/>
+              <w:end w:w="120" w:type="dxa"/>
+            </w:tcMar>
+          </w:tcPr>
+          <w:p>
+            <w:pPr>
+              <w:spacing w:after="0" w:line="264" w:lineRule="auto"/>
+            </w:pPr>
+            <w:r>
+              <w:rPr>
+                <w:rFonts w:ascii="Calibri" w:hAnsi="Calibri" w:eastAsia="Microsoft YaHei"/>
+                <w:b w:val="0"/>
+                <w:color w:val="333333"/>
+                <w:sz w:val="21"/>
+              </w:rPr>
+              <w:t>8.946</w:t>
+            </w:r>
+          </w:p>
+        </w:tc>
+        <w:tc>
+          <w:tcPr>
+            <w:tcW w:type="dxa" w:w="4608"/>
+            <w:vAlign w:val="center"/>
+            <w:tcMar>
+              <w:top w:w="80" w:type="dxa"/>
+              <w:start w:w="120" w:type="dxa"/>
+              <w:bottom w:w="80" w:type="dxa"/>
+              <w:end w:w="120" w:type="dxa"/>
+            </w:tcMar>
+          </w:tcPr>
+          <w:p>
+            <w:pPr>
+              <w:spacing w:after="0" w:line="264" w:lineRule="auto"/>
+            </w:pPr>
+            <w:r>
+              <w:rPr>
+                <w:rFonts w:ascii="Calibri" w:hAnsi="Calibri" w:eastAsia="Microsoft YaHei"/>
+                <w:b w:val="0"/>
+                <w:color w:val="333333"/>
+                <w:sz w:val="21"/>
+              </w:rPr>
+              <w:t>霸王别姬、背靠背，脸对脸、活着、鬼子来了</w:t>
+            </w:r>
+          </w:p>
+        </w:tc>
+      </w:tr>
+      <w:tr>
+        <w:tc>
+          <w:tcPr>
+            <w:tcW w:type="dxa" w:w="2304"/>
+            <w:vAlign w:val="center"/>
+            <w:tcMar>
+              <w:top w:w="80" w:type="dxa"/>
+              <w:start w:w="120" w:type="dxa"/>
+              <w:bottom w:w="80" w:type="dxa"/>
+              <w:end w:w="120" w:type="dxa"/>
+            </w:tcMar>
+          </w:tcPr>
+          <w:p>
+            <w:pPr>
+              <w:spacing w:after="0" w:line="264" w:lineRule="auto"/>
+            </w:pPr>
+            <w:r>
+              <w:rPr>
+                <w:rFonts w:ascii="Calibri" w:hAnsi="Calibri" w:eastAsia="Microsoft YaHei"/>
+                <w:b w:val="0"/>
+                <w:color w:val="333333"/>
+                <w:sz w:val="21"/>
+              </w:rPr>
+              <w:t>欧美剧情经典片</w:t>
+            </w:r>
+          </w:p>
+        </w:tc>
+        <w:tc>
+          <w:tcPr>
+            <w:tcW w:type="dxa" w:w="1152"/>
+            <w:vAlign w:val="center"/>
+            <w:tcMar>
+              <w:top w:w="80" w:type="dxa"/>
+              <w:start w:w="120" w:type="dxa"/>
+              <w:bottom w:w="80" w:type="dxa"/>
+              <w:end w:w="120" w:type="dxa"/>
+            </w:tcMar>
+          </w:tcPr>
+          <w:p>
+            <w:pPr>
+              <w:spacing w:after="0" w:line="264" w:lineRule="auto"/>
+            </w:pPr>
+            <w:r>
+              <w:rPr>
+                <w:rFonts w:ascii="Calibri" w:hAnsi="Calibri" w:eastAsia="Microsoft YaHei"/>
+                <w:b w:val="0"/>
+                <w:color w:val="333333"/>
+                <w:sz w:val="21"/>
+              </w:rPr>
+              <w:t>98</w:t>
+            </w:r>
+          </w:p>
+        </w:tc>
+        <w:tc>
+          <w:tcPr>
+            <w:tcW w:type="dxa" w:w="1296"/>
+            <w:vAlign w:val="center"/>
+            <w:tcMar>
+              <w:top w:w="80" w:type="dxa"/>
+              <w:start w:w="120" w:type="dxa"/>
+              <w:bottom w:w="80" w:type="dxa"/>
+              <w:end w:w="120" w:type="dxa"/>
+            </w:tcMar>
+          </w:tcPr>
+          <w:p>
+            <w:pPr>
+              <w:spacing w:after="0" w:line="264" w:lineRule="auto"/>
+            </w:pPr>
+            <w:r>
+              <w:rPr>
+                <w:rFonts w:ascii="Calibri" w:hAnsi="Calibri" w:eastAsia="Microsoft YaHei"/>
+                <w:b w:val="0"/>
+                <w:color w:val="333333"/>
+                <w:sz w:val="21"/>
+              </w:rPr>
+              <w:t>9.074</w:t>
+            </w:r>
+          </w:p>
+        </w:tc>
+        <w:tc>
+          <w:tcPr>
+            <w:tcW w:type="dxa" w:w="4608"/>
+            <w:vAlign w:val="center"/>
+            <w:tcMar>
+              <w:top w:w="80" w:type="dxa"/>
+              <w:start w:w="120" w:type="dxa"/>
+              <w:bottom w:w="80" w:type="dxa"/>
+              <w:end w:w="120" w:type="dxa"/>
+            </w:tcMar>
+          </w:tcPr>
+          <w:p>
+            <w:pPr>
+              <w:spacing w:after="0" w:line="264" w:lineRule="auto"/>
+            </w:pPr>
+            <w:r>
+              <w:rPr>
+                <w:rFonts w:ascii="Calibri" w:hAnsi="Calibri" w:eastAsia="Microsoft YaHei"/>
+                <w:b w:val="0"/>
+                <w:color w:val="333333"/>
+                <w:sz w:val="21"/>
+              </w:rPr>
+              <w:t>肖申克的救赎、泰坦尼克号、阿甘正传、美丽人生</w:t>
+            </w:r>
+          </w:p>
+        </w:tc>
+      </w:tr>
+      <w:tr>
+        <w:tc>
+          <w:tcPr>
+            <w:tcW w:type="dxa" w:w="2304"/>
+            <w:vAlign w:val="center"/>
+            <w:tcMar>
+              <w:top w:w="80" w:type="dxa"/>
+              <w:start w:w="120" w:type="dxa"/>
+              <w:bottom w:w="80" w:type="dxa"/>
+              <w:end w:w="120" w:type="dxa"/>
+            </w:tcMar>
+          </w:tcPr>
+          <w:p>
+            <w:pPr>
+              <w:spacing w:after="0" w:line="264" w:lineRule="auto"/>
+            </w:pPr>
+            <w:r>
+              <w:rPr>
+                <w:rFonts w:ascii="Calibri" w:hAnsi="Calibri" w:eastAsia="Microsoft YaHei"/>
+                <w:b w:val="0"/>
+                <w:color w:val="333333"/>
+                <w:sz w:val="21"/>
+              </w:rPr>
+              <w:t>悬疑惊悚与犯罪片</w:t>
+            </w:r>
+          </w:p>
+        </w:tc>
+        <w:tc>
+          <w:tcPr>
+            <w:tcW w:type="dxa" w:w="1152"/>
+            <w:vAlign w:val="center"/>
+            <w:tcMar>
+              <w:top w:w="80" w:type="dxa"/>
+              <w:start w:w="120" w:type="dxa"/>
+              <w:bottom w:w="80" w:type="dxa"/>
+              <w:end w:w="120" w:type="dxa"/>
+            </w:tcMar>
+          </w:tcPr>
+          <w:p>
+            <w:pPr>
+              <w:spacing w:after="0" w:line="264" w:lineRule="auto"/>
+            </w:pPr>
+            <w:r>
+              <w:rPr>
+                <w:rFonts w:ascii="Calibri" w:hAnsi="Calibri" w:eastAsia="Microsoft YaHei"/>
+                <w:b w:val="0"/>
+                <w:color w:val="333333"/>
+                <w:sz w:val="21"/>
+              </w:rPr>
+              <w:t>31</w:t>
+            </w:r>
+          </w:p>
+        </w:tc>
+        <w:tc>
+          <w:tcPr>
+            <w:tcW w:type="dxa" w:w="1296"/>
+            <w:vAlign w:val="center"/>
+            <w:tcMar>
+              <w:top w:w="80" w:type="dxa"/>
+              <w:start w:w="120" w:type="dxa"/>
+              <w:bottom w:w="80" w:type="dxa"/>
+              <w:end w:w="120" w:type="dxa"/>
+            </w:tcMar>
+          </w:tcPr>
+          <w:p>
+            <w:pPr>
+              <w:spacing w:after="0" w:line="264" w:lineRule="auto"/>
+            </w:pPr>
+            <w:r>
+              <w:rPr>
+                <w:rFonts w:ascii="Calibri" w:hAnsi="Calibri" w:eastAsia="Microsoft YaHei"/>
+                <w:b w:val="0"/>
+                <w:color w:val="333333"/>
+                <w:sz w:val="21"/>
+              </w:rPr>
+              <w:t>8.910</w:t>
+            </w:r>
+          </w:p>
+        </w:tc>
+        <w:tc>
+          <w:tcPr>
+            <w:tcW w:type="dxa" w:w="4608"/>
+            <w:vAlign w:val="center"/>
+            <w:tcMar>
+              <w:top w:w="80" w:type="dxa"/>
+              <w:start w:w="120" w:type="dxa"/>
+              <w:bottom w:w="80" w:type="dxa"/>
+              <w:end w:w="120" w:type="dxa"/>
+            </w:tcMar>
+          </w:tcPr>
+          <w:p>
+            <w:pPr>
+              <w:spacing w:after="0" w:line="264" w:lineRule="auto"/>
+            </w:pPr>
+            <w:r>
+              <w:rPr>
+                <w:rFonts w:ascii="Calibri" w:hAnsi="Calibri" w:eastAsia="Microsoft YaHei"/>
+                <w:b w:val="0"/>
+                <w:color w:val="333333"/>
+                <w:sz w:val="21"/>
+              </w:rPr>
+              <w:t>控方证人、盗梦空间、无间道、蝙蝠侠：黑暗骑士</w:t>
+            </w:r>
+          </w:p>
+        </w:tc>
+      </w:tr>
+      <w:tr>
+        <w:tc>
+          <w:tcPr>
+            <w:tcW w:type="dxa" w:w="2304"/>
+            <w:vAlign w:val="center"/>
+            <w:tcMar>
+              <w:top w:w="80" w:type="dxa"/>
+              <w:start w:w="120" w:type="dxa"/>
+              <w:bottom w:w="80" w:type="dxa"/>
+              <w:end w:w="120" w:type="dxa"/>
+            </w:tcMar>
+          </w:tcPr>
+          <w:p>
+            <w:pPr>
+              <w:spacing w:after="0" w:line="264" w:lineRule="auto"/>
+            </w:pPr>
+            <w:r>
+              <w:rPr>
+                <w:rFonts w:ascii="Calibri" w:hAnsi="Calibri" w:eastAsia="Microsoft YaHei"/>
+                <w:b w:val="0"/>
+                <w:color w:val="333333"/>
+                <w:sz w:val="21"/>
+              </w:rPr>
+              <w:t>动画奇幻与冒险片</w:t>
+            </w:r>
+          </w:p>
+        </w:tc>
+        <w:tc>
+          <w:tcPr>
+            <w:tcW w:type="dxa" w:w="1152"/>
+            <w:vAlign w:val="center"/>
+            <w:tcMar>
+              <w:top w:w="80" w:type="dxa"/>
+              <w:start w:w="120" w:type="dxa"/>
+              <w:bottom w:w="80" w:type="dxa"/>
+              <w:end w:w="120" w:type="dxa"/>
+            </w:tcMar>
+          </w:tcPr>
+          <w:p>
+            <w:pPr>
+              <w:spacing w:after="0" w:line="264" w:lineRule="auto"/>
+            </w:pPr>
+            <w:r>
+              <w:rPr>
+                <w:rFonts w:ascii="Calibri" w:hAnsi="Calibri" w:eastAsia="Microsoft YaHei"/>
+                <w:b w:val="0"/>
+                <w:color w:val="333333"/>
+                <w:sz w:val="21"/>
+              </w:rPr>
+              <w:t>45</w:t>
+            </w:r>
+          </w:p>
+        </w:tc>
+        <w:tc>
+          <w:tcPr>
+            <w:tcW w:type="dxa" w:w="1296"/>
+            <w:vAlign w:val="center"/>
+            <w:tcMar>
+              <w:top w:w="80" w:type="dxa"/>
+              <w:start w:w="120" w:type="dxa"/>
+              <w:bottom w:w="80" w:type="dxa"/>
+              <w:end w:w="120" w:type="dxa"/>
+            </w:tcMar>
+          </w:tcPr>
+          <w:p>
+            <w:pPr>
+              <w:spacing w:after="0" w:line="264" w:lineRule="auto"/>
+            </w:pPr>
+            <w:r>
+              <w:rPr>
+                <w:rFonts w:ascii="Calibri" w:hAnsi="Calibri" w:eastAsia="Microsoft YaHei"/>
+                <w:b w:val="0"/>
+                <w:color w:val="333333"/>
+                <w:sz w:val="21"/>
+              </w:rPr>
+              <w:t>8.978</w:t>
+            </w:r>
+          </w:p>
+        </w:tc>
+        <w:tc>
+          <w:tcPr>
+            <w:tcW w:type="dxa" w:w="4608"/>
+            <w:vAlign w:val="center"/>
+            <w:tcMar>
+              <w:top w:w="80" w:type="dxa"/>
+              <w:start w:w="120" w:type="dxa"/>
+              <w:bottom w:w="80" w:type="dxa"/>
+              <w:end w:w="120" w:type="dxa"/>
+            </w:tcMar>
+          </w:tcPr>
+          <w:p>
+            <w:pPr>
+              <w:spacing w:after="0" w:line="264" w:lineRule="auto"/>
+            </w:pPr>
+            <w:r>
+              <w:rPr>
+                <w:rFonts w:ascii="Calibri" w:hAnsi="Calibri" w:eastAsia="Microsoft YaHei"/>
+                <w:b w:val="0"/>
+                <w:color w:val="333333"/>
+                <w:sz w:val="21"/>
+              </w:rPr>
+              <w:t>千与千寻、星际穿越、大闹天宫、疯狂动物城</w:t>
+            </w:r>
+          </w:p>
+        </w:tc>
+      </w:tr>
+    </w:tbl>
+    <w:p>
+      <w:pPr>
+        <w:sectPr>
+          <w:pgSz w:w="12240" w:h="15840"/>
+          <w:pgMar w:top="1440" w:right="1440" w:bottom="1440" w:left="1440" w:header="708" w:footer="708" w:gutter="0"/>
+          <w:cols w:space="720"/>
+          <w:docGrid w:linePitch="360"/>
+        </w:sectPr>
+      </w:pPr>
+    </w:p>
+    <w:p>
+      <w:pPr>
+        <w:pStyle w:val="Heading1"/>
+      </w:pPr>
+      <w:r>
+        <w:t>5. 可视化结果</w:t>
       </w:r>
     </w:p>
     <w:p>
@@ -1713,7 +2781,7 @@
       <w:r>
         <w:drawing>
           <wp:inline xmlns:a="http://schemas.openxmlformats.org/drawingml/2006/main" xmlns:pic="http://schemas.openxmlformats.org/drawingml/2006/picture">
-            <wp:extent cx="5394960" cy="3093245"/>
+            <wp:extent cx="5394960" cy="3089768"/>
             <wp:docPr id="1" name="Picture 1"/>
             <wp:cNvGraphicFramePr>
               <a:graphicFrameLocks noChangeAspect="1"/>
@@ -1734,7 +2802,7 @@
                   <pic:spPr>
                     <a:xfrm>
                       <a:off x="0" y="0"/>
-                      <a:ext cx="5394960" cy="3093245"/>
+                      <a:ext cx="5394960" cy="3089768"/>
                     </a:xfrm>
                     <a:prstGeom prst="rect"/>
                   </pic:spPr>
@@ -1767,7 +2835,7 @@
       <w:r>
         <w:drawing>
           <wp:inline xmlns:a="http://schemas.openxmlformats.org/drawingml/2006/main" xmlns:pic="http://schemas.openxmlformats.org/drawingml/2006/picture">
-            <wp:extent cx="5394960" cy="3576411"/>
+            <wp:extent cx="5394960" cy="3571027"/>
             <wp:docPr id="2" name="Picture 2"/>
             <wp:cNvGraphicFramePr>
               <a:graphicFrameLocks noChangeAspect="1"/>
@@ -1788,7 +2856,7 @@
                   <pic:spPr>
                     <a:xfrm>
                       <a:off x="0" y="0"/>
-                      <a:ext cx="5394960" cy="3576411"/>
+                      <a:ext cx="5394960" cy="3571027"/>
                     </a:xfrm>
                     <a:prstGeom prst="rect"/>
                   </pic:spPr>
@@ -1821,7 +2889,7 @@
       <w:r>
         <w:drawing>
           <wp:inline xmlns:a="http://schemas.openxmlformats.org/drawingml/2006/main" xmlns:pic="http://schemas.openxmlformats.org/drawingml/2006/picture">
-            <wp:extent cx="5394960" cy="3577753"/>
+            <wp:extent cx="5394960" cy="3573049"/>
             <wp:docPr id="3" name="Picture 3"/>
             <wp:cNvGraphicFramePr>
               <a:graphicFrameLocks noChangeAspect="1"/>
@@ -1842,7 +2910,7 @@
                   <pic:spPr>
                     <a:xfrm>
                       <a:off x="0" y="0"/>
-                      <a:ext cx="5394960" cy="3577753"/>
+                      <a:ext cx="5394960" cy="3573049"/>
                     </a:xfrm>
                     <a:prstGeom prst="rect"/>
                   </pic:spPr>
@@ -1875,7 +2943,7 @@
       <w:r>
         <w:drawing>
           <wp:inline xmlns:a="http://schemas.openxmlformats.org/drawingml/2006/main" xmlns:pic="http://schemas.openxmlformats.org/drawingml/2006/picture">
-            <wp:extent cx="5394960" cy="2309315"/>
+            <wp:extent cx="5394960" cy="2305862"/>
             <wp:docPr id="4" name="Picture 4"/>
             <wp:cNvGraphicFramePr>
               <a:graphicFrameLocks noChangeAspect="1"/>
@@ -1896,7 +2964,7 @@
                   <pic:spPr>
                     <a:xfrm>
                       <a:off x="0" y="0"/>
-                      <a:ext cx="5394960" cy="2309315"/>
+                      <a:ext cx="5394960" cy="2305862"/>
                     </a:xfrm>
                     <a:prstGeom prst="rect"/>
                   </pic:spPr>
@@ -1929,7 +2997,7 @@
       <w:r>
         <w:drawing>
           <wp:inline xmlns:a="http://schemas.openxmlformats.org/drawingml/2006/main" xmlns:pic="http://schemas.openxmlformats.org/drawingml/2006/picture">
-            <wp:extent cx="5394960" cy="3277899"/>
+            <wp:extent cx="5394960" cy="3268509"/>
             <wp:docPr id="5" name="Picture 5"/>
             <wp:cNvGraphicFramePr>
               <a:graphicFrameLocks noChangeAspect="1"/>
@@ -1950,7 +3018,7 @@
                   <pic:spPr>
                     <a:xfrm>
                       <a:off x="0" y="0"/>
-                      <a:ext cx="5394960" cy="3277899"/>
+                      <a:ext cx="5394960" cy="3268509"/>
                     </a:xfrm>
                     <a:prstGeom prst="rect"/>
                   </pic:spPr>
@@ -1978,10 +3046,172 @@
     </w:p>
     <w:p>
       <w:pPr>
+        <w:jc w:val="center"/>
+      </w:pPr>
+      <w:r>
+        <w:drawing>
+          <wp:inline xmlns:a="http://schemas.openxmlformats.org/drawingml/2006/main" xmlns:pic="http://schemas.openxmlformats.org/drawingml/2006/picture">
+            <wp:extent cx="5394960" cy="3043736"/>
+            <wp:docPr id="6" name="Picture 6"/>
+            <wp:cNvGraphicFramePr>
+              <a:graphicFrameLocks noChangeAspect="1"/>
+            </wp:cNvGraphicFramePr>
+            <a:graphic>
+              <a:graphicData uri="http://schemas.openxmlformats.org/drawingml/2006/picture">
+                <pic:pic>
+                  <pic:nvPicPr>
+                    <pic:cNvPr id="0" name="08_机器学习评分预测对比.png"/>
+                    <pic:cNvPicPr/>
+                  </pic:nvPicPr>
+                  <pic:blipFill>
+                    <a:blip r:embed="rId15"/>
+                    <a:stretch>
+                      <a:fillRect/>
+                    </a:stretch>
+                  </pic:blipFill>
+                  <pic:spPr>
+                    <a:xfrm>
+                      <a:off x="0" y="0"/>
+                      <a:ext cx="5394960" cy="3043736"/>
+                    </a:xfrm>
+                    <a:prstGeom prst="rect"/>
+                  </pic:spPr>
+                </pic:pic>
+              </a:graphicData>
+            </a:graphic>
+          </wp:inline>
+        </w:drawing>
+      </w:r>
+    </w:p>
+    <w:p>
+      <w:pPr>
+        <w:spacing w:before="40" w:after="160"/>
+        <w:jc w:val="center"/>
+      </w:pPr>
+      <w:r>
+        <w:rPr>
+          <w:rFonts w:ascii="Calibri" w:hAnsi="Calibri" w:eastAsia="Microsoft YaHei"/>
+          <w:b w:val="0"/>
+          <w:color w:val="666666"/>
+          <w:sz w:val="18"/>
+        </w:rPr>
+        <w:t>图 6 机器学习评分预测 MAE 对比</w:t>
+      </w:r>
+    </w:p>
+    <w:p>
+      <w:pPr>
+        <w:jc w:val="center"/>
+      </w:pPr>
+      <w:r>
+        <w:drawing>
+          <wp:inline xmlns:a="http://schemas.openxmlformats.org/drawingml/2006/main" xmlns:pic="http://schemas.openxmlformats.org/drawingml/2006/picture">
+            <wp:extent cx="5394960" cy="3213502"/>
+            <wp:docPr id="7" name="Picture 7"/>
+            <wp:cNvGraphicFramePr>
+              <a:graphicFrameLocks noChangeAspect="1"/>
+            </wp:cNvGraphicFramePr>
+            <a:graphic>
+              <a:graphicData uri="http://schemas.openxmlformats.org/drawingml/2006/picture">
+                <pic:pic>
+                  <pic:nvPicPr>
+                    <pic:cNvPr id="0" name="09_机器学习特征重要性.png"/>
+                    <pic:cNvPicPr/>
+                  </pic:nvPicPr>
+                  <pic:blipFill>
+                    <a:blip r:embed="rId16"/>
+                    <a:stretch>
+                      <a:fillRect/>
+                    </a:stretch>
+                  </pic:blipFill>
+                  <pic:spPr>
+                    <a:xfrm>
+                      <a:off x="0" y="0"/>
+                      <a:ext cx="5394960" cy="3213502"/>
+                    </a:xfrm>
+                    <a:prstGeom prst="rect"/>
+                  </pic:spPr>
+                </pic:pic>
+              </a:graphicData>
+            </a:graphic>
+          </wp:inline>
+        </w:drawing>
+      </w:r>
+    </w:p>
+    <w:p>
+      <w:pPr>
+        <w:spacing w:before="40" w:after="160"/>
+        <w:jc w:val="center"/>
+      </w:pPr>
+      <w:r>
+        <w:rPr>
+          <w:rFonts w:ascii="Calibri" w:hAnsi="Calibri" w:eastAsia="Microsoft YaHei"/>
+          <w:b w:val="0"/>
+          <w:color w:val="666666"/>
+          <w:sz w:val="18"/>
+        </w:rPr>
+        <w:t>图 7 随机森林置换特征重要性</w:t>
+      </w:r>
+    </w:p>
+    <w:p>
+      <w:pPr>
+        <w:jc w:val="center"/>
+      </w:pPr>
+      <w:r>
+        <w:drawing>
+          <wp:inline xmlns:a="http://schemas.openxmlformats.org/drawingml/2006/main" xmlns:pic="http://schemas.openxmlformats.org/drawingml/2006/picture">
+            <wp:extent cx="5394960" cy="3424879"/>
+            <wp:docPr id="8" name="Picture 8"/>
+            <wp:cNvGraphicFramePr>
+              <a:graphicFrameLocks noChangeAspect="1"/>
+            </wp:cNvGraphicFramePr>
+            <a:graphic>
+              <a:graphicData uri="http://schemas.openxmlformats.org/drawingml/2006/picture">
+                <pic:pic>
+                  <pic:nvPicPr>
+                    <pic:cNvPr id="0" name="10_电影画像分群.png"/>
+                    <pic:cNvPicPr/>
+                  </pic:nvPicPr>
+                  <pic:blipFill>
+                    <a:blip r:embed="rId17"/>
+                    <a:stretch>
+                      <a:fillRect/>
+                    </a:stretch>
+                  </pic:blipFill>
+                  <pic:spPr>
+                    <a:xfrm>
+                      <a:off x="0" y="0"/>
+                      <a:ext cx="5394960" cy="3424879"/>
+                    </a:xfrm>
+                    <a:prstGeom prst="rect"/>
+                  </pic:spPr>
+                </pic:pic>
+              </a:graphicData>
+            </a:graphic>
+          </wp:inline>
+        </w:drawing>
+      </w:r>
+    </w:p>
+    <w:p>
+      <w:pPr>
+        <w:spacing w:before="40" w:after="160"/>
+        <w:jc w:val="center"/>
+      </w:pPr>
+      <w:r>
+        <w:rPr>
+          <w:rFonts w:ascii="Calibri" w:hAnsi="Calibri" w:eastAsia="Microsoft YaHei"/>
+          <w:b w:val="0"/>
+          <w:color w:val="666666"/>
+          <w:sz w:val="18"/>
+        </w:rPr>
+        <w:t>图 8 电影画像分群二维投影</w:t>
+      </w:r>
+    </w:p>
+    <w:p>
+      <w:pPr>
         <w:pStyle w:val="Heading1"/>
       </w:pPr>
       <w:r>
-        <w:t>5. 项目输出</w:t>
+        <w:t>6. 项目输出</w:t>
       </w:r>
     </w:p>
     <w:tbl>
@@ -2291,6 +3521,114 @@
                 <w:color w:val="333333"/>
                 <w:sz w:val="21"/>
               </w:rPr>
+              <w:t>机器学习摘要</w:t>
+            </w:r>
+          </w:p>
+        </w:tc>
+        <w:tc>
+          <w:tcPr>
+            <w:tcW w:type="dxa" w:w="6768"/>
+            <w:vAlign w:val="center"/>
+            <w:tcMar>
+              <w:top w:w="80" w:type="dxa"/>
+              <w:start w:w="120" w:type="dxa"/>
+              <w:bottom w:w="80" w:type="dxa"/>
+              <w:end w:w="120" w:type="dxa"/>
+            </w:tcMar>
+          </w:tcPr>
+          <w:p>
+            <w:pPr>
+              <w:spacing w:after="0" w:line="264" w:lineRule="auto"/>
+            </w:pPr>
+            <w:r>
+              <w:rPr>
+                <w:rFonts w:ascii="Calibri" w:hAnsi="Calibri" w:eastAsia="Microsoft YaHei"/>
+                <w:b w:val="0"/>
+                <w:color w:val="333333"/>
+                <w:sz w:val="21"/>
+              </w:rPr>
+              <w:t>data/processed/ml_summary.json</w:t>
+            </w:r>
+          </w:p>
+        </w:tc>
+      </w:tr>
+      <w:tr>
+        <w:tc>
+          <w:tcPr>
+            <w:tcW w:type="dxa" w:w="2592"/>
+            <w:vAlign w:val="center"/>
+            <w:tcMar>
+              <w:top w:w="80" w:type="dxa"/>
+              <w:start w:w="120" w:type="dxa"/>
+              <w:bottom w:w="80" w:type="dxa"/>
+              <w:end w:w="120" w:type="dxa"/>
+            </w:tcMar>
+          </w:tcPr>
+          <w:p>
+            <w:pPr>
+              <w:spacing w:after="0" w:line="264" w:lineRule="auto"/>
+            </w:pPr>
+            <w:r>
+              <w:rPr>
+                <w:rFonts w:ascii="Calibri" w:hAnsi="Calibri" w:eastAsia="Microsoft YaHei"/>
+                <w:b w:val="0"/>
+                <w:color w:val="333333"/>
+                <w:sz w:val="21"/>
+              </w:rPr>
+              <w:t>电影分群结果</w:t>
+            </w:r>
+          </w:p>
+        </w:tc>
+        <w:tc>
+          <w:tcPr>
+            <w:tcW w:type="dxa" w:w="6768"/>
+            <w:vAlign w:val="center"/>
+            <w:tcMar>
+              <w:top w:w="80" w:type="dxa"/>
+              <w:start w:w="120" w:type="dxa"/>
+              <w:bottom w:w="80" w:type="dxa"/>
+              <w:end w:w="120" w:type="dxa"/>
+            </w:tcMar>
+          </w:tcPr>
+          <w:p>
+            <w:pPr>
+              <w:spacing w:after="0" w:line="264" w:lineRule="auto"/>
+            </w:pPr>
+            <w:r>
+              <w:rPr>
+                <w:rFonts w:ascii="Calibri" w:hAnsi="Calibri" w:eastAsia="Microsoft YaHei"/>
+                <w:b w:val="0"/>
+                <w:color w:val="333333"/>
+                <w:sz w:val="21"/>
+              </w:rPr>
+              <w:t>data/processed/movie_ml_clusters.csv</w:t>
+            </w:r>
+          </w:p>
+        </w:tc>
+      </w:tr>
+      <w:tr>
+        <w:tc>
+          <w:tcPr>
+            <w:tcW w:type="dxa" w:w="2592"/>
+            <w:vAlign w:val="center"/>
+            <w:tcMar>
+              <w:top w:w="80" w:type="dxa"/>
+              <w:start w:w="120" w:type="dxa"/>
+              <w:bottom w:w="80" w:type="dxa"/>
+              <w:end w:w="120" w:type="dxa"/>
+            </w:tcMar>
+          </w:tcPr>
+          <w:p>
+            <w:pPr>
+              <w:spacing w:after="0" w:line="264" w:lineRule="auto"/>
+            </w:pPr>
+            <w:r>
+              <w:rPr>
+                <w:rFonts w:ascii="Calibri" w:hAnsi="Calibri" w:eastAsia="Microsoft YaHei"/>
+                <w:b w:val="0"/>
+                <w:color w:val="333333"/>
+                <w:sz w:val="21"/>
+              </w:rPr>
               <w:t>分析图表</w:t>
             </w:r>
           </w:p>
@@ -2392,7 +3730,7 @@
         <w:pStyle w:val="Heading1"/>
       </w:pPr>
       <w:r>
-        <w:t>6. 可复现操作</w:t>
+        <w:t>7. 可复现操作</w:t>
       </w:r>
     </w:p>
     <w:tbl>
@@ -2648,6 +3986,60 @@
                 <w:color w:val="333333"/>
                 <w:sz w:val="21"/>
               </w:rPr>
+              <w:t>运行 ML 扩展</w:t>
+            </w:r>
+          </w:p>
+        </w:tc>
+        <w:tc>
+          <w:tcPr>
+            <w:tcW w:type="dxa" w:w="6768"/>
+            <w:vAlign w:val="center"/>
+            <w:tcMar>
+              <w:top w:w="80" w:type="dxa"/>
+              <w:start w:w="120" w:type="dxa"/>
+              <w:bottom w:w="80" w:type="dxa"/>
+              <w:end w:w="120" w:type="dxa"/>
+            </w:tcMar>
+          </w:tcPr>
+          <w:p>
+            <w:pPr>
+              <w:spacing w:after="0" w:line="264" w:lineRule="auto"/>
+            </w:pPr>
+            <w:r>
+              <w:rPr>
+                <w:rFonts w:ascii="Calibri" w:hAnsi="Calibri" w:eastAsia="Microsoft YaHei"/>
+                <w:b w:val="0"/>
+                <w:color w:val="333333"/>
+                <w:sz w:val="21"/>
+              </w:rPr>
+              <w:t>python scripts/run_ml_extension.py</w:t>
+            </w:r>
+          </w:p>
+        </w:tc>
+      </w:tr>
+      <w:tr>
+        <w:tc>
+          <w:tcPr>
+            <w:tcW w:type="dxa" w:w="2592"/>
+            <w:vAlign w:val="center"/>
+            <w:tcMar>
+              <w:top w:w="80" w:type="dxa"/>
+              <w:start w:w="120" w:type="dxa"/>
+              <w:bottom w:w="80" w:type="dxa"/>
+              <w:end w:w="120" w:type="dxa"/>
+            </w:tcMar>
+          </w:tcPr>
+          <w:p>
+            <w:pPr>
+              <w:spacing w:after="0" w:line="264" w:lineRule="auto"/>
+            </w:pPr>
+            <w:r>
+              <w:rPr>
+                <w:rFonts w:ascii="Calibri" w:hAnsi="Calibri" w:eastAsia="Microsoft YaHei"/>
+                <w:b w:val="0"/>
+                <w:color w:val="333333"/>
+                <w:sz w:val="21"/>
+              </w:rPr>
               <w:t>重建展示报告</w:t>
             </w:r>
           </w:p>
@@ -2739,7 +4131,7 @@
         <w:pStyle w:val="Heading1"/>
       </w:pPr>
       <w:r>
-        <w:t>7. 项目实现说明</w:t>
+        <w:t>8. 项目实现说明</w:t>
       </w:r>
     </w:p>
     <w:tbl>
@@ -2995,6 +4387,60 @@
                 <w:color w:val="333333"/>
                 <w:sz w:val="21"/>
               </w:rPr>
+              <w:t>建模层</w:t>
+            </w:r>
+          </w:p>
+        </w:tc>
+        <w:tc>
+          <w:tcPr>
+            <w:tcW w:type="dxa" w:w="6768"/>
+            <w:vAlign w:val="center"/>
+            <w:tcMar>
+              <w:top w:w="80" w:type="dxa"/>
+              <w:start w:w="120" w:type="dxa"/>
+              <w:bottom w:w="80" w:type="dxa"/>
+              <w:end w:w="120" w:type="dxa"/>
+            </w:tcMar>
+          </w:tcPr>
+          <w:p>
+            <w:pPr>
+              <w:spacing w:after="0" w:line="264" w:lineRule="auto"/>
+            </w:pPr>
+            <w:r>
+              <w:rPr>
+                <w:rFonts w:ascii="Calibri" w:hAnsi="Calibri" w:eastAsia="Microsoft YaHei"/>
+                <w:b w:val="0"/>
+                <w:color w:val="333333"/>
+                <w:sz w:val="21"/>
+              </w:rPr>
+              <w:t>执行评分预测交叉验证、随机森林特征重要性分析和 KMeans 电影分群。</w:t>
+            </w:r>
+          </w:p>
+        </w:tc>
+      </w:tr>
+      <w:tr>
+        <w:tc>
+          <w:tcPr>
+            <w:tcW w:type="dxa" w:w="2592"/>
+            <w:vAlign w:val="center"/>
+            <w:tcMar>
+              <w:top w:w="80" w:type="dxa"/>
+              <w:start w:w="120" w:type="dxa"/>
+              <w:bottom w:w="80" w:type="dxa"/>
+              <w:end w:w="120" w:type="dxa"/>
+            </w:tcMar>
+          </w:tcPr>
+          <w:p>
+            <w:pPr>
+              <w:spacing w:after="0" w:line="264" w:lineRule="auto"/>
+            </w:pPr>
+            <w:r>
+              <w:rPr>
+                <w:rFonts w:ascii="Calibri" w:hAnsi="Calibri" w:eastAsia="Microsoft YaHei"/>
+                <w:b w:val="0"/>
+                <w:color w:val="333333"/>
+                <w:sz w:val="21"/>
+              </w:rPr>
               <w:t>输出层</w:t>
             </w:r>
           </w:p>
@@ -3029,10 +4475,20 @@
     </w:tbl>
     <w:p>
       <w:pPr>
+        <w:sectPr>
+          <w:pgSz w:w="12240" w:h="15840"/>
+          <w:pgMar w:top="1440" w:right="1440" w:bottom="1440" w:left="1440" w:header="708" w:footer="708" w:gutter="0"/>
+          <w:cols w:space="720"/>
+          <w:docGrid w:linePitch="360"/>
+        </w:sectPr>
+      </w:pPr>
+    </w:p>
+    <w:p>
+      <w:pPr>
         <w:pStyle w:val="Heading1"/>
       </w:pPr>
       <w:r>
-        <w:t>8. 局限性</w:t>
+        <w:t>9. 局限性</w:t>
       </w:r>
     </w:p>
     <w:p>
@@ -3077,7 +4533,22 @@
           <w:color w:val="333333"/>
           <w:sz w:val="21"/>
         </w:rPr>
-        <w:t>当前项目以探索性分析为主，后续可加入交互式看板、自动化 CI 和更丰富的文本分析。</w:t>
+        <w:t>机器学习扩展使用小样本高分榜单数据，适合展示建模流程与特征解释，不适合作为真实评分预测系统。</w:t>
+      </w:r>
+    </w:p>
+    <w:p>
+      <w:pPr>
+        <w:pStyle w:val="ListBullet"/>
+        <w:spacing w:after="80" w:line="264" w:lineRule="auto"/>
+      </w:pPr>
+      <w:r>
+        <w:rPr>
+          <w:rFonts w:ascii="Calibri" w:hAnsi="Calibri" w:eastAsia="Microsoft YaHei"/>
+          <w:b w:val="0"/>
+          <w:color w:val="333333"/>
+          <w:sz w:val="21"/>
+        </w:rPr>
+        <w:t>后续可加入交互式看板、自动化 CI 和更丰富的文本分析。</w:t>
       </w:r>
     </w:p>
     <w:sectPr>

--- a/output/报告/豆瓣电影Top200数据分析报告_GitHub展示版.docx
+++ b/output/报告/豆瓣电影Top200数据分析报告_GitHub展示版.docx
@@ -9,12 +9,12 @@
       </w:pPr>
       <w:r>
         <w:rPr>
-          <w:rFonts w:ascii="Calibri" w:hAnsi="Calibri" w:eastAsia="Microsoft YaHei"/>
+          <w:rFonts w:ascii="宋体" w:hAnsi="宋体" w:eastAsia="宋体"/>
           <w:b/>
-          <w:color w:val="0B2545"/>
+          <w:color w:val="000000"/>
           <w:sz w:val="48"/>
         </w:rPr>
-        <w:t>豆瓣电影 Top200 数据分析项目</w:t>
+        <w:t>豆瓣电影 Top200 数据分析报告</w:t>
       </w:r>
     </w:p>
     <w:p>
@@ -24,12 +24,12 @@
       </w:pPr>
       <w:r>
         <w:rPr>
-          <w:rFonts w:ascii="Calibri" w:hAnsi="Calibri" w:eastAsia="Microsoft YaHei"/>
+          <w:rFonts w:ascii="宋体" w:hAnsi="宋体" w:eastAsia="宋体"/>
           <w:b w:val="0"/>
-          <w:color w:val="666666"/>
+          <w:color w:val="000000"/>
           <w:sz w:val="24"/>
         </w:rPr>
-        <w:t>结果展示在前，复现流程在后</w:t>
+        <w:t>基于公开榜单数据的描述统计、分组比较与可复现建模</w:t>
       </w:r>
     </w:p>
     <w:p>
@@ -37,7 +37,7 @@
         <w:pStyle w:val="Heading1"/>
       </w:pPr>
       <w:r>
-        <w:t>1. 结果总览</w:t>
+        <w:t>1. 研究对象与结论摘要</w:t>
       </w:r>
     </w:p>
     <w:p>
@@ -46,12 +46,26 @@
       </w:pPr>
       <w:r>
         <w:rPr>
-          <w:rFonts w:ascii="Calibri" w:hAnsi="Calibri" w:eastAsia="Microsoft YaHei"/>
+          <w:rFonts w:ascii="宋体" w:hAnsi="宋体" w:eastAsia="宋体"/>
           <w:b w:val="0"/>
-          <w:color w:val="333333"/>
+          <w:color w:val="000000"/>
           <w:sz w:val="22"/>
         </w:rPr>
-        <w:t>本项目分析豆瓣电影 Top250 公开榜单前 200 部影片，重点呈现评分分布、类型结构、国家/地区来源、年代分布和排名关系。下表为本次数据快照的核心结果。</w:t>
+        <w:t>本报告使用仓库内保存的豆瓣电影 Top250 公开榜单前 200 部影片作为样本，分析对象为影片排名、上映年份、国家/地区、类型、评分和评价人数等字段。数据口径为一部电影一条主记录；类型和国家/地区属于多值字段，在分布统计中按展开后的出现次数计算。</w:t>
+      </w:r>
+    </w:p>
+    <w:p>
+      <w:pPr>
+        <w:spacing w:after="120" w:line="264" w:lineRule="auto"/>
+      </w:pPr>
+      <w:r>
+        <w:rPr>
+          <w:rFonts w:ascii="宋体" w:hAnsi="宋体" w:eastAsia="宋体"/>
+          <w:b w:val="0"/>
+          <w:color w:val="000000"/>
+          <w:sz w:val="22"/>
+        </w:rPr>
+        <w:t>总体来看，样本评分均值为 9.01，中位数为 9.00，四分位区间为 8.8-9.2。这说明 Top200 榜单是一个明显的高分截断样本，分析重点不应放在“是否高分”，而应放在高分影片内部的结构差异。</w:t>
       </w:r>
     </w:p>
     <w:tbl>
@@ -77,7 +91,7 @@
               <w:bottom w:w="80" w:type="dxa"/>
               <w:end w:w="120" w:type="dxa"/>
             </w:tcMar>
-            <w:shd w:fill="F2F4F7"/>
+            <w:shd w:fill="F2F2F2"/>
           </w:tcPr>
           <w:p>
             <w:pPr>
@@ -85,9 +99,9 @@
             </w:pPr>
             <w:r>
               <w:rPr>
-                <w:rFonts w:ascii="Calibri" w:hAnsi="Calibri" w:eastAsia="Microsoft YaHei"/>
+                <w:rFonts w:ascii="宋体" w:hAnsi="宋体" w:eastAsia="宋体"/>
                 <w:b/>
-                <w:color w:val="0B2545"/>
+                <w:color w:val="000000"/>
                 <w:sz w:val="21"/>
               </w:rPr>
               <w:t>项目</w:t>
@@ -104,7 +118,7 @@
               <w:bottom w:w="80" w:type="dxa"/>
               <w:end w:w="120" w:type="dxa"/>
             </w:tcMar>
-            <w:shd w:fill="F2F4F7"/>
+            <w:shd w:fill="F2F2F2"/>
           </w:tcPr>
           <w:p>
             <w:pPr>
@@ -112,9 +126,9 @@
             </w:pPr>
             <w:r>
               <w:rPr>
-                <w:rFonts w:ascii="Calibri" w:hAnsi="Calibri" w:eastAsia="Microsoft YaHei"/>
+                <w:rFonts w:ascii="宋体" w:hAnsi="宋体" w:eastAsia="宋体"/>
                 <w:b/>
-                <w:color w:val="0B2545"/>
+                <w:color w:val="000000"/>
                 <w:sz w:val="21"/>
               </w:rPr>
               <w:t>说明</w:t>
@@ -140,9 +154,9 @@
             </w:pPr>
             <w:r>
               <w:rPr>
-                <w:rFonts w:ascii="Calibri" w:hAnsi="Calibri" w:eastAsia="Microsoft YaHei"/>
+                <w:rFonts w:ascii="宋体" w:hAnsi="宋体" w:eastAsia="宋体"/>
                 <w:b w:val="0"/>
-                <w:color w:val="333333"/>
+                <w:color w:val="000000"/>
                 <w:sz w:val="21"/>
               </w:rPr>
               <w:t>电影数量</w:t>
@@ -166,9 +180,9 @@
             </w:pPr>
             <w:r>
               <w:rPr>
-                <w:rFonts w:ascii="Calibri" w:hAnsi="Calibri" w:eastAsia="Microsoft YaHei"/>
+                <w:rFonts w:ascii="宋体" w:hAnsi="宋体" w:eastAsia="宋体"/>
                 <w:b w:val="0"/>
-                <w:color w:val="333333"/>
+                <w:color w:val="000000"/>
                 <w:sz w:val="21"/>
               </w:rPr>
               <w:t>200 部</w:t>
@@ -194,9 +208,9 @@
             </w:pPr>
             <w:r>
               <w:rPr>
-                <w:rFonts w:ascii="Calibri" w:hAnsi="Calibri" w:eastAsia="Microsoft YaHei"/>
+                <w:rFonts w:ascii="宋体" w:hAnsi="宋体" w:eastAsia="宋体"/>
                 <w:b w:val="0"/>
-                <w:color w:val="333333"/>
+                <w:color w:val="000000"/>
                 <w:sz w:val="21"/>
               </w:rPr>
               <w:t>年份跨度</w:t>
@@ -220,9 +234,9 @@
             </w:pPr>
             <w:r>
               <w:rPr>
-                <w:rFonts w:ascii="Calibri" w:hAnsi="Calibri" w:eastAsia="Microsoft YaHei"/>
+                <w:rFonts w:ascii="宋体" w:hAnsi="宋体" w:eastAsia="宋体"/>
                 <w:b w:val="0"/>
-                <w:color w:val="333333"/>
+                <w:color w:val="000000"/>
                 <w:sz w:val="21"/>
               </w:rPr>
               <w:t>1936-2023</w:t>
@@ -248,12 +262,12 @@
             </w:pPr>
             <w:r>
               <w:rPr>
-                <w:rFonts w:ascii="Calibri" w:hAnsi="Calibri" w:eastAsia="Microsoft YaHei"/>
+                <w:rFonts w:ascii="宋体" w:hAnsi="宋体" w:eastAsia="宋体"/>
                 <w:b w:val="0"/>
-                <w:color w:val="333333"/>
+                <w:color w:val="000000"/>
                 <w:sz w:val="21"/>
               </w:rPr>
-              <w:t>平均评分</w:t>
+              <w:t>平均评分 / 中位评分</w:t>
             </w:r>
           </w:p>
         </w:tc>
@@ -274,12 +288,12 @@
             </w:pPr>
             <w:r>
               <w:rPr>
-                <w:rFonts w:ascii="Calibri" w:hAnsi="Calibri" w:eastAsia="Microsoft YaHei"/>
+                <w:rFonts w:ascii="宋体" w:hAnsi="宋体" w:eastAsia="宋体"/>
                 <w:b w:val="0"/>
-                <w:color w:val="333333"/>
+                <w:color w:val="000000"/>
                 <w:sz w:val="21"/>
               </w:rPr>
-              <w:t>9.01</w:t>
+              <w:t>9.01 / 9.00</w:t>
             </w:r>
           </w:p>
         </w:tc>
@@ -302,12 +316,12 @@
             </w:pPr>
             <w:r>
               <w:rPr>
-                <w:rFonts w:ascii="Calibri" w:hAnsi="Calibri" w:eastAsia="Microsoft YaHei"/>
+                <w:rFonts w:ascii="宋体" w:hAnsi="宋体" w:eastAsia="宋体"/>
                 <w:b w:val="0"/>
-                <w:color w:val="333333"/>
+                <w:color w:val="000000"/>
                 <w:sz w:val="21"/>
               </w:rPr>
-              <w:t>中位评分</w:t>
+              <w:t>评分标准差</w:t>
             </w:r>
           </w:p>
         </w:tc>
@@ -328,12 +342,12 @@
             </w:pPr>
             <w:r>
               <w:rPr>
-                <w:rFonts w:ascii="Calibri" w:hAnsi="Calibri" w:eastAsia="Microsoft YaHei"/>
+                <w:rFonts w:ascii="宋体" w:hAnsi="宋体" w:eastAsia="宋体"/>
                 <w:b w:val="0"/>
-                <w:color w:val="333333"/>
+                <w:color w:val="000000"/>
                 <w:sz w:val="21"/>
               </w:rPr>
-              <w:t>9.00</w:t>
+              <w:t>0.24</w:t>
             </w:r>
           </w:p>
         </w:tc>
@@ -356,9 +370,9 @@
             </w:pPr>
             <w:r>
               <w:rPr>
-                <w:rFonts w:ascii="Calibri" w:hAnsi="Calibri" w:eastAsia="Microsoft YaHei"/>
+                <w:rFonts w:ascii="宋体" w:hAnsi="宋体" w:eastAsia="宋体"/>
                 <w:b w:val="0"/>
-                <w:color w:val="333333"/>
+                <w:color w:val="000000"/>
                 <w:sz w:val="21"/>
               </w:rPr>
               <w:t>评分范围</w:t>
@@ -382,9 +396,9 @@
             </w:pPr>
             <w:r>
               <w:rPr>
-                <w:rFonts w:ascii="Calibri" w:hAnsi="Calibri" w:eastAsia="Microsoft YaHei"/>
+                <w:rFonts w:ascii="宋体" w:hAnsi="宋体" w:eastAsia="宋体"/>
                 <w:b w:val="0"/>
-                <w:color w:val="333333"/>
+                <w:color w:val="000000"/>
                 <w:sz w:val="21"/>
               </w:rPr>
               <w:t>8.5-9.7</w:t>
@@ -410,9 +424,9 @@
             </w:pPr>
             <w:r>
               <w:rPr>
-                <w:rFonts w:ascii="Calibri" w:hAnsi="Calibri" w:eastAsia="Microsoft YaHei"/>
+                <w:rFonts w:ascii="宋体" w:hAnsi="宋体" w:eastAsia="宋体"/>
                 <w:b w:val="0"/>
-                <w:color w:val="333333"/>
+                <w:color w:val="000000"/>
                 <w:sz w:val="21"/>
               </w:rPr>
               <w:t>累计评价人数</w:t>
@@ -436,9 +450,9 @@
             </w:pPr>
             <w:r>
               <w:rPr>
-                <w:rFonts w:ascii="Calibri" w:hAnsi="Calibri" w:eastAsia="Microsoft YaHei"/>
+                <w:rFonts w:ascii="宋体" w:hAnsi="宋体" w:eastAsia="宋体"/>
                 <w:b w:val="0"/>
-                <w:color w:val="333333"/>
+                <w:color w:val="000000"/>
                 <w:sz w:val="21"/>
               </w:rPr>
               <w:t>188,548,326</w:t>
@@ -464,9 +478,63 @@
             </w:pPr>
             <w:r>
               <w:rPr>
-                <w:rFonts w:ascii="Calibri" w:hAnsi="Calibri" w:eastAsia="Microsoft YaHei"/>
+                <w:rFonts w:ascii="宋体" w:hAnsi="宋体" w:eastAsia="宋体"/>
                 <w:b w:val="0"/>
-                <w:color w:val="333333"/>
+                <w:color w:val="000000"/>
+                <w:sz w:val="21"/>
+              </w:rPr>
+              <w:t>评价人数中位数</w:t>
+            </w:r>
+          </w:p>
+        </w:tc>
+        <w:tc>
+          <w:tcPr>
+            <w:tcW w:type="dxa" w:w="6768"/>
+            <w:vAlign w:val="center"/>
+            <w:tcMar>
+              <w:top w:w="80" w:type="dxa"/>
+              <w:start w:w="120" w:type="dxa"/>
+              <w:bottom w:w="80" w:type="dxa"/>
+              <w:end w:w="120" w:type="dxa"/>
+            </w:tcMar>
+          </w:tcPr>
+          <w:p>
+            <w:pPr>
+              <w:spacing w:after="0" w:line="264" w:lineRule="auto"/>
+            </w:pPr>
+            <w:r>
+              <w:rPr>
+                <w:rFonts w:ascii="宋体" w:hAnsi="宋体" w:eastAsia="宋体"/>
+                <w:b w:val="0"/>
+                <w:color w:val="000000"/>
+                <w:sz w:val="21"/>
+              </w:rPr>
+              <w:t>809,723</w:t>
+            </w:r>
+          </w:p>
+        </w:tc>
+      </w:tr>
+      <w:tr>
+        <w:tc>
+          <w:tcPr>
+            <w:tcW w:type="dxa" w:w="2592"/>
+            <w:vAlign w:val="center"/>
+            <w:tcMar>
+              <w:top w:w="80" w:type="dxa"/>
+              <w:start w:w="120" w:type="dxa"/>
+              <w:bottom w:w="80" w:type="dxa"/>
+              <w:end w:w="120" w:type="dxa"/>
+            </w:tcMar>
+          </w:tcPr>
+          <w:p>
+            <w:pPr>
+              <w:spacing w:after="0" w:line="264" w:lineRule="auto"/>
+            </w:pPr>
+            <w:r>
+              <w:rPr>
+                <w:rFonts w:ascii="宋体" w:hAnsi="宋体" w:eastAsia="宋体"/>
+                <w:b w:val="0"/>
+                <w:color w:val="000000"/>
                 <w:sz w:val="21"/>
               </w:rPr>
               <w:t>出现最多的类型</w:t>
@@ -490,9 +558,9 @@
             </w:pPr>
             <w:r>
               <w:rPr>
-                <w:rFonts w:ascii="Calibri" w:hAnsi="Calibri" w:eastAsia="Microsoft YaHei"/>
+                <w:rFonts w:ascii="宋体" w:hAnsi="宋体" w:eastAsia="宋体"/>
                 <w:b w:val="0"/>
-                <w:color w:val="333333"/>
+                <w:color w:val="000000"/>
                 <w:sz w:val="21"/>
               </w:rPr>
               <w:t>剧情</w:t>
@@ -518,9 +586,9 @@
             </w:pPr>
             <w:r>
               <w:rPr>
-                <w:rFonts w:ascii="Calibri" w:hAnsi="Calibri" w:eastAsia="Microsoft YaHei"/>
+                <w:rFonts w:ascii="宋体" w:hAnsi="宋体" w:eastAsia="宋体"/>
                 <w:b w:val="0"/>
-                <w:color w:val="333333"/>
+                <w:color w:val="000000"/>
                 <w:sz w:val="21"/>
               </w:rPr>
               <w:t>出现最多的国家/地区</w:t>
@@ -544,9 +612,9 @@
             </w:pPr>
             <w:r>
               <w:rPr>
-                <w:rFonts w:ascii="Calibri" w:hAnsi="Calibri" w:eastAsia="Microsoft YaHei"/>
+                <w:rFonts w:ascii="宋体" w:hAnsi="宋体" w:eastAsia="宋体"/>
                 <w:b w:val="0"/>
-                <w:color w:val="333333"/>
+                <w:color w:val="000000"/>
                 <w:sz w:val="21"/>
               </w:rPr>
               <w:t>美国</w:t>
@@ -572,9 +640,9 @@
             </w:pPr>
             <w:r>
               <w:rPr>
-                <w:rFonts w:ascii="Calibri" w:hAnsi="Calibri" w:eastAsia="Microsoft YaHei"/>
+                <w:rFonts w:ascii="宋体" w:hAnsi="宋体" w:eastAsia="宋体"/>
                 <w:b w:val="0"/>
-                <w:color w:val="333333"/>
+                <w:color w:val="000000"/>
                 <w:sz w:val="21"/>
               </w:rPr>
               <w:t>数量最多的年代</w:t>
@@ -598,12 +666,12 @@
             </w:pPr>
             <w:r>
               <w:rPr>
-                <w:rFonts w:ascii="Calibri" w:hAnsi="Calibri" w:eastAsia="Microsoft YaHei"/>
+                <w:rFonts w:ascii="宋体" w:hAnsi="宋体" w:eastAsia="宋体"/>
                 <w:b w:val="0"/>
-                <w:color w:val="333333"/>
+                <w:color w:val="000000"/>
                 <w:sz w:val="21"/>
               </w:rPr>
-              <w:t>2000 年代</w:t>
+              <w:t>2000 年代（60 部）</w:t>
             </w:r>
           </w:p>
         </w:tc>
@@ -614,7 +682,1117 @@
         <w:pStyle w:val="Heading1"/>
       </w:pPr>
       <w:r>
-        <w:t>2. 主要发现</w:t>
+        <w:t>2. 数据质量与统计口径</w:t>
+      </w:r>
+    </w:p>
+    <w:p>
+      <w:pPr>
+        <w:spacing w:after="120" w:line="264" w:lineRule="auto"/>
+      </w:pPr>
+      <w:r>
+        <w:rPr>
+          <w:rFonts w:ascii="宋体" w:hAnsi="宋体" w:eastAsia="宋体"/>
+          <w:b w:val="0"/>
+          <w:color w:val="000000"/>
+          <w:sz w:val="22"/>
+        </w:rPr>
+        <w:t>清洗过程保留了 200 条有效记录，排名字段唯一，年份、国家/地区和类型字段均无清洗后缺失。由于榜单电影常同时属于多个类型或多个制片地区，后续类型与地区统计采用展开表：同一部电影可能在多个标签下各计一次，因此这些次数用于描述结构，不等同于互斥分类占比。</w:t>
+      </w:r>
+    </w:p>
+    <w:tbl>
+      <w:tblPr>
+        <w:tblStyle w:val="TableGrid"/>
+        <w:tblW w:type="dxa" w:w="9360"/>
+        <w:tblLayout w:type="fixed"/>
+        <w:tblLook w:firstColumn="1" w:firstRow="1" w:lastColumn="0" w:lastRow="0" w:noHBand="0" w:noVBand="1" w:val="04A0"/>
+        <w:tblInd w:w="120" w:type="dxa"/>
+      </w:tblPr>
+      <w:tblGrid>
+        <w:gridCol w:w="2592"/>
+        <w:gridCol w:w="6768"/>
+      </w:tblGrid>
+      <w:tr>
+        <w:tc>
+          <w:tcPr>
+            <w:tcW w:type="dxa" w:w="2592"/>
+            <w:vAlign w:val="center"/>
+            <w:tcMar>
+              <w:top w:w="80" w:type="dxa"/>
+              <w:start w:w="120" w:type="dxa"/>
+              <w:bottom w:w="80" w:type="dxa"/>
+              <w:end w:w="120" w:type="dxa"/>
+            </w:tcMar>
+            <w:shd w:fill="F2F2F2"/>
+          </w:tcPr>
+          <w:p>
+            <w:pPr>
+              <w:spacing w:after="0" w:line="264" w:lineRule="auto"/>
+            </w:pPr>
+            <w:r>
+              <w:rPr>
+                <w:rFonts w:ascii="宋体" w:hAnsi="宋体" w:eastAsia="宋体"/>
+                <w:b/>
+                <w:color w:val="000000"/>
+                <w:sz w:val="21"/>
+              </w:rPr>
+              <w:t>项目</w:t>
+            </w:r>
+          </w:p>
+        </w:tc>
+        <w:tc>
+          <w:tcPr>
+            <w:tcW w:type="dxa" w:w="6768"/>
+            <w:vAlign w:val="center"/>
+            <w:tcMar>
+              <w:top w:w="80" w:type="dxa"/>
+              <w:start w:w="120" w:type="dxa"/>
+              <w:bottom w:w="80" w:type="dxa"/>
+              <w:end w:w="120" w:type="dxa"/>
+            </w:tcMar>
+            <w:shd w:fill="F2F2F2"/>
+          </w:tcPr>
+          <w:p>
+            <w:pPr>
+              <w:spacing w:after="0" w:line="264" w:lineRule="auto"/>
+            </w:pPr>
+            <w:r>
+              <w:rPr>
+                <w:rFonts w:ascii="宋体" w:hAnsi="宋体" w:eastAsia="宋体"/>
+                <w:b/>
+                <w:color w:val="000000"/>
+                <w:sz w:val="21"/>
+              </w:rPr>
+              <w:t>说明</w:t>
+            </w:r>
+          </w:p>
+        </w:tc>
+      </w:tr>
+      <w:tr>
+        <w:tc>
+          <w:tcPr>
+            <w:tcW w:type="dxa" w:w="2592"/>
+            <w:vAlign w:val="center"/>
+            <w:tcMar>
+              <w:top w:w="80" w:type="dxa"/>
+              <w:start w:w="120" w:type="dxa"/>
+              <w:bottom w:w="80" w:type="dxa"/>
+              <w:end w:w="120" w:type="dxa"/>
+            </w:tcMar>
+          </w:tcPr>
+          <w:p>
+            <w:pPr>
+              <w:spacing w:after="0" w:line="264" w:lineRule="auto"/>
+            </w:pPr>
+            <w:r>
+              <w:rPr>
+                <w:rFonts w:ascii="宋体" w:hAnsi="宋体" w:eastAsia="宋体"/>
+                <w:b w:val="0"/>
+                <w:color w:val="000000"/>
+                <w:sz w:val="21"/>
+              </w:rPr>
+              <w:t>原始记录数</w:t>
+            </w:r>
+          </w:p>
+        </w:tc>
+        <w:tc>
+          <w:tcPr>
+            <w:tcW w:type="dxa" w:w="6768"/>
+            <w:vAlign w:val="center"/>
+            <w:tcMar>
+              <w:top w:w="80" w:type="dxa"/>
+              <w:start w:w="120" w:type="dxa"/>
+              <w:bottom w:w="80" w:type="dxa"/>
+              <w:end w:w="120" w:type="dxa"/>
+            </w:tcMar>
+          </w:tcPr>
+          <w:p>
+            <w:pPr>
+              <w:spacing w:after="0" w:line="264" w:lineRule="auto"/>
+            </w:pPr>
+            <w:r>
+              <w:rPr>
+                <w:rFonts w:ascii="宋体" w:hAnsi="宋体" w:eastAsia="宋体"/>
+                <w:b w:val="0"/>
+                <w:color w:val="000000"/>
+                <w:sz w:val="21"/>
+              </w:rPr>
+              <w:t>200 条</w:t>
+            </w:r>
+          </w:p>
+        </w:tc>
+      </w:tr>
+      <w:tr>
+        <w:tc>
+          <w:tcPr>
+            <w:tcW w:type="dxa" w:w="2592"/>
+            <w:vAlign w:val="center"/>
+            <w:tcMar>
+              <w:top w:w="80" w:type="dxa"/>
+              <w:start w:w="120" w:type="dxa"/>
+              <w:bottom w:w="80" w:type="dxa"/>
+              <w:end w:w="120" w:type="dxa"/>
+            </w:tcMar>
+          </w:tcPr>
+          <w:p>
+            <w:pPr>
+              <w:spacing w:after="0" w:line="264" w:lineRule="auto"/>
+            </w:pPr>
+            <w:r>
+              <w:rPr>
+                <w:rFonts w:ascii="宋体" w:hAnsi="宋体" w:eastAsia="宋体"/>
+                <w:b w:val="0"/>
+                <w:color w:val="000000"/>
+                <w:sz w:val="21"/>
+              </w:rPr>
+              <w:t>清洗后记录数</w:t>
+            </w:r>
+          </w:p>
+        </w:tc>
+        <w:tc>
+          <w:tcPr>
+            <w:tcW w:type="dxa" w:w="6768"/>
+            <w:vAlign w:val="center"/>
+            <w:tcMar>
+              <w:top w:w="80" w:type="dxa"/>
+              <w:start w:w="120" w:type="dxa"/>
+              <w:bottom w:w="80" w:type="dxa"/>
+              <w:end w:w="120" w:type="dxa"/>
+            </w:tcMar>
+          </w:tcPr>
+          <w:p>
+            <w:pPr>
+              <w:spacing w:after="0" w:line="264" w:lineRule="auto"/>
+            </w:pPr>
+            <w:r>
+              <w:rPr>
+                <w:rFonts w:ascii="宋体" w:hAnsi="宋体" w:eastAsia="宋体"/>
+                <w:b w:val="0"/>
+                <w:color w:val="000000"/>
+                <w:sz w:val="21"/>
+              </w:rPr>
+              <w:t>200 条</w:t>
+            </w:r>
+          </w:p>
+        </w:tc>
+      </w:tr>
+      <w:tr>
+        <w:tc>
+          <w:tcPr>
+            <w:tcW w:type="dxa" w:w="2592"/>
+            <w:vAlign w:val="center"/>
+            <w:tcMar>
+              <w:top w:w="80" w:type="dxa"/>
+              <w:start w:w="120" w:type="dxa"/>
+              <w:bottom w:w="80" w:type="dxa"/>
+              <w:end w:w="120" w:type="dxa"/>
+            </w:tcMar>
+          </w:tcPr>
+          <w:p>
+            <w:pPr>
+              <w:spacing w:after="0" w:line="264" w:lineRule="auto"/>
+            </w:pPr>
+            <w:r>
+              <w:rPr>
+                <w:rFonts w:ascii="宋体" w:hAnsi="宋体" w:eastAsia="宋体"/>
+                <w:b w:val="0"/>
+                <w:color w:val="000000"/>
+                <w:sz w:val="21"/>
+              </w:rPr>
+              <w:t>无效记录剔除数</w:t>
+            </w:r>
+          </w:p>
+        </w:tc>
+        <w:tc>
+          <w:tcPr>
+            <w:tcW w:type="dxa" w:w="6768"/>
+            <w:vAlign w:val="center"/>
+            <w:tcMar>
+              <w:top w:w="80" w:type="dxa"/>
+              <w:start w:w="120" w:type="dxa"/>
+              <w:bottom w:w="80" w:type="dxa"/>
+              <w:end w:w="120" w:type="dxa"/>
+            </w:tcMar>
+          </w:tcPr>
+          <w:p>
+            <w:pPr>
+              <w:spacing w:after="0" w:line="264" w:lineRule="auto"/>
+            </w:pPr>
+            <w:r>
+              <w:rPr>
+                <w:rFonts w:ascii="宋体" w:hAnsi="宋体" w:eastAsia="宋体"/>
+                <w:b w:val="0"/>
+                <w:color w:val="000000"/>
+                <w:sz w:val="21"/>
+              </w:rPr>
+              <w:t>0 条</w:t>
+            </w:r>
+          </w:p>
+        </w:tc>
+      </w:tr>
+      <w:tr>
+        <w:tc>
+          <w:tcPr>
+            <w:tcW w:type="dxa" w:w="2592"/>
+            <w:vAlign w:val="center"/>
+            <w:tcMar>
+              <w:top w:w="80" w:type="dxa"/>
+              <w:start w:w="120" w:type="dxa"/>
+              <w:bottom w:w="80" w:type="dxa"/>
+              <w:end w:w="120" w:type="dxa"/>
+            </w:tcMar>
+          </w:tcPr>
+          <w:p>
+            <w:pPr>
+              <w:spacing w:after="0" w:line="264" w:lineRule="auto"/>
+            </w:pPr>
+            <w:r>
+              <w:rPr>
+                <w:rFonts w:ascii="宋体" w:hAnsi="宋体" w:eastAsia="宋体"/>
+                <w:b w:val="0"/>
+                <w:color w:val="000000"/>
+                <w:sz w:val="21"/>
+              </w:rPr>
+              <w:t>重复排名剔除数</w:t>
+            </w:r>
+          </w:p>
+        </w:tc>
+        <w:tc>
+          <w:tcPr>
+            <w:tcW w:type="dxa" w:w="6768"/>
+            <w:vAlign w:val="center"/>
+            <w:tcMar>
+              <w:top w:w="80" w:type="dxa"/>
+              <w:start w:w="120" w:type="dxa"/>
+              <w:bottom w:w="80" w:type="dxa"/>
+              <w:end w:w="120" w:type="dxa"/>
+            </w:tcMar>
+          </w:tcPr>
+          <w:p>
+            <w:pPr>
+              <w:spacing w:after="0" w:line="264" w:lineRule="auto"/>
+            </w:pPr>
+            <w:r>
+              <w:rPr>
+                <w:rFonts w:ascii="宋体" w:hAnsi="宋体" w:eastAsia="宋体"/>
+                <w:b w:val="0"/>
+                <w:color w:val="000000"/>
+                <w:sz w:val="21"/>
+              </w:rPr>
+              <w:t>0 条</w:t>
+            </w:r>
+          </w:p>
+        </w:tc>
+      </w:tr>
+      <w:tr>
+        <w:tc>
+          <w:tcPr>
+            <w:tcW w:type="dxa" w:w="2592"/>
+            <w:vAlign w:val="center"/>
+            <w:tcMar>
+              <w:top w:w="80" w:type="dxa"/>
+              <w:start w:w="120" w:type="dxa"/>
+              <w:bottom w:w="80" w:type="dxa"/>
+              <w:end w:w="120" w:type="dxa"/>
+            </w:tcMar>
+          </w:tcPr>
+          <w:p>
+            <w:pPr>
+              <w:spacing w:after="0" w:line="264" w:lineRule="auto"/>
+            </w:pPr>
+            <w:r>
+              <w:rPr>
+                <w:rFonts w:ascii="宋体" w:hAnsi="宋体" w:eastAsia="宋体"/>
+                <w:b w:val="0"/>
+                <w:color w:val="000000"/>
+                <w:sz w:val="21"/>
+              </w:rPr>
+              <w:t>重复片名年份剔除数</w:t>
+            </w:r>
+          </w:p>
+        </w:tc>
+        <w:tc>
+          <w:tcPr>
+            <w:tcW w:type="dxa" w:w="6768"/>
+            <w:vAlign w:val="center"/>
+            <w:tcMar>
+              <w:top w:w="80" w:type="dxa"/>
+              <w:start w:w="120" w:type="dxa"/>
+              <w:bottom w:w="80" w:type="dxa"/>
+              <w:end w:w="120" w:type="dxa"/>
+            </w:tcMar>
+          </w:tcPr>
+          <w:p>
+            <w:pPr>
+              <w:spacing w:after="0" w:line="264" w:lineRule="auto"/>
+            </w:pPr>
+            <w:r>
+              <w:rPr>
+                <w:rFonts w:ascii="宋体" w:hAnsi="宋体" w:eastAsia="宋体"/>
+                <w:b w:val="0"/>
+                <w:color w:val="000000"/>
+                <w:sz w:val="21"/>
+              </w:rPr>
+              <w:t>0 条</w:t>
+            </w:r>
+          </w:p>
+        </w:tc>
+      </w:tr>
+      <w:tr>
+        <w:tc>
+          <w:tcPr>
+            <w:tcW w:type="dxa" w:w="2592"/>
+            <w:vAlign w:val="center"/>
+            <w:tcMar>
+              <w:top w:w="80" w:type="dxa"/>
+              <w:start w:w="120" w:type="dxa"/>
+              <w:bottom w:w="80" w:type="dxa"/>
+              <w:end w:w="120" w:type="dxa"/>
+            </w:tcMar>
+          </w:tcPr>
+          <w:p>
+            <w:pPr>
+              <w:spacing w:after="0" w:line="264" w:lineRule="auto"/>
+            </w:pPr>
+            <w:r>
+              <w:rPr>
+                <w:rFonts w:ascii="宋体" w:hAnsi="宋体" w:eastAsia="宋体"/>
+                <w:b w:val="0"/>
+                <w:color w:val="000000"/>
+                <w:sz w:val="21"/>
+              </w:rPr>
+              <w:t>年份缺失</w:t>
+            </w:r>
+          </w:p>
+        </w:tc>
+        <w:tc>
+          <w:tcPr>
+            <w:tcW w:type="dxa" w:w="6768"/>
+            <w:vAlign w:val="center"/>
+            <w:tcMar>
+              <w:top w:w="80" w:type="dxa"/>
+              <w:start w:w="120" w:type="dxa"/>
+              <w:bottom w:w="80" w:type="dxa"/>
+              <w:end w:w="120" w:type="dxa"/>
+            </w:tcMar>
+          </w:tcPr>
+          <w:p>
+            <w:pPr>
+              <w:spacing w:after="0" w:line="264" w:lineRule="auto"/>
+            </w:pPr>
+            <w:r>
+              <w:rPr>
+                <w:rFonts w:ascii="宋体" w:hAnsi="宋体" w:eastAsia="宋体"/>
+                <w:b w:val="0"/>
+                <w:color w:val="000000"/>
+                <w:sz w:val="21"/>
+              </w:rPr>
+              <w:t>0 条</w:t>
+            </w:r>
+          </w:p>
+        </w:tc>
+      </w:tr>
+      <w:tr>
+        <w:tc>
+          <w:tcPr>
+            <w:tcW w:type="dxa" w:w="2592"/>
+            <w:vAlign w:val="center"/>
+            <w:tcMar>
+              <w:top w:w="80" w:type="dxa"/>
+              <w:start w:w="120" w:type="dxa"/>
+              <w:bottom w:w="80" w:type="dxa"/>
+              <w:end w:w="120" w:type="dxa"/>
+            </w:tcMar>
+          </w:tcPr>
+          <w:p>
+            <w:pPr>
+              <w:spacing w:after="0" w:line="264" w:lineRule="auto"/>
+            </w:pPr>
+            <w:r>
+              <w:rPr>
+                <w:rFonts w:ascii="宋体" w:hAnsi="宋体" w:eastAsia="宋体"/>
+                <w:b w:val="0"/>
+                <w:color w:val="000000"/>
+                <w:sz w:val="21"/>
+              </w:rPr>
+              <w:t>国家/地区缺失</w:t>
+            </w:r>
+          </w:p>
+        </w:tc>
+        <w:tc>
+          <w:tcPr>
+            <w:tcW w:type="dxa" w:w="6768"/>
+            <w:vAlign w:val="center"/>
+            <w:tcMar>
+              <w:top w:w="80" w:type="dxa"/>
+              <w:start w:w="120" w:type="dxa"/>
+              <w:bottom w:w="80" w:type="dxa"/>
+              <w:end w:w="120" w:type="dxa"/>
+            </w:tcMar>
+          </w:tcPr>
+          <w:p>
+            <w:pPr>
+              <w:spacing w:after="0" w:line="264" w:lineRule="auto"/>
+            </w:pPr>
+            <w:r>
+              <w:rPr>
+                <w:rFonts w:ascii="宋体" w:hAnsi="宋体" w:eastAsia="宋体"/>
+                <w:b w:val="0"/>
+                <w:color w:val="000000"/>
+                <w:sz w:val="21"/>
+              </w:rPr>
+              <w:t>0 条</w:t>
+            </w:r>
+          </w:p>
+        </w:tc>
+      </w:tr>
+      <w:tr>
+        <w:tc>
+          <w:tcPr>
+            <w:tcW w:type="dxa" w:w="2592"/>
+            <w:vAlign w:val="center"/>
+            <w:tcMar>
+              <w:top w:w="80" w:type="dxa"/>
+              <w:start w:w="120" w:type="dxa"/>
+              <w:bottom w:w="80" w:type="dxa"/>
+              <w:end w:w="120" w:type="dxa"/>
+            </w:tcMar>
+          </w:tcPr>
+          <w:p>
+            <w:pPr>
+              <w:spacing w:after="0" w:line="264" w:lineRule="auto"/>
+            </w:pPr>
+            <w:r>
+              <w:rPr>
+                <w:rFonts w:ascii="宋体" w:hAnsi="宋体" w:eastAsia="宋体"/>
+                <w:b w:val="0"/>
+                <w:color w:val="000000"/>
+                <w:sz w:val="21"/>
+              </w:rPr>
+              <w:t>类型缺失</w:t>
+            </w:r>
+          </w:p>
+        </w:tc>
+        <w:tc>
+          <w:tcPr>
+            <w:tcW w:type="dxa" w:w="6768"/>
+            <w:vAlign w:val="center"/>
+            <w:tcMar>
+              <w:top w:w="80" w:type="dxa"/>
+              <w:start w:w="120" w:type="dxa"/>
+              <w:bottom w:w="80" w:type="dxa"/>
+              <w:end w:w="120" w:type="dxa"/>
+            </w:tcMar>
+          </w:tcPr>
+          <w:p>
+            <w:pPr>
+              <w:spacing w:after="0" w:line="264" w:lineRule="auto"/>
+            </w:pPr>
+            <w:r>
+              <w:rPr>
+                <w:rFonts w:ascii="宋体" w:hAnsi="宋体" w:eastAsia="宋体"/>
+                <w:b w:val="0"/>
+                <w:color w:val="000000"/>
+                <w:sz w:val="21"/>
+              </w:rPr>
+              <w:t>0 条</w:t>
+            </w:r>
+          </w:p>
+        </w:tc>
+      </w:tr>
+      <w:tr>
+        <w:tc>
+          <w:tcPr>
+            <w:tcW w:type="dxa" w:w="2592"/>
+            <w:vAlign w:val="center"/>
+            <w:tcMar>
+              <w:top w:w="80" w:type="dxa"/>
+              <w:start w:w="120" w:type="dxa"/>
+              <w:bottom w:w="80" w:type="dxa"/>
+              <w:end w:w="120" w:type="dxa"/>
+            </w:tcMar>
+          </w:tcPr>
+          <w:p>
+            <w:pPr>
+              <w:spacing w:after="0" w:line="264" w:lineRule="auto"/>
+            </w:pPr>
+            <w:r>
+              <w:rPr>
+                <w:rFonts w:ascii="宋体" w:hAnsi="宋体" w:eastAsia="宋体"/>
+                <w:b w:val="0"/>
+                <w:color w:val="000000"/>
+                <w:sz w:val="21"/>
+              </w:rPr>
+              <w:t>排名唯一性</w:t>
+            </w:r>
+          </w:p>
+        </w:tc>
+        <w:tc>
+          <w:tcPr>
+            <w:tcW w:type="dxa" w:w="6768"/>
+            <w:vAlign w:val="center"/>
+            <w:tcMar>
+              <w:top w:w="80" w:type="dxa"/>
+              <w:start w:w="120" w:type="dxa"/>
+              <w:bottom w:w="80" w:type="dxa"/>
+              <w:end w:w="120" w:type="dxa"/>
+            </w:tcMar>
+          </w:tcPr>
+          <w:p>
+            <w:pPr>
+              <w:spacing w:after="0" w:line="264" w:lineRule="auto"/>
+            </w:pPr>
+            <w:r>
+              <w:rPr>
+                <w:rFonts w:ascii="宋体" w:hAnsi="宋体" w:eastAsia="宋体"/>
+                <w:b w:val="0"/>
+                <w:color w:val="000000"/>
+                <w:sz w:val="21"/>
+              </w:rPr>
+              <w:t>通过</w:t>
+            </w:r>
+          </w:p>
+        </w:tc>
+      </w:tr>
+    </w:tbl>
+    <w:p>
+      <w:pPr>
+        <w:pStyle w:val="Heading1"/>
+      </w:pPr>
+      <w:r>
+        <w:t>3. 评分分布分析</w:t>
+      </w:r>
+    </w:p>
+    <w:p>
+      <w:pPr>
+        <w:spacing w:after="120" w:line="264" w:lineRule="auto"/>
+      </w:pPr>
+      <w:r>
+        <w:rPr>
+          <w:rFonts w:ascii="宋体" w:hAnsi="宋体" w:eastAsia="宋体"/>
+          <w:b w:val="0"/>
+          <w:color w:val="000000"/>
+          <w:sz w:val="22"/>
+        </w:rPr>
+        <w:t>评分分布集中在 8.8-9.3 分之间。样本最低分为 8.5，最高分为 9.7，标准差只有 0.24，说明榜单内部评分差异相对有限。若只看均值，容易忽略这种“高分样本内部再排序”的特点，因此下面按评分区间拆分观察。</w:t>
+      </w:r>
+    </w:p>
+    <w:tbl>
+      <w:tblPr>
+        <w:tblStyle w:val="TableGrid"/>
+        <w:tblW w:type="dxa" w:w="9360"/>
+        <w:tblLayout w:type="fixed"/>
+        <w:tblLook w:firstColumn="1" w:firstRow="1" w:lastColumn="0" w:lastRow="0" w:noHBand="0" w:noVBand="1" w:val="04A0"/>
+        <w:tblInd w:w="120" w:type="dxa"/>
+      </w:tblPr>
+      <w:tblGrid>
+        <w:gridCol w:w="3024"/>
+        <w:gridCol w:w="2304"/>
+        <w:gridCol w:w="4032"/>
+      </w:tblGrid>
+      <w:tr>
+        <w:tc>
+          <w:tcPr>
+            <w:tcW w:type="dxa" w:w="3024"/>
+            <w:vAlign w:val="center"/>
+            <w:tcMar>
+              <w:top w:w="80" w:type="dxa"/>
+              <w:start w:w="120" w:type="dxa"/>
+              <w:bottom w:w="80" w:type="dxa"/>
+              <w:end w:w="120" w:type="dxa"/>
+            </w:tcMar>
+            <w:shd w:fill="F2F2F2"/>
+          </w:tcPr>
+          <w:p>
+            <w:pPr>
+              <w:spacing w:after="0" w:line="264" w:lineRule="auto"/>
+            </w:pPr>
+            <w:r>
+              <w:rPr>
+                <w:rFonts w:ascii="宋体" w:hAnsi="宋体" w:eastAsia="宋体"/>
+                <w:b/>
+                <w:color w:val="000000"/>
+                <w:sz w:val="21"/>
+              </w:rPr>
+              <w:t>评分区间</w:t>
+            </w:r>
+          </w:p>
+        </w:tc>
+        <w:tc>
+          <w:tcPr>
+            <w:tcW w:type="dxa" w:w="2304"/>
+            <w:vAlign w:val="center"/>
+            <w:tcMar>
+              <w:top w:w="80" w:type="dxa"/>
+              <w:start w:w="120" w:type="dxa"/>
+              <w:bottom w:w="80" w:type="dxa"/>
+              <w:end w:w="120" w:type="dxa"/>
+            </w:tcMar>
+            <w:shd w:fill="F2F2F2"/>
+          </w:tcPr>
+          <w:p>
+            <w:pPr>
+              <w:spacing w:after="0" w:line="264" w:lineRule="auto"/>
+            </w:pPr>
+            <w:r>
+              <w:rPr>
+                <w:rFonts w:ascii="宋体" w:hAnsi="宋体" w:eastAsia="宋体"/>
+                <w:b/>
+                <w:color w:val="000000"/>
+                <w:sz w:val="21"/>
+              </w:rPr>
+              <w:t>电影数量</w:t>
+            </w:r>
+          </w:p>
+        </w:tc>
+        <w:tc>
+          <w:tcPr>
+            <w:tcW w:type="dxa" w:w="4032"/>
+            <w:vAlign w:val="center"/>
+            <w:tcMar>
+              <w:top w:w="80" w:type="dxa"/>
+              <w:start w:w="120" w:type="dxa"/>
+              <w:bottom w:w="80" w:type="dxa"/>
+              <w:end w:w="120" w:type="dxa"/>
+            </w:tcMar>
+            <w:shd w:fill="F2F2F2"/>
+          </w:tcPr>
+          <w:p>
+            <w:pPr>
+              <w:spacing w:after="0" w:line="264" w:lineRule="auto"/>
+            </w:pPr>
+            <w:r>
+              <w:rPr>
+                <w:rFonts w:ascii="宋体" w:hAnsi="宋体" w:eastAsia="宋体"/>
+                <w:b/>
+                <w:color w:val="000000"/>
+                <w:sz w:val="21"/>
+              </w:rPr>
+              <w:t>占样本比例</w:t>
+            </w:r>
+          </w:p>
+        </w:tc>
+      </w:tr>
+      <w:tr>
+        <w:tc>
+          <w:tcPr>
+            <w:tcW w:type="dxa" w:w="3024"/>
+            <w:vAlign w:val="center"/>
+            <w:tcMar>
+              <w:top w:w="80" w:type="dxa"/>
+              <w:start w:w="120" w:type="dxa"/>
+              <w:bottom w:w="80" w:type="dxa"/>
+              <w:end w:w="120" w:type="dxa"/>
+            </w:tcMar>
+          </w:tcPr>
+          <w:p>
+            <w:pPr>
+              <w:spacing w:after="0" w:line="264" w:lineRule="auto"/>
+            </w:pPr>
+            <w:r>
+              <w:rPr>
+                <w:rFonts w:ascii="宋体" w:hAnsi="宋体" w:eastAsia="宋体"/>
+                <w:b w:val="0"/>
+                <w:color w:val="000000"/>
+                <w:sz w:val="21"/>
+              </w:rPr>
+              <w:t>8.5-8.7</w:t>
+            </w:r>
+          </w:p>
+        </w:tc>
+        <w:tc>
+          <w:tcPr>
+            <w:tcW w:type="dxa" w:w="2304"/>
+            <w:vAlign w:val="center"/>
+            <w:tcMar>
+              <w:top w:w="80" w:type="dxa"/>
+              <w:start w:w="120" w:type="dxa"/>
+              <w:bottom w:w="80" w:type="dxa"/>
+              <w:end w:w="120" w:type="dxa"/>
+            </w:tcMar>
+          </w:tcPr>
+          <w:p>
+            <w:pPr>
+              <w:spacing w:after="0" w:line="264" w:lineRule="auto"/>
+            </w:pPr>
+            <w:r>
+              <w:rPr>
+                <w:rFonts w:ascii="宋体" w:hAnsi="宋体" w:eastAsia="宋体"/>
+                <w:b w:val="0"/>
+                <w:color w:val="000000"/>
+                <w:sz w:val="21"/>
+              </w:rPr>
+              <w:t>27 部</w:t>
+            </w:r>
+          </w:p>
+        </w:tc>
+        <w:tc>
+          <w:tcPr>
+            <w:tcW w:type="dxa" w:w="4032"/>
+            <w:vAlign w:val="center"/>
+            <w:tcMar>
+              <w:top w:w="80" w:type="dxa"/>
+              <w:start w:w="120" w:type="dxa"/>
+              <w:bottom w:w="80" w:type="dxa"/>
+              <w:end w:w="120" w:type="dxa"/>
+            </w:tcMar>
+          </w:tcPr>
+          <w:p>
+            <w:pPr>
+              <w:spacing w:after="0" w:line="264" w:lineRule="auto"/>
+            </w:pPr>
+            <w:r>
+              <w:rPr>
+                <w:rFonts w:ascii="宋体" w:hAnsi="宋体" w:eastAsia="宋体"/>
+                <w:b w:val="0"/>
+                <w:color w:val="000000"/>
+                <w:sz w:val="21"/>
+              </w:rPr>
+              <w:t>13.5%</w:t>
+            </w:r>
+          </w:p>
+        </w:tc>
+      </w:tr>
+      <w:tr>
+        <w:tc>
+          <w:tcPr>
+            <w:tcW w:type="dxa" w:w="3024"/>
+            <w:vAlign w:val="center"/>
+            <w:tcMar>
+              <w:top w:w="80" w:type="dxa"/>
+              <w:start w:w="120" w:type="dxa"/>
+              <w:bottom w:w="80" w:type="dxa"/>
+              <w:end w:w="120" w:type="dxa"/>
+            </w:tcMar>
+          </w:tcPr>
+          <w:p>
+            <w:pPr>
+              <w:spacing w:after="0" w:line="264" w:lineRule="auto"/>
+            </w:pPr>
+            <w:r>
+              <w:rPr>
+                <w:rFonts w:ascii="宋体" w:hAnsi="宋体" w:eastAsia="宋体"/>
+                <w:b w:val="0"/>
+                <w:color w:val="000000"/>
+                <w:sz w:val="21"/>
+              </w:rPr>
+              <w:t>8.8-9.0</w:t>
+            </w:r>
+          </w:p>
+        </w:tc>
+        <w:tc>
+          <w:tcPr>
+            <w:tcW w:type="dxa" w:w="2304"/>
+            <w:vAlign w:val="center"/>
+            <w:tcMar>
+              <w:top w:w="80" w:type="dxa"/>
+              <w:start w:w="120" w:type="dxa"/>
+              <w:bottom w:w="80" w:type="dxa"/>
+              <w:end w:w="120" w:type="dxa"/>
+            </w:tcMar>
+          </w:tcPr>
+          <w:p>
+            <w:pPr>
+              <w:spacing w:after="0" w:line="264" w:lineRule="auto"/>
+            </w:pPr>
+            <w:r>
+              <w:rPr>
+                <w:rFonts w:ascii="宋体" w:hAnsi="宋体" w:eastAsia="宋体"/>
+                <w:b w:val="0"/>
+                <w:color w:val="000000"/>
+                <w:sz w:val="21"/>
+              </w:rPr>
+              <w:t>90 部</w:t>
+            </w:r>
+          </w:p>
+        </w:tc>
+        <w:tc>
+          <w:tcPr>
+            <w:tcW w:type="dxa" w:w="4032"/>
+            <w:vAlign w:val="center"/>
+            <w:tcMar>
+              <w:top w:w="80" w:type="dxa"/>
+              <w:start w:w="120" w:type="dxa"/>
+              <w:bottom w:w="80" w:type="dxa"/>
+              <w:end w:w="120" w:type="dxa"/>
+            </w:tcMar>
+          </w:tcPr>
+          <w:p>
+            <w:pPr>
+              <w:spacing w:after="0" w:line="264" w:lineRule="auto"/>
+            </w:pPr>
+            <w:r>
+              <w:rPr>
+                <w:rFonts w:ascii="宋体" w:hAnsi="宋体" w:eastAsia="宋体"/>
+                <w:b w:val="0"/>
+                <w:color w:val="000000"/>
+                <w:sz w:val="21"/>
+              </w:rPr>
+              <w:t>45.0%</w:t>
+            </w:r>
+          </w:p>
+        </w:tc>
+      </w:tr>
+      <w:tr>
+        <w:tc>
+          <w:tcPr>
+            <w:tcW w:type="dxa" w:w="3024"/>
+            <w:vAlign w:val="center"/>
+            <w:tcMar>
+              <w:top w:w="80" w:type="dxa"/>
+              <w:start w:w="120" w:type="dxa"/>
+              <w:bottom w:w="80" w:type="dxa"/>
+              <w:end w:w="120" w:type="dxa"/>
+            </w:tcMar>
+          </w:tcPr>
+          <w:p>
+            <w:pPr>
+              <w:spacing w:after="0" w:line="264" w:lineRule="auto"/>
+            </w:pPr>
+            <w:r>
+              <w:rPr>
+                <w:rFonts w:ascii="宋体" w:hAnsi="宋体" w:eastAsia="宋体"/>
+                <w:b w:val="0"/>
+                <w:color w:val="000000"/>
+                <w:sz w:val="21"/>
+              </w:rPr>
+              <w:t>9.1-9.3</w:t>
+            </w:r>
+          </w:p>
+        </w:tc>
+        <w:tc>
+          <w:tcPr>
+            <w:tcW w:type="dxa" w:w="2304"/>
+            <w:vAlign w:val="center"/>
+            <w:tcMar>
+              <w:top w:w="80" w:type="dxa"/>
+              <w:start w:w="120" w:type="dxa"/>
+              <w:bottom w:w="80" w:type="dxa"/>
+              <w:end w:w="120" w:type="dxa"/>
+            </w:tcMar>
+          </w:tcPr>
+          <w:p>
+            <w:pPr>
+              <w:spacing w:after="0" w:line="264" w:lineRule="auto"/>
+            </w:pPr>
+            <w:r>
+              <w:rPr>
+                <w:rFonts w:ascii="宋体" w:hAnsi="宋体" w:eastAsia="宋体"/>
+                <w:b w:val="0"/>
+                <w:color w:val="000000"/>
+                <w:sz w:val="21"/>
+              </w:rPr>
+              <w:t>65 部</w:t>
+            </w:r>
+          </w:p>
+        </w:tc>
+        <w:tc>
+          <w:tcPr>
+            <w:tcW w:type="dxa" w:w="4032"/>
+            <w:vAlign w:val="center"/>
+            <w:tcMar>
+              <w:top w:w="80" w:type="dxa"/>
+              <w:start w:w="120" w:type="dxa"/>
+              <w:bottom w:w="80" w:type="dxa"/>
+              <w:end w:w="120" w:type="dxa"/>
+            </w:tcMar>
+          </w:tcPr>
+          <w:p>
+            <w:pPr>
+              <w:spacing w:after="0" w:line="264" w:lineRule="auto"/>
+            </w:pPr>
+            <w:r>
+              <w:rPr>
+                <w:rFonts w:ascii="宋体" w:hAnsi="宋体" w:eastAsia="宋体"/>
+                <w:b w:val="0"/>
+                <w:color w:val="000000"/>
+                <w:sz w:val="21"/>
+              </w:rPr>
+              <w:t>32.5%</w:t>
+            </w:r>
+          </w:p>
+        </w:tc>
+      </w:tr>
+      <w:tr>
+        <w:tc>
+          <w:tcPr>
+            <w:tcW w:type="dxa" w:w="3024"/>
+            <w:vAlign w:val="center"/>
+            <w:tcMar>
+              <w:top w:w="80" w:type="dxa"/>
+              <w:start w:w="120" w:type="dxa"/>
+              <w:bottom w:w="80" w:type="dxa"/>
+              <w:end w:w="120" w:type="dxa"/>
+            </w:tcMar>
+          </w:tcPr>
+          <w:p>
+            <w:pPr>
+              <w:spacing w:after="0" w:line="264" w:lineRule="auto"/>
+            </w:pPr>
+            <w:r>
+              <w:rPr>
+                <w:rFonts w:ascii="宋体" w:hAnsi="宋体" w:eastAsia="宋体"/>
+                <w:b w:val="0"/>
+                <w:color w:val="000000"/>
+                <w:sz w:val="21"/>
+              </w:rPr>
+              <w:t>9.4-9.6</w:t>
+            </w:r>
+          </w:p>
+        </w:tc>
+        <w:tc>
+          <w:tcPr>
+            <w:tcW w:type="dxa" w:w="2304"/>
+            <w:vAlign w:val="center"/>
+            <w:tcMar>
+              <w:top w:w="80" w:type="dxa"/>
+              <w:start w:w="120" w:type="dxa"/>
+              <w:bottom w:w="80" w:type="dxa"/>
+              <w:end w:w="120" w:type="dxa"/>
+            </w:tcMar>
+          </w:tcPr>
+          <w:p>
+            <w:pPr>
+              <w:spacing w:after="0" w:line="264" w:lineRule="auto"/>
+            </w:pPr>
+            <w:r>
+              <w:rPr>
+                <w:rFonts w:ascii="宋体" w:hAnsi="宋体" w:eastAsia="宋体"/>
+                <w:b w:val="0"/>
+                <w:color w:val="000000"/>
+                <w:sz w:val="21"/>
+              </w:rPr>
+              <w:t>17 部</w:t>
+            </w:r>
+          </w:p>
+        </w:tc>
+        <w:tc>
+          <w:tcPr>
+            <w:tcW w:type="dxa" w:w="4032"/>
+            <w:vAlign w:val="center"/>
+            <w:tcMar>
+              <w:top w:w="80" w:type="dxa"/>
+              <w:start w:w="120" w:type="dxa"/>
+              <w:bottom w:w="80" w:type="dxa"/>
+              <w:end w:w="120" w:type="dxa"/>
+            </w:tcMar>
+          </w:tcPr>
+          <w:p>
+            <w:pPr>
+              <w:spacing w:after="0" w:line="264" w:lineRule="auto"/>
+            </w:pPr>
+            <w:r>
+              <w:rPr>
+                <w:rFonts w:ascii="宋体" w:hAnsi="宋体" w:eastAsia="宋体"/>
+                <w:b w:val="0"/>
+                <w:color w:val="000000"/>
+                <w:sz w:val="21"/>
+              </w:rPr>
+              <w:t>8.5%</w:t>
+            </w:r>
+          </w:p>
+        </w:tc>
+      </w:tr>
+      <w:tr>
+        <w:tc>
+          <w:tcPr>
+            <w:tcW w:type="dxa" w:w="3024"/>
+            <w:vAlign w:val="center"/>
+            <w:tcMar>
+              <w:top w:w="80" w:type="dxa"/>
+              <w:start w:w="120" w:type="dxa"/>
+              <w:bottom w:w="80" w:type="dxa"/>
+              <w:end w:w="120" w:type="dxa"/>
+            </w:tcMar>
+          </w:tcPr>
+          <w:p>
+            <w:pPr>
+              <w:spacing w:after="0" w:line="264" w:lineRule="auto"/>
+            </w:pPr>
+            <w:r>
+              <w:rPr>
+                <w:rFonts w:ascii="宋体" w:hAnsi="宋体" w:eastAsia="宋体"/>
+                <w:b w:val="0"/>
+                <w:color w:val="000000"/>
+                <w:sz w:val="21"/>
+              </w:rPr>
+              <w:t>9.7 及以上</w:t>
+            </w:r>
+          </w:p>
+        </w:tc>
+        <w:tc>
+          <w:tcPr>
+            <w:tcW w:type="dxa" w:w="2304"/>
+            <w:vAlign w:val="center"/>
+            <w:tcMar>
+              <w:top w:w="80" w:type="dxa"/>
+              <w:start w:w="120" w:type="dxa"/>
+              <w:bottom w:w="80" w:type="dxa"/>
+              <w:end w:w="120" w:type="dxa"/>
+            </w:tcMar>
+          </w:tcPr>
+          <w:p>
+            <w:pPr>
+              <w:spacing w:after="0" w:line="264" w:lineRule="auto"/>
+            </w:pPr>
+            <w:r>
+              <w:rPr>
+                <w:rFonts w:ascii="宋体" w:hAnsi="宋体" w:eastAsia="宋体"/>
+                <w:b w:val="0"/>
+                <w:color w:val="000000"/>
+                <w:sz w:val="21"/>
+              </w:rPr>
+              <w:t>1 部</w:t>
+            </w:r>
+          </w:p>
+        </w:tc>
+        <w:tc>
+          <w:tcPr>
+            <w:tcW w:type="dxa" w:w="4032"/>
+            <w:vAlign w:val="center"/>
+            <w:tcMar>
+              <w:top w:w="80" w:type="dxa"/>
+              <w:start w:w="120" w:type="dxa"/>
+              <w:bottom w:w="80" w:type="dxa"/>
+              <w:end w:w="120" w:type="dxa"/>
+            </w:tcMar>
+          </w:tcPr>
+          <w:p>
+            <w:pPr>
+              <w:spacing w:after="0" w:line="264" w:lineRule="auto"/>
+            </w:pPr>
+            <w:r>
+              <w:rPr>
+                <w:rFonts w:ascii="宋体" w:hAnsi="宋体" w:eastAsia="宋体"/>
+                <w:b w:val="0"/>
+                <w:color w:val="000000"/>
+                <w:sz w:val="21"/>
+              </w:rPr>
+              <w:t>0.5%</w:t>
+            </w:r>
+          </w:p>
+        </w:tc>
+      </w:tr>
+    </w:tbl>
+    <w:p>
+      <w:pPr>
+        <w:spacing w:after="120" w:line="264" w:lineRule="auto"/>
+      </w:pPr>
+      <w:r>
+        <w:rPr>
+          <w:rFonts w:ascii="宋体" w:hAnsi="宋体" w:eastAsia="宋体"/>
+          <w:b w:val="0"/>
+          <w:color w:val="000000"/>
+          <w:sz w:val="22"/>
+        </w:rPr>
+        <w:t>从区间分布看，8.8-9.0 分影片最多，9.1-9.3 分次之，9.4 分以上影片数量明显减少。这种分布说明 Top200 影片整体质量接近，但头部高分影片仍具有较强区分度。</w:t>
+      </w:r>
+    </w:p>
+    <w:p>
+      <w:pPr>
+        <w:pStyle w:val="Heading1"/>
+      </w:pPr>
+      <w:r>
+        <w:t>4. 类型、地区与年代分析</w:t>
       </w:r>
     </w:p>
     <w:p>
@@ -624,12 +1802,12 @@
       </w:pPr>
       <w:r>
         <w:rPr>
-          <w:rFonts w:ascii="Calibri" w:hAnsi="Calibri" w:eastAsia="Microsoft YaHei"/>
+          <w:rFonts w:ascii="宋体" w:hAnsi="宋体" w:eastAsia="宋体"/>
           <w:b w:val="0"/>
-          <w:color w:val="333333"/>
+          <w:color w:val="000000"/>
           <w:sz w:val="21"/>
         </w:rPr>
-        <w:t>Top200 电影评分集中在 8.8-9.3 区间，整体评分水平很高。</w:t>
+        <w:t>剧情片出现 150 次，是样本中最突出的类型标签。</w:t>
       </w:r>
     </w:p>
     <w:p>
@@ -639,12 +1817,12 @@
       </w:pPr>
       <w:r>
         <w:rPr>
-          <w:rFonts w:ascii="Calibri" w:hAnsi="Calibri" w:eastAsia="Microsoft YaHei"/>
+          <w:rFonts w:ascii="宋体" w:hAnsi="宋体" w:eastAsia="宋体"/>
           <w:b w:val="0"/>
-          <w:color w:val="333333"/>
+          <w:color w:val="000000"/>
           <w:sz w:val="21"/>
         </w:rPr>
-        <w:t>剧情片出现 150 次，是榜单中最突出的类型标签。</w:t>
+        <w:t>美国电影出现 110 次，是国家/地区来源中的最高频标签。</w:t>
       </w:r>
     </w:p>
     <w:p>
@@ -654,12 +1832,12 @@
       </w:pPr>
       <w:r>
         <w:rPr>
-          <w:rFonts w:ascii="Calibri" w:hAnsi="Calibri" w:eastAsia="Microsoft YaHei"/>
+          <w:rFonts w:ascii="宋体" w:hAnsi="宋体" w:eastAsia="宋体"/>
           <w:b w:val="0"/>
-          <w:color w:val="333333"/>
+          <w:color w:val="000000"/>
           <w:sz w:val="21"/>
         </w:rPr>
-        <w:t>美国电影出现 110 次，在国家/地区来源中占比最高。</w:t>
+        <w:t>2000 年代影片数量最多，共 60 部；1990 年代和 2010 年代也占据较大比例。</w:t>
       </w:r>
     </w:p>
     <w:p>
@@ -669,79 +1847,12 @@
       </w:pPr>
       <w:r>
         <w:rPr>
-          <w:rFonts w:ascii="Calibri" w:hAnsi="Calibri" w:eastAsia="Microsoft YaHei"/>
+          <w:rFonts w:ascii="宋体" w:hAnsi="宋体" w:eastAsia="宋体"/>
           <w:b w:val="0"/>
-          <w:color w:val="333333"/>
+          <w:color w:val="000000"/>
           <w:sz w:val="21"/>
         </w:rPr>
-        <w:t>1990 年代、2000 年代和 2010 年代影片构成榜单主体，其中 2000 年代数量最多。</w:t>
-      </w:r>
-    </w:p>
-    <w:p>
-      <w:pPr>
-        <w:pStyle w:val="ListBullet"/>
-        <w:spacing w:after="80" w:line="264" w:lineRule="auto"/>
-      </w:pPr>
-      <w:r>
-        <w:rPr>
-          <w:rFonts w:ascii="Calibri" w:hAnsi="Calibri" w:eastAsia="Microsoft YaHei"/>
-          <w:b w:val="0"/>
-          <w:color w:val="333333"/>
-          <w:sz w:val="21"/>
-        </w:rPr>
-        <w:t>排名越靠前评分整体越高；评分与评价人数之间的线性相关性较弱。</w:t>
-      </w:r>
-    </w:p>
-    <w:p>
-      <w:pPr>
-        <w:pStyle w:val="ListBullet"/>
-        <w:spacing w:after="80" w:line="264" w:lineRule="auto"/>
-      </w:pPr>
-      <w:r>
-        <w:rPr>
-          <w:rFonts w:ascii="Calibri" w:hAnsi="Calibri" w:eastAsia="Microsoft YaHei"/>
-          <w:b w:val="0"/>
-          <w:color w:val="333333"/>
-          <w:sz w:val="21"/>
-        </w:rPr>
-        <w:t>机器学习扩展中，随机森林 的 5 折交叉验证 MAE 为 0.1459，优于平均分基线 0.2034。</w:t>
-      </w:r>
-    </w:p>
-    <w:p>
-      <w:pPr>
-        <w:pStyle w:val="ListBullet"/>
-        <w:spacing w:after="80" w:line="264" w:lineRule="auto"/>
-      </w:pPr>
-      <w:r>
-        <w:rPr>
-          <w:rFonts w:ascii="Calibri" w:hAnsi="Calibri" w:eastAsia="Microsoft YaHei"/>
-          <w:b w:val="0"/>
-          <w:color w:val="333333"/>
-          <w:sz w:val="21"/>
-        </w:rPr>
-        <w:t>KMeans 分群形成华语剧情、欧美剧情、悬疑惊悚、动画奇幻等电影画像，可作为结果展示补充。</w:t>
-      </w:r>
-    </w:p>
-    <w:p>
-      <w:pPr>
-        <w:pStyle w:val="Heading1"/>
-      </w:pPr>
-      <w:r>
-        <w:t>3. 类型与地区结构</w:t>
-      </w:r>
-    </w:p>
-    <w:p>
-      <w:pPr>
-        <w:spacing w:after="120" w:line="264" w:lineRule="auto"/>
-      </w:pPr>
-      <w:r>
-        <w:rPr>
-          <w:rFonts w:ascii="Calibri" w:hAnsi="Calibri" w:eastAsia="Microsoft YaHei"/>
-          <w:b w:val="0"/>
-          <w:color w:val="333333"/>
-          <w:sz w:val="22"/>
-        </w:rPr>
-        <w:t>类型分布显示，剧情片是 Top200 中最主要的标签，喜剧、爱情、冒险、奇幻和犯罪等类型也具有较高出现频次。国家/地区分布中，美国电影数量最多，日本、英国、中国香港、中国大陆和法国等也形成较明显的代表性。</w:t>
+        <w:t>类型和地区平均分只能解释样本内部差异，不能直接推出某一类型或地区整体质量更高。</w:t>
       </w:r>
     </w:p>
     <w:tbl>
@@ -769,7 +1880,7 @@
               <w:bottom w:w="80" w:type="dxa"/>
               <w:end w:w="120" w:type="dxa"/>
             </w:tcMar>
-            <w:shd w:fill="F2F4F7"/>
+            <w:shd w:fill="F2F2F2"/>
           </w:tcPr>
           <w:p>
             <w:pPr>
@@ -777,9 +1888,9 @@
             </w:pPr>
             <w:r>
               <w:rPr>
-                <w:rFonts w:ascii="Calibri" w:hAnsi="Calibri" w:eastAsia="Microsoft YaHei"/>
+                <w:rFonts w:ascii="宋体" w:hAnsi="宋体" w:eastAsia="宋体"/>
                 <w:b/>
-                <w:color w:val="0B2545"/>
+                <w:color w:val="000000"/>
                 <w:sz w:val="21"/>
               </w:rPr>
               <w:t>类型</w:t>
@@ -796,7 +1907,7 @@
               <w:bottom w:w="80" w:type="dxa"/>
               <w:end w:w="120" w:type="dxa"/>
             </w:tcMar>
-            <w:shd w:fill="F2F4F7"/>
+            <w:shd w:fill="F2F2F2"/>
           </w:tcPr>
           <w:p>
             <w:pPr>
@@ -804,9 +1915,9 @@
             </w:pPr>
             <w:r>
               <w:rPr>
-                <w:rFonts w:ascii="Calibri" w:hAnsi="Calibri" w:eastAsia="Microsoft YaHei"/>
+                <w:rFonts w:ascii="宋体" w:hAnsi="宋体" w:eastAsia="宋体"/>
                 <w:b/>
-                <w:color w:val="0B2545"/>
+                <w:color w:val="000000"/>
                 <w:sz w:val="21"/>
               </w:rPr>
               <w:t>出现次数</w:t>
@@ -823,7 +1934,7 @@
               <w:bottom w:w="80" w:type="dxa"/>
               <w:end w:w="120" w:type="dxa"/>
             </w:tcMar>
-            <w:shd w:fill="F2F4F7"/>
+            <w:shd w:fill="F2F2F2"/>
           </w:tcPr>
           <w:p>
             <w:pPr>
@@ -831,9 +1942,9 @@
             </w:pPr>
             <w:r>
               <w:rPr>
-                <w:rFonts w:ascii="Calibri" w:hAnsi="Calibri" w:eastAsia="Microsoft YaHei"/>
+                <w:rFonts w:ascii="宋体" w:hAnsi="宋体" w:eastAsia="宋体"/>
                 <w:b/>
-                <w:color w:val="0B2545"/>
+                <w:color w:val="000000"/>
                 <w:sz w:val="21"/>
               </w:rPr>
               <w:t>国家/地区</w:t>
@@ -850,7 +1961,7 @@
               <w:bottom w:w="80" w:type="dxa"/>
               <w:end w:w="120" w:type="dxa"/>
             </w:tcMar>
-            <w:shd w:fill="F2F4F7"/>
+            <w:shd w:fill="F2F2F2"/>
           </w:tcPr>
           <w:p>
             <w:pPr>
@@ -858,9 +1969,9 @@
             </w:pPr>
             <w:r>
               <w:rPr>
-                <w:rFonts w:ascii="Calibri" w:hAnsi="Calibri" w:eastAsia="Microsoft YaHei"/>
+                <w:rFonts w:ascii="宋体" w:hAnsi="宋体" w:eastAsia="宋体"/>
                 <w:b/>
-                <w:color w:val="0B2545"/>
+                <w:color w:val="000000"/>
                 <w:sz w:val="21"/>
               </w:rPr>
               <w:t>出现次数</w:t>
@@ -886,9 +1997,9 @@
             </w:pPr>
             <w:r>
               <w:rPr>
-                <w:rFonts w:ascii="Calibri" w:hAnsi="Calibri" w:eastAsia="Microsoft YaHei"/>
+                <w:rFonts w:ascii="宋体" w:hAnsi="宋体" w:eastAsia="宋体"/>
                 <w:b w:val="0"/>
-                <w:color w:val="333333"/>
+                <w:color w:val="000000"/>
                 <w:sz w:val="21"/>
               </w:rPr>
               <w:t>剧情</w:t>
@@ -912,9 +2023,9 @@
             </w:pPr>
             <w:r>
               <w:rPr>
-                <w:rFonts w:ascii="Calibri" w:hAnsi="Calibri" w:eastAsia="Microsoft YaHei"/>
+                <w:rFonts w:ascii="宋体" w:hAnsi="宋体" w:eastAsia="宋体"/>
                 <w:b w:val="0"/>
-                <w:color w:val="333333"/>
+                <w:color w:val="000000"/>
                 <w:sz w:val="21"/>
               </w:rPr>
               <w:t>150 次</w:t>
@@ -938,9 +2049,9 @@
             </w:pPr>
             <w:r>
               <w:rPr>
-                <w:rFonts w:ascii="Calibri" w:hAnsi="Calibri" w:eastAsia="Microsoft YaHei"/>
+                <w:rFonts w:ascii="宋体" w:hAnsi="宋体" w:eastAsia="宋体"/>
                 <w:b w:val="0"/>
-                <w:color w:val="333333"/>
+                <w:color w:val="000000"/>
                 <w:sz w:val="21"/>
               </w:rPr>
               <w:t>美国</w:t>
@@ -964,9 +2075,9 @@
             </w:pPr>
             <w:r>
               <w:rPr>
-                <w:rFonts w:ascii="Calibri" w:hAnsi="Calibri" w:eastAsia="Microsoft YaHei"/>
+                <w:rFonts w:ascii="宋体" w:hAnsi="宋体" w:eastAsia="宋体"/>
                 <w:b w:val="0"/>
-                <w:color w:val="333333"/>
+                <w:color w:val="000000"/>
                 <w:sz w:val="21"/>
               </w:rPr>
               <w:t>110 次</w:t>
@@ -992,9 +2103,9 @@
             </w:pPr>
             <w:r>
               <w:rPr>
-                <w:rFonts w:ascii="Calibri" w:hAnsi="Calibri" w:eastAsia="Microsoft YaHei"/>
+                <w:rFonts w:ascii="宋体" w:hAnsi="宋体" w:eastAsia="宋体"/>
                 <w:b w:val="0"/>
-                <w:color w:val="333333"/>
+                <w:color w:val="000000"/>
                 <w:sz w:val="21"/>
               </w:rPr>
               <w:t>喜剧</w:t>
@@ -1018,9 +2129,9 @@
             </w:pPr>
             <w:r>
               <w:rPr>
-                <w:rFonts w:ascii="Calibri" w:hAnsi="Calibri" w:eastAsia="Microsoft YaHei"/>
+                <w:rFonts w:ascii="宋体" w:hAnsi="宋体" w:eastAsia="宋体"/>
                 <w:b w:val="0"/>
-                <w:color w:val="333333"/>
+                <w:color w:val="000000"/>
                 <w:sz w:val="21"/>
               </w:rPr>
               <w:t>44 次</w:t>
@@ -1044,9 +2155,9 @@
             </w:pPr>
             <w:r>
               <w:rPr>
-                <w:rFonts w:ascii="Calibri" w:hAnsi="Calibri" w:eastAsia="Microsoft YaHei"/>
+                <w:rFonts w:ascii="宋体" w:hAnsi="宋体" w:eastAsia="宋体"/>
                 <w:b w:val="0"/>
-                <w:color w:val="333333"/>
+                <w:color w:val="000000"/>
                 <w:sz w:val="21"/>
               </w:rPr>
               <w:t>英国</w:t>
@@ -1070,9 +2181,9 @@
             </w:pPr>
             <w:r>
               <w:rPr>
-                <w:rFonts w:ascii="Calibri" w:hAnsi="Calibri" w:eastAsia="Microsoft YaHei"/>
+                <w:rFonts w:ascii="宋体" w:hAnsi="宋体" w:eastAsia="宋体"/>
                 <w:b w:val="0"/>
-                <w:color w:val="333333"/>
+                <w:color w:val="000000"/>
                 <w:sz w:val="21"/>
               </w:rPr>
               <w:t>28 次</w:t>
@@ -1098,9 +2209,9 @@
             </w:pPr>
             <w:r>
               <w:rPr>
-                <w:rFonts w:ascii="Calibri" w:hAnsi="Calibri" w:eastAsia="Microsoft YaHei"/>
+                <w:rFonts w:ascii="宋体" w:hAnsi="宋体" w:eastAsia="宋体"/>
                 <w:b w:val="0"/>
-                <w:color w:val="333333"/>
+                <w:color w:val="000000"/>
                 <w:sz w:val="21"/>
               </w:rPr>
               <w:t>爱情</w:t>
@@ -1124,9 +2235,9 @@
             </w:pPr>
             <w:r>
               <w:rPr>
-                <w:rFonts w:ascii="Calibri" w:hAnsi="Calibri" w:eastAsia="Microsoft YaHei"/>
+                <w:rFonts w:ascii="宋体" w:hAnsi="宋体" w:eastAsia="宋体"/>
                 <w:b w:val="0"/>
-                <w:color w:val="333333"/>
+                <w:color w:val="000000"/>
                 <w:sz w:val="21"/>
               </w:rPr>
               <w:t>43 次</w:t>
@@ -1150,9 +2261,9 @@
             </w:pPr>
             <w:r>
               <w:rPr>
-                <w:rFonts w:ascii="Calibri" w:hAnsi="Calibri" w:eastAsia="Microsoft YaHei"/>
+                <w:rFonts w:ascii="宋体" w:hAnsi="宋体" w:eastAsia="宋体"/>
                 <w:b w:val="0"/>
-                <w:color w:val="333333"/>
+                <w:color w:val="000000"/>
                 <w:sz w:val="21"/>
               </w:rPr>
               <w:t>日本</w:t>
@@ -1176,9 +2287,9 @@
             </w:pPr>
             <w:r>
               <w:rPr>
-                <w:rFonts w:ascii="Calibri" w:hAnsi="Calibri" w:eastAsia="Microsoft YaHei"/>
+                <w:rFonts w:ascii="宋体" w:hAnsi="宋体" w:eastAsia="宋体"/>
                 <w:b w:val="0"/>
-                <w:color w:val="333333"/>
+                <w:color w:val="000000"/>
                 <w:sz w:val="21"/>
               </w:rPr>
               <w:t>28 次</w:t>
@@ -1204,9 +2315,9 @@
             </w:pPr>
             <w:r>
               <w:rPr>
-                <w:rFonts w:ascii="Calibri" w:hAnsi="Calibri" w:eastAsia="Microsoft YaHei"/>
+                <w:rFonts w:ascii="宋体" w:hAnsi="宋体" w:eastAsia="宋体"/>
                 <w:b w:val="0"/>
-                <w:color w:val="333333"/>
+                <w:color w:val="000000"/>
                 <w:sz w:val="21"/>
               </w:rPr>
               <w:t>冒险</w:t>
@@ -1230,9 +2341,9 @@
             </w:pPr>
             <w:r>
               <w:rPr>
-                <w:rFonts w:ascii="Calibri" w:hAnsi="Calibri" w:eastAsia="Microsoft YaHei"/>
+                <w:rFonts w:ascii="宋体" w:hAnsi="宋体" w:eastAsia="宋体"/>
                 <w:b w:val="0"/>
-                <w:color w:val="333333"/>
+                <w:color w:val="000000"/>
                 <w:sz w:val="21"/>
               </w:rPr>
               <w:t>41 次</w:t>
@@ -1256,9 +2367,9 @@
             </w:pPr>
             <w:r>
               <w:rPr>
-                <w:rFonts w:ascii="Calibri" w:hAnsi="Calibri" w:eastAsia="Microsoft YaHei"/>
+                <w:rFonts w:ascii="宋体" w:hAnsi="宋体" w:eastAsia="宋体"/>
                 <w:b w:val="0"/>
-                <w:color w:val="333333"/>
+                <w:color w:val="000000"/>
                 <w:sz w:val="21"/>
               </w:rPr>
               <w:t>中国香港</w:t>
@@ -1282,9 +2393,9 @@
             </w:pPr>
             <w:r>
               <w:rPr>
-                <w:rFonts w:ascii="Calibri" w:hAnsi="Calibri" w:eastAsia="Microsoft YaHei"/>
+                <w:rFonts w:ascii="宋体" w:hAnsi="宋体" w:eastAsia="宋体"/>
                 <w:b w:val="0"/>
-                <w:color w:val="333333"/>
+                <w:color w:val="000000"/>
                 <w:sz w:val="21"/>
               </w:rPr>
               <w:t>24 次</w:t>
@@ -1310,9 +2421,9 @@
             </w:pPr>
             <w:r>
               <w:rPr>
-                <w:rFonts w:ascii="Calibri" w:hAnsi="Calibri" w:eastAsia="Microsoft YaHei"/>
+                <w:rFonts w:ascii="宋体" w:hAnsi="宋体" w:eastAsia="宋体"/>
                 <w:b w:val="0"/>
-                <w:color w:val="333333"/>
+                <w:color w:val="000000"/>
                 <w:sz w:val="21"/>
               </w:rPr>
               <w:t>奇幻</w:t>
@@ -1336,9 +2447,9 @@
             </w:pPr>
             <w:r>
               <w:rPr>
-                <w:rFonts w:ascii="Calibri" w:hAnsi="Calibri" w:eastAsia="Microsoft YaHei"/>
+                <w:rFonts w:ascii="宋体" w:hAnsi="宋体" w:eastAsia="宋体"/>
                 <w:b w:val="0"/>
-                <w:color w:val="333333"/>
+                <w:color w:val="000000"/>
                 <w:sz w:val="21"/>
               </w:rPr>
               <w:t>39 次</w:t>
@@ -1362,9 +2473,9 @@
             </w:pPr>
             <w:r>
               <w:rPr>
-                <w:rFonts w:ascii="Calibri" w:hAnsi="Calibri" w:eastAsia="Microsoft YaHei"/>
+                <w:rFonts w:ascii="宋体" w:hAnsi="宋体" w:eastAsia="宋体"/>
                 <w:b w:val="0"/>
-                <w:color w:val="333333"/>
+                <w:color w:val="000000"/>
                 <w:sz w:val="21"/>
               </w:rPr>
               <w:t>中国大陆</w:t>
@@ -1388,9 +2499,9 @@
             </w:pPr>
             <w:r>
               <w:rPr>
-                <w:rFonts w:ascii="Calibri" w:hAnsi="Calibri" w:eastAsia="Microsoft YaHei"/>
+                <w:rFonts w:ascii="宋体" w:hAnsi="宋体" w:eastAsia="宋体"/>
                 <w:b w:val="0"/>
-                <w:color w:val="333333"/>
+                <w:color w:val="000000"/>
                 <w:sz w:val="21"/>
               </w:rPr>
               <w:t>22 次</w:t>
@@ -1416,9 +2527,9 @@
             </w:pPr>
             <w:r>
               <w:rPr>
-                <w:rFonts w:ascii="Calibri" w:hAnsi="Calibri" w:eastAsia="Microsoft YaHei"/>
+                <w:rFonts w:ascii="宋体" w:hAnsi="宋体" w:eastAsia="宋体"/>
                 <w:b w:val="0"/>
-                <w:color w:val="333333"/>
+                <w:color w:val="000000"/>
                 <w:sz w:val="21"/>
               </w:rPr>
               <w:t>犯罪</w:t>
@@ -1442,9 +2553,9 @@
             </w:pPr>
             <w:r>
               <w:rPr>
-                <w:rFonts w:ascii="Calibri" w:hAnsi="Calibri" w:eastAsia="Microsoft YaHei"/>
+                <w:rFonts w:ascii="宋体" w:hAnsi="宋体" w:eastAsia="宋体"/>
                 <w:b w:val="0"/>
-                <w:color w:val="333333"/>
+                <w:color w:val="000000"/>
                 <w:sz w:val="21"/>
               </w:rPr>
               <w:t>36 次</w:t>
@@ -1468,9 +2579,9 @@
             </w:pPr>
             <w:r>
               <w:rPr>
-                <w:rFonts w:ascii="Calibri" w:hAnsi="Calibri" w:eastAsia="Microsoft YaHei"/>
+                <w:rFonts w:ascii="宋体" w:hAnsi="宋体" w:eastAsia="宋体"/>
                 <w:b w:val="0"/>
-                <w:color w:val="333333"/>
+                <w:color w:val="000000"/>
                 <w:sz w:val="21"/>
               </w:rPr>
               <w:t>法国</w:t>
@@ -1494,9 +2605,9 @@
             </w:pPr>
             <w:r>
               <w:rPr>
-                <w:rFonts w:ascii="Calibri" w:hAnsi="Calibri" w:eastAsia="Microsoft YaHei"/>
+                <w:rFonts w:ascii="宋体" w:hAnsi="宋体" w:eastAsia="宋体"/>
                 <w:b w:val="0"/>
-                <w:color w:val="333333"/>
+                <w:color w:val="000000"/>
                 <w:sz w:val="21"/>
               </w:rPr>
               <w:t>16 次</w:t>
@@ -1522,9 +2633,9 @@
             </w:pPr>
             <w:r>
               <w:rPr>
-                <w:rFonts w:ascii="Calibri" w:hAnsi="Calibri" w:eastAsia="Microsoft YaHei"/>
+                <w:rFonts w:ascii="宋体" w:hAnsi="宋体" w:eastAsia="宋体"/>
                 <w:b w:val="0"/>
-                <w:color w:val="333333"/>
+                <w:color w:val="000000"/>
                 <w:sz w:val="21"/>
               </w:rPr>
               <w:t>动画</w:t>
@@ -1548,9 +2659,9 @@
             </w:pPr>
             <w:r>
               <w:rPr>
-                <w:rFonts w:ascii="Calibri" w:hAnsi="Calibri" w:eastAsia="Microsoft YaHei"/>
+                <w:rFonts w:ascii="宋体" w:hAnsi="宋体" w:eastAsia="宋体"/>
                 <w:b w:val="0"/>
-                <w:color w:val="333333"/>
+                <w:color w:val="000000"/>
                 <w:sz w:val="21"/>
               </w:rPr>
               <w:t>34 次</w:t>
@@ -1574,9 +2685,9 @@
             </w:pPr>
             <w:r>
               <w:rPr>
-                <w:rFonts w:ascii="Calibri" w:hAnsi="Calibri" w:eastAsia="Microsoft YaHei"/>
+                <w:rFonts w:ascii="宋体" w:hAnsi="宋体" w:eastAsia="宋体"/>
                 <w:b w:val="0"/>
-                <w:color w:val="333333"/>
+                <w:color w:val="000000"/>
                 <w:sz w:val="21"/>
               </w:rPr>
               <w:t>韩国</w:t>
@@ -1600,9 +2711,9 @@
             </w:pPr>
             <w:r>
               <w:rPr>
-                <w:rFonts w:ascii="Calibri" w:hAnsi="Calibri" w:eastAsia="Microsoft YaHei"/>
+                <w:rFonts w:ascii="宋体" w:hAnsi="宋体" w:eastAsia="宋体"/>
                 <w:b w:val="0"/>
-                <w:color w:val="333333"/>
+                <w:color w:val="000000"/>
                 <w:sz w:val="21"/>
               </w:rPr>
               <w:t>11 次</w:t>
@@ -1628,9 +2739,9 @@
             </w:pPr>
             <w:r>
               <w:rPr>
-                <w:rFonts w:ascii="Calibri" w:hAnsi="Calibri" w:eastAsia="Microsoft YaHei"/>
+                <w:rFonts w:ascii="宋体" w:hAnsi="宋体" w:eastAsia="宋体"/>
                 <w:b w:val="0"/>
-                <w:color w:val="333333"/>
+                <w:color w:val="000000"/>
                 <w:sz w:val="21"/>
               </w:rPr>
               <w:t>惊悚</w:t>
@@ -1654,9 +2765,9 @@
             </w:pPr>
             <w:r>
               <w:rPr>
-                <w:rFonts w:ascii="Calibri" w:hAnsi="Calibri" w:eastAsia="Microsoft YaHei"/>
+                <w:rFonts w:ascii="宋体" w:hAnsi="宋体" w:eastAsia="宋体"/>
                 <w:b w:val="0"/>
-                <w:color w:val="333333"/>
+                <w:color w:val="000000"/>
                 <w:sz w:val="21"/>
               </w:rPr>
               <w:t>27 次</w:t>
@@ -1680,9 +2791,9 @@
             </w:pPr>
             <w:r>
               <w:rPr>
-                <w:rFonts w:ascii="Calibri" w:hAnsi="Calibri" w:eastAsia="Microsoft YaHei"/>
+                <w:rFonts w:ascii="宋体" w:hAnsi="宋体" w:eastAsia="宋体"/>
                 <w:b w:val="0"/>
-                <w:color w:val="333333"/>
+                <w:color w:val="000000"/>
                 <w:sz w:val="21"/>
               </w:rPr>
               <w:t>意大利</w:t>
@@ -1706,12 +2817,2345 @@
             </w:pPr>
             <w:r>
               <w:rPr>
-                <w:rFonts w:ascii="Calibri" w:hAnsi="Calibri" w:eastAsia="Microsoft YaHei"/>
+                <w:rFonts w:ascii="宋体" w:hAnsi="宋体" w:eastAsia="宋体"/>
                 <w:b w:val="0"/>
-                <w:color w:val="333333"/>
+                <w:color w:val="000000"/>
                 <w:sz w:val="21"/>
               </w:rPr>
               <w:t>9 次</w:t>
+            </w:r>
+          </w:p>
+        </w:tc>
+      </w:tr>
+    </w:tbl>
+    <w:p>
+      <w:pPr>
+        <w:spacing w:after="120" w:line="264" w:lineRule="auto"/>
+      </w:pPr>
+      <w:r>
+        <w:rPr>
+          <w:rFonts w:ascii="宋体" w:hAnsi="宋体" w:eastAsia="宋体"/>
+          <w:b w:val="0"/>
+          <w:color w:val="000000"/>
+          <w:sz w:val="22"/>
+        </w:rPr>
+        <w:t>按出现次数较多的类型继续比较平均评分，可以看到剧情、家庭、科幻等标签的平均分略高，但差距整体较小。由于电影类型是多标签字段，同一电影可能同时贡献给多个类型，本表更适合观察结构，而不是做因果判断。</w:t>
+      </w:r>
+    </w:p>
+    <w:tbl>
+      <w:tblPr>
+        <w:tblStyle w:val="TableGrid"/>
+        <w:tblW w:type="dxa" w:w="9360"/>
+        <w:tblLayout w:type="fixed"/>
+        <w:tblLook w:firstColumn="1" w:firstRow="1" w:lastColumn="0" w:lastRow="0" w:noHBand="0" w:noVBand="1" w:val="04A0"/>
+        <w:tblInd w:w="120" w:type="dxa"/>
+      </w:tblPr>
+      <w:tblGrid>
+        <w:gridCol w:w="3312"/>
+        <w:gridCol w:w="2448"/>
+        <w:gridCol w:w="3600"/>
+      </w:tblGrid>
+      <w:tr>
+        <w:tc>
+          <w:tcPr>
+            <w:tcW w:type="dxa" w:w="3312"/>
+            <w:vAlign w:val="center"/>
+            <w:tcMar>
+              <w:top w:w="80" w:type="dxa"/>
+              <w:start w:w="120" w:type="dxa"/>
+              <w:bottom w:w="80" w:type="dxa"/>
+              <w:end w:w="120" w:type="dxa"/>
+            </w:tcMar>
+            <w:shd w:fill="F2F2F2"/>
+          </w:tcPr>
+          <w:p>
+            <w:pPr>
+              <w:spacing w:after="0" w:line="264" w:lineRule="auto"/>
+            </w:pPr>
+            <w:r>
+              <w:rPr>
+                <w:rFonts w:ascii="宋体" w:hAnsi="宋体" w:eastAsia="宋体"/>
+                <w:b/>
+                <w:color w:val="000000"/>
+                <w:sz w:val="21"/>
+              </w:rPr>
+              <w:t>类型</w:t>
+            </w:r>
+          </w:p>
+        </w:tc>
+        <w:tc>
+          <w:tcPr>
+            <w:tcW w:type="dxa" w:w="2448"/>
+            <w:vAlign w:val="center"/>
+            <w:tcMar>
+              <w:top w:w="80" w:type="dxa"/>
+              <w:start w:w="120" w:type="dxa"/>
+              <w:bottom w:w="80" w:type="dxa"/>
+              <w:end w:w="120" w:type="dxa"/>
+            </w:tcMar>
+            <w:shd w:fill="F2F2F2"/>
+          </w:tcPr>
+          <w:p>
+            <w:pPr>
+              <w:spacing w:after="0" w:line="264" w:lineRule="auto"/>
+            </w:pPr>
+            <w:r>
+              <w:rPr>
+                <w:rFonts w:ascii="宋体" w:hAnsi="宋体" w:eastAsia="宋体"/>
+                <w:b/>
+                <w:color w:val="000000"/>
+                <w:sz w:val="21"/>
+              </w:rPr>
+              <w:t>出现次数</w:t>
+            </w:r>
+          </w:p>
+        </w:tc>
+        <w:tc>
+          <w:tcPr>
+            <w:tcW w:type="dxa" w:w="3600"/>
+            <w:vAlign w:val="center"/>
+            <w:tcMar>
+              <w:top w:w="80" w:type="dxa"/>
+              <w:start w:w="120" w:type="dxa"/>
+              <w:bottom w:w="80" w:type="dxa"/>
+              <w:end w:w="120" w:type="dxa"/>
+            </w:tcMar>
+            <w:shd w:fill="F2F2F2"/>
+          </w:tcPr>
+          <w:p>
+            <w:pPr>
+              <w:spacing w:after="0" w:line="264" w:lineRule="auto"/>
+            </w:pPr>
+            <w:r>
+              <w:rPr>
+                <w:rFonts w:ascii="宋体" w:hAnsi="宋体" w:eastAsia="宋体"/>
+                <w:b/>
+                <w:color w:val="000000"/>
+                <w:sz w:val="21"/>
+              </w:rPr>
+              <w:t>平均评分</w:t>
+            </w:r>
+          </w:p>
+        </w:tc>
+      </w:tr>
+      <w:tr>
+        <w:tc>
+          <w:tcPr>
+            <w:tcW w:type="dxa" w:w="3312"/>
+            <w:vAlign w:val="center"/>
+            <w:tcMar>
+              <w:top w:w="80" w:type="dxa"/>
+              <w:start w:w="120" w:type="dxa"/>
+              <w:bottom w:w="80" w:type="dxa"/>
+              <w:end w:w="120" w:type="dxa"/>
+            </w:tcMar>
+          </w:tcPr>
+          <w:p>
+            <w:pPr>
+              <w:spacing w:after="0" w:line="264" w:lineRule="auto"/>
+            </w:pPr>
+            <w:r>
+              <w:rPr>
+                <w:rFonts w:ascii="宋体" w:hAnsi="宋体" w:eastAsia="宋体"/>
+                <w:b w:val="0"/>
+                <w:color w:val="000000"/>
+                <w:sz w:val="21"/>
+              </w:rPr>
+              <w:t>剧情</w:t>
+            </w:r>
+          </w:p>
+        </w:tc>
+        <w:tc>
+          <w:tcPr>
+            <w:tcW w:type="dxa" w:w="2448"/>
+            <w:vAlign w:val="center"/>
+            <w:tcMar>
+              <w:top w:w="80" w:type="dxa"/>
+              <w:start w:w="120" w:type="dxa"/>
+              <w:bottom w:w="80" w:type="dxa"/>
+              <w:end w:w="120" w:type="dxa"/>
+            </w:tcMar>
+          </w:tcPr>
+          <w:p>
+            <w:pPr>
+              <w:spacing w:after="0" w:line="264" w:lineRule="auto"/>
+            </w:pPr>
+            <w:r>
+              <w:rPr>
+                <w:rFonts w:ascii="宋体" w:hAnsi="宋体" w:eastAsia="宋体"/>
+                <w:b w:val="0"/>
+                <w:color w:val="000000"/>
+                <w:sz w:val="21"/>
+              </w:rPr>
+              <w:t>150 次</w:t>
+            </w:r>
+          </w:p>
+        </w:tc>
+        <w:tc>
+          <w:tcPr>
+            <w:tcW w:type="dxa" w:w="3600"/>
+            <w:vAlign w:val="center"/>
+            <w:tcMar>
+              <w:top w:w="80" w:type="dxa"/>
+              <w:start w:w="120" w:type="dxa"/>
+              <w:bottom w:w="80" w:type="dxa"/>
+              <w:end w:w="120" w:type="dxa"/>
+            </w:tcMar>
+          </w:tcPr>
+          <w:p>
+            <w:pPr>
+              <w:spacing w:after="0" w:line="264" w:lineRule="auto"/>
+            </w:pPr>
+            <w:r>
+              <w:rPr>
+                <w:rFonts w:ascii="宋体" w:hAnsi="宋体" w:eastAsia="宋体"/>
+                <w:b w:val="0"/>
+                <w:color w:val="000000"/>
+                <w:sz w:val="21"/>
+              </w:rPr>
+              <w:t>9.043</w:t>
+            </w:r>
+          </w:p>
+        </w:tc>
+      </w:tr>
+      <w:tr>
+        <w:tc>
+          <w:tcPr>
+            <w:tcW w:type="dxa" w:w="3312"/>
+            <w:vAlign w:val="center"/>
+            <w:tcMar>
+              <w:top w:w="80" w:type="dxa"/>
+              <w:start w:w="120" w:type="dxa"/>
+              <w:bottom w:w="80" w:type="dxa"/>
+              <w:end w:w="120" w:type="dxa"/>
+            </w:tcMar>
+          </w:tcPr>
+          <w:p>
+            <w:pPr>
+              <w:spacing w:after="0" w:line="264" w:lineRule="auto"/>
+            </w:pPr>
+            <w:r>
+              <w:rPr>
+                <w:rFonts w:ascii="宋体" w:hAnsi="宋体" w:eastAsia="宋体"/>
+                <w:b w:val="0"/>
+                <w:color w:val="000000"/>
+                <w:sz w:val="21"/>
+              </w:rPr>
+              <w:t>喜剧</w:t>
+            </w:r>
+          </w:p>
+        </w:tc>
+        <w:tc>
+          <w:tcPr>
+            <w:tcW w:type="dxa" w:w="2448"/>
+            <w:vAlign w:val="center"/>
+            <w:tcMar>
+              <w:top w:w="80" w:type="dxa"/>
+              <w:start w:w="120" w:type="dxa"/>
+              <w:bottom w:w="80" w:type="dxa"/>
+              <w:end w:w="120" w:type="dxa"/>
+            </w:tcMar>
+          </w:tcPr>
+          <w:p>
+            <w:pPr>
+              <w:spacing w:after="0" w:line="264" w:lineRule="auto"/>
+            </w:pPr>
+            <w:r>
+              <w:rPr>
+                <w:rFonts w:ascii="宋体" w:hAnsi="宋体" w:eastAsia="宋体"/>
+                <w:b w:val="0"/>
+                <w:color w:val="000000"/>
+                <w:sz w:val="21"/>
+              </w:rPr>
+              <w:t>44 次</w:t>
+            </w:r>
+          </w:p>
+        </w:tc>
+        <w:tc>
+          <w:tcPr>
+            <w:tcW w:type="dxa" w:w="3600"/>
+            <w:vAlign w:val="center"/>
+            <w:tcMar>
+              <w:top w:w="80" w:type="dxa"/>
+              <w:start w:w="120" w:type="dxa"/>
+              <w:bottom w:w="80" w:type="dxa"/>
+              <w:end w:w="120" w:type="dxa"/>
+            </w:tcMar>
+          </w:tcPr>
+          <w:p>
+            <w:pPr>
+              <w:spacing w:after="0" w:line="264" w:lineRule="auto"/>
+            </w:pPr>
+            <w:r>
+              <w:rPr>
+                <w:rFonts w:ascii="宋体" w:hAnsi="宋体" w:eastAsia="宋体"/>
+                <w:b w:val="0"/>
+                <w:color w:val="000000"/>
+                <w:sz w:val="21"/>
+              </w:rPr>
+              <w:t>8.959</w:t>
+            </w:r>
+          </w:p>
+        </w:tc>
+      </w:tr>
+      <w:tr>
+        <w:tc>
+          <w:tcPr>
+            <w:tcW w:type="dxa" w:w="3312"/>
+            <w:vAlign w:val="center"/>
+            <w:tcMar>
+              <w:top w:w="80" w:type="dxa"/>
+              <w:start w:w="120" w:type="dxa"/>
+              <w:bottom w:w="80" w:type="dxa"/>
+              <w:end w:w="120" w:type="dxa"/>
+            </w:tcMar>
+          </w:tcPr>
+          <w:p>
+            <w:pPr>
+              <w:spacing w:after="0" w:line="264" w:lineRule="auto"/>
+            </w:pPr>
+            <w:r>
+              <w:rPr>
+                <w:rFonts w:ascii="宋体" w:hAnsi="宋体" w:eastAsia="宋体"/>
+                <w:b w:val="0"/>
+                <w:color w:val="000000"/>
+                <w:sz w:val="21"/>
+              </w:rPr>
+              <w:t>爱情</w:t>
+            </w:r>
+          </w:p>
+        </w:tc>
+        <w:tc>
+          <w:tcPr>
+            <w:tcW w:type="dxa" w:w="2448"/>
+            <w:vAlign w:val="center"/>
+            <w:tcMar>
+              <w:top w:w="80" w:type="dxa"/>
+              <w:start w:w="120" w:type="dxa"/>
+              <w:bottom w:w="80" w:type="dxa"/>
+              <w:end w:w="120" w:type="dxa"/>
+            </w:tcMar>
+          </w:tcPr>
+          <w:p>
+            <w:pPr>
+              <w:spacing w:after="0" w:line="264" w:lineRule="auto"/>
+            </w:pPr>
+            <w:r>
+              <w:rPr>
+                <w:rFonts w:ascii="宋体" w:hAnsi="宋体" w:eastAsia="宋体"/>
+                <w:b w:val="0"/>
+                <w:color w:val="000000"/>
+                <w:sz w:val="21"/>
+              </w:rPr>
+              <w:t>43 次</w:t>
+            </w:r>
+          </w:p>
+        </w:tc>
+        <w:tc>
+          <w:tcPr>
+            <w:tcW w:type="dxa" w:w="3600"/>
+            <w:vAlign w:val="center"/>
+            <w:tcMar>
+              <w:top w:w="80" w:type="dxa"/>
+              <w:start w:w="120" w:type="dxa"/>
+              <w:bottom w:w="80" w:type="dxa"/>
+              <w:end w:w="120" w:type="dxa"/>
+            </w:tcMar>
+          </w:tcPr>
+          <w:p>
+            <w:pPr>
+              <w:spacing w:after="0" w:line="264" w:lineRule="auto"/>
+            </w:pPr>
+            <w:r>
+              <w:rPr>
+                <w:rFonts w:ascii="宋体" w:hAnsi="宋体" w:eastAsia="宋体"/>
+                <w:b w:val="0"/>
+                <w:color w:val="000000"/>
+                <w:sz w:val="21"/>
+              </w:rPr>
+              <w:t>8.984</w:t>
+            </w:r>
+          </w:p>
+        </w:tc>
+      </w:tr>
+      <w:tr>
+        <w:tc>
+          <w:tcPr>
+            <w:tcW w:type="dxa" w:w="3312"/>
+            <w:vAlign w:val="center"/>
+            <w:tcMar>
+              <w:top w:w="80" w:type="dxa"/>
+              <w:start w:w="120" w:type="dxa"/>
+              <w:bottom w:w="80" w:type="dxa"/>
+              <w:end w:w="120" w:type="dxa"/>
+            </w:tcMar>
+          </w:tcPr>
+          <w:p>
+            <w:pPr>
+              <w:spacing w:after="0" w:line="264" w:lineRule="auto"/>
+            </w:pPr>
+            <w:r>
+              <w:rPr>
+                <w:rFonts w:ascii="宋体" w:hAnsi="宋体" w:eastAsia="宋体"/>
+                <w:b w:val="0"/>
+                <w:color w:val="000000"/>
+                <w:sz w:val="21"/>
+              </w:rPr>
+              <w:t>冒险</w:t>
+            </w:r>
+          </w:p>
+        </w:tc>
+        <w:tc>
+          <w:tcPr>
+            <w:tcW w:type="dxa" w:w="2448"/>
+            <w:vAlign w:val="center"/>
+            <w:tcMar>
+              <w:top w:w="80" w:type="dxa"/>
+              <w:start w:w="120" w:type="dxa"/>
+              <w:bottom w:w="80" w:type="dxa"/>
+              <w:end w:w="120" w:type="dxa"/>
+            </w:tcMar>
+          </w:tcPr>
+          <w:p>
+            <w:pPr>
+              <w:spacing w:after="0" w:line="264" w:lineRule="auto"/>
+            </w:pPr>
+            <w:r>
+              <w:rPr>
+                <w:rFonts w:ascii="宋体" w:hAnsi="宋体" w:eastAsia="宋体"/>
+                <w:b w:val="0"/>
+                <w:color w:val="000000"/>
+                <w:sz w:val="21"/>
+              </w:rPr>
+              <w:t>41 次</w:t>
+            </w:r>
+          </w:p>
+        </w:tc>
+        <w:tc>
+          <w:tcPr>
+            <w:tcW w:type="dxa" w:w="3600"/>
+            <w:vAlign w:val="center"/>
+            <w:tcMar>
+              <w:top w:w="80" w:type="dxa"/>
+              <w:start w:w="120" w:type="dxa"/>
+              <w:bottom w:w="80" w:type="dxa"/>
+              <w:end w:w="120" w:type="dxa"/>
+            </w:tcMar>
+          </w:tcPr>
+          <w:p>
+            <w:pPr>
+              <w:spacing w:after="0" w:line="264" w:lineRule="auto"/>
+            </w:pPr>
+            <w:r>
+              <w:rPr>
+                <w:rFonts w:ascii="宋体" w:hAnsi="宋体" w:eastAsia="宋体"/>
+                <w:b w:val="0"/>
+                <w:color w:val="000000"/>
+                <w:sz w:val="21"/>
+              </w:rPr>
+              <w:t>8.988</w:t>
+            </w:r>
+          </w:p>
+        </w:tc>
+      </w:tr>
+      <w:tr>
+        <w:tc>
+          <w:tcPr>
+            <w:tcW w:type="dxa" w:w="3312"/>
+            <w:vAlign w:val="center"/>
+            <w:tcMar>
+              <w:top w:w="80" w:type="dxa"/>
+              <w:start w:w="120" w:type="dxa"/>
+              <w:bottom w:w="80" w:type="dxa"/>
+              <w:end w:w="120" w:type="dxa"/>
+            </w:tcMar>
+          </w:tcPr>
+          <w:p>
+            <w:pPr>
+              <w:spacing w:after="0" w:line="264" w:lineRule="auto"/>
+            </w:pPr>
+            <w:r>
+              <w:rPr>
+                <w:rFonts w:ascii="宋体" w:hAnsi="宋体" w:eastAsia="宋体"/>
+                <w:b w:val="0"/>
+                <w:color w:val="000000"/>
+                <w:sz w:val="21"/>
+              </w:rPr>
+              <w:t>奇幻</w:t>
+            </w:r>
+          </w:p>
+        </w:tc>
+        <w:tc>
+          <w:tcPr>
+            <w:tcW w:type="dxa" w:w="2448"/>
+            <w:vAlign w:val="center"/>
+            <w:tcMar>
+              <w:top w:w="80" w:type="dxa"/>
+              <w:start w:w="120" w:type="dxa"/>
+              <w:bottom w:w="80" w:type="dxa"/>
+              <w:end w:w="120" w:type="dxa"/>
+            </w:tcMar>
+          </w:tcPr>
+          <w:p>
+            <w:pPr>
+              <w:spacing w:after="0" w:line="264" w:lineRule="auto"/>
+            </w:pPr>
+            <w:r>
+              <w:rPr>
+                <w:rFonts w:ascii="宋体" w:hAnsi="宋体" w:eastAsia="宋体"/>
+                <w:b w:val="0"/>
+                <w:color w:val="000000"/>
+                <w:sz w:val="21"/>
+              </w:rPr>
+              <w:t>39 次</w:t>
+            </w:r>
+          </w:p>
+        </w:tc>
+        <w:tc>
+          <w:tcPr>
+            <w:tcW w:type="dxa" w:w="3600"/>
+            <w:vAlign w:val="center"/>
+            <w:tcMar>
+              <w:top w:w="80" w:type="dxa"/>
+              <w:start w:w="120" w:type="dxa"/>
+              <w:bottom w:w="80" w:type="dxa"/>
+              <w:end w:w="120" w:type="dxa"/>
+            </w:tcMar>
+          </w:tcPr>
+          <w:p>
+            <w:pPr>
+              <w:spacing w:after="0" w:line="264" w:lineRule="auto"/>
+            </w:pPr>
+            <w:r>
+              <w:rPr>
+                <w:rFonts w:ascii="宋体" w:hAnsi="宋体" w:eastAsia="宋体"/>
+                <w:b w:val="0"/>
+                <w:color w:val="000000"/>
+                <w:sz w:val="21"/>
+              </w:rPr>
+              <w:t>8.964</w:t>
+            </w:r>
+          </w:p>
+        </w:tc>
+      </w:tr>
+      <w:tr>
+        <w:tc>
+          <w:tcPr>
+            <w:tcW w:type="dxa" w:w="3312"/>
+            <w:vAlign w:val="center"/>
+            <w:tcMar>
+              <w:top w:w="80" w:type="dxa"/>
+              <w:start w:w="120" w:type="dxa"/>
+              <w:bottom w:w="80" w:type="dxa"/>
+              <w:end w:w="120" w:type="dxa"/>
+            </w:tcMar>
+          </w:tcPr>
+          <w:p>
+            <w:pPr>
+              <w:spacing w:after="0" w:line="264" w:lineRule="auto"/>
+            </w:pPr>
+            <w:r>
+              <w:rPr>
+                <w:rFonts w:ascii="宋体" w:hAnsi="宋体" w:eastAsia="宋体"/>
+                <w:b w:val="0"/>
+                <w:color w:val="000000"/>
+                <w:sz w:val="21"/>
+              </w:rPr>
+              <w:t>犯罪</w:t>
+            </w:r>
+          </w:p>
+        </w:tc>
+        <w:tc>
+          <w:tcPr>
+            <w:tcW w:type="dxa" w:w="2448"/>
+            <w:vAlign w:val="center"/>
+            <w:tcMar>
+              <w:top w:w="80" w:type="dxa"/>
+              <w:start w:w="120" w:type="dxa"/>
+              <w:bottom w:w="80" w:type="dxa"/>
+              <w:end w:w="120" w:type="dxa"/>
+            </w:tcMar>
+          </w:tcPr>
+          <w:p>
+            <w:pPr>
+              <w:spacing w:after="0" w:line="264" w:lineRule="auto"/>
+            </w:pPr>
+            <w:r>
+              <w:rPr>
+                <w:rFonts w:ascii="宋体" w:hAnsi="宋体" w:eastAsia="宋体"/>
+                <w:b w:val="0"/>
+                <w:color w:val="000000"/>
+                <w:sz w:val="21"/>
+              </w:rPr>
+              <w:t>36 次</w:t>
+            </w:r>
+          </w:p>
+        </w:tc>
+        <w:tc>
+          <w:tcPr>
+            <w:tcW w:type="dxa" w:w="3600"/>
+            <w:vAlign w:val="center"/>
+            <w:tcMar>
+              <w:top w:w="80" w:type="dxa"/>
+              <w:start w:w="120" w:type="dxa"/>
+              <w:bottom w:w="80" w:type="dxa"/>
+              <w:end w:w="120" w:type="dxa"/>
+            </w:tcMar>
+          </w:tcPr>
+          <w:p>
+            <w:pPr>
+              <w:spacing w:after="0" w:line="264" w:lineRule="auto"/>
+            </w:pPr>
+            <w:r>
+              <w:rPr>
+                <w:rFonts w:ascii="宋体" w:hAnsi="宋体" w:eastAsia="宋体"/>
+                <w:b w:val="0"/>
+                <w:color w:val="000000"/>
+                <w:sz w:val="21"/>
+              </w:rPr>
+              <w:t>8.967</w:t>
+            </w:r>
+          </w:p>
+        </w:tc>
+      </w:tr>
+      <w:tr>
+        <w:tc>
+          <w:tcPr>
+            <w:tcW w:type="dxa" w:w="3312"/>
+            <w:vAlign w:val="center"/>
+            <w:tcMar>
+              <w:top w:w="80" w:type="dxa"/>
+              <w:start w:w="120" w:type="dxa"/>
+              <w:bottom w:w="80" w:type="dxa"/>
+              <w:end w:w="120" w:type="dxa"/>
+            </w:tcMar>
+          </w:tcPr>
+          <w:p>
+            <w:pPr>
+              <w:spacing w:after="0" w:line="264" w:lineRule="auto"/>
+            </w:pPr>
+            <w:r>
+              <w:rPr>
+                <w:rFonts w:ascii="宋体" w:hAnsi="宋体" w:eastAsia="宋体"/>
+                <w:b w:val="0"/>
+                <w:color w:val="000000"/>
+                <w:sz w:val="21"/>
+              </w:rPr>
+              <w:t>动画</w:t>
+            </w:r>
+          </w:p>
+        </w:tc>
+        <w:tc>
+          <w:tcPr>
+            <w:tcW w:type="dxa" w:w="2448"/>
+            <w:vAlign w:val="center"/>
+            <w:tcMar>
+              <w:top w:w="80" w:type="dxa"/>
+              <w:start w:w="120" w:type="dxa"/>
+              <w:bottom w:w="80" w:type="dxa"/>
+              <w:end w:w="120" w:type="dxa"/>
+            </w:tcMar>
+          </w:tcPr>
+          <w:p>
+            <w:pPr>
+              <w:spacing w:after="0" w:line="264" w:lineRule="auto"/>
+            </w:pPr>
+            <w:r>
+              <w:rPr>
+                <w:rFonts w:ascii="宋体" w:hAnsi="宋体" w:eastAsia="宋体"/>
+                <w:b w:val="0"/>
+                <w:color w:val="000000"/>
+                <w:sz w:val="21"/>
+              </w:rPr>
+              <w:t>34 次</w:t>
+            </w:r>
+          </w:p>
+        </w:tc>
+        <w:tc>
+          <w:tcPr>
+            <w:tcW w:type="dxa" w:w="3600"/>
+            <w:vAlign w:val="center"/>
+            <w:tcMar>
+              <w:top w:w="80" w:type="dxa"/>
+              <w:start w:w="120" w:type="dxa"/>
+              <w:bottom w:w="80" w:type="dxa"/>
+              <w:end w:w="120" w:type="dxa"/>
+            </w:tcMar>
+          </w:tcPr>
+          <w:p>
+            <w:pPr>
+              <w:spacing w:after="0" w:line="264" w:lineRule="auto"/>
+            </w:pPr>
+            <w:r>
+              <w:rPr>
+                <w:rFonts w:ascii="宋体" w:hAnsi="宋体" w:eastAsia="宋体"/>
+                <w:b w:val="0"/>
+                <w:color w:val="000000"/>
+                <w:sz w:val="21"/>
+              </w:rPr>
+              <w:t>8.974</w:t>
+            </w:r>
+          </w:p>
+        </w:tc>
+      </w:tr>
+      <w:tr>
+        <w:tc>
+          <w:tcPr>
+            <w:tcW w:type="dxa" w:w="3312"/>
+            <w:vAlign w:val="center"/>
+            <w:tcMar>
+              <w:top w:w="80" w:type="dxa"/>
+              <w:start w:w="120" w:type="dxa"/>
+              <w:bottom w:w="80" w:type="dxa"/>
+              <w:end w:w="120" w:type="dxa"/>
+            </w:tcMar>
+          </w:tcPr>
+          <w:p>
+            <w:pPr>
+              <w:spacing w:after="0" w:line="264" w:lineRule="auto"/>
+            </w:pPr>
+            <w:r>
+              <w:rPr>
+                <w:rFonts w:ascii="宋体" w:hAnsi="宋体" w:eastAsia="宋体"/>
+                <w:b w:val="0"/>
+                <w:color w:val="000000"/>
+                <w:sz w:val="21"/>
+              </w:rPr>
+              <w:t>惊悚</w:t>
+            </w:r>
+          </w:p>
+        </w:tc>
+        <w:tc>
+          <w:tcPr>
+            <w:tcW w:type="dxa" w:w="2448"/>
+            <w:vAlign w:val="center"/>
+            <w:tcMar>
+              <w:top w:w="80" w:type="dxa"/>
+              <w:start w:w="120" w:type="dxa"/>
+              <w:bottom w:w="80" w:type="dxa"/>
+              <w:end w:w="120" w:type="dxa"/>
+            </w:tcMar>
+          </w:tcPr>
+          <w:p>
+            <w:pPr>
+              <w:spacing w:after="0" w:line="264" w:lineRule="auto"/>
+            </w:pPr>
+            <w:r>
+              <w:rPr>
+                <w:rFonts w:ascii="宋体" w:hAnsi="宋体" w:eastAsia="宋体"/>
+                <w:b w:val="0"/>
+                <w:color w:val="000000"/>
+                <w:sz w:val="21"/>
+              </w:rPr>
+              <w:t>27 次</w:t>
+            </w:r>
+          </w:p>
+        </w:tc>
+        <w:tc>
+          <w:tcPr>
+            <w:tcW w:type="dxa" w:w="3600"/>
+            <w:vAlign w:val="center"/>
+            <w:tcMar>
+              <w:top w:w="80" w:type="dxa"/>
+              <w:start w:w="120" w:type="dxa"/>
+              <w:bottom w:w="80" w:type="dxa"/>
+              <w:end w:w="120" w:type="dxa"/>
+            </w:tcMar>
+          </w:tcPr>
+          <w:p>
+            <w:pPr>
+              <w:spacing w:after="0" w:line="264" w:lineRule="auto"/>
+            </w:pPr>
+            <w:r>
+              <w:rPr>
+                <w:rFonts w:ascii="宋体" w:hAnsi="宋体" w:eastAsia="宋体"/>
+                <w:b w:val="0"/>
+                <w:color w:val="000000"/>
+                <w:sz w:val="21"/>
+              </w:rPr>
+              <w:t>8.907</w:t>
+            </w:r>
+          </w:p>
+        </w:tc>
+      </w:tr>
+    </w:tbl>
+    <w:p>
+      <w:pPr>
+        <w:spacing w:after="120" w:line="264" w:lineRule="auto"/>
+      </w:pPr>
+      <w:r>
+        <w:rPr>
+          <w:rFonts w:ascii="宋体" w:hAnsi="宋体" w:eastAsia="宋体"/>
+          <w:b w:val="0"/>
+          <w:color w:val="000000"/>
+          <w:sz w:val="22"/>
+        </w:rPr>
+        <w:t>国家/地区分布中，美国样本量最大，中国大陆、意大利、德国等标签的样本平均分较高，但其中部分地区样本数较小，解读时需要同时看数量和均值。</w:t>
+      </w:r>
+    </w:p>
+    <w:tbl>
+      <w:tblPr>
+        <w:tblStyle w:val="TableGrid"/>
+        <w:tblW w:type="dxa" w:w="9360"/>
+        <w:tblLayout w:type="fixed"/>
+        <w:tblLook w:firstColumn="1" w:firstRow="1" w:lastColumn="0" w:lastRow="0" w:noHBand="0" w:noVBand="1" w:val="04A0"/>
+        <w:tblInd w:w="120" w:type="dxa"/>
+      </w:tblPr>
+      <w:tblGrid>
+        <w:gridCol w:w="3312"/>
+        <w:gridCol w:w="2448"/>
+        <w:gridCol w:w="3600"/>
+      </w:tblGrid>
+      <w:tr>
+        <w:tc>
+          <w:tcPr>
+            <w:tcW w:type="dxa" w:w="3312"/>
+            <w:vAlign w:val="center"/>
+            <w:tcMar>
+              <w:top w:w="80" w:type="dxa"/>
+              <w:start w:w="120" w:type="dxa"/>
+              <w:bottom w:w="80" w:type="dxa"/>
+              <w:end w:w="120" w:type="dxa"/>
+            </w:tcMar>
+            <w:shd w:fill="F2F2F2"/>
+          </w:tcPr>
+          <w:p>
+            <w:pPr>
+              <w:spacing w:after="0" w:line="264" w:lineRule="auto"/>
+            </w:pPr>
+            <w:r>
+              <w:rPr>
+                <w:rFonts w:ascii="宋体" w:hAnsi="宋体" w:eastAsia="宋体"/>
+                <w:b/>
+                <w:color w:val="000000"/>
+                <w:sz w:val="21"/>
+              </w:rPr>
+              <w:t>国家/地区</w:t>
+            </w:r>
+          </w:p>
+        </w:tc>
+        <w:tc>
+          <w:tcPr>
+            <w:tcW w:type="dxa" w:w="2448"/>
+            <w:vAlign w:val="center"/>
+            <w:tcMar>
+              <w:top w:w="80" w:type="dxa"/>
+              <w:start w:w="120" w:type="dxa"/>
+              <w:bottom w:w="80" w:type="dxa"/>
+              <w:end w:w="120" w:type="dxa"/>
+            </w:tcMar>
+            <w:shd w:fill="F2F2F2"/>
+          </w:tcPr>
+          <w:p>
+            <w:pPr>
+              <w:spacing w:after="0" w:line="264" w:lineRule="auto"/>
+            </w:pPr>
+            <w:r>
+              <w:rPr>
+                <w:rFonts w:ascii="宋体" w:hAnsi="宋体" w:eastAsia="宋体"/>
+                <w:b/>
+                <w:color w:val="000000"/>
+                <w:sz w:val="21"/>
+              </w:rPr>
+              <w:t>出现次数</w:t>
+            </w:r>
+          </w:p>
+        </w:tc>
+        <w:tc>
+          <w:tcPr>
+            <w:tcW w:type="dxa" w:w="3600"/>
+            <w:vAlign w:val="center"/>
+            <w:tcMar>
+              <w:top w:w="80" w:type="dxa"/>
+              <w:start w:w="120" w:type="dxa"/>
+              <w:bottom w:w="80" w:type="dxa"/>
+              <w:end w:w="120" w:type="dxa"/>
+            </w:tcMar>
+            <w:shd w:fill="F2F2F2"/>
+          </w:tcPr>
+          <w:p>
+            <w:pPr>
+              <w:spacing w:after="0" w:line="264" w:lineRule="auto"/>
+            </w:pPr>
+            <w:r>
+              <w:rPr>
+                <w:rFonts w:ascii="宋体" w:hAnsi="宋体" w:eastAsia="宋体"/>
+                <w:b/>
+                <w:color w:val="000000"/>
+                <w:sz w:val="21"/>
+              </w:rPr>
+              <w:t>平均评分</w:t>
+            </w:r>
+          </w:p>
+        </w:tc>
+      </w:tr>
+      <w:tr>
+        <w:tc>
+          <w:tcPr>
+            <w:tcW w:type="dxa" w:w="3312"/>
+            <w:vAlign w:val="center"/>
+            <w:tcMar>
+              <w:top w:w="80" w:type="dxa"/>
+              <w:start w:w="120" w:type="dxa"/>
+              <w:bottom w:w="80" w:type="dxa"/>
+              <w:end w:w="120" w:type="dxa"/>
+            </w:tcMar>
+          </w:tcPr>
+          <w:p>
+            <w:pPr>
+              <w:spacing w:after="0" w:line="264" w:lineRule="auto"/>
+            </w:pPr>
+            <w:r>
+              <w:rPr>
+                <w:rFonts w:ascii="宋体" w:hAnsi="宋体" w:eastAsia="宋体"/>
+                <w:b w:val="0"/>
+                <w:color w:val="000000"/>
+                <w:sz w:val="21"/>
+              </w:rPr>
+              <w:t>美国</w:t>
+            </w:r>
+          </w:p>
+        </w:tc>
+        <w:tc>
+          <w:tcPr>
+            <w:tcW w:type="dxa" w:w="2448"/>
+            <w:vAlign w:val="center"/>
+            <w:tcMar>
+              <w:top w:w="80" w:type="dxa"/>
+              <w:start w:w="120" w:type="dxa"/>
+              <w:bottom w:w="80" w:type="dxa"/>
+              <w:end w:w="120" w:type="dxa"/>
+            </w:tcMar>
+          </w:tcPr>
+          <w:p>
+            <w:pPr>
+              <w:spacing w:after="0" w:line="264" w:lineRule="auto"/>
+            </w:pPr>
+            <w:r>
+              <w:rPr>
+                <w:rFonts w:ascii="宋体" w:hAnsi="宋体" w:eastAsia="宋体"/>
+                <w:b w:val="0"/>
+                <w:color w:val="000000"/>
+                <w:sz w:val="21"/>
+              </w:rPr>
+              <w:t>110 次</w:t>
+            </w:r>
+          </w:p>
+        </w:tc>
+        <w:tc>
+          <w:tcPr>
+            <w:tcW w:type="dxa" w:w="3600"/>
+            <w:vAlign w:val="center"/>
+            <w:tcMar>
+              <w:top w:w="80" w:type="dxa"/>
+              <w:start w:w="120" w:type="dxa"/>
+              <w:bottom w:w="80" w:type="dxa"/>
+              <w:end w:w="120" w:type="dxa"/>
+            </w:tcMar>
+          </w:tcPr>
+          <w:p>
+            <w:pPr>
+              <w:spacing w:after="0" w:line="264" w:lineRule="auto"/>
+            </w:pPr>
+            <w:r>
+              <w:rPr>
+                <w:rFonts w:ascii="宋体" w:hAnsi="宋体" w:eastAsia="宋体"/>
+                <w:b w:val="0"/>
+                <w:color w:val="000000"/>
+                <w:sz w:val="21"/>
+              </w:rPr>
+              <w:t>9.007</w:t>
+            </w:r>
+          </w:p>
+        </w:tc>
+      </w:tr>
+      <w:tr>
+        <w:tc>
+          <w:tcPr>
+            <w:tcW w:type="dxa" w:w="3312"/>
+            <w:vAlign w:val="center"/>
+            <w:tcMar>
+              <w:top w:w="80" w:type="dxa"/>
+              <w:start w:w="120" w:type="dxa"/>
+              <w:bottom w:w="80" w:type="dxa"/>
+              <w:end w:w="120" w:type="dxa"/>
+            </w:tcMar>
+          </w:tcPr>
+          <w:p>
+            <w:pPr>
+              <w:spacing w:after="0" w:line="264" w:lineRule="auto"/>
+            </w:pPr>
+            <w:r>
+              <w:rPr>
+                <w:rFonts w:ascii="宋体" w:hAnsi="宋体" w:eastAsia="宋体"/>
+                <w:b w:val="0"/>
+                <w:color w:val="000000"/>
+                <w:sz w:val="21"/>
+              </w:rPr>
+              <w:t>英国</w:t>
+            </w:r>
+          </w:p>
+        </w:tc>
+        <w:tc>
+          <w:tcPr>
+            <w:tcW w:type="dxa" w:w="2448"/>
+            <w:vAlign w:val="center"/>
+            <w:tcMar>
+              <w:top w:w="80" w:type="dxa"/>
+              <w:start w:w="120" w:type="dxa"/>
+              <w:bottom w:w="80" w:type="dxa"/>
+              <w:end w:w="120" w:type="dxa"/>
+            </w:tcMar>
+          </w:tcPr>
+          <w:p>
+            <w:pPr>
+              <w:spacing w:after="0" w:line="264" w:lineRule="auto"/>
+            </w:pPr>
+            <w:r>
+              <w:rPr>
+                <w:rFonts w:ascii="宋体" w:hAnsi="宋体" w:eastAsia="宋体"/>
+                <w:b w:val="0"/>
+                <w:color w:val="000000"/>
+                <w:sz w:val="21"/>
+              </w:rPr>
+              <w:t>28 次</w:t>
+            </w:r>
+          </w:p>
+        </w:tc>
+        <w:tc>
+          <w:tcPr>
+            <w:tcW w:type="dxa" w:w="3600"/>
+            <w:vAlign w:val="center"/>
+            <w:tcMar>
+              <w:top w:w="80" w:type="dxa"/>
+              <w:start w:w="120" w:type="dxa"/>
+              <w:bottom w:w="80" w:type="dxa"/>
+              <w:end w:w="120" w:type="dxa"/>
+            </w:tcMar>
+          </w:tcPr>
+          <w:p>
+            <w:pPr>
+              <w:spacing w:after="0" w:line="264" w:lineRule="auto"/>
+            </w:pPr>
+            <w:r>
+              <w:rPr>
+                <w:rFonts w:ascii="宋体" w:hAnsi="宋体" w:eastAsia="宋体"/>
+                <w:b w:val="0"/>
+                <w:color w:val="000000"/>
+                <w:sz w:val="21"/>
+              </w:rPr>
+              <w:t>9.014</w:t>
+            </w:r>
+          </w:p>
+        </w:tc>
+      </w:tr>
+      <w:tr>
+        <w:tc>
+          <w:tcPr>
+            <w:tcW w:type="dxa" w:w="3312"/>
+            <w:vAlign w:val="center"/>
+            <w:tcMar>
+              <w:top w:w="80" w:type="dxa"/>
+              <w:start w:w="120" w:type="dxa"/>
+              <w:bottom w:w="80" w:type="dxa"/>
+              <w:end w:w="120" w:type="dxa"/>
+            </w:tcMar>
+          </w:tcPr>
+          <w:p>
+            <w:pPr>
+              <w:spacing w:after="0" w:line="264" w:lineRule="auto"/>
+            </w:pPr>
+            <w:r>
+              <w:rPr>
+                <w:rFonts w:ascii="宋体" w:hAnsi="宋体" w:eastAsia="宋体"/>
+                <w:b w:val="0"/>
+                <w:color w:val="000000"/>
+                <w:sz w:val="21"/>
+              </w:rPr>
+              <w:t>日本</w:t>
+            </w:r>
+          </w:p>
+        </w:tc>
+        <w:tc>
+          <w:tcPr>
+            <w:tcW w:type="dxa" w:w="2448"/>
+            <w:vAlign w:val="center"/>
+            <w:tcMar>
+              <w:top w:w="80" w:type="dxa"/>
+              <w:start w:w="120" w:type="dxa"/>
+              <w:bottom w:w="80" w:type="dxa"/>
+              <w:end w:w="120" w:type="dxa"/>
+            </w:tcMar>
+          </w:tcPr>
+          <w:p>
+            <w:pPr>
+              <w:spacing w:after="0" w:line="264" w:lineRule="auto"/>
+            </w:pPr>
+            <w:r>
+              <w:rPr>
+                <w:rFonts w:ascii="宋体" w:hAnsi="宋体" w:eastAsia="宋体"/>
+                <w:b w:val="0"/>
+                <w:color w:val="000000"/>
+                <w:sz w:val="21"/>
+              </w:rPr>
+              <w:t>28 次</w:t>
+            </w:r>
+          </w:p>
+        </w:tc>
+        <w:tc>
+          <w:tcPr>
+            <w:tcW w:type="dxa" w:w="3600"/>
+            <w:vAlign w:val="center"/>
+            <w:tcMar>
+              <w:top w:w="80" w:type="dxa"/>
+              <w:start w:w="120" w:type="dxa"/>
+              <w:bottom w:w="80" w:type="dxa"/>
+              <w:end w:w="120" w:type="dxa"/>
+            </w:tcMar>
+          </w:tcPr>
+          <w:p>
+            <w:pPr>
+              <w:spacing w:after="0" w:line="264" w:lineRule="auto"/>
+            </w:pPr>
+            <w:r>
+              <w:rPr>
+                <w:rFonts w:ascii="宋体" w:hAnsi="宋体" w:eastAsia="宋体"/>
+                <w:b w:val="0"/>
+                <w:color w:val="000000"/>
+                <w:sz w:val="21"/>
+              </w:rPr>
+              <w:t>8.968</w:t>
+            </w:r>
+          </w:p>
+        </w:tc>
+      </w:tr>
+      <w:tr>
+        <w:tc>
+          <w:tcPr>
+            <w:tcW w:type="dxa" w:w="3312"/>
+            <w:vAlign w:val="center"/>
+            <w:tcMar>
+              <w:top w:w="80" w:type="dxa"/>
+              <w:start w:w="120" w:type="dxa"/>
+              <w:bottom w:w="80" w:type="dxa"/>
+              <w:end w:w="120" w:type="dxa"/>
+            </w:tcMar>
+          </w:tcPr>
+          <w:p>
+            <w:pPr>
+              <w:spacing w:after="0" w:line="264" w:lineRule="auto"/>
+            </w:pPr>
+            <w:r>
+              <w:rPr>
+                <w:rFonts w:ascii="宋体" w:hAnsi="宋体" w:eastAsia="宋体"/>
+                <w:b w:val="0"/>
+                <w:color w:val="000000"/>
+                <w:sz w:val="21"/>
+              </w:rPr>
+              <w:t>中国香港</w:t>
+            </w:r>
+          </w:p>
+        </w:tc>
+        <w:tc>
+          <w:tcPr>
+            <w:tcW w:type="dxa" w:w="2448"/>
+            <w:vAlign w:val="center"/>
+            <w:tcMar>
+              <w:top w:w="80" w:type="dxa"/>
+              <w:start w:w="120" w:type="dxa"/>
+              <w:bottom w:w="80" w:type="dxa"/>
+              <w:end w:w="120" w:type="dxa"/>
+            </w:tcMar>
+          </w:tcPr>
+          <w:p>
+            <w:pPr>
+              <w:spacing w:after="0" w:line="264" w:lineRule="auto"/>
+            </w:pPr>
+            <w:r>
+              <w:rPr>
+                <w:rFonts w:ascii="宋体" w:hAnsi="宋体" w:eastAsia="宋体"/>
+                <w:b w:val="0"/>
+                <w:color w:val="000000"/>
+                <w:sz w:val="21"/>
+              </w:rPr>
+              <w:t>24 次</w:t>
+            </w:r>
+          </w:p>
+        </w:tc>
+        <w:tc>
+          <w:tcPr>
+            <w:tcW w:type="dxa" w:w="3600"/>
+            <w:vAlign w:val="center"/>
+            <w:tcMar>
+              <w:top w:w="80" w:type="dxa"/>
+              <w:start w:w="120" w:type="dxa"/>
+              <w:bottom w:w="80" w:type="dxa"/>
+              <w:end w:w="120" w:type="dxa"/>
+            </w:tcMar>
+          </w:tcPr>
+          <w:p>
+            <w:pPr>
+              <w:spacing w:after="0" w:line="264" w:lineRule="auto"/>
+            </w:pPr>
+            <w:r>
+              <w:rPr>
+                <w:rFonts w:ascii="宋体" w:hAnsi="宋体" w:eastAsia="宋体"/>
+                <w:b w:val="0"/>
+                <w:color w:val="000000"/>
+                <w:sz w:val="21"/>
+              </w:rPr>
+              <w:t>8.925</w:t>
+            </w:r>
+          </w:p>
+        </w:tc>
+      </w:tr>
+      <w:tr>
+        <w:tc>
+          <w:tcPr>
+            <w:tcW w:type="dxa" w:w="3312"/>
+            <w:vAlign w:val="center"/>
+            <w:tcMar>
+              <w:top w:w="80" w:type="dxa"/>
+              <w:start w:w="120" w:type="dxa"/>
+              <w:bottom w:w="80" w:type="dxa"/>
+              <w:end w:w="120" w:type="dxa"/>
+            </w:tcMar>
+          </w:tcPr>
+          <w:p>
+            <w:pPr>
+              <w:spacing w:after="0" w:line="264" w:lineRule="auto"/>
+            </w:pPr>
+            <w:r>
+              <w:rPr>
+                <w:rFonts w:ascii="宋体" w:hAnsi="宋体" w:eastAsia="宋体"/>
+                <w:b w:val="0"/>
+                <w:color w:val="000000"/>
+                <w:sz w:val="21"/>
+              </w:rPr>
+              <w:t>中国大陆</w:t>
+            </w:r>
+          </w:p>
+        </w:tc>
+        <w:tc>
+          <w:tcPr>
+            <w:tcW w:type="dxa" w:w="2448"/>
+            <w:vAlign w:val="center"/>
+            <w:tcMar>
+              <w:top w:w="80" w:type="dxa"/>
+              <w:start w:w="120" w:type="dxa"/>
+              <w:bottom w:w="80" w:type="dxa"/>
+              <w:end w:w="120" w:type="dxa"/>
+            </w:tcMar>
+          </w:tcPr>
+          <w:p>
+            <w:pPr>
+              <w:spacing w:after="0" w:line="264" w:lineRule="auto"/>
+            </w:pPr>
+            <w:r>
+              <w:rPr>
+                <w:rFonts w:ascii="宋体" w:hAnsi="宋体" w:eastAsia="宋体"/>
+                <w:b w:val="0"/>
+                <w:color w:val="000000"/>
+                <w:sz w:val="21"/>
+              </w:rPr>
+              <w:t>22 次</w:t>
+            </w:r>
+          </w:p>
+        </w:tc>
+        <w:tc>
+          <w:tcPr>
+            <w:tcW w:type="dxa" w:w="3600"/>
+            <w:vAlign w:val="center"/>
+            <w:tcMar>
+              <w:top w:w="80" w:type="dxa"/>
+              <w:start w:w="120" w:type="dxa"/>
+              <w:bottom w:w="80" w:type="dxa"/>
+              <w:end w:w="120" w:type="dxa"/>
+            </w:tcMar>
+          </w:tcPr>
+          <w:p>
+            <w:pPr>
+              <w:spacing w:after="0" w:line="264" w:lineRule="auto"/>
+            </w:pPr>
+            <w:r>
+              <w:rPr>
+                <w:rFonts w:ascii="宋体" w:hAnsi="宋体" w:eastAsia="宋体"/>
+                <w:b w:val="0"/>
+                <w:color w:val="000000"/>
+                <w:sz w:val="21"/>
+              </w:rPr>
+              <w:t>9.118</w:t>
+            </w:r>
+          </w:p>
+        </w:tc>
+      </w:tr>
+      <w:tr>
+        <w:tc>
+          <w:tcPr>
+            <w:tcW w:type="dxa" w:w="3312"/>
+            <w:vAlign w:val="center"/>
+            <w:tcMar>
+              <w:top w:w="80" w:type="dxa"/>
+              <w:start w:w="120" w:type="dxa"/>
+              <w:bottom w:w="80" w:type="dxa"/>
+              <w:end w:w="120" w:type="dxa"/>
+            </w:tcMar>
+          </w:tcPr>
+          <w:p>
+            <w:pPr>
+              <w:spacing w:after="0" w:line="264" w:lineRule="auto"/>
+            </w:pPr>
+            <w:r>
+              <w:rPr>
+                <w:rFonts w:ascii="宋体" w:hAnsi="宋体" w:eastAsia="宋体"/>
+                <w:b w:val="0"/>
+                <w:color w:val="000000"/>
+                <w:sz w:val="21"/>
+              </w:rPr>
+              <w:t>法国</w:t>
+            </w:r>
+          </w:p>
+        </w:tc>
+        <w:tc>
+          <w:tcPr>
+            <w:tcW w:type="dxa" w:w="2448"/>
+            <w:vAlign w:val="center"/>
+            <w:tcMar>
+              <w:top w:w="80" w:type="dxa"/>
+              <w:start w:w="120" w:type="dxa"/>
+              <w:bottom w:w="80" w:type="dxa"/>
+              <w:end w:w="120" w:type="dxa"/>
+            </w:tcMar>
+          </w:tcPr>
+          <w:p>
+            <w:pPr>
+              <w:spacing w:after="0" w:line="264" w:lineRule="auto"/>
+            </w:pPr>
+            <w:r>
+              <w:rPr>
+                <w:rFonts w:ascii="宋体" w:hAnsi="宋体" w:eastAsia="宋体"/>
+                <w:b w:val="0"/>
+                <w:color w:val="000000"/>
+                <w:sz w:val="21"/>
+              </w:rPr>
+              <w:t>16 次</w:t>
+            </w:r>
+          </w:p>
+        </w:tc>
+        <w:tc>
+          <w:tcPr>
+            <w:tcW w:type="dxa" w:w="3600"/>
+            <w:vAlign w:val="center"/>
+            <w:tcMar>
+              <w:top w:w="80" w:type="dxa"/>
+              <w:start w:w="120" w:type="dxa"/>
+              <w:bottom w:w="80" w:type="dxa"/>
+              <w:end w:w="120" w:type="dxa"/>
+            </w:tcMar>
+          </w:tcPr>
+          <w:p>
+            <w:pPr>
+              <w:spacing w:after="0" w:line="264" w:lineRule="auto"/>
+            </w:pPr>
+            <w:r>
+              <w:rPr>
+                <w:rFonts w:ascii="宋体" w:hAnsi="宋体" w:eastAsia="宋体"/>
+                <w:b w:val="0"/>
+                <w:color w:val="000000"/>
+                <w:sz w:val="21"/>
+              </w:rPr>
+              <w:t>9.044</w:t>
+            </w:r>
+          </w:p>
+        </w:tc>
+      </w:tr>
+      <w:tr>
+        <w:tc>
+          <w:tcPr>
+            <w:tcW w:type="dxa" w:w="3312"/>
+            <w:vAlign w:val="center"/>
+            <w:tcMar>
+              <w:top w:w="80" w:type="dxa"/>
+              <w:start w:w="120" w:type="dxa"/>
+              <w:bottom w:w="80" w:type="dxa"/>
+              <w:end w:w="120" w:type="dxa"/>
+            </w:tcMar>
+          </w:tcPr>
+          <w:p>
+            <w:pPr>
+              <w:spacing w:after="0" w:line="264" w:lineRule="auto"/>
+            </w:pPr>
+            <w:r>
+              <w:rPr>
+                <w:rFonts w:ascii="宋体" w:hAnsi="宋体" w:eastAsia="宋体"/>
+                <w:b w:val="0"/>
+                <w:color w:val="000000"/>
+                <w:sz w:val="21"/>
+              </w:rPr>
+              <w:t>韩国</w:t>
+            </w:r>
+          </w:p>
+        </w:tc>
+        <w:tc>
+          <w:tcPr>
+            <w:tcW w:type="dxa" w:w="2448"/>
+            <w:vAlign w:val="center"/>
+            <w:tcMar>
+              <w:top w:w="80" w:type="dxa"/>
+              <w:start w:w="120" w:type="dxa"/>
+              <w:bottom w:w="80" w:type="dxa"/>
+              <w:end w:w="120" w:type="dxa"/>
+            </w:tcMar>
+          </w:tcPr>
+          <w:p>
+            <w:pPr>
+              <w:spacing w:after="0" w:line="264" w:lineRule="auto"/>
+            </w:pPr>
+            <w:r>
+              <w:rPr>
+                <w:rFonts w:ascii="宋体" w:hAnsi="宋体" w:eastAsia="宋体"/>
+                <w:b w:val="0"/>
+                <w:color w:val="000000"/>
+                <w:sz w:val="21"/>
+              </w:rPr>
+              <w:t>11 次</w:t>
+            </w:r>
+          </w:p>
+        </w:tc>
+        <w:tc>
+          <w:tcPr>
+            <w:tcW w:type="dxa" w:w="3600"/>
+            <w:vAlign w:val="center"/>
+            <w:tcMar>
+              <w:top w:w="80" w:type="dxa"/>
+              <w:start w:w="120" w:type="dxa"/>
+              <w:bottom w:w="80" w:type="dxa"/>
+              <w:end w:w="120" w:type="dxa"/>
+            </w:tcMar>
+          </w:tcPr>
+          <w:p>
+            <w:pPr>
+              <w:spacing w:after="0" w:line="264" w:lineRule="auto"/>
+            </w:pPr>
+            <w:r>
+              <w:rPr>
+                <w:rFonts w:ascii="宋体" w:hAnsi="宋体" w:eastAsia="宋体"/>
+                <w:b w:val="0"/>
+                <w:color w:val="000000"/>
+                <w:sz w:val="21"/>
+              </w:rPr>
+              <w:t>8.945</w:t>
+            </w:r>
+          </w:p>
+        </w:tc>
+      </w:tr>
+      <w:tr>
+        <w:tc>
+          <w:tcPr>
+            <w:tcW w:type="dxa" w:w="3312"/>
+            <w:vAlign w:val="center"/>
+            <w:tcMar>
+              <w:top w:w="80" w:type="dxa"/>
+              <w:start w:w="120" w:type="dxa"/>
+              <w:bottom w:w="80" w:type="dxa"/>
+              <w:end w:w="120" w:type="dxa"/>
+            </w:tcMar>
+          </w:tcPr>
+          <w:p>
+            <w:pPr>
+              <w:spacing w:after="0" w:line="264" w:lineRule="auto"/>
+            </w:pPr>
+            <w:r>
+              <w:rPr>
+                <w:rFonts w:ascii="宋体" w:hAnsi="宋体" w:eastAsia="宋体"/>
+                <w:b w:val="0"/>
+                <w:color w:val="000000"/>
+                <w:sz w:val="21"/>
+              </w:rPr>
+              <w:t>意大利</w:t>
+            </w:r>
+          </w:p>
+        </w:tc>
+        <w:tc>
+          <w:tcPr>
+            <w:tcW w:type="dxa" w:w="2448"/>
+            <w:vAlign w:val="center"/>
+            <w:tcMar>
+              <w:top w:w="80" w:type="dxa"/>
+              <w:start w:w="120" w:type="dxa"/>
+              <w:bottom w:w="80" w:type="dxa"/>
+              <w:end w:w="120" w:type="dxa"/>
+            </w:tcMar>
+          </w:tcPr>
+          <w:p>
+            <w:pPr>
+              <w:spacing w:after="0" w:line="264" w:lineRule="auto"/>
+            </w:pPr>
+            <w:r>
+              <w:rPr>
+                <w:rFonts w:ascii="宋体" w:hAnsi="宋体" w:eastAsia="宋体"/>
+                <w:b w:val="0"/>
+                <w:color w:val="000000"/>
+                <w:sz w:val="21"/>
+              </w:rPr>
+              <w:t>9 次</w:t>
+            </w:r>
+          </w:p>
+        </w:tc>
+        <w:tc>
+          <w:tcPr>
+            <w:tcW w:type="dxa" w:w="3600"/>
+            <w:vAlign w:val="center"/>
+            <w:tcMar>
+              <w:top w:w="80" w:type="dxa"/>
+              <w:start w:w="120" w:type="dxa"/>
+              <w:bottom w:w="80" w:type="dxa"/>
+              <w:end w:w="120" w:type="dxa"/>
+            </w:tcMar>
+          </w:tcPr>
+          <w:p>
+            <w:pPr>
+              <w:spacing w:after="0" w:line="264" w:lineRule="auto"/>
+            </w:pPr>
+            <w:r>
+              <w:rPr>
+                <w:rFonts w:ascii="宋体" w:hAnsi="宋体" w:eastAsia="宋体"/>
+                <w:b w:val="0"/>
+                <w:color w:val="000000"/>
+                <w:sz w:val="21"/>
+              </w:rPr>
+              <w:t>9.144</w:t>
+            </w:r>
+          </w:p>
+        </w:tc>
+      </w:tr>
+    </w:tbl>
+    <w:p>
+      <w:pPr>
+        <w:spacing w:after="120" w:line="264" w:lineRule="auto"/>
+      </w:pPr>
+      <w:r>
+        <w:rPr>
+          <w:rFonts w:ascii="宋体" w:hAnsi="宋体" w:eastAsia="宋体"/>
+          <w:b w:val="0"/>
+          <w:color w:val="000000"/>
+          <w:sz w:val="22"/>
+        </w:rPr>
+        <w:t>年代分布显示，1990 年代、2000 年代和 2010 年代构成榜单主体。早期年代的平均分较高，但样本量明显偏少，因此更适合作为经典影片留存现象的提示，而不是年代优劣比较。</w:t>
+      </w:r>
+    </w:p>
+    <w:tbl>
+      <w:tblPr>
+        <w:tblStyle w:val="TableGrid"/>
+        <w:tblW w:type="dxa" w:w="9360"/>
+        <w:tblLayout w:type="fixed"/>
+        <w:tblLook w:firstColumn="1" w:firstRow="1" w:lastColumn="0" w:lastRow="0" w:noHBand="0" w:noVBand="1" w:val="04A0"/>
+        <w:tblInd w:w="120" w:type="dxa"/>
+      </w:tblPr>
+      <w:tblGrid>
+        <w:gridCol w:w="3024"/>
+        <w:gridCol w:w="2304"/>
+        <w:gridCol w:w="4032"/>
+      </w:tblGrid>
+      <w:tr>
+        <w:tc>
+          <w:tcPr>
+            <w:tcW w:type="dxa" w:w="3024"/>
+            <w:vAlign w:val="center"/>
+            <w:tcMar>
+              <w:top w:w="80" w:type="dxa"/>
+              <w:start w:w="120" w:type="dxa"/>
+              <w:bottom w:w="80" w:type="dxa"/>
+              <w:end w:w="120" w:type="dxa"/>
+            </w:tcMar>
+            <w:shd w:fill="F2F2F2"/>
+          </w:tcPr>
+          <w:p>
+            <w:pPr>
+              <w:spacing w:after="0" w:line="264" w:lineRule="auto"/>
+            </w:pPr>
+            <w:r>
+              <w:rPr>
+                <w:rFonts w:ascii="宋体" w:hAnsi="宋体" w:eastAsia="宋体"/>
+                <w:b/>
+                <w:color w:val="000000"/>
+                <w:sz w:val="21"/>
+              </w:rPr>
+              <w:t>年代</w:t>
+            </w:r>
+          </w:p>
+        </w:tc>
+        <w:tc>
+          <w:tcPr>
+            <w:tcW w:type="dxa" w:w="2304"/>
+            <w:vAlign w:val="center"/>
+            <w:tcMar>
+              <w:top w:w="80" w:type="dxa"/>
+              <w:start w:w="120" w:type="dxa"/>
+              <w:bottom w:w="80" w:type="dxa"/>
+              <w:end w:w="120" w:type="dxa"/>
+            </w:tcMar>
+            <w:shd w:fill="F2F2F2"/>
+          </w:tcPr>
+          <w:p>
+            <w:pPr>
+              <w:spacing w:after="0" w:line="264" w:lineRule="auto"/>
+            </w:pPr>
+            <w:r>
+              <w:rPr>
+                <w:rFonts w:ascii="宋体" w:hAnsi="宋体" w:eastAsia="宋体"/>
+                <w:b/>
+                <w:color w:val="000000"/>
+                <w:sz w:val="21"/>
+              </w:rPr>
+              <w:t>电影数量</w:t>
+            </w:r>
+          </w:p>
+        </w:tc>
+        <w:tc>
+          <w:tcPr>
+            <w:tcW w:type="dxa" w:w="4032"/>
+            <w:vAlign w:val="center"/>
+            <w:tcMar>
+              <w:top w:w="80" w:type="dxa"/>
+              <w:start w:w="120" w:type="dxa"/>
+              <w:bottom w:w="80" w:type="dxa"/>
+              <w:end w:w="120" w:type="dxa"/>
+            </w:tcMar>
+            <w:shd w:fill="F2F2F2"/>
+          </w:tcPr>
+          <w:p>
+            <w:pPr>
+              <w:spacing w:after="0" w:line="264" w:lineRule="auto"/>
+            </w:pPr>
+            <w:r>
+              <w:rPr>
+                <w:rFonts w:ascii="宋体" w:hAnsi="宋体" w:eastAsia="宋体"/>
+                <w:b/>
+                <w:color w:val="000000"/>
+                <w:sz w:val="21"/>
+              </w:rPr>
+              <w:t>平均评分</w:t>
+            </w:r>
+          </w:p>
+        </w:tc>
+      </w:tr>
+      <w:tr>
+        <w:tc>
+          <w:tcPr>
+            <w:tcW w:type="dxa" w:w="3024"/>
+            <w:vAlign w:val="center"/>
+            <w:tcMar>
+              <w:top w:w="80" w:type="dxa"/>
+              <w:start w:w="120" w:type="dxa"/>
+              <w:bottom w:w="80" w:type="dxa"/>
+              <w:end w:w="120" w:type="dxa"/>
+            </w:tcMar>
+          </w:tcPr>
+          <w:p>
+            <w:pPr>
+              <w:spacing w:after="0" w:line="264" w:lineRule="auto"/>
+            </w:pPr>
+            <w:r>
+              <w:rPr>
+                <w:rFonts w:ascii="宋体" w:hAnsi="宋体" w:eastAsia="宋体"/>
+                <w:b w:val="0"/>
+                <w:color w:val="000000"/>
+                <w:sz w:val="21"/>
+              </w:rPr>
+              <w:t>1930 年代</w:t>
+            </w:r>
+          </w:p>
+        </w:tc>
+        <w:tc>
+          <w:tcPr>
+            <w:tcW w:type="dxa" w:w="2304"/>
+            <w:vAlign w:val="center"/>
+            <w:tcMar>
+              <w:top w:w="80" w:type="dxa"/>
+              <w:start w:w="120" w:type="dxa"/>
+              <w:bottom w:w="80" w:type="dxa"/>
+              <w:end w:w="120" w:type="dxa"/>
+            </w:tcMar>
+          </w:tcPr>
+          <w:p>
+            <w:pPr>
+              <w:spacing w:after="0" w:line="264" w:lineRule="auto"/>
+            </w:pPr>
+            <w:r>
+              <w:rPr>
+                <w:rFonts w:ascii="宋体" w:hAnsi="宋体" w:eastAsia="宋体"/>
+                <w:b w:val="0"/>
+                <w:color w:val="000000"/>
+                <w:sz w:val="21"/>
+              </w:rPr>
+              <w:t>2 部</w:t>
+            </w:r>
+          </w:p>
+        </w:tc>
+        <w:tc>
+          <w:tcPr>
+            <w:tcW w:type="dxa" w:w="4032"/>
+            <w:vAlign w:val="center"/>
+            <w:tcMar>
+              <w:top w:w="80" w:type="dxa"/>
+              <w:start w:w="120" w:type="dxa"/>
+              <w:bottom w:w="80" w:type="dxa"/>
+              <w:end w:w="120" w:type="dxa"/>
+            </w:tcMar>
+          </w:tcPr>
+          <w:p>
+            <w:pPr>
+              <w:spacing w:after="0" w:line="264" w:lineRule="auto"/>
+            </w:pPr>
+            <w:r>
+              <w:rPr>
+                <w:rFonts w:ascii="宋体" w:hAnsi="宋体" w:eastAsia="宋体"/>
+                <w:b w:val="0"/>
+                <w:color w:val="000000"/>
+                <w:sz w:val="21"/>
+              </w:rPr>
+              <w:t>9.300</w:t>
+            </w:r>
+          </w:p>
+        </w:tc>
+      </w:tr>
+      <w:tr>
+        <w:tc>
+          <w:tcPr>
+            <w:tcW w:type="dxa" w:w="3024"/>
+            <w:vAlign w:val="center"/>
+            <w:tcMar>
+              <w:top w:w="80" w:type="dxa"/>
+              <w:start w:w="120" w:type="dxa"/>
+              <w:bottom w:w="80" w:type="dxa"/>
+              <w:end w:w="120" w:type="dxa"/>
+            </w:tcMar>
+          </w:tcPr>
+          <w:p>
+            <w:pPr>
+              <w:spacing w:after="0" w:line="264" w:lineRule="auto"/>
+            </w:pPr>
+            <w:r>
+              <w:rPr>
+                <w:rFonts w:ascii="宋体" w:hAnsi="宋体" w:eastAsia="宋体"/>
+                <w:b w:val="0"/>
+                <w:color w:val="000000"/>
+                <w:sz w:val="21"/>
+              </w:rPr>
+              <w:t>1950 年代</w:t>
+            </w:r>
+          </w:p>
+        </w:tc>
+        <w:tc>
+          <w:tcPr>
+            <w:tcW w:type="dxa" w:w="2304"/>
+            <w:vAlign w:val="center"/>
+            <w:tcMar>
+              <w:top w:w="80" w:type="dxa"/>
+              <w:start w:w="120" w:type="dxa"/>
+              <w:bottom w:w="80" w:type="dxa"/>
+              <w:end w:w="120" w:type="dxa"/>
+            </w:tcMar>
+          </w:tcPr>
+          <w:p>
+            <w:pPr>
+              <w:spacing w:after="0" w:line="264" w:lineRule="auto"/>
+            </w:pPr>
+            <w:r>
+              <w:rPr>
+                <w:rFonts w:ascii="宋体" w:hAnsi="宋体" w:eastAsia="宋体"/>
+                <w:b w:val="0"/>
+                <w:color w:val="000000"/>
+                <w:sz w:val="21"/>
+              </w:rPr>
+              <w:t>5 部</w:t>
+            </w:r>
+          </w:p>
+        </w:tc>
+        <w:tc>
+          <w:tcPr>
+            <w:tcW w:type="dxa" w:w="4032"/>
+            <w:vAlign w:val="center"/>
+            <w:tcMar>
+              <w:top w:w="80" w:type="dxa"/>
+              <w:start w:w="120" w:type="dxa"/>
+              <w:bottom w:w="80" w:type="dxa"/>
+              <w:end w:w="120" w:type="dxa"/>
+            </w:tcMar>
+          </w:tcPr>
+          <w:p>
+            <w:pPr>
+              <w:spacing w:after="0" w:line="264" w:lineRule="auto"/>
+            </w:pPr>
+            <w:r>
+              <w:rPr>
+                <w:rFonts w:ascii="宋体" w:hAnsi="宋体" w:eastAsia="宋体"/>
+                <w:b w:val="0"/>
+                <w:color w:val="000000"/>
+                <w:sz w:val="21"/>
+              </w:rPr>
+              <w:t>9.300</w:t>
+            </w:r>
+          </w:p>
+        </w:tc>
+      </w:tr>
+      <w:tr>
+        <w:tc>
+          <w:tcPr>
+            <w:tcW w:type="dxa" w:w="3024"/>
+            <w:vAlign w:val="center"/>
+            <w:tcMar>
+              <w:top w:w="80" w:type="dxa"/>
+              <w:start w:w="120" w:type="dxa"/>
+              <w:bottom w:w="80" w:type="dxa"/>
+              <w:end w:w="120" w:type="dxa"/>
+            </w:tcMar>
+          </w:tcPr>
+          <w:p>
+            <w:pPr>
+              <w:spacing w:after="0" w:line="264" w:lineRule="auto"/>
+            </w:pPr>
+            <w:r>
+              <w:rPr>
+                <w:rFonts w:ascii="宋体" w:hAnsi="宋体" w:eastAsia="宋体"/>
+                <w:b w:val="0"/>
+                <w:color w:val="000000"/>
+                <w:sz w:val="21"/>
+              </w:rPr>
+              <w:t>1960 年代</w:t>
+            </w:r>
+          </w:p>
+        </w:tc>
+        <w:tc>
+          <w:tcPr>
+            <w:tcW w:type="dxa" w:w="2304"/>
+            <w:vAlign w:val="center"/>
+            <w:tcMar>
+              <w:top w:w="80" w:type="dxa"/>
+              <w:start w:w="120" w:type="dxa"/>
+              <w:bottom w:w="80" w:type="dxa"/>
+              <w:end w:w="120" w:type="dxa"/>
+            </w:tcMar>
+          </w:tcPr>
+          <w:p>
+            <w:pPr>
+              <w:spacing w:after="0" w:line="264" w:lineRule="auto"/>
+            </w:pPr>
+            <w:r>
+              <w:rPr>
+                <w:rFonts w:ascii="宋体" w:hAnsi="宋体" w:eastAsia="宋体"/>
+                <w:b w:val="0"/>
+                <w:color w:val="000000"/>
+                <w:sz w:val="21"/>
+              </w:rPr>
+              <w:t>4 部</w:t>
+            </w:r>
+          </w:p>
+        </w:tc>
+        <w:tc>
+          <w:tcPr>
+            <w:tcW w:type="dxa" w:w="4032"/>
+            <w:vAlign w:val="center"/>
+            <w:tcMar>
+              <w:top w:w="80" w:type="dxa"/>
+              <w:start w:w="120" w:type="dxa"/>
+              <w:bottom w:w="80" w:type="dxa"/>
+              <w:end w:w="120" w:type="dxa"/>
+            </w:tcMar>
+          </w:tcPr>
+          <w:p>
+            <w:pPr>
+              <w:spacing w:after="0" w:line="264" w:lineRule="auto"/>
+            </w:pPr>
+            <w:r>
+              <w:rPr>
+                <w:rFonts w:ascii="宋体" w:hAnsi="宋体" w:eastAsia="宋体"/>
+                <w:b w:val="0"/>
+                <w:color w:val="000000"/>
+                <w:sz w:val="21"/>
+              </w:rPr>
+              <w:t>9.100</w:t>
+            </w:r>
+          </w:p>
+        </w:tc>
+      </w:tr>
+      <w:tr>
+        <w:tc>
+          <w:tcPr>
+            <w:tcW w:type="dxa" w:w="3024"/>
+            <w:vAlign w:val="center"/>
+            <w:tcMar>
+              <w:top w:w="80" w:type="dxa"/>
+              <w:start w:w="120" w:type="dxa"/>
+              <w:bottom w:w="80" w:type="dxa"/>
+              <w:end w:w="120" w:type="dxa"/>
+            </w:tcMar>
+          </w:tcPr>
+          <w:p>
+            <w:pPr>
+              <w:spacing w:after="0" w:line="264" w:lineRule="auto"/>
+            </w:pPr>
+            <w:r>
+              <w:rPr>
+                <w:rFonts w:ascii="宋体" w:hAnsi="宋体" w:eastAsia="宋体"/>
+                <w:b w:val="0"/>
+                <w:color w:val="000000"/>
+                <w:sz w:val="21"/>
+              </w:rPr>
+              <w:t>1970 年代</w:t>
+            </w:r>
+          </w:p>
+        </w:tc>
+        <w:tc>
+          <w:tcPr>
+            <w:tcW w:type="dxa" w:w="2304"/>
+            <w:vAlign w:val="center"/>
+            <w:tcMar>
+              <w:top w:w="80" w:type="dxa"/>
+              <w:start w:w="120" w:type="dxa"/>
+              <w:bottom w:w="80" w:type="dxa"/>
+              <w:end w:w="120" w:type="dxa"/>
+            </w:tcMar>
+          </w:tcPr>
+          <w:p>
+            <w:pPr>
+              <w:spacing w:after="0" w:line="264" w:lineRule="auto"/>
+            </w:pPr>
+            <w:r>
+              <w:rPr>
+                <w:rFonts w:ascii="宋体" w:hAnsi="宋体" w:eastAsia="宋体"/>
+                <w:b w:val="0"/>
+                <w:color w:val="000000"/>
+                <w:sz w:val="21"/>
+              </w:rPr>
+              <w:t>4 部</w:t>
+            </w:r>
+          </w:p>
+        </w:tc>
+        <w:tc>
+          <w:tcPr>
+            <w:tcW w:type="dxa" w:w="4032"/>
+            <w:vAlign w:val="center"/>
+            <w:tcMar>
+              <w:top w:w="80" w:type="dxa"/>
+              <w:start w:w="120" w:type="dxa"/>
+              <w:bottom w:w="80" w:type="dxa"/>
+              <w:end w:w="120" w:type="dxa"/>
+            </w:tcMar>
+          </w:tcPr>
+          <w:p>
+            <w:pPr>
+              <w:spacing w:after="0" w:line="264" w:lineRule="auto"/>
+            </w:pPr>
+            <w:r>
+              <w:rPr>
+                <w:rFonts w:ascii="宋体" w:hAnsi="宋体" w:eastAsia="宋体"/>
+                <w:b w:val="0"/>
+                <w:color w:val="000000"/>
+                <w:sz w:val="21"/>
+              </w:rPr>
+              <w:t>9.225</w:t>
+            </w:r>
+          </w:p>
+        </w:tc>
+      </w:tr>
+      <w:tr>
+        <w:tc>
+          <w:tcPr>
+            <w:tcW w:type="dxa" w:w="3024"/>
+            <w:vAlign w:val="center"/>
+            <w:tcMar>
+              <w:top w:w="80" w:type="dxa"/>
+              <w:start w:w="120" w:type="dxa"/>
+              <w:bottom w:w="80" w:type="dxa"/>
+              <w:end w:w="120" w:type="dxa"/>
+            </w:tcMar>
+          </w:tcPr>
+          <w:p>
+            <w:pPr>
+              <w:spacing w:after="0" w:line="264" w:lineRule="auto"/>
+            </w:pPr>
+            <w:r>
+              <w:rPr>
+                <w:rFonts w:ascii="宋体" w:hAnsi="宋体" w:eastAsia="宋体"/>
+                <w:b w:val="0"/>
+                <w:color w:val="000000"/>
+                <w:sz w:val="21"/>
+              </w:rPr>
+              <w:t>1980 年代</w:t>
+            </w:r>
+          </w:p>
+        </w:tc>
+        <w:tc>
+          <w:tcPr>
+            <w:tcW w:type="dxa" w:w="2304"/>
+            <w:vAlign w:val="center"/>
+            <w:tcMar>
+              <w:top w:w="80" w:type="dxa"/>
+              <w:start w:w="120" w:type="dxa"/>
+              <w:bottom w:w="80" w:type="dxa"/>
+              <w:end w:w="120" w:type="dxa"/>
+            </w:tcMar>
+          </w:tcPr>
+          <w:p>
+            <w:pPr>
+              <w:spacing w:after="0" w:line="264" w:lineRule="auto"/>
+            </w:pPr>
+            <w:r>
+              <w:rPr>
+                <w:rFonts w:ascii="宋体" w:hAnsi="宋体" w:eastAsia="宋体"/>
+                <w:b w:val="0"/>
+                <w:color w:val="000000"/>
+                <w:sz w:val="21"/>
+              </w:rPr>
+              <w:t>15 部</w:t>
+            </w:r>
+          </w:p>
+        </w:tc>
+        <w:tc>
+          <w:tcPr>
+            <w:tcW w:type="dxa" w:w="4032"/>
+            <w:vAlign w:val="center"/>
+            <w:tcMar>
+              <w:top w:w="80" w:type="dxa"/>
+              <w:start w:w="120" w:type="dxa"/>
+              <w:bottom w:w="80" w:type="dxa"/>
+              <w:end w:w="120" w:type="dxa"/>
+            </w:tcMar>
+          </w:tcPr>
+          <w:p>
+            <w:pPr>
+              <w:spacing w:after="0" w:line="264" w:lineRule="auto"/>
+            </w:pPr>
+            <w:r>
+              <w:rPr>
+                <w:rFonts w:ascii="宋体" w:hAnsi="宋体" w:eastAsia="宋体"/>
+                <w:b w:val="0"/>
+                <w:color w:val="000000"/>
+                <w:sz w:val="21"/>
+              </w:rPr>
+              <w:t>9.127</w:t>
+            </w:r>
+          </w:p>
+        </w:tc>
+      </w:tr>
+      <w:tr>
+        <w:tc>
+          <w:tcPr>
+            <w:tcW w:type="dxa" w:w="3024"/>
+            <w:vAlign w:val="center"/>
+            <w:tcMar>
+              <w:top w:w="80" w:type="dxa"/>
+              <w:start w:w="120" w:type="dxa"/>
+              <w:bottom w:w="80" w:type="dxa"/>
+              <w:end w:w="120" w:type="dxa"/>
+            </w:tcMar>
+          </w:tcPr>
+          <w:p>
+            <w:pPr>
+              <w:spacing w:after="0" w:line="264" w:lineRule="auto"/>
+            </w:pPr>
+            <w:r>
+              <w:rPr>
+                <w:rFonts w:ascii="宋体" w:hAnsi="宋体" w:eastAsia="宋体"/>
+                <w:b w:val="0"/>
+                <w:color w:val="000000"/>
+                <w:sz w:val="21"/>
+              </w:rPr>
+              <w:t>1990 年代</w:t>
+            </w:r>
+          </w:p>
+        </w:tc>
+        <w:tc>
+          <w:tcPr>
+            <w:tcW w:type="dxa" w:w="2304"/>
+            <w:vAlign w:val="center"/>
+            <w:tcMar>
+              <w:top w:w="80" w:type="dxa"/>
+              <w:start w:w="120" w:type="dxa"/>
+              <w:bottom w:w="80" w:type="dxa"/>
+              <w:end w:w="120" w:type="dxa"/>
+            </w:tcMar>
+          </w:tcPr>
+          <w:p>
+            <w:pPr>
+              <w:spacing w:after="0" w:line="264" w:lineRule="auto"/>
+            </w:pPr>
+            <w:r>
+              <w:rPr>
+                <w:rFonts w:ascii="宋体" w:hAnsi="宋体" w:eastAsia="宋体"/>
+                <w:b w:val="0"/>
+                <w:color w:val="000000"/>
+                <w:sz w:val="21"/>
+              </w:rPr>
+              <w:t>49 部</w:t>
+            </w:r>
+          </w:p>
+        </w:tc>
+        <w:tc>
+          <w:tcPr>
+            <w:tcW w:type="dxa" w:w="4032"/>
+            <w:vAlign w:val="center"/>
+            <w:tcMar>
+              <w:top w:w="80" w:type="dxa"/>
+              <w:start w:w="120" w:type="dxa"/>
+              <w:bottom w:w="80" w:type="dxa"/>
+              <w:end w:w="120" w:type="dxa"/>
+            </w:tcMar>
+          </w:tcPr>
+          <w:p>
+            <w:pPr>
+              <w:spacing w:after="0" w:line="264" w:lineRule="auto"/>
+            </w:pPr>
+            <w:r>
+              <w:rPr>
+                <w:rFonts w:ascii="宋体" w:hAnsi="宋体" w:eastAsia="宋体"/>
+                <w:b w:val="0"/>
+                <w:color w:val="000000"/>
+                <w:sz w:val="21"/>
+              </w:rPr>
+              <w:t>9.065</w:t>
+            </w:r>
+          </w:p>
+        </w:tc>
+      </w:tr>
+      <w:tr>
+        <w:tc>
+          <w:tcPr>
+            <w:tcW w:type="dxa" w:w="3024"/>
+            <w:vAlign w:val="center"/>
+            <w:tcMar>
+              <w:top w:w="80" w:type="dxa"/>
+              <w:start w:w="120" w:type="dxa"/>
+              <w:bottom w:w="80" w:type="dxa"/>
+              <w:end w:w="120" w:type="dxa"/>
+            </w:tcMar>
+          </w:tcPr>
+          <w:p>
+            <w:pPr>
+              <w:spacing w:after="0" w:line="264" w:lineRule="auto"/>
+            </w:pPr>
+            <w:r>
+              <w:rPr>
+                <w:rFonts w:ascii="宋体" w:hAnsi="宋体" w:eastAsia="宋体"/>
+                <w:b w:val="0"/>
+                <w:color w:val="000000"/>
+                <w:sz w:val="21"/>
+              </w:rPr>
+              <w:t>2000 年代</w:t>
+            </w:r>
+          </w:p>
+        </w:tc>
+        <w:tc>
+          <w:tcPr>
+            <w:tcW w:type="dxa" w:w="2304"/>
+            <w:vAlign w:val="center"/>
+            <w:tcMar>
+              <w:top w:w="80" w:type="dxa"/>
+              <w:start w:w="120" w:type="dxa"/>
+              <w:bottom w:w="80" w:type="dxa"/>
+              <w:end w:w="120" w:type="dxa"/>
+            </w:tcMar>
+          </w:tcPr>
+          <w:p>
+            <w:pPr>
+              <w:spacing w:after="0" w:line="264" w:lineRule="auto"/>
+            </w:pPr>
+            <w:r>
+              <w:rPr>
+                <w:rFonts w:ascii="宋体" w:hAnsi="宋体" w:eastAsia="宋体"/>
+                <w:b w:val="0"/>
+                <w:color w:val="000000"/>
+                <w:sz w:val="21"/>
+              </w:rPr>
+              <w:t>60 部</w:t>
+            </w:r>
+          </w:p>
+        </w:tc>
+        <w:tc>
+          <w:tcPr>
+            <w:tcW w:type="dxa" w:w="4032"/>
+            <w:vAlign w:val="center"/>
+            <w:tcMar>
+              <w:top w:w="80" w:type="dxa"/>
+              <w:start w:w="120" w:type="dxa"/>
+              <w:bottom w:w="80" w:type="dxa"/>
+              <w:end w:w="120" w:type="dxa"/>
+            </w:tcMar>
+          </w:tcPr>
+          <w:p>
+            <w:pPr>
+              <w:spacing w:after="0" w:line="264" w:lineRule="auto"/>
+            </w:pPr>
+            <w:r>
+              <w:rPr>
+                <w:rFonts w:ascii="宋体" w:hAnsi="宋体" w:eastAsia="宋体"/>
+                <w:b w:val="0"/>
+                <w:color w:val="000000"/>
+                <w:sz w:val="21"/>
+              </w:rPr>
+              <w:t>8.982</w:t>
+            </w:r>
+          </w:p>
+        </w:tc>
+      </w:tr>
+      <w:tr>
+        <w:tc>
+          <w:tcPr>
+            <w:tcW w:type="dxa" w:w="3024"/>
+            <w:vAlign w:val="center"/>
+            <w:tcMar>
+              <w:top w:w="80" w:type="dxa"/>
+              <w:start w:w="120" w:type="dxa"/>
+              <w:bottom w:w="80" w:type="dxa"/>
+              <w:end w:w="120" w:type="dxa"/>
+            </w:tcMar>
+          </w:tcPr>
+          <w:p>
+            <w:pPr>
+              <w:spacing w:after="0" w:line="264" w:lineRule="auto"/>
+            </w:pPr>
+            <w:r>
+              <w:rPr>
+                <w:rFonts w:ascii="宋体" w:hAnsi="宋体" w:eastAsia="宋体"/>
+                <w:b w:val="0"/>
+                <w:color w:val="000000"/>
+                <w:sz w:val="21"/>
+              </w:rPr>
+              <w:t>2010 年代</w:t>
+            </w:r>
+          </w:p>
+        </w:tc>
+        <w:tc>
+          <w:tcPr>
+            <w:tcW w:type="dxa" w:w="2304"/>
+            <w:vAlign w:val="center"/>
+            <w:tcMar>
+              <w:top w:w="80" w:type="dxa"/>
+              <w:start w:w="120" w:type="dxa"/>
+              <w:bottom w:w="80" w:type="dxa"/>
+              <w:end w:w="120" w:type="dxa"/>
+            </w:tcMar>
+          </w:tcPr>
+          <w:p>
+            <w:pPr>
+              <w:spacing w:after="0" w:line="264" w:lineRule="auto"/>
+            </w:pPr>
+            <w:r>
+              <w:rPr>
+                <w:rFonts w:ascii="宋体" w:hAnsi="宋体" w:eastAsia="宋体"/>
+                <w:b w:val="0"/>
+                <w:color w:val="000000"/>
+                <w:sz w:val="21"/>
+              </w:rPr>
+              <w:t>58 部</w:t>
+            </w:r>
+          </w:p>
+        </w:tc>
+        <w:tc>
+          <w:tcPr>
+            <w:tcW w:type="dxa" w:w="4032"/>
+            <w:vAlign w:val="center"/>
+            <w:tcMar>
+              <w:top w:w="80" w:type="dxa"/>
+              <w:start w:w="120" w:type="dxa"/>
+              <w:bottom w:w="80" w:type="dxa"/>
+              <w:end w:w="120" w:type="dxa"/>
+            </w:tcMar>
+          </w:tcPr>
+          <w:p>
+            <w:pPr>
+              <w:spacing w:after="0" w:line="264" w:lineRule="auto"/>
+            </w:pPr>
+            <w:r>
+              <w:rPr>
+                <w:rFonts w:ascii="宋体" w:hAnsi="宋体" w:eastAsia="宋体"/>
+                <w:b w:val="0"/>
+                <w:color w:val="000000"/>
+                <w:sz w:val="21"/>
+              </w:rPr>
+              <w:t>8.907</w:t>
+            </w:r>
+          </w:p>
+        </w:tc>
+      </w:tr>
+      <w:tr>
+        <w:tc>
+          <w:tcPr>
+            <w:tcW w:type="dxa" w:w="3024"/>
+            <w:vAlign w:val="center"/>
+            <w:tcMar>
+              <w:top w:w="80" w:type="dxa"/>
+              <w:start w:w="120" w:type="dxa"/>
+              <w:bottom w:w="80" w:type="dxa"/>
+              <w:end w:w="120" w:type="dxa"/>
+            </w:tcMar>
+          </w:tcPr>
+          <w:p>
+            <w:pPr>
+              <w:spacing w:after="0" w:line="264" w:lineRule="auto"/>
+            </w:pPr>
+            <w:r>
+              <w:rPr>
+                <w:rFonts w:ascii="宋体" w:hAnsi="宋体" w:eastAsia="宋体"/>
+                <w:b w:val="0"/>
+                <w:color w:val="000000"/>
+                <w:sz w:val="21"/>
+              </w:rPr>
+              <w:t>2020 年代</w:t>
+            </w:r>
+          </w:p>
+        </w:tc>
+        <w:tc>
+          <w:tcPr>
+            <w:tcW w:type="dxa" w:w="2304"/>
+            <w:vAlign w:val="center"/>
+            <w:tcMar>
+              <w:top w:w="80" w:type="dxa"/>
+              <w:start w:w="120" w:type="dxa"/>
+              <w:bottom w:w="80" w:type="dxa"/>
+              <w:end w:w="120" w:type="dxa"/>
+            </w:tcMar>
+          </w:tcPr>
+          <w:p>
+            <w:pPr>
+              <w:spacing w:after="0" w:line="264" w:lineRule="auto"/>
+            </w:pPr>
+            <w:r>
+              <w:rPr>
+                <w:rFonts w:ascii="宋体" w:hAnsi="宋体" w:eastAsia="宋体"/>
+                <w:b w:val="0"/>
+                <w:color w:val="000000"/>
+                <w:sz w:val="21"/>
+              </w:rPr>
+              <w:t>3 部</w:t>
+            </w:r>
+          </w:p>
+        </w:tc>
+        <w:tc>
+          <w:tcPr>
+            <w:tcW w:type="dxa" w:w="4032"/>
+            <w:vAlign w:val="center"/>
+            <w:tcMar>
+              <w:top w:w="80" w:type="dxa"/>
+              <w:start w:w="120" w:type="dxa"/>
+              <w:bottom w:w="80" w:type="dxa"/>
+              <w:end w:w="120" w:type="dxa"/>
+            </w:tcMar>
+          </w:tcPr>
+          <w:p>
+            <w:pPr>
+              <w:spacing w:after="0" w:line="264" w:lineRule="auto"/>
+            </w:pPr>
+            <w:r>
+              <w:rPr>
+                <w:rFonts w:ascii="宋体" w:hAnsi="宋体" w:eastAsia="宋体"/>
+                <w:b w:val="0"/>
+                <w:color w:val="000000"/>
+                <w:sz w:val="21"/>
+              </w:rPr>
+              <w:t>9.033</w:t>
             </w:r>
           </w:p>
         </w:tc>
@@ -1733,7 +5177,7 @@
         <w:pStyle w:val="Heading1"/>
       </w:pPr>
       <w:r>
-        <w:t>4. 机器学习探索</w:t>
+        <w:t>5. 排名、评价人数与评分关系</w:t>
       </w:r>
     </w:p>
     <w:p>
@@ -1742,12 +5186,1021 @@
       </w:pPr>
       <w:r>
         <w:rPr>
-          <w:rFonts w:ascii="Calibri" w:hAnsi="Calibri" w:eastAsia="Microsoft YaHei"/>
+          <w:rFonts w:ascii="宋体" w:hAnsi="宋体" w:eastAsia="宋体"/>
           <w:b w:val="0"/>
-          <w:color w:val="333333"/>
+          <w:color w:val="000000"/>
           <w:sz w:val="22"/>
         </w:rPr>
-        <w:t>该扩展使用年份、距今年数、评价人数对数、类型标签数、国家/地区数，以及热门类型和国家/地区的多热编码，进行评分预测和电影画像分群。由于样本量只有 200 条且评分范围较窄，模型定位为探索性分析，不作为真实评分预测服务。</w:t>
+        <w:t>排名与评分的 Spearman 秩相关系数为 -0.706，p 值为 &lt;0.001。由于排名数字越小表示位置越靠前，负相关说明评分越高的电影通常排名越靠前，这与榜单排序逻辑一致。</w:t>
+      </w:r>
+    </w:p>
+    <w:p>
+      <w:pPr>
+        <w:spacing w:after="120" w:line="264" w:lineRule="auto"/>
+      </w:pPr>
+      <w:r>
+        <w:rPr>
+          <w:rFonts w:ascii="宋体" w:hAnsi="宋体" w:eastAsia="宋体"/>
+          <w:b w:val="0"/>
+          <w:color w:val="000000"/>
+          <w:sz w:val="22"/>
+        </w:rPr>
+        <w:t>评分与评价人数对数之间的相关性较弱：Pearson 相关系数为 0.085，p 值为 0.234；Spearman 相关系数为 0.073，p 值为 0.307。因此，在该样本中，评价人数多并不必然对应更高评分。</w:t>
+      </w:r>
+    </w:p>
+    <w:tbl>
+      <w:tblPr>
+        <w:tblStyle w:val="TableGrid"/>
+        <w:tblW w:type="dxa" w:w="9360"/>
+        <w:tblLayout w:type="fixed"/>
+        <w:tblLook w:firstColumn="1" w:firstRow="1" w:lastColumn="0" w:lastRow="0" w:noHBand="0" w:noVBand="1" w:val="04A0"/>
+        <w:tblInd w:w="120" w:type="dxa"/>
+      </w:tblPr>
+      <w:tblGrid>
+        <w:gridCol w:w="1152"/>
+        <w:gridCol w:w="4464"/>
+        <w:gridCol w:w="1296"/>
+        <w:gridCol w:w="2448"/>
+      </w:tblGrid>
+      <w:tr>
+        <w:tc>
+          <w:tcPr>
+            <w:tcW w:type="dxa" w:w="1152"/>
+            <w:vAlign w:val="center"/>
+            <w:tcMar>
+              <w:top w:w="80" w:type="dxa"/>
+              <w:start w:w="120" w:type="dxa"/>
+              <w:bottom w:w="80" w:type="dxa"/>
+              <w:end w:w="120" w:type="dxa"/>
+            </w:tcMar>
+            <w:shd w:fill="F2F2F2"/>
+          </w:tcPr>
+          <w:p>
+            <w:pPr>
+              <w:spacing w:after="0" w:line="264" w:lineRule="auto"/>
+            </w:pPr>
+            <w:r>
+              <w:rPr>
+                <w:rFonts w:ascii="宋体" w:hAnsi="宋体" w:eastAsia="宋体"/>
+                <w:b/>
+                <w:color w:val="000000"/>
+                <w:sz w:val="21"/>
+              </w:rPr>
+              <w:t>排名</w:t>
+            </w:r>
+          </w:p>
+        </w:tc>
+        <w:tc>
+          <w:tcPr>
+            <w:tcW w:type="dxa" w:w="4464"/>
+            <w:vAlign w:val="center"/>
+            <w:tcMar>
+              <w:top w:w="80" w:type="dxa"/>
+              <w:start w:w="120" w:type="dxa"/>
+              <w:bottom w:w="80" w:type="dxa"/>
+              <w:end w:w="120" w:type="dxa"/>
+            </w:tcMar>
+            <w:shd w:fill="F2F2F2"/>
+          </w:tcPr>
+          <w:p>
+            <w:pPr>
+              <w:spacing w:after="0" w:line="264" w:lineRule="auto"/>
+            </w:pPr>
+            <w:r>
+              <w:rPr>
+                <w:rFonts w:ascii="宋体" w:hAnsi="宋体" w:eastAsia="宋体"/>
+                <w:b/>
+                <w:color w:val="000000"/>
+                <w:sz w:val="21"/>
+              </w:rPr>
+              <w:t>影片</w:t>
+            </w:r>
+          </w:p>
+        </w:tc>
+        <w:tc>
+          <w:tcPr>
+            <w:tcW w:type="dxa" w:w="1296"/>
+            <w:vAlign w:val="center"/>
+            <w:tcMar>
+              <w:top w:w="80" w:type="dxa"/>
+              <w:start w:w="120" w:type="dxa"/>
+              <w:bottom w:w="80" w:type="dxa"/>
+              <w:end w:w="120" w:type="dxa"/>
+            </w:tcMar>
+            <w:shd w:fill="F2F2F2"/>
+          </w:tcPr>
+          <w:p>
+            <w:pPr>
+              <w:spacing w:after="0" w:line="264" w:lineRule="auto"/>
+            </w:pPr>
+            <w:r>
+              <w:rPr>
+                <w:rFonts w:ascii="宋体" w:hAnsi="宋体" w:eastAsia="宋体"/>
+                <w:b/>
+                <w:color w:val="000000"/>
+                <w:sz w:val="21"/>
+              </w:rPr>
+              <w:t>评分</w:t>
+            </w:r>
+          </w:p>
+        </w:tc>
+        <w:tc>
+          <w:tcPr>
+            <w:tcW w:type="dxa" w:w="2448"/>
+            <w:vAlign w:val="center"/>
+            <w:tcMar>
+              <w:top w:w="80" w:type="dxa"/>
+              <w:start w:w="120" w:type="dxa"/>
+              <w:bottom w:w="80" w:type="dxa"/>
+              <w:end w:w="120" w:type="dxa"/>
+            </w:tcMar>
+            <w:shd w:fill="F2F2F2"/>
+          </w:tcPr>
+          <w:p>
+            <w:pPr>
+              <w:spacing w:after="0" w:line="264" w:lineRule="auto"/>
+            </w:pPr>
+            <w:r>
+              <w:rPr>
+                <w:rFonts w:ascii="宋体" w:hAnsi="宋体" w:eastAsia="宋体"/>
+                <w:b/>
+                <w:color w:val="000000"/>
+                <w:sz w:val="21"/>
+              </w:rPr>
+              <w:t>评价人数</w:t>
+            </w:r>
+          </w:p>
+        </w:tc>
+      </w:tr>
+      <w:tr>
+        <w:tc>
+          <w:tcPr>
+            <w:tcW w:type="dxa" w:w="1152"/>
+            <w:vAlign w:val="center"/>
+            <w:tcMar>
+              <w:top w:w="80" w:type="dxa"/>
+              <w:start w:w="120" w:type="dxa"/>
+              <w:bottom w:w="80" w:type="dxa"/>
+              <w:end w:w="120" w:type="dxa"/>
+            </w:tcMar>
+          </w:tcPr>
+          <w:p>
+            <w:pPr>
+              <w:spacing w:after="0" w:line="264" w:lineRule="auto"/>
+            </w:pPr>
+            <w:r>
+              <w:rPr>
+                <w:rFonts w:ascii="宋体" w:hAnsi="宋体" w:eastAsia="宋体"/>
+                <w:b w:val="0"/>
+                <w:color w:val="000000"/>
+                <w:sz w:val="21"/>
+              </w:rPr>
+              <w:t>1</w:t>
+            </w:r>
+          </w:p>
+        </w:tc>
+        <w:tc>
+          <w:tcPr>
+            <w:tcW w:type="dxa" w:w="4464"/>
+            <w:vAlign w:val="center"/>
+            <w:tcMar>
+              <w:top w:w="80" w:type="dxa"/>
+              <w:start w:w="120" w:type="dxa"/>
+              <w:bottom w:w="80" w:type="dxa"/>
+              <w:end w:w="120" w:type="dxa"/>
+            </w:tcMar>
+          </w:tcPr>
+          <w:p>
+            <w:pPr>
+              <w:spacing w:after="0" w:line="264" w:lineRule="auto"/>
+            </w:pPr>
+            <w:r>
+              <w:rPr>
+                <w:rFonts w:ascii="宋体" w:hAnsi="宋体" w:eastAsia="宋体"/>
+                <w:b w:val="0"/>
+                <w:color w:val="000000"/>
+                <w:sz w:val="21"/>
+              </w:rPr>
+              <w:t>肖申克的救赎</w:t>
+            </w:r>
+          </w:p>
+        </w:tc>
+        <w:tc>
+          <w:tcPr>
+            <w:tcW w:type="dxa" w:w="1296"/>
+            <w:vAlign w:val="center"/>
+            <w:tcMar>
+              <w:top w:w="80" w:type="dxa"/>
+              <w:start w:w="120" w:type="dxa"/>
+              <w:bottom w:w="80" w:type="dxa"/>
+              <w:end w:w="120" w:type="dxa"/>
+            </w:tcMar>
+          </w:tcPr>
+          <w:p>
+            <w:pPr>
+              <w:spacing w:after="0" w:line="264" w:lineRule="auto"/>
+            </w:pPr>
+            <w:r>
+              <w:rPr>
+                <w:rFonts w:ascii="宋体" w:hAnsi="宋体" w:eastAsia="宋体"/>
+                <w:b w:val="0"/>
+                <w:color w:val="000000"/>
+                <w:sz w:val="21"/>
+              </w:rPr>
+              <w:t>9.7</w:t>
+            </w:r>
+          </w:p>
+        </w:tc>
+        <w:tc>
+          <w:tcPr>
+            <w:tcW w:type="dxa" w:w="2448"/>
+            <w:vAlign w:val="center"/>
+            <w:tcMar>
+              <w:top w:w="80" w:type="dxa"/>
+              <w:start w:w="120" w:type="dxa"/>
+              <w:bottom w:w="80" w:type="dxa"/>
+              <w:end w:w="120" w:type="dxa"/>
+            </w:tcMar>
+          </w:tcPr>
+          <w:p>
+            <w:pPr>
+              <w:spacing w:after="0" w:line="264" w:lineRule="auto"/>
+            </w:pPr>
+            <w:r>
+              <w:rPr>
+                <w:rFonts w:ascii="宋体" w:hAnsi="宋体" w:eastAsia="宋体"/>
+                <w:b w:val="0"/>
+                <w:color w:val="000000"/>
+                <w:sz w:val="21"/>
+              </w:rPr>
+              <w:t>3,298,535</w:t>
+            </w:r>
+          </w:p>
+        </w:tc>
+      </w:tr>
+      <w:tr>
+        <w:tc>
+          <w:tcPr>
+            <w:tcW w:type="dxa" w:w="1152"/>
+            <w:vAlign w:val="center"/>
+            <w:tcMar>
+              <w:top w:w="80" w:type="dxa"/>
+              <w:start w:w="120" w:type="dxa"/>
+              <w:bottom w:w="80" w:type="dxa"/>
+              <w:end w:w="120" w:type="dxa"/>
+            </w:tcMar>
+          </w:tcPr>
+          <w:p>
+            <w:pPr>
+              <w:spacing w:after="0" w:line="264" w:lineRule="auto"/>
+            </w:pPr>
+            <w:r>
+              <w:rPr>
+                <w:rFonts w:ascii="宋体" w:hAnsi="宋体" w:eastAsia="宋体"/>
+                <w:b w:val="0"/>
+                <w:color w:val="000000"/>
+                <w:sz w:val="21"/>
+              </w:rPr>
+              <w:t>8</w:t>
+            </w:r>
+          </w:p>
+        </w:tc>
+        <w:tc>
+          <w:tcPr>
+            <w:tcW w:type="dxa" w:w="4464"/>
+            <w:vAlign w:val="center"/>
+            <w:tcMar>
+              <w:top w:w="80" w:type="dxa"/>
+              <w:start w:w="120" w:type="dxa"/>
+              <w:bottom w:w="80" w:type="dxa"/>
+              <w:end w:w="120" w:type="dxa"/>
+            </w:tcMar>
+          </w:tcPr>
+          <w:p>
+            <w:pPr>
+              <w:spacing w:after="0" w:line="264" w:lineRule="auto"/>
+            </w:pPr>
+            <w:r>
+              <w:rPr>
+                <w:rFonts w:ascii="宋体" w:hAnsi="宋体" w:eastAsia="宋体"/>
+                <w:b w:val="0"/>
+                <w:color w:val="000000"/>
+                <w:sz w:val="21"/>
+              </w:rPr>
+              <w:t>这个杀手不太冷</w:t>
+            </w:r>
+          </w:p>
+        </w:tc>
+        <w:tc>
+          <w:tcPr>
+            <w:tcW w:type="dxa" w:w="1296"/>
+            <w:vAlign w:val="center"/>
+            <w:tcMar>
+              <w:top w:w="80" w:type="dxa"/>
+              <w:start w:w="120" w:type="dxa"/>
+              <w:bottom w:w="80" w:type="dxa"/>
+              <w:end w:w="120" w:type="dxa"/>
+            </w:tcMar>
+          </w:tcPr>
+          <w:p>
+            <w:pPr>
+              <w:spacing w:after="0" w:line="264" w:lineRule="auto"/>
+            </w:pPr>
+            <w:r>
+              <w:rPr>
+                <w:rFonts w:ascii="宋体" w:hAnsi="宋体" w:eastAsia="宋体"/>
+                <w:b w:val="0"/>
+                <w:color w:val="000000"/>
+                <w:sz w:val="21"/>
+              </w:rPr>
+              <w:t>9.4</w:t>
+            </w:r>
+          </w:p>
+        </w:tc>
+        <w:tc>
+          <w:tcPr>
+            <w:tcW w:type="dxa" w:w="2448"/>
+            <w:vAlign w:val="center"/>
+            <w:tcMar>
+              <w:top w:w="80" w:type="dxa"/>
+              <w:start w:w="120" w:type="dxa"/>
+              <w:bottom w:w="80" w:type="dxa"/>
+              <w:end w:w="120" w:type="dxa"/>
+            </w:tcMar>
+          </w:tcPr>
+          <w:p>
+            <w:pPr>
+              <w:spacing w:after="0" w:line="264" w:lineRule="auto"/>
+            </w:pPr>
+            <w:r>
+              <w:rPr>
+                <w:rFonts w:ascii="宋体" w:hAnsi="宋体" w:eastAsia="宋体"/>
+                <w:b w:val="0"/>
+                <w:color w:val="000000"/>
+                <w:sz w:val="21"/>
+              </w:rPr>
+              <w:t>2,560,665</w:t>
+            </w:r>
+          </w:p>
+        </w:tc>
+      </w:tr>
+      <w:tr>
+        <w:tc>
+          <w:tcPr>
+            <w:tcW w:type="dxa" w:w="1152"/>
+            <w:vAlign w:val="center"/>
+            <w:tcMar>
+              <w:top w:w="80" w:type="dxa"/>
+              <w:start w:w="120" w:type="dxa"/>
+              <w:bottom w:w="80" w:type="dxa"/>
+              <w:end w:w="120" w:type="dxa"/>
+            </w:tcMar>
+          </w:tcPr>
+          <w:p>
+            <w:pPr>
+              <w:spacing w:after="0" w:line="264" w:lineRule="auto"/>
+            </w:pPr>
+            <w:r>
+              <w:rPr>
+                <w:rFonts w:ascii="宋体" w:hAnsi="宋体" w:eastAsia="宋体"/>
+                <w:b w:val="0"/>
+                <w:color w:val="000000"/>
+                <w:sz w:val="21"/>
+              </w:rPr>
+              <w:t>5</w:t>
+            </w:r>
+          </w:p>
+        </w:tc>
+        <w:tc>
+          <w:tcPr>
+            <w:tcW w:type="dxa" w:w="4464"/>
+            <w:vAlign w:val="center"/>
+            <w:tcMar>
+              <w:top w:w="80" w:type="dxa"/>
+              <w:start w:w="120" w:type="dxa"/>
+              <w:bottom w:w="80" w:type="dxa"/>
+              <w:end w:w="120" w:type="dxa"/>
+            </w:tcMar>
+          </w:tcPr>
+          <w:p>
+            <w:pPr>
+              <w:spacing w:after="0" w:line="264" w:lineRule="auto"/>
+            </w:pPr>
+            <w:r>
+              <w:rPr>
+                <w:rFonts w:ascii="宋体" w:hAnsi="宋体" w:eastAsia="宋体"/>
+                <w:b w:val="0"/>
+                <w:color w:val="000000"/>
+                <w:sz w:val="21"/>
+              </w:rPr>
+              <w:t>千与千寻</w:t>
+            </w:r>
+          </w:p>
+        </w:tc>
+        <w:tc>
+          <w:tcPr>
+            <w:tcW w:type="dxa" w:w="1296"/>
+            <w:vAlign w:val="center"/>
+            <w:tcMar>
+              <w:top w:w="80" w:type="dxa"/>
+              <w:start w:w="120" w:type="dxa"/>
+              <w:bottom w:w="80" w:type="dxa"/>
+              <w:end w:w="120" w:type="dxa"/>
+            </w:tcMar>
+          </w:tcPr>
+          <w:p>
+            <w:pPr>
+              <w:spacing w:after="0" w:line="264" w:lineRule="auto"/>
+            </w:pPr>
+            <w:r>
+              <w:rPr>
+                <w:rFonts w:ascii="宋体" w:hAnsi="宋体" w:eastAsia="宋体"/>
+                <w:b w:val="0"/>
+                <w:color w:val="000000"/>
+                <w:sz w:val="21"/>
+              </w:rPr>
+              <w:t>9.4</w:t>
+            </w:r>
+          </w:p>
+        </w:tc>
+        <w:tc>
+          <w:tcPr>
+            <w:tcW w:type="dxa" w:w="2448"/>
+            <w:vAlign w:val="center"/>
+            <w:tcMar>
+              <w:top w:w="80" w:type="dxa"/>
+              <w:start w:w="120" w:type="dxa"/>
+              <w:bottom w:w="80" w:type="dxa"/>
+              <w:end w:w="120" w:type="dxa"/>
+            </w:tcMar>
+          </w:tcPr>
+          <w:p>
+            <w:pPr>
+              <w:spacing w:after="0" w:line="264" w:lineRule="auto"/>
+            </w:pPr>
+            <w:r>
+              <w:rPr>
+                <w:rFonts w:ascii="宋体" w:hAnsi="宋体" w:eastAsia="宋体"/>
+                <w:b w:val="0"/>
+                <w:color w:val="000000"/>
+                <w:sz w:val="21"/>
+              </w:rPr>
+              <w:t>2,548,105</w:t>
+            </w:r>
+          </w:p>
+        </w:tc>
+      </w:tr>
+      <w:tr>
+        <w:tc>
+          <w:tcPr>
+            <w:tcW w:type="dxa" w:w="1152"/>
+            <w:vAlign w:val="center"/>
+            <w:tcMar>
+              <w:top w:w="80" w:type="dxa"/>
+              <w:start w:w="120" w:type="dxa"/>
+              <w:bottom w:w="80" w:type="dxa"/>
+              <w:end w:w="120" w:type="dxa"/>
+            </w:tcMar>
+          </w:tcPr>
+          <w:p>
+            <w:pPr>
+              <w:spacing w:after="0" w:line="264" w:lineRule="auto"/>
+            </w:pPr>
+            <w:r>
+              <w:rPr>
+                <w:rFonts w:ascii="宋体" w:hAnsi="宋体" w:eastAsia="宋体"/>
+                <w:b w:val="0"/>
+                <w:color w:val="000000"/>
+                <w:sz w:val="21"/>
+              </w:rPr>
+              <w:t>3</w:t>
+            </w:r>
+          </w:p>
+        </w:tc>
+        <w:tc>
+          <w:tcPr>
+            <w:tcW w:type="dxa" w:w="4464"/>
+            <w:vAlign w:val="center"/>
+            <w:tcMar>
+              <w:top w:w="80" w:type="dxa"/>
+              <w:start w:w="120" w:type="dxa"/>
+              <w:bottom w:w="80" w:type="dxa"/>
+              <w:end w:w="120" w:type="dxa"/>
+            </w:tcMar>
+          </w:tcPr>
+          <w:p>
+            <w:pPr>
+              <w:spacing w:after="0" w:line="264" w:lineRule="auto"/>
+            </w:pPr>
+            <w:r>
+              <w:rPr>
+                <w:rFonts w:ascii="宋体" w:hAnsi="宋体" w:eastAsia="宋体"/>
+                <w:b w:val="0"/>
+                <w:color w:val="000000"/>
+                <w:sz w:val="21"/>
+              </w:rPr>
+              <w:t>泰坦尼克号</w:t>
+            </w:r>
+          </w:p>
+        </w:tc>
+        <w:tc>
+          <w:tcPr>
+            <w:tcW w:type="dxa" w:w="1296"/>
+            <w:vAlign w:val="center"/>
+            <w:tcMar>
+              <w:top w:w="80" w:type="dxa"/>
+              <w:start w:w="120" w:type="dxa"/>
+              <w:bottom w:w="80" w:type="dxa"/>
+              <w:end w:w="120" w:type="dxa"/>
+            </w:tcMar>
+          </w:tcPr>
+          <w:p>
+            <w:pPr>
+              <w:spacing w:after="0" w:line="264" w:lineRule="auto"/>
+            </w:pPr>
+            <w:r>
+              <w:rPr>
+                <w:rFonts w:ascii="宋体" w:hAnsi="宋体" w:eastAsia="宋体"/>
+                <w:b w:val="0"/>
+                <w:color w:val="000000"/>
+                <w:sz w:val="21"/>
+              </w:rPr>
+              <w:t>9.5</w:t>
+            </w:r>
+          </w:p>
+        </w:tc>
+        <w:tc>
+          <w:tcPr>
+            <w:tcW w:type="dxa" w:w="2448"/>
+            <w:vAlign w:val="center"/>
+            <w:tcMar>
+              <w:top w:w="80" w:type="dxa"/>
+              <w:start w:w="120" w:type="dxa"/>
+              <w:bottom w:w="80" w:type="dxa"/>
+              <w:end w:w="120" w:type="dxa"/>
+            </w:tcMar>
+          </w:tcPr>
+          <w:p>
+            <w:pPr>
+              <w:spacing w:after="0" w:line="264" w:lineRule="auto"/>
+            </w:pPr>
+            <w:r>
+              <w:rPr>
+                <w:rFonts w:ascii="宋体" w:hAnsi="宋体" w:eastAsia="宋体"/>
+                <w:b w:val="0"/>
+                <w:color w:val="000000"/>
+                <w:sz w:val="21"/>
+              </w:rPr>
+              <w:t>2,509,821</w:t>
+            </w:r>
+          </w:p>
+        </w:tc>
+      </w:tr>
+      <w:tr>
+        <w:tc>
+          <w:tcPr>
+            <w:tcW w:type="dxa" w:w="1152"/>
+            <w:vAlign w:val="center"/>
+            <w:tcMar>
+              <w:top w:w="80" w:type="dxa"/>
+              <w:start w:w="120" w:type="dxa"/>
+              <w:bottom w:w="80" w:type="dxa"/>
+              <w:end w:w="120" w:type="dxa"/>
+            </w:tcMar>
+          </w:tcPr>
+          <w:p>
+            <w:pPr>
+              <w:spacing w:after="0" w:line="264" w:lineRule="auto"/>
+            </w:pPr>
+            <w:r>
+              <w:rPr>
+                <w:rFonts w:ascii="宋体" w:hAnsi="宋体" w:eastAsia="宋体"/>
+                <w:b w:val="0"/>
+                <w:color w:val="000000"/>
+                <w:sz w:val="21"/>
+              </w:rPr>
+              <w:t>4</w:t>
+            </w:r>
+          </w:p>
+        </w:tc>
+        <w:tc>
+          <w:tcPr>
+            <w:tcW w:type="dxa" w:w="4464"/>
+            <w:vAlign w:val="center"/>
+            <w:tcMar>
+              <w:top w:w="80" w:type="dxa"/>
+              <w:start w:w="120" w:type="dxa"/>
+              <w:bottom w:w="80" w:type="dxa"/>
+              <w:end w:w="120" w:type="dxa"/>
+            </w:tcMar>
+          </w:tcPr>
+          <w:p>
+            <w:pPr>
+              <w:spacing w:after="0" w:line="264" w:lineRule="auto"/>
+            </w:pPr>
+            <w:r>
+              <w:rPr>
+                <w:rFonts w:ascii="宋体" w:hAnsi="宋体" w:eastAsia="宋体"/>
+                <w:b w:val="0"/>
+                <w:color w:val="000000"/>
+                <w:sz w:val="21"/>
+              </w:rPr>
+              <w:t>阿甘正传</w:t>
+            </w:r>
+          </w:p>
+        </w:tc>
+        <w:tc>
+          <w:tcPr>
+            <w:tcW w:type="dxa" w:w="1296"/>
+            <w:vAlign w:val="center"/>
+            <w:tcMar>
+              <w:top w:w="80" w:type="dxa"/>
+              <w:start w:w="120" w:type="dxa"/>
+              <w:bottom w:w="80" w:type="dxa"/>
+              <w:end w:w="120" w:type="dxa"/>
+            </w:tcMar>
+          </w:tcPr>
+          <w:p>
+            <w:pPr>
+              <w:spacing w:after="0" w:line="264" w:lineRule="auto"/>
+            </w:pPr>
+            <w:r>
+              <w:rPr>
+                <w:rFonts w:ascii="宋体" w:hAnsi="宋体" w:eastAsia="宋体"/>
+                <w:b w:val="0"/>
+                <w:color w:val="000000"/>
+                <w:sz w:val="21"/>
+              </w:rPr>
+              <w:t>9.5</w:t>
+            </w:r>
+          </w:p>
+        </w:tc>
+        <w:tc>
+          <w:tcPr>
+            <w:tcW w:type="dxa" w:w="2448"/>
+            <w:vAlign w:val="center"/>
+            <w:tcMar>
+              <w:top w:w="80" w:type="dxa"/>
+              <w:start w:w="120" w:type="dxa"/>
+              <w:bottom w:w="80" w:type="dxa"/>
+              <w:end w:w="120" w:type="dxa"/>
+            </w:tcMar>
+          </w:tcPr>
+          <w:p>
+            <w:pPr>
+              <w:spacing w:after="0" w:line="264" w:lineRule="auto"/>
+            </w:pPr>
+            <w:r>
+              <w:rPr>
+                <w:rFonts w:ascii="宋体" w:hAnsi="宋体" w:eastAsia="宋体"/>
+                <w:b w:val="0"/>
+                <w:color w:val="000000"/>
+                <w:sz w:val="21"/>
+              </w:rPr>
+              <w:t>2,439,595</w:t>
+            </w:r>
+          </w:p>
+        </w:tc>
+      </w:tr>
+      <w:tr>
+        <w:tc>
+          <w:tcPr>
+            <w:tcW w:type="dxa" w:w="1152"/>
+            <w:vAlign w:val="center"/>
+            <w:tcMar>
+              <w:top w:w="80" w:type="dxa"/>
+              <w:start w:w="120" w:type="dxa"/>
+              <w:bottom w:w="80" w:type="dxa"/>
+              <w:end w:w="120" w:type="dxa"/>
+            </w:tcMar>
+          </w:tcPr>
+          <w:p>
+            <w:pPr>
+              <w:spacing w:after="0" w:line="264" w:lineRule="auto"/>
+            </w:pPr>
+            <w:r>
+              <w:rPr>
+                <w:rFonts w:ascii="宋体" w:hAnsi="宋体" w:eastAsia="宋体"/>
+                <w:b w:val="0"/>
+                <w:color w:val="000000"/>
+                <w:sz w:val="21"/>
+              </w:rPr>
+              <w:t>2</w:t>
+            </w:r>
+          </w:p>
+        </w:tc>
+        <w:tc>
+          <w:tcPr>
+            <w:tcW w:type="dxa" w:w="4464"/>
+            <w:vAlign w:val="center"/>
+            <w:tcMar>
+              <w:top w:w="80" w:type="dxa"/>
+              <w:start w:w="120" w:type="dxa"/>
+              <w:bottom w:w="80" w:type="dxa"/>
+              <w:end w:w="120" w:type="dxa"/>
+            </w:tcMar>
+          </w:tcPr>
+          <w:p>
+            <w:pPr>
+              <w:spacing w:after="0" w:line="264" w:lineRule="auto"/>
+            </w:pPr>
+            <w:r>
+              <w:rPr>
+                <w:rFonts w:ascii="宋体" w:hAnsi="宋体" w:eastAsia="宋体"/>
+                <w:b w:val="0"/>
+                <w:color w:val="000000"/>
+                <w:sz w:val="21"/>
+              </w:rPr>
+              <w:t>霸王别姬</w:t>
+            </w:r>
+          </w:p>
+        </w:tc>
+        <w:tc>
+          <w:tcPr>
+            <w:tcW w:type="dxa" w:w="1296"/>
+            <w:vAlign w:val="center"/>
+            <w:tcMar>
+              <w:top w:w="80" w:type="dxa"/>
+              <w:start w:w="120" w:type="dxa"/>
+              <w:bottom w:w="80" w:type="dxa"/>
+              <w:end w:w="120" w:type="dxa"/>
+            </w:tcMar>
+          </w:tcPr>
+          <w:p>
+            <w:pPr>
+              <w:spacing w:after="0" w:line="264" w:lineRule="auto"/>
+            </w:pPr>
+            <w:r>
+              <w:rPr>
+                <w:rFonts w:ascii="宋体" w:hAnsi="宋体" w:eastAsia="宋体"/>
+                <w:b w:val="0"/>
+                <w:color w:val="000000"/>
+                <w:sz w:val="21"/>
+              </w:rPr>
+              <w:t>9.6</w:t>
+            </w:r>
+          </w:p>
+        </w:tc>
+        <w:tc>
+          <w:tcPr>
+            <w:tcW w:type="dxa" w:w="2448"/>
+            <w:vAlign w:val="center"/>
+            <w:tcMar>
+              <w:top w:w="80" w:type="dxa"/>
+              <w:start w:w="120" w:type="dxa"/>
+              <w:bottom w:w="80" w:type="dxa"/>
+              <w:end w:w="120" w:type="dxa"/>
+            </w:tcMar>
+          </w:tcPr>
+          <w:p>
+            <w:pPr>
+              <w:spacing w:after="0" w:line="264" w:lineRule="auto"/>
+            </w:pPr>
+            <w:r>
+              <w:rPr>
+                <w:rFonts w:ascii="宋体" w:hAnsi="宋体" w:eastAsia="宋体"/>
+                <w:b w:val="0"/>
+                <w:color w:val="000000"/>
+                <w:sz w:val="21"/>
+              </w:rPr>
+              <w:t>2,434,082</w:t>
+            </w:r>
+          </w:p>
+        </w:tc>
+      </w:tr>
+      <w:tr>
+        <w:tc>
+          <w:tcPr>
+            <w:tcW w:type="dxa" w:w="1152"/>
+            <w:vAlign w:val="center"/>
+            <w:tcMar>
+              <w:top w:w="80" w:type="dxa"/>
+              <w:start w:w="120" w:type="dxa"/>
+              <w:bottom w:w="80" w:type="dxa"/>
+              <w:end w:w="120" w:type="dxa"/>
+            </w:tcMar>
+          </w:tcPr>
+          <w:p>
+            <w:pPr>
+              <w:spacing w:after="0" w:line="264" w:lineRule="auto"/>
+            </w:pPr>
+            <w:r>
+              <w:rPr>
+                <w:rFonts w:ascii="宋体" w:hAnsi="宋体" w:eastAsia="宋体"/>
+                <w:b w:val="0"/>
+                <w:color w:val="000000"/>
+                <w:sz w:val="21"/>
+              </w:rPr>
+              <w:t>33</w:t>
+            </w:r>
+          </w:p>
+        </w:tc>
+        <w:tc>
+          <w:tcPr>
+            <w:tcW w:type="dxa" w:w="4464"/>
+            <w:vAlign w:val="center"/>
+            <w:tcMar>
+              <w:top w:w="80" w:type="dxa"/>
+              <w:start w:w="120" w:type="dxa"/>
+              <w:bottom w:w="80" w:type="dxa"/>
+              <w:end w:w="120" w:type="dxa"/>
+            </w:tcMar>
+          </w:tcPr>
+          <w:p>
+            <w:pPr>
+              <w:spacing w:after="0" w:line="264" w:lineRule="auto"/>
+            </w:pPr>
+            <w:r>
+              <w:rPr>
+                <w:rFonts w:ascii="宋体" w:hAnsi="宋体" w:eastAsia="宋体"/>
+                <w:b w:val="0"/>
+                <w:color w:val="000000"/>
+                <w:sz w:val="21"/>
+              </w:rPr>
+              <w:t>我不是药神</w:t>
+            </w:r>
+          </w:p>
+        </w:tc>
+        <w:tc>
+          <w:tcPr>
+            <w:tcW w:type="dxa" w:w="1296"/>
+            <w:vAlign w:val="center"/>
+            <w:tcMar>
+              <w:top w:w="80" w:type="dxa"/>
+              <w:start w:w="120" w:type="dxa"/>
+              <w:bottom w:w="80" w:type="dxa"/>
+              <w:end w:w="120" w:type="dxa"/>
+            </w:tcMar>
+          </w:tcPr>
+          <w:p>
+            <w:pPr>
+              <w:spacing w:after="0" w:line="264" w:lineRule="auto"/>
+            </w:pPr>
+            <w:r>
+              <w:rPr>
+                <w:rFonts w:ascii="宋体" w:hAnsi="宋体" w:eastAsia="宋体"/>
+                <w:b w:val="0"/>
+                <w:color w:val="000000"/>
+                <w:sz w:val="21"/>
+              </w:rPr>
+              <w:t>9.0</w:t>
+            </w:r>
+          </w:p>
+        </w:tc>
+        <w:tc>
+          <w:tcPr>
+            <w:tcW w:type="dxa" w:w="2448"/>
+            <w:vAlign w:val="center"/>
+            <w:tcMar>
+              <w:top w:w="80" w:type="dxa"/>
+              <w:start w:w="120" w:type="dxa"/>
+              <w:bottom w:w="80" w:type="dxa"/>
+              <w:end w:w="120" w:type="dxa"/>
+            </w:tcMar>
+          </w:tcPr>
+          <w:p>
+            <w:pPr>
+              <w:spacing w:after="0" w:line="264" w:lineRule="auto"/>
+            </w:pPr>
+            <w:r>
+              <w:rPr>
+                <w:rFonts w:ascii="宋体" w:hAnsi="宋体" w:eastAsia="宋体"/>
+                <w:b w:val="0"/>
+                <w:color w:val="000000"/>
+                <w:sz w:val="21"/>
+              </w:rPr>
+              <w:t>2,360,315</w:t>
+            </w:r>
+          </w:p>
+        </w:tc>
+      </w:tr>
+      <w:tr>
+        <w:tc>
+          <w:tcPr>
+            <w:tcW w:type="dxa" w:w="1152"/>
+            <w:vAlign w:val="center"/>
+            <w:tcMar>
+              <w:top w:w="80" w:type="dxa"/>
+              <w:start w:w="120" w:type="dxa"/>
+              <w:bottom w:w="80" w:type="dxa"/>
+              <w:end w:w="120" w:type="dxa"/>
+            </w:tcMar>
+          </w:tcPr>
+          <w:p>
+            <w:pPr>
+              <w:spacing w:after="0" w:line="264" w:lineRule="auto"/>
+            </w:pPr>
+            <w:r>
+              <w:rPr>
+                <w:rFonts w:ascii="宋体" w:hAnsi="宋体" w:eastAsia="宋体"/>
+                <w:b w:val="0"/>
+                <w:color w:val="000000"/>
+                <w:sz w:val="21"/>
+              </w:rPr>
+              <w:t>9</w:t>
+            </w:r>
+          </w:p>
+        </w:tc>
+        <w:tc>
+          <w:tcPr>
+            <w:tcW w:type="dxa" w:w="4464"/>
+            <w:vAlign w:val="center"/>
+            <w:tcMar>
+              <w:top w:w="80" w:type="dxa"/>
+              <w:start w:w="120" w:type="dxa"/>
+              <w:bottom w:w="80" w:type="dxa"/>
+              <w:end w:w="120" w:type="dxa"/>
+            </w:tcMar>
+          </w:tcPr>
+          <w:p>
+            <w:pPr>
+              <w:spacing w:after="0" w:line="264" w:lineRule="auto"/>
+            </w:pPr>
+            <w:r>
+              <w:rPr>
+                <w:rFonts w:ascii="宋体" w:hAnsi="宋体" w:eastAsia="宋体"/>
+                <w:b w:val="0"/>
+                <w:color w:val="000000"/>
+                <w:sz w:val="21"/>
+              </w:rPr>
+              <w:t>盗梦空间</w:t>
+            </w:r>
+          </w:p>
+        </w:tc>
+        <w:tc>
+          <w:tcPr>
+            <w:tcW w:type="dxa" w:w="1296"/>
+            <w:vAlign w:val="center"/>
+            <w:tcMar>
+              <w:top w:w="80" w:type="dxa"/>
+              <w:start w:w="120" w:type="dxa"/>
+              <w:bottom w:w="80" w:type="dxa"/>
+              <w:end w:w="120" w:type="dxa"/>
+            </w:tcMar>
+          </w:tcPr>
+          <w:p>
+            <w:pPr>
+              <w:spacing w:after="0" w:line="264" w:lineRule="auto"/>
+            </w:pPr>
+            <w:r>
+              <w:rPr>
+                <w:rFonts w:ascii="宋体" w:hAnsi="宋体" w:eastAsia="宋体"/>
+                <w:b w:val="0"/>
+                <w:color w:val="000000"/>
+                <w:sz w:val="21"/>
+              </w:rPr>
+              <w:t>9.4</w:t>
+            </w:r>
+          </w:p>
+        </w:tc>
+        <w:tc>
+          <w:tcPr>
+            <w:tcW w:type="dxa" w:w="2448"/>
+            <w:vAlign w:val="center"/>
+            <w:tcMar>
+              <w:top w:w="80" w:type="dxa"/>
+              <w:start w:w="120" w:type="dxa"/>
+              <w:bottom w:w="80" w:type="dxa"/>
+              <w:end w:w="120" w:type="dxa"/>
+            </w:tcMar>
+          </w:tcPr>
+          <w:p>
+            <w:pPr>
+              <w:spacing w:after="0" w:line="264" w:lineRule="auto"/>
+            </w:pPr>
+            <w:r>
+              <w:rPr>
+                <w:rFonts w:ascii="宋体" w:hAnsi="宋体" w:eastAsia="宋体"/>
+                <w:b w:val="0"/>
+                <w:color w:val="000000"/>
+                <w:sz w:val="21"/>
+              </w:rPr>
+              <w:t>2,334,656</w:t>
+            </w:r>
+          </w:p>
+        </w:tc>
+      </w:tr>
+    </w:tbl>
+    <w:p>
+      <w:pPr>
+        <w:pStyle w:val="Heading1"/>
+      </w:pPr>
+      <w:r>
+        <w:t>6. 机器学习补充分析</w:t>
+      </w:r>
+    </w:p>
+    <w:p>
+      <w:pPr>
+        <w:spacing w:after="120" w:line="264" w:lineRule="auto"/>
+      </w:pPr>
+      <w:r>
+        <w:rPr>
+          <w:rFonts w:ascii="宋体" w:hAnsi="宋体" w:eastAsia="宋体"/>
+          <w:b w:val="0"/>
+          <w:color w:val="000000"/>
+          <w:sz w:val="22"/>
+        </w:rPr>
+        <w:t>机器学习部分只作为补充分析，用来检验现有结构化特征是否能解释一部分评分差异。特征包括年份、距今年数、评价人数对数、类型标签数、国家/地区数，以及热门类型和国家/地区的多热编码。模型采用 5 折交叉验证，并与平均分基线对照。</w:t>
       </w:r>
     </w:p>
     <w:tbl>
@@ -1775,7 +6228,7 @@
               <w:bottom w:w="80" w:type="dxa"/>
               <w:end w:w="120" w:type="dxa"/>
             </w:tcMar>
-            <w:shd w:fill="F2F4F7"/>
+            <w:shd w:fill="F2F2F2"/>
           </w:tcPr>
           <w:p>
             <w:pPr>
@@ -1783,9 +6236,9 @@
             </w:pPr>
             <w:r>
               <w:rPr>
-                <w:rFonts w:ascii="Calibri" w:hAnsi="Calibri" w:eastAsia="Microsoft YaHei"/>
+                <w:rFonts w:ascii="宋体" w:hAnsi="宋体" w:eastAsia="宋体"/>
                 <w:b/>
-                <w:color w:val="0B2545"/>
+                <w:color w:val="000000"/>
                 <w:sz w:val="21"/>
               </w:rPr>
               <w:t>模型</w:t>
@@ -1802,7 +6255,7 @@
               <w:bottom w:w="80" w:type="dxa"/>
               <w:end w:w="120" w:type="dxa"/>
             </w:tcMar>
-            <w:shd w:fill="F2F4F7"/>
+            <w:shd w:fill="F2F2F2"/>
           </w:tcPr>
           <w:p>
             <w:pPr>
@@ -1810,9 +6263,9 @@
             </w:pPr>
             <w:r>
               <w:rPr>
-                <w:rFonts w:ascii="Calibri" w:hAnsi="Calibri" w:eastAsia="Microsoft YaHei"/>
+                <w:rFonts w:ascii="宋体" w:hAnsi="宋体" w:eastAsia="宋体"/>
                 <w:b/>
-                <w:color w:val="0B2545"/>
+                <w:color w:val="000000"/>
                 <w:sz w:val="21"/>
               </w:rPr>
               <w:t>MAE</w:t>
@@ -1829,7 +6282,7 @@
               <w:bottom w:w="80" w:type="dxa"/>
               <w:end w:w="120" w:type="dxa"/>
             </w:tcMar>
-            <w:shd w:fill="F2F4F7"/>
+            <w:shd w:fill="F2F2F2"/>
           </w:tcPr>
           <w:p>
             <w:pPr>
@@ -1837,9 +6290,9 @@
             </w:pPr>
             <w:r>
               <w:rPr>
-                <w:rFonts w:ascii="Calibri" w:hAnsi="Calibri" w:eastAsia="Microsoft YaHei"/>
+                <w:rFonts w:ascii="宋体" w:hAnsi="宋体" w:eastAsia="宋体"/>
                 <w:b/>
-                <w:color w:val="0B2545"/>
+                <w:color w:val="000000"/>
                 <w:sz w:val="21"/>
               </w:rPr>
               <w:t>RMSE</w:t>
@@ -1856,7 +6309,7 @@
               <w:bottom w:w="80" w:type="dxa"/>
               <w:end w:w="120" w:type="dxa"/>
             </w:tcMar>
-            <w:shd w:fill="F2F4F7"/>
+            <w:shd w:fill="F2F2F2"/>
           </w:tcPr>
           <w:p>
             <w:pPr>
@@ -1864,9 +6317,9 @@
             </w:pPr>
             <w:r>
               <w:rPr>
-                <w:rFonts w:ascii="Calibri" w:hAnsi="Calibri" w:eastAsia="Microsoft YaHei"/>
+                <w:rFonts w:ascii="宋体" w:hAnsi="宋体" w:eastAsia="宋体"/>
                 <w:b/>
-                <w:color w:val="0B2545"/>
+                <w:color w:val="000000"/>
                 <w:sz w:val="21"/>
               </w:rPr>
               <w:t>R²</w:t>
@@ -1892,9 +6345,9 @@
             </w:pPr>
             <w:r>
               <w:rPr>
-                <w:rFonts w:ascii="Calibri" w:hAnsi="Calibri" w:eastAsia="Microsoft YaHei"/>
+                <w:rFonts w:ascii="宋体" w:hAnsi="宋体" w:eastAsia="宋体"/>
                 <w:b w:val="0"/>
-                <w:color w:val="333333"/>
+                <w:color w:val="000000"/>
                 <w:sz w:val="21"/>
               </w:rPr>
               <w:t>平均分基线</w:t>
@@ -1918,9 +6371,9 @@
             </w:pPr>
             <w:r>
               <w:rPr>
-                <w:rFonts w:ascii="Calibri" w:hAnsi="Calibri" w:eastAsia="Microsoft YaHei"/>
+                <w:rFonts w:ascii="宋体" w:hAnsi="宋体" w:eastAsia="宋体"/>
                 <w:b w:val="0"/>
-                <w:color w:val="333333"/>
+                <w:color w:val="000000"/>
                 <w:sz w:val="21"/>
               </w:rPr>
               <w:t>0.2034</w:t>
@@ -1944,9 +6397,9 @@
             </w:pPr>
             <w:r>
               <w:rPr>
-                <w:rFonts w:ascii="Calibri" w:hAnsi="Calibri" w:eastAsia="Microsoft YaHei"/>
+                <w:rFonts w:ascii="宋体" w:hAnsi="宋体" w:eastAsia="宋体"/>
                 <w:b w:val="0"/>
-                <w:color w:val="333333"/>
+                <w:color w:val="000000"/>
                 <w:sz w:val="21"/>
               </w:rPr>
               <w:t>0.2426</w:t>
@@ -1970,9 +6423,9 @@
             </w:pPr>
             <w:r>
               <w:rPr>
-                <w:rFonts w:ascii="Calibri" w:hAnsi="Calibri" w:eastAsia="Microsoft YaHei"/>
+                <w:rFonts w:ascii="宋体" w:hAnsi="宋体" w:eastAsia="宋体"/>
                 <w:b w:val="0"/>
-                <w:color w:val="333333"/>
+                <w:color w:val="000000"/>
                 <w:sz w:val="21"/>
               </w:rPr>
               <w:t>-0.0088</w:t>
@@ -1998,9 +6451,9 @@
             </w:pPr>
             <w:r>
               <w:rPr>
-                <w:rFonts w:ascii="Calibri" w:hAnsi="Calibri" w:eastAsia="Microsoft YaHei"/>
+                <w:rFonts w:ascii="宋体" w:hAnsi="宋体" w:eastAsia="宋体"/>
                 <w:b w:val="0"/>
-                <w:color w:val="333333"/>
+                <w:color w:val="000000"/>
                 <w:sz w:val="21"/>
               </w:rPr>
               <w:t>岭回归</w:t>
@@ -2024,9 +6477,9 @@
             </w:pPr>
             <w:r>
               <w:rPr>
-                <w:rFonts w:ascii="Calibri" w:hAnsi="Calibri" w:eastAsia="Microsoft YaHei"/>
+                <w:rFonts w:ascii="宋体" w:hAnsi="宋体" w:eastAsia="宋体"/>
                 <w:b w:val="0"/>
-                <w:color w:val="333333"/>
+                <w:color w:val="000000"/>
                 <w:sz w:val="21"/>
               </w:rPr>
               <w:t>0.1700</w:t>
@@ -2050,9 +6503,9 @@
             </w:pPr>
             <w:r>
               <w:rPr>
-                <w:rFonts w:ascii="Calibri" w:hAnsi="Calibri" w:eastAsia="Microsoft YaHei"/>
+                <w:rFonts w:ascii="宋体" w:hAnsi="宋体" w:eastAsia="宋体"/>
                 <w:b w:val="0"/>
-                <w:color w:val="333333"/>
+                <w:color w:val="000000"/>
                 <w:sz w:val="21"/>
               </w:rPr>
               <w:t>0.2172</w:t>
@@ -2076,9 +6529,9 @@
             </w:pPr>
             <w:r>
               <w:rPr>
-                <w:rFonts w:ascii="Calibri" w:hAnsi="Calibri" w:eastAsia="Microsoft YaHei"/>
+                <w:rFonts w:ascii="宋体" w:hAnsi="宋体" w:eastAsia="宋体"/>
                 <w:b w:val="0"/>
-                <w:color w:val="333333"/>
+                <w:color w:val="000000"/>
                 <w:sz w:val="21"/>
               </w:rPr>
               <w:t>0.1814</w:t>
@@ -2104,9 +6557,9 @@
             </w:pPr>
             <w:r>
               <w:rPr>
-                <w:rFonts w:ascii="Calibri" w:hAnsi="Calibri" w:eastAsia="Microsoft YaHei"/>
+                <w:rFonts w:ascii="宋体" w:hAnsi="宋体" w:eastAsia="宋体"/>
                 <w:b w:val="0"/>
-                <w:color w:val="333333"/>
+                <w:color w:val="000000"/>
                 <w:sz w:val="21"/>
               </w:rPr>
               <w:t>随机森林</w:t>
@@ -2130,9 +6583,9 @@
             </w:pPr>
             <w:r>
               <w:rPr>
-                <w:rFonts w:ascii="Calibri" w:hAnsi="Calibri" w:eastAsia="Microsoft YaHei"/>
+                <w:rFonts w:ascii="宋体" w:hAnsi="宋体" w:eastAsia="宋体"/>
                 <w:b w:val="0"/>
-                <w:color w:val="333333"/>
+                <w:color w:val="000000"/>
                 <w:sz w:val="21"/>
               </w:rPr>
               <w:t>0.1459</w:t>
@@ -2156,9 +6609,9 @@
             </w:pPr>
             <w:r>
               <w:rPr>
-                <w:rFonts w:ascii="Calibri" w:hAnsi="Calibri" w:eastAsia="Microsoft YaHei"/>
+                <w:rFonts w:ascii="宋体" w:hAnsi="宋体" w:eastAsia="宋体"/>
                 <w:b w:val="0"/>
-                <w:color w:val="333333"/>
+                <w:color w:val="000000"/>
                 <w:sz w:val="21"/>
               </w:rPr>
               <w:t>0.1837</w:t>
@@ -2182,9 +6635,9 @@
             </w:pPr>
             <w:r>
               <w:rPr>
-                <w:rFonts w:ascii="Calibri" w:hAnsi="Calibri" w:eastAsia="Microsoft YaHei"/>
+                <w:rFonts w:ascii="宋体" w:hAnsi="宋体" w:eastAsia="宋体"/>
                 <w:b w:val="0"/>
-                <w:color w:val="333333"/>
+                <w:color w:val="000000"/>
                 <w:sz w:val="21"/>
               </w:rPr>
               <w:t>0.4171</w:t>
@@ -2199,12 +6652,777 @@
       </w:pPr>
       <w:r>
         <w:rPr>
-          <w:rFonts w:ascii="Calibri" w:hAnsi="Calibri" w:eastAsia="Microsoft YaHei"/>
+          <w:rFonts w:ascii="宋体" w:hAnsi="宋体" w:eastAsia="宋体"/>
           <w:b w:val="0"/>
-          <w:color w:val="333333"/>
+          <w:color w:val="000000"/>
           <w:sz w:val="22"/>
         </w:rPr>
-        <w:t>特征重要性显示，评价人数（对数）、上映年份、距今年数和类型标签数对模型误差影响最大，说明榜单内评分差异与热度、年代及类型结构存在一定关系。</w:t>
+        <w:t>随机森林的 MAE 为 0.1459，比平均分基线低 0.0575，相对改善约 28.3%。这说明特征中确实包含一定解释信息，但样本只有 200 条，且评分范围窄，模型结果应理解为探索性证据。</w:t>
+      </w:r>
+    </w:p>
+    <w:p>
+      <w:pPr>
+        <w:spacing w:after="120" w:line="264" w:lineRule="auto"/>
+      </w:pPr>
+      <w:r>
+        <w:rPr>
+          <w:rFonts w:ascii="宋体" w:hAnsi="宋体" w:eastAsia="宋体"/>
+          <w:b w:val="0"/>
+          <w:color w:val="000000"/>
+          <w:sz w:val="22"/>
+        </w:rPr>
+        <w:t>置换特征重要性显示，评价人数（对数）、上映年份、距今年数和类型标签数对误差影响较大。该结果与前面的描述统计相互补充：热度、年代和内容结构会影响榜单内部评分差异，但不能解释为因果关系。</w:t>
+      </w:r>
+    </w:p>
+    <w:tbl>
+      <w:tblPr>
+        <w:tblStyle w:val="TableGrid"/>
+        <w:tblW w:type="dxa" w:w="9360"/>
+        <w:tblLayout w:type="fixed"/>
+        <w:tblLook w:firstColumn="1" w:firstRow="1" w:lastColumn="0" w:lastRow="0" w:noHBand="0" w:noVBand="1" w:val="04A0"/>
+        <w:tblInd w:w="120" w:type="dxa"/>
+      </w:tblPr>
+      <w:tblGrid>
+        <w:gridCol w:w="5040"/>
+        <w:gridCol w:w="2160"/>
+        <w:gridCol w:w="2160"/>
+      </w:tblGrid>
+      <w:tr>
+        <w:tc>
+          <w:tcPr>
+            <w:tcW w:type="dxa" w:w="5040"/>
+            <w:vAlign w:val="center"/>
+            <w:tcMar>
+              <w:top w:w="80" w:type="dxa"/>
+              <w:start w:w="120" w:type="dxa"/>
+              <w:bottom w:w="80" w:type="dxa"/>
+              <w:end w:w="120" w:type="dxa"/>
+            </w:tcMar>
+            <w:shd w:fill="F2F2F2"/>
+          </w:tcPr>
+          <w:p>
+            <w:pPr>
+              <w:spacing w:after="0" w:line="264" w:lineRule="auto"/>
+            </w:pPr>
+            <w:r>
+              <w:rPr>
+                <w:rFonts w:ascii="宋体" w:hAnsi="宋体" w:eastAsia="宋体"/>
+                <w:b/>
+                <w:color w:val="000000"/>
+                <w:sz w:val="21"/>
+              </w:rPr>
+              <w:t>特征</w:t>
+            </w:r>
+          </w:p>
+        </w:tc>
+        <w:tc>
+          <w:tcPr>
+            <w:tcW w:type="dxa" w:w="2160"/>
+            <w:vAlign w:val="center"/>
+            <w:tcMar>
+              <w:top w:w="80" w:type="dxa"/>
+              <w:start w:w="120" w:type="dxa"/>
+              <w:bottom w:w="80" w:type="dxa"/>
+              <w:end w:w="120" w:type="dxa"/>
+            </w:tcMar>
+            <w:shd w:fill="F2F2F2"/>
+          </w:tcPr>
+          <w:p>
+            <w:pPr>
+              <w:spacing w:after="0" w:line="264" w:lineRule="auto"/>
+            </w:pPr>
+            <w:r>
+              <w:rPr>
+                <w:rFonts w:ascii="宋体" w:hAnsi="宋体" w:eastAsia="宋体"/>
+                <w:b/>
+                <w:color w:val="000000"/>
+                <w:sz w:val="21"/>
+              </w:rPr>
+              <w:t>重要性均值</w:t>
+            </w:r>
+          </w:p>
+        </w:tc>
+        <w:tc>
+          <w:tcPr>
+            <w:tcW w:type="dxa" w:w="2160"/>
+            <w:vAlign w:val="center"/>
+            <w:tcMar>
+              <w:top w:w="80" w:type="dxa"/>
+              <w:start w:w="120" w:type="dxa"/>
+              <w:bottom w:w="80" w:type="dxa"/>
+              <w:end w:w="120" w:type="dxa"/>
+            </w:tcMar>
+            <w:shd w:fill="F2F2F2"/>
+          </w:tcPr>
+          <w:p>
+            <w:pPr>
+              <w:spacing w:after="0" w:line="264" w:lineRule="auto"/>
+            </w:pPr>
+            <w:r>
+              <w:rPr>
+                <w:rFonts w:ascii="宋体" w:hAnsi="宋体" w:eastAsia="宋体"/>
+                <w:b/>
+                <w:color w:val="000000"/>
+                <w:sz w:val="21"/>
+              </w:rPr>
+              <w:t>标准差</w:t>
+            </w:r>
+          </w:p>
+        </w:tc>
+      </w:tr>
+      <w:tr>
+        <w:tc>
+          <w:tcPr>
+            <w:tcW w:type="dxa" w:w="5040"/>
+            <w:vAlign w:val="center"/>
+            <w:tcMar>
+              <w:top w:w="80" w:type="dxa"/>
+              <w:start w:w="120" w:type="dxa"/>
+              <w:bottom w:w="80" w:type="dxa"/>
+              <w:end w:w="120" w:type="dxa"/>
+            </w:tcMar>
+          </w:tcPr>
+          <w:p>
+            <w:pPr>
+              <w:spacing w:after="0" w:line="264" w:lineRule="auto"/>
+            </w:pPr>
+            <w:r>
+              <w:rPr>
+                <w:rFonts w:ascii="宋体" w:hAnsi="宋体" w:eastAsia="宋体"/>
+                <w:b w:val="0"/>
+                <w:color w:val="000000"/>
+                <w:sz w:val="21"/>
+              </w:rPr>
+              <w:t>评价人数（对数）</w:t>
+            </w:r>
+          </w:p>
+        </w:tc>
+        <w:tc>
+          <w:tcPr>
+            <w:tcW w:type="dxa" w:w="2160"/>
+            <w:vAlign w:val="center"/>
+            <w:tcMar>
+              <w:top w:w="80" w:type="dxa"/>
+              <w:start w:w="120" w:type="dxa"/>
+              <w:bottom w:w="80" w:type="dxa"/>
+              <w:end w:w="120" w:type="dxa"/>
+            </w:tcMar>
+          </w:tcPr>
+          <w:p>
+            <w:pPr>
+              <w:spacing w:after="0" w:line="264" w:lineRule="auto"/>
+            </w:pPr>
+            <w:r>
+              <w:rPr>
+                <w:rFonts w:ascii="宋体" w:hAnsi="宋体" w:eastAsia="宋体"/>
+                <w:b w:val="0"/>
+                <w:color w:val="000000"/>
+                <w:sz w:val="21"/>
+              </w:rPr>
+              <w:t>0.0798</w:t>
+            </w:r>
+          </w:p>
+        </w:tc>
+        <w:tc>
+          <w:tcPr>
+            <w:tcW w:type="dxa" w:w="2160"/>
+            <w:vAlign w:val="center"/>
+            <w:tcMar>
+              <w:top w:w="80" w:type="dxa"/>
+              <w:start w:w="120" w:type="dxa"/>
+              <w:bottom w:w="80" w:type="dxa"/>
+              <w:end w:w="120" w:type="dxa"/>
+            </w:tcMar>
+          </w:tcPr>
+          <w:p>
+            <w:pPr>
+              <w:spacing w:after="0" w:line="264" w:lineRule="auto"/>
+            </w:pPr>
+            <w:r>
+              <w:rPr>
+                <w:rFonts w:ascii="宋体" w:hAnsi="宋体" w:eastAsia="宋体"/>
+                <w:b w:val="0"/>
+                <w:color w:val="000000"/>
+                <w:sz w:val="21"/>
+              </w:rPr>
+              <w:t>0.0049</w:t>
+            </w:r>
+          </w:p>
+        </w:tc>
+      </w:tr>
+      <w:tr>
+        <w:tc>
+          <w:tcPr>
+            <w:tcW w:type="dxa" w:w="5040"/>
+            <w:vAlign w:val="center"/>
+            <w:tcMar>
+              <w:top w:w="80" w:type="dxa"/>
+              <w:start w:w="120" w:type="dxa"/>
+              <w:bottom w:w="80" w:type="dxa"/>
+              <w:end w:w="120" w:type="dxa"/>
+            </w:tcMar>
+          </w:tcPr>
+          <w:p>
+            <w:pPr>
+              <w:spacing w:after="0" w:line="264" w:lineRule="auto"/>
+            </w:pPr>
+            <w:r>
+              <w:rPr>
+                <w:rFonts w:ascii="宋体" w:hAnsi="宋体" w:eastAsia="宋体"/>
+                <w:b w:val="0"/>
+                <w:color w:val="000000"/>
+                <w:sz w:val="21"/>
+              </w:rPr>
+              <w:t>上映年份</w:t>
+            </w:r>
+          </w:p>
+        </w:tc>
+        <w:tc>
+          <w:tcPr>
+            <w:tcW w:type="dxa" w:w="2160"/>
+            <w:vAlign w:val="center"/>
+            <w:tcMar>
+              <w:top w:w="80" w:type="dxa"/>
+              <w:start w:w="120" w:type="dxa"/>
+              <w:bottom w:w="80" w:type="dxa"/>
+              <w:end w:w="120" w:type="dxa"/>
+            </w:tcMar>
+          </w:tcPr>
+          <w:p>
+            <w:pPr>
+              <w:spacing w:after="0" w:line="264" w:lineRule="auto"/>
+            </w:pPr>
+            <w:r>
+              <w:rPr>
+                <w:rFonts w:ascii="宋体" w:hAnsi="宋体" w:eastAsia="宋体"/>
+                <w:b w:val="0"/>
+                <w:color w:val="000000"/>
+                <w:sz w:val="21"/>
+              </w:rPr>
+              <w:t>0.0290</w:t>
+            </w:r>
+          </w:p>
+        </w:tc>
+        <w:tc>
+          <w:tcPr>
+            <w:tcW w:type="dxa" w:w="2160"/>
+            <w:vAlign w:val="center"/>
+            <w:tcMar>
+              <w:top w:w="80" w:type="dxa"/>
+              <w:start w:w="120" w:type="dxa"/>
+              <w:bottom w:w="80" w:type="dxa"/>
+              <w:end w:w="120" w:type="dxa"/>
+            </w:tcMar>
+          </w:tcPr>
+          <w:p>
+            <w:pPr>
+              <w:spacing w:after="0" w:line="264" w:lineRule="auto"/>
+            </w:pPr>
+            <w:r>
+              <w:rPr>
+                <w:rFonts w:ascii="宋体" w:hAnsi="宋体" w:eastAsia="宋体"/>
+                <w:b w:val="0"/>
+                <w:color w:val="000000"/>
+                <w:sz w:val="21"/>
+              </w:rPr>
+              <w:t>0.0033</w:t>
+            </w:r>
+          </w:p>
+        </w:tc>
+      </w:tr>
+      <w:tr>
+        <w:tc>
+          <w:tcPr>
+            <w:tcW w:type="dxa" w:w="5040"/>
+            <w:vAlign w:val="center"/>
+            <w:tcMar>
+              <w:top w:w="80" w:type="dxa"/>
+              <w:start w:w="120" w:type="dxa"/>
+              <w:bottom w:w="80" w:type="dxa"/>
+              <w:end w:w="120" w:type="dxa"/>
+            </w:tcMar>
+          </w:tcPr>
+          <w:p>
+            <w:pPr>
+              <w:spacing w:after="0" w:line="264" w:lineRule="auto"/>
+            </w:pPr>
+            <w:r>
+              <w:rPr>
+                <w:rFonts w:ascii="宋体" w:hAnsi="宋体" w:eastAsia="宋体"/>
+                <w:b w:val="0"/>
+                <w:color w:val="000000"/>
+                <w:sz w:val="21"/>
+              </w:rPr>
+              <w:t>距今年数</w:t>
+            </w:r>
+          </w:p>
+        </w:tc>
+        <w:tc>
+          <w:tcPr>
+            <w:tcW w:type="dxa" w:w="2160"/>
+            <w:vAlign w:val="center"/>
+            <w:tcMar>
+              <w:top w:w="80" w:type="dxa"/>
+              <w:start w:w="120" w:type="dxa"/>
+              <w:bottom w:w="80" w:type="dxa"/>
+              <w:end w:w="120" w:type="dxa"/>
+            </w:tcMar>
+          </w:tcPr>
+          <w:p>
+            <w:pPr>
+              <w:spacing w:after="0" w:line="264" w:lineRule="auto"/>
+            </w:pPr>
+            <w:r>
+              <w:rPr>
+                <w:rFonts w:ascii="宋体" w:hAnsi="宋体" w:eastAsia="宋体"/>
+                <w:b w:val="0"/>
+                <w:color w:val="000000"/>
+                <w:sz w:val="21"/>
+              </w:rPr>
+              <w:t>0.0290</w:t>
+            </w:r>
+          </w:p>
+        </w:tc>
+        <w:tc>
+          <w:tcPr>
+            <w:tcW w:type="dxa" w:w="2160"/>
+            <w:vAlign w:val="center"/>
+            <w:tcMar>
+              <w:top w:w="80" w:type="dxa"/>
+              <w:start w:w="120" w:type="dxa"/>
+              <w:bottom w:w="80" w:type="dxa"/>
+              <w:end w:w="120" w:type="dxa"/>
+            </w:tcMar>
+          </w:tcPr>
+          <w:p>
+            <w:pPr>
+              <w:spacing w:after="0" w:line="264" w:lineRule="auto"/>
+            </w:pPr>
+            <w:r>
+              <w:rPr>
+                <w:rFonts w:ascii="宋体" w:hAnsi="宋体" w:eastAsia="宋体"/>
+                <w:b w:val="0"/>
+                <w:color w:val="000000"/>
+                <w:sz w:val="21"/>
+              </w:rPr>
+              <w:t>0.0033</w:t>
+            </w:r>
+          </w:p>
+        </w:tc>
+      </w:tr>
+      <w:tr>
+        <w:tc>
+          <w:tcPr>
+            <w:tcW w:type="dxa" w:w="5040"/>
+            <w:vAlign w:val="center"/>
+            <w:tcMar>
+              <w:top w:w="80" w:type="dxa"/>
+              <w:start w:w="120" w:type="dxa"/>
+              <w:bottom w:w="80" w:type="dxa"/>
+              <w:end w:w="120" w:type="dxa"/>
+            </w:tcMar>
+          </w:tcPr>
+          <w:p>
+            <w:pPr>
+              <w:spacing w:after="0" w:line="264" w:lineRule="auto"/>
+            </w:pPr>
+            <w:r>
+              <w:rPr>
+                <w:rFonts w:ascii="宋体" w:hAnsi="宋体" w:eastAsia="宋体"/>
+                <w:b w:val="0"/>
+                <w:color w:val="000000"/>
+                <w:sz w:val="21"/>
+              </w:rPr>
+              <w:t>类型标签数</w:t>
+            </w:r>
+          </w:p>
+        </w:tc>
+        <w:tc>
+          <w:tcPr>
+            <w:tcW w:type="dxa" w:w="2160"/>
+            <w:vAlign w:val="center"/>
+            <w:tcMar>
+              <w:top w:w="80" w:type="dxa"/>
+              <w:start w:w="120" w:type="dxa"/>
+              <w:bottom w:w="80" w:type="dxa"/>
+              <w:end w:w="120" w:type="dxa"/>
+            </w:tcMar>
+          </w:tcPr>
+          <w:p>
+            <w:pPr>
+              <w:spacing w:after="0" w:line="264" w:lineRule="auto"/>
+            </w:pPr>
+            <w:r>
+              <w:rPr>
+                <w:rFonts w:ascii="宋体" w:hAnsi="宋体" w:eastAsia="宋体"/>
+                <w:b w:val="0"/>
+                <w:color w:val="000000"/>
+                <w:sz w:val="21"/>
+              </w:rPr>
+              <w:t>0.0158</w:t>
+            </w:r>
+          </w:p>
+        </w:tc>
+        <w:tc>
+          <w:tcPr>
+            <w:tcW w:type="dxa" w:w="2160"/>
+            <w:vAlign w:val="center"/>
+            <w:tcMar>
+              <w:top w:w="80" w:type="dxa"/>
+              <w:start w:w="120" w:type="dxa"/>
+              <w:bottom w:w="80" w:type="dxa"/>
+              <w:end w:w="120" w:type="dxa"/>
+            </w:tcMar>
+          </w:tcPr>
+          <w:p>
+            <w:pPr>
+              <w:spacing w:after="0" w:line="264" w:lineRule="auto"/>
+            </w:pPr>
+            <w:r>
+              <w:rPr>
+                <w:rFonts w:ascii="宋体" w:hAnsi="宋体" w:eastAsia="宋体"/>
+                <w:b w:val="0"/>
+                <w:color w:val="000000"/>
+                <w:sz w:val="21"/>
+              </w:rPr>
+              <w:t>0.0027</w:t>
+            </w:r>
+          </w:p>
+        </w:tc>
+      </w:tr>
+      <w:tr>
+        <w:tc>
+          <w:tcPr>
+            <w:tcW w:type="dxa" w:w="5040"/>
+            <w:vAlign w:val="center"/>
+            <w:tcMar>
+              <w:top w:w="80" w:type="dxa"/>
+              <w:start w:w="120" w:type="dxa"/>
+              <w:bottom w:w="80" w:type="dxa"/>
+              <w:end w:w="120" w:type="dxa"/>
+            </w:tcMar>
+          </w:tcPr>
+          <w:p>
+            <w:pPr>
+              <w:spacing w:after="0" w:line="264" w:lineRule="auto"/>
+            </w:pPr>
+            <w:r>
+              <w:rPr>
+                <w:rFonts w:ascii="宋体" w:hAnsi="宋体" w:eastAsia="宋体"/>
+                <w:b w:val="0"/>
+                <w:color w:val="000000"/>
+                <w:sz w:val="21"/>
+              </w:rPr>
+              <w:t>类型：剧情</w:t>
+            </w:r>
+          </w:p>
+        </w:tc>
+        <w:tc>
+          <w:tcPr>
+            <w:tcW w:type="dxa" w:w="2160"/>
+            <w:vAlign w:val="center"/>
+            <w:tcMar>
+              <w:top w:w="80" w:type="dxa"/>
+              <w:start w:w="120" w:type="dxa"/>
+              <w:bottom w:w="80" w:type="dxa"/>
+              <w:end w:w="120" w:type="dxa"/>
+            </w:tcMar>
+          </w:tcPr>
+          <w:p>
+            <w:pPr>
+              <w:spacing w:after="0" w:line="264" w:lineRule="auto"/>
+            </w:pPr>
+            <w:r>
+              <w:rPr>
+                <w:rFonts w:ascii="宋体" w:hAnsi="宋体" w:eastAsia="宋体"/>
+                <w:b w:val="0"/>
+                <w:color w:val="000000"/>
+                <w:sz w:val="21"/>
+              </w:rPr>
+              <w:t>0.0076</w:t>
+            </w:r>
+          </w:p>
+        </w:tc>
+        <w:tc>
+          <w:tcPr>
+            <w:tcW w:type="dxa" w:w="2160"/>
+            <w:vAlign w:val="center"/>
+            <w:tcMar>
+              <w:top w:w="80" w:type="dxa"/>
+              <w:start w:w="120" w:type="dxa"/>
+              <w:bottom w:w="80" w:type="dxa"/>
+              <w:end w:w="120" w:type="dxa"/>
+            </w:tcMar>
+          </w:tcPr>
+          <w:p>
+            <w:pPr>
+              <w:spacing w:after="0" w:line="264" w:lineRule="auto"/>
+            </w:pPr>
+            <w:r>
+              <w:rPr>
+                <w:rFonts w:ascii="宋体" w:hAnsi="宋体" w:eastAsia="宋体"/>
+                <w:b w:val="0"/>
+                <w:color w:val="000000"/>
+                <w:sz w:val="21"/>
+              </w:rPr>
+              <w:t>0.0016</w:t>
+            </w:r>
+          </w:p>
+        </w:tc>
+      </w:tr>
+      <w:tr>
+        <w:tc>
+          <w:tcPr>
+            <w:tcW w:type="dxa" w:w="5040"/>
+            <w:vAlign w:val="center"/>
+            <w:tcMar>
+              <w:top w:w="80" w:type="dxa"/>
+              <w:start w:w="120" w:type="dxa"/>
+              <w:bottom w:w="80" w:type="dxa"/>
+              <w:end w:w="120" w:type="dxa"/>
+            </w:tcMar>
+          </w:tcPr>
+          <w:p>
+            <w:pPr>
+              <w:spacing w:after="0" w:line="264" w:lineRule="auto"/>
+            </w:pPr>
+            <w:r>
+              <w:rPr>
+                <w:rFonts w:ascii="宋体" w:hAnsi="宋体" w:eastAsia="宋体"/>
+                <w:b w:val="0"/>
+                <w:color w:val="000000"/>
+                <w:sz w:val="21"/>
+              </w:rPr>
+              <w:t>类型：爱情</w:t>
+            </w:r>
+          </w:p>
+        </w:tc>
+        <w:tc>
+          <w:tcPr>
+            <w:tcW w:type="dxa" w:w="2160"/>
+            <w:vAlign w:val="center"/>
+            <w:tcMar>
+              <w:top w:w="80" w:type="dxa"/>
+              <w:start w:w="120" w:type="dxa"/>
+              <w:bottom w:w="80" w:type="dxa"/>
+              <w:end w:w="120" w:type="dxa"/>
+            </w:tcMar>
+          </w:tcPr>
+          <w:p>
+            <w:pPr>
+              <w:spacing w:after="0" w:line="264" w:lineRule="auto"/>
+            </w:pPr>
+            <w:r>
+              <w:rPr>
+                <w:rFonts w:ascii="宋体" w:hAnsi="宋体" w:eastAsia="宋体"/>
+                <w:b w:val="0"/>
+                <w:color w:val="000000"/>
+                <w:sz w:val="21"/>
+              </w:rPr>
+              <w:t>0.0056</w:t>
+            </w:r>
+          </w:p>
+        </w:tc>
+        <w:tc>
+          <w:tcPr>
+            <w:tcW w:type="dxa" w:w="2160"/>
+            <w:vAlign w:val="center"/>
+            <w:tcMar>
+              <w:top w:w="80" w:type="dxa"/>
+              <w:start w:w="120" w:type="dxa"/>
+              <w:bottom w:w="80" w:type="dxa"/>
+              <w:end w:w="120" w:type="dxa"/>
+            </w:tcMar>
+          </w:tcPr>
+          <w:p>
+            <w:pPr>
+              <w:spacing w:after="0" w:line="264" w:lineRule="auto"/>
+            </w:pPr>
+            <w:r>
+              <w:rPr>
+                <w:rFonts w:ascii="宋体" w:hAnsi="宋体" w:eastAsia="宋体"/>
+                <w:b w:val="0"/>
+                <w:color w:val="000000"/>
+                <w:sz w:val="21"/>
+              </w:rPr>
+              <w:t>0.0013</w:t>
+            </w:r>
+          </w:p>
+        </w:tc>
+      </w:tr>
+      <w:tr>
+        <w:tc>
+          <w:tcPr>
+            <w:tcW w:type="dxa" w:w="5040"/>
+            <w:vAlign w:val="center"/>
+            <w:tcMar>
+              <w:top w:w="80" w:type="dxa"/>
+              <w:start w:w="120" w:type="dxa"/>
+              <w:bottom w:w="80" w:type="dxa"/>
+              <w:end w:w="120" w:type="dxa"/>
+            </w:tcMar>
+          </w:tcPr>
+          <w:p>
+            <w:pPr>
+              <w:spacing w:after="0" w:line="264" w:lineRule="auto"/>
+            </w:pPr>
+            <w:r>
+              <w:rPr>
+                <w:rFonts w:ascii="宋体" w:hAnsi="宋体" w:eastAsia="宋体"/>
+                <w:b w:val="0"/>
+                <w:color w:val="000000"/>
+                <w:sz w:val="21"/>
+              </w:rPr>
+              <w:t>地区：中国香港</w:t>
+            </w:r>
+          </w:p>
+        </w:tc>
+        <w:tc>
+          <w:tcPr>
+            <w:tcW w:type="dxa" w:w="2160"/>
+            <w:vAlign w:val="center"/>
+            <w:tcMar>
+              <w:top w:w="80" w:type="dxa"/>
+              <w:start w:w="120" w:type="dxa"/>
+              <w:bottom w:w="80" w:type="dxa"/>
+              <w:end w:w="120" w:type="dxa"/>
+            </w:tcMar>
+          </w:tcPr>
+          <w:p>
+            <w:pPr>
+              <w:spacing w:after="0" w:line="264" w:lineRule="auto"/>
+            </w:pPr>
+            <w:r>
+              <w:rPr>
+                <w:rFonts w:ascii="宋体" w:hAnsi="宋体" w:eastAsia="宋体"/>
+                <w:b w:val="0"/>
+                <w:color w:val="000000"/>
+                <w:sz w:val="21"/>
+              </w:rPr>
+              <w:t>0.0044</w:t>
+            </w:r>
+          </w:p>
+        </w:tc>
+        <w:tc>
+          <w:tcPr>
+            <w:tcW w:type="dxa" w:w="2160"/>
+            <w:vAlign w:val="center"/>
+            <w:tcMar>
+              <w:top w:w="80" w:type="dxa"/>
+              <w:start w:w="120" w:type="dxa"/>
+              <w:bottom w:w="80" w:type="dxa"/>
+              <w:end w:w="120" w:type="dxa"/>
+            </w:tcMar>
+          </w:tcPr>
+          <w:p>
+            <w:pPr>
+              <w:spacing w:after="0" w:line="264" w:lineRule="auto"/>
+            </w:pPr>
+            <w:r>
+              <w:rPr>
+                <w:rFonts w:ascii="宋体" w:hAnsi="宋体" w:eastAsia="宋体"/>
+                <w:b w:val="0"/>
+                <w:color w:val="000000"/>
+                <w:sz w:val="21"/>
+              </w:rPr>
+              <w:t>0.0010</w:t>
+            </w:r>
+          </w:p>
+        </w:tc>
+      </w:tr>
+      <w:tr>
+        <w:tc>
+          <w:tcPr>
+            <w:tcW w:type="dxa" w:w="5040"/>
+            <w:vAlign w:val="center"/>
+            <w:tcMar>
+              <w:top w:w="80" w:type="dxa"/>
+              <w:start w:w="120" w:type="dxa"/>
+              <w:bottom w:w="80" w:type="dxa"/>
+              <w:end w:w="120" w:type="dxa"/>
+            </w:tcMar>
+          </w:tcPr>
+          <w:p>
+            <w:pPr>
+              <w:spacing w:after="0" w:line="264" w:lineRule="auto"/>
+            </w:pPr>
+            <w:r>
+              <w:rPr>
+                <w:rFonts w:ascii="宋体" w:hAnsi="宋体" w:eastAsia="宋体"/>
+                <w:b w:val="0"/>
+                <w:color w:val="000000"/>
+                <w:sz w:val="21"/>
+              </w:rPr>
+              <w:t>国家/地区数</w:t>
+            </w:r>
+          </w:p>
+        </w:tc>
+        <w:tc>
+          <w:tcPr>
+            <w:tcW w:type="dxa" w:w="2160"/>
+            <w:vAlign w:val="center"/>
+            <w:tcMar>
+              <w:top w:w="80" w:type="dxa"/>
+              <w:start w:w="120" w:type="dxa"/>
+              <w:bottom w:w="80" w:type="dxa"/>
+              <w:end w:w="120" w:type="dxa"/>
+            </w:tcMar>
+          </w:tcPr>
+          <w:p>
+            <w:pPr>
+              <w:spacing w:after="0" w:line="264" w:lineRule="auto"/>
+            </w:pPr>
+            <w:r>
+              <w:rPr>
+                <w:rFonts w:ascii="宋体" w:hAnsi="宋体" w:eastAsia="宋体"/>
+                <w:b w:val="0"/>
+                <w:color w:val="000000"/>
+                <w:sz w:val="21"/>
+              </w:rPr>
+              <w:t>0.0035</w:t>
+            </w:r>
+          </w:p>
+        </w:tc>
+        <w:tc>
+          <w:tcPr>
+            <w:tcW w:type="dxa" w:w="2160"/>
+            <w:vAlign w:val="center"/>
+            <w:tcMar>
+              <w:top w:w="80" w:type="dxa"/>
+              <w:start w:w="120" w:type="dxa"/>
+              <w:bottom w:w="80" w:type="dxa"/>
+              <w:end w:w="120" w:type="dxa"/>
+            </w:tcMar>
+          </w:tcPr>
+          <w:p>
+            <w:pPr>
+              <w:spacing w:after="0" w:line="264" w:lineRule="auto"/>
+            </w:pPr>
+            <w:r>
+              <w:rPr>
+                <w:rFonts w:ascii="宋体" w:hAnsi="宋体" w:eastAsia="宋体"/>
+                <w:b w:val="0"/>
+                <w:color w:val="000000"/>
+                <w:sz w:val="21"/>
+              </w:rPr>
+              <w:t>0.0007</w:t>
+            </w:r>
+          </w:p>
+        </w:tc>
+      </w:tr>
+    </w:tbl>
+    <w:p>
+      <w:pPr>
+        <w:spacing w:after="120" w:line="264" w:lineRule="auto"/>
+      </w:pPr>
+      <w:r>
+        <w:rPr>
+          <w:rFonts w:ascii="宋体" w:hAnsi="宋体" w:eastAsia="宋体"/>
+          <w:b w:val="0"/>
+          <w:color w:val="000000"/>
+          <w:sz w:val="22"/>
+        </w:rPr>
+        <w:t>KMeans 分群将影片划分为若干内容画像，便于从结构上理解榜单组成。分群结果不是人工分类标准，而是根据年份、热度、类型和地区等特征形成的相似性分组。</w:t>
       </w:r>
     </w:p>
     <w:tbl>
@@ -2232,7 +7450,7 @@
               <w:bottom w:w="80" w:type="dxa"/>
               <w:end w:w="120" w:type="dxa"/>
             </w:tcMar>
-            <w:shd w:fill="F2F4F7"/>
+            <w:shd w:fill="F2F2F2"/>
           </w:tcPr>
           <w:p>
             <w:pPr>
@@ -2240,9 +7458,9 @@
             </w:pPr>
             <w:r>
               <w:rPr>
-                <w:rFonts w:ascii="Calibri" w:hAnsi="Calibri" w:eastAsia="Microsoft YaHei"/>
+                <w:rFonts w:ascii="宋体" w:hAnsi="宋体" w:eastAsia="宋体"/>
                 <w:b/>
-                <w:color w:val="0B2545"/>
+                <w:color w:val="000000"/>
                 <w:sz w:val="21"/>
               </w:rPr>
               <w:t>分群画像</w:t>
@@ -2259,7 +7477,7 @@
               <w:bottom w:w="80" w:type="dxa"/>
               <w:end w:w="120" w:type="dxa"/>
             </w:tcMar>
-            <w:shd w:fill="F2F4F7"/>
+            <w:shd w:fill="F2F2F2"/>
           </w:tcPr>
           <w:p>
             <w:pPr>
@@ -2267,9 +7485,9 @@
             </w:pPr>
             <w:r>
               <w:rPr>
-                <w:rFonts w:ascii="Calibri" w:hAnsi="Calibri" w:eastAsia="Microsoft YaHei"/>
+                <w:rFonts w:ascii="宋体" w:hAnsi="宋体" w:eastAsia="宋体"/>
                 <w:b/>
-                <w:color w:val="0B2545"/>
+                <w:color w:val="000000"/>
                 <w:sz w:val="21"/>
               </w:rPr>
               <w:t>数量</w:t>
@@ -2286,7 +7504,7 @@
               <w:bottom w:w="80" w:type="dxa"/>
               <w:end w:w="120" w:type="dxa"/>
             </w:tcMar>
-            <w:shd w:fill="F2F4F7"/>
+            <w:shd w:fill="F2F2F2"/>
           </w:tcPr>
           <w:p>
             <w:pPr>
@@ -2294,9 +7512,9 @@
             </w:pPr>
             <w:r>
               <w:rPr>
-                <w:rFonts w:ascii="Calibri" w:hAnsi="Calibri" w:eastAsia="Microsoft YaHei"/>
+                <w:rFonts w:ascii="宋体" w:hAnsi="宋体" w:eastAsia="宋体"/>
                 <w:b/>
-                <w:color w:val="0B2545"/>
+                <w:color w:val="000000"/>
                 <w:sz w:val="21"/>
               </w:rPr>
               <w:t>平均评分</w:t>
@@ -2313,7 +7531,7 @@
               <w:bottom w:w="80" w:type="dxa"/>
               <w:end w:w="120" w:type="dxa"/>
             </w:tcMar>
-            <w:shd w:fill="F2F4F7"/>
+            <w:shd w:fill="F2F2F2"/>
           </w:tcPr>
           <w:p>
             <w:pPr>
@@ -2321,9 +7539,9 @@
             </w:pPr>
             <w:r>
               <w:rPr>
-                <w:rFonts w:ascii="Calibri" w:hAnsi="Calibri" w:eastAsia="Microsoft YaHei"/>
+                <w:rFonts w:ascii="宋体" w:hAnsi="宋体" w:eastAsia="宋体"/>
                 <w:b/>
-                <w:color w:val="0B2545"/>
+                <w:color w:val="000000"/>
                 <w:sz w:val="21"/>
               </w:rPr>
               <w:t>代表影片</w:t>
@@ -2349,9 +7567,9 @@
             </w:pPr>
             <w:r>
               <w:rPr>
-                <w:rFonts w:ascii="Calibri" w:hAnsi="Calibri" w:eastAsia="Microsoft YaHei"/>
+                <w:rFonts w:ascii="宋体" w:hAnsi="宋体" w:eastAsia="宋体"/>
                 <w:b w:val="0"/>
-                <w:color w:val="333333"/>
+                <w:color w:val="000000"/>
                 <w:sz w:val="21"/>
               </w:rPr>
               <w:t>华语剧情高口碑片</w:t>
@@ -2375,9 +7593,9 @@
             </w:pPr>
             <w:r>
               <w:rPr>
-                <w:rFonts w:ascii="Calibri" w:hAnsi="Calibri" w:eastAsia="Microsoft YaHei"/>
+                <w:rFonts w:ascii="宋体" w:hAnsi="宋体" w:eastAsia="宋体"/>
                 <w:b w:val="0"/>
-                <w:color w:val="333333"/>
+                <w:color w:val="000000"/>
                 <w:sz w:val="21"/>
               </w:rPr>
               <w:t>26</w:t>
@@ -2401,9 +7619,9 @@
             </w:pPr>
             <w:r>
               <w:rPr>
-                <w:rFonts w:ascii="Calibri" w:hAnsi="Calibri" w:eastAsia="Microsoft YaHei"/>
+                <w:rFonts w:ascii="宋体" w:hAnsi="宋体" w:eastAsia="宋体"/>
                 <w:b w:val="0"/>
-                <w:color w:val="333333"/>
+                <w:color w:val="000000"/>
                 <w:sz w:val="21"/>
               </w:rPr>
               <w:t>8.946</w:t>
@@ -2427,9 +7645,9 @@
             </w:pPr>
             <w:r>
               <w:rPr>
-                <w:rFonts w:ascii="Calibri" w:hAnsi="Calibri" w:eastAsia="Microsoft YaHei"/>
+                <w:rFonts w:ascii="宋体" w:hAnsi="宋体" w:eastAsia="宋体"/>
                 <w:b w:val="0"/>
-                <w:color w:val="333333"/>
+                <w:color w:val="000000"/>
                 <w:sz w:val="21"/>
               </w:rPr>
               <w:t>霸王别姬、背靠背，脸对脸、活着、鬼子来了</w:t>
@@ -2455,9 +7673,9 @@
             </w:pPr>
             <w:r>
               <w:rPr>
-                <w:rFonts w:ascii="Calibri" w:hAnsi="Calibri" w:eastAsia="Microsoft YaHei"/>
+                <w:rFonts w:ascii="宋体" w:hAnsi="宋体" w:eastAsia="宋体"/>
                 <w:b w:val="0"/>
-                <w:color w:val="333333"/>
+                <w:color w:val="000000"/>
                 <w:sz w:val="21"/>
               </w:rPr>
               <w:t>欧美剧情经典片</w:t>
@@ -2481,9 +7699,9 @@
             </w:pPr>
             <w:r>
               <w:rPr>
-                <w:rFonts w:ascii="Calibri" w:hAnsi="Calibri" w:eastAsia="Microsoft YaHei"/>
+                <w:rFonts w:ascii="宋体" w:hAnsi="宋体" w:eastAsia="宋体"/>
                 <w:b w:val="0"/>
-                <w:color w:val="333333"/>
+                <w:color w:val="000000"/>
                 <w:sz w:val="21"/>
               </w:rPr>
               <w:t>98</w:t>
@@ -2507,9 +7725,9 @@
             </w:pPr>
             <w:r>
               <w:rPr>
-                <w:rFonts w:ascii="Calibri" w:hAnsi="Calibri" w:eastAsia="Microsoft YaHei"/>
+                <w:rFonts w:ascii="宋体" w:hAnsi="宋体" w:eastAsia="宋体"/>
                 <w:b w:val="0"/>
-                <w:color w:val="333333"/>
+                <w:color w:val="000000"/>
                 <w:sz w:val="21"/>
               </w:rPr>
               <w:t>9.074</w:t>
@@ -2533,9 +7751,9 @@
             </w:pPr>
             <w:r>
               <w:rPr>
-                <w:rFonts w:ascii="Calibri" w:hAnsi="Calibri" w:eastAsia="Microsoft YaHei"/>
+                <w:rFonts w:ascii="宋体" w:hAnsi="宋体" w:eastAsia="宋体"/>
                 <w:b w:val="0"/>
-                <w:color w:val="333333"/>
+                <w:color w:val="000000"/>
                 <w:sz w:val="21"/>
               </w:rPr>
               <w:t>肖申克的救赎、泰坦尼克号、阿甘正传、美丽人生</w:t>
@@ -2561,9 +7779,9 @@
             </w:pPr>
             <w:r>
               <w:rPr>
-                <w:rFonts w:ascii="Calibri" w:hAnsi="Calibri" w:eastAsia="Microsoft YaHei"/>
+                <w:rFonts w:ascii="宋体" w:hAnsi="宋体" w:eastAsia="宋体"/>
                 <w:b w:val="0"/>
-                <w:color w:val="333333"/>
+                <w:color w:val="000000"/>
                 <w:sz w:val="21"/>
               </w:rPr>
               <w:t>悬疑惊悚与犯罪片</w:t>
@@ -2587,9 +7805,9 @@
             </w:pPr>
             <w:r>
               <w:rPr>
-                <w:rFonts w:ascii="Calibri" w:hAnsi="Calibri" w:eastAsia="Microsoft YaHei"/>
+                <w:rFonts w:ascii="宋体" w:hAnsi="宋体" w:eastAsia="宋体"/>
                 <w:b w:val="0"/>
-                <w:color w:val="333333"/>
+                <w:color w:val="000000"/>
                 <w:sz w:val="21"/>
               </w:rPr>
               <w:t>31</w:t>
@@ -2613,9 +7831,9 @@
             </w:pPr>
             <w:r>
               <w:rPr>
-                <w:rFonts w:ascii="Calibri" w:hAnsi="Calibri" w:eastAsia="Microsoft YaHei"/>
+                <w:rFonts w:ascii="宋体" w:hAnsi="宋体" w:eastAsia="宋体"/>
                 <w:b w:val="0"/>
-                <w:color w:val="333333"/>
+                <w:color w:val="000000"/>
                 <w:sz w:val="21"/>
               </w:rPr>
               <w:t>8.910</w:t>
@@ -2639,9 +7857,9 @@
             </w:pPr>
             <w:r>
               <w:rPr>
-                <w:rFonts w:ascii="Calibri" w:hAnsi="Calibri" w:eastAsia="Microsoft YaHei"/>
+                <w:rFonts w:ascii="宋体" w:hAnsi="宋体" w:eastAsia="宋体"/>
                 <w:b w:val="0"/>
-                <w:color w:val="333333"/>
+                <w:color w:val="000000"/>
                 <w:sz w:val="21"/>
               </w:rPr>
               <w:t>控方证人、盗梦空间、无间道、蝙蝠侠：黑暗骑士</w:t>
@@ -2667,9 +7885,9 @@
             </w:pPr>
             <w:r>
               <w:rPr>
-                <w:rFonts w:ascii="Calibri" w:hAnsi="Calibri" w:eastAsia="Microsoft YaHei"/>
+                <w:rFonts w:ascii="宋体" w:hAnsi="宋体" w:eastAsia="宋体"/>
                 <w:b w:val="0"/>
-                <w:color w:val="333333"/>
+                <w:color w:val="000000"/>
                 <w:sz w:val="21"/>
               </w:rPr>
               <w:t>动画奇幻与冒险片</w:t>
@@ -2693,9 +7911,9 @@
             </w:pPr>
             <w:r>
               <w:rPr>
-                <w:rFonts w:ascii="Calibri" w:hAnsi="Calibri" w:eastAsia="Microsoft YaHei"/>
+                <w:rFonts w:ascii="宋体" w:hAnsi="宋体" w:eastAsia="宋体"/>
                 <w:b w:val="0"/>
-                <w:color w:val="333333"/>
+                <w:color w:val="000000"/>
                 <w:sz w:val="21"/>
               </w:rPr>
               <w:t>45</w:t>
@@ -2719,9 +7937,9 @@
             </w:pPr>
             <w:r>
               <w:rPr>
-                <w:rFonts w:ascii="Calibri" w:hAnsi="Calibri" w:eastAsia="Microsoft YaHei"/>
+                <w:rFonts w:ascii="宋体" w:hAnsi="宋体" w:eastAsia="宋体"/>
                 <w:b w:val="0"/>
-                <w:color w:val="333333"/>
+                <w:color w:val="000000"/>
                 <w:sz w:val="21"/>
               </w:rPr>
               <w:t>8.978</w:t>
@@ -2745,9 +7963,9 @@
             </w:pPr>
             <w:r>
               <w:rPr>
-                <w:rFonts w:ascii="Calibri" w:hAnsi="Calibri" w:eastAsia="Microsoft YaHei"/>
+                <w:rFonts w:ascii="宋体" w:hAnsi="宋体" w:eastAsia="宋体"/>
                 <w:b w:val="0"/>
-                <w:color w:val="333333"/>
+                <w:color w:val="000000"/>
                 <w:sz w:val="21"/>
               </w:rPr>
               <w:t>千与千寻、星际穿越、大闹天宫、疯狂动物城</w:t>
@@ -2771,7 +7989,7 @@
         <w:pStyle w:val="Heading1"/>
       </w:pPr>
       <w:r>
-        <w:t>5. 可视化结果</w:t>
+        <w:t>7. 可视化结果</w:t>
       </w:r>
     </w:p>
     <w:p>
@@ -2820,9 +8038,9 @@
       </w:pPr>
       <w:r>
         <w:rPr>
-          <w:rFonts w:ascii="Calibri" w:hAnsi="Calibri" w:eastAsia="Microsoft YaHei"/>
+          <w:rFonts w:ascii="宋体" w:hAnsi="宋体" w:eastAsia="宋体"/>
           <w:b w:val="0"/>
-          <w:color w:val="666666"/>
+          <w:color w:val="000000"/>
           <w:sz w:val="18"/>
         </w:rPr>
         <w:t>图 1 Top200 电影评分分布</w:t>
@@ -2874,9 +8092,9 @@
       </w:pPr>
       <w:r>
         <w:rPr>
-          <w:rFonts w:ascii="Calibri" w:hAnsi="Calibri" w:eastAsia="Microsoft YaHei"/>
+          <w:rFonts w:ascii="宋体" w:hAnsi="宋体" w:eastAsia="宋体"/>
           <w:b w:val="0"/>
-          <w:color w:val="666666"/>
+          <w:color w:val="000000"/>
           <w:sz w:val="18"/>
         </w:rPr>
         <w:t>图 2 热门电影类型出现次数</w:t>
@@ -2928,9 +8146,9 @@
       </w:pPr>
       <w:r>
         <w:rPr>
-          <w:rFonts w:ascii="Calibri" w:hAnsi="Calibri" w:eastAsia="Microsoft YaHei"/>
+          <w:rFonts w:ascii="宋体" w:hAnsi="宋体" w:eastAsia="宋体"/>
           <w:b w:val="0"/>
-          <w:color w:val="666666"/>
+          <w:color w:val="000000"/>
           <w:sz w:val="18"/>
         </w:rPr>
         <w:t>图 3 主要制片国家/地区出现次数</w:t>
@@ -2982,9 +8200,9 @@
       </w:pPr>
       <w:r>
         <w:rPr>
-          <w:rFonts w:ascii="Calibri" w:hAnsi="Calibri" w:eastAsia="Microsoft YaHei"/>
+          <w:rFonts w:ascii="宋体" w:hAnsi="宋体" w:eastAsia="宋体"/>
           <w:b w:val="0"/>
-          <w:color w:val="666666"/>
+          <w:color w:val="000000"/>
           <w:sz w:val="18"/>
         </w:rPr>
         <w:t>图 4 不同年代电影数量</w:t>
@@ -3036,9 +8254,9 @@
       </w:pPr>
       <w:r>
         <w:rPr>
-          <w:rFonts w:ascii="Calibri" w:hAnsi="Calibri" w:eastAsia="Microsoft YaHei"/>
+          <w:rFonts w:ascii="宋体" w:hAnsi="宋体" w:eastAsia="宋体"/>
           <w:b w:val="0"/>
-          <w:color w:val="666666"/>
+          <w:color w:val="000000"/>
           <w:sz w:val="18"/>
         </w:rPr>
         <w:t>图 5 排名与评分关系</w:t>
@@ -3090,9 +8308,9 @@
       </w:pPr>
       <w:r>
         <w:rPr>
-          <w:rFonts w:ascii="Calibri" w:hAnsi="Calibri" w:eastAsia="Microsoft YaHei"/>
+          <w:rFonts w:ascii="宋体" w:hAnsi="宋体" w:eastAsia="宋体"/>
           <w:b w:val="0"/>
-          <w:color w:val="666666"/>
+          <w:color w:val="000000"/>
           <w:sz w:val="18"/>
         </w:rPr>
         <w:t>图 6 机器学习评分预测 MAE 对比</w:t>
@@ -3144,9 +8362,9 @@
       </w:pPr>
       <w:r>
         <w:rPr>
-          <w:rFonts w:ascii="Calibri" w:hAnsi="Calibri" w:eastAsia="Microsoft YaHei"/>
+          <w:rFonts w:ascii="宋体" w:hAnsi="宋体" w:eastAsia="宋体"/>
           <w:b w:val="0"/>
-          <w:color w:val="666666"/>
+          <w:color w:val="000000"/>
           <w:sz w:val="18"/>
         </w:rPr>
         <w:t>图 7 随机森林置换特征重要性</w:t>
@@ -3198,9 +8416,9 @@
       </w:pPr>
       <w:r>
         <w:rPr>
-          <w:rFonts w:ascii="Calibri" w:hAnsi="Calibri" w:eastAsia="Microsoft YaHei"/>
+          <w:rFonts w:ascii="宋体" w:hAnsi="宋体" w:eastAsia="宋体"/>
           <w:b w:val="0"/>
-          <w:color w:val="666666"/>
+          <w:color w:val="000000"/>
           <w:sz w:val="18"/>
         </w:rPr>
         <w:t>图 8 电影画像分群二维投影</w:t>
@@ -3211,7 +8429,21 @@
         <w:pStyle w:val="Heading1"/>
       </w:pPr>
       <w:r>
-        <w:t>6. 项目输出</w:t>
+        <w:t>8. 项目输出与可复现操作</w:t>
+      </w:r>
+    </w:p>
+    <w:p>
+      <w:pPr>
+        <w:spacing w:after="120" w:line="264" w:lineRule="auto"/>
+      </w:pPr>
+      <w:r>
+        <w:rPr>
+          <w:rFonts w:ascii="宋体" w:hAnsi="宋体" w:eastAsia="宋体"/>
+          <w:b w:val="0"/>
+          <w:color w:val="000000"/>
+          <w:sz w:val="22"/>
+        </w:rPr>
+        <w:t>仓库保留了原始数据、清洗数据、统计摘要、机器学习摘要、图表和报告生成脚本。复现时既可以使用仓库内保存的原始 CSV 离线生成结果，也可以重新访问公开榜单页面刷新数据。</w:t>
       </w:r>
     </w:p>
     <w:tbl>
@@ -3237,7 +8469,7 @@
               <w:bottom w:w="80" w:type="dxa"/>
               <w:end w:w="120" w:type="dxa"/>
             </w:tcMar>
-            <w:shd w:fill="F2F4F7"/>
+            <w:shd w:fill="F2F2F2"/>
           </w:tcPr>
           <w:p>
             <w:pPr>
@@ -3245,9 +8477,9 @@
             </w:pPr>
             <w:r>
               <w:rPr>
-                <w:rFonts w:ascii="Calibri" w:hAnsi="Calibri" w:eastAsia="Microsoft YaHei"/>
+                <w:rFonts w:ascii="宋体" w:hAnsi="宋体" w:eastAsia="宋体"/>
                 <w:b/>
-                <w:color w:val="0B2545"/>
+                <w:color w:val="000000"/>
                 <w:sz w:val="21"/>
               </w:rPr>
               <w:t>项目</w:t>
@@ -3264,7 +8496,7 @@
               <w:bottom w:w="80" w:type="dxa"/>
               <w:end w:w="120" w:type="dxa"/>
             </w:tcMar>
-            <w:shd w:fill="F2F4F7"/>
+            <w:shd w:fill="F2F2F2"/>
           </w:tcPr>
           <w:p>
             <w:pPr>
@@ -3272,9 +8504,9 @@
             </w:pPr>
             <w:r>
               <w:rPr>
-                <w:rFonts w:ascii="Calibri" w:hAnsi="Calibri" w:eastAsia="Microsoft YaHei"/>
+                <w:rFonts w:ascii="宋体" w:hAnsi="宋体" w:eastAsia="宋体"/>
                 <w:b/>
-                <w:color w:val="0B2545"/>
+                <w:color w:val="000000"/>
                 <w:sz w:val="21"/>
               </w:rPr>
               <w:t>说明</w:t>
@@ -3300,9 +8532,9 @@
             </w:pPr>
             <w:r>
               <w:rPr>
-                <w:rFonts w:ascii="Calibri" w:hAnsi="Calibri" w:eastAsia="Microsoft YaHei"/>
+                <w:rFonts w:ascii="宋体" w:hAnsi="宋体" w:eastAsia="宋体"/>
                 <w:b w:val="0"/>
-                <w:color w:val="333333"/>
+                <w:color w:val="000000"/>
                 <w:sz w:val="21"/>
               </w:rPr>
               <w:t>清洗数据</w:t>
@@ -3326,9 +8558,9 @@
             </w:pPr>
             <w:r>
               <w:rPr>
-                <w:rFonts w:ascii="Calibri" w:hAnsi="Calibri" w:eastAsia="Microsoft YaHei"/>
+                <w:rFonts w:ascii="宋体" w:hAnsi="宋体" w:eastAsia="宋体"/>
                 <w:b w:val="0"/>
-                <w:color w:val="333333"/>
+                <w:color w:val="000000"/>
                 <w:sz w:val="21"/>
               </w:rPr>
               <w:t>data/processed/movies_clean.csv</w:t>
@@ -3354,9 +8586,9 @@
             </w:pPr>
             <w:r>
               <w:rPr>
-                <w:rFonts w:ascii="Calibri" w:hAnsi="Calibri" w:eastAsia="Microsoft YaHei"/>
+                <w:rFonts w:ascii="宋体" w:hAnsi="宋体" w:eastAsia="宋体"/>
                 <w:b w:val="0"/>
-                <w:color w:val="333333"/>
+                <w:color w:val="000000"/>
                 <w:sz w:val="21"/>
               </w:rPr>
               <w:t>类型展开表</w:t>
@@ -3380,9 +8612,9 @@
             </w:pPr>
             <w:r>
               <w:rPr>
-                <w:rFonts w:ascii="Calibri" w:hAnsi="Calibri" w:eastAsia="Microsoft YaHei"/>
+                <w:rFonts w:ascii="宋体" w:hAnsi="宋体" w:eastAsia="宋体"/>
                 <w:b w:val="0"/>
-                <w:color w:val="333333"/>
+                <w:color w:val="000000"/>
                 <w:sz w:val="21"/>
               </w:rPr>
               <w:t>data/processed/movies_by_genre.csv</w:t>
@@ -3408,9 +8640,9 @@
             </w:pPr>
             <w:r>
               <w:rPr>
-                <w:rFonts w:ascii="Calibri" w:hAnsi="Calibri" w:eastAsia="Microsoft YaHei"/>
+                <w:rFonts w:ascii="宋体" w:hAnsi="宋体" w:eastAsia="宋体"/>
                 <w:b w:val="0"/>
-                <w:color w:val="333333"/>
+                <w:color w:val="000000"/>
                 <w:sz w:val="21"/>
               </w:rPr>
               <w:t>国家/地区展开表</w:t>
@@ -3434,9 +8666,9 @@
             </w:pPr>
             <w:r>
               <w:rPr>
-                <w:rFonts w:ascii="Calibri" w:hAnsi="Calibri" w:eastAsia="Microsoft YaHei"/>
+                <w:rFonts w:ascii="宋体" w:hAnsi="宋体" w:eastAsia="宋体"/>
                 <w:b w:val="0"/>
-                <w:color w:val="333333"/>
+                <w:color w:val="000000"/>
                 <w:sz w:val="21"/>
               </w:rPr>
               <w:t>data/processed/movies_by_country.csv</w:t>
@@ -3462,9 +8694,9 @@
             </w:pPr>
             <w:r>
               <w:rPr>
-                <w:rFonts w:ascii="Calibri" w:hAnsi="Calibri" w:eastAsia="Microsoft YaHei"/>
+                <w:rFonts w:ascii="宋体" w:hAnsi="宋体" w:eastAsia="宋体"/>
                 <w:b w:val="0"/>
-                <w:color w:val="333333"/>
+                <w:color w:val="000000"/>
                 <w:sz w:val="21"/>
               </w:rPr>
               <w:t>统计摘要</w:t>
@@ -3488,9 +8720,9 @@
             </w:pPr>
             <w:r>
               <w:rPr>
-                <w:rFonts w:ascii="Calibri" w:hAnsi="Calibri" w:eastAsia="Microsoft YaHei"/>
+                <w:rFonts w:ascii="宋体" w:hAnsi="宋体" w:eastAsia="宋体"/>
                 <w:b w:val="0"/>
-                <w:color w:val="333333"/>
+                <w:color w:val="000000"/>
                 <w:sz w:val="21"/>
               </w:rPr>
               <w:t>data/processed/analysis_summary.json</w:t>
@@ -3516,9 +8748,9 @@
             </w:pPr>
             <w:r>
               <w:rPr>
-                <w:rFonts w:ascii="Calibri" w:hAnsi="Calibri" w:eastAsia="Microsoft YaHei"/>
+                <w:rFonts w:ascii="宋体" w:hAnsi="宋体" w:eastAsia="宋体"/>
                 <w:b w:val="0"/>
-                <w:color w:val="333333"/>
+                <w:color w:val="000000"/>
                 <w:sz w:val="21"/>
               </w:rPr>
               <w:t>机器学习摘要</w:t>
@@ -3542,9 +8774,9 @@
             </w:pPr>
             <w:r>
               <w:rPr>
-                <w:rFonts w:ascii="Calibri" w:hAnsi="Calibri" w:eastAsia="Microsoft YaHei"/>
+                <w:rFonts w:ascii="宋体" w:hAnsi="宋体" w:eastAsia="宋体"/>
                 <w:b w:val="0"/>
-                <w:color w:val="333333"/>
+                <w:color w:val="000000"/>
                 <w:sz w:val="21"/>
               </w:rPr>
               <w:t>data/processed/ml_summary.json</w:t>
@@ -3570,9 +8802,9 @@
             </w:pPr>
             <w:r>
               <w:rPr>
-                <w:rFonts w:ascii="Calibri" w:hAnsi="Calibri" w:eastAsia="Microsoft YaHei"/>
+                <w:rFonts w:ascii="宋体" w:hAnsi="宋体" w:eastAsia="宋体"/>
                 <w:b w:val="0"/>
-                <w:color w:val="333333"/>
+                <w:color w:val="000000"/>
                 <w:sz w:val="21"/>
               </w:rPr>
               <w:t>电影分群结果</w:t>
@@ -3596,9 +8828,9 @@
             </w:pPr>
             <w:r>
               <w:rPr>
-                <w:rFonts w:ascii="Calibri" w:hAnsi="Calibri" w:eastAsia="Microsoft YaHei"/>
+                <w:rFonts w:ascii="宋体" w:hAnsi="宋体" w:eastAsia="宋体"/>
                 <w:b w:val="0"/>
-                <w:color w:val="333333"/>
+                <w:color w:val="000000"/>
                 <w:sz w:val="21"/>
               </w:rPr>
               <w:t>data/processed/movie_ml_clusters.csv</w:t>
@@ -3624,9 +8856,9 @@
             </w:pPr>
             <w:r>
               <w:rPr>
-                <w:rFonts w:ascii="Calibri" w:hAnsi="Calibri" w:eastAsia="Microsoft YaHei"/>
+                <w:rFonts w:ascii="宋体" w:hAnsi="宋体" w:eastAsia="宋体"/>
                 <w:b w:val="0"/>
-                <w:color w:val="333333"/>
+                <w:color w:val="000000"/>
                 <w:sz w:val="21"/>
               </w:rPr>
               <w:t>分析图表</w:t>
@@ -3650,9 +8882,9 @@
             </w:pPr>
             <w:r>
               <w:rPr>
-                <w:rFonts w:ascii="Calibri" w:hAnsi="Calibri" w:eastAsia="Microsoft YaHei"/>
+                <w:rFonts w:ascii="宋体" w:hAnsi="宋体" w:eastAsia="宋体"/>
                 <w:b w:val="0"/>
-                <w:color w:val="333333"/>
+                <w:color w:val="000000"/>
                 <w:sz w:val="21"/>
               </w:rPr>
               <w:t>output/figures/*.png</w:t>
@@ -3678,9 +8910,9 @@
             </w:pPr>
             <w:r>
               <w:rPr>
-                <w:rFonts w:ascii="Calibri" w:hAnsi="Calibri" w:eastAsia="Microsoft YaHei"/>
+                <w:rFonts w:ascii="宋体" w:hAnsi="宋体" w:eastAsia="宋体"/>
                 <w:b w:val="0"/>
-                <w:color w:val="333333"/>
+                <w:color w:val="000000"/>
                 <w:sz w:val="21"/>
               </w:rPr>
               <w:t>展示报告</w:t>
@@ -3704,9 +8936,9 @@
             </w:pPr>
             <w:r>
               <w:rPr>
-                <w:rFonts w:ascii="Calibri" w:hAnsi="Calibri" w:eastAsia="Microsoft YaHei"/>
+                <w:rFonts w:ascii="宋体" w:hAnsi="宋体" w:eastAsia="宋体"/>
                 <w:b w:val="0"/>
-                <w:color w:val="333333"/>
+                <w:color w:val="000000"/>
                 <w:sz w:val="21"/>
               </w:rPr>
               <w:t>GitHub 展示版 DOCX/PDF</w:t>
@@ -3715,22 +8947,405 @@
         </w:tc>
       </w:tr>
     </w:tbl>
-    <w:p>
-      <w:pPr>
-        <w:sectPr>
-          <w:pgSz w:w="12240" w:h="15840"/>
-          <w:pgMar w:top="1440" w:right="1440" w:bottom="1440" w:left="1440" w:header="708" w:footer="708" w:gutter="0"/>
-          <w:cols w:space="720"/>
-          <w:docGrid w:linePitch="360"/>
-        </w:sectPr>
-      </w:pPr>
-    </w:p>
+    <w:tbl>
+      <w:tblPr>
+        <w:tblStyle w:val="TableGrid"/>
+        <w:tblW w:type="dxa" w:w="9360"/>
+        <w:tblLayout w:type="fixed"/>
+        <w:tblLook w:firstColumn="1" w:firstRow="1" w:lastColumn="0" w:lastRow="0" w:noHBand="0" w:noVBand="1" w:val="04A0"/>
+        <w:tblInd w:w="120" w:type="dxa"/>
+      </w:tblPr>
+      <w:tblGrid>
+        <w:gridCol w:w="2592"/>
+        <w:gridCol w:w="6768"/>
+      </w:tblGrid>
+      <w:tr>
+        <w:tc>
+          <w:tcPr>
+            <w:tcW w:type="dxa" w:w="2592"/>
+            <w:vAlign w:val="center"/>
+            <w:tcMar>
+              <w:top w:w="80" w:type="dxa"/>
+              <w:start w:w="120" w:type="dxa"/>
+              <w:bottom w:w="80" w:type="dxa"/>
+              <w:end w:w="120" w:type="dxa"/>
+            </w:tcMar>
+            <w:shd w:fill="F2F2F2"/>
+          </w:tcPr>
+          <w:p>
+            <w:pPr>
+              <w:spacing w:after="0" w:line="264" w:lineRule="auto"/>
+            </w:pPr>
+            <w:r>
+              <w:rPr>
+                <w:rFonts w:ascii="宋体" w:hAnsi="宋体" w:eastAsia="宋体"/>
+                <w:b/>
+                <w:color w:val="000000"/>
+                <w:sz w:val="21"/>
+              </w:rPr>
+              <w:t>项目</w:t>
+            </w:r>
+          </w:p>
+        </w:tc>
+        <w:tc>
+          <w:tcPr>
+            <w:tcW w:type="dxa" w:w="6768"/>
+            <w:vAlign w:val="center"/>
+            <w:tcMar>
+              <w:top w:w="80" w:type="dxa"/>
+              <w:start w:w="120" w:type="dxa"/>
+              <w:bottom w:w="80" w:type="dxa"/>
+              <w:end w:w="120" w:type="dxa"/>
+            </w:tcMar>
+            <w:shd w:fill="F2F2F2"/>
+          </w:tcPr>
+          <w:p>
+            <w:pPr>
+              <w:spacing w:after="0" w:line="264" w:lineRule="auto"/>
+            </w:pPr>
+            <w:r>
+              <w:rPr>
+                <w:rFonts w:ascii="宋体" w:hAnsi="宋体" w:eastAsia="宋体"/>
+                <w:b/>
+                <w:color w:val="000000"/>
+                <w:sz w:val="21"/>
+              </w:rPr>
+              <w:t>说明</w:t>
+            </w:r>
+          </w:p>
+        </w:tc>
+      </w:tr>
+      <w:tr>
+        <w:tc>
+          <w:tcPr>
+            <w:tcW w:type="dxa" w:w="2592"/>
+            <w:vAlign w:val="center"/>
+            <w:tcMar>
+              <w:top w:w="80" w:type="dxa"/>
+              <w:start w:w="120" w:type="dxa"/>
+              <w:bottom w:w="80" w:type="dxa"/>
+              <w:end w:w="120" w:type="dxa"/>
+            </w:tcMar>
+          </w:tcPr>
+          <w:p>
+            <w:pPr>
+              <w:spacing w:after="0" w:line="264" w:lineRule="auto"/>
+            </w:pPr>
+            <w:r>
+              <w:rPr>
+                <w:rFonts w:ascii="宋体" w:hAnsi="宋体" w:eastAsia="宋体"/>
+                <w:b w:val="0"/>
+                <w:color w:val="000000"/>
+                <w:sz w:val="21"/>
+              </w:rPr>
+              <w:t>安装依赖</w:t>
+            </w:r>
+          </w:p>
+        </w:tc>
+        <w:tc>
+          <w:tcPr>
+            <w:tcW w:type="dxa" w:w="6768"/>
+            <w:vAlign w:val="center"/>
+            <w:tcMar>
+              <w:top w:w="80" w:type="dxa"/>
+              <w:start w:w="120" w:type="dxa"/>
+              <w:bottom w:w="80" w:type="dxa"/>
+              <w:end w:w="120" w:type="dxa"/>
+            </w:tcMar>
+          </w:tcPr>
+          <w:p>
+            <w:pPr>
+              <w:spacing w:after="0" w:line="264" w:lineRule="auto"/>
+            </w:pPr>
+            <w:r>
+              <w:rPr>
+                <w:rFonts w:ascii="宋体" w:hAnsi="宋体" w:eastAsia="宋体"/>
+                <w:b w:val="0"/>
+                <w:color w:val="000000"/>
+                <w:sz w:val="21"/>
+              </w:rPr>
+              <w:t>python -m venv .venv；.venv\Scripts\python.exe -m pip install -r requirements.txt</w:t>
+            </w:r>
+          </w:p>
+        </w:tc>
+      </w:tr>
+      <w:tr>
+        <w:tc>
+          <w:tcPr>
+            <w:tcW w:type="dxa" w:w="2592"/>
+            <w:vAlign w:val="center"/>
+            <w:tcMar>
+              <w:top w:w="80" w:type="dxa"/>
+              <w:start w:w="120" w:type="dxa"/>
+              <w:bottom w:w="80" w:type="dxa"/>
+              <w:end w:w="120" w:type="dxa"/>
+            </w:tcMar>
+          </w:tcPr>
+          <w:p>
+            <w:pPr>
+              <w:spacing w:after="0" w:line="264" w:lineRule="auto"/>
+            </w:pPr>
+            <w:r>
+              <w:rPr>
+                <w:rFonts w:ascii="宋体" w:hAnsi="宋体" w:eastAsia="宋体"/>
+                <w:b w:val="0"/>
+                <w:color w:val="000000"/>
+                <w:sz w:val="21"/>
+              </w:rPr>
+              <w:t>离线复现</w:t>
+            </w:r>
+          </w:p>
+        </w:tc>
+        <w:tc>
+          <w:tcPr>
+            <w:tcW w:type="dxa" w:w="6768"/>
+            <w:vAlign w:val="center"/>
+            <w:tcMar>
+              <w:top w:w="80" w:type="dxa"/>
+              <w:start w:w="120" w:type="dxa"/>
+              <w:bottom w:w="80" w:type="dxa"/>
+              <w:end w:w="120" w:type="dxa"/>
+            </w:tcMar>
+          </w:tcPr>
+          <w:p>
+            <w:pPr>
+              <w:spacing w:after="0" w:line="264" w:lineRule="auto"/>
+            </w:pPr>
+            <w:r>
+              <w:rPr>
+                <w:rFonts w:ascii="宋体" w:hAnsi="宋体" w:eastAsia="宋体"/>
+                <w:b w:val="0"/>
+                <w:color w:val="000000"/>
+                <w:sz w:val="21"/>
+              </w:rPr>
+              <w:t>python run_pipeline.py --skip-fetch --student-name ... --student-id ... --class-name ...</w:t>
+            </w:r>
+          </w:p>
+        </w:tc>
+      </w:tr>
+      <w:tr>
+        <w:tc>
+          <w:tcPr>
+            <w:tcW w:type="dxa" w:w="2592"/>
+            <w:vAlign w:val="center"/>
+            <w:tcMar>
+              <w:top w:w="80" w:type="dxa"/>
+              <w:start w:w="120" w:type="dxa"/>
+              <w:bottom w:w="80" w:type="dxa"/>
+              <w:end w:w="120" w:type="dxa"/>
+            </w:tcMar>
+          </w:tcPr>
+          <w:p>
+            <w:pPr>
+              <w:spacing w:after="0" w:line="264" w:lineRule="auto"/>
+            </w:pPr>
+            <w:r>
+              <w:rPr>
+                <w:rFonts w:ascii="宋体" w:hAnsi="宋体" w:eastAsia="宋体"/>
+                <w:b w:val="0"/>
+                <w:color w:val="000000"/>
+                <w:sz w:val="21"/>
+              </w:rPr>
+              <w:t>重新采集</w:t>
+            </w:r>
+          </w:p>
+        </w:tc>
+        <w:tc>
+          <w:tcPr>
+            <w:tcW w:type="dxa" w:w="6768"/>
+            <w:vAlign w:val="center"/>
+            <w:tcMar>
+              <w:top w:w="80" w:type="dxa"/>
+              <w:start w:w="120" w:type="dxa"/>
+              <w:bottom w:w="80" w:type="dxa"/>
+              <w:end w:w="120" w:type="dxa"/>
+            </w:tcMar>
+          </w:tcPr>
+          <w:p>
+            <w:pPr>
+              <w:spacing w:after="0" w:line="264" w:lineRule="auto"/>
+            </w:pPr>
+            <w:r>
+              <w:rPr>
+                <w:rFonts w:ascii="宋体" w:hAnsi="宋体" w:eastAsia="宋体"/>
+                <w:b w:val="0"/>
+                <w:color w:val="000000"/>
+                <w:sz w:val="21"/>
+              </w:rPr>
+              <w:t>python run_pipeline.py --fetch --student-name ... --student-id ... --class-name ...</w:t>
+            </w:r>
+          </w:p>
+        </w:tc>
+      </w:tr>
+      <w:tr>
+        <w:tc>
+          <w:tcPr>
+            <w:tcW w:type="dxa" w:w="2592"/>
+            <w:vAlign w:val="center"/>
+            <w:tcMar>
+              <w:top w:w="80" w:type="dxa"/>
+              <w:start w:w="120" w:type="dxa"/>
+              <w:bottom w:w="80" w:type="dxa"/>
+              <w:end w:w="120" w:type="dxa"/>
+            </w:tcMar>
+          </w:tcPr>
+          <w:p>
+            <w:pPr>
+              <w:spacing w:after="0" w:line="264" w:lineRule="auto"/>
+            </w:pPr>
+            <w:r>
+              <w:rPr>
+                <w:rFonts w:ascii="宋体" w:hAnsi="宋体" w:eastAsia="宋体"/>
+                <w:b w:val="0"/>
+                <w:color w:val="000000"/>
+                <w:sz w:val="21"/>
+              </w:rPr>
+              <w:t>运行 ML 扩展</w:t>
+            </w:r>
+          </w:p>
+        </w:tc>
+        <w:tc>
+          <w:tcPr>
+            <w:tcW w:type="dxa" w:w="6768"/>
+            <w:vAlign w:val="center"/>
+            <w:tcMar>
+              <w:top w:w="80" w:type="dxa"/>
+              <w:start w:w="120" w:type="dxa"/>
+              <w:bottom w:w="80" w:type="dxa"/>
+              <w:end w:w="120" w:type="dxa"/>
+            </w:tcMar>
+          </w:tcPr>
+          <w:p>
+            <w:pPr>
+              <w:spacing w:after="0" w:line="264" w:lineRule="auto"/>
+            </w:pPr>
+            <w:r>
+              <w:rPr>
+                <w:rFonts w:ascii="宋体" w:hAnsi="宋体" w:eastAsia="宋体"/>
+                <w:b w:val="0"/>
+                <w:color w:val="000000"/>
+                <w:sz w:val="21"/>
+              </w:rPr>
+              <w:t>python scripts/run_ml_extension.py</w:t>
+            </w:r>
+          </w:p>
+        </w:tc>
+      </w:tr>
+      <w:tr>
+        <w:tc>
+          <w:tcPr>
+            <w:tcW w:type="dxa" w:w="2592"/>
+            <w:vAlign w:val="center"/>
+            <w:tcMar>
+              <w:top w:w="80" w:type="dxa"/>
+              <w:start w:w="120" w:type="dxa"/>
+              <w:bottom w:w="80" w:type="dxa"/>
+              <w:end w:w="120" w:type="dxa"/>
+            </w:tcMar>
+          </w:tcPr>
+          <w:p>
+            <w:pPr>
+              <w:spacing w:after="0" w:line="264" w:lineRule="auto"/>
+            </w:pPr>
+            <w:r>
+              <w:rPr>
+                <w:rFonts w:ascii="宋体" w:hAnsi="宋体" w:eastAsia="宋体"/>
+                <w:b w:val="0"/>
+                <w:color w:val="000000"/>
+                <w:sz w:val="21"/>
+              </w:rPr>
+              <w:t>重建展示报告</w:t>
+            </w:r>
+          </w:p>
+        </w:tc>
+        <w:tc>
+          <w:tcPr>
+            <w:tcW w:type="dxa" w:w="6768"/>
+            <w:vAlign w:val="center"/>
+            <w:tcMar>
+              <w:top w:w="80" w:type="dxa"/>
+              <w:start w:w="120" w:type="dxa"/>
+              <w:bottom w:w="80" w:type="dxa"/>
+              <w:end w:w="120" w:type="dxa"/>
+            </w:tcMar>
+          </w:tcPr>
+          <w:p>
+            <w:pPr>
+              <w:spacing w:after="0" w:line="264" w:lineRule="auto"/>
+            </w:pPr>
+            <w:r>
+              <w:rPr>
+                <w:rFonts w:ascii="宋体" w:hAnsi="宋体" w:eastAsia="宋体"/>
+                <w:b w:val="0"/>
+                <w:color w:val="000000"/>
+                <w:sz w:val="21"/>
+              </w:rPr>
+              <w:t>python scripts/build_github_showcase_report.py</w:t>
+            </w:r>
+          </w:p>
+        </w:tc>
+      </w:tr>
+      <w:tr>
+        <w:tc>
+          <w:tcPr>
+            <w:tcW w:type="dxa" w:w="2592"/>
+            <w:vAlign w:val="center"/>
+            <w:tcMar>
+              <w:top w:w="80" w:type="dxa"/>
+              <w:start w:w="120" w:type="dxa"/>
+              <w:bottom w:w="80" w:type="dxa"/>
+              <w:end w:w="120" w:type="dxa"/>
+            </w:tcMar>
+          </w:tcPr>
+          <w:p>
+            <w:pPr>
+              <w:spacing w:after="0" w:line="264" w:lineRule="auto"/>
+            </w:pPr>
+            <w:r>
+              <w:rPr>
+                <w:rFonts w:ascii="宋体" w:hAnsi="宋体" w:eastAsia="宋体"/>
+                <w:b w:val="0"/>
+                <w:color w:val="000000"/>
+                <w:sz w:val="21"/>
+              </w:rPr>
+              <w:t>运行测试</w:t>
+            </w:r>
+          </w:p>
+        </w:tc>
+        <w:tc>
+          <w:tcPr>
+            <w:tcW w:type="dxa" w:w="6768"/>
+            <w:vAlign w:val="center"/>
+            <w:tcMar>
+              <w:top w:w="80" w:type="dxa"/>
+              <w:start w:w="120" w:type="dxa"/>
+              <w:bottom w:w="80" w:type="dxa"/>
+              <w:end w:w="120" w:type="dxa"/>
+            </w:tcMar>
+          </w:tcPr>
+          <w:p>
+            <w:pPr>
+              <w:spacing w:after="0" w:line="264" w:lineRule="auto"/>
+            </w:pPr>
+            <w:r>
+              <w:rPr>
+                <w:rFonts w:ascii="宋体" w:hAnsi="宋体" w:eastAsia="宋体"/>
+                <w:b w:val="0"/>
+                <w:color w:val="000000"/>
+                <w:sz w:val="21"/>
+              </w:rPr>
+              <w:t>python -m pytest -q</w:t>
+            </w:r>
+          </w:p>
+        </w:tc>
+      </w:tr>
+    </w:tbl>
     <w:p>
       <w:pPr>
         <w:pStyle w:val="Heading1"/>
       </w:pPr>
       <w:r>
-        <w:t>7. 可复现操作</w:t>
+        <w:t>9. 项目实现说明</w:t>
       </w:r>
     </w:p>
     <w:tbl>
@@ -3756,7 +9371,7 @@
               <w:bottom w:w="80" w:type="dxa"/>
               <w:end w:w="120" w:type="dxa"/>
             </w:tcMar>
-            <w:shd w:fill="F2F4F7"/>
+            <w:shd w:fill="F2F2F2"/>
           </w:tcPr>
           <w:p>
             <w:pPr>
@@ -3764,9 +9379,9 @@
             </w:pPr>
             <w:r>
               <w:rPr>
-                <w:rFonts w:ascii="Calibri" w:hAnsi="Calibri" w:eastAsia="Microsoft YaHei"/>
+                <w:rFonts w:ascii="宋体" w:hAnsi="宋体" w:eastAsia="宋体"/>
                 <w:b/>
-                <w:color w:val="0B2545"/>
+                <w:color w:val="000000"/>
                 <w:sz w:val="21"/>
               </w:rPr>
               <w:t>项目</w:t>
@@ -3783,7 +9398,7 @@
               <w:bottom w:w="80" w:type="dxa"/>
               <w:end w:w="120" w:type="dxa"/>
             </w:tcMar>
-            <w:shd w:fill="F2F4F7"/>
+            <w:shd w:fill="F2F2F2"/>
           </w:tcPr>
           <w:p>
             <w:pPr>
@@ -3791,9 +9406,9 @@
             </w:pPr>
             <w:r>
               <w:rPr>
-                <w:rFonts w:ascii="Calibri" w:hAnsi="Calibri" w:eastAsia="Microsoft YaHei"/>
+                <w:rFonts w:ascii="宋体" w:hAnsi="宋体" w:eastAsia="宋体"/>
                 <w:b/>
-                <w:color w:val="0B2545"/>
+                <w:color w:val="000000"/>
                 <w:sz w:val="21"/>
               </w:rPr>
               <w:t>说明</w:t>
@@ -3819,410 +9434,9 @@
             </w:pPr>
             <w:r>
               <w:rPr>
-                <w:rFonts w:ascii="Calibri" w:hAnsi="Calibri" w:eastAsia="Microsoft YaHei"/>
+                <w:rFonts w:ascii="宋体" w:hAnsi="宋体" w:eastAsia="宋体"/>
                 <w:b w:val="0"/>
-                <w:color w:val="333333"/>
-                <w:sz w:val="21"/>
-              </w:rPr>
-              <w:t>安装依赖</w:t>
-            </w:r>
-          </w:p>
-        </w:tc>
-        <w:tc>
-          <w:tcPr>
-            <w:tcW w:type="dxa" w:w="6768"/>
-            <w:vAlign w:val="center"/>
-            <w:tcMar>
-              <w:top w:w="80" w:type="dxa"/>
-              <w:start w:w="120" w:type="dxa"/>
-              <w:bottom w:w="80" w:type="dxa"/>
-              <w:end w:w="120" w:type="dxa"/>
-            </w:tcMar>
-          </w:tcPr>
-          <w:p>
-            <w:pPr>
-              <w:spacing w:after="0" w:line="264" w:lineRule="auto"/>
-            </w:pPr>
-            <w:r>
-              <w:rPr>
-                <w:rFonts w:ascii="Calibri" w:hAnsi="Calibri" w:eastAsia="Microsoft YaHei"/>
-                <w:b w:val="0"/>
-                <w:color w:val="333333"/>
-                <w:sz w:val="21"/>
-              </w:rPr>
-              <w:t>python -m venv .venv；.venv\Scripts\python.exe -m pip install -r requirements.txt</w:t>
-            </w:r>
-          </w:p>
-        </w:tc>
-      </w:tr>
-      <w:tr>
-        <w:tc>
-          <w:tcPr>
-            <w:tcW w:type="dxa" w:w="2592"/>
-            <w:vAlign w:val="center"/>
-            <w:tcMar>
-              <w:top w:w="80" w:type="dxa"/>
-              <w:start w:w="120" w:type="dxa"/>
-              <w:bottom w:w="80" w:type="dxa"/>
-              <w:end w:w="120" w:type="dxa"/>
-            </w:tcMar>
-          </w:tcPr>
-          <w:p>
-            <w:pPr>
-              <w:spacing w:after="0" w:line="264" w:lineRule="auto"/>
-            </w:pPr>
-            <w:r>
-              <w:rPr>
-                <w:rFonts w:ascii="Calibri" w:hAnsi="Calibri" w:eastAsia="Microsoft YaHei"/>
-                <w:b w:val="0"/>
-                <w:color w:val="333333"/>
-                <w:sz w:val="21"/>
-              </w:rPr>
-              <w:t>离线复现</w:t>
-            </w:r>
-          </w:p>
-        </w:tc>
-        <w:tc>
-          <w:tcPr>
-            <w:tcW w:type="dxa" w:w="6768"/>
-            <w:vAlign w:val="center"/>
-            <w:tcMar>
-              <w:top w:w="80" w:type="dxa"/>
-              <w:start w:w="120" w:type="dxa"/>
-              <w:bottom w:w="80" w:type="dxa"/>
-              <w:end w:w="120" w:type="dxa"/>
-            </w:tcMar>
-          </w:tcPr>
-          <w:p>
-            <w:pPr>
-              <w:spacing w:after="0" w:line="264" w:lineRule="auto"/>
-            </w:pPr>
-            <w:r>
-              <w:rPr>
-                <w:rFonts w:ascii="Calibri" w:hAnsi="Calibri" w:eastAsia="Microsoft YaHei"/>
-                <w:b w:val="0"/>
-                <w:color w:val="333333"/>
-                <w:sz w:val="21"/>
-              </w:rPr>
-              <w:t>python run_pipeline.py --skip-fetch --student-name ... --student-id ... --class-name ...</w:t>
-            </w:r>
-          </w:p>
-        </w:tc>
-      </w:tr>
-      <w:tr>
-        <w:tc>
-          <w:tcPr>
-            <w:tcW w:type="dxa" w:w="2592"/>
-            <w:vAlign w:val="center"/>
-            <w:tcMar>
-              <w:top w:w="80" w:type="dxa"/>
-              <w:start w:w="120" w:type="dxa"/>
-              <w:bottom w:w="80" w:type="dxa"/>
-              <w:end w:w="120" w:type="dxa"/>
-            </w:tcMar>
-          </w:tcPr>
-          <w:p>
-            <w:pPr>
-              <w:spacing w:after="0" w:line="264" w:lineRule="auto"/>
-            </w:pPr>
-            <w:r>
-              <w:rPr>
-                <w:rFonts w:ascii="Calibri" w:hAnsi="Calibri" w:eastAsia="Microsoft YaHei"/>
-                <w:b w:val="0"/>
-                <w:color w:val="333333"/>
-                <w:sz w:val="21"/>
-              </w:rPr>
-              <w:t>重新采集</w:t>
-            </w:r>
-          </w:p>
-        </w:tc>
-        <w:tc>
-          <w:tcPr>
-            <w:tcW w:type="dxa" w:w="6768"/>
-            <w:vAlign w:val="center"/>
-            <w:tcMar>
-              <w:top w:w="80" w:type="dxa"/>
-              <w:start w:w="120" w:type="dxa"/>
-              <w:bottom w:w="80" w:type="dxa"/>
-              <w:end w:w="120" w:type="dxa"/>
-            </w:tcMar>
-          </w:tcPr>
-          <w:p>
-            <w:pPr>
-              <w:spacing w:after="0" w:line="264" w:lineRule="auto"/>
-            </w:pPr>
-            <w:r>
-              <w:rPr>
-                <w:rFonts w:ascii="Calibri" w:hAnsi="Calibri" w:eastAsia="Microsoft YaHei"/>
-                <w:b w:val="0"/>
-                <w:color w:val="333333"/>
-                <w:sz w:val="21"/>
-              </w:rPr>
-              <w:t>python run_pipeline.py --fetch --student-name ... --student-id ... --class-name ...</w:t>
-            </w:r>
-          </w:p>
-        </w:tc>
-      </w:tr>
-      <w:tr>
-        <w:tc>
-          <w:tcPr>
-            <w:tcW w:type="dxa" w:w="2592"/>
-            <w:vAlign w:val="center"/>
-            <w:tcMar>
-              <w:top w:w="80" w:type="dxa"/>
-              <w:start w:w="120" w:type="dxa"/>
-              <w:bottom w:w="80" w:type="dxa"/>
-              <w:end w:w="120" w:type="dxa"/>
-            </w:tcMar>
-          </w:tcPr>
-          <w:p>
-            <w:pPr>
-              <w:spacing w:after="0" w:line="264" w:lineRule="auto"/>
-            </w:pPr>
-            <w:r>
-              <w:rPr>
-                <w:rFonts w:ascii="Calibri" w:hAnsi="Calibri" w:eastAsia="Microsoft YaHei"/>
-                <w:b w:val="0"/>
-                <w:color w:val="333333"/>
-                <w:sz w:val="21"/>
-              </w:rPr>
-              <w:t>运行 ML 扩展</w:t>
-            </w:r>
-          </w:p>
-        </w:tc>
-        <w:tc>
-          <w:tcPr>
-            <w:tcW w:type="dxa" w:w="6768"/>
-            <w:vAlign w:val="center"/>
-            <w:tcMar>
-              <w:top w:w="80" w:type="dxa"/>
-              <w:start w:w="120" w:type="dxa"/>
-              <w:bottom w:w="80" w:type="dxa"/>
-              <w:end w:w="120" w:type="dxa"/>
-            </w:tcMar>
-          </w:tcPr>
-          <w:p>
-            <w:pPr>
-              <w:spacing w:after="0" w:line="264" w:lineRule="auto"/>
-            </w:pPr>
-            <w:r>
-              <w:rPr>
-                <w:rFonts w:ascii="Calibri" w:hAnsi="Calibri" w:eastAsia="Microsoft YaHei"/>
-                <w:b w:val="0"/>
-                <w:color w:val="333333"/>
-                <w:sz w:val="21"/>
-              </w:rPr>
-              <w:t>python scripts/run_ml_extension.py</w:t>
-            </w:r>
-          </w:p>
-        </w:tc>
-      </w:tr>
-      <w:tr>
-        <w:tc>
-          <w:tcPr>
-            <w:tcW w:type="dxa" w:w="2592"/>
-            <w:vAlign w:val="center"/>
-            <w:tcMar>
-              <w:top w:w="80" w:type="dxa"/>
-              <w:start w:w="120" w:type="dxa"/>
-              <w:bottom w:w="80" w:type="dxa"/>
-              <w:end w:w="120" w:type="dxa"/>
-            </w:tcMar>
-          </w:tcPr>
-          <w:p>
-            <w:pPr>
-              <w:spacing w:after="0" w:line="264" w:lineRule="auto"/>
-            </w:pPr>
-            <w:r>
-              <w:rPr>
-                <w:rFonts w:ascii="Calibri" w:hAnsi="Calibri" w:eastAsia="Microsoft YaHei"/>
-                <w:b w:val="0"/>
-                <w:color w:val="333333"/>
-                <w:sz w:val="21"/>
-              </w:rPr>
-              <w:t>重建展示报告</w:t>
-            </w:r>
-          </w:p>
-        </w:tc>
-        <w:tc>
-          <w:tcPr>
-            <w:tcW w:type="dxa" w:w="6768"/>
-            <w:vAlign w:val="center"/>
-            <w:tcMar>
-              <w:top w:w="80" w:type="dxa"/>
-              <w:start w:w="120" w:type="dxa"/>
-              <w:bottom w:w="80" w:type="dxa"/>
-              <w:end w:w="120" w:type="dxa"/>
-            </w:tcMar>
-          </w:tcPr>
-          <w:p>
-            <w:pPr>
-              <w:spacing w:after="0" w:line="264" w:lineRule="auto"/>
-            </w:pPr>
-            <w:r>
-              <w:rPr>
-                <w:rFonts w:ascii="Calibri" w:hAnsi="Calibri" w:eastAsia="Microsoft YaHei"/>
-                <w:b w:val="0"/>
-                <w:color w:val="333333"/>
-                <w:sz w:val="21"/>
-              </w:rPr>
-              <w:t>python scripts/build_github_showcase_report.py</w:t>
-            </w:r>
-          </w:p>
-        </w:tc>
-      </w:tr>
-      <w:tr>
-        <w:tc>
-          <w:tcPr>
-            <w:tcW w:type="dxa" w:w="2592"/>
-            <w:vAlign w:val="center"/>
-            <w:tcMar>
-              <w:top w:w="80" w:type="dxa"/>
-              <w:start w:w="120" w:type="dxa"/>
-              <w:bottom w:w="80" w:type="dxa"/>
-              <w:end w:w="120" w:type="dxa"/>
-            </w:tcMar>
-          </w:tcPr>
-          <w:p>
-            <w:pPr>
-              <w:spacing w:after="0" w:line="264" w:lineRule="auto"/>
-            </w:pPr>
-            <w:r>
-              <w:rPr>
-                <w:rFonts w:ascii="Calibri" w:hAnsi="Calibri" w:eastAsia="Microsoft YaHei"/>
-                <w:b w:val="0"/>
-                <w:color w:val="333333"/>
-                <w:sz w:val="21"/>
-              </w:rPr>
-              <w:t>运行测试</w:t>
-            </w:r>
-          </w:p>
-        </w:tc>
-        <w:tc>
-          <w:tcPr>
-            <w:tcW w:type="dxa" w:w="6768"/>
-            <w:vAlign w:val="center"/>
-            <w:tcMar>
-              <w:top w:w="80" w:type="dxa"/>
-              <w:start w:w="120" w:type="dxa"/>
-              <w:bottom w:w="80" w:type="dxa"/>
-              <w:end w:w="120" w:type="dxa"/>
-            </w:tcMar>
-          </w:tcPr>
-          <w:p>
-            <w:pPr>
-              <w:spacing w:after="0" w:line="264" w:lineRule="auto"/>
-            </w:pPr>
-            <w:r>
-              <w:rPr>
-                <w:rFonts w:ascii="Calibri" w:hAnsi="Calibri" w:eastAsia="Microsoft YaHei"/>
-                <w:b w:val="0"/>
-                <w:color w:val="333333"/>
-                <w:sz w:val="21"/>
-              </w:rPr>
-              <w:t>python -m pytest -q</w:t>
-            </w:r>
-          </w:p>
-        </w:tc>
-      </w:tr>
-    </w:tbl>
-    <w:p>
-      <w:pPr>
-        <w:pStyle w:val="Heading1"/>
-      </w:pPr>
-      <w:r>
-        <w:t>8. 项目实现说明</w:t>
-      </w:r>
-    </w:p>
-    <w:tbl>
-      <w:tblPr>
-        <w:tblStyle w:val="TableGrid"/>
-        <w:tblW w:type="dxa" w:w="9360"/>
-        <w:tblLayout w:type="fixed"/>
-        <w:tblLook w:firstColumn="1" w:firstRow="1" w:lastColumn="0" w:lastRow="0" w:noHBand="0" w:noVBand="1" w:val="04A0"/>
-        <w:tblInd w:w="120" w:type="dxa"/>
-      </w:tblPr>
-      <w:tblGrid>
-        <w:gridCol w:w="2592"/>
-        <w:gridCol w:w="6768"/>
-      </w:tblGrid>
-      <w:tr>
-        <w:tc>
-          <w:tcPr>
-            <w:tcW w:type="dxa" w:w="2592"/>
-            <w:vAlign w:val="center"/>
-            <w:tcMar>
-              <w:top w:w="80" w:type="dxa"/>
-              <w:start w:w="120" w:type="dxa"/>
-              <w:bottom w:w="80" w:type="dxa"/>
-              <w:end w:w="120" w:type="dxa"/>
-            </w:tcMar>
-            <w:shd w:fill="F2F4F7"/>
-          </w:tcPr>
-          <w:p>
-            <w:pPr>
-              <w:spacing w:after="0" w:line="264" w:lineRule="auto"/>
-            </w:pPr>
-            <w:r>
-              <w:rPr>
-                <w:rFonts w:ascii="Calibri" w:hAnsi="Calibri" w:eastAsia="Microsoft YaHei"/>
-                <w:b/>
-                <w:color w:val="0B2545"/>
-                <w:sz w:val="21"/>
-              </w:rPr>
-              <w:t>项目</w:t>
-            </w:r>
-          </w:p>
-        </w:tc>
-        <w:tc>
-          <w:tcPr>
-            <w:tcW w:type="dxa" w:w="6768"/>
-            <w:vAlign w:val="center"/>
-            <w:tcMar>
-              <w:top w:w="80" w:type="dxa"/>
-              <w:start w:w="120" w:type="dxa"/>
-              <w:bottom w:w="80" w:type="dxa"/>
-              <w:end w:w="120" w:type="dxa"/>
-            </w:tcMar>
-            <w:shd w:fill="F2F4F7"/>
-          </w:tcPr>
-          <w:p>
-            <w:pPr>
-              <w:spacing w:after="0" w:line="264" w:lineRule="auto"/>
-            </w:pPr>
-            <w:r>
-              <w:rPr>
-                <w:rFonts w:ascii="Calibri" w:hAnsi="Calibri" w:eastAsia="Microsoft YaHei"/>
-                <w:b/>
-                <w:color w:val="0B2545"/>
-                <w:sz w:val="21"/>
-              </w:rPr>
-              <w:t>说明</w:t>
-            </w:r>
-          </w:p>
-        </w:tc>
-      </w:tr>
-      <w:tr>
-        <w:tc>
-          <w:tcPr>
-            <w:tcW w:type="dxa" w:w="2592"/>
-            <w:vAlign w:val="center"/>
-            <w:tcMar>
-              <w:top w:w="80" w:type="dxa"/>
-              <w:start w:w="120" w:type="dxa"/>
-              <w:bottom w:w="80" w:type="dxa"/>
-              <w:end w:w="120" w:type="dxa"/>
-            </w:tcMar>
-          </w:tcPr>
-          <w:p>
-            <w:pPr>
-              <w:spacing w:after="0" w:line="264" w:lineRule="auto"/>
-            </w:pPr>
-            <w:r>
-              <w:rPr>
-                <w:rFonts w:ascii="Calibri" w:hAnsi="Calibri" w:eastAsia="Microsoft YaHei"/>
-                <w:b w:val="0"/>
-                <w:color w:val="333333"/>
+                <w:color w:val="000000"/>
                 <w:sz w:val="21"/>
               </w:rPr>
               <w:t>采集层</w:t>
@@ -4246,9 +9460,9 @@
             </w:pPr>
             <w:r>
               <w:rPr>
-                <w:rFonts w:ascii="Calibri" w:hAnsi="Calibri" w:eastAsia="Microsoft YaHei"/>
+                <w:rFonts w:ascii="宋体" w:hAnsi="宋体" w:eastAsia="宋体"/>
                 <w:b w:val="0"/>
-                <w:color w:val="333333"/>
+                <w:color w:val="000000"/>
                 <w:sz w:val="21"/>
               </w:rPr>
               <w:t>分页访问公开榜单页面，解析排名、片名、年份、国家/地区、类型、评分和评价人数。</w:t>
@@ -4274,9 +9488,9 @@
             </w:pPr>
             <w:r>
               <w:rPr>
-                <w:rFonts w:ascii="Calibri" w:hAnsi="Calibri" w:eastAsia="Microsoft YaHei"/>
+                <w:rFonts w:ascii="宋体" w:hAnsi="宋体" w:eastAsia="宋体"/>
                 <w:b w:val="0"/>
-                <w:color w:val="333333"/>
+                <w:color w:val="000000"/>
                 <w:sz w:val="21"/>
               </w:rPr>
               <w:t>清洗层</w:t>
@@ -4300,9 +9514,9 @@
             </w:pPr>
             <w:r>
               <w:rPr>
-                <w:rFonts w:ascii="Calibri" w:hAnsi="Calibri" w:eastAsia="Microsoft YaHei"/>
+                <w:rFonts w:ascii="宋体" w:hAnsi="宋体" w:eastAsia="宋体"/>
                 <w:b w:val="0"/>
-                <w:color w:val="333333"/>
+                <w:color w:val="000000"/>
                 <w:sz w:val="21"/>
               </w:rPr>
               <w:t>统一字段类型，处理多值字段，移除重复项，并输出一电影一行的主表。</w:t>
@@ -4328,9 +9542,9 @@
             </w:pPr>
             <w:r>
               <w:rPr>
-                <w:rFonts w:ascii="Calibri" w:hAnsi="Calibri" w:eastAsia="Microsoft YaHei"/>
+                <w:rFonts w:ascii="宋体" w:hAnsi="宋体" w:eastAsia="宋体"/>
                 <w:b w:val="0"/>
-                <w:color w:val="333333"/>
+                <w:color w:val="000000"/>
                 <w:sz w:val="21"/>
               </w:rPr>
               <w:t>分析层</w:t>
@@ -4354,9 +9568,9 @@
             </w:pPr>
             <w:r>
               <w:rPr>
-                <w:rFonts w:ascii="Calibri" w:hAnsi="Calibri" w:eastAsia="Microsoft YaHei"/>
+                <w:rFonts w:ascii="宋体" w:hAnsi="宋体" w:eastAsia="宋体"/>
                 <w:b w:val="0"/>
-                <w:color w:val="333333"/>
+                <w:color w:val="000000"/>
                 <w:sz w:val="21"/>
               </w:rPr>
               <w:t>生成评分、类型、国家/地区、年代和相关关系统计。</w:t>
@@ -4382,9 +9596,9 @@
             </w:pPr>
             <w:r>
               <w:rPr>
-                <w:rFonts w:ascii="Calibri" w:hAnsi="Calibri" w:eastAsia="Microsoft YaHei"/>
+                <w:rFonts w:ascii="宋体" w:hAnsi="宋体" w:eastAsia="宋体"/>
                 <w:b w:val="0"/>
-                <w:color w:val="333333"/>
+                <w:color w:val="000000"/>
                 <w:sz w:val="21"/>
               </w:rPr>
               <w:t>建模层</w:t>
@@ -4408,9 +9622,9 @@
             </w:pPr>
             <w:r>
               <w:rPr>
-                <w:rFonts w:ascii="Calibri" w:hAnsi="Calibri" w:eastAsia="Microsoft YaHei"/>
+                <w:rFonts w:ascii="宋体" w:hAnsi="宋体" w:eastAsia="宋体"/>
                 <w:b w:val="0"/>
-                <w:color w:val="333333"/>
+                <w:color w:val="000000"/>
                 <w:sz w:val="21"/>
               </w:rPr>
               <w:t>执行评分预测交叉验证、随机森林特征重要性分析和 KMeans 电影分群。</w:t>
@@ -4436,9 +9650,9 @@
             </w:pPr>
             <w:r>
               <w:rPr>
-                <w:rFonts w:ascii="Calibri" w:hAnsi="Calibri" w:eastAsia="Microsoft YaHei"/>
+                <w:rFonts w:ascii="宋体" w:hAnsi="宋体" w:eastAsia="宋体"/>
                 <w:b w:val="0"/>
-                <w:color w:val="333333"/>
+                <w:color w:val="000000"/>
                 <w:sz w:val="21"/>
               </w:rPr>
               <w:t>输出层</w:t>
@@ -4462,9 +9676,9 @@
             </w:pPr>
             <w:r>
               <w:rPr>
-                <w:rFonts w:ascii="Calibri" w:hAnsi="Calibri" w:eastAsia="Microsoft YaHei"/>
+                <w:rFonts w:ascii="宋体" w:hAnsi="宋体" w:eastAsia="宋体"/>
                 <w:b w:val="0"/>
-                <w:color w:val="333333"/>
+                <w:color w:val="000000"/>
                 <w:sz w:val="21"/>
               </w:rPr>
               <w:t>保存 CSV/JSON、PNG 图表、Word 报告和 PDF 报告。</w:t>
@@ -4475,20 +9689,10 @@
     </w:tbl>
     <w:p>
       <w:pPr>
-        <w:sectPr>
-          <w:pgSz w:w="12240" w:h="15840"/>
-          <w:pgMar w:top="1440" w:right="1440" w:bottom="1440" w:left="1440" w:header="708" w:footer="708" w:gutter="0"/>
-          <w:cols w:space="720"/>
-          <w:docGrid w:linePitch="360"/>
-        </w:sectPr>
-      </w:pPr>
-    </w:p>
-    <w:p>
-      <w:pPr>
         <w:pStyle w:val="Heading1"/>
       </w:pPr>
       <w:r>
-        <w:t>9. 局限性</w:t>
+        <w:t>10. 局限性与改进方向</w:t>
       </w:r>
     </w:p>
     <w:p>
@@ -4498,12 +9702,12 @@
       </w:pPr>
       <w:r>
         <w:rPr>
-          <w:rFonts w:ascii="Calibri" w:hAnsi="Calibri" w:eastAsia="Microsoft YaHei"/>
+          <w:rFonts w:ascii="宋体" w:hAnsi="宋体" w:eastAsia="宋体"/>
           <w:b w:val="0"/>
-          <w:color w:val="333333"/>
+          <w:color w:val="000000"/>
           <w:sz w:val="21"/>
         </w:rPr>
-        <w:t>榜单数据代表公开页面的一次快照，不能直接外推到全部电影市场。</w:t>
+        <w:t>样本来自豆瓣 Top250 前 200 名，是高口碑影片集合，不代表全部电影市场，也不能用于估计普通电影评分分布。</w:t>
       </w:r>
     </w:p>
     <w:p>
@@ -4513,12 +9717,12 @@
       </w:pPr>
       <w:r>
         <w:rPr>
-          <w:rFonts w:ascii="Calibri" w:hAnsi="Calibri" w:eastAsia="Microsoft YaHei"/>
+          <w:rFonts w:ascii="宋体" w:hAnsi="宋体" w:eastAsia="宋体"/>
           <w:b w:val="0"/>
-          <w:color w:val="333333"/>
+          <w:color w:val="000000"/>
           <w:sz w:val="21"/>
         </w:rPr>
-        <w:t>类型与国家/地区为多值字段，当前按出现次数统计。</w:t>
+        <w:t>榜单页面会随时间变化，本报告反映当前仓库数据快照。若重新采集，评分、评价人数和排名可能发生变化。</w:t>
       </w:r>
     </w:p>
     <w:p>
@@ -4528,12 +9732,12 @@
       </w:pPr>
       <w:r>
         <w:rPr>
-          <w:rFonts w:ascii="Calibri" w:hAnsi="Calibri" w:eastAsia="Microsoft YaHei"/>
+          <w:rFonts w:ascii="宋体" w:hAnsi="宋体" w:eastAsia="宋体"/>
           <w:b w:val="0"/>
-          <w:color w:val="333333"/>
+          <w:color w:val="000000"/>
           <w:sz w:val="21"/>
         </w:rPr>
-        <w:t>机器学习扩展使用小样本高分榜单数据，适合展示建模流程与特征解释，不适合作为真实评分预测系统。</w:t>
+        <w:t>类型与国家/地区为多值字段，展开统计会重复计入同一电影，因此不应把类型或地区次数相加后解释为互斥比例。</w:t>
       </w:r>
     </w:p>
     <w:p>
@@ -4543,12 +9747,27 @@
       </w:pPr>
       <w:r>
         <w:rPr>
-          <w:rFonts w:ascii="Calibri" w:hAnsi="Calibri" w:eastAsia="Microsoft YaHei"/>
+          <w:rFonts w:ascii="宋体" w:hAnsi="宋体" w:eastAsia="宋体"/>
           <w:b w:val="0"/>
-          <w:color w:val="333333"/>
+          <w:color w:val="000000"/>
           <w:sz w:val="21"/>
         </w:rPr>
-        <w:t>后续可加入交互式看板、自动化 CI 和更丰富的文本分析。</w:t>
+        <w:t>相关系数和机器学习结果只说明样本内特征关系，不能证明评分由某个类型、地区或年代直接导致。</w:t>
+      </w:r>
+    </w:p>
+    <w:p>
+      <w:pPr>
+        <w:pStyle w:val="ListBullet"/>
+        <w:spacing w:after="80" w:line="264" w:lineRule="auto"/>
+      </w:pPr>
+      <w:r>
+        <w:rPr>
+          <w:rFonts w:ascii="宋体" w:hAnsi="宋体" w:eastAsia="宋体"/>
+          <w:b w:val="0"/>
+          <w:color w:val="000000"/>
+          <w:sz w:val="21"/>
+        </w:rPr>
+        <w:t>后续可以补充评论文本情感分析、时间序列更新、交互式看板和 GitHub Actions 自动复现实验流程。</w:t>
       </w:r>
     </w:p>
     <w:sectPr>
@@ -4570,9 +9789,9 @@
     </w:pPr>
     <w:r>
       <w:rPr>
-        <w:rFonts w:ascii="Calibri" w:hAnsi="Calibri" w:eastAsia="Microsoft YaHei"/>
+        <w:rFonts w:ascii="宋体" w:hAnsi="宋体" w:eastAsia="宋体"/>
         <w:b w:val="0"/>
-        <w:color w:val="666666"/>
+        <w:color w:val="000000"/>
         <w:sz w:val="18"/>
       </w:rPr>
       <w:t xml:space="preserve">第 </w:t>
@@ -4584,9 +9803,9 @@
     </w:r>
     <w:r>
       <w:rPr>
-        <w:rFonts w:ascii="Calibri" w:hAnsi="Calibri" w:eastAsia="Microsoft YaHei"/>
+        <w:rFonts w:ascii="宋体" w:hAnsi="宋体" w:eastAsia="宋体"/>
         <w:b w:val="0"/>
-        <w:color w:val="666666"/>
+        <w:color w:val="000000"/>
         <w:sz w:val="18"/>
       </w:rPr>
       <w:t xml:space="preserve"> 页</w:t>
@@ -4962,9 +10181,9 @@
       <w:spacing w:before="0" w:after="120" w:line="264" w:lineRule="auto"/>
     </w:pPr>
     <w:rPr>
-      <w:rFonts w:ascii="Calibri" w:hAnsi="Calibri" w:eastAsia="Microsoft YaHei"/>
+      <w:rFonts w:ascii="宋体" w:hAnsi="宋体" w:eastAsia="宋体"/>
       <w:b w:val="0"/>
-      <w:color w:val="333333"/>
+      <w:color w:val="000000"/>
       <w:sz w:val="22"/>
     </w:rPr>
   </w:style>
@@ -5027,10 +10246,10 @@
       <w:outlineLvl w:val="0"/>
     </w:pPr>
     <w:rPr>
-      <w:rFonts w:asciiTheme="majorHAnsi" w:eastAsiaTheme="majorEastAsia" w:hAnsiTheme="majorHAnsi" w:cstheme="majorBidi" w:ascii="Calibri" w:hAnsi="Calibri" w:eastAsia="Microsoft YaHei"/>
+      <w:rFonts w:asciiTheme="majorHAnsi" w:eastAsiaTheme="majorEastAsia" w:hAnsiTheme="majorHAnsi" w:cstheme="majorBidi" w:ascii="宋体" w:hAnsi="宋体" w:eastAsia="宋体"/>
       <w:b/>
       <w:bCs/>
-      <w:color w:val="2E74B5"/>
+      <w:color w:val="000000"/>
       <w:sz w:val="32"/>
       <w:szCs w:val="28"/>
     </w:rPr>
@@ -5051,10 +10270,10 @@
       <w:outlineLvl w:val="1"/>
     </w:pPr>
     <w:rPr>
-      <w:rFonts w:asciiTheme="majorHAnsi" w:eastAsiaTheme="majorEastAsia" w:hAnsiTheme="majorHAnsi" w:cstheme="majorBidi" w:ascii="Calibri" w:hAnsi="Calibri" w:eastAsia="Microsoft YaHei"/>
+      <w:rFonts w:asciiTheme="majorHAnsi" w:eastAsiaTheme="majorEastAsia" w:hAnsiTheme="majorHAnsi" w:cstheme="majorBidi" w:ascii="宋体" w:hAnsi="宋体" w:eastAsia="宋体"/>
       <w:b/>
       <w:bCs/>
-      <w:color w:val="2E74B5"/>
+      <w:color w:val="000000"/>
       <w:sz w:val="26"/>
       <w:szCs w:val="26"/>
     </w:rPr>
@@ -5075,10 +10294,10 @@
       <w:outlineLvl w:val="2"/>
     </w:pPr>
     <w:rPr>
-      <w:rFonts w:asciiTheme="majorHAnsi" w:eastAsiaTheme="majorEastAsia" w:hAnsiTheme="majorHAnsi" w:cstheme="majorBidi" w:ascii="Calibri" w:hAnsi="Calibri" w:eastAsia="Microsoft YaHei"/>
+      <w:rFonts w:asciiTheme="majorHAnsi" w:eastAsiaTheme="majorEastAsia" w:hAnsiTheme="majorHAnsi" w:cstheme="majorBidi" w:ascii="宋体" w:hAnsi="宋体" w:eastAsia="宋体"/>
       <w:b/>
       <w:bCs/>
-      <w:color w:val="0B2545"/>
+      <w:color w:val="000000"/>
       <w:sz w:val="24"/>
     </w:rPr>
   </w:style>

--- a/output/报告/豆瓣电影Top200数据分析报告_GitHub展示版.docx
+++ b/output/报告/豆瓣电影Top200数据分析报告_GitHub展示版.docx
@@ -9,7 +9,7 @@
       </w:pPr>
       <w:r>
         <w:rPr>
-          <w:rFonts w:ascii="宋体" w:hAnsi="宋体" w:eastAsia="宋体"/>
+          <w:rFonts w:ascii="宋体" w:hAnsi="宋体" w:eastAsia="宋体" w:cs="宋体"/>
           <w:b/>
           <w:color w:val="000000"/>
           <w:sz w:val="48"/>
@@ -24,7 +24,7 @@
       </w:pPr>
       <w:r>
         <w:rPr>
-          <w:rFonts w:ascii="宋体" w:hAnsi="宋体" w:eastAsia="宋体"/>
+          <w:rFonts w:ascii="宋体" w:hAnsi="宋体" w:eastAsia="宋体" w:cs="宋体"/>
           <w:b w:val="0"/>
           <w:color w:val="000000"/>
           <w:sz w:val="24"/>
@@ -35,8 +35,15 @@
     <w:p>
       <w:pPr>
         <w:pStyle w:val="Heading1"/>
+        <w:spacing w:before="320" w:after="160" w:line="264" w:lineRule="auto"/>
       </w:pPr>
       <w:r>
+        <w:rPr>
+          <w:rFonts w:ascii="宋体" w:hAnsi="宋体" w:eastAsia="宋体" w:cs="宋体"/>
+          <w:b/>
+          <w:color w:val="000000"/>
+          <w:sz w:val="32"/>
+        </w:rPr>
         <w:t>1. 研究对象与结论摘要</w:t>
       </w:r>
     </w:p>
@@ -46,7 +53,7 @@
       </w:pPr>
       <w:r>
         <w:rPr>
-          <w:rFonts w:ascii="宋体" w:hAnsi="宋体" w:eastAsia="宋体"/>
+          <w:rFonts w:ascii="宋体" w:hAnsi="宋体" w:eastAsia="宋体" w:cs="宋体"/>
           <w:b w:val="0"/>
           <w:color w:val="000000"/>
           <w:sz w:val="22"/>
@@ -60,7 +67,7 @@
       </w:pPr>
       <w:r>
         <w:rPr>
-          <w:rFonts w:ascii="宋体" w:hAnsi="宋体" w:eastAsia="宋体"/>
+          <w:rFonts w:ascii="宋体" w:hAnsi="宋体" w:eastAsia="宋体" w:cs="宋体"/>
           <w:b w:val="0"/>
           <w:color w:val="000000"/>
           <w:sz w:val="22"/>
@@ -99,7 +106,7 @@
             </w:pPr>
             <w:r>
               <w:rPr>
-                <w:rFonts w:ascii="宋体" w:hAnsi="宋体" w:eastAsia="宋体"/>
+                <w:rFonts w:ascii="宋体" w:hAnsi="宋体" w:eastAsia="宋体" w:cs="宋体"/>
                 <w:b/>
                 <w:color w:val="000000"/>
                 <w:sz w:val="21"/>
@@ -126,7 +133,7 @@
             </w:pPr>
             <w:r>
               <w:rPr>
-                <w:rFonts w:ascii="宋体" w:hAnsi="宋体" w:eastAsia="宋体"/>
+                <w:rFonts w:ascii="宋体" w:hAnsi="宋体" w:eastAsia="宋体" w:cs="宋体"/>
                 <w:b/>
                 <w:color w:val="000000"/>
                 <w:sz w:val="21"/>
@@ -154,7 +161,7 @@
             </w:pPr>
             <w:r>
               <w:rPr>
-                <w:rFonts w:ascii="宋体" w:hAnsi="宋体" w:eastAsia="宋体"/>
+                <w:rFonts w:ascii="宋体" w:hAnsi="宋体" w:eastAsia="宋体" w:cs="宋体"/>
                 <w:b w:val="0"/>
                 <w:color w:val="000000"/>
                 <w:sz w:val="21"/>
@@ -180,7 +187,7 @@
             </w:pPr>
             <w:r>
               <w:rPr>
-                <w:rFonts w:ascii="宋体" w:hAnsi="宋体" w:eastAsia="宋体"/>
+                <w:rFonts w:ascii="宋体" w:hAnsi="宋体" w:eastAsia="宋体" w:cs="宋体"/>
                 <w:b w:val="0"/>
                 <w:color w:val="000000"/>
                 <w:sz w:val="21"/>
@@ -208,7 +215,7 @@
             </w:pPr>
             <w:r>
               <w:rPr>
-                <w:rFonts w:ascii="宋体" w:hAnsi="宋体" w:eastAsia="宋体"/>
+                <w:rFonts w:ascii="宋体" w:hAnsi="宋体" w:eastAsia="宋体" w:cs="宋体"/>
                 <w:b w:val="0"/>
                 <w:color w:val="000000"/>
                 <w:sz w:val="21"/>
@@ -234,7 +241,7 @@
             </w:pPr>
             <w:r>
               <w:rPr>
-                <w:rFonts w:ascii="宋体" w:hAnsi="宋体" w:eastAsia="宋体"/>
+                <w:rFonts w:ascii="宋体" w:hAnsi="宋体" w:eastAsia="宋体" w:cs="宋体"/>
                 <w:b w:val="0"/>
                 <w:color w:val="000000"/>
                 <w:sz w:val="21"/>
@@ -262,7 +269,7 @@
             </w:pPr>
             <w:r>
               <w:rPr>
-                <w:rFonts w:ascii="宋体" w:hAnsi="宋体" w:eastAsia="宋体"/>
+                <w:rFonts w:ascii="宋体" w:hAnsi="宋体" w:eastAsia="宋体" w:cs="宋体"/>
                 <w:b w:val="0"/>
                 <w:color w:val="000000"/>
                 <w:sz w:val="21"/>
@@ -288,7 +295,7 @@
             </w:pPr>
             <w:r>
               <w:rPr>
-                <w:rFonts w:ascii="宋体" w:hAnsi="宋体" w:eastAsia="宋体"/>
+                <w:rFonts w:ascii="宋体" w:hAnsi="宋体" w:eastAsia="宋体" w:cs="宋体"/>
                 <w:b w:val="0"/>
                 <w:color w:val="000000"/>
                 <w:sz w:val="21"/>
@@ -316,7 +323,7 @@
             </w:pPr>
             <w:r>
               <w:rPr>
-                <w:rFonts w:ascii="宋体" w:hAnsi="宋体" w:eastAsia="宋体"/>
+                <w:rFonts w:ascii="宋体" w:hAnsi="宋体" w:eastAsia="宋体" w:cs="宋体"/>
                 <w:b w:val="0"/>
                 <w:color w:val="000000"/>
                 <w:sz w:val="21"/>
@@ -342,7 +349,7 @@
             </w:pPr>
             <w:r>
               <w:rPr>
-                <w:rFonts w:ascii="宋体" w:hAnsi="宋体" w:eastAsia="宋体"/>
+                <w:rFonts w:ascii="宋体" w:hAnsi="宋体" w:eastAsia="宋体" w:cs="宋体"/>
                 <w:b w:val="0"/>
                 <w:color w:val="000000"/>
                 <w:sz w:val="21"/>
@@ -370,7 +377,7 @@
             </w:pPr>
             <w:r>
               <w:rPr>
-                <w:rFonts w:ascii="宋体" w:hAnsi="宋体" w:eastAsia="宋体"/>
+                <w:rFonts w:ascii="宋体" w:hAnsi="宋体" w:eastAsia="宋体" w:cs="宋体"/>
                 <w:b w:val="0"/>
                 <w:color w:val="000000"/>
                 <w:sz w:val="21"/>
@@ -396,7 +403,7 @@
             </w:pPr>
             <w:r>
               <w:rPr>
-                <w:rFonts w:ascii="宋体" w:hAnsi="宋体" w:eastAsia="宋体"/>
+                <w:rFonts w:ascii="宋体" w:hAnsi="宋体" w:eastAsia="宋体" w:cs="宋体"/>
                 <w:b w:val="0"/>
                 <w:color w:val="000000"/>
                 <w:sz w:val="21"/>
@@ -424,7 +431,7 @@
             </w:pPr>
             <w:r>
               <w:rPr>
-                <w:rFonts w:ascii="宋体" w:hAnsi="宋体" w:eastAsia="宋体"/>
+                <w:rFonts w:ascii="宋体" w:hAnsi="宋体" w:eastAsia="宋体" w:cs="宋体"/>
                 <w:b w:val="0"/>
                 <w:color w:val="000000"/>
                 <w:sz w:val="21"/>
@@ -450,7 +457,7 @@
             </w:pPr>
             <w:r>
               <w:rPr>
-                <w:rFonts w:ascii="宋体" w:hAnsi="宋体" w:eastAsia="宋体"/>
+                <w:rFonts w:ascii="宋体" w:hAnsi="宋体" w:eastAsia="宋体" w:cs="宋体"/>
                 <w:b w:val="0"/>
                 <w:color w:val="000000"/>
                 <w:sz w:val="21"/>
@@ -478,7 +485,7 @@
             </w:pPr>
             <w:r>
               <w:rPr>
-                <w:rFonts w:ascii="宋体" w:hAnsi="宋体" w:eastAsia="宋体"/>
+                <w:rFonts w:ascii="宋体" w:hAnsi="宋体" w:eastAsia="宋体" w:cs="宋体"/>
                 <w:b w:val="0"/>
                 <w:color w:val="000000"/>
                 <w:sz w:val="21"/>
@@ -504,7 +511,7 @@
             </w:pPr>
             <w:r>
               <w:rPr>
-                <w:rFonts w:ascii="宋体" w:hAnsi="宋体" w:eastAsia="宋体"/>
+                <w:rFonts w:ascii="宋体" w:hAnsi="宋体" w:eastAsia="宋体" w:cs="宋体"/>
                 <w:b w:val="0"/>
                 <w:color w:val="000000"/>
                 <w:sz w:val="21"/>
@@ -532,7 +539,7 @@
             </w:pPr>
             <w:r>
               <w:rPr>
-                <w:rFonts w:ascii="宋体" w:hAnsi="宋体" w:eastAsia="宋体"/>
+                <w:rFonts w:ascii="宋体" w:hAnsi="宋体" w:eastAsia="宋体" w:cs="宋体"/>
                 <w:b w:val="0"/>
                 <w:color w:val="000000"/>
                 <w:sz w:val="21"/>
@@ -558,7 +565,7 @@
             </w:pPr>
             <w:r>
               <w:rPr>
-                <w:rFonts w:ascii="宋体" w:hAnsi="宋体" w:eastAsia="宋体"/>
+                <w:rFonts w:ascii="宋体" w:hAnsi="宋体" w:eastAsia="宋体" w:cs="宋体"/>
                 <w:b w:val="0"/>
                 <w:color w:val="000000"/>
                 <w:sz w:val="21"/>
@@ -586,7 +593,7 @@
             </w:pPr>
             <w:r>
               <w:rPr>
-                <w:rFonts w:ascii="宋体" w:hAnsi="宋体" w:eastAsia="宋体"/>
+                <w:rFonts w:ascii="宋体" w:hAnsi="宋体" w:eastAsia="宋体" w:cs="宋体"/>
                 <w:b w:val="0"/>
                 <w:color w:val="000000"/>
                 <w:sz w:val="21"/>
@@ -612,7 +619,7 @@
             </w:pPr>
             <w:r>
               <w:rPr>
-                <w:rFonts w:ascii="宋体" w:hAnsi="宋体" w:eastAsia="宋体"/>
+                <w:rFonts w:ascii="宋体" w:hAnsi="宋体" w:eastAsia="宋体" w:cs="宋体"/>
                 <w:b w:val="0"/>
                 <w:color w:val="000000"/>
                 <w:sz w:val="21"/>
@@ -640,7 +647,7 @@
             </w:pPr>
             <w:r>
               <w:rPr>
-                <w:rFonts w:ascii="宋体" w:hAnsi="宋体" w:eastAsia="宋体"/>
+                <w:rFonts w:ascii="宋体" w:hAnsi="宋体" w:eastAsia="宋体" w:cs="宋体"/>
                 <w:b w:val="0"/>
                 <w:color w:val="000000"/>
                 <w:sz w:val="21"/>
@@ -666,7 +673,7 @@
             </w:pPr>
             <w:r>
               <w:rPr>
-                <w:rFonts w:ascii="宋体" w:hAnsi="宋体" w:eastAsia="宋体"/>
+                <w:rFonts w:ascii="宋体" w:hAnsi="宋体" w:eastAsia="宋体" w:cs="宋体"/>
                 <w:b w:val="0"/>
                 <w:color w:val="000000"/>
                 <w:sz w:val="21"/>
@@ -680,8 +687,15 @@
     <w:p>
       <w:pPr>
         <w:pStyle w:val="Heading1"/>
+        <w:spacing w:before="320" w:after="160" w:line="264" w:lineRule="auto"/>
       </w:pPr>
       <w:r>
+        <w:rPr>
+          <w:rFonts w:ascii="宋体" w:hAnsi="宋体" w:eastAsia="宋体" w:cs="宋体"/>
+          <w:b/>
+          <w:color w:val="000000"/>
+          <w:sz w:val="32"/>
+        </w:rPr>
         <w:t>2. 数据质量与统计口径</w:t>
       </w:r>
     </w:p>
@@ -691,7 +705,7 @@
       </w:pPr>
       <w:r>
         <w:rPr>
-          <w:rFonts w:ascii="宋体" w:hAnsi="宋体" w:eastAsia="宋体"/>
+          <w:rFonts w:ascii="宋体" w:hAnsi="宋体" w:eastAsia="宋体" w:cs="宋体"/>
           <w:b w:val="0"/>
           <w:color w:val="000000"/>
           <w:sz w:val="22"/>
@@ -730,7 +744,7 @@
             </w:pPr>
             <w:r>
               <w:rPr>
-                <w:rFonts w:ascii="宋体" w:hAnsi="宋体" w:eastAsia="宋体"/>
+                <w:rFonts w:ascii="宋体" w:hAnsi="宋体" w:eastAsia="宋体" w:cs="宋体"/>
                 <w:b/>
                 <w:color w:val="000000"/>
                 <w:sz w:val="21"/>
@@ -757,7 +771,7 @@
             </w:pPr>
             <w:r>
               <w:rPr>
-                <w:rFonts w:ascii="宋体" w:hAnsi="宋体" w:eastAsia="宋体"/>
+                <w:rFonts w:ascii="宋体" w:hAnsi="宋体" w:eastAsia="宋体" w:cs="宋体"/>
                 <w:b/>
                 <w:color w:val="000000"/>
                 <w:sz w:val="21"/>
@@ -785,7 +799,7 @@
             </w:pPr>
             <w:r>
               <w:rPr>
-                <w:rFonts w:ascii="宋体" w:hAnsi="宋体" w:eastAsia="宋体"/>
+                <w:rFonts w:ascii="宋体" w:hAnsi="宋体" w:eastAsia="宋体" w:cs="宋体"/>
                 <w:b w:val="0"/>
                 <w:color w:val="000000"/>
                 <w:sz w:val="21"/>
@@ -811,7 +825,7 @@
             </w:pPr>
             <w:r>
               <w:rPr>
-                <w:rFonts w:ascii="宋体" w:hAnsi="宋体" w:eastAsia="宋体"/>
+                <w:rFonts w:ascii="宋体" w:hAnsi="宋体" w:eastAsia="宋体" w:cs="宋体"/>
                 <w:b w:val="0"/>
                 <w:color w:val="000000"/>
                 <w:sz w:val="21"/>
@@ -839,7 +853,7 @@
             </w:pPr>
             <w:r>
               <w:rPr>
-                <w:rFonts w:ascii="宋体" w:hAnsi="宋体" w:eastAsia="宋体"/>
+                <w:rFonts w:ascii="宋体" w:hAnsi="宋体" w:eastAsia="宋体" w:cs="宋体"/>
                 <w:b w:val="0"/>
                 <w:color w:val="000000"/>
                 <w:sz w:val="21"/>
@@ -865,7 +879,7 @@
             </w:pPr>
             <w:r>
               <w:rPr>
-                <w:rFonts w:ascii="宋体" w:hAnsi="宋体" w:eastAsia="宋体"/>
+                <w:rFonts w:ascii="宋体" w:hAnsi="宋体" w:eastAsia="宋体" w:cs="宋体"/>
                 <w:b w:val="0"/>
                 <w:color w:val="000000"/>
                 <w:sz w:val="21"/>
@@ -893,7 +907,7 @@
             </w:pPr>
             <w:r>
               <w:rPr>
-                <w:rFonts w:ascii="宋体" w:hAnsi="宋体" w:eastAsia="宋体"/>
+                <w:rFonts w:ascii="宋体" w:hAnsi="宋体" w:eastAsia="宋体" w:cs="宋体"/>
                 <w:b w:val="0"/>
                 <w:color w:val="000000"/>
                 <w:sz w:val="21"/>
@@ -919,7 +933,7 @@
             </w:pPr>
             <w:r>
               <w:rPr>
-                <w:rFonts w:ascii="宋体" w:hAnsi="宋体" w:eastAsia="宋体"/>
+                <w:rFonts w:ascii="宋体" w:hAnsi="宋体" w:eastAsia="宋体" w:cs="宋体"/>
                 <w:b w:val="0"/>
                 <w:color w:val="000000"/>
                 <w:sz w:val="21"/>
@@ -947,7 +961,7 @@
             </w:pPr>
             <w:r>
               <w:rPr>
-                <w:rFonts w:ascii="宋体" w:hAnsi="宋体" w:eastAsia="宋体"/>
+                <w:rFonts w:ascii="宋体" w:hAnsi="宋体" w:eastAsia="宋体" w:cs="宋体"/>
                 <w:b w:val="0"/>
                 <w:color w:val="000000"/>
                 <w:sz w:val="21"/>
@@ -973,7 +987,7 @@
             </w:pPr>
             <w:r>
               <w:rPr>
-                <w:rFonts w:ascii="宋体" w:hAnsi="宋体" w:eastAsia="宋体"/>
+                <w:rFonts w:ascii="宋体" w:hAnsi="宋体" w:eastAsia="宋体" w:cs="宋体"/>
                 <w:b w:val="0"/>
                 <w:color w:val="000000"/>
                 <w:sz w:val="21"/>
@@ -1001,7 +1015,7 @@
             </w:pPr>
             <w:r>
               <w:rPr>
-                <w:rFonts w:ascii="宋体" w:hAnsi="宋体" w:eastAsia="宋体"/>
+                <w:rFonts w:ascii="宋体" w:hAnsi="宋体" w:eastAsia="宋体" w:cs="宋体"/>
                 <w:b w:val="0"/>
                 <w:color w:val="000000"/>
                 <w:sz w:val="21"/>
@@ -1027,7 +1041,7 @@
             </w:pPr>
             <w:r>
               <w:rPr>
-                <w:rFonts w:ascii="宋体" w:hAnsi="宋体" w:eastAsia="宋体"/>
+                <w:rFonts w:ascii="宋体" w:hAnsi="宋体" w:eastAsia="宋体" w:cs="宋体"/>
                 <w:b w:val="0"/>
                 <w:color w:val="000000"/>
                 <w:sz w:val="21"/>
@@ -1055,7 +1069,7 @@
             </w:pPr>
             <w:r>
               <w:rPr>
-                <w:rFonts w:ascii="宋体" w:hAnsi="宋体" w:eastAsia="宋体"/>
+                <w:rFonts w:ascii="宋体" w:hAnsi="宋体" w:eastAsia="宋体" w:cs="宋体"/>
                 <w:b w:val="0"/>
                 <w:color w:val="000000"/>
                 <w:sz w:val="21"/>
@@ -1081,7 +1095,7 @@
             </w:pPr>
             <w:r>
               <w:rPr>
-                <w:rFonts w:ascii="宋体" w:hAnsi="宋体" w:eastAsia="宋体"/>
+                <w:rFonts w:ascii="宋体" w:hAnsi="宋体" w:eastAsia="宋体" w:cs="宋体"/>
                 <w:b w:val="0"/>
                 <w:color w:val="000000"/>
                 <w:sz w:val="21"/>
@@ -1109,7 +1123,7 @@
             </w:pPr>
             <w:r>
               <w:rPr>
-                <w:rFonts w:ascii="宋体" w:hAnsi="宋体" w:eastAsia="宋体"/>
+                <w:rFonts w:ascii="宋体" w:hAnsi="宋体" w:eastAsia="宋体" w:cs="宋体"/>
                 <w:b w:val="0"/>
                 <w:color w:val="000000"/>
                 <w:sz w:val="21"/>
@@ -1135,7 +1149,7 @@
             </w:pPr>
             <w:r>
               <w:rPr>
-                <w:rFonts w:ascii="宋体" w:hAnsi="宋体" w:eastAsia="宋体"/>
+                <w:rFonts w:ascii="宋体" w:hAnsi="宋体" w:eastAsia="宋体" w:cs="宋体"/>
                 <w:b w:val="0"/>
                 <w:color w:val="000000"/>
                 <w:sz w:val="21"/>
@@ -1163,7 +1177,7 @@
             </w:pPr>
             <w:r>
               <w:rPr>
-                <w:rFonts w:ascii="宋体" w:hAnsi="宋体" w:eastAsia="宋体"/>
+                <w:rFonts w:ascii="宋体" w:hAnsi="宋体" w:eastAsia="宋体" w:cs="宋体"/>
                 <w:b w:val="0"/>
                 <w:color w:val="000000"/>
                 <w:sz w:val="21"/>
@@ -1189,7 +1203,7 @@
             </w:pPr>
             <w:r>
               <w:rPr>
-                <w:rFonts w:ascii="宋体" w:hAnsi="宋体" w:eastAsia="宋体"/>
+                <w:rFonts w:ascii="宋体" w:hAnsi="宋体" w:eastAsia="宋体" w:cs="宋体"/>
                 <w:b w:val="0"/>
                 <w:color w:val="000000"/>
                 <w:sz w:val="21"/>
@@ -1217,7 +1231,7 @@
             </w:pPr>
             <w:r>
               <w:rPr>
-                <w:rFonts w:ascii="宋体" w:hAnsi="宋体" w:eastAsia="宋体"/>
+                <w:rFonts w:ascii="宋体" w:hAnsi="宋体" w:eastAsia="宋体" w:cs="宋体"/>
                 <w:b w:val="0"/>
                 <w:color w:val="000000"/>
                 <w:sz w:val="21"/>
@@ -1243,7 +1257,7 @@
             </w:pPr>
             <w:r>
               <w:rPr>
-                <w:rFonts w:ascii="宋体" w:hAnsi="宋体" w:eastAsia="宋体"/>
+                <w:rFonts w:ascii="宋体" w:hAnsi="宋体" w:eastAsia="宋体" w:cs="宋体"/>
                 <w:b w:val="0"/>
                 <w:color w:val="000000"/>
                 <w:sz w:val="21"/>
@@ -1257,8 +1271,15 @@
     <w:p>
       <w:pPr>
         <w:pStyle w:val="Heading1"/>
+        <w:spacing w:before="320" w:after="160" w:line="264" w:lineRule="auto"/>
       </w:pPr>
       <w:r>
+        <w:rPr>
+          <w:rFonts w:ascii="宋体" w:hAnsi="宋体" w:eastAsia="宋体" w:cs="宋体"/>
+          <w:b/>
+          <w:color w:val="000000"/>
+          <w:sz w:val="32"/>
+        </w:rPr>
         <w:t>3. 评分分布分析</w:t>
       </w:r>
     </w:p>
@@ -1268,7 +1289,7 @@
       </w:pPr>
       <w:r>
         <w:rPr>
-          <w:rFonts w:ascii="宋体" w:hAnsi="宋体" w:eastAsia="宋体"/>
+          <w:rFonts w:ascii="宋体" w:hAnsi="宋体" w:eastAsia="宋体" w:cs="宋体"/>
           <w:b w:val="0"/>
           <w:color w:val="000000"/>
           <w:sz w:val="22"/>
@@ -1308,7 +1329,7 @@
             </w:pPr>
             <w:r>
               <w:rPr>
-                <w:rFonts w:ascii="宋体" w:hAnsi="宋体" w:eastAsia="宋体"/>
+                <w:rFonts w:ascii="宋体" w:hAnsi="宋体" w:eastAsia="宋体" w:cs="宋体"/>
                 <w:b/>
                 <w:color w:val="000000"/>
                 <w:sz w:val="21"/>
@@ -1335,7 +1356,7 @@
             </w:pPr>
             <w:r>
               <w:rPr>
-                <w:rFonts w:ascii="宋体" w:hAnsi="宋体" w:eastAsia="宋体"/>
+                <w:rFonts w:ascii="宋体" w:hAnsi="宋体" w:eastAsia="宋体" w:cs="宋体"/>
                 <w:b/>
                 <w:color w:val="000000"/>
                 <w:sz w:val="21"/>
@@ -1362,7 +1383,7 @@
             </w:pPr>
             <w:r>
               <w:rPr>
-                <w:rFonts w:ascii="宋体" w:hAnsi="宋体" w:eastAsia="宋体"/>
+                <w:rFonts w:ascii="宋体" w:hAnsi="宋体" w:eastAsia="宋体" w:cs="宋体"/>
                 <w:b/>
                 <w:color w:val="000000"/>
                 <w:sz w:val="21"/>
@@ -1390,7 +1411,7 @@
             </w:pPr>
             <w:r>
               <w:rPr>
-                <w:rFonts w:ascii="宋体" w:hAnsi="宋体" w:eastAsia="宋体"/>
+                <w:rFonts w:ascii="宋体" w:hAnsi="宋体" w:eastAsia="宋体" w:cs="宋体"/>
                 <w:b w:val="0"/>
                 <w:color w:val="000000"/>
                 <w:sz w:val="21"/>
@@ -1416,7 +1437,7 @@
             </w:pPr>
             <w:r>
               <w:rPr>
-                <w:rFonts w:ascii="宋体" w:hAnsi="宋体" w:eastAsia="宋体"/>
+                <w:rFonts w:ascii="宋体" w:hAnsi="宋体" w:eastAsia="宋体" w:cs="宋体"/>
                 <w:b w:val="0"/>
                 <w:color w:val="000000"/>
                 <w:sz w:val="21"/>
@@ -1442,7 +1463,7 @@
             </w:pPr>
             <w:r>
               <w:rPr>
-                <w:rFonts w:ascii="宋体" w:hAnsi="宋体" w:eastAsia="宋体"/>
+                <w:rFonts w:ascii="宋体" w:hAnsi="宋体" w:eastAsia="宋体" w:cs="宋体"/>
                 <w:b w:val="0"/>
                 <w:color w:val="000000"/>
                 <w:sz w:val="21"/>
@@ -1470,7 +1491,7 @@
             </w:pPr>
             <w:r>
               <w:rPr>
-                <w:rFonts w:ascii="宋体" w:hAnsi="宋体" w:eastAsia="宋体"/>
+                <w:rFonts w:ascii="宋体" w:hAnsi="宋体" w:eastAsia="宋体" w:cs="宋体"/>
                 <w:b w:val="0"/>
                 <w:color w:val="000000"/>
                 <w:sz w:val="21"/>
@@ -1496,7 +1517,7 @@
             </w:pPr>
             <w:r>
               <w:rPr>
-                <w:rFonts w:ascii="宋体" w:hAnsi="宋体" w:eastAsia="宋体"/>
+                <w:rFonts w:ascii="宋体" w:hAnsi="宋体" w:eastAsia="宋体" w:cs="宋体"/>
                 <w:b w:val="0"/>
                 <w:color w:val="000000"/>
                 <w:sz w:val="21"/>
@@ -1522,7 +1543,7 @@
             </w:pPr>
             <w:r>
               <w:rPr>
-                <w:rFonts w:ascii="宋体" w:hAnsi="宋体" w:eastAsia="宋体"/>
+                <w:rFonts w:ascii="宋体" w:hAnsi="宋体" w:eastAsia="宋体" w:cs="宋体"/>
                 <w:b w:val="0"/>
                 <w:color w:val="000000"/>
                 <w:sz w:val="21"/>
@@ -1550,7 +1571,7 @@
             </w:pPr>
             <w:r>
               <w:rPr>
-                <w:rFonts w:ascii="宋体" w:hAnsi="宋体" w:eastAsia="宋体"/>
+                <w:rFonts w:ascii="宋体" w:hAnsi="宋体" w:eastAsia="宋体" w:cs="宋体"/>
                 <w:b w:val="0"/>
                 <w:color w:val="000000"/>
                 <w:sz w:val="21"/>
@@ -1576,7 +1597,7 @@
             </w:pPr>
             <w:r>
               <w:rPr>
-                <w:rFonts w:ascii="宋体" w:hAnsi="宋体" w:eastAsia="宋体"/>
+                <w:rFonts w:ascii="宋体" w:hAnsi="宋体" w:eastAsia="宋体" w:cs="宋体"/>
                 <w:b w:val="0"/>
                 <w:color w:val="000000"/>
                 <w:sz w:val="21"/>
@@ -1602,7 +1623,7 @@
             </w:pPr>
             <w:r>
               <w:rPr>
-                <w:rFonts w:ascii="宋体" w:hAnsi="宋体" w:eastAsia="宋体"/>
+                <w:rFonts w:ascii="宋体" w:hAnsi="宋体" w:eastAsia="宋体" w:cs="宋体"/>
                 <w:b w:val="0"/>
                 <w:color w:val="000000"/>
                 <w:sz w:val="21"/>
@@ -1630,7 +1651,7 @@
             </w:pPr>
             <w:r>
               <w:rPr>
-                <w:rFonts w:ascii="宋体" w:hAnsi="宋体" w:eastAsia="宋体"/>
+                <w:rFonts w:ascii="宋体" w:hAnsi="宋体" w:eastAsia="宋体" w:cs="宋体"/>
                 <w:b w:val="0"/>
                 <w:color w:val="000000"/>
                 <w:sz w:val="21"/>
@@ -1656,7 +1677,7 @@
             </w:pPr>
             <w:r>
               <w:rPr>
-                <w:rFonts w:ascii="宋体" w:hAnsi="宋体" w:eastAsia="宋体"/>
+                <w:rFonts w:ascii="宋体" w:hAnsi="宋体" w:eastAsia="宋体" w:cs="宋体"/>
                 <w:b w:val="0"/>
                 <w:color w:val="000000"/>
                 <w:sz w:val="21"/>
@@ -1682,7 +1703,7 @@
             </w:pPr>
             <w:r>
               <w:rPr>
-                <w:rFonts w:ascii="宋体" w:hAnsi="宋体" w:eastAsia="宋体"/>
+                <w:rFonts w:ascii="宋体" w:hAnsi="宋体" w:eastAsia="宋体" w:cs="宋体"/>
                 <w:b w:val="0"/>
                 <w:color w:val="000000"/>
                 <w:sz w:val="21"/>
@@ -1710,7 +1731,7 @@
             </w:pPr>
             <w:r>
               <w:rPr>
-                <w:rFonts w:ascii="宋体" w:hAnsi="宋体" w:eastAsia="宋体"/>
+                <w:rFonts w:ascii="宋体" w:hAnsi="宋体" w:eastAsia="宋体" w:cs="宋体"/>
                 <w:b w:val="0"/>
                 <w:color w:val="000000"/>
                 <w:sz w:val="21"/>
@@ -1736,7 +1757,7 @@
             </w:pPr>
             <w:r>
               <w:rPr>
-                <w:rFonts w:ascii="宋体" w:hAnsi="宋体" w:eastAsia="宋体"/>
+                <w:rFonts w:ascii="宋体" w:hAnsi="宋体" w:eastAsia="宋体" w:cs="宋体"/>
                 <w:b w:val="0"/>
                 <w:color w:val="000000"/>
                 <w:sz w:val="21"/>
@@ -1762,7 +1783,7 @@
             </w:pPr>
             <w:r>
               <w:rPr>
-                <w:rFonts w:ascii="宋体" w:hAnsi="宋体" w:eastAsia="宋体"/>
+                <w:rFonts w:ascii="宋体" w:hAnsi="宋体" w:eastAsia="宋体" w:cs="宋体"/>
                 <w:b w:val="0"/>
                 <w:color w:val="000000"/>
                 <w:sz w:val="21"/>
@@ -1779,7 +1800,7 @@
       </w:pPr>
       <w:r>
         <w:rPr>
-          <w:rFonts w:ascii="宋体" w:hAnsi="宋体" w:eastAsia="宋体"/>
+          <w:rFonts w:ascii="宋体" w:hAnsi="宋体" w:eastAsia="宋体" w:cs="宋体"/>
           <w:b w:val="0"/>
           <w:color w:val="000000"/>
           <w:sz w:val="22"/>
@@ -1790,8 +1811,15 @@
     <w:p>
       <w:pPr>
         <w:pStyle w:val="Heading1"/>
+        <w:spacing w:before="320" w:after="160" w:line="264" w:lineRule="auto"/>
       </w:pPr>
       <w:r>
+        <w:rPr>
+          <w:rFonts w:ascii="宋体" w:hAnsi="宋体" w:eastAsia="宋体" w:cs="宋体"/>
+          <w:b/>
+          <w:color w:val="000000"/>
+          <w:sz w:val="32"/>
+        </w:rPr>
         <w:t>4. 类型、地区与年代分析</w:t>
       </w:r>
     </w:p>
@@ -1802,7 +1830,7 @@
       </w:pPr>
       <w:r>
         <w:rPr>
-          <w:rFonts w:ascii="宋体" w:hAnsi="宋体" w:eastAsia="宋体"/>
+          <w:rFonts w:ascii="宋体" w:hAnsi="宋体" w:eastAsia="宋体" w:cs="宋体"/>
           <w:b w:val="0"/>
           <w:color w:val="000000"/>
           <w:sz w:val="21"/>
@@ -1817,7 +1845,7 @@
       </w:pPr>
       <w:r>
         <w:rPr>
-          <w:rFonts w:ascii="宋体" w:hAnsi="宋体" w:eastAsia="宋体"/>
+          <w:rFonts w:ascii="宋体" w:hAnsi="宋体" w:eastAsia="宋体" w:cs="宋体"/>
           <w:b w:val="0"/>
           <w:color w:val="000000"/>
           <w:sz w:val="21"/>
@@ -1832,7 +1860,7 @@
       </w:pPr>
       <w:r>
         <w:rPr>
-          <w:rFonts w:ascii="宋体" w:hAnsi="宋体" w:eastAsia="宋体"/>
+          <w:rFonts w:ascii="宋体" w:hAnsi="宋体" w:eastAsia="宋体" w:cs="宋体"/>
           <w:b w:val="0"/>
           <w:color w:val="000000"/>
           <w:sz w:val="21"/>
@@ -1847,7 +1875,7 @@
       </w:pPr>
       <w:r>
         <w:rPr>
-          <w:rFonts w:ascii="宋体" w:hAnsi="宋体" w:eastAsia="宋体"/>
+          <w:rFonts w:ascii="宋体" w:hAnsi="宋体" w:eastAsia="宋体" w:cs="宋体"/>
           <w:b w:val="0"/>
           <w:color w:val="000000"/>
           <w:sz w:val="21"/>
@@ -1888,7 +1916,7 @@
             </w:pPr>
             <w:r>
               <w:rPr>
-                <w:rFonts w:ascii="宋体" w:hAnsi="宋体" w:eastAsia="宋体"/>
+                <w:rFonts w:ascii="宋体" w:hAnsi="宋体" w:eastAsia="宋体" w:cs="宋体"/>
                 <w:b/>
                 <w:color w:val="000000"/>
                 <w:sz w:val="21"/>
@@ -1915,7 +1943,7 @@
             </w:pPr>
             <w:r>
               <w:rPr>
-                <w:rFonts w:ascii="宋体" w:hAnsi="宋体" w:eastAsia="宋体"/>
+                <w:rFonts w:ascii="宋体" w:hAnsi="宋体" w:eastAsia="宋体" w:cs="宋体"/>
                 <w:b/>
                 <w:color w:val="000000"/>
                 <w:sz w:val="21"/>
@@ -1942,7 +1970,7 @@
             </w:pPr>
             <w:r>
               <w:rPr>
-                <w:rFonts w:ascii="宋体" w:hAnsi="宋体" w:eastAsia="宋体"/>
+                <w:rFonts w:ascii="宋体" w:hAnsi="宋体" w:eastAsia="宋体" w:cs="宋体"/>
                 <w:b/>
                 <w:color w:val="000000"/>
                 <w:sz w:val="21"/>
@@ -1969,7 +1997,7 @@
             </w:pPr>
             <w:r>
               <w:rPr>
-                <w:rFonts w:ascii="宋体" w:hAnsi="宋体" w:eastAsia="宋体"/>
+                <w:rFonts w:ascii="宋体" w:hAnsi="宋体" w:eastAsia="宋体" w:cs="宋体"/>
                 <w:b/>
                 <w:color w:val="000000"/>
                 <w:sz w:val="21"/>
@@ -1997,7 +2025,7 @@
             </w:pPr>
             <w:r>
               <w:rPr>
-                <w:rFonts w:ascii="宋体" w:hAnsi="宋体" w:eastAsia="宋体"/>
+                <w:rFonts w:ascii="宋体" w:hAnsi="宋体" w:eastAsia="宋体" w:cs="宋体"/>
                 <w:b w:val="0"/>
                 <w:color w:val="000000"/>
                 <w:sz w:val="21"/>
@@ -2023,7 +2051,7 @@
             </w:pPr>
             <w:r>
               <w:rPr>
-                <w:rFonts w:ascii="宋体" w:hAnsi="宋体" w:eastAsia="宋体"/>
+                <w:rFonts w:ascii="宋体" w:hAnsi="宋体" w:eastAsia="宋体" w:cs="宋体"/>
                 <w:b w:val="0"/>
                 <w:color w:val="000000"/>
                 <w:sz w:val="21"/>
@@ -2049,7 +2077,7 @@
             </w:pPr>
             <w:r>
               <w:rPr>
-                <w:rFonts w:ascii="宋体" w:hAnsi="宋体" w:eastAsia="宋体"/>
+                <w:rFonts w:ascii="宋体" w:hAnsi="宋体" w:eastAsia="宋体" w:cs="宋体"/>
                 <w:b w:val="0"/>
                 <w:color w:val="000000"/>
                 <w:sz w:val="21"/>
@@ -2075,7 +2103,7 @@
             </w:pPr>
             <w:r>
               <w:rPr>
-                <w:rFonts w:ascii="宋体" w:hAnsi="宋体" w:eastAsia="宋体"/>
+                <w:rFonts w:ascii="宋体" w:hAnsi="宋体" w:eastAsia="宋体" w:cs="宋体"/>
                 <w:b w:val="0"/>
                 <w:color w:val="000000"/>
                 <w:sz w:val="21"/>
@@ -2103,7 +2131,7 @@
             </w:pPr>
             <w:r>
               <w:rPr>
-                <w:rFonts w:ascii="宋体" w:hAnsi="宋体" w:eastAsia="宋体"/>
+                <w:rFonts w:ascii="宋体" w:hAnsi="宋体" w:eastAsia="宋体" w:cs="宋体"/>
                 <w:b w:val="0"/>
                 <w:color w:val="000000"/>
                 <w:sz w:val="21"/>
@@ -2129,7 +2157,7 @@
             </w:pPr>
             <w:r>
               <w:rPr>
-                <w:rFonts w:ascii="宋体" w:hAnsi="宋体" w:eastAsia="宋体"/>
+                <w:rFonts w:ascii="宋体" w:hAnsi="宋体" w:eastAsia="宋体" w:cs="宋体"/>
                 <w:b w:val="0"/>
                 <w:color w:val="000000"/>
                 <w:sz w:val="21"/>
@@ -2155,7 +2183,7 @@
             </w:pPr>
             <w:r>
               <w:rPr>
-                <w:rFonts w:ascii="宋体" w:hAnsi="宋体" w:eastAsia="宋体"/>
+                <w:rFonts w:ascii="宋体" w:hAnsi="宋体" w:eastAsia="宋体" w:cs="宋体"/>
                 <w:b w:val="0"/>
                 <w:color w:val="000000"/>
                 <w:sz w:val="21"/>
@@ -2181,7 +2209,7 @@
             </w:pPr>
             <w:r>
               <w:rPr>
-                <w:rFonts w:ascii="宋体" w:hAnsi="宋体" w:eastAsia="宋体"/>
+                <w:rFonts w:ascii="宋体" w:hAnsi="宋体" w:eastAsia="宋体" w:cs="宋体"/>
                 <w:b w:val="0"/>
                 <w:color w:val="000000"/>
                 <w:sz w:val="21"/>
@@ -2209,7 +2237,7 @@
             </w:pPr>
             <w:r>
               <w:rPr>
-                <w:rFonts w:ascii="宋体" w:hAnsi="宋体" w:eastAsia="宋体"/>
+                <w:rFonts w:ascii="宋体" w:hAnsi="宋体" w:eastAsia="宋体" w:cs="宋体"/>
                 <w:b w:val="0"/>
                 <w:color w:val="000000"/>
                 <w:sz w:val="21"/>
@@ -2235,7 +2263,7 @@
             </w:pPr>
             <w:r>
               <w:rPr>
-                <w:rFonts w:ascii="宋体" w:hAnsi="宋体" w:eastAsia="宋体"/>
+                <w:rFonts w:ascii="宋体" w:hAnsi="宋体" w:eastAsia="宋体" w:cs="宋体"/>
                 <w:b w:val="0"/>
                 <w:color w:val="000000"/>
                 <w:sz w:val="21"/>
@@ -2261,7 +2289,7 @@
             </w:pPr>
             <w:r>
               <w:rPr>
-                <w:rFonts w:ascii="宋体" w:hAnsi="宋体" w:eastAsia="宋体"/>
+                <w:rFonts w:ascii="宋体" w:hAnsi="宋体" w:eastAsia="宋体" w:cs="宋体"/>
                 <w:b w:val="0"/>
                 <w:color w:val="000000"/>
                 <w:sz w:val="21"/>
@@ -2287,7 +2315,7 @@
             </w:pPr>
             <w:r>
               <w:rPr>
-                <w:rFonts w:ascii="宋体" w:hAnsi="宋体" w:eastAsia="宋体"/>
+                <w:rFonts w:ascii="宋体" w:hAnsi="宋体" w:eastAsia="宋体" w:cs="宋体"/>
                 <w:b w:val="0"/>
                 <w:color w:val="000000"/>
                 <w:sz w:val="21"/>
@@ -2315,7 +2343,7 @@
             </w:pPr>
             <w:r>
               <w:rPr>
-                <w:rFonts w:ascii="宋体" w:hAnsi="宋体" w:eastAsia="宋体"/>
+                <w:rFonts w:ascii="宋体" w:hAnsi="宋体" w:eastAsia="宋体" w:cs="宋体"/>
                 <w:b w:val="0"/>
                 <w:color w:val="000000"/>
                 <w:sz w:val="21"/>
@@ -2341,7 +2369,7 @@
             </w:pPr>
             <w:r>
               <w:rPr>
-                <w:rFonts w:ascii="宋体" w:hAnsi="宋体" w:eastAsia="宋体"/>
+                <w:rFonts w:ascii="宋体" w:hAnsi="宋体" w:eastAsia="宋体" w:cs="宋体"/>
                 <w:b w:val="0"/>
                 <w:color w:val="000000"/>
                 <w:sz w:val="21"/>
@@ -2367,7 +2395,7 @@
             </w:pPr>
             <w:r>
               <w:rPr>
-                <w:rFonts w:ascii="宋体" w:hAnsi="宋体" w:eastAsia="宋体"/>
+                <w:rFonts w:ascii="宋体" w:hAnsi="宋体" w:eastAsia="宋体" w:cs="宋体"/>
                 <w:b w:val="0"/>
                 <w:color w:val="000000"/>
                 <w:sz w:val="21"/>
@@ -2393,7 +2421,7 @@
             </w:pPr>
             <w:r>
               <w:rPr>
-                <w:rFonts w:ascii="宋体" w:hAnsi="宋体" w:eastAsia="宋体"/>
+                <w:rFonts w:ascii="宋体" w:hAnsi="宋体" w:eastAsia="宋体" w:cs="宋体"/>
                 <w:b w:val="0"/>
                 <w:color w:val="000000"/>
                 <w:sz w:val="21"/>
@@ -2421,7 +2449,7 @@
             </w:pPr>
             <w:r>
               <w:rPr>
-                <w:rFonts w:ascii="宋体" w:hAnsi="宋体" w:eastAsia="宋体"/>
+                <w:rFonts w:ascii="宋体" w:hAnsi="宋体" w:eastAsia="宋体" w:cs="宋体"/>
                 <w:b w:val="0"/>
                 <w:color w:val="000000"/>
                 <w:sz w:val="21"/>
@@ -2447,7 +2475,7 @@
             </w:pPr>
             <w:r>
               <w:rPr>
-                <w:rFonts w:ascii="宋体" w:hAnsi="宋体" w:eastAsia="宋体"/>
+                <w:rFonts w:ascii="宋体" w:hAnsi="宋体" w:eastAsia="宋体" w:cs="宋体"/>
                 <w:b w:val="0"/>
                 <w:color w:val="000000"/>
                 <w:sz w:val="21"/>
@@ -2473,7 +2501,7 @@
             </w:pPr>
             <w:r>
               <w:rPr>
-                <w:rFonts w:ascii="宋体" w:hAnsi="宋体" w:eastAsia="宋体"/>
+                <w:rFonts w:ascii="宋体" w:hAnsi="宋体" w:eastAsia="宋体" w:cs="宋体"/>
                 <w:b w:val="0"/>
                 <w:color w:val="000000"/>
                 <w:sz w:val="21"/>
@@ -2499,7 +2527,7 @@
             </w:pPr>
             <w:r>
               <w:rPr>
-                <w:rFonts w:ascii="宋体" w:hAnsi="宋体" w:eastAsia="宋体"/>
+                <w:rFonts w:ascii="宋体" w:hAnsi="宋体" w:eastAsia="宋体" w:cs="宋体"/>
                 <w:b w:val="0"/>
                 <w:color w:val="000000"/>
                 <w:sz w:val="21"/>
@@ -2527,7 +2555,7 @@
             </w:pPr>
             <w:r>
               <w:rPr>
-                <w:rFonts w:ascii="宋体" w:hAnsi="宋体" w:eastAsia="宋体"/>
+                <w:rFonts w:ascii="宋体" w:hAnsi="宋体" w:eastAsia="宋体" w:cs="宋体"/>
                 <w:b w:val="0"/>
                 <w:color w:val="000000"/>
                 <w:sz w:val="21"/>
@@ -2553,7 +2581,7 @@
             </w:pPr>
             <w:r>
               <w:rPr>
-                <w:rFonts w:ascii="宋体" w:hAnsi="宋体" w:eastAsia="宋体"/>
+                <w:rFonts w:ascii="宋体" w:hAnsi="宋体" w:eastAsia="宋体" w:cs="宋体"/>
                 <w:b w:val="0"/>
                 <w:color w:val="000000"/>
                 <w:sz w:val="21"/>
@@ -2579,7 +2607,7 @@
             </w:pPr>
             <w:r>
               <w:rPr>
-                <w:rFonts w:ascii="宋体" w:hAnsi="宋体" w:eastAsia="宋体"/>
+                <w:rFonts w:ascii="宋体" w:hAnsi="宋体" w:eastAsia="宋体" w:cs="宋体"/>
                 <w:b w:val="0"/>
                 <w:color w:val="000000"/>
                 <w:sz w:val="21"/>
@@ -2605,7 +2633,7 @@
             </w:pPr>
             <w:r>
               <w:rPr>
-                <w:rFonts w:ascii="宋体" w:hAnsi="宋体" w:eastAsia="宋体"/>
+                <w:rFonts w:ascii="宋体" w:hAnsi="宋体" w:eastAsia="宋体" w:cs="宋体"/>
                 <w:b w:val="0"/>
                 <w:color w:val="000000"/>
                 <w:sz w:val="21"/>
@@ -2633,7 +2661,7 @@
             </w:pPr>
             <w:r>
               <w:rPr>
-                <w:rFonts w:ascii="宋体" w:hAnsi="宋体" w:eastAsia="宋体"/>
+                <w:rFonts w:ascii="宋体" w:hAnsi="宋体" w:eastAsia="宋体" w:cs="宋体"/>
                 <w:b w:val="0"/>
                 <w:color w:val="000000"/>
                 <w:sz w:val="21"/>
@@ -2659,7 +2687,7 @@
             </w:pPr>
             <w:r>
               <w:rPr>
-                <w:rFonts w:ascii="宋体" w:hAnsi="宋体" w:eastAsia="宋体"/>
+                <w:rFonts w:ascii="宋体" w:hAnsi="宋体" w:eastAsia="宋体" w:cs="宋体"/>
                 <w:b w:val="0"/>
                 <w:color w:val="000000"/>
                 <w:sz w:val="21"/>
@@ -2685,7 +2713,7 @@
             </w:pPr>
             <w:r>
               <w:rPr>
-                <w:rFonts w:ascii="宋体" w:hAnsi="宋体" w:eastAsia="宋体"/>
+                <w:rFonts w:ascii="宋体" w:hAnsi="宋体" w:eastAsia="宋体" w:cs="宋体"/>
                 <w:b w:val="0"/>
                 <w:color w:val="000000"/>
                 <w:sz w:val="21"/>
@@ -2711,7 +2739,7 @@
             </w:pPr>
             <w:r>
               <w:rPr>
-                <w:rFonts w:ascii="宋体" w:hAnsi="宋体" w:eastAsia="宋体"/>
+                <w:rFonts w:ascii="宋体" w:hAnsi="宋体" w:eastAsia="宋体" w:cs="宋体"/>
                 <w:b w:val="0"/>
                 <w:color w:val="000000"/>
                 <w:sz w:val="21"/>
@@ -2739,7 +2767,7 @@
             </w:pPr>
             <w:r>
               <w:rPr>
-                <w:rFonts w:ascii="宋体" w:hAnsi="宋体" w:eastAsia="宋体"/>
+                <w:rFonts w:ascii="宋体" w:hAnsi="宋体" w:eastAsia="宋体" w:cs="宋体"/>
                 <w:b w:val="0"/>
                 <w:color w:val="000000"/>
                 <w:sz w:val="21"/>
@@ -2765,7 +2793,7 @@
             </w:pPr>
             <w:r>
               <w:rPr>
-                <w:rFonts w:ascii="宋体" w:hAnsi="宋体" w:eastAsia="宋体"/>
+                <w:rFonts w:ascii="宋体" w:hAnsi="宋体" w:eastAsia="宋体" w:cs="宋体"/>
                 <w:b w:val="0"/>
                 <w:color w:val="000000"/>
                 <w:sz w:val="21"/>
@@ -2791,7 +2819,7 @@
             </w:pPr>
             <w:r>
               <w:rPr>
-                <w:rFonts w:ascii="宋体" w:hAnsi="宋体" w:eastAsia="宋体"/>
+                <w:rFonts w:ascii="宋体" w:hAnsi="宋体" w:eastAsia="宋体" w:cs="宋体"/>
                 <w:b w:val="0"/>
                 <w:color w:val="000000"/>
                 <w:sz w:val="21"/>
@@ -2817,7 +2845,7 @@
             </w:pPr>
             <w:r>
               <w:rPr>
-                <w:rFonts w:ascii="宋体" w:hAnsi="宋体" w:eastAsia="宋体"/>
+                <w:rFonts w:ascii="宋体" w:hAnsi="宋体" w:eastAsia="宋体" w:cs="宋体"/>
                 <w:b w:val="0"/>
                 <w:color w:val="000000"/>
                 <w:sz w:val="21"/>
@@ -2834,7 +2862,7 @@
       </w:pPr>
       <w:r>
         <w:rPr>
-          <w:rFonts w:ascii="宋体" w:hAnsi="宋体" w:eastAsia="宋体"/>
+          <w:rFonts w:ascii="宋体" w:hAnsi="宋体" w:eastAsia="宋体" w:cs="宋体"/>
           <w:b w:val="0"/>
           <w:color w:val="000000"/>
           <w:sz w:val="22"/>
@@ -2874,7 +2902,7 @@
             </w:pPr>
             <w:r>
               <w:rPr>
-                <w:rFonts w:ascii="宋体" w:hAnsi="宋体" w:eastAsia="宋体"/>
+                <w:rFonts w:ascii="宋体" w:hAnsi="宋体" w:eastAsia="宋体" w:cs="宋体"/>
                 <w:b/>
                 <w:color w:val="000000"/>
                 <w:sz w:val="21"/>
@@ -2901,7 +2929,7 @@
             </w:pPr>
             <w:r>
               <w:rPr>
-                <w:rFonts w:ascii="宋体" w:hAnsi="宋体" w:eastAsia="宋体"/>
+                <w:rFonts w:ascii="宋体" w:hAnsi="宋体" w:eastAsia="宋体" w:cs="宋体"/>
                 <w:b/>
                 <w:color w:val="000000"/>
                 <w:sz w:val="21"/>
@@ -2928,7 +2956,7 @@
             </w:pPr>
             <w:r>
               <w:rPr>
-                <w:rFonts w:ascii="宋体" w:hAnsi="宋体" w:eastAsia="宋体"/>
+                <w:rFonts w:ascii="宋体" w:hAnsi="宋体" w:eastAsia="宋体" w:cs="宋体"/>
                 <w:b/>
                 <w:color w:val="000000"/>
                 <w:sz w:val="21"/>
@@ -2956,7 +2984,7 @@
             </w:pPr>
             <w:r>
               <w:rPr>
-                <w:rFonts w:ascii="宋体" w:hAnsi="宋体" w:eastAsia="宋体"/>
+                <w:rFonts w:ascii="宋体" w:hAnsi="宋体" w:eastAsia="宋体" w:cs="宋体"/>
                 <w:b w:val="0"/>
                 <w:color w:val="000000"/>
                 <w:sz w:val="21"/>
@@ -2982,7 +3010,7 @@
             </w:pPr>
             <w:r>
               <w:rPr>
-                <w:rFonts w:ascii="宋体" w:hAnsi="宋体" w:eastAsia="宋体"/>
+                <w:rFonts w:ascii="宋体" w:hAnsi="宋体" w:eastAsia="宋体" w:cs="宋体"/>
                 <w:b w:val="0"/>
                 <w:color w:val="000000"/>
                 <w:sz w:val="21"/>
@@ -3008,7 +3036,7 @@
             </w:pPr>
             <w:r>
               <w:rPr>
-                <w:rFonts w:ascii="宋体" w:hAnsi="宋体" w:eastAsia="宋体"/>
+                <w:rFonts w:ascii="宋体" w:hAnsi="宋体" w:eastAsia="宋体" w:cs="宋体"/>
                 <w:b w:val="0"/>
                 <w:color w:val="000000"/>
                 <w:sz w:val="21"/>
@@ -3036,7 +3064,7 @@
             </w:pPr>
             <w:r>
               <w:rPr>
-                <w:rFonts w:ascii="宋体" w:hAnsi="宋体" w:eastAsia="宋体"/>
+                <w:rFonts w:ascii="宋体" w:hAnsi="宋体" w:eastAsia="宋体" w:cs="宋体"/>
                 <w:b w:val="0"/>
                 <w:color w:val="000000"/>
                 <w:sz w:val="21"/>
@@ -3062,7 +3090,7 @@
             </w:pPr>
             <w:r>
               <w:rPr>
-                <w:rFonts w:ascii="宋体" w:hAnsi="宋体" w:eastAsia="宋体"/>
+                <w:rFonts w:ascii="宋体" w:hAnsi="宋体" w:eastAsia="宋体" w:cs="宋体"/>
                 <w:b w:val="0"/>
                 <w:color w:val="000000"/>
                 <w:sz w:val="21"/>
@@ -3088,7 +3116,7 @@
             </w:pPr>
             <w:r>
               <w:rPr>
-                <w:rFonts w:ascii="宋体" w:hAnsi="宋体" w:eastAsia="宋体"/>
+                <w:rFonts w:ascii="宋体" w:hAnsi="宋体" w:eastAsia="宋体" w:cs="宋体"/>
                 <w:b w:val="0"/>
                 <w:color w:val="000000"/>
                 <w:sz w:val="21"/>
@@ -3116,7 +3144,7 @@
             </w:pPr>
             <w:r>
               <w:rPr>
-                <w:rFonts w:ascii="宋体" w:hAnsi="宋体" w:eastAsia="宋体"/>
+                <w:rFonts w:ascii="宋体" w:hAnsi="宋体" w:eastAsia="宋体" w:cs="宋体"/>
                 <w:b w:val="0"/>
                 <w:color w:val="000000"/>
                 <w:sz w:val="21"/>
@@ -3142,7 +3170,7 @@
             </w:pPr>
             <w:r>
               <w:rPr>
-                <w:rFonts w:ascii="宋体" w:hAnsi="宋体" w:eastAsia="宋体"/>
+                <w:rFonts w:ascii="宋体" w:hAnsi="宋体" w:eastAsia="宋体" w:cs="宋体"/>
                 <w:b w:val="0"/>
                 <w:color w:val="000000"/>
                 <w:sz w:val="21"/>
@@ -3168,7 +3196,7 @@
             </w:pPr>
             <w:r>
               <w:rPr>
-                <w:rFonts w:ascii="宋体" w:hAnsi="宋体" w:eastAsia="宋体"/>
+                <w:rFonts w:ascii="宋体" w:hAnsi="宋体" w:eastAsia="宋体" w:cs="宋体"/>
                 <w:b w:val="0"/>
                 <w:color w:val="000000"/>
                 <w:sz w:val="21"/>
@@ -3196,7 +3224,7 @@
             </w:pPr>
             <w:r>
               <w:rPr>
-                <w:rFonts w:ascii="宋体" w:hAnsi="宋体" w:eastAsia="宋体"/>
+                <w:rFonts w:ascii="宋体" w:hAnsi="宋体" w:eastAsia="宋体" w:cs="宋体"/>
                 <w:b w:val="0"/>
                 <w:color w:val="000000"/>
                 <w:sz w:val="21"/>
@@ -3222,7 +3250,7 @@
             </w:pPr>
             <w:r>
               <w:rPr>
-                <w:rFonts w:ascii="宋体" w:hAnsi="宋体" w:eastAsia="宋体"/>
+                <w:rFonts w:ascii="宋体" w:hAnsi="宋体" w:eastAsia="宋体" w:cs="宋体"/>
                 <w:b w:val="0"/>
                 <w:color w:val="000000"/>
                 <w:sz w:val="21"/>
@@ -3248,7 +3276,7 @@
             </w:pPr>
             <w:r>
               <w:rPr>
-                <w:rFonts w:ascii="宋体" w:hAnsi="宋体" w:eastAsia="宋体"/>
+                <w:rFonts w:ascii="宋体" w:hAnsi="宋体" w:eastAsia="宋体" w:cs="宋体"/>
                 <w:b w:val="0"/>
                 <w:color w:val="000000"/>
                 <w:sz w:val="21"/>
@@ -3276,7 +3304,7 @@
             </w:pPr>
             <w:r>
               <w:rPr>
-                <w:rFonts w:ascii="宋体" w:hAnsi="宋体" w:eastAsia="宋体"/>
+                <w:rFonts w:ascii="宋体" w:hAnsi="宋体" w:eastAsia="宋体" w:cs="宋体"/>
                 <w:b w:val="0"/>
                 <w:color w:val="000000"/>
                 <w:sz w:val="21"/>
@@ -3302,7 +3330,7 @@
             </w:pPr>
             <w:r>
               <w:rPr>
-                <w:rFonts w:ascii="宋体" w:hAnsi="宋体" w:eastAsia="宋体"/>
+                <w:rFonts w:ascii="宋体" w:hAnsi="宋体" w:eastAsia="宋体" w:cs="宋体"/>
                 <w:b w:val="0"/>
                 <w:color w:val="000000"/>
                 <w:sz w:val="21"/>
@@ -3328,7 +3356,7 @@
             </w:pPr>
             <w:r>
               <w:rPr>
-                <w:rFonts w:ascii="宋体" w:hAnsi="宋体" w:eastAsia="宋体"/>
+                <w:rFonts w:ascii="宋体" w:hAnsi="宋体" w:eastAsia="宋体" w:cs="宋体"/>
                 <w:b w:val="0"/>
                 <w:color w:val="000000"/>
                 <w:sz w:val="21"/>
@@ -3356,7 +3384,7 @@
             </w:pPr>
             <w:r>
               <w:rPr>
-                <w:rFonts w:ascii="宋体" w:hAnsi="宋体" w:eastAsia="宋体"/>
+                <w:rFonts w:ascii="宋体" w:hAnsi="宋体" w:eastAsia="宋体" w:cs="宋体"/>
                 <w:b w:val="0"/>
                 <w:color w:val="000000"/>
                 <w:sz w:val="21"/>
@@ -3382,7 +3410,7 @@
             </w:pPr>
             <w:r>
               <w:rPr>
-                <w:rFonts w:ascii="宋体" w:hAnsi="宋体" w:eastAsia="宋体"/>
+                <w:rFonts w:ascii="宋体" w:hAnsi="宋体" w:eastAsia="宋体" w:cs="宋体"/>
                 <w:b w:val="0"/>
                 <w:color w:val="000000"/>
                 <w:sz w:val="21"/>
@@ -3408,7 +3436,7 @@
             </w:pPr>
             <w:r>
               <w:rPr>
-                <w:rFonts w:ascii="宋体" w:hAnsi="宋体" w:eastAsia="宋体"/>
+                <w:rFonts w:ascii="宋体" w:hAnsi="宋体" w:eastAsia="宋体" w:cs="宋体"/>
                 <w:b w:val="0"/>
                 <w:color w:val="000000"/>
                 <w:sz w:val="21"/>
@@ -3436,7 +3464,7 @@
             </w:pPr>
             <w:r>
               <w:rPr>
-                <w:rFonts w:ascii="宋体" w:hAnsi="宋体" w:eastAsia="宋体"/>
+                <w:rFonts w:ascii="宋体" w:hAnsi="宋体" w:eastAsia="宋体" w:cs="宋体"/>
                 <w:b w:val="0"/>
                 <w:color w:val="000000"/>
                 <w:sz w:val="21"/>
@@ -3462,7 +3490,7 @@
             </w:pPr>
             <w:r>
               <w:rPr>
-                <w:rFonts w:ascii="宋体" w:hAnsi="宋体" w:eastAsia="宋体"/>
+                <w:rFonts w:ascii="宋体" w:hAnsi="宋体" w:eastAsia="宋体" w:cs="宋体"/>
                 <w:b w:val="0"/>
                 <w:color w:val="000000"/>
                 <w:sz w:val="21"/>
@@ -3488,7 +3516,7 @@
             </w:pPr>
             <w:r>
               <w:rPr>
-                <w:rFonts w:ascii="宋体" w:hAnsi="宋体" w:eastAsia="宋体"/>
+                <w:rFonts w:ascii="宋体" w:hAnsi="宋体" w:eastAsia="宋体" w:cs="宋体"/>
                 <w:b w:val="0"/>
                 <w:color w:val="000000"/>
                 <w:sz w:val="21"/>
@@ -3516,7 +3544,7 @@
             </w:pPr>
             <w:r>
               <w:rPr>
-                <w:rFonts w:ascii="宋体" w:hAnsi="宋体" w:eastAsia="宋体"/>
+                <w:rFonts w:ascii="宋体" w:hAnsi="宋体" w:eastAsia="宋体" w:cs="宋体"/>
                 <w:b w:val="0"/>
                 <w:color w:val="000000"/>
                 <w:sz w:val="21"/>
@@ -3542,7 +3570,7 @@
             </w:pPr>
             <w:r>
               <w:rPr>
-                <w:rFonts w:ascii="宋体" w:hAnsi="宋体" w:eastAsia="宋体"/>
+                <w:rFonts w:ascii="宋体" w:hAnsi="宋体" w:eastAsia="宋体" w:cs="宋体"/>
                 <w:b w:val="0"/>
                 <w:color w:val="000000"/>
                 <w:sz w:val="21"/>
@@ -3568,7 +3596,7 @@
             </w:pPr>
             <w:r>
               <w:rPr>
-                <w:rFonts w:ascii="宋体" w:hAnsi="宋体" w:eastAsia="宋体"/>
+                <w:rFonts w:ascii="宋体" w:hAnsi="宋体" w:eastAsia="宋体" w:cs="宋体"/>
                 <w:b w:val="0"/>
                 <w:color w:val="000000"/>
                 <w:sz w:val="21"/>
@@ -3585,7 +3613,7 @@
       </w:pPr>
       <w:r>
         <w:rPr>
-          <w:rFonts w:ascii="宋体" w:hAnsi="宋体" w:eastAsia="宋体"/>
+          <w:rFonts w:ascii="宋体" w:hAnsi="宋体" w:eastAsia="宋体" w:cs="宋体"/>
           <w:b w:val="0"/>
           <w:color w:val="000000"/>
           <w:sz w:val="22"/>
@@ -3625,7 +3653,7 @@
             </w:pPr>
             <w:r>
               <w:rPr>
-                <w:rFonts w:ascii="宋体" w:hAnsi="宋体" w:eastAsia="宋体"/>
+                <w:rFonts w:ascii="宋体" w:hAnsi="宋体" w:eastAsia="宋体" w:cs="宋体"/>
                 <w:b/>
                 <w:color w:val="000000"/>
                 <w:sz w:val="21"/>
@@ -3652,7 +3680,7 @@
             </w:pPr>
             <w:r>
               <w:rPr>
-                <w:rFonts w:ascii="宋体" w:hAnsi="宋体" w:eastAsia="宋体"/>
+                <w:rFonts w:ascii="宋体" w:hAnsi="宋体" w:eastAsia="宋体" w:cs="宋体"/>
                 <w:b/>
                 <w:color w:val="000000"/>
                 <w:sz w:val="21"/>
@@ -3679,7 +3707,7 @@
             </w:pPr>
             <w:r>
               <w:rPr>
-                <w:rFonts w:ascii="宋体" w:hAnsi="宋体" w:eastAsia="宋体"/>
+                <w:rFonts w:ascii="宋体" w:hAnsi="宋体" w:eastAsia="宋体" w:cs="宋体"/>
                 <w:b/>
                 <w:color w:val="000000"/>
                 <w:sz w:val="21"/>
@@ -3707,7 +3735,7 @@
             </w:pPr>
             <w:r>
               <w:rPr>
-                <w:rFonts w:ascii="宋体" w:hAnsi="宋体" w:eastAsia="宋体"/>
+                <w:rFonts w:ascii="宋体" w:hAnsi="宋体" w:eastAsia="宋体" w:cs="宋体"/>
                 <w:b w:val="0"/>
                 <w:color w:val="000000"/>
                 <w:sz w:val="21"/>
@@ -3733,7 +3761,7 @@
             </w:pPr>
             <w:r>
               <w:rPr>
-                <w:rFonts w:ascii="宋体" w:hAnsi="宋体" w:eastAsia="宋体"/>
+                <w:rFonts w:ascii="宋体" w:hAnsi="宋体" w:eastAsia="宋体" w:cs="宋体"/>
                 <w:b w:val="0"/>
                 <w:color w:val="000000"/>
                 <w:sz w:val="21"/>
@@ -3759,7 +3787,7 @@
             </w:pPr>
             <w:r>
               <w:rPr>
-                <w:rFonts w:ascii="宋体" w:hAnsi="宋体" w:eastAsia="宋体"/>
+                <w:rFonts w:ascii="宋体" w:hAnsi="宋体" w:eastAsia="宋体" w:cs="宋体"/>
                 <w:b w:val="0"/>
                 <w:color w:val="000000"/>
                 <w:sz w:val="21"/>
@@ -3787,7 +3815,7 @@
             </w:pPr>
             <w:r>
               <w:rPr>
-                <w:rFonts w:ascii="宋体" w:hAnsi="宋体" w:eastAsia="宋体"/>
+                <w:rFonts w:ascii="宋体" w:hAnsi="宋体" w:eastAsia="宋体" w:cs="宋体"/>
                 <w:b w:val="0"/>
                 <w:color w:val="000000"/>
                 <w:sz w:val="21"/>
@@ -3813,7 +3841,7 @@
             </w:pPr>
             <w:r>
               <w:rPr>
-                <w:rFonts w:ascii="宋体" w:hAnsi="宋体" w:eastAsia="宋体"/>
+                <w:rFonts w:ascii="宋体" w:hAnsi="宋体" w:eastAsia="宋体" w:cs="宋体"/>
                 <w:b w:val="0"/>
                 <w:color w:val="000000"/>
                 <w:sz w:val="21"/>
@@ -3839,7 +3867,7 @@
             </w:pPr>
             <w:r>
               <w:rPr>
-                <w:rFonts w:ascii="宋体" w:hAnsi="宋体" w:eastAsia="宋体"/>
+                <w:rFonts w:ascii="宋体" w:hAnsi="宋体" w:eastAsia="宋体" w:cs="宋体"/>
                 <w:b w:val="0"/>
                 <w:color w:val="000000"/>
                 <w:sz w:val="21"/>
@@ -3867,7 +3895,7 @@
             </w:pPr>
             <w:r>
               <w:rPr>
-                <w:rFonts w:ascii="宋体" w:hAnsi="宋体" w:eastAsia="宋体"/>
+                <w:rFonts w:ascii="宋体" w:hAnsi="宋体" w:eastAsia="宋体" w:cs="宋体"/>
                 <w:b w:val="0"/>
                 <w:color w:val="000000"/>
                 <w:sz w:val="21"/>
@@ -3893,7 +3921,7 @@
             </w:pPr>
             <w:r>
               <w:rPr>
-                <w:rFonts w:ascii="宋体" w:hAnsi="宋体" w:eastAsia="宋体"/>
+                <w:rFonts w:ascii="宋体" w:hAnsi="宋体" w:eastAsia="宋体" w:cs="宋体"/>
                 <w:b w:val="0"/>
                 <w:color w:val="000000"/>
                 <w:sz w:val="21"/>
@@ -3919,7 +3947,7 @@
             </w:pPr>
             <w:r>
               <w:rPr>
-                <w:rFonts w:ascii="宋体" w:hAnsi="宋体" w:eastAsia="宋体"/>
+                <w:rFonts w:ascii="宋体" w:hAnsi="宋体" w:eastAsia="宋体" w:cs="宋体"/>
                 <w:b w:val="0"/>
                 <w:color w:val="000000"/>
                 <w:sz w:val="21"/>
@@ -3947,7 +3975,7 @@
             </w:pPr>
             <w:r>
               <w:rPr>
-                <w:rFonts w:ascii="宋体" w:hAnsi="宋体" w:eastAsia="宋体"/>
+                <w:rFonts w:ascii="宋体" w:hAnsi="宋体" w:eastAsia="宋体" w:cs="宋体"/>
                 <w:b w:val="0"/>
                 <w:color w:val="000000"/>
                 <w:sz w:val="21"/>
@@ -3973,7 +4001,7 @@
             </w:pPr>
             <w:r>
               <w:rPr>
-                <w:rFonts w:ascii="宋体" w:hAnsi="宋体" w:eastAsia="宋体"/>
+                <w:rFonts w:ascii="宋体" w:hAnsi="宋体" w:eastAsia="宋体" w:cs="宋体"/>
                 <w:b w:val="0"/>
                 <w:color w:val="000000"/>
                 <w:sz w:val="21"/>
@@ -3999,7 +4027,7 @@
             </w:pPr>
             <w:r>
               <w:rPr>
-                <w:rFonts w:ascii="宋体" w:hAnsi="宋体" w:eastAsia="宋体"/>
+                <w:rFonts w:ascii="宋体" w:hAnsi="宋体" w:eastAsia="宋体" w:cs="宋体"/>
                 <w:b w:val="0"/>
                 <w:color w:val="000000"/>
                 <w:sz w:val="21"/>
@@ -4027,7 +4055,7 @@
             </w:pPr>
             <w:r>
               <w:rPr>
-                <w:rFonts w:ascii="宋体" w:hAnsi="宋体" w:eastAsia="宋体"/>
+                <w:rFonts w:ascii="宋体" w:hAnsi="宋体" w:eastAsia="宋体" w:cs="宋体"/>
                 <w:b w:val="0"/>
                 <w:color w:val="000000"/>
                 <w:sz w:val="21"/>
@@ -4053,7 +4081,7 @@
             </w:pPr>
             <w:r>
               <w:rPr>
-                <w:rFonts w:ascii="宋体" w:hAnsi="宋体" w:eastAsia="宋体"/>
+                <w:rFonts w:ascii="宋体" w:hAnsi="宋体" w:eastAsia="宋体" w:cs="宋体"/>
                 <w:b w:val="0"/>
                 <w:color w:val="000000"/>
                 <w:sz w:val="21"/>
@@ -4079,7 +4107,7 @@
             </w:pPr>
             <w:r>
               <w:rPr>
-                <w:rFonts w:ascii="宋体" w:hAnsi="宋体" w:eastAsia="宋体"/>
+                <w:rFonts w:ascii="宋体" w:hAnsi="宋体" w:eastAsia="宋体" w:cs="宋体"/>
                 <w:b w:val="0"/>
                 <w:color w:val="000000"/>
                 <w:sz w:val="21"/>
@@ -4107,7 +4135,7 @@
             </w:pPr>
             <w:r>
               <w:rPr>
-                <w:rFonts w:ascii="宋体" w:hAnsi="宋体" w:eastAsia="宋体"/>
+                <w:rFonts w:ascii="宋体" w:hAnsi="宋体" w:eastAsia="宋体" w:cs="宋体"/>
                 <w:b w:val="0"/>
                 <w:color w:val="000000"/>
                 <w:sz w:val="21"/>
@@ -4133,7 +4161,7 @@
             </w:pPr>
             <w:r>
               <w:rPr>
-                <w:rFonts w:ascii="宋体" w:hAnsi="宋体" w:eastAsia="宋体"/>
+                <w:rFonts w:ascii="宋体" w:hAnsi="宋体" w:eastAsia="宋体" w:cs="宋体"/>
                 <w:b w:val="0"/>
                 <w:color w:val="000000"/>
                 <w:sz w:val="21"/>
@@ -4159,7 +4187,7 @@
             </w:pPr>
             <w:r>
               <w:rPr>
-                <w:rFonts w:ascii="宋体" w:hAnsi="宋体" w:eastAsia="宋体"/>
+                <w:rFonts w:ascii="宋体" w:hAnsi="宋体" w:eastAsia="宋体" w:cs="宋体"/>
                 <w:b w:val="0"/>
                 <w:color w:val="000000"/>
                 <w:sz w:val="21"/>
@@ -4187,7 +4215,7 @@
             </w:pPr>
             <w:r>
               <w:rPr>
-                <w:rFonts w:ascii="宋体" w:hAnsi="宋体" w:eastAsia="宋体"/>
+                <w:rFonts w:ascii="宋体" w:hAnsi="宋体" w:eastAsia="宋体" w:cs="宋体"/>
                 <w:b w:val="0"/>
                 <w:color w:val="000000"/>
                 <w:sz w:val="21"/>
@@ -4213,7 +4241,7 @@
             </w:pPr>
             <w:r>
               <w:rPr>
-                <w:rFonts w:ascii="宋体" w:hAnsi="宋体" w:eastAsia="宋体"/>
+                <w:rFonts w:ascii="宋体" w:hAnsi="宋体" w:eastAsia="宋体" w:cs="宋体"/>
                 <w:b w:val="0"/>
                 <w:color w:val="000000"/>
                 <w:sz w:val="21"/>
@@ -4239,7 +4267,7 @@
             </w:pPr>
             <w:r>
               <w:rPr>
-                <w:rFonts w:ascii="宋体" w:hAnsi="宋体" w:eastAsia="宋体"/>
+                <w:rFonts w:ascii="宋体" w:hAnsi="宋体" w:eastAsia="宋体" w:cs="宋体"/>
                 <w:b w:val="0"/>
                 <w:color w:val="000000"/>
                 <w:sz w:val="21"/>
@@ -4267,7 +4295,7 @@
             </w:pPr>
             <w:r>
               <w:rPr>
-                <w:rFonts w:ascii="宋体" w:hAnsi="宋体" w:eastAsia="宋体"/>
+                <w:rFonts w:ascii="宋体" w:hAnsi="宋体" w:eastAsia="宋体" w:cs="宋体"/>
                 <w:b w:val="0"/>
                 <w:color w:val="000000"/>
                 <w:sz w:val="21"/>
@@ -4293,7 +4321,7 @@
             </w:pPr>
             <w:r>
               <w:rPr>
-                <w:rFonts w:ascii="宋体" w:hAnsi="宋体" w:eastAsia="宋体"/>
+                <w:rFonts w:ascii="宋体" w:hAnsi="宋体" w:eastAsia="宋体" w:cs="宋体"/>
                 <w:b w:val="0"/>
                 <w:color w:val="000000"/>
                 <w:sz w:val="21"/>
@@ -4319,7 +4347,7 @@
             </w:pPr>
             <w:r>
               <w:rPr>
-                <w:rFonts w:ascii="宋体" w:hAnsi="宋体" w:eastAsia="宋体"/>
+                <w:rFonts w:ascii="宋体" w:hAnsi="宋体" w:eastAsia="宋体" w:cs="宋体"/>
                 <w:b w:val="0"/>
                 <w:color w:val="000000"/>
                 <w:sz w:val="21"/>
@@ -4336,7 +4364,7 @@
       </w:pPr>
       <w:r>
         <w:rPr>
-          <w:rFonts w:ascii="宋体" w:hAnsi="宋体" w:eastAsia="宋体"/>
+          <w:rFonts w:ascii="宋体" w:hAnsi="宋体" w:eastAsia="宋体" w:cs="宋体"/>
           <w:b w:val="0"/>
           <w:color w:val="000000"/>
           <w:sz w:val="22"/>
@@ -4376,7 +4404,7 @@
             </w:pPr>
             <w:r>
               <w:rPr>
-                <w:rFonts w:ascii="宋体" w:hAnsi="宋体" w:eastAsia="宋体"/>
+                <w:rFonts w:ascii="宋体" w:hAnsi="宋体" w:eastAsia="宋体" w:cs="宋体"/>
                 <w:b/>
                 <w:color w:val="000000"/>
                 <w:sz w:val="21"/>
@@ -4403,7 +4431,7 @@
             </w:pPr>
             <w:r>
               <w:rPr>
-                <w:rFonts w:ascii="宋体" w:hAnsi="宋体" w:eastAsia="宋体"/>
+                <w:rFonts w:ascii="宋体" w:hAnsi="宋体" w:eastAsia="宋体" w:cs="宋体"/>
                 <w:b/>
                 <w:color w:val="000000"/>
                 <w:sz w:val="21"/>
@@ -4430,7 +4458,7 @@
             </w:pPr>
             <w:r>
               <w:rPr>
-                <w:rFonts w:ascii="宋体" w:hAnsi="宋体" w:eastAsia="宋体"/>
+                <w:rFonts w:ascii="宋体" w:hAnsi="宋体" w:eastAsia="宋体" w:cs="宋体"/>
                 <w:b/>
                 <w:color w:val="000000"/>
                 <w:sz w:val="21"/>
@@ -4458,7 +4486,7 @@
             </w:pPr>
             <w:r>
               <w:rPr>
-                <w:rFonts w:ascii="宋体" w:hAnsi="宋体" w:eastAsia="宋体"/>
+                <w:rFonts w:ascii="宋体" w:hAnsi="宋体" w:eastAsia="宋体" w:cs="宋体"/>
                 <w:b w:val="0"/>
                 <w:color w:val="000000"/>
                 <w:sz w:val="21"/>
@@ -4484,7 +4512,7 @@
             </w:pPr>
             <w:r>
               <w:rPr>
-                <w:rFonts w:ascii="宋体" w:hAnsi="宋体" w:eastAsia="宋体"/>
+                <w:rFonts w:ascii="宋体" w:hAnsi="宋体" w:eastAsia="宋体" w:cs="宋体"/>
                 <w:b w:val="0"/>
                 <w:color w:val="000000"/>
                 <w:sz w:val="21"/>
@@ -4510,7 +4538,7 @@
             </w:pPr>
             <w:r>
               <w:rPr>
-                <w:rFonts w:ascii="宋体" w:hAnsi="宋体" w:eastAsia="宋体"/>
+                <w:rFonts w:ascii="宋体" w:hAnsi="宋体" w:eastAsia="宋体" w:cs="宋体"/>
                 <w:b w:val="0"/>
                 <w:color w:val="000000"/>
                 <w:sz w:val="21"/>
@@ -4538,7 +4566,7 @@
             </w:pPr>
             <w:r>
               <w:rPr>
-                <w:rFonts w:ascii="宋体" w:hAnsi="宋体" w:eastAsia="宋体"/>
+                <w:rFonts w:ascii="宋体" w:hAnsi="宋体" w:eastAsia="宋体" w:cs="宋体"/>
                 <w:b w:val="0"/>
                 <w:color w:val="000000"/>
                 <w:sz w:val="21"/>
@@ -4564,7 +4592,7 @@
             </w:pPr>
             <w:r>
               <w:rPr>
-                <w:rFonts w:ascii="宋体" w:hAnsi="宋体" w:eastAsia="宋体"/>
+                <w:rFonts w:ascii="宋体" w:hAnsi="宋体" w:eastAsia="宋体" w:cs="宋体"/>
                 <w:b w:val="0"/>
                 <w:color w:val="000000"/>
                 <w:sz w:val="21"/>
@@ -4590,7 +4618,7 @@
             </w:pPr>
             <w:r>
               <w:rPr>
-                <w:rFonts w:ascii="宋体" w:hAnsi="宋体" w:eastAsia="宋体"/>
+                <w:rFonts w:ascii="宋体" w:hAnsi="宋体" w:eastAsia="宋体" w:cs="宋体"/>
                 <w:b w:val="0"/>
                 <w:color w:val="000000"/>
                 <w:sz w:val="21"/>
@@ -4618,7 +4646,7 @@
             </w:pPr>
             <w:r>
               <w:rPr>
-                <w:rFonts w:ascii="宋体" w:hAnsi="宋体" w:eastAsia="宋体"/>
+                <w:rFonts w:ascii="宋体" w:hAnsi="宋体" w:eastAsia="宋体" w:cs="宋体"/>
                 <w:b w:val="0"/>
                 <w:color w:val="000000"/>
                 <w:sz w:val="21"/>
@@ -4644,7 +4672,7 @@
             </w:pPr>
             <w:r>
               <w:rPr>
-                <w:rFonts w:ascii="宋体" w:hAnsi="宋体" w:eastAsia="宋体"/>
+                <w:rFonts w:ascii="宋体" w:hAnsi="宋体" w:eastAsia="宋体" w:cs="宋体"/>
                 <w:b w:val="0"/>
                 <w:color w:val="000000"/>
                 <w:sz w:val="21"/>
@@ -4670,7 +4698,7 @@
             </w:pPr>
             <w:r>
               <w:rPr>
-                <w:rFonts w:ascii="宋体" w:hAnsi="宋体" w:eastAsia="宋体"/>
+                <w:rFonts w:ascii="宋体" w:hAnsi="宋体" w:eastAsia="宋体" w:cs="宋体"/>
                 <w:b w:val="0"/>
                 <w:color w:val="000000"/>
                 <w:sz w:val="21"/>
@@ -4698,7 +4726,7 @@
             </w:pPr>
             <w:r>
               <w:rPr>
-                <w:rFonts w:ascii="宋体" w:hAnsi="宋体" w:eastAsia="宋体"/>
+                <w:rFonts w:ascii="宋体" w:hAnsi="宋体" w:eastAsia="宋体" w:cs="宋体"/>
                 <w:b w:val="0"/>
                 <w:color w:val="000000"/>
                 <w:sz w:val="21"/>
@@ -4724,7 +4752,7 @@
             </w:pPr>
             <w:r>
               <w:rPr>
-                <w:rFonts w:ascii="宋体" w:hAnsi="宋体" w:eastAsia="宋体"/>
+                <w:rFonts w:ascii="宋体" w:hAnsi="宋体" w:eastAsia="宋体" w:cs="宋体"/>
                 <w:b w:val="0"/>
                 <w:color w:val="000000"/>
                 <w:sz w:val="21"/>
@@ -4750,7 +4778,7 @@
             </w:pPr>
             <w:r>
               <w:rPr>
-                <w:rFonts w:ascii="宋体" w:hAnsi="宋体" w:eastAsia="宋体"/>
+                <w:rFonts w:ascii="宋体" w:hAnsi="宋体" w:eastAsia="宋体" w:cs="宋体"/>
                 <w:b w:val="0"/>
                 <w:color w:val="000000"/>
                 <w:sz w:val="21"/>
@@ -4778,7 +4806,7 @@
             </w:pPr>
             <w:r>
               <w:rPr>
-                <w:rFonts w:ascii="宋体" w:hAnsi="宋体" w:eastAsia="宋体"/>
+                <w:rFonts w:ascii="宋体" w:hAnsi="宋体" w:eastAsia="宋体" w:cs="宋体"/>
                 <w:b w:val="0"/>
                 <w:color w:val="000000"/>
                 <w:sz w:val="21"/>
@@ -4804,7 +4832,7 @@
             </w:pPr>
             <w:r>
               <w:rPr>
-                <w:rFonts w:ascii="宋体" w:hAnsi="宋体" w:eastAsia="宋体"/>
+                <w:rFonts w:ascii="宋体" w:hAnsi="宋体" w:eastAsia="宋体" w:cs="宋体"/>
                 <w:b w:val="0"/>
                 <w:color w:val="000000"/>
                 <w:sz w:val="21"/>
@@ -4830,7 +4858,7 @@
             </w:pPr>
             <w:r>
               <w:rPr>
-                <w:rFonts w:ascii="宋体" w:hAnsi="宋体" w:eastAsia="宋体"/>
+                <w:rFonts w:ascii="宋体" w:hAnsi="宋体" w:eastAsia="宋体" w:cs="宋体"/>
                 <w:b w:val="0"/>
                 <w:color w:val="000000"/>
                 <w:sz w:val="21"/>
@@ -4858,7 +4886,7 @@
             </w:pPr>
             <w:r>
               <w:rPr>
-                <w:rFonts w:ascii="宋体" w:hAnsi="宋体" w:eastAsia="宋体"/>
+                <w:rFonts w:ascii="宋体" w:hAnsi="宋体" w:eastAsia="宋体" w:cs="宋体"/>
                 <w:b w:val="0"/>
                 <w:color w:val="000000"/>
                 <w:sz w:val="21"/>
@@ -4884,7 +4912,7 @@
             </w:pPr>
             <w:r>
               <w:rPr>
-                <w:rFonts w:ascii="宋体" w:hAnsi="宋体" w:eastAsia="宋体"/>
+                <w:rFonts w:ascii="宋体" w:hAnsi="宋体" w:eastAsia="宋体" w:cs="宋体"/>
                 <w:b w:val="0"/>
                 <w:color w:val="000000"/>
                 <w:sz w:val="21"/>
@@ -4910,7 +4938,7 @@
             </w:pPr>
             <w:r>
               <w:rPr>
-                <w:rFonts w:ascii="宋体" w:hAnsi="宋体" w:eastAsia="宋体"/>
+                <w:rFonts w:ascii="宋体" w:hAnsi="宋体" w:eastAsia="宋体" w:cs="宋体"/>
                 <w:b w:val="0"/>
                 <w:color w:val="000000"/>
                 <w:sz w:val="21"/>
@@ -4938,7 +4966,7 @@
             </w:pPr>
             <w:r>
               <w:rPr>
-                <w:rFonts w:ascii="宋体" w:hAnsi="宋体" w:eastAsia="宋体"/>
+                <w:rFonts w:ascii="宋体" w:hAnsi="宋体" w:eastAsia="宋体" w:cs="宋体"/>
                 <w:b w:val="0"/>
                 <w:color w:val="000000"/>
                 <w:sz w:val="21"/>
@@ -4964,7 +4992,7 @@
             </w:pPr>
             <w:r>
               <w:rPr>
-                <w:rFonts w:ascii="宋体" w:hAnsi="宋体" w:eastAsia="宋体"/>
+                <w:rFonts w:ascii="宋体" w:hAnsi="宋体" w:eastAsia="宋体" w:cs="宋体"/>
                 <w:b w:val="0"/>
                 <w:color w:val="000000"/>
                 <w:sz w:val="21"/>
@@ -4990,7 +5018,7 @@
             </w:pPr>
             <w:r>
               <w:rPr>
-                <w:rFonts w:ascii="宋体" w:hAnsi="宋体" w:eastAsia="宋体"/>
+                <w:rFonts w:ascii="宋体" w:hAnsi="宋体" w:eastAsia="宋体" w:cs="宋体"/>
                 <w:b w:val="0"/>
                 <w:color w:val="000000"/>
                 <w:sz w:val="21"/>
@@ -5018,7 +5046,7 @@
             </w:pPr>
             <w:r>
               <w:rPr>
-                <w:rFonts w:ascii="宋体" w:hAnsi="宋体" w:eastAsia="宋体"/>
+                <w:rFonts w:ascii="宋体" w:hAnsi="宋体" w:eastAsia="宋体" w:cs="宋体"/>
                 <w:b w:val="0"/>
                 <w:color w:val="000000"/>
                 <w:sz w:val="21"/>
@@ -5044,7 +5072,7 @@
             </w:pPr>
             <w:r>
               <w:rPr>
-                <w:rFonts w:ascii="宋体" w:hAnsi="宋体" w:eastAsia="宋体"/>
+                <w:rFonts w:ascii="宋体" w:hAnsi="宋体" w:eastAsia="宋体" w:cs="宋体"/>
                 <w:b w:val="0"/>
                 <w:color w:val="000000"/>
                 <w:sz w:val="21"/>
@@ -5070,7 +5098,7 @@
             </w:pPr>
             <w:r>
               <w:rPr>
-                <w:rFonts w:ascii="宋体" w:hAnsi="宋体" w:eastAsia="宋体"/>
+                <w:rFonts w:ascii="宋体" w:hAnsi="宋体" w:eastAsia="宋体" w:cs="宋体"/>
                 <w:b w:val="0"/>
                 <w:color w:val="000000"/>
                 <w:sz w:val="21"/>
@@ -5098,7 +5126,7 @@
             </w:pPr>
             <w:r>
               <w:rPr>
-                <w:rFonts w:ascii="宋体" w:hAnsi="宋体" w:eastAsia="宋体"/>
+                <w:rFonts w:ascii="宋体" w:hAnsi="宋体" w:eastAsia="宋体" w:cs="宋体"/>
                 <w:b w:val="0"/>
                 <w:color w:val="000000"/>
                 <w:sz w:val="21"/>
@@ -5124,7 +5152,7 @@
             </w:pPr>
             <w:r>
               <w:rPr>
-                <w:rFonts w:ascii="宋体" w:hAnsi="宋体" w:eastAsia="宋体"/>
+                <w:rFonts w:ascii="宋体" w:hAnsi="宋体" w:eastAsia="宋体" w:cs="宋体"/>
                 <w:b w:val="0"/>
                 <w:color w:val="000000"/>
                 <w:sz w:val="21"/>
@@ -5150,7 +5178,7 @@
             </w:pPr>
             <w:r>
               <w:rPr>
-                <w:rFonts w:ascii="宋体" w:hAnsi="宋体" w:eastAsia="宋体"/>
+                <w:rFonts w:ascii="宋体" w:hAnsi="宋体" w:eastAsia="宋体" w:cs="宋体"/>
                 <w:b w:val="0"/>
                 <w:color w:val="000000"/>
                 <w:sz w:val="21"/>
@@ -5175,8 +5203,15 @@
     <w:p>
       <w:pPr>
         <w:pStyle w:val="Heading1"/>
+        <w:spacing w:before="320" w:after="160" w:line="264" w:lineRule="auto"/>
       </w:pPr>
       <w:r>
+        <w:rPr>
+          <w:rFonts w:ascii="宋体" w:hAnsi="宋体" w:eastAsia="宋体" w:cs="宋体"/>
+          <w:b/>
+          <w:color w:val="000000"/>
+          <w:sz w:val="32"/>
+        </w:rPr>
         <w:t>5. 排名、评价人数与评分关系</w:t>
       </w:r>
     </w:p>
@@ -5186,7 +5221,7 @@
       </w:pPr>
       <w:r>
         <w:rPr>
-          <w:rFonts w:ascii="宋体" w:hAnsi="宋体" w:eastAsia="宋体"/>
+          <w:rFonts w:ascii="宋体" w:hAnsi="宋体" w:eastAsia="宋体" w:cs="宋体"/>
           <w:b w:val="0"/>
           <w:color w:val="000000"/>
           <w:sz w:val="22"/>
@@ -5200,7 +5235,7 @@
       </w:pPr>
       <w:r>
         <w:rPr>
-          <w:rFonts w:ascii="宋体" w:hAnsi="宋体" w:eastAsia="宋体"/>
+          <w:rFonts w:ascii="宋体" w:hAnsi="宋体" w:eastAsia="宋体" w:cs="宋体"/>
           <w:b w:val="0"/>
           <w:color w:val="000000"/>
           <w:sz w:val="22"/>
@@ -5241,7 +5276,7 @@
             </w:pPr>
             <w:r>
               <w:rPr>
-                <w:rFonts w:ascii="宋体" w:hAnsi="宋体" w:eastAsia="宋体"/>
+                <w:rFonts w:ascii="宋体" w:hAnsi="宋体" w:eastAsia="宋体" w:cs="宋体"/>
                 <w:b/>
                 <w:color w:val="000000"/>
                 <w:sz w:val="21"/>
@@ -5268,7 +5303,7 @@
             </w:pPr>
             <w:r>
               <w:rPr>
-                <w:rFonts w:ascii="宋体" w:hAnsi="宋体" w:eastAsia="宋体"/>
+                <w:rFonts w:ascii="宋体" w:hAnsi="宋体" w:eastAsia="宋体" w:cs="宋体"/>
                 <w:b/>
                 <w:color w:val="000000"/>
                 <w:sz w:val="21"/>
@@ -5295,7 +5330,7 @@
             </w:pPr>
             <w:r>
               <w:rPr>
-                <w:rFonts w:ascii="宋体" w:hAnsi="宋体" w:eastAsia="宋体"/>
+                <w:rFonts w:ascii="宋体" w:hAnsi="宋体" w:eastAsia="宋体" w:cs="宋体"/>
                 <w:b/>
                 <w:color w:val="000000"/>
                 <w:sz w:val="21"/>
@@ -5322,7 +5357,7 @@
             </w:pPr>
             <w:r>
               <w:rPr>
-                <w:rFonts w:ascii="宋体" w:hAnsi="宋体" w:eastAsia="宋体"/>
+                <w:rFonts w:ascii="宋体" w:hAnsi="宋体" w:eastAsia="宋体" w:cs="宋体"/>
                 <w:b/>
                 <w:color w:val="000000"/>
                 <w:sz w:val="21"/>
@@ -5350,7 +5385,7 @@
             </w:pPr>
             <w:r>
               <w:rPr>
-                <w:rFonts w:ascii="宋体" w:hAnsi="宋体" w:eastAsia="宋体"/>
+                <w:rFonts w:ascii="宋体" w:hAnsi="宋体" w:eastAsia="宋体" w:cs="宋体"/>
                 <w:b w:val="0"/>
                 <w:color w:val="000000"/>
                 <w:sz w:val="21"/>
@@ -5376,7 +5411,7 @@
             </w:pPr>
             <w:r>
               <w:rPr>
-                <w:rFonts w:ascii="宋体" w:hAnsi="宋体" w:eastAsia="宋体"/>
+                <w:rFonts w:ascii="宋体" w:hAnsi="宋体" w:eastAsia="宋体" w:cs="宋体"/>
                 <w:b w:val="0"/>
                 <w:color w:val="000000"/>
                 <w:sz w:val="21"/>
@@ -5402,7 +5437,7 @@
             </w:pPr>
             <w:r>
               <w:rPr>
-                <w:rFonts w:ascii="宋体" w:hAnsi="宋体" w:eastAsia="宋体"/>
+                <w:rFonts w:ascii="宋体" w:hAnsi="宋体" w:eastAsia="宋体" w:cs="宋体"/>
                 <w:b w:val="0"/>
                 <w:color w:val="000000"/>
                 <w:sz w:val="21"/>
@@ -5428,7 +5463,7 @@
             </w:pPr>
             <w:r>
               <w:rPr>
-                <w:rFonts w:ascii="宋体" w:hAnsi="宋体" w:eastAsia="宋体"/>
+                <w:rFonts w:ascii="宋体" w:hAnsi="宋体" w:eastAsia="宋体" w:cs="宋体"/>
                 <w:b w:val="0"/>
                 <w:color w:val="000000"/>
                 <w:sz w:val="21"/>
@@ -5456,7 +5491,7 @@
             </w:pPr>
             <w:r>
               <w:rPr>
-                <w:rFonts w:ascii="宋体" w:hAnsi="宋体" w:eastAsia="宋体"/>
+                <w:rFonts w:ascii="宋体" w:hAnsi="宋体" w:eastAsia="宋体" w:cs="宋体"/>
                 <w:b w:val="0"/>
                 <w:color w:val="000000"/>
                 <w:sz w:val="21"/>
@@ -5482,7 +5517,7 @@
             </w:pPr>
             <w:r>
               <w:rPr>
-                <w:rFonts w:ascii="宋体" w:hAnsi="宋体" w:eastAsia="宋体"/>
+                <w:rFonts w:ascii="宋体" w:hAnsi="宋体" w:eastAsia="宋体" w:cs="宋体"/>
                 <w:b w:val="0"/>
                 <w:color w:val="000000"/>
                 <w:sz w:val="21"/>
@@ -5508,7 +5543,7 @@
             </w:pPr>
             <w:r>
               <w:rPr>
-                <w:rFonts w:ascii="宋体" w:hAnsi="宋体" w:eastAsia="宋体"/>
+                <w:rFonts w:ascii="宋体" w:hAnsi="宋体" w:eastAsia="宋体" w:cs="宋体"/>
                 <w:b w:val="0"/>
                 <w:color w:val="000000"/>
                 <w:sz w:val="21"/>
@@ -5534,7 +5569,7 @@
             </w:pPr>
             <w:r>
               <w:rPr>
-                <w:rFonts w:ascii="宋体" w:hAnsi="宋体" w:eastAsia="宋体"/>
+                <w:rFonts w:ascii="宋体" w:hAnsi="宋体" w:eastAsia="宋体" w:cs="宋体"/>
                 <w:b w:val="0"/>
                 <w:color w:val="000000"/>
                 <w:sz w:val="21"/>
@@ -5562,7 +5597,7 @@
             </w:pPr>
             <w:r>
               <w:rPr>
-                <w:rFonts w:ascii="宋体" w:hAnsi="宋体" w:eastAsia="宋体"/>
+                <w:rFonts w:ascii="宋体" w:hAnsi="宋体" w:eastAsia="宋体" w:cs="宋体"/>
                 <w:b w:val="0"/>
                 <w:color w:val="000000"/>
                 <w:sz w:val="21"/>
@@ -5588,7 +5623,7 @@
             </w:pPr>
             <w:r>
               <w:rPr>
-                <w:rFonts w:ascii="宋体" w:hAnsi="宋体" w:eastAsia="宋体"/>
+                <w:rFonts w:ascii="宋体" w:hAnsi="宋体" w:eastAsia="宋体" w:cs="宋体"/>
                 <w:b w:val="0"/>
                 <w:color w:val="000000"/>
                 <w:sz w:val="21"/>
@@ -5614,7 +5649,7 @@
             </w:pPr>
             <w:r>
               <w:rPr>
-                <w:rFonts w:ascii="宋体" w:hAnsi="宋体" w:eastAsia="宋体"/>
+                <w:rFonts w:ascii="宋体" w:hAnsi="宋体" w:eastAsia="宋体" w:cs="宋体"/>
                 <w:b w:val="0"/>
                 <w:color w:val="000000"/>
                 <w:sz w:val="21"/>
@@ -5640,7 +5675,7 @@
             </w:pPr>
             <w:r>
               <w:rPr>
-                <w:rFonts w:ascii="宋体" w:hAnsi="宋体" w:eastAsia="宋体"/>
+                <w:rFonts w:ascii="宋体" w:hAnsi="宋体" w:eastAsia="宋体" w:cs="宋体"/>
                 <w:b w:val="0"/>
                 <w:color w:val="000000"/>
                 <w:sz w:val="21"/>
@@ -5668,7 +5703,7 @@
             </w:pPr>
             <w:r>
               <w:rPr>
-                <w:rFonts w:ascii="宋体" w:hAnsi="宋体" w:eastAsia="宋体"/>
+                <w:rFonts w:ascii="宋体" w:hAnsi="宋体" w:eastAsia="宋体" w:cs="宋体"/>
                 <w:b w:val="0"/>
                 <w:color w:val="000000"/>
                 <w:sz w:val="21"/>
@@ -5694,7 +5729,7 @@
             </w:pPr>
             <w:r>
               <w:rPr>
-                <w:rFonts w:ascii="宋体" w:hAnsi="宋体" w:eastAsia="宋体"/>
+                <w:rFonts w:ascii="宋体" w:hAnsi="宋体" w:eastAsia="宋体" w:cs="宋体"/>
                 <w:b w:val="0"/>
                 <w:color w:val="000000"/>
                 <w:sz w:val="21"/>
@@ -5720,7 +5755,7 @@
             </w:pPr>
             <w:r>
               <w:rPr>
-                <w:rFonts w:ascii="宋体" w:hAnsi="宋体" w:eastAsia="宋体"/>
+                <w:rFonts w:ascii="宋体" w:hAnsi="宋体" w:eastAsia="宋体" w:cs="宋体"/>
                 <w:b w:val="0"/>
                 <w:color w:val="000000"/>
                 <w:sz w:val="21"/>
@@ -5746,7 +5781,7 @@
             </w:pPr>
             <w:r>
               <w:rPr>
-                <w:rFonts w:ascii="宋体" w:hAnsi="宋体" w:eastAsia="宋体"/>
+                <w:rFonts w:ascii="宋体" w:hAnsi="宋体" w:eastAsia="宋体" w:cs="宋体"/>
                 <w:b w:val="0"/>
                 <w:color w:val="000000"/>
                 <w:sz w:val="21"/>
@@ -5774,7 +5809,7 @@
             </w:pPr>
             <w:r>
               <w:rPr>
-                <w:rFonts w:ascii="宋体" w:hAnsi="宋体" w:eastAsia="宋体"/>
+                <w:rFonts w:ascii="宋体" w:hAnsi="宋体" w:eastAsia="宋体" w:cs="宋体"/>
                 <w:b w:val="0"/>
                 <w:color w:val="000000"/>
                 <w:sz w:val="21"/>
@@ -5800,7 +5835,7 @@
             </w:pPr>
             <w:r>
               <w:rPr>
-                <w:rFonts w:ascii="宋体" w:hAnsi="宋体" w:eastAsia="宋体"/>
+                <w:rFonts w:ascii="宋体" w:hAnsi="宋体" w:eastAsia="宋体" w:cs="宋体"/>
                 <w:b w:val="0"/>
                 <w:color w:val="000000"/>
                 <w:sz w:val="21"/>
@@ -5826,7 +5861,7 @@
             </w:pPr>
             <w:r>
               <w:rPr>
-                <w:rFonts w:ascii="宋体" w:hAnsi="宋体" w:eastAsia="宋体"/>
+                <w:rFonts w:ascii="宋体" w:hAnsi="宋体" w:eastAsia="宋体" w:cs="宋体"/>
                 <w:b w:val="0"/>
                 <w:color w:val="000000"/>
                 <w:sz w:val="21"/>
@@ -5852,7 +5887,7 @@
             </w:pPr>
             <w:r>
               <w:rPr>
-                <w:rFonts w:ascii="宋体" w:hAnsi="宋体" w:eastAsia="宋体"/>
+                <w:rFonts w:ascii="宋体" w:hAnsi="宋体" w:eastAsia="宋体" w:cs="宋体"/>
                 <w:b w:val="0"/>
                 <w:color w:val="000000"/>
                 <w:sz w:val="21"/>
@@ -5880,7 +5915,7 @@
             </w:pPr>
             <w:r>
               <w:rPr>
-                <w:rFonts w:ascii="宋体" w:hAnsi="宋体" w:eastAsia="宋体"/>
+                <w:rFonts w:ascii="宋体" w:hAnsi="宋体" w:eastAsia="宋体" w:cs="宋体"/>
                 <w:b w:val="0"/>
                 <w:color w:val="000000"/>
                 <w:sz w:val="21"/>
@@ -5906,7 +5941,7 @@
             </w:pPr>
             <w:r>
               <w:rPr>
-                <w:rFonts w:ascii="宋体" w:hAnsi="宋体" w:eastAsia="宋体"/>
+                <w:rFonts w:ascii="宋体" w:hAnsi="宋体" w:eastAsia="宋体" w:cs="宋体"/>
                 <w:b w:val="0"/>
                 <w:color w:val="000000"/>
                 <w:sz w:val="21"/>
@@ -5932,7 +5967,7 @@
             </w:pPr>
             <w:r>
               <w:rPr>
-                <w:rFonts w:ascii="宋体" w:hAnsi="宋体" w:eastAsia="宋体"/>
+                <w:rFonts w:ascii="宋体" w:hAnsi="宋体" w:eastAsia="宋体" w:cs="宋体"/>
                 <w:b w:val="0"/>
                 <w:color w:val="000000"/>
                 <w:sz w:val="21"/>
@@ -5958,7 +5993,7 @@
             </w:pPr>
             <w:r>
               <w:rPr>
-                <w:rFonts w:ascii="宋体" w:hAnsi="宋体" w:eastAsia="宋体"/>
+                <w:rFonts w:ascii="宋体" w:hAnsi="宋体" w:eastAsia="宋体" w:cs="宋体"/>
                 <w:b w:val="0"/>
                 <w:color w:val="000000"/>
                 <w:sz w:val="21"/>
@@ -5986,7 +6021,7 @@
             </w:pPr>
             <w:r>
               <w:rPr>
-                <w:rFonts w:ascii="宋体" w:hAnsi="宋体" w:eastAsia="宋体"/>
+                <w:rFonts w:ascii="宋体" w:hAnsi="宋体" w:eastAsia="宋体" w:cs="宋体"/>
                 <w:b w:val="0"/>
                 <w:color w:val="000000"/>
                 <w:sz w:val="21"/>
@@ -6012,7 +6047,7 @@
             </w:pPr>
             <w:r>
               <w:rPr>
-                <w:rFonts w:ascii="宋体" w:hAnsi="宋体" w:eastAsia="宋体"/>
+                <w:rFonts w:ascii="宋体" w:hAnsi="宋体" w:eastAsia="宋体" w:cs="宋体"/>
                 <w:b w:val="0"/>
                 <w:color w:val="000000"/>
                 <w:sz w:val="21"/>
@@ -6038,7 +6073,7 @@
             </w:pPr>
             <w:r>
               <w:rPr>
-                <w:rFonts w:ascii="宋体" w:hAnsi="宋体" w:eastAsia="宋体"/>
+                <w:rFonts w:ascii="宋体" w:hAnsi="宋体" w:eastAsia="宋体" w:cs="宋体"/>
                 <w:b w:val="0"/>
                 <w:color w:val="000000"/>
                 <w:sz w:val="21"/>
@@ -6064,7 +6099,7 @@
             </w:pPr>
             <w:r>
               <w:rPr>
-                <w:rFonts w:ascii="宋体" w:hAnsi="宋体" w:eastAsia="宋体"/>
+                <w:rFonts w:ascii="宋体" w:hAnsi="宋体" w:eastAsia="宋体" w:cs="宋体"/>
                 <w:b w:val="0"/>
                 <w:color w:val="000000"/>
                 <w:sz w:val="21"/>
@@ -6092,7 +6127,7 @@
             </w:pPr>
             <w:r>
               <w:rPr>
-                <w:rFonts w:ascii="宋体" w:hAnsi="宋体" w:eastAsia="宋体"/>
+                <w:rFonts w:ascii="宋体" w:hAnsi="宋体" w:eastAsia="宋体" w:cs="宋体"/>
                 <w:b w:val="0"/>
                 <w:color w:val="000000"/>
                 <w:sz w:val="21"/>
@@ -6118,7 +6153,7 @@
             </w:pPr>
             <w:r>
               <w:rPr>
-                <w:rFonts w:ascii="宋体" w:hAnsi="宋体" w:eastAsia="宋体"/>
+                <w:rFonts w:ascii="宋体" w:hAnsi="宋体" w:eastAsia="宋体" w:cs="宋体"/>
                 <w:b w:val="0"/>
                 <w:color w:val="000000"/>
                 <w:sz w:val="21"/>
@@ -6144,7 +6179,7 @@
             </w:pPr>
             <w:r>
               <w:rPr>
-                <w:rFonts w:ascii="宋体" w:hAnsi="宋体" w:eastAsia="宋体"/>
+                <w:rFonts w:ascii="宋体" w:hAnsi="宋体" w:eastAsia="宋体" w:cs="宋体"/>
                 <w:b w:val="0"/>
                 <w:color w:val="000000"/>
                 <w:sz w:val="21"/>
@@ -6170,7 +6205,7 @@
             </w:pPr>
             <w:r>
               <w:rPr>
-                <w:rFonts w:ascii="宋体" w:hAnsi="宋体" w:eastAsia="宋体"/>
+                <w:rFonts w:ascii="宋体" w:hAnsi="宋体" w:eastAsia="宋体" w:cs="宋体"/>
                 <w:b w:val="0"/>
                 <w:color w:val="000000"/>
                 <w:sz w:val="21"/>
@@ -6184,8 +6219,15 @@
     <w:p>
       <w:pPr>
         <w:pStyle w:val="Heading1"/>
+        <w:spacing w:before="320" w:after="160" w:line="264" w:lineRule="auto"/>
       </w:pPr>
       <w:r>
+        <w:rPr>
+          <w:rFonts w:ascii="宋体" w:hAnsi="宋体" w:eastAsia="宋体" w:cs="宋体"/>
+          <w:b/>
+          <w:color w:val="000000"/>
+          <w:sz w:val="32"/>
+        </w:rPr>
         <w:t>6. 机器学习补充分析</w:t>
       </w:r>
     </w:p>
@@ -6195,7 +6237,7 @@
       </w:pPr>
       <w:r>
         <w:rPr>
-          <w:rFonts w:ascii="宋体" w:hAnsi="宋体" w:eastAsia="宋体"/>
+          <w:rFonts w:ascii="宋体" w:hAnsi="宋体" w:eastAsia="宋体" w:cs="宋体"/>
           <w:b w:val="0"/>
           <w:color w:val="000000"/>
           <w:sz w:val="22"/>
@@ -6236,7 +6278,7 @@
             </w:pPr>
             <w:r>
               <w:rPr>
-                <w:rFonts w:ascii="宋体" w:hAnsi="宋体" w:eastAsia="宋体"/>
+                <w:rFonts w:ascii="宋体" w:hAnsi="宋体" w:eastAsia="宋体" w:cs="宋体"/>
                 <w:b/>
                 <w:color w:val="000000"/>
                 <w:sz w:val="21"/>
@@ -6263,7 +6305,7 @@
             </w:pPr>
             <w:r>
               <w:rPr>
-                <w:rFonts w:ascii="宋体" w:hAnsi="宋体" w:eastAsia="宋体"/>
+                <w:rFonts w:ascii="宋体" w:hAnsi="宋体" w:eastAsia="宋体" w:cs="宋体"/>
                 <w:b/>
                 <w:color w:val="000000"/>
                 <w:sz w:val="21"/>
@@ -6290,7 +6332,7 @@
             </w:pPr>
             <w:r>
               <w:rPr>
-                <w:rFonts w:ascii="宋体" w:hAnsi="宋体" w:eastAsia="宋体"/>
+                <w:rFonts w:ascii="宋体" w:hAnsi="宋体" w:eastAsia="宋体" w:cs="宋体"/>
                 <w:b/>
                 <w:color w:val="000000"/>
                 <w:sz w:val="21"/>
@@ -6317,7 +6359,7 @@
             </w:pPr>
             <w:r>
               <w:rPr>
-                <w:rFonts w:ascii="宋体" w:hAnsi="宋体" w:eastAsia="宋体"/>
+                <w:rFonts w:ascii="宋体" w:hAnsi="宋体" w:eastAsia="宋体" w:cs="宋体"/>
                 <w:b/>
                 <w:color w:val="000000"/>
                 <w:sz w:val="21"/>
@@ -6345,7 +6387,7 @@
             </w:pPr>
             <w:r>
               <w:rPr>
-                <w:rFonts w:ascii="宋体" w:hAnsi="宋体" w:eastAsia="宋体"/>
+                <w:rFonts w:ascii="宋体" w:hAnsi="宋体" w:eastAsia="宋体" w:cs="宋体"/>
                 <w:b w:val="0"/>
                 <w:color w:val="000000"/>
                 <w:sz w:val="21"/>
@@ -6371,7 +6413,7 @@
             </w:pPr>
             <w:r>
               <w:rPr>
-                <w:rFonts w:ascii="宋体" w:hAnsi="宋体" w:eastAsia="宋体"/>
+                <w:rFonts w:ascii="宋体" w:hAnsi="宋体" w:eastAsia="宋体" w:cs="宋体"/>
                 <w:b w:val="0"/>
                 <w:color w:val="000000"/>
                 <w:sz w:val="21"/>
@@ -6397,7 +6439,7 @@
             </w:pPr>
             <w:r>
               <w:rPr>
-                <w:rFonts w:ascii="宋体" w:hAnsi="宋体" w:eastAsia="宋体"/>
+                <w:rFonts w:ascii="宋体" w:hAnsi="宋体" w:eastAsia="宋体" w:cs="宋体"/>
                 <w:b w:val="0"/>
                 <w:color w:val="000000"/>
                 <w:sz w:val="21"/>
@@ -6423,7 +6465,7 @@
             </w:pPr>
             <w:r>
               <w:rPr>
-                <w:rFonts w:ascii="宋体" w:hAnsi="宋体" w:eastAsia="宋体"/>
+                <w:rFonts w:ascii="宋体" w:hAnsi="宋体" w:eastAsia="宋体" w:cs="宋体"/>
                 <w:b w:val="0"/>
                 <w:color w:val="000000"/>
                 <w:sz w:val="21"/>
@@ -6451,7 +6493,7 @@
             </w:pPr>
             <w:r>
               <w:rPr>
-                <w:rFonts w:ascii="宋体" w:hAnsi="宋体" w:eastAsia="宋体"/>
+                <w:rFonts w:ascii="宋体" w:hAnsi="宋体" w:eastAsia="宋体" w:cs="宋体"/>
                 <w:b w:val="0"/>
                 <w:color w:val="000000"/>
                 <w:sz w:val="21"/>
@@ -6477,7 +6519,7 @@
             </w:pPr>
             <w:r>
               <w:rPr>
-                <w:rFonts w:ascii="宋体" w:hAnsi="宋体" w:eastAsia="宋体"/>
+                <w:rFonts w:ascii="宋体" w:hAnsi="宋体" w:eastAsia="宋体" w:cs="宋体"/>
                 <w:b w:val="0"/>
                 <w:color w:val="000000"/>
                 <w:sz w:val="21"/>
@@ -6503,7 +6545,7 @@
             </w:pPr>
             <w:r>
               <w:rPr>
-                <w:rFonts w:ascii="宋体" w:hAnsi="宋体" w:eastAsia="宋体"/>
+                <w:rFonts w:ascii="宋体" w:hAnsi="宋体" w:eastAsia="宋体" w:cs="宋体"/>
                 <w:b w:val="0"/>
                 <w:color w:val="000000"/>
                 <w:sz w:val="21"/>
@@ -6529,7 +6571,7 @@
             </w:pPr>
             <w:r>
               <w:rPr>
-                <w:rFonts w:ascii="宋体" w:hAnsi="宋体" w:eastAsia="宋体"/>
+                <w:rFonts w:ascii="宋体" w:hAnsi="宋体" w:eastAsia="宋体" w:cs="宋体"/>
                 <w:b w:val="0"/>
                 <w:color w:val="000000"/>
                 <w:sz w:val="21"/>
@@ -6557,7 +6599,7 @@
             </w:pPr>
             <w:r>
               <w:rPr>
-                <w:rFonts w:ascii="宋体" w:hAnsi="宋体" w:eastAsia="宋体"/>
+                <w:rFonts w:ascii="宋体" w:hAnsi="宋体" w:eastAsia="宋体" w:cs="宋体"/>
                 <w:b w:val="0"/>
                 <w:color w:val="000000"/>
                 <w:sz w:val="21"/>
@@ -6583,7 +6625,7 @@
             </w:pPr>
             <w:r>
               <w:rPr>
-                <w:rFonts w:ascii="宋体" w:hAnsi="宋体" w:eastAsia="宋体"/>
+                <w:rFonts w:ascii="宋体" w:hAnsi="宋体" w:eastAsia="宋体" w:cs="宋体"/>
                 <w:b w:val="0"/>
                 <w:color w:val="000000"/>
                 <w:sz w:val="21"/>
@@ -6609,7 +6651,7 @@
             </w:pPr>
             <w:r>
               <w:rPr>
-                <w:rFonts w:ascii="宋体" w:hAnsi="宋体" w:eastAsia="宋体"/>
+                <w:rFonts w:ascii="宋体" w:hAnsi="宋体" w:eastAsia="宋体" w:cs="宋体"/>
                 <w:b w:val="0"/>
                 <w:color w:val="000000"/>
                 <w:sz w:val="21"/>
@@ -6635,7 +6677,7 @@
             </w:pPr>
             <w:r>
               <w:rPr>
-                <w:rFonts w:ascii="宋体" w:hAnsi="宋体" w:eastAsia="宋体"/>
+                <w:rFonts w:ascii="宋体" w:hAnsi="宋体" w:eastAsia="宋体" w:cs="宋体"/>
                 <w:b w:val="0"/>
                 <w:color w:val="000000"/>
                 <w:sz w:val="21"/>
@@ -6652,7 +6694,7 @@
       </w:pPr>
       <w:r>
         <w:rPr>
-          <w:rFonts w:ascii="宋体" w:hAnsi="宋体" w:eastAsia="宋体"/>
+          <w:rFonts w:ascii="宋体" w:hAnsi="宋体" w:eastAsia="宋体" w:cs="宋体"/>
           <w:b w:val="0"/>
           <w:color w:val="000000"/>
           <w:sz w:val="22"/>
@@ -6666,7 +6708,7 @@
       </w:pPr>
       <w:r>
         <w:rPr>
-          <w:rFonts w:ascii="宋体" w:hAnsi="宋体" w:eastAsia="宋体"/>
+          <w:rFonts w:ascii="宋体" w:hAnsi="宋体" w:eastAsia="宋体" w:cs="宋体"/>
           <w:b w:val="0"/>
           <w:color w:val="000000"/>
           <w:sz w:val="22"/>
@@ -6706,7 +6748,7 @@
             </w:pPr>
             <w:r>
               <w:rPr>
-                <w:rFonts w:ascii="宋体" w:hAnsi="宋体" w:eastAsia="宋体"/>
+                <w:rFonts w:ascii="宋体" w:hAnsi="宋体" w:eastAsia="宋体" w:cs="宋体"/>
                 <w:b/>
                 <w:color w:val="000000"/>
                 <w:sz w:val="21"/>
@@ -6733,7 +6775,7 @@
             </w:pPr>
             <w:r>
               <w:rPr>
-                <w:rFonts w:ascii="宋体" w:hAnsi="宋体" w:eastAsia="宋体"/>
+                <w:rFonts w:ascii="宋体" w:hAnsi="宋体" w:eastAsia="宋体" w:cs="宋体"/>
                 <w:b/>
                 <w:color w:val="000000"/>
                 <w:sz w:val="21"/>
@@ -6760,7 +6802,7 @@
             </w:pPr>
             <w:r>
               <w:rPr>
-                <w:rFonts w:ascii="宋体" w:hAnsi="宋体" w:eastAsia="宋体"/>
+                <w:rFonts w:ascii="宋体" w:hAnsi="宋体" w:eastAsia="宋体" w:cs="宋体"/>
                 <w:b/>
                 <w:color w:val="000000"/>
                 <w:sz w:val="21"/>
@@ -6788,7 +6830,7 @@
             </w:pPr>
             <w:r>
               <w:rPr>
-                <w:rFonts w:ascii="宋体" w:hAnsi="宋体" w:eastAsia="宋体"/>
+                <w:rFonts w:ascii="宋体" w:hAnsi="宋体" w:eastAsia="宋体" w:cs="宋体"/>
                 <w:b w:val="0"/>
                 <w:color w:val="000000"/>
                 <w:sz w:val="21"/>
@@ -6814,7 +6856,7 @@
             </w:pPr>
             <w:r>
               <w:rPr>
-                <w:rFonts w:ascii="宋体" w:hAnsi="宋体" w:eastAsia="宋体"/>
+                <w:rFonts w:ascii="宋体" w:hAnsi="宋体" w:eastAsia="宋体" w:cs="宋体"/>
                 <w:b w:val="0"/>
                 <w:color w:val="000000"/>
                 <w:sz w:val="21"/>
@@ -6840,7 +6882,7 @@
             </w:pPr>
             <w:r>
               <w:rPr>
-                <w:rFonts w:ascii="宋体" w:hAnsi="宋体" w:eastAsia="宋体"/>
+                <w:rFonts w:ascii="宋体" w:hAnsi="宋体" w:eastAsia="宋体" w:cs="宋体"/>
                 <w:b w:val="0"/>
                 <w:color w:val="000000"/>
                 <w:sz w:val="21"/>
@@ -6868,7 +6910,7 @@
             </w:pPr>
             <w:r>
               <w:rPr>
-                <w:rFonts w:ascii="宋体" w:hAnsi="宋体" w:eastAsia="宋体"/>
+                <w:rFonts w:ascii="宋体" w:hAnsi="宋体" w:eastAsia="宋体" w:cs="宋体"/>
                 <w:b w:val="0"/>
                 <w:color w:val="000000"/>
                 <w:sz w:val="21"/>
@@ -6894,7 +6936,7 @@
             </w:pPr>
             <w:r>
               <w:rPr>
-                <w:rFonts w:ascii="宋体" w:hAnsi="宋体" w:eastAsia="宋体"/>
+                <w:rFonts w:ascii="宋体" w:hAnsi="宋体" w:eastAsia="宋体" w:cs="宋体"/>
                 <w:b w:val="0"/>
                 <w:color w:val="000000"/>
                 <w:sz w:val="21"/>
@@ -6920,7 +6962,7 @@
             </w:pPr>
             <w:r>
               <w:rPr>
-                <w:rFonts w:ascii="宋体" w:hAnsi="宋体" w:eastAsia="宋体"/>
+                <w:rFonts w:ascii="宋体" w:hAnsi="宋体" w:eastAsia="宋体" w:cs="宋体"/>
                 <w:b w:val="0"/>
                 <w:color w:val="000000"/>
                 <w:sz w:val="21"/>
@@ -6948,7 +6990,7 @@
             </w:pPr>
             <w:r>
               <w:rPr>
-                <w:rFonts w:ascii="宋体" w:hAnsi="宋体" w:eastAsia="宋体"/>
+                <w:rFonts w:ascii="宋体" w:hAnsi="宋体" w:eastAsia="宋体" w:cs="宋体"/>
                 <w:b w:val="0"/>
                 <w:color w:val="000000"/>
                 <w:sz w:val="21"/>
@@ -6974,7 +7016,7 @@
             </w:pPr>
             <w:r>
               <w:rPr>
-                <w:rFonts w:ascii="宋体" w:hAnsi="宋体" w:eastAsia="宋体"/>
+                <w:rFonts w:ascii="宋体" w:hAnsi="宋体" w:eastAsia="宋体" w:cs="宋体"/>
                 <w:b w:val="0"/>
                 <w:color w:val="000000"/>
                 <w:sz w:val="21"/>
@@ -7000,7 +7042,7 @@
             </w:pPr>
             <w:r>
               <w:rPr>
-                <w:rFonts w:ascii="宋体" w:hAnsi="宋体" w:eastAsia="宋体"/>
+                <w:rFonts w:ascii="宋体" w:hAnsi="宋体" w:eastAsia="宋体" w:cs="宋体"/>
                 <w:b w:val="0"/>
                 <w:color w:val="000000"/>
                 <w:sz w:val="21"/>
@@ -7028,7 +7070,7 @@
             </w:pPr>
             <w:r>
               <w:rPr>
-                <w:rFonts w:ascii="宋体" w:hAnsi="宋体" w:eastAsia="宋体"/>
+                <w:rFonts w:ascii="宋体" w:hAnsi="宋体" w:eastAsia="宋体" w:cs="宋体"/>
                 <w:b w:val="0"/>
                 <w:color w:val="000000"/>
                 <w:sz w:val="21"/>
@@ -7054,7 +7096,7 @@
             </w:pPr>
             <w:r>
               <w:rPr>
-                <w:rFonts w:ascii="宋体" w:hAnsi="宋体" w:eastAsia="宋体"/>
+                <w:rFonts w:ascii="宋体" w:hAnsi="宋体" w:eastAsia="宋体" w:cs="宋体"/>
                 <w:b w:val="0"/>
                 <w:color w:val="000000"/>
                 <w:sz w:val="21"/>
@@ -7080,7 +7122,7 @@
             </w:pPr>
             <w:r>
               <w:rPr>
-                <w:rFonts w:ascii="宋体" w:hAnsi="宋体" w:eastAsia="宋体"/>
+                <w:rFonts w:ascii="宋体" w:hAnsi="宋体" w:eastAsia="宋体" w:cs="宋体"/>
                 <w:b w:val="0"/>
                 <w:color w:val="000000"/>
                 <w:sz w:val="21"/>
@@ -7108,7 +7150,7 @@
             </w:pPr>
             <w:r>
               <w:rPr>
-                <w:rFonts w:ascii="宋体" w:hAnsi="宋体" w:eastAsia="宋体"/>
+                <w:rFonts w:ascii="宋体" w:hAnsi="宋体" w:eastAsia="宋体" w:cs="宋体"/>
                 <w:b w:val="0"/>
                 <w:color w:val="000000"/>
                 <w:sz w:val="21"/>
@@ -7134,7 +7176,7 @@
             </w:pPr>
             <w:r>
               <w:rPr>
-                <w:rFonts w:ascii="宋体" w:hAnsi="宋体" w:eastAsia="宋体"/>
+                <w:rFonts w:ascii="宋体" w:hAnsi="宋体" w:eastAsia="宋体" w:cs="宋体"/>
                 <w:b w:val="0"/>
                 <w:color w:val="000000"/>
                 <w:sz w:val="21"/>
@@ -7160,7 +7202,7 @@
             </w:pPr>
             <w:r>
               <w:rPr>
-                <w:rFonts w:ascii="宋体" w:hAnsi="宋体" w:eastAsia="宋体"/>
+                <w:rFonts w:ascii="宋体" w:hAnsi="宋体" w:eastAsia="宋体" w:cs="宋体"/>
                 <w:b w:val="0"/>
                 <w:color w:val="000000"/>
                 <w:sz w:val="21"/>
@@ -7188,7 +7230,7 @@
             </w:pPr>
             <w:r>
               <w:rPr>
-                <w:rFonts w:ascii="宋体" w:hAnsi="宋体" w:eastAsia="宋体"/>
+                <w:rFonts w:ascii="宋体" w:hAnsi="宋体" w:eastAsia="宋体" w:cs="宋体"/>
                 <w:b w:val="0"/>
                 <w:color w:val="000000"/>
                 <w:sz w:val="21"/>
@@ -7214,7 +7256,7 @@
             </w:pPr>
             <w:r>
               <w:rPr>
-                <w:rFonts w:ascii="宋体" w:hAnsi="宋体" w:eastAsia="宋体"/>
+                <w:rFonts w:ascii="宋体" w:hAnsi="宋体" w:eastAsia="宋体" w:cs="宋体"/>
                 <w:b w:val="0"/>
                 <w:color w:val="000000"/>
                 <w:sz w:val="21"/>
@@ -7240,7 +7282,7 @@
             </w:pPr>
             <w:r>
               <w:rPr>
-                <w:rFonts w:ascii="宋体" w:hAnsi="宋体" w:eastAsia="宋体"/>
+                <w:rFonts w:ascii="宋体" w:hAnsi="宋体" w:eastAsia="宋体" w:cs="宋体"/>
                 <w:b w:val="0"/>
                 <w:color w:val="000000"/>
                 <w:sz w:val="21"/>
@@ -7268,7 +7310,7 @@
             </w:pPr>
             <w:r>
               <w:rPr>
-                <w:rFonts w:ascii="宋体" w:hAnsi="宋体" w:eastAsia="宋体"/>
+                <w:rFonts w:ascii="宋体" w:hAnsi="宋体" w:eastAsia="宋体" w:cs="宋体"/>
                 <w:b w:val="0"/>
                 <w:color w:val="000000"/>
                 <w:sz w:val="21"/>
@@ -7294,7 +7336,7 @@
             </w:pPr>
             <w:r>
               <w:rPr>
-                <w:rFonts w:ascii="宋体" w:hAnsi="宋体" w:eastAsia="宋体"/>
+                <w:rFonts w:ascii="宋体" w:hAnsi="宋体" w:eastAsia="宋体" w:cs="宋体"/>
                 <w:b w:val="0"/>
                 <w:color w:val="000000"/>
                 <w:sz w:val="21"/>
@@ -7320,7 +7362,7 @@
             </w:pPr>
             <w:r>
               <w:rPr>
-                <w:rFonts w:ascii="宋体" w:hAnsi="宋体" w:eastAsia="宋体"/>
+                <w:rFonts w:ascii="宋体" w:hAnsi="宋体" w:eastAsia="宋体" w:cs="宋体"/>
                 <w:b w:val="0"/>
                 <w:color w:val="000000"/>
                 <w:sz w:val="21"/>
@@ -7348,7 +7390,7 @@
             </w:pPr>
             <w:r>
               <w:rPr>
-                <w:rFonts w:ascii="宋体" w:hAnsi="宋体" w:eastAsia="宋体"/>
+                <w:rFonts w:ascii="宋体" w:hAnsi="宋体" w:eastAsia="宋体" w:cs="宋体"/>
                 <w:b w:val="0"/>
                 <w:color w:val="000000"/>
                 <w:sz w:val="21"/>
@@ -7374,7 +7416,7 @@
             </w:pPr>
             <w:r>
               <w:rPr>
-                <w:rFonts w:ascii="宋体" w:hAnsi="宋体" w:eastAsia="宋体"/>
+                <w:rFonts w:ascii="宋体" w:hAnsi="宋体" w:eastAsia="宋体" w:cs="宋体"/>
                 <w:b w:val="0"/>
                 <w:color w:val="000000"/>
                 <w:sz w:val="21"/>
@@ -7400,7 +7442,7 @@
             </w:pPr>
             <w:r>
               <w:rPr>
-                <w:rFonts w:ascii="宋体" w:hAnsi="宋体" w:eastAsia="宋体"/>
+                <w:rFonts w:ascii="宋体" w:hAnsi="宋体" w:eastAsia="宋体" w:cs="宋体"/>
                 <w:b w:val="0"/>
                 <w:color w:val="000000"/>
                 <w:sz w:val="21"/>
@@ -7417,7 +7459,7 @@
       </w:pPr>
       <w:r>
         <w:rPr>
-          <w:rFonts w:ascii="宋体" w:hAnsi="宋体" w:eastAsia="宋体"/>
+          <w:rFonts w:ascii="宋体" w:hAnsi="宋体" w:eastAsia="宋体" w:cs="宋体"/>
           <w:b w:val="0"/>
           <w:color w:val="000000"/>
           <w:sz w:val="22"/>
@@ -7458,7 +7500,7 @@
             </w:pPr>
             <w:r>
               <w:rPr>
-                <w:rFonts w:ascii="宋体" w:hAnsi="宋体" w:eastAsia="宋体"/>
+                <w:rFonts w:ascii="宋体" w:hAnsi="宋体" w:eastAsia="宋体" w:cs="宋体"/>
                 <w:b/>
                 <w:color w:val="000000"/>
                 <w:sz w:val="21"/>
@@ -7485,7 +7527,7 @@
             </w:pPr>
             <w:r>
               <w:rPr>
-                <w:rFonts w:ascii="宋体" w:hAnsi="宋体" w:eastAsia="宋体"/>
+                <w:rFonts w:ascii="宋体" w:hAnsi="宋体" w:eastAsia="宋体" w:cs="宋体"/>
                 <w:b/>
                 <w:color w:val="000000"/>
                 <w:sz w:val="21"/>
@@ -7512,7 +7554,7 @@
             </w:pPr>
             <w:r>
               <w:rPr>
-                <w:rFonts w:ascii="宋体" w:hAnsi="宋体" w:eastAsia="宋体"/>
+                <w:rFonts w:ascii="宋体" w:hAnsi="宋体" w:eastAsia="宋体" w:cs="宋体"/>
                 <w:b/>
                 <w:color w:val="000000"/>
                 <w:sz w:val="21"/>
@@ -7539,7 +7581,7 @@
             </w:pPr>
             <w:r>
               <w:rPr>
-                <w:rFonts w:ascii="宋体" w:hAnsi="宋体" w:eastAsia="宋体"/>
+                <w:rFonts w:ascii="宋体" w:hAnsi="宋体" w:eastAsia="宋体" w:cs="宋体"/>
                 <w:b/>
                 <w:color w:val="000000"/>
                 <w:sz w:val="21"/>
@@ -7567,7 +7609,7 @@
             </w:pPr>
             <w:r>
               <w:rPr>
-                <w:rFonts w:ascii="宋体" w:hAnsi="宋体" w:eastAsia="宋体"/>
+                <w:rFonts w:ascii="宋体" w:hAnsi="宋体" w:eastAsia="宋体" w:cs="宋体"/>
                 <w:b w:val="0"/>
                 <w:color w:val="000000"/>
                 <w:sz w:val="21"/>
@@ -7593,7 +7635,7 @@
             </w:pPr>
             <w:r>
               <w:rPr>
-                <w:rFonts w:ascii="宋体" w:hAnsi="宋体" w:eastAsia="宋体"/>
+                <w:rFonts w:ascii="宋体" w:hAnsi="宋体" w:eastAsia="宋体" w:cs="宋体"/>
                 <w:b w:val="0"/>
                 <w:color w:val="000000"/>
                 <w:sz w:val="21"/>
@@ -7619,7 +7661,7 @@
             </w:pPr>
             <w:r>
               <w:rPr>
-                <w:rFonts w:ascii="宋体" w:hAnsi="宋体" w:eastAsia="宋体"/>
+                <w:rFonts w:ascii="宋体" w:hAnsi="宋体" w:eastAsia="宋体" w:cs="宋体"/>
                 <w:b w:val="0"/>
                 <w:color w:val="000000"/>
                 <w:sz w:val="21"/>
@@ -7645,7 +7687,7 @@
             </w:pPr>
             <w:r>
               <w:rPr>
-                <w:rFonts w:ascii="宋体" w:hAnsi="宋体" w:eastAsia="宋体"/>
+                <w:rFonts w:ascii="宋体" w:hAnsi="宋体" w:eastAsia="宋体" w:cs="宋体"/>
                 <w:b w:val="0"/>
                 <w:color w:val="000000"/>
                 <w:sz w:val="21"/>
@@ -7673,7 +7715,7 @@
             </w:pPr>
             <w:r>
               <w:rPr>
-                <w:rFonts w:ascii="宋体" w:hAnsi="宋体" w:eastAsia="宋体"/>
+                <w:rFonts w:ascii="宋体" w:hAnsi="宋体" w:eastAsia="宋体" w:cs="宋体"/>
                 <w:b w:val="0"/>
                 <w:color w:val="000000"/>
                 <w:sz w:val="21"/>
@@ -7699,7 +7741,7 @@
             </w:pPr>
             <w:r>
               <w:rPr>
-                <w:rFonts w:ascii="宋体" w:hAnsi="宋体" w:eastAsia="宋体"/>
+                <w:rFonts w:ascii="宋体" w:hAnsi="宋体" w:eastAsia="宋体" w:cs="宋体"/>
                 <w:b w:val="0"/>
                 <w:color w:val="000000"/>
                 <w:sz w:val="21"/>
@@ -7725,7 +7767,7 @@
             </w:pPr>
             <w:r>
               <w:rPr>
-                <w:rFonts w:ascii="宋体" w:hAnsi="宋体" w:eastAsia="宋体"/>
+                <w:rFonts w:ascii="宋体" w:hAnsi="宋体" w:eastAsia="宋体" w:cs="宋体"/>
                 <w:b w:val="0"/>
                 <w:color w:val="000000"/>
                 <w:sz w:val="21"/>
@@ -7751,7 +7793,7 @@
             </w:pPr>
             <w:r>
               <w:rPr>
-                <w:rFonts w:ascii="宋体" w:hAnsi="宋体" w:eastAsia="宋体"/>
+                <w:rFonts w:ascii="宋体" w:hAnsi="宋体" w:eastAsia="宋体" w:cs="宋体"/>
                 <w:b w:val="0"/>
                 <w:color w:val="000000"/>
                 <w:sz w:val="21"/>
@@ -7779,7 +7821,7 @@
             </w:pPr>
             <w:r>
               <w:rPr>
-                <w:rFonts w:ascii="宋体" w:hAnsi="宋体" w:eastAsia="宋体"/>
+                <w:rFonts w:ascii="宋体" w:hAnsi="宋体" w:eastAsia="宋体" w:cs="宋体"/>
                 <w:b w:val="0"/>
                 <w:color w:val="000000"/>
                 <w:sz w:val="21"/>
@@ -7805,7 +7847,7 @@
             </w:pPr>
             <w:r>
               <w:rPr>
-                <w:rFonts w:ascii="宋体" w:hAnsi="宋体" w:eastAsia="宋体"/>
+                <w:rFonts w:ascii="宋体" w:hAnsi="宋体" w:eastAsia="宋体" w:cs="宋体"/>
                 <w:b w:val="0"/>
                 <w:color w:val="000000"/>
                 <w:sz w:val="21"/>
@@ -7831,7 +7873,7 @@
             </w:pPr>
             <w:r>
               <w:rPr>
-                <w:rFonts w:ascii="宋体" w:hAnsi="宋体" w:eastAsia="宋体"/>
+                <w:rFonts w:ascii="宋体" w:hAnsi="宋体" w:eastAsia="宋体" w:cs="宋体"/>
                 <w:b w:val="0"/>
                 <w:color w:val="000000"/>
                 <w:sz w:val="21"/>
@@ -7857,7 +7899,7 @@
             </w:pPr>
             <w:r>
               <w:rPr>
-                <w:rFonts w:ascii="宋体" w:hAnsi="宋体" w:eastAsia="宋体"/>
+                <w:rFonts w:ascii="宋体" w:hAnsi="宋体" w:eastAsia="宋体" w:cs="宋体"/>
                 <w:b w:val="0"/>
                 <w:color w:val="000000"/>
                 <w:sz w:val="21"/>
@@ -7885,7 +7927,7 @@
             </w:pPr>
             <w:r>
               <w:rPr>
-                <w:rFonts w:ascii="宋体" w:hAnsi="宋体" w:eastAsia="宋体"/>
+                <w:rFonts w:ascii="宋体" w:hAnsi="宋体" w:eastAsia="宋体" w:cs="宋体"/>
                 <w:b w:val="0"/>
                 <w:color w:val="000000"/>
                 <w:sz w:val="21"/>
@@ -7911,7 +7953,7 @@
             </w:pPr>
             <w:r>
               <w:rPr>
-                <w:rFonts w:ascii="宋体" w:hAnsi="宋体" w:eastAsia="宋体"/>
+                <w:rFonts w:ascii="宋体" w:hAnsi="宋体" w:eastAsia="宋体" w:cs="宋体"/>
                 <w:b w:val="0"/>
                 <w:color w:val="000000"/>
                 <w:sz w:val="21"/>
@@ -7937,7 +7979,7 @@
             </w:pPr>
             <w:r>
               <w:rPr>
-                <w:rFonts w:ascii="宋体" w:hAnsi="宋体" w:eastAsia="宋体"/>
+                <w:rFonts w:ascii="宋体" w:hAnsi="宋体" w:eastAsia="宋体" w:cs="宋体"/>
                 <w:b w:val="0"/>
                 <w:color w:val="000000"/>
                 <w:sz w:val="21"/>
@@ -7963,7 +8005,7 @@
             </w:pPr>
             <w:r>
               <w:rPr>
-                <w:rFonts w:ascii="宋体" w:hAnsi="宋体" w:eastAsia="宋体"/>
+                <w:rFonts w:ascii="宋体" w:hAnsi="宋体" w:eastAsia="宋体" w:cs="宋体"/>
                 <w:b w:val="0"/>
                 <w:color w:val="000000"/>
                 <w:sz w:val="21"/>
@@ -7987,8 +8029,15 @@
     <w:p>
       <w:pPr>
         <w:pStyle w:val="Heading1"/>
+        <w:spacing w:before="320" w:after="160" w:line="264" w:lineRule="auto"/>
       </w:pPr>
       <w:r>
+        <w:rPr>
+          <w:rFonts w:ascii="宋体" w:hAnsi="宋体" w:eastAsia="宋体" w:cs="宋体"/>
+          <w:b/>
+          <w:color w:val="000000"/>
+          <w:sz w:val="32"/>
+        </w:rPr>
         <w:t>7. 可视化结果</w:t>
       </w:r>
     </w:p>
@@ -8038,7 +8087,7 @@
       </w:pPr>
       <w:r>
         <w:rPr>
-          <w:rFonts w:ascii="宋体" w:hAnsi="宋体" w:eastAsia="宋体"/>
+          <w:rFonts w:ascii="宋体" w:hAnsi="宋体" w:eastAsia="宋体" w:cs="宋体"/>
           <w:b w:val="0"/>
           <w:color w:val="000000"/>
           <w:sz w:val="18"/>
@@ -8092,7 +8141,7 @@
       </w:pPr>
       <w:r>
         <w:rPr>
-          <w:rFonts w:ascii="宋体" w:hAnsi="宋体" w:eastAsia="宋体"/>
+          <w:rFonts w:ascii="宋体" w:hAnsi="宋体" w:eastAsia="宋体" w:cs="宋体"/>
           <w:b w:val="0"/>
           <w:color w:val="000000"/>
           <w:sz w:val="18"/>
@@ -8146,7 +8195,7 @@
       </w:pPr>
       <w:r>
         <w:rPr>
-          <w:rFonts w:ascii="宋体" w:hAnsi="宋体" w:eastAsia="宋体"/>
+          <w:rFonts w:ascii="宋体" w:hAnsi="宋体" w:eastAsia="宋体" w:cs="宋体"/>
           <w:b w:val="0"/>
           <w:color w:val="000000"/>
           <w:sz w:val="18"/>
@@ -8200,7 +8249,7 @@
       </w:pPr>
       <w:r>
         <w:rPr>
-          <w:rFonts w:ascii="宋体" w:hAnsi="宋体" w:eastAsia="宋体"/>
+          <w:rFonts w:ascii="宋体" w:hAnsi="宋体" w:eastAsia="宋体" w:cs="宋体"/>
           <w:b w:val="0"/>
           <w:color w:val="000000"/>
           <w:sz w:val="18"/>
@@ -8254,7 +8303,7 @@
       </w:pPr>
       <w:r>
         <w:rPr>
-          <w:rFonts w:ascii="宋体" w:hAnsi="宋体" w:eastAsia="宋体"/>
+          <w:rFonts w:ascii="宋体" w:hAnsi="宋体" w:eastAsia="宋体" w:cs="宋体"/>
           <w:b w:val="0"/>
           <w:color w:val="000000"/>
           <w:sz w:val="18"/>
@@ -8308,7 +8357,7 @@
       </w:pPr>
       <w:r>
         <w:rPr>
-          <w:rFonts w:ascii="宋体" w:hAnsi="宋体" w:eastAsia="宋体"/>
+          <w:rFonts w:ascii="宋体" w:hAnsi="宋体" w:eastAsia="宋体" w:cs="宋体"/>
           <w:b w:val="0"/>
           <w:color w:val="000000"/>
           <w:sz w:val="18"/>
@@ -8362,7 +8411,7 @@
       </w:pPr>
       <w:r>
         <w:rPr>
-          <w:rFonts w:ascii="宋体" w:hAnsi="宋体" w:eastAsia="宋体"/>
+          <w:rFonts w:ascii="宋体" w:hAnsi="宋体" w:eastAsia="宋体" w:cs="宋体"/>
           <w:b w:val="0"/>
           <w:color w:val="000000"/>
           <w:sz w:val="18"/>
@@ -8416,7 +8465,7 @@
       </w:pPr>
       <w:r>
         <w:rPr>
-          <w:rFonts w:ascii="宋体" w:hAnsi="宋体" w:eastAsia="宋体"/>
+          <w:rFonts w:ascii="宋体" w:hAnsi="宋体" w:eastAsia="宋体" w:cs="宋体"/>
           <w:b w:val="0"/>
           <w:color w:val="000000"/>
           <w:sz w:val="18"/>
@@ -8427,8 +8476,15 @@
     <w:p>
       <w:pPr>
         <w:pStyle w:val="Heading1"/>
+        <w:spacing w:before="320" w:after="160" w:line="264" w:lineRule="auto"/>
       </w:pPr>
       <w:r>
+        <w:rPr>
+          <w:rFonts w:ascii="宋体" w:hAnsi="宋体" w:eastAsia="宋体" w:cs="宋体"/>
+          <w:b/>
+          <w:color w:val="000000"/>
+          <w:sz w:val="32"/>
+        </w:rPr>
         <w:t>8. 项目输出与可复现操作</w:t>
       </w:r>
     </w:p>
@@ -8438,7 +8494,7 @@
       </w:pPr>
       <w:r>
         <w:rPr>
-          <w:rFonts w:ascii="宋体" w:hAnsi="宋体" w:eastAsia="宋体"/>
+          <w:rFonts w:ascii="宋体" w:hAnsi="宋体" w:eastAsia="宋体" w:cs="宋体"/>
           <w:b w:val="0"/>
           <w:color w:val="000000"/>
           <w:sz w:val="22"/>
@@ -8477,7 +8533,7 @@
             </w:pPr>
             <w:r>
               <w:rPr>
-                <w:rFonts w:ascii="宋体" w:hAnsi="宋体" w:eastAsia="宋体"/>
+                <w:rFonts w:ascii="宋体" w:hAnsi="宋体" w:eastAsia="宋体" w:cs="宋体"/>
                 <w:b/>
                 <w:color w:val="000000"/>
                 <w:sz w:val="21"/>
@@ -8504,7 +8560,7 @@
             </w:pPr>
             <w:r>
               <w:rPr>
-                <w:rFonts w:ascii="宋体" w:hAnsi="宋体" w:eastAsia="宋体"/>
+                <w:rFonts w:ascii="宋体" w:hAnsi="宋体" w:eastAsia="宋体" w:cs="宋体"/>
                 <w:b/>
                 <w:color w:val="000000"/>
                 <w:sz w:val="21"/>
@@ -8532,7 +8588,7 @@
             </w:pPr>
             <w:r>
               <w:rPr>
-                <w:rFonts w:ascii="宋体" w:hAnsi="宋体" w:eastAsia="宋体"/>
+                <w:rFonts w:ascii="宋体" w:hAnsi="宋体" w:eastAsia="宋体" w:cs="宋体"/>
                 <w:b w:val="0"/>
                 <w:color w:val="000000"/>
                 <w:sz w:val="21"/>
@@ -8558,7 +8614,7 @@
             </w:pPr>
             <w:r>
               <w:rPr>
-                <w:rFonts w:ascii="宋体" w:hAnsi="宋体" w:eastAsia="宋体"/>
+                <w:rFonts w:ascii="宋体" w:hAnsi="宋体" w:eastAsia="宋体" w:cs="宋体"/>
                 <w:b w:val="0"/>
                 <w:color w:val="000000"/>
                 <w:sz w:val="21"/>
@@ -8586,7 +8642,7 @@
             </w:pPr>
             <w:r>
               <w:rPr>
-                <w:rFonts w:ascii="宋体" w:hAnsi="宋体" w:eastAsia="宋体"/>
+                <w:rFonts w:ascii="宋体" w:hAnsi="宋体" w:eastAsia="宋体" w:cs="宋体"/>
                 <w:b w:val="0"/>
                 <w:color w:val="000000"/>
                 <w:sz w:val="21"/>
@@ -8612,7 +8668,7 @@
             </w:pPr>
             <w:r>
               <w:rPr>
-                <w:rFonts w:ascii="宋体" w:hAnsi="宋体" w:eastAsia="宋体"/>
+                <w:rFonts w:ascii="宋体" w:hAnsi="宋体" w:eastAsia="宋体" w:cs="宋体"/>
                 <w:b w:val="0"/>
                 <w:color w:val="000000"/>
                 <w:sz w:val="21"/>
@@ -8640,7 +8696,7 @@
             </w:pPr>
             <w:r>
               <w:rPr>
-                <w:rFonts w:ascii="宋体" w:hAnsi="宋体" w:eastAsia="宋体"/>
+                <w:rFonts w:ascii="宋体" w:hAnsi="宋体" w:eastAsia="宋体" w:cs="宋体"/>
                 <w:b w:val="0"/>
                 <w:color w:val="000000"/>
                 <w:sz w:val="21"/>
@@ -8666,7 +8722,7 @@
             </w:pPr>
             <w:r>
               <w:rPr>
-                <w:rFonts w:ascii="宋体" w:hAnsi="宋体" w:eastAsia="宋体"/>
+                <w:rFonts w:ascii="宋体" w:hAnsi="宋体" w:eastAsia="宋体" w:cs="宋体"/>
                 <w:b w:val="0"/>
                 <w:color w:val="000000"/>
                 <w:sz w:val="21"/>
@@ -8694,7 +8750,7 @@
             </w:pPr>
             <w:r>
               <w:rPr>
-                <w:rFonts w:ascii="宋体" w:hAnsi="宋体" w:eastAsia="宋体"/>
+                <w:rFonts w:ascii="宋体" w:hAnsi="宋体" w:eastAsia="宋体" w:cs="宋体"/>
                 <w:b w:val="0"/>
                 <w:color w:val="000000"/>
                 <w:sz w:val="21"/>
@@ -8720,7 +8776,7 @@
             </w:pPr>
             <w:r>
               <w:rPr>
-                <w:rFonts w:ascii="宋体" w:hAnsi="宋体" w:eastAsia="宋体"/>
+                <w:rFonts w:ascii="宋体" w:hAnsi="宋体" w:eastAsia="宋体" w:cs="宋体"/>
                 <w:b w:val="0"/>
                 <w:color w:val="000000"/>
                 <w:sz w:val="21"/>
@@ -8748,7 +8804,7 @@
             </w:pPr>
             <w:r>
               <w:rPr>
-                <w:rFonts w:ascii="宋体" w:hAnsi="宋体" w:eastAsia="宋体"/>
+                <w:rFonts w:ascii="宋体" w:hAnsi="宋体" w:eastAsia="宋体" w:cs="宋体"/>
                 <w:b w:val="0"/>
                 <w:color w:val="000000"/>
                 <w:sz w:val="21"/>
@@ -8774,7 +8830,7 @@
             </w:pPr>
             <w:r>
               <w:rPr>
-                <w:rFonts w:ascii="宋体" w:hAnsi="宋体" w:eastAsia="宋体"/>
+                <w:rFonts w:ascii="宋体" w:hAnsi="宋体" w:eastAsia="宋体" w:cs="宋体"/>
                 <w:b w:val="0"/>
                 <w:color w:val="000000"/>
                 <w:sz w:val="21"/>
@@ -8802,7 +8858,7 @@
             </w:pPr>
             <w:r>
               <w:rPr>
-                <w:rFonts w:ascii="宋体" w:hAnsi="宋体" w:eastAsia="宋体"/>
+                <w:rFonts w:ascii="宋体" w:hAnsi="宋体" w:eastAsia="宋体" w:cs="宋体"/>
                 <w:b w:val="0"/>
                 <w:color w:val="000000"/>
                 <w:sz w:val="21"/>
@@ -8828,7 +8884,7 @@
             </w:pPr>
             <w:r>
               <w:rPr>
-                <w:rFonts w:ascii="宋体" w:hAnsi="宋体" w:eastAsia="宋体"/>
+                <w:rFonts w:ascii="宋体" w:hAnsi="宋体" w:eastAsia="宋体" w:cs="宋体"/>
                 <w:b w:val="0"/>
                 <w:color w:val="000000"/>
                 <w:sz w:val="21"/>
@@ -8856,7 +8912,7 @@
             </w:pPr>
             <w:r>
               <w:rPr>
-                <w:rFonts w:ascii="宋体" w:hAnsi="宋体" w:eastAsia="宋体"/>
+                <w:rFonts w:ascii="宋体" w:hAnsi="宋体" w:eastAsia="宋体" w:cs="宋体"/>
                 <w:b w:val="0"/>
                 <w:color w:val="000000"/>
                 <w:sz w:val="21"/>
@@ -8882,7 +8938,7 @@
             </w:pPr>
             <w:r>
               <w:rPr>
-                <w:rFonts w:ascii="宋体" w:hAnsi="宋体" w:eastAsia="宋体"/>
+                <w:rFonts w:ascii="宋体" w:hAnsi="宋体" w:eastAsia="宋体" w:cs="宋体"/>
                 <w:b w:val="0"/>
                 <w:color w:val="000000"/>
                 <w:sz w:val="21"/>
@@ -8910,7 +8966,7 @@
             </w:pPr>
             <w:r>
               <w:rPr>
-                <w:rFonts w:ascii="宋体" w:hAnsi="宋体" w:eastAsia="宋体"/>
+                <w:rFonts w:ascii="宋体" w:hAnsi="宋体" w:eastAsia="宋体" w:cs="宋体"/>
                 <w:b w:val="0"/>
                 <w:color w:val="000000"/>
                 <w:sz w:val="21"/>
@@ -8936,7 +8992,7 @@
             </w:pPr>
             <w:r>
               <w:rPr>
-                <w:rFonts w:ascii="宋体" w:hAnsi="宋体" w:eastAsia="宋体"/>
+                <w:rFonts w:ascii="宋体" w:hAnsi="宋体" w:eastAsia="宋体" w:cs="宋体"/>
                 <w:b w:val="0"/>
                 <w:color w:val="000000"/>
                 <w:sz w:val="21"/>
@@ -8978,7 +9034,7 @@
             </w:pPr>
             <w:r>
               <w:rPr>
-                <w:rFonts w:ascii="宋体" w:hAnsi="宋体" w:eastAsia="宋体"/>
+                <w:rFonts w:ascii="宋体" w:hAnsi="宋体" w:eastAsia="宋体" w:cs="宋体"/>
                 <w:b/>
                 <w:color w:val="000000"/>
                 <w:sz w:val="21"/>
@@ -9005,7 +9061,7 @@
             </w:pPr>
             <w:r>
               <w:rPr>
-                <w:rFonts w:ascii="宋体" w:hAnsi="宋体" w:eastAsia="宋体"/>
+                <w:rFonts w:ascii="宋体" w:hAnsi="宋体" w:eastAsia="宋体" w:cs="宋体"/>
                 <w:b/>
                 <w:color w:val="000000"/>
                 <w:sz w:val="21"/>
@@ -9033,7 +9089,7 @@
             </w:pPr>
             <w:r>
               <w:rPr>
-                <w:rFonts w:ascii="宋体" w:hAnsi="宋体" w:eastAsia="宋体"/>
+                <w:rFonts w:ascii="宋体" w:hAnsi="宋体" w:eastAsia="宋体" w:cs="宋体"/>
                 <w:b w:val="0"/>
                 <w:color w:val="000000"/>
                 <w:sz w:val="21"/>
@@ -9059,7 +9115,7 @@
             </w:pPr>
             <w:r>
               <w:rPr>
-                <w:rFonts w:ascii="宋体" w:hAnsi="宋体" w:eastAsia="宋体"/>
+                <w:rFonts w:ascii="宋体" w:hAnsi="宋体" w:eastAsia="宋体" w:cs="宋体"/>
                 <w:b w:val="0"/>
                 <w:color w:val="000000"/>
                 <w:sz w:val="21"/>
@@ -9087,7 +9143,7 @@
             </w:pPr>
             <w:r>
               <w:rPr>
-                <w:rFonts w:ascii="宋体" w:hAnsi="宋体" w:eastAsia="宋体"/>
+                <w:rFonts w:ascii="宋体" w:hAnsi="宋体" w:eastAsia="宋体" w:cs="宋体"/>
                 <w:b w:val="0"/>
                 <w:color w:val="000000"/>
                 <w:sz w:val="21"/>
@@ -9113,7 +9169,7 @@
             </w:pPr>
             <w:r>
               <w:rPr>
-                <w:rFonts w:ascii="宋体" w:hAnsi="宋体" w:eastAsia="宋体"/>
+                <w:rFonts w:ascii="宋体" w:hAnsi="宋体" w:eastAsia="宋体" w:cs="宋体"/>
                 <w:b w:val="0"/>
                 <w:color w:val="000000"/>
                 <w:sz w:val="21"/>
@@ -9141,7 +9197,7 @@
             </w:pPr>
             <w:r>
               <w:rPr>
-                <w:rFonts w:ascii="宋体" w:hAnsi="宋体" w:eastAsia="宋体"/>
+                <w:rFonts w:ascii="宋体" w:hAnsi="宋体" w:eastAsia="宋体" w:cs="宋体"/>
                 <w:b w:val="0"/>
                 <w:color w:val="000000"/>
                 <w:sz w:val="21"/>
@@ -9167,7 +9223,7 @@
             </w:pPr>
             <w:r>
               <w:rPr>
-                <w:rFonts w:ascii="宋体" w:hAnsi="宋体" w:eastAsia="宋体"/>
+                <w:rFonts w:ascii="宋体" w:hAnsi="宋体" w:eastAsia="宋体" w:cs="宋体"/>
                 <w:b w:val="0"/>
                 <w:color w:val="000000"/>
                 <w:sz w:val="21"/>
@@ -9195,7 +9251,7 @@
             </w:pPr>
             <w:r>
               <w:rPr>
-                <w:rFonts w:ascii="宋体" w:hAnsi="宋体" w:eastAsia="宋体"/>
+                <w:rFonts w:ascii="宋体" w:hAnsi="宋体" w:eastAsia="宋体" w:cs="宋体"/>
                 <w:b w:val="0"/>
                 <w:color w:val="000000"/>
                 <w:sz w:val="21"/>
@@ -9221,7 +9277,7 @@
             </w:pPr>
             <w:r>
               <w:rPr>
-                <w:rFonts w:ascii="宋体" w:hAnsi="宋体" w:eastAsia="宋体"/>
+                <w:rFonts w:ascii="宋体" w:hAnsi="宋体" w:eastAsia="宋体" w:cs="宋体"/>
                 <w:b w:val="0"/>
                 <w:color w:val="000000"/>
                 <w:sz w:val="21"/>
@@ -9249,7 +9305,7 @@
             </w:pPr>
             <w:r>
               <w:rPr>
-                <w:rFonts w:ascii="宋体" w:hAnsi="宋体" w:eastAsia="宋体"/>
+                <w:rFonts w:ascii="宋体" w:hAnsi="宋体" w:eastAsia="宋体" w:cs="宋体"/>
                 <w:b w:val="0"/>
                 <w:color w:val="000000"/>
                 <w:sz w:val="21"/>
@@ -9275,7 +9331,7 @@
             </w:pPr>
             <w:r>
               <w:rPr>
-                <w:rFonts w:ascii="宋体" w:hAnsi="宋体" w:eastAsia="宋体"/>
+                <w:rFonts w:ascii="宋体" w:hAnsi="宋体" w:eastAsia="宋体" w:cs="宋体"/>
                 <w:b w:val="0"/>
                 <w:color w:val="000000"/>
                 <w:sz w:val="21"/>
@@ -9303,7 +9359,7 @@
             </w:pPr>
             <w:r>
               <w:rPr>
-                <w:rFonts w:ascii="宋体" w:hAnsi="宋体" w:eastAsia="宋体"/>
+                <w:rFonts w:ascii="宋体" w:hAnsi="宋体" w:eastAsia="宋体" w:cs="宋体"/>
                 <w:b w:val="0"/>
                 <w:color w:val="000000"/>
                 <w:sz w:val="21"/>
@@ -9329,7 +9385,7 @@
             </w:pPr>
             <w:r>
               <w:rPr>
-                <w:rFonts w:ascii="宋体" w:hAnsi="宋体" w:eastAsia="宋体"/>
+                <w:rFonts w:ascii="宋体" w:hAnsi="宋体" w:eastAsia="宋体" w:cs="宋体"/>
                 <w:b w:val="0"/>
                 <w:color w:val="000000"/>
                 <w:sz w:val="21"/>
@@ -9343,8 +9399,15 @@
     <w:p>
       <w:pPr>
         <w:pStyle w:val="Heading1"/>
+        <w:spacing w:before="320" w:after="160" w:line="264" w:lineRule="auto"/>
       </w:pPr>
       <w:r>
+        <w:rPr>
+          <w:rFonts w:ascii="宋体" w:hAnsi="宋体" w:eastAsia="宋体" w:cs="宋体"/>
+          <w:b/>
+          <w:color w:val="000000"/>
+          <w:sz w:val="32"/>
+        </w:rPr>
         <w:t>9. 项目实现说明</w:t>
       </w:r>
     </w:p>
@@ -9379,7 +9442,7 @@
             </w:pPr>
             <w:r>
               <w:rPr>
-                <w:rFonts w:ascii="宋体" w:hAnsi="宋体" w:eastAsia="宋体"/>
+                <w:rFonts w:ascii="宋体" w:hAnsi="宋体" w:eastAsia="宋体" w:cs="宋体"/>
                 <w:b/>
                 <w:color w:val="000000"/>
                 <w:sz w:val="21"/>
@@ -9406,7 +9469,7 @@
             </w:pPr>
             <w:r>
               <w:rPr>
-                <w:rFonts w:ascii="宋体" w:hAnsi="宋体" w:eastAsia="宋体"/>
+                <w:rFonts w:ascii="宋体" w:hAnsi="宋体" w:eastAsia="宋体" w:cs="宋体"/>
                 <w:b/>
                 <w:color w:val="000000"/>
                 <w:sz w:val="21"/>
@@ -9434,7 +9497,7 @@
             </w:pPr>
             <w:r>
               <w:rPr>
-                <w:rFonts w:ascii="宋体" w:hAnsi="宋体" w:eastAsia="宋体"/>
+                <w:rFonts w:ascii="宋体" w:hAnsi="宋体" w:eastAsia="宋体" w:cs="宋体"/>
                 <w:b w:val="0"/>
                 <w:color w:val="000000"/>
                 <w:sz w:val="21"/>
@@ -9460,7 +9523,7 @@
             </w:pPr>
             <w:r>
               <w:rPr>
-                <w:rFonts w:ascii="宋体" w:hAnsi="宋体" w:eastAsia="宋体"/>
+                <w:rFonts w:ascii="宋体" w:hAnsi="宋体" w:eastAsia="宋体" w:cs="宋体"/>
                 <w:b w:val="0"/>
                 <w:color w:val="000000"/>
                 <w:sz w:val="21"/>
@@ -9488,7 +9551,7 @@
             </w:pPr>
             <w:r>
               <w:rPr>
-                <w:rFonts w:ascii="宋体" w:hAnsi="宋体" w:eastAsia="宋体"/>
+                <w:rFonts w:ascii="宋体" w:hAnsi="宋体" w:eastAsia="宋体" w:cs="宋体"/>
                 <w:b w:val="0"/>
                 <w:color w:val="000000"/>
                 <w:sz w:val="21"/>
@@ -9514,7 +9577,7 @@
             </w:pPr>
             <w:r>
               <w:rPr>
-                <w:rFonts w:ascii="宋体" w:hAnsi="宋体" w:eastAsia="宋体"/>
+                <w:rFonts w:ascii="宋体" w:hAnsi="宋体" w:eastAsia="宋体" w:cs="宋体"/>
                 <w:b w:val="0"/>
                 <w:color w:val="000000"/>
                 <w:sz w:val="21"/>
@@ -9542,7 +9605,7 @@
             </w:pPr>
             <w:r>
               <w:rPr>
-                <w:rFonts w:ascii="宋体" w:hAnsi="宋体" w:eastAsia="宋体"/>
+                <w:rFonts w:ascii="宋体" w:hAnsi="宋体" w:eastAsia="宋体" w:cs="宋体"/>
                 <w:b w:val="0"/>
                 <w:color w:val="000000"/>
                 <w:sz w:val="21"/>
@@ -9568,7 +9631,7 @@
             </w:pPr>
             <w:r>
               <w:rPr>
-                <w:rFonts w:ascii="宋体" w:hAnsi="宋体" w:eastAsia="宋体"/>
+                <w:rFonts w:ascii="宋体" w:hAnsi="宋体" w:eastAsia="宋体" w:cs="宋体"/>
                 <w:b w:val="0"/>
                 <w:color w:val="000000"/>
                 <w:sz w:val="21"/>
@@ -9596,7 +9659,7 @@
             </w:pPr>
             <w:r>
               <w:rPr>
-                <w:rFonts w:ascii="宋体" w:hAnsi="宋体" w:eastAsia="宋体"/>
+                <w:rFonts w:ascii="宋体" w:hAnsi="宋体" w:eastAsia="宋体" w:cs="宋体"/>
                 <w:b w:val="0"/>
                 <w:color w:val="000000"/>
                 <w:sz w:val="21"/>
@@ -9622,7 +9685,7 @@
             </w:pPr>
             <w:r>
               <w:rPr>
-                <w:rFonts w:ascii="宋体" w:hAnsi="宋体" w:eastAsia="宋体"/>
+                <w:rFonts w:ascii="宋体" w:hAnsi="宋体" w:eastAsia="宋体" w:cs="宋体"/>
                 <w:b w:val="0"/>
                 <w:color w:val="000000"/>
                 <w:sz w:val="21"/>
@@ -9650,7 +9713,7 @@
             </w:pPr>
             <w:r>
               <w:rPr>
-                <w:rFonts w:ascii="宋体" w:hAnsi="宋体" w:eastAsia="宋体"/>
+                <w:rFonts w:ascii="宋体" w:hAnsi="宋体" w:eastAsia="宋体" w:cs="宋体"/>
                 <w:b w:val="0"/>
                 <w:color w:val="000000"/>
                 <w:sz w:val="21"/>
@@ -9676,7 +9739,7 @@
             </w:pPr>
             <w:r>
               <w:rPr>
-                <w:rFonts w:ascii="宋体" w:hAnsi="宋体" w:eastAsia="宋体"/>
+                <w:rFonts w:ascii="宋体" w:hAnsi="宋体" w:eastAsia="宋体" w:cs="宋体"/>
                 <w:b w:val="0"/>
                 <w:color w:val="000000"/>
                 <w:sz w:val="21"/>
@@ -9690,8 +9753,15 @@
     <w:p>
       <w:pPr>
         <w:pStyle w:val="Heading1"/>
+        <w:spacing w:before="320" w:after="160" w:line="264" w:lineRule="auto"/>
       </w:pPr>
       <w:r>
+        <w:rPr>
+          <w:rFonts w:ascii="宋体" w:hAnsi="宋体" w:eastAsia="宋体" w:cs="宋体"/>
+          <w:b/>
+          <w:color w:val="000000"/>
+          <w:sz w:val="32"/>
+        </w:rPr>
         <w:t>10. 局限性与改进方向</w:t>
       </w:r>
     </w:p>
@@ -9702,7 +9772,7 @@
       </w:pPr>
       <w:r>
         <w:rPr>
-          <w:rFonts w:ascii="宋体" w:hAnsi="宋体" w:eastAsia="宋体"/>
+          <w:rFonts w:ascii="宋体" w:hAnsi="宋体" w:eastAsia="宋体" w:cs="宋体"/>
           <w:b w:val="0"/>
           <w:color w:val="000000"/>
           <w:sz w:val="21"/>
@@ -9717,7 +9787,7 @@
       </w:pPr>
       <w:r>
         <w:rPr>
-          <w:rFonts w:ascii="宋体" w:hAnsi="宋体" w:eastAsia="宋体"/>
+          <w:rFonts w:ascii="宋体" w:hAnsi="宋体" w:eastAsia="宋体" w:cs="宋体"/>
           <w:b w:val="0"/>
           <w:color w:val="000000"/>
           <w:sz w:val="21"/>
@@ -9732,7 +9802,7 @@
       </w:pPr>
       <w:r>
         <w:rPr>
-          <w:rFonts w:ascii="宋体" w:hAnsi="宋体" w:eastAsia="宋体"/>
+          <w:rFonts w:ascii="宋体" w:hAnsi="宋体" w:eastAsia="宋体" w:cs="宋体"/>
           <w:b w:val="0"/>
           <w:color w:val="000000"/>
           <w:sz w:val="21"/>
@@ -9747,7 +9817,7 @@
       </w:pPr>
       <w:r>
         <w:rPr>
-          <w:rFonts w:ascii="宋体" w:hAnsi="宋体" w:eastAsia="宋体"/>
+          <w:rFonts w:ascii="宋体" w:hAnsi="宋体" w:eastAsia="宋体" w:cs="宋体"/>
           <w:b w:val="0"/>
           <w:color w:val="000000"/>
           <w:sz w:val="21"/>
@@ -9762,7 +9832,7 @@
       </w:pPr>
       <w:r>
         <w:rPr>
-          <w:rFonts w:ascii="宋体" w:hAnsi="宋体" w:eastAsia="宋体"/>
+          <w:rFonts w:ascii="宋体" w:hAnsi="宋体" w:eastAsia="宋体" w:cs="宋体"/>
           <w:b w:val="0"/>
           <w:color w:val="000000"/>
           <w:sz w:val="21"/>
@@ -9789,7 +9859,7 @@
     </w:pPr>
     <w:r>
       <w:rPr>
-        <w:rFonts w:ascii="宋体" w:hAnsi="宋体" w:eastAsia="宋体"/>
+        <w:rFonts w:ascii="宋体" w:hAnsi="宋体" w:eastAsia="宋体" w:cs="宋体"/>
         <w:b w:val="0"/>
         <w:color w:val="000000"/>
         <w:sz w:val="18"/>
@@ -9803,7 +9873,7 @@
     </w:r>
     <w:r>
       <w:rPr>
-        <w:rFonts w:ascii="宋体" w:hAnsi="宋体" w:eastAsia="宋体"/>
+        <w:rFonts w:ascii="宋体" w:hAnsi="宋体" w:eastAsia="宋体" w:cs="宋体"/>
         <w:b w:val="0"/>
         <w:color w:val="000000"/>
         <w:sz w:val="18"/>
@@ -10181,7 +10251,7 @@
       <w:spacing w:before="0" w:after="120" w:line="264" w:lineRule="auto"/>
     </w:pPr>
     <w:rPr>
-      <w:rFonts w:ascii="宋体" w:hAnsi="宋体" w:eastAsia="宋体"/>
+      <w:rFonts w:ascii="宋体" w:hAnsi="宋体" w:eastAsia="宋体" w:cs="宋体"/>
       <w:b w:val="0"/>
       <w:color w:val="000000"/>
       <w:sz w:val="22"/>
@@ -10246,7 +10316,7 @@
       <w:outlineLvl w:val="0"/>
     </w:pPr>
     <w:rPr>
-      <w:rFonts w:asciiTheme="majorHAnsi" w:eastAsiaTheme="majorEastAsia" w:hAnsiTheme="majorHAnsi" w:cstheme="majorBidi" w:ascii="宋体" w:hAnsi="宋体" w:eastAsia="宋体"/>
+      <w:rFonts w:ascii="宋体" w:hAnsi="宋体" w:eastAsia="宋体" w:cs="宋体"/>
       <w:b/>
       <w:bCs/>
       <w:color w:val="000000"/>
@@ -10270,7 +10340,7 @@
       <w:outlineLvl w:val="1"/>
     </w:pPr>
     <w:rPr>
-      <w:rFonts w:asciiTheme="majorHAnsi" w:eastAsiaTheme="majorEastAsia" w:hAnsiTheme="majorHAnsi" w:cstheme="majorBidi" w:ascii="宋体" w:hAnsi="宋体" w:eastAsia="宋体"/>
+      <w:rFonts w:ascii="宋体" w:hAnsi="宋体" w:eastAsia="宋体" w:cs="宋体"/>
       <w:b/>
       <w:bCs/>
       <w:color w:val="000000"/>
@@ -10294,7 +10364,7 @@
       <w:outlineLvl w:val="2"/>
     </w:pPr>
     <w:rPr>
-      <w:rFonts w:asciiTheme="majorHAnsi" w:eastAsiaTheme="majorEastAsia" w:hAnsiTheme="majorHAnsi" w:cstheme="majorBidi" w:ascii="宋体" w:hAnsi="宋体" w:eastAsia="宋体"/>
+      <w:rFonts w:ascii="宋体" w:hAnsi="宋体" w:eastAsia="宋体" w:cs="宋体"/>
       <w:b/>
       <w:bCs/>
       <w:color w:val="000000"/>
